--- a/docs/AFC_UIUX_Functional_Screen_Inventory.docx
+++ b/docs/AFC_UIUX_Functional_Screen_Inventory.docx
@@ -171,6 +171,19 @@
         <w:spacing w:after="90"/>
       </w:pPr>
       <w:r>
+        <w:t xml:space="preserve">Module 0: Contact Centre Console — Contact Centre Agent</w:t>
+      </w:r>
+    </w:p>
+    <w:p>
+      <w:pPr>
+        <w:pStyle w:val="ListParagraph"/>
+        <w:numPr>
+          <w:ilvl w:val="0"/>
+          <w:numId w:val="2"/>
+        </w:numPr>
+        <w:spacing w:after="90"/>
+      </w:pPr>
+      <w:r>
         <w:t xml:space="preserve">Module 1: Dispatch Console — Emergency Dispatcher, Scheduling Dispatcher, Duty Supervisor</w:t>
       </w:r>
     </w:p>
@@ -236,7 +249,7 @@
         <w:spacing w:after="90"/>
       </w:pPr>
       <w:r>
-        <w:t xml:space="preserve">Module 6: Compliance and Governance — Compliance/Clinical Quality Officer</w:t>
+        <w:t xml:space="preserve">Module 6: Compliance and Governance — Compliance/Clinical Quality Officer, Medical Director/QA, Clinical Safety Officer</w:t>
       </w:r>
     </w:p>
     <w:p>
@@ -710,7 +723,419 @@
         <w:pStyle w:val="Heading2"/>
       </w:pPr>
       <w:r>
-        <w:t xml:space="preserve">S.5 Not Found / Invalid Record Reference</w:t>
+        <w:t xml:space="preserve">S.5 Device Permission Requests (Mobile Apps)</w:t>
+      </w:r>
+    </w:p>
+    <w:p>
+      <w:pPr>
+        <w:pStyle w:val="ListParagraph"/>
+        <w:numPr>
+          <w:ilvl w:val="0"/>
+          <w:numId w:val="2"/>
+        </w:numPr>
+        <w:spacing w:after="90"/>
+      </w:pPr>
+      <w:r>
+        <w:t xml:space="preserve">Applies to: the Patient App and Field Staff App wherever a device capability is genuinely needed — this is not a single screen but a repeatable pattern used at the specific moment each permission is actually required, never requested en masse at first launch.</w:t>
+      </w:r>
+    </w:p>
+    <w:p>
+      <w:pPr>
+        <w:pStyle w:val="ListParagraph"/>
+        <w:numPr>
+          <w:ilvl w:val="0"/>
+          <w:numId w:val="2"/>
+        </w:numPr>
+        <w:spacing w:after="90"/>
+      </w:pPr>
+      <w:r>
+        <w:t xml:space="preserve">Purpose: Request exactly the device capability a specific action needs, with a plain-language reason shown before the OS-level permission dialog fires, so a user understands why before being asked, rather than seeing an unexplained system prompt.</w:t>
+      </w:r>
+    </w:p>
+    <w:p>
+      <w:pPr>
+        <w:pStyle w:val="ListParagraph"/>
+        <w:numPr>
+          <w:ilvl w:val="0"/>
+          <w:numId w:val="2"/>
+        </w:numPr>
+        <w:spacing w:after="90"/>
+      </w:pPr>
+      <w:r>
+        <w:t xml:space="preserve">Permissions covered and where each is actually requested:</w:t>
+      </w:r>
+    </w:p>
+    <w:p>
+      <w:pPr>
+        <w:pStyle w:val="ListParagraph"/>
+        <w:numPr>
+          <w:ilvl w:val="0"/>
+          <w:numId w:val="2"/>
+        </w:numPr>
+        <w:spacing w:after="90"/>
+      </w:pPr>
+      <w:r>
+        <w:rPr>
+          <w:b/>
+          <w:bCs/>
+        </w:rPr>
+        <w:t xml:space="preserve">Location</w:t>
+      </w:r>
+      <w:r>
+        <w:t xml:space="preserve"> — requested at first use of the Emergency SOS Trigger (to pinpoint the patient), the Field Staff App's Navigation/Map screen (to route the provider), and Ambulance Crew's live GPS tracking (continuous, requested at Shift Start/Go Online, not per-job).</w:t>
+      </w:r>
+    </w:p>
+    <w:p>
+      <w:pPr>
+        <w:pStyle w:val="ListParagraph"/>
+        <w:numPr>
+          <w:ilvl w:val="0"/>
+          <w:numId w:val="2"/>
+        </w:numPr>
+        <w:spacing w:after="90"/>
+      </w:pPr>
+      <w:r>
+        <w:rPr>
+          <w:b/>
+          <w:bCs/>
+        </w:rPr>
+        <w:t xml:space="preserve">Camera</w:t>
+      </w:r>
+      <w:r>
+        <w:t xml:space="preserve"> — requested at first use of ID Scan during Registration or Patient Identity Verification, wound-care photo documentation in Clinical Documentation, and prescription-photo upload in Book Medication Delivery.</w:t>
+      </w:r>
+    </w:p>
+    <w:p>
+      <w:pPr>
+        <w:pStyle w:val="ListParagraph"/>
+        <w:numPr>
+          <w:ilvl w:val="0"/>
+          <w:numId w:val="2"/>
+        </w:numPr>
+        <w:spacing w:after="90"/>
+      </w:pPr>
+      <w:r>
+        <w:rPr>
+          <w:b/>
+          <w:bCs/>
+        </w:rPr>
+        <w:t xml:space="preserve">Microphone</w:t>
+      </w:r>
+      <w:r>
+        <w:t xml:space="preserve"> — requested at first use of voice-to-text dictation in Clinical Documentation; never requested for a role that doesn't use dictation.</w:t>
+      </w:r>
+    </w:p>
+    <w:p>
+      <w:pPr>
+        <w:pStyle w:val="ListParagraph"/>
+        <w:numPr>
+          <w:ilvl w:val="0"/>
+          <w:numId w:val="2"/>
+        </w:numPr>
+        <w:spacing w:after="90"/>
+      </w:pPr>
+      <w:r>
+        <w:rPr>
+          <w:b/>
+          <w:bCs/>
+        </w:rPr>
+        <w:t xml:space="preserve">Push notifications</w:t>
+      </w:r>
+      <w:r>
+        <w:t xml:space="preserve"> — requested once, early (typically right after Registration/Login), covering the Notifications Center and Escalation/Alert Inbox equivalents; never re-requested repeatedly if declined, per platform notification norms.</w:t>
+      </w:r>
+    </w:p>
+    <w:p>
+      <w:pPr>
+        <w:pStyle w:val="ListParagraph"/>
+        <w:numPr>
+          <w:ilvl w:val="0"/>
+          <w:numId w:val="2"/>
+        </w:numPr>
+        <w:spacing w:after="90"/>
+      </w:pPr>
+      <w:r>
+        <w:rPr>
+          <w:b/>
+          <w:bCs/>
+        </w:rPr>
+        <w:t xml:space="preserve">Biometric (Face/Fingerprint)</w:t>
+      </w:r>
+      <w:r>
+        <w:t xml:space="preserve"> — requested only when a user opts in to the biometric-login toggle on Login or Account Settings, never on first launch by default.</w:t>
+      </w:r>
+    </w:p>
+    <w:p>
+      <w:pPr>
+        <w:pStyle w:val="ListParagraph"/>
+        <w:numPr>
+          <w:ilvl w:val="0"/>
+          <w:numId w:val="2"/>
+        </w:numPr>
+        <w:spacing w:after="90"/>
+      </w:pPr>
+      <w:r>
+        <w:t xml:space="preserve">Key information displayed: A brief, specific rationale for the permission ("AFC needs your location to send help to the right place") shown immediately before the OS prompt; if previously denied, a message explaining what's now unavailable and a deep link to the device's own app-settings screen to change it, since an app cannot re-trigger a denied OS permission dialog directly.</w:t>
+      </w:r>
+    </w:p>
+    <w:p>
+      <w:pPr>
+        <w:pStyle w:val="ListParagraph"/>
+        <w:numPr>
+          <w:ilvl w:val="0"/>
+          <w:numId w:val="2"/>
+        </w:numPr>
+        <w:spacing w:after="90"/>
+      </w:pPr>
+      <w:r>
+        <w:t xml:space="preserve">Actions: Allow / Don't Allow (the OS-level dialog itself, not an app-drawn one); "Open Settings" (app-drawn, shown after a denial when the user later returns to the action that needs it).</w:t>
+      </w:r>
+    </w:p>
+    <w:p>
+      <w:pPr>
+        <w:pStyle w:val="ListParagraph"/>
+        <w:numPr>
+          <w:ilvl w:val="0"/>
+          <w:numId w:val="2"/>
+        </w:numPr>
+        <w:spacing w:after="90"/>
+      </w:pPr>
+      <w:r>
+        <w:t xml:space="preserve">Navigation: From: the specific screen/action that first needs the capability. To: back to that same screen/action, either proceeding (granted) or with the feature's specific fallback behavior (denied) — never a dead end.</w:t>
+      </w:r>
+    </w:p>
+    <w:p>
+      <w:pPr>
+        <w:pStyle w:val="ListParagraph"/>
+        <w:numPr>
+          <w:ilvl w:val="0"/>
+          <w:numId w:val="2"/>
+        </w:numPr>
+        <w:spacing w:after="90"/>
+      </w:pPr>
+      <w:r>
+        <w:t xml:space="preserve">Validation/errors: A denied permission never crashes or blanks the triggering screen; each capability has a defined fallback: denied Location on SOS Trigger prompts manual address entry instead of blocking the emergency request entirely; denied Camera on ID Scan falls back to the verbal/manual identity-verification path already defined on that screen; denied Microphone simply removes the dictation option, leaving manual text entry; denied Push Notifications means the Notifications Center becomes the only way to see alerts, with an in-app banner noting this rather than the user wondering why they stopped getting notified.</w:t>
+      </w:r>
+    </w:p>
+    <w:p>
+      <w:r>
+        <w:br w:type="page"/>
+      </w:r>
+    </w:p>
+    <w:p>
+      <w:pPr>
+        <w:pStyle w:val="Heading2"/>
+      </w:pPr>
+      <w:r>
+        <w:t xml:space="preserve">S.6 Staff Account Settings and Profile</w:t>
+      </w:r>
+    </w:p>
+    <w:p>
+      <w:pPr>
+        <w:pStyle w:val="ListParagraph"/>
+        <w:numPr>
+          <w:ilvl w:val="0"/>
+          <w:numId w:val="2"/>
+        </w:numPr>
+        <w:spacing w:after="90"/>
+      </w:pPr>
+      <w:r>
+        <w:t xml:space="preserve">Applies to: every internal, AFC-employed role across the Field Staff App and all eight web platform modules — Home Doctor, Nurse, Home Health Aide, Pharmacist, Ambulance Crew, Phone Consultation Clinician, Contact Centre Agent, Emergency Dispatcher, Scheduling Dispatcher, Duty Supervisor, Fleet Manager, Finance/Billing Officer, Finance Manager, Membership and Customer Success Agent/Lead, Compliance/Clinical Quality Officer, Medical Director/QA, Clinical Safety Officer, IT/System Administrator, Operations Manager, Executive. Every one of these roles reaches the same underlying screen, scoped to their own account only.</w:t>
+      </w:r>
+    </w:p>
+    <w:p>
+      <w:pPr>
+        <w:pStyle w:val="ListParagraph"/>
+        <w:numPr>
+          <w:ilvl w:val="0"/>
+          <w:numId w:val="2"/>
+        </w:numPr>
+        <w:spacing w:after="90"/>
+      </w:pPr>
+      <w:r>
+        <w:t xml:space="preserve">Purpose: Give every staff member, regardless of role, a place to manage their own account — the gap this specification previously left unaddressed while defining a detailed Account Settings screen for the Patient App but nothing equivalent for any internal role.</w:t>
+      </w:r>
+    </w:p>
+    <w:p>
+      <w:pPr>
+        <w:pStyle w:val="ListParagraph"/>
+        <w:numPr>
+          <w:ilvl w:val="0"/>
+          <w:numId w:val="2"/>
+        </w:numPr>
+        <w:spacing w:after="90"/>
+      </w:pPr>
+      <w:r>
+        <w:t xml:space="preserve">Key information displayed: Profile fields (name, contact details, photo); current role(s) and module access (read-only — changing this is IT Administration's Role Assignment screen, not self-service); notification preferences; MFA enrollment status with a link to the MFA Enrollment screen (S.8) if not yet set up; password-change option; active-session list with the ability to sign out other sessions.</w:t>
+      </w:r>
+    </w:p>
+    <w:p>
+      <w:pPr>
+        <w:pStyle w:val="ListParagraph"/>
+        <w:numPr>
+          <w:ilvl w:val="0"/>
+          <w:numId w:val="2"/>
+        </w:numPr>
+        <w:spacing w:after="90"/>
+      </w:pPr>
+      <w:r>
+        <w:t xml:space="preserve">Actions: Edit contact details; set notification preferences; change password; enroll in or reconfigure MFA (routes to S.8); sign out a specific other active session; sign out everywhere.</w:t>
+      </w:r>
+    </w:p>
+    <w:p>
+      <w:pPr>
+        <w:pStyle w:val="ListParagraph"/>
+        <w:numPr>
+          <w:ilvl w:val="0"/>
+          <w:numId w:val="2"/>
+        </w:numPr>
+        <w:spacing w:after="90"/>
+      </w:pPr>
+      <w:r>
+        <w:t xml:space="preserve">Navigation: From: a persistent account/profile entry point present in every module's platform shell and in the Field Staff App's menu. To: MFA Enrollment (S.8) if not yet configured; Login, on sign-out.</w:t>
+      </w:r>
+    </w:p>
+    <w:p>
+      <w:pPr>
+        <w:pStyle w:val="ListParagraph"/>
+        <w:numPr>
+          <w:ilvl w:val="0"/>
+          <w:numId w:val="2"/>
+        </w:numPr>
+        <w:spacing w:after="90"/>
+      </w:pPr>
+      <w:r>
+        <w:t xml:space="preserve">Validation/errors: Password change requires the current password; MFA cannot be disabled entirely for a role where it's mandatory (per Appendix D of the Enterprise Platform Specification) — a staff member can reconfigure their MFA method but not turn it off.</w:t>
+      </w:r>
+    </w:p>
+    <w:p>
+      <w:pPr>
+        <w:pStyle w:val="ListParagraph"/>
+        <w:numPr>
+          <w:ilvl w:val="0"/>
+          <w:numId w:val="2"/>
+        </w:numPr>
+        <w:spacing w:after="90"/>
+      </w:pPr>
+      <w:r>
+        <w:t xml:space="preserve">Empty state: Not applicable — every account has a profile.</w:t>
+      </w:r>
+    </w:p>
+    <w:p>
+      <w:r>
+        <w:br w:type="page"/>
+      </w:r>
+    </w:p>
+    <w:p>
+      <w:pPr>
+        <w:pStyle w:val="Heading2"/>
+      </w:pPr>
+      <w:r>
+        <w:t xml:space="preserve">S.7 MFA Enrollment</w:t>
+      </w:r>
+    </w:p>
+    <w:p>
+      <w:pPr>
+        <w:pStyle w:val="ListParagraph"/>
+        <w:numPr>
+          <w:ilvl w:val="0"/>
+          <w:numId w:val="2"/>
+        </w:numPr>
+        <w:spacing w:after="90"/>
+      </w:pPr>
+      <w:r>
+        <w:t xml:space="preserve">Applies to: every internal staff role listed in S.7, mandatory at first login with no skip option, consistent with the non-negotiable engineering standard already established for this platform.</w:t>
+      </w:r>
+    </w:p>
+    <w:p>
+      <w:pPr>
+        <w:pStyle w:val="ListParagraph"/>
+        <w:numPr>
+          <w:ilvl w:val="0"/>
+          <w:numId w:val="2"/>
+        </w:numPr>
+        <w:spacing w:after="90"/>
+      </w:pPr>
+      <w:r>
+        <w:t xml:space="preserve">Purpose: Walk a staff member through setting up multi-factor authentication before they can reach any other screen — the missing screen behind a requirement that was previously stated as a rule but never given a UI moment anywhere in this inventory.</w:t>
+      </w:r>
+    </w:p>
+    <w:p>
+      <w:pPr>
+        <w:pStyle w:val="ListParagraph"/>
+        <w:numPr>
+          <w:ilvl w:val="0"/>
+          <w:numId w:val="2"/>
+        </w:numPr>
+        <w:spacing w:after="90"/>
+      </w:pPr>
+      <w:r>
+        <w:t xml:space="preserve">Key information displayed: Method selection (authenticator app preferred; SMS-based code as the documented fallback only, given its weaker security profile); a QR code or manual setup key for an authenticator app; a verification-code entry field to confirm the method works before enrollment completes.</w:t>
+      </w:r>
+    </w:p>
+    <w:p>
+      <w:pPr>
+        <w:pStyle w:val="ListParagraph"/>
+        <w:numPr>
+          <w:ilvl w:val="0"/>
+          <w:numId w:val="2"/>
+        </w:numPr>
+        <w:spacing w:after="90"/>
+      </w:pPr>
+      <w:r>
+        <w:t xml:space="preserve">Actions: Select method; scan QR code or enter setup key; enter verification code to confirm; complete enrollment; (later, from S.7) reconfigure method or regenerate backup codes.</w:t>
+      </w:r>
+    </w:p>
+    <w:p>
+      <w:pPr>
+        <w:pStyle w:val="ListParagraph"/>
+        <w:numPr>
+          <w:ilvl w:val="0"/>
+          <w:numId w:val="2"/>
+        </w:numPr>
+        <w:spacing w:after="90"/>
+      </w:pPr>
+      <w:r>
+        <w:t xml:space="preserve">Navigation: From: first login (mandatory, blocking) or Staff Account Settings (S.7, to reconfigure later). To: the role's normal landing screen (Shift Start for Field Staff, module home for web platform roles) once enrollment completes.</w:t>
+      </w:r>
+    </w:p>
+    <w:p>
+      <w:pPr>
+        <w:pStyle w:val="ListParagraph"/>
+        <w:numPr>
+          <w:ilvl w:val="0"/>
+          <w:numId w:val="2"/>
+        </w:numPr>
+        <w:spacing w:after="90"/>
+      </w:pPr>
+      <w:r>
+        <w:t xml:space="preserve">Validation/errors: Cannot proceed past this screen on first login without completing enrollment; incorrect verification code during setup does not lock the account, only prompts retry; a lost-device recovery path uses pre-generated backup codes (shown once, at enrollment, with an explicit "save these now" prompt) rather than a weaker fallback that would undermine the control's purpose.</w:t>
+      </w:r>
+    </w:p>
+    <w:p>
+      <w:pPr>
+        <w:pStyle w:val="ListParagraph"/>
+        <w:numPr>
+          <w:ilvl w:val="0"/>
+          <w:numId w:val="2"/>
+        </w:numPr>
+        <w:spacing w:after="90"/>
+      </w:pPr>
+      <w:r>
+        <w:t xml:space="preserve">Empty state: Not applicable — a mandatory one-time setup flow.</w:t>
+      </w:r>
+    </w:p>
+    <w:p>
+      <w:r>
+        <w:br w:type="page"/>
+      </w:r>
+    </w:p>
+    <w:p>
+      <w:pPr>
+        <w:pStyle w:val="Heading2"/>
+      </w:pPr>
+      <w:r>
+        <w:t xml:space="preserve">S.8 Not Found / Invalid Record Reference</w:t>
       </w:r>
     </w:p>
     <w:p>
@@ -4962,7 +5387,7 @@
         <w:spacing w:after="90"/>
       </w:pPr>
       <w:r>
-        <w:t xml:space="preserve">Navigation: From: Shift Start/Job List menu. To: payout-detail expansion (same screen), own Dispute Case status.</w:t>
+        <w:t xml:space="preserve">Navigation: From: Shift Start/Job List menu. To: payout-detail expansion (same screen), own Dispute Case status; My Performance and Ratings (18).</w:t>
       </w:r>
     </w:p>
     <w:p>
@@ -4989,6 +5414,110 @@
       </w:pPr>
       <w:r>
         <w:t xml:space="preserve">Empty state: "No completed jobs this period" for a period with no activity — distinguished from "No Compensation Profile on file," which is instead surfaced as a blocking notice at Shift Start (screen 2), so a provider never mistakes a missing pay setup for simply having had a quiet period.</w:t>
+      </w:r>
+    </w:p>
+    <w:p>
+      <w:r>
+        <w:br w:type="page"/>
+      </w:r>
+    </w:p>
+    <w:p>
+      <w:pPr>
+        <w:pStyle w:val="Heading2"/>
+      </w:pPr>
+      <w:r>
+        <w:t xml:space="preserve">18. My Performance and Ratings</w:t>
+      </w:r>
+    </w:p>
+    <w:p>
+      <w:pPr>
+        <w:pStyle w:val="ListParagraph"/>
+        <w:numPr>
+          <w:ilvl w:val="0"/>
+          <w:numId w:val="2"/>
+        </w:numPr>
+        <w:spacing w:after="90"/>
+      </w:pPr>
+      <w:r>
+        <w:t xml:space="preserve">Role(s): All field roles, each scoped strictly to their own data — patients rate a visit/booking (Patient App screen 19), and this is where the provider who delivered it sees the result.</w:t>
+      </w:r>
+    </w:p>
+    <w:p>
+      <w:pPr>
+        <w:pStyle w:val="ListParagraph"/>
+        <w:numPr>
+          <w:ilvl w:val="0"/>
+          <w:numId w:val="2"/>
+        </w:numPr>
+        <w:spacing w:after="90"/>
+      </w:pPr>
+      <w:r>
+        <w:t xml:space="preserve">Purpose: Let a provider see their own patient-satisfaction rating trend and any written feedback, closing the loop on the rating a patient leaves after a completed visit — until now, patient ratings existed with no provider-facing counterpart anywhere in the inventory.</w:t>
+      </w:r>
+    </w:p>
+    <w:p>
+      <w:pPr>
+        <w:pStyle w:val="ListParagraph"/>
+        <w:numPr>
+          <w:ilvl w:val="0"/>
+          <w:numId w:val="2"/>
+        </w:numPr>
+        <w:spacing w:after="90"/>
+      </w:pPr>
+      <w:r>
+        <w:t xml:space="preserve">Key information displayed: Overall rating average and trend over time; individual rating/feedback entries per completed job, anonymized to the extent the underlying feedback allows (a provider sees what was said about their own visit, not the patient's other activity); any coaching note a Medical Director/QA or Duty Supervisor has attached to a specific low rating, per the sampling/quality-review processes defined elsewhere.</w:t>
+      </w:r>
+    </w:p>
+    <w:p>
+      <w:pPr>
+        <w:pStyle w:val="ListParagraph"/>
+        <w:numPr>
+          <w:ilvl w:val="0"/>
+          <w:numId w:val="2"/>
+        </w:numPr>
+        <w:spacing w:after="90"/>
+      </w:pPr>
+      <w:r>
+        <w:t xml:space="preserve">Actions: Filter by date range; view a specific rated job's detail (read-only, same underlying record as the Job Closeout summary); acknowledge a coaching note.</w:t>
+      </w:r>
+    </w:p>
+    <w:p>
+      <w:pPr>
+        <w:pStyle w:val="ListParagraph"/>
+        <w:numPr>
+          <w:ilvl w:val="0"/>
+          <w:numId w:val="2"/>
+        </w:numPr>
+        <w:spacing w:after="90"/>
+      </w:pPr>
+      <w:r>
+        <w:t xml:space="preserve">Navigation: From: My Earnings (17) or Job List menu. To: the underlying Job Detail/closeout record (read-only).</w:t>
+      </w:r>
+    </w:p>
+    <w:p>
+      <w:pPr>
+        <w:pStyle w:val="ListParagraph"/>
+        <w:numPr>
+          <w:ilvl w:val="0"/>
+          <w:numId w:val="2"/>
+        </w:numPr>
+        <w:spacing w:after="90"/>
+      </w:pPr>
+      <w:r>
+        <w:t xml:space="preserve">Validation/errors: By design, no UI path exists anywhere in the app to view another provider's ratings, mirroring the same strict self-only scope as My Earnings.</w:t>
+      </w:r>
+    </w:p>
+    <w:p>
+      <w:pPr>
+        <w:pStyle w:val="ListParagraph"/>
+        <w:numPr>
+          <w:ilvl w:val="0"/>
+          <w:numId w:val="2"/>
+        </w:numPr>
+        <w:spacing w:after="90"/>
+      </w:pPr>
+      <w:r>
+        <w:t xml:space="preserve">Empty state: "No ratings yet" for a provider with no completed, rated jobs in the selected period.</w:t>
       </w:r>
     </w:p>
     <w:p>
@@ -5023,7 +5552,7 @@
           <w:sz w:val="38"/>
           <w:szCs w:val="38"/>
         </w:rPr>
-        <w:t xml:space="preserve">Dispatch, Fleet &amp; Facility Partner</w:t>
+        <w:t xml:space="preserve">Contact Centre, Dispatch, Fleet &amp; Facility Partner</w:t>
       </w:r>
     </w:p>
     <w:p>
@@ -5038,7 +5567,444 @@
           <w:sz w:val="24"/>
           <w:szCs w:val="24"/>
         </w:rPr>
-        <w:t xml:space="preserve">Live emergency and scheduling dispatch, fleet readiness, and the external facility referral portal</w:t>
+        <w:t xml:space="preserve">Phone-channel intake, live emergency and scheduling dispatch, fleet readiness, and the external facility referral portal</w:t>
+      </w:r>
+    </w:p>
+    <w:p>
+      <w:r>
+        <w:br w:type="page"/>
+      </w:r>
+    </w:p>
+    <w:p>
+      <w:pPr>
+        <w:pStyle w:val="Heading1"/>
+      </w:pPr>
+      <w:r>
+        <w:t xml:space="preserve">Module 0: Contact Centre Console</w:t>
+      </w:r>
+    </w:p>
+    <w:p>
+      <w:pPr>
+        <w:spacing w:after="160"/>
+      </w:pPr>
+      <w:r>
+        <w:t xml:space="preserve">Used by Contact Centre Agent — a role named throughout this specification with real permissions (creating and amending Bookings and SOS Requests on a patient's behalf, viewing invoice status) but, until now, no screens of its own anywhere in this inventory.</w:t>
+      </w:r>
+    </w:p>
+    <w:p>
+      <w:r>
+        <w:br w:type="page"/>
+      </w:r>
+    </w:p>
+    <w:p>
+      <w:pPr>
+        <w:pStyle w:val="Heading2"/>
+      </w:pPr>
+      <w:r>
+        <w:t xml:space="preserve">0.1 Call Intake Screen</w:t>
+      </w:r>
+    </w:p>
+    <w:p>
+      <w:pPr>
+        <w:pStyle w:val="ListParagraph"/>
+        <w:numPr>
+          <w:ilvl w:val="0"/>
+          <w:numId w:val="2"/>
+        </w:numPr>
+        <w:spacing w:after="90"/>
+      </w:pPr>
+      <w:r>
+        <w:t xml:space="preserve">Role(s): Contact Centre Agent</w:t>
+      </w:r>
+    </w:p>
+    <w:p>
+      <w:pPr>
+        <w:pStyle w:val="ListParagraph"/>
+        <w:numPr>
+          <w:ilvl w:val="0"/>
+          <w:numId w:val="2"/>
+        </w:numPr>
+        <w:spacing w:after="90"/>
+      </w:pPr>
+      <w:r>
+        <w:t xml:space="preserve">Purpose: The Agent's working screen while on a call with a patient or caller, used to identify the caller's existing record (or start a new one) before booking anything on their behalf.</w:t>
+      </w:r>
+    </w:p>
+    <w:p>
+      <w:pPr>
+        <w:pStyle w:val="ListParagraph"/>
+        <w:numPr>
+          <w:ilvl w:val="0"/>
+          <w:numId w:val="2"/>
+        </w:numPr>
+        <w:spacing w:after="90"/>
+      </w:pPr>
+      <w:r>
+        <w:t xml:space="preserve">Key information displayed: Caller lookup (by phone number, name, or Member ID) with matching results; if no match, a "new caller" path; once identified, a summary of the patient's recent bookings and any open SOS Requests, so the Agent has context before asking the caller to repeat themselves.</w:t>
+      </w:r>
+    </w:p>
+    <w:p>
+      <w:pPr>
+        <w:pStyle w:val="ListParagraph"/>
+        <w:numPr>
+          <w:ilvl w:val="0"/>
+          <w:numId w:val="2"/>
+        </w:numPr>
+        <w:spacing w:after="90"/>
+      </w:pPr>
+      <w:r>
+        <w:t xml:space="preserve">Actions: Search for existing patient; create a new (guest) patient record; open Book on Behalf of Patient (0.2) for the identified patient; open Emergency Intake (0.3) if the call is urgent.</w:t>
+      </w:r>
+    </w:p>
+    <w:p>
+      <w:pPr>
+        <w:pStyle w:val="ListParagraph"/>
+        <w:numPr>
+          <w:ilvl w:val="0"/>
+          <w:numId w:val="2"/>
+        </w:numPr>
+        <w:spacing w:after="90"/>
+      </w:pPr>
+      <w:r>
+        <w:t xml:space="preserve">Navigation: From: platform home / module launcher, typically opened at the start of every inbound call. To: Book on Behalf of Patient (0.2), Emergency Intake (0.3), Call Log (0.4).</w:t>
+      </w:r>
+    </w:p>
+    <w:p>
+      <w:pPr>
+        <w:pStyle w:val="ListParagraph"/>
+        <w:numPr>
+          <w:ilvl w:val="0"/>
+          <w:numId w:val="2"/>
+        </w:numPr>
+        <w:spacing w:after="90"/>
+      </w:pPr>
+      <w:r>
+        <w:t xml:space="preserve">Validation/errors: Duplicate-record warning if a similar name/phone match already exists, to avoid creating a second patient record for someone who's called before; a caller who can't be identified at all proceeds as a new guest record rather than blocking the call.</w:t>
+      </w:r>
+    </w:p>
+    <w:p>
+      <w:pPr>
+        <w:pStyle w:val="ListParagraph"/>
+        <w:numPr>
+          <w:ilvl w:val="0"/>
+          <w:numId w:val="2"/>
+        </w:numPr>
+        <w:spacing w:after="90"/>
+      </w:pPr>
+      <w:r>
+        <w:t xml:space="preserve">Empty state: Not applicable — this is the Agent's per-call working screen, always active during a call.</w:t>
+      </w:r>
+    </w:p>
+    <w:p>
+      <w:r>
+        <w:br w:type="page"/>
+      </w:r>
+    </w:p>
+    <w:p>
+      <w:pPr>
+        <w:pStyle w:val="Heading2"/>
+      </w:pPr>
+      <w:r>
+        <w:t xml:space="preserve">0.2 Book on Behalf of Patient</w:t>
+      </w:r>
+    </w:p>
+    <w:p>
+      <w:pPr>
+        <w:pStyle w:val="ListParagraph"/>
+        <w:numPr>
+          <w:ilvl w:val="0"/>
+          <w:numId w:val="2"/>
+        </w:numPr>
+        <w:spacing w:after="90"/>
+      </w:pPr>
+      <w:r>
+        <w:t xml:space="preserve">Role(s): Contact Centre Agent</w:t>
+      </w:r>
+    </w:p>
+    <w:p>
+      <w:pPr>
+        <w:pStyle w:val="ListParagraph"/>
+        <w:numPr>
+          <w:ilvl w:val="0"/>
+          <w:numId w:val="2"/>
+        </w:numPr>
+        <w:spacing w:after="90"/>
+      </w:pPr>
+      <w:r>
+        <w:t xml:space="preserve">Purpose: Create a standard (non-emergency) Booking on a patient's behalf over the phone — the phone-channel equivalent of the Patient App's own booking screens, since a caller doesn't have the app open in front of them.</w:t>
+      </w:r>
+    </w:p>
+    <w:p>
+      <w:pPr>
+        <w:pStyle w:val="ListParagraph"/>
+        <w:numPr>
+          <w:ilvl w:val="0"/>
+          <w:numId w:val="2"/>
+        </w:numPr>
+        <w:spacing w:after="90"/>
+      </w:pPr>
+      <w:r>
+        <w:t xml:space="preserve">Key information displayed: The same fields as the Patient App's Book a Home Visit / Medication Delivery / Phone Consultation / Scheduled Ambulance Transport screens, read out to and confirmed with the caller rather than typed by the patient themselves; a clear on-screen reminder that consent (per the shared Consent and Signature Screen) still needs to be captured from the patient directly, not assumed from the Agent's side of the call.</w:t>
+      </w:r>
+    </w:p>
+    <w:p>
+      <w:pPr>
+        <w:pStyle w:val="ListParagraph"/>
+        <w:numPr>
+          <w:ilvl w:val="0"/>
+          <w:numId w:val="2"/>
+        </w:numPr>
+        <w:spacing w:after="90"/>
+      </w:pPr>
+      <w:r>
+        <w:t xml:space="preserve">Actions: Select service type; enter details as the caller provides them; confirm consent was verbally given (logged as a distinct, lower-rigor consent capture method than the Patient App's own signature flow, flagged as such in the record); submit booking.</w:t>
+      </w:r>
+    </w:p>
+    <w:p>
+      <w:pPr>
+        <w:pStyle w:val="ListParagraph"/>
+        <w:numPr>
+          <w:ilvl w:val="0"/>
+          <w:numId w:val="2"/>
+        </w:numPr>
+        <w:spacing w:after="90"/>
+      </w:pPr>
+      <w:r>
+        <w:t xml:space="preserve">Navigation: From: Call Intake Screen (0.1). To: Booking Confirmation (a phone-channel equivalent of the Patient App's own confirmation screen, read back to the caller); back to Call Intake.</w:t>
+      </w:r>
+    </w:p>
+    <w:p>
+      <w:pPr>
+        <w:pStyle w:val="ListParagraph"/>
+        <w:numPr>
+          <w:ilvl w:val="0"/>
+          <w:numId w:val="2"/>
+        </w:numPr>
+        <w:spacing w:after="90"/>
+      </w:pPr>
+      <w:r>
+        <w:t xml:space="preserve">Validation/errors: Same required-field validation as the Patient App's booking screens; a booking for a service requiring a Care Plan (recurring Nurse/Aide visits) cannot be created directly here — the Agent instead routes the caller toward a first assessment visit, consistent with the rule that only a Physician or Nurse can author a Care Plan.</w:t>
+      </w:r>
+    </w:p>
+    <w:p>
+      <w:pPr>
+        <w:pStyle w:val="ListParagraph"/>
+        <w:numPr>
+          <w:ilvl w:val="0"/>
+          <w:numId w:val="2"/>
+        </w:numPr>
+        <w:spacing w:after="90"/>
+      </w:pPr>
+      <w:r>
+        <w:t xml:space="preserve">Empty state: Not applicable — a single booking form.</w:t>
+      </w:r>
+    </w:p>
+    <w:p>
+      <w:r>
+        <w:br w:type="page"/>
+      </w:r>
+    </w:p>
+    <w:p>
+      <w:pPr>
+        <w:pStyle w:val="Heading2"/>
+      </w:pPr>
+      <w:r>
+        <w:t xml:space="preserve">0.3 Emergency Intake Screen</w:t>
+      </w:r>
+    </w:p>
+    <w:p>
+      <w:pPr>
+        <w:pStyle w:val="ListParagraph"/>
+        <w:numPr>
+          <w:ilvl w:val="0"/>
+          <w:numId w:val="2"/>
+        </w:numPr>
+        <w:spacing w:after="90"/>
+      </w:pPr>
+      <w:r>
+        <w:t xml:space="preserve">Role(s): Contact Centre Agent</w:t>
+      </w:r>
+    </w:p>
+    <w:p>
+      <w:pPr>
+        <w:pStyle w:val="ListParagraph"/>
+        <w:numPr>
+          <w:ilvl w:val="0"/>
+          <w:numId w:val="2"/>
+        </w:numPr>
+        <w:spacing w:after="90"/>
+      </w:pPr>
+      <w:r>
+        <w:t xml:space="preserve">Purpose: Handle an inbound emergency call by creating an SOS Request on the caller's behalf and handing it immediately to the Emergency Dispatcher's queue — distinct from routine booking, since every second matters here.</w:t>
+      </w:r>
+    </w:p>
+    <w:p>
+      <w:pPr>
+        <w:pStyle w:val="ListParagraph"/>
+        <w:numPr>
+          <w:ilvl w:val="0"/>
+          <w:numId w:val="2"/>
+        </w:numPr>
+        <w:spacing w:after="90"/>
+      </w:pPr>
+      <w:r>
+        <w:t xml:space="preserve">Key information displayed: A condensed, emergency-focused version of the SOS intake fields (location, chief complaint, callback number); a live indicator once the SOS Request has been created and entered the Emergency Dispatcher's Live Emergency Queue, so the Agent can confirm to the caller that dispatch is already underway.</w:t>
+      </w:r>
+    </w:p>
+    <w:p>
+      <w:pPr>
+        <w:pStyle w:val="ListParagraph"/>
+        <w:numPr>
+          <w:ilvl w:val="0"/>
+          <w:numId w:val="2"/>
+        </w:numPr>
+        <w:spacing w:after="90"/>
+      </w:pPr>
+      <w:r>
+        <w:t xml:space="preserve">Actions: Capture minimum viable emergency details; Submit and Escalate (creates the SOS Request immediately, does not wait for full details before entering the queue); stay on the line while dispatch proceeds.</w:t>
+      </w:r>
+    </w:p>
+    <w:p>
+      <w:pPr>
+        <w:pStyle w:val="ListParagraph"/>
+        <w:numPr>
+          <w:ilvl w:val="0"/>
+          <w:numId w:val="2"/>
+        </w:numPr>
+        <w:spacing w:after="90"/>
+      </w:pPr>
+      <w:r>
+        <w:t xml:space="preserve">Navigation: From: Call Intake Screen (0.1), or directly if the Agent recognizes an emergency before full caller identification completes. To: Call Intake Screen (0.1) once the emergency handoff is confirmed; the created SOS Request is then owned by the Emergency Dispatcher's own screens (Module 1), not the Contact Centre Agent's.</w:t>
+      </w:r>
+    </w:p>
+    <w:p>
+      <w:pPr>
+        <w:pStyle w:val="ListParagraph"/>
+        <w:numPr>
+          <w:ilvl w:val="0"/>
+          <w:numId w:val="2"/>
+        </w:numPr>
+        <w:spacing w:after="90"/>
+      </w:pPr>
+      <w:r>
+        <w:t xml:space="preserve">Validation/errors: This screen deliberately has fewer required fields than the standard SOS Trigger in the Patient App, since an Agent relaying a caller's account in real time cannot always get complete information before dispatch needs to start; missing details can be added to the SOS Request afterward without blocking its creation.</w:t>
+      </w:r>
+    </w:p>
+    <w:p>
+      <w:pPr>
+        <w:pStyle w:val="ListParagraph"/>
+        <w:numPr>
+          <w:ilvl w:val="0"/>
+          <w:numId w:val="2"/>
+        </w:numPr>
+        <w:spacing w:after="90"/>
+      </w:pPr>
+      <w:r>
+        <w:t xml:space="preserve">Empty state: Not applicable — a single-use emergency form.</w:t>
+      </w:r>
+    </w:p>
+    <w:p>
+      <w:r>
+        <w:br w:type="page"/>
+      </w:r>
+    </w:p>
+    <w:p>
+      <w:pPr>
+        <w:pStyle w:val="Heading2"/>
+      </w:pPr>
+      <w:r>
+        <w:t xml:space="preserve">0.4 Call Log</w:t>
+      </w:r>
+    </w:p>
+    <w:p>
+      <w:pPr>
+        <w:pStyle w:val="ListParagraph"/>
+        <w:numPr>
+          <w:ilvl w:val="0"/>
+          <w:numId w:val="2"/>
+        </w:numPr>
+        <w:spacing w:after="90"/>
+      </w:pPr>
+      <w:r>
+        <w:t xml:space="preserve">Role(s): Contact Centre Agent</w:t>
+      </w:r>
+    </w:p>
+    <w:p>
+      <w:pPr>
+        <w:pStyle w:val="ListParagraph"/>
+        <w:numPr>
+          <w:ilvl w:val="0"/>
+          <w:numId w:val="2"/>
+        </w:numPr>
+        <w:spacing w:after="90"/>
+      </w:pPr>
+      <w:r>
+        <w:t xml:space="preserve">Purpose: The Agent's own record of calls handled, for their own reference and for supervisory quality review.</w:t>
+      </w:r>
+    </w:p>
+    <w:p>
+      <w:pPr>
+        <w:pStyle w:val="ListParagraph"/>
+        <w:numPr>
+          <w:ilvl w:val="0"/>
+          <w:numId w:val="2"/>
+        </w:numPr>
+        <w:spacing w:after="90"/>
+      </w:pPr>
+      <w:r>
+        <w:t xml:space="preserve">Key information displayed: Chronological list of calls handled by this Agent, each with caller identity (if resolved), call type (booking, emergency, inquiry), outcome (booking created, escalated, no action needed), duration.</w:t>
+      </w:r>
+    </w:p>
+    <w:p>
+      <w:pPr>
+        <w:pStyle w:val="ListParagraph"/>
+        <w:numPr>
+          <w:ilvl w:val="0"/>
+          <w:numId w:val="2"/>
+        </w:numPr>
+        <w:spacing w:after="90"/>
+      </w:pPr>
+      <w:r>
+        <w:t xml:space="preserve">Actions: Filter by date/type; reopen a linked Booking or SOS Request from a past call entry.</w:t>
+      </w:r>
+    </w:p>
+    <w:p>
+      <w:pPr>
+        <w:pStyle w:val="ListParagraph"/>
+        <w:numPr>
+          <w:ilvl w:val="0"/>
+          <w:numId w:val="2"/>
+        </w:numPr>
+        <w:spacing w:after="90"/>
+      </w:pPr>
+      <w:r>
+        <w:t xml:space="preserve">Navigation: From: platform home. To: the linked Booking Detail or SOS Request record.</w:t>
+      </w:r>
+    </w:p>
+    <w:p>
+      <w:pPr>
+        <w:pStyle w:val="ListParagraph"/>
+        <w:numPr>
+          <w:ilvl w:val="0"/>
+          <w:numId w:val="2"/>
+        </w:numPr>
+        <w:spacing w:after="90"/>
+      </w:pPr>
+      <w:r>
+        <w:t xml:space="preserve">Validation/errors: None beyond navigation.</w:t>
+      </w:r>
+    </w:p>
+    <w:p>
+      <w:pPr>
+        <w:pStyle w:val="ListParagraph"/>
+        <w:numPr>
+          <w:ilvl w:val="0"/>
+          <w:numId w:val="2"/>
+        </w:numPr>
+        <w:spacing w:after="90"/>
+      </w:pPr>
+      <w:r>
+        <w:t xml:space="preserve">Empty state: "No calls logged yet" for a new Agent account.</w:t>
       </w:r>
     </w:p>
     <w:p>
@@ -13426,7 +14392,7 @@
         <w:pStyle w:val="Heading2"/>
       </w:pPr>
       <w:r>
-        <w:t xml:space="preserve">2.4 Complaint Case Screen</w:t>
+        <w:t xml:space="preserve">2.4 My Complaint Cases (Agent Worklist)</w:t>
       </w:r>
     </w:p>
     <w:tbl>
@@ -13539,7 +14505,7 @@
                 <w:sz w:val="18"/>
                 <w:szCs w:val="18"/>
               </w:rPr>
-              <w:t xml:space="preserve">Agent (logs, works case); Lead (reassigns, escalates further to Compliance if warranted, closes high-severity cases)</w:t>
+              <w:t xml:space="preserve">Agent (own assigned cases); Lead (all Agents' cases, for oversight)</w:t>
             </w:r>
           </w:p>
         </w:tc>
@@ -13584,7 +14550,7 @@
                 <w:sz w:val="18"/>
                 <w:szCs w:val="18"/>
               </w:rPr>
-              <w:t xml:space="preserve">Track a Member's Complaint Case from intake through resolution.</w:t>
+              <w:t xml:space="preserve">An Agent's own worklist of assigned Complaint Cases, independent of any specific Member — previously an Agent could only reach a complaint through that Member's own detail screen, with no way to see their full caseload at a glance.</w:t>
             </w:r>
           </w:p>
         </w:tc>
@@ -13629,7 +14595,7 @@
                 <w:sz w:val="18"/>
                 <w:szCs w:val="18"/>
               </w:rPr>
-              <w:t xml:space="preserve">Complaint Case ID, linked Member, category (service, billing, clinical concern, staff conduct), severity, narrative/correspondence log, status (Open, In Progress, Escalated, Resolved), resolution summary</w:t>
+              <w:t xml:space="preserve">Complaint Case ID, linked Member, category, severity, status, age/SLA — across every complaint assigned to this Agent (or, for a Lead, filterable by any Agent).</w:t>
             </w:r>
           </w:p>
         </w:tc>
@@ -13674,7 +14640,7 @@
                 <w:sz w:val="18"/>
                 <w:szCs w:val="18"/>
               </w:rPr>
-              <w:t xml:space="preserve">Log correspondence; set severity; assign/reassign owner; escalate to Lead; escalate to Compliance module (creates linked Incident Case if clinical/safety concern); resolve and close</w:t>
+              <w:t xml:space="preserve">Filter by category/severity/status/age; open Complaint Case Screen (2.5); for a Lead, reassign a case from one Agent to another directly from this worklist.</w:t>
             </w:r>
           </w:p>
         </w:tc>
@@ -13719,7 +14685,7 @@
                 <w:sz w:val="18"/>
                 <w:szCs w:val="18"/>
               </w:rPr>
-              <w:t xml:space="preserve">From: Member Detail screen or module launcher. To: Member Detail screen; Lead Escalation Queue; Incident Case screen (Compliance module, if escalated)</w:t>
+              <w:t xml:space="preserve">From: module launcher. To: Complaint Case Screen (2.5), Member Detail (for full context).</w:t>
             </w:r>
           </w:p>
         </w:tc>
@@ -13764,7 +14730,52 @@
                 <w:sz w:val="18"/>
                 <w:szCs w:val="18"/>
               </w:rPr>
-              <w:t xml:space="preserve">Cannot close case without resolution summary; clinical-safety category auto-flags for mandatory Compliance escalation and blocks closure until acknowledged</w:t>
+              <w:t xml:space="preserve">None beyond navigation.</w:t>
+            </w:r>
+          </w:p>
+        </w:tc>
+      </w:tr>
+      <w:tr>
+        <w:trPr>
+          <w:cantSplit/>
+        </w:trPr>
+        <w:tc>
+          <w:tcPr>
+            <w:tcW w:type="dxa" w:w="4680"/>
+            <w:tcMar>
+              <w:top w:type="dxa" w:w="90"/>
+              <w:left w:type="dxa" w:w="110"/>
+              <w:bottom w:type="dxa" w:w="90"/>
+              <w:right w:type="dxa" w:w="110"/>
+            </w:tcMar>
+          </w:tcPr>
+          <w:p>
+            <w:r>
+              <w:rPr>
+                <w:sz w:val="18"/>
+                <w:szCs w:val="18"/>
+              </w:rPr>
+              <w:t xml:space="preserve">Empty state</w:t>
+            </w:r>
+          </w:p>
+        </w:tc>
+        <w:tc>
+          <w:tcPr>
+            <w:tcW w:type="dxa" w:w="4680"/>
+            <w:tcMar>
+              <w:top w:type="dxa" w:w="90"/>
+              <w:left w:type="dxa" w:w="110"/>
+              <w:bottom w:type="dxa" w:w="90"/>
+              <w:right w:type="dxa" w:w="110"/>
+            </w:tcMar>
+          </w:tcPr>
+          <w:p>
+            <w:r>
+              <w:rPr>
+                <w:sz w:val="18"/>
+                <w:szCs w:val="18"/>
+              </w:rPr>
+              <w:t xml:space="preserve">"No complaint cases assigned to you" as a positive confirmation state.</w:t>
             </w:r>
           </w:p>
         </w:tc>
@@ -13785,7 +14796,7 @@
         <w:pStyle w:val="Heading2"/>
       </w:pPr>
       <w:r>
-        <w:t xml:space="preserve">2.5 Win-Back / Lapsed-Member Outreach Queue</w:t>
+        <w:t xml:space="preserve">2.5 Complaint Case Screen</w:t>
       </w:r>
     </w:p>
     <w:tbl>
@@ -13898,7 +14909,7 @@
                 <w:sz w:val="18"/>
                 <w:szCs w:val="18"/>
               </w:rPr>
-              <w:t xml:space="preserve">Agent (works queue, logs outreach); Lead (view team performance, reassign items)</w:t>
+              <w:t xml:space="preserve">Agent (logs, works case); Lead (reassigns, escalates further to Compliance if warranted, closes high-severity cases)</w:t>
             </w:r>
           </w:p>
         </w:tc>
@@ -13943,7 +14954,7 @@
                 <w:sz w:val="18"/>
                 <w:szCs w:val="18"/>
               </w:rPr>
-              <w:t xml:space="preserve">Prioritized worklist of Suspended and Lapsed Members for proactive re-engagement outreach.</w:t>
+              <w:t xml:space="preserve">Track a Member's Complaint Case from intake through resolution.</w:t>
             </w:r>
           </w:p>
         </w:tc>
@@ -13988,7 +14999,7 @@
                 <w:sz w:val="18"/>
                 <w:szCs w:val="18"/>
               </w:rPr>
-              <w:t xml:space="preserve">Member name, prior plan, lapse/suspension date and reason, last contact attempt, outreach outcome history, suggested offer/incentive (if configured); a hard exclusion flag for deceased members, rendered as a non-selectable, greyed row rather than simply absent, so an Agent scanning the queue sees explicitly why a recently-lapsed name they expected isn't actionable</w:t>
+              <w:t xml:space="preserve">Complaint Case ID, linked Member, category (service, billing, clinical concern, staff conduct), severity, narrative/correspondence log, status (Open, In Progress, Escalated, Resolved), resolution summary</w:t>
             </w:r>
           </w:p>
         </w:tc>
@@ -14033,7 +15044,7 @@
                 <w:sz w:val="18"/>
                 <w:szCs w:val="18"/>
               </w:rPr>
-              <w:t xml:space="preserve">Filter by lapse reason/plan/branch; log outreach attempt and outcome; mark as won-back (routes to reinstatement); mark as declined/do-not-contact</w:t>
+              <w:t xml:space="preserve">Log correspondence; set severity; assign/reassign owner; escalate to Lead; escalate to Compliance module (creates linked Incident Case if clinical/safety concern); resolve and close</w:t>
             </w:r>
           </w:p>
         </w:tc>
@@ -14078,7 +15089,7 @@
                 <w:sz w:val="18"/>
                 <w:szCs w:val="18"/>
               </w:rPr>
-              <w:t xml:space="preserve">From: module launcher. To: Member Detail screen; Plan Change screen (on reinstatement)</w:t>
+              <w:t xml:space="preserve">From: My Complaint Cases (2.4), Member Detail screen, or module launcher. To: Member Detail screen; Lead Escalation Queue; Incident Case screen (Compliance module, if escalated)</w:t>
             </w:r>
           </w:p>
         </w:tc>
@@ -14123,52 +15134,7 @@
                 <w:sz w:val="18"/>
                 <w:szCs w:val="18"/>
               </w:rPr>
-              <w:t xml:space="preserve">Cannot log contact against a Member marked do-not-contact or deceased — the deceased exclusion is a hard, non-overridable block, not a warning an Agent can dismiss; reinstatement requires valid payment method before status change completes</w:t>
-            </w:r>
-          </w:p>
-        </w:tc>
-      </w:tr>
-      <w:tr>
-        <w:trPr>
-          <w:cantSplit/>
-        </w:trPr>
-        <w:tc>
-          <w:tcPr>
-            <w:tcW w:type="dxa" w:w="4680"/>
-            <w:tcMar>
-              <w:top w:type="dxa" w:w="90"/>
-              <w:left w:type="dxa" w:w="110"/>
-              <w:bottom w:type="dxa" w:w="90"/>
-              <w:right w:type="dxa" w:w="110"/>
-            </w:tcMar>
-          </w:tcPr>
-          <w:p>
-            <w:r>
-              <w:rPr>
-                <w:sz w:val="18"/>
-                <w:szCs w:val="18"/>
-              </w:rPr>
-              <w:t xml:space="preserve">Empty state</w:t>
-            </w:r>
-          </w:p>
-        </w:tc>
-        <w:tc>
-          <w:tcPr>
-            <w:tcW w:type="dxa" w:w="4680"/>
-            <w:tcMar>
-              <w:top w:type="dxa" w:w="90"/>
-              <w:left w:type="dxa" w:w="110"/>
-              <w:bottom w:type="dxa" w:w="90"/>
-              <w:right w:type="dxa" w:w="110"/>
-            </w:tcMar>
-          </w:tcPr>
-          <w:p>
-            <w:r>
-              <w:rPr>
-                <w:sz w:val="18"/>
-                <w:szCs w:val="18"/>
-              </w:rPr>
-              <w:t xml:space="preserve">"No members currently in outreach" as a positive confirmation state</w:t>
+              <w:t xml:space="preserve">Cannot close case without resolution summary; clinical-safety category auto-flags for mandatory Compliance escalation and blocks closure until acknowledged</w:t>
             </w:r>
           </w:p>
         </w:tc>
@@ -14189,7 +15155,7 @@
         <w:pStyle w:val="Heading2"/>
       </w:pPr>
       <w:r>
-        <w:t xml:space="preserve">2.6 Lead Escalation Queue</w:t>
+        <w:t xml:space="preserve">2.6 Win-Back / Lapsed-Member Outreach Queue</w:t>
       </w:r>
     </w:p>
     <w:tbl>
@@ -14302,7 +15268,7 @@
                 <w:sz w:val="18"/>
                 <w:szCs w:val="18"/>
               </w:rPr>
-              <w:t xml:space="preserve">Membership and Customer Success Lead only</w:t>
+              <w:t xml:space="preserve">Agent (works queue, logs outreach); Lead (view team performance, reassign items)</w:t>
             </w:r>
           </w:p>
         </w:tc>
@@ -14347,7 +15313,7 @@
                 <w:sz w:val="18"/>
                 <w:szCs w:val="18"/>
               </w:rPr>
-              <w:t xml:space="preserve">Cross-cutting queue aggregating exceptions and escalations raised by Agents needing Lead review or approval.</w:t>
+              <w:t xml:space="preserve">Prioritized worklist of Suspended and Lapsed Members for proactive re-engagement outreach.</w:t>
             </w:r>
           </w:p>
         </w:tc>
@@ -14392,7 +15358,7 @@
                 <w:sz w:val="18"/>
                 <w:szCs w:val="18"/>
               </w:rPr>
-              <w:t xml:space="preserve">Escalation type (Plan Change override, Complaint Case escalation, suspension/reinstatement exception), source Agent, linked Member, age/SLA, priority; a banner indicating a Backup Lead is covering, if one is active (same continuity pattern as 1.9's Backup Finance Manager)</w:t>
+              <w:t xml:space="preserve">Member name, prior plan, lapse/suspension date and reason, last contact attempt, outreach outcome history, suggested offer/incentive (if configured); a hard exclusion flag for deceased members, rendered as a non-selectable, greyed row rather than simply absent, so an Agent scanning the queue sees explicitly why a recently-lapsed name they expected isn't actionable</w:t>
             </w:r>
           </w:p>
         </w:tc>
@@ -14437,7 +15403,7 @@
                 <w:sz w:val="18"/>
                 <w:szCs w:val="18"/>
               </w:rPr>
-              <w:t xml:space="preserve">Filter by type/age; open underlying case; approve/deny with comment; reassign to another Agent; escalate further to Compliance; designate/end a Backup Lead covering period</w:t>
+              <w:t xml:space="preserve">Filter by lapse reason/plan/branch; log outreach attempt and outcome; mark as won-back (routes to reinstatement); mark as declined/do-not-contact</w:t>
             </w:r>
           </w:p>
         </w:tc>
@@ -14482,7 +15448,7 @@
                 <w:sz w:val="18"/>
                 <w:szCs w:val="18"/>
               </w:rPr>
-              <w:t xml:space="preserve">From: platform home or any Agent-submitted escalation action. To: Member Detail, Plan Change, Complaint Case screens</w:t>
+              <w:t xml:space="preserve">From: module launcher. To: Member Detail screen; Plan Change screen (on reinstatement)</w:t>
             </w:r>
           </w:p>
         </w:tc>
@@ -14527,7 +15493,7 @@
                 <w:sz w:val="18"/>
                 <w:szCs w:val="18"/>
               </w:rPr>
-              <w:t xml:space="preserve">Denial requires comment returned to submitting Agent; items past SLA flagged for priority handling</w:t>
+              <w:t xml:space="preserve">Cannot log contact against a Member marked do-not-contact or deceased — the deceased exclusion is a hard, non-overridable block, not a warning an Agent can dismiss; reinstatement requires valid payment method before status change completes</w:t>
             </w:r>
           </w:p>
         </w:tc>
@@ -14572,7 +15538,7 @@
                 <w:sz w:val="18"/>
                 <w:szCs w:val="18"/>
               </w:rPr>
-              <w:t xml:space="preserve">"Nothing awaiting your review" as a positive confirmation state</w:t>
+              <w:t xml:space="preserve">"No members currently in outreach" as a positive confirmation state</w:t>
             </w:r>
           </w:p>
         </w:tc>
@@ -14593,7 +15559,7 @@
         <w:pStyle w:val="Heading2"/>
       </w:pPr>
       <w:r>
-        <w:t xml:space="preserve">2.7 Customer Success Lead Quality-Review Sampling Screen</w:t>
+        <w:t xml:space="preserve">2.7 Lead Escalation Queue</w:t>
       </w:r>
     </w:p>
     <w:tbl>
@@ -14751,7 +15717,7 @@
                 <w:sz w:val="18"/>
                 <w:szCs w:val="18"/>
               </w:rPr>
-              <w:t xml:space="preserve">Conduct the periodic review of a system-drawn sample of Agent-handled cases — not only the ones escalated to the Lead — to catch a service-quality pattern before it becomes a complaint trend, mirroring 1.12's Finance Manager equivalent.</w:t>
+              <w:t xml:space="preserve">Cross-cutting queue aggregating exceptions and escalations raised by Agents needing Lead review or approval.</w:t>
             </w:r>
           </w:p>
         </w:tc>
@@ -14796,7 +15762,7 @@
                 <w:sz w:val="18"/>
                 <w:szCs w:val="18"/>
               </w:rPr>
-              <w:t xml:space="preserve">A sampled set of recent Agent decisions (plan changes processed, complaints resolved, win-back outreach outcomes) drawn automatically across all Agents; each item's original handling and any prior review outcome; aggregate resolution-time and complaint-recurrence metrics per Agent</w:t>
+              <w:t xml:space="preserve">Escalation type (Plan Change override, Complaint Case escalation, suspension/reinstatement exception), source Agent, linked Member, age/SLA, priority; a banner indicating a Backup Lead is covering, if one is active (same continuity pattern as 1.9's Backup Finance Manager)</w:t>
             </w:r>
           </w:p>
         </w:tc>
@@ -14841,7 +15807,7 @@
                 <w:sz w:val="18"/>
                 <w:szCs w:val="18"/>
               </w:rPr>
-              <w:t xml:space="preserve">Mark a sampled case as Consistent or Flag for Follow-Up; add a coaching note visible to the reviewed Agent; escalate a pattern to a documented performance conversation tracked outside this system; close the sampling cycle</w:t>
+              <w:t xml:space="preserve">Filter by type/age; open underlying case; approve/deny with comment; reassign to another Agent; escalate further to Compliance; designate/end a Backup Lead covering period</w:t>
             </w:r>
           </w:p>
         </w:tc>
@@ -14886,7 +15852,7 @@
                 <w:sz w:val="18"/>
                 <w:szCs w:val="18"/>
               </w:rPr>
-              <w:t xml:space="preserve">From: module launcher, on the standing monthly cadence. To: the specific underlying Member Detail, Plan Change, or Complaint Case screen for a sampled item</w:t>
+              <w:t xml:space="preserve">From: platform home or any Agent-submitted escalation action. To: Member Detail, Plan Change, Complaint Case screens</w:t>
             </w:r>
           </w:p>
         </w:tc>
@@ -14931,7 +15897,7 @@
                 <w:sz w:val="18"/>
                 <w:szCs w:val="18"/>
               </w:rPr>
-              <w:t xml:space="preserve">Cannot close a sampling cycle with a flagged item that has no follow-up note recorded</w:t>
+              <w:t xml:space="preserve">Denial requires comment returned to submitting Agent; items past SLA flagged for priority handling</w:t>
             </w:r>
           </w:p>
         </w:tc>
@@ -14976,7 +15942,7 @@
                 <w:sz w:val="18"/>
                 <w:szCs w:val="18"/>
               </w:rPr>
-              <w:t xml:space="preserve">"No Agent decisions this period" using the same positive-confirmation treatment as 1.12</w:t>
+              <w:t xml:space="preserve">"Nothing awaiting your review" as a positive confirmation state</w:t>
             </w:r>
           </w:p>
         </w:tc>
@@ -14994,23 +15960,10 @@
     </w:p>
     <w:p>
       <w:pPr>
-        <w:pStyle w:val="Heading1"/>
-      </w:pPr>
-      <w:r>
-        <w:t xml:space="preserve">Module 3: Compliance and Governance</w:t>
-      </w:r>
-    </w:p>
-    <w:p>
-      <w:r>
-        <w:br w:type="page"/>
-      </w:r>
-    </w:p>
-    <w:p>
-      <w:pPr>
         <w:pStyle w:val="Heading2"/>
       </w:pPr>
       <w:r>
-        <w:t xml:space="preserve">3.1 Incident Case Investigation Screen</w:t>
+        <w:t xml:space="preserve">2.8 Customer Success Lead Quality-Review Sampling Screen</w:t>
       </w:r>
     </w:p>
     <w:tbl>
@@ -15123,7 +16076,7 @@
                 <w:sz w:val="18"/>
                 <w:szCs w:val="18"/>
               </w:rPr>
-              <w:t xml:space="preserve">Compliance/Clinical Quality Officer</w:t>
+              <w:t xml:space="preserve">Membership and Customer Success Lead only</w:t>
             </w:r>
           </w:p>
         </w:tc>
@@ -15168,7 +16121,7 @@
                 <w:sz w:val="18"/>
                 <w:szCs w:val="18"/>
               </w:rPr>
-              <w:t xml:space="preserve">Investigate and manage a single Incident Case (safety, clinical, or operational) from report through closure.</w:t>
+              <w:t xml:space="preserve">Conduct the periodic review of a system-drawn sample of Agent-handled cases — not only the ones escalated to the Lead — to catch a service-quality pattern before it becomes a complaint trend, mirroring 1.12's Finance Manager equivalent.</w:t>
             </w:r>
           </w:p>
         </w:tc>
@@ -15213,7 +16166,7 @@
                 <w:sz w:val="18"/>
                 <w:szCs w:val="18"/>
               </w:rPr>
-              <w:t xml:space="preserve">Incident Case ID, linked Member/patient, linked Vehicle/Crew Record (if ambulance-related), incident type/severity, narrative timeline, linked Complaint Case (if origin), investigation findings, corrective actions, status (Reported, Under Investigation, Corrective Action, Closed)</w:t>
+              <w:t xml:space="preserve">A sampled set of recent Agent decisions (plan changes processed, complaints resolved, win-back outreach outcomes) drawn automatically across all Agents; each item's original handling and any prior review outcome; aggregate resolution-time and complaint-recurrence metrics per Agent</w:t>
             </w:r>
           </w:p>
         </w:tc>
@@ -15258,7 +16211,7 @@
                 <w:sz w:val="18"/>
                 <w:szCs w:val="18"/>
               </w:rPr>
-              <w:t xml:space="preserve">Add investigation note; assign investigator; record findings; define corrective action with owner and due date; link related Incident Cases; close case</w:t>
+              <w:t xml:space="preserve">Mark a sampled case as Consistent or Flag for Follow-Up; add a coaching note visible to the reviewed Agent; escalate a pattern to a documented performance conversation tracked outside this system; close the sampling cycle</w:t>
             </w:r>
           </w:p>
         </w:tc>
@@ -15303,7 +16256,7 @@
                 <w:sz w:val="18"/>
                 <w:szCs w:val="18"/>
               </w:rPr>
-              <w:t xml:space="preserve">From: Complaint Case screen (Membership module escalation), regulatory alert, or module launcher (via an Incident Case List, which shows "No open Incident Cases" as its empty state — a positive confirmation, not a neutral one, given what it means for patient safety). To: Regulatory Reporting Calendar/Tracker (if reportable); Credential Expiry Dashboard (if staff-competency related)</w:t>
+              <w:t xml:space="preserve">From: module launcher, on the standing monthly cadence. To: the specific underlying Member Detail, Plan Change, or Complaint Case screen for a sampled item</w:t>
             </w:r>
           </w:p>
         </w:tc>
@@ -15348,7 +16301,52 @@
                 <w:sz w:val="18"/>
                 <w:szCs w:val="18"/>
               </w:rPr>
-              <w:t xml:space="preserve">Cannot close case with open corrective actions; reportable-incident flag blocks closure until regulatory filing status is confirmed</w:t>
+              <w:t xml:space="preserve">Cannot close a sampling cycle with a flagged item that has no follow-up note recorded</w:t>
+            </w:r>
+          </w:p>
+        </w:tc>
+      </w:tr>
+      <w:tr>
+        <w:trPr>
+          <w:cantSplit/>
+        </w:trPr>
+        <w:tc>
+          <w:tcPr>
+            <w:tcW w:type="dxa" w:w="4680"/>
+            <w:tcMar>
+              <w:top w:type="dxa" w:w="90"/>
+              <w:left w:type="dxa" w:w="110"/>
+              <w:bottom w:type="dxa" w:w="90"/>
+              <w:right w:type="dxa" w:w="110"/>
+            </w:tcMar>
+          </w:tcPr>
+          <w:p>
+            <w:r>
+              <w:rPr>
+                <w:sz w:val="18"/>
+                <w:szCs w:val="18"/>
+              </w:rPr>
+              <w:t xml:space="preserve">Empty state</w:t>
+            </w:r>
+          </w:p>
+        </w:tc>
+        <w:tc>
+          <w:tcPr>
+            <w:tcW w:type="dxa" w:w="4680"/>
+            <w:tcMar>
+              <w:top w:type="dxa" w:w="90"/>
+              <w:left w:type="dxa" w:w="110"/>
+              <w:bottom w:type="dxa" w:w="90"/>
+              <w:right w:type="dxa" w:w="110"/>
+            </w:tcMar>
+          </w:tcPr>
+          <w:p>
+            <w:r>
+              <w:rPr>
+                <w:sz w:val="18"/>
+                <w:szCs w:val="18"/>
+              </w:rPr>
+              <w:t xml:space="preserve">"No Agent decisions this period" using the same positive-confirmation treatment as 1.12</w:t>
             </w:r>
           </w:p>
         </w:tc>
@@ -15366,10 +16364,23 @@
     </w:p>
     <w:p>
       <w:pPr>
+        <w:pStyle w:val="Heading1"/>
+      </w:pPr>
+      <w:r>
+        <w:t xml:space="preserve">Module 3: Compliance and Governance</w:t>
+      </w:r>
+    </w:p>
+    <w:p>
+      <w:r>
+        <w:br w:type="page"/>
+      </w:r>
+    </w:p>
+    <w:p>
+      <w:pPr>
         <w:pStyle w:val="Heading2"/>
       </w:pPr>
       <w:r>
-        <w:t xml:space="preserve">3.2 Credentialing / Onboarding Verification Queue</w:t>
+        <w:t xml:space="preserve">3.0 Incident Case List</w:t>
       </w:r>
     </w:p>
     <w:tbl>
@@ -15527,7 +16538,7 @@
                 <w:sz w:val="18"/>
                 <w:szCs w:val="18"/>
               </w:rPr>
-              <w:t xml:space="preserve">Track the full new-clinician credentialing process from primary-source verification through independent scheduling eligibility — not just a generic document checklist.</w:t>
+              <w:t xml:space="preserve">The full worklist of Incident Cases, previously only referenced in passing as a navigation source from the Investigation Screen — given its own complete specification here.</w:t>
             </w:r>
           </w:p>
         </w:tc>
@@ -15572,7 +16583,7 @@
                 <w:sz w:val="18"/>
                 <w:szCs w:val="18"/>
               </w:rPr>
-              <w:t xml:space="preserve">Candidate/staff name, role applied for; a structured checklist reflecting every distinct verification step: primary-source license verification (issuing body contacted, response received, outcome), background/police-record check (status, outcome), professional indemnity/malpractice insurance confirmation (current, expiry), scope-of-practice grant (exactly which service types and acuity levels this individual is credentialed for — not a blanket yes/no), supervised-orientation/shadowing period status and supervising clinician's sign-off; overall clearance status (Not Verified, Restricted — supervised only, Fully Cleared); a case-age indicator with an "aged-open" flag distinct from normal in-progress status, raised when a case has been open longer than the standard verification window because the issuing body hasn't responded</w:t>
+              <w:t xml:space="preserve">Incident Case ID, category (clinical adverse event, medication error, vehicle accident, equipment failure, staff conduct, data breach, near-miss), severity, linked patient/Member or Vehicle/Crew Record, status (Reported, Under Investigation, Corrective Action, Closed), age, reportable-to-regulator flag</w:t>
             </w:r>
           </w:p>
         </w:tc>
@@ -15617,7 +16628,7 @@
                 <w:sz w:val="18"/>
                 <w:szCs w:val="18"/>
               </w:rPr>
-              <w:t xml:space="preserve">Mark each checklist item verified/rejected independently (not a single overall toggle); record the scope-of-practice grant, which technically propagates to the Scheduling/Emergency Dispatcher's assignment engine so an under-scoped clinician cannot be assigned outside their granted scope; record supervising clinician's sign-off; escalate an aged-open case for issuing-body follow-up; clear staff member for activation (routes to User Account activation in 4.1); reject/hold onboarding</w:t>
+              <w:t xml:space="preserve">Filter by category/severity/status/age; open Incident Case Investigation Screen (3.1); create a new case directly (for a Compliance-initiated investigation not originating from a Complaint Case)</w:t>
             </w:r>
           </w:p>
         </w:tc>
@@ -15662,7 +16673,7 @@
                 <w:sz w:val="18"/>
                 <w:szCs w:val="18"/>
               </w:rPr>
-              <w:t xml:space="preserve">From: module launcher or IT Administration's new User Account creation trigger. To: User Account screen (IT module, cross-link to activate access); Credential Expiry Tracking Dashboard; Compensation Profile Setup Screen (1.11, once cleared)</w:t>
+              <w:t xml:space="preserve">From: module launcher. To: Incident Case Investigation Screen (3.1)</w:t>
             </w:r>
           </w:p>
         </w:tc>
@@ -15707,7 +16718,7 @@
                 <w:sz w:val="18"/>
                 <w:szCs w:val="18"/>
               </w:rPr>
-              <w:t xml:space="preserve">Cannot mark full clearance while any required item is Pending or Rejected; expired document at intake blocks verification; a Restricted (supervised-only) clearance is enforced technically on the assignment engine, not left as a note for dispatchers to remember; aged-open cases beyond the standard window auto-escalate rather than sitting silently</w:t>
+              <w:t xml:space="preserve">None beyond navigation</w:t>
             </w:r>
           </w:p>
         </w:tc>
@@ -15752,7 +16763,7 @@
                 <w:sz w:val="18"/>
                 <w:szCs w:val="18"/>
               </w:rPr>
-              <w:t xml:space="preserve">"No onboarding cases in progress" as a positive confirmation state</w:t>
+              <w:t xml:space="preserve">"No open Incident Cases" as a positive confirmation state — deliberately not styled as a neutral empty list, given the patient-safety significance of this being true</w:t>
             </w:r>
           </w:p>
         </w:tc>
@@ -15773,7 +16784,7 @@
         <w:pStyle w:val="Heading2"/>
       </w:pPr>
       <w:r>
-        <w:t xml:space="preserve">3.3 Credential Expiry Tracking Dashboard</w:t>
+        <w:t xml:space="preserve">3.1 Incident Case Investigation Screen</w:t>
       </w:r>
     </w:p>
     <w:tbl>
@@ -15931,7 +16942,7 @@
                 <w:sz w:val="18"/>
                 <w:szCs w:val="18"/>
               </w:rPr>
-              <w:t xml:space="preserve">Monitor upcoming and past-due credential expirations across all active clinical/crew staff.</w:t>
+              <w:t xml:space="preserve">Investigate and manage a single Incident Case (safety, clinical, or operational) from report through closure.</w:t>
             </w:r>
           </w:p>
         </w:tc>
@@ -15976,7 +16987,7 @@
                 <w:sz w:val="18"/>
                 <w:szCs w:val="18"/>
               </w:rPr>
-              <w:t xml:space="preserve">Staff name, role, credential type, expiry date, days remaining/overdue, renewal status, branch</w:t>
+              <w:t xml:space="preserve">Incident Case ID, linked Member/patient, linked Vehicle/Crew Record (if ambulance-related), incident type/severity, narrative timeline, linked Complaint Case (if origin), investigation findings, corrective actions, status (Reported, Under Investigation, Corrective Action, Closed)</w:t>
             </w:r>
           </w:p>
         </w:tc>
@@ -16021,7 +17032,7 @@
                 <w:sz w:val="18"/>
                 <w:szCs w:val="18"/>
               </w:rPr>
-              <w:t xml:space="preserve">Filter by expiry window/role/branch; send renewal reminder; mark renewed with new expiry date; flag for suspension if lapsed</w:t>
+              <w:t xml:space="preserve">Add investigation note; assign investigator; record findings; define corrective action with owner and due date; link related Incident Cases; close case</w:t>
             </w:r>
           </w:p>
         </w:tc>
@@ -16066,7 +17077,7 @@
                 <w:sz w:val="18"/>
                 <w:szCs w:val="18"/>
               </w:rPr>
-              <w:t xml:space="preserve">From: module launcher or Incident Case (if incident tied to expired credential). To: Credentialing Verification Queue (renewal documentation); User Account screen (IT module, to suspend access if lapsed)</w:t>
+              <w:t xml:space="preserve">From: Incident Case List (3.0), Complaint Case screen (Membership module escalation), or regulatory alert. To: Regulatory Reporting Calendar/Tracker (if reportable); Credential Expiry Dashboard (if staff-competency related)</w:t>
             </w:r>
           </w:p>
         </w:tc>
@@ -16111,52 +17122,7 @@
                 <w:sz w:val="18"/>
                 <w:szCs w:val="18"/>
               </w:rPr>
-              <w:t xml:space="preserve">Overdue credential auto-flags staff record; cannot clear flag without renewal documentation attached</w:t>
-            </w:r>
-          </w:p>
-        </w:tc>
-      </w:tr>
-      <w:tr>
-        <w:trPr>
-          <w:cantSplit/>
-        </w:trPr>
-        <w:tc>
-          <w:tcPr>
-            <w:tcW w:type="dxa" w:w="4680"/>
-            <w:tcMar>
-              <w:top w:type="dxa" w:w="90"/>
-              <w:left w:type="dxa" w:w="110"/>
-              <w:bottom w:type="dxa" w:w="90"/>
-              <w:right w:type="dxa" w:w="110"/>
-            </w:tcMar>
-          </w:tcPr>
-          <w:p>
-            <w:r>
-              <w:rPr>
-                <w:sz w:val="18"/>
-                <w:szCs w:val="18"/>
-              </w:rPr>
-              <w:t xml:space="preserve">Empty state</w:t>
-            </w:r>
-          </w:p>
-        </w:tc>
-        <w:tc>
-          <w:tcPr>
-            <w:tcW w:type="dxa" w:w="4680"/>
-            <w:tcMar>
-              <w:top w:type="dxa" w:w="90"/>
-              <w:left w:type="dxa" w:w="110"/>
-              <w:bottom w:type="dxa" w:w="90"/>
-              <w:right w:type="dxa" w:w="110"/>
-            </w:tcMar>
-          </w:tcPr>
-          <w:p>
-            <w:r>
-              <w:rPr>
-                <w:sz w:val="18"/>
-                <w:szCs w:val="18"/>
-              </w:rPr>
-              <w:t xml:space="preserve">"No credentials expiring in the selected window" as a positive confirmation state</w:t>
+              <w:t xml:space="preserve">Cannot close case with open corrective actions; reportable-incident flag blocks closure until regulatory filing status is confirmed</w:t>
             </w:r>
           </w:p>
         </w:tc>
@@ -16177,7 +17143,7 @@
         <w:pStyle w:val="Heading2"/>
       </w:pPr>
       <w:r>
-        <w:t xml:space="preserve">3.4 Controlled-Substance Audit Screen</w:t>
+        <w:t xml:space="preserve">3.2 Credentialing / Onboarding Verification Queue</w:t>
       </w:r>
     </w:p>
     <w:tbl>
@@ -16335,7 +17301,7 @@
                 <w:sz w:val="18"/>
                 <w:szCs w:val="18"/>
               </w:rPr>
-              <w:t xml:space="preserve">Reconcile controlled-substance administration/inventory records against Clinical Note billing-code extracts and crew logs to detect discrepancies.</w:t>
+              <w:t xml:space="preserve">Track the full new-clinician credentialing process from primary-source verification through independent scheduling eligibility — not just a generic document checklist.</w:t>
             </w:r>
           </w:p>
         </w:tc>
@@ -16380,7 +17346,7 @@
                 <w:sz w:val="18"/>
                 <w:szCs w:val="18"/>
               </w:rPr>
-              <w:t xml:space="preserve">Substance/lot, assigned Vehicle/Crew Record, dispensed quantity vs. administered/documented quantity, discrepancy flag, linked Clinical Note reference (code extract only), audit period</w:t>
+              <w:t xml:space="preserve">Candidate/staff name, role applied for; a structured checklist reflecting every distinct verification step: primary-source license verification (issuing body contacted, response received, outcome), background/police-record check (status, outcome), professional indemnity/malpractice insurance confirmation (current, expiry), scope-of-practice grant (exactly which service types and acuity levels this individual is credentialed for — not a blanket yes/no), supervised-orientation/shadowing period status and supervising clinician's sign-off; overall clearance status (Not Verified, Restricted — supervised only, Fully Cleared); a case-age indicator with an "aged-open" flag distinct from normal in-progress status, raised when a case has been open longer than the standard verification window because the issuing body hasn't responded</w:t>
             </w:r>
           </w:p>
         </w:tc>
@@ -16425,7 +17391,7 @@
                 <w:sz w:val="18"/>
                 <w:szCs w:val="18"/>
               </w:rPr>
-              <w:t xml:space="preserve">Reconcile line item; flag discrepancy for investigation (creates linked Incident Case); mark period audited; export audit log</w:t>
+              <w:t xml:space="preserve">Mark each checklist item verified/rejected independently (not a single overall toggle); record the scope-of-practice grant, which technically propagates to the Scheduling/Emergency Dispatcher's assignment engine so an under-scoped clinician cannot be assigned outside their granted scope; record supervising clinician's sign-off; escalate an aged-open case for issuing-body follow-up; clear staff member for activation (routes to User Account activation in 4.1); reject/hold onboarding</w:t>
             </w:r>
           </w:p>
         </w:tc>
@@ -16470,7 +17436,7 @@
                 <w:sz w:val="18"/>
                 <w:szCs w:val="18"/>
               </w:rPr>
-              <w:t xml:space="preserve">From: module launcher. To: Incident Case Investigation screen (on discrepancy); Regulatory Reporting Calendar/Tracker</w:t>
+              <w:t xml:space="preserve">From: module launcher or IT Administration's new User Account creation trigger. To: User Account screen (IT module, cross-link to activate access); Credential Expiry Tracking Dashboard; Compensation Profile Setup Screen (1.11, once cleared)</w:t>
             </w:r>
           </w:p>
         </w:tc>
@@ -16515,7 +17481,7 @@
                 <w:sz w:val="18"/>
                 <w:szCs w:val="18"/>
               </w:rPr>
-              <w:t xml:space="preserve">Cannot mark period audited with unresolved discrepancies; access to full Clinical Note blocked, only billing-code extract visible, consistent with platform-wide restriction</w:t>
+              <w:t xml:space="preserve">Cannot mark full clearance while any required item is Pending or Rejected; expired document at intake blocks verification; a Restricted (supervised-only) clearance is enforced technically on the assignment engine, not left as a note for dispatchers to remember; aged-open cases beyond the standard window auto-escalate rather than sitting silently</w:t>
             </w:r>
           </w:p>
         </w:tc>
@@ -16560,7 +17526,7 @@
                 <w:sz w:val="18"/>
                 <w:szCs w:val="18"/>
               </w:rPr>
-              <w:t xml:space="preserve">"No discrepancies in this audit period" as a positive confirmation state, shown only after the reconciliation itself completes — never shown by default before the audit has actually run, to avoid it being mistaken for "nothing to audit"</w:t>
+              <w:t xml:space="preserve">"No onboarding cases in progress" as a positive confirmation state</w:t>
             </w:r>
           </w:p>
         </w:tc>
@@ -16581,7 +17547,7 @@
         <w:pStyle w:val="Heading2"/>
       </w:pPr>
       <w:r>
-        <w:t xml:space="preserve">3.5 DSAR Case Screen</w:t>
+        <w:t xml:space="preserve">3.3 Credential Expiry Tracking Dashboard</w:t>
       </w:r>
     </w:p>
     <w:tbl>
@@ -16739,7 +17705,7 @@
                 <w:sz w:val="18"/>
                 <w:szCs w:val="18"/>
               </w:rPr>
-              <w:t xml:space="preserve">Manage a Data Subject Access Request from intake through fulfillment within regulatory deadline, including the deceased-patient-specific path.</w:t>
+              <w:t xml:space="preserve">Monitor upcoming and past-due credential expirations across all active clinical/crew staff.</w:t>
             </w:r>
           </w:p>
         </w:tc>
@@ -16784,7 +17750,7 @@
                 <w:sz w:val="18"/>
                 <w:szCs w:val="18"/>
               </w:rPr>
-              <w:t xml:space="preserve">DSAR Case ID, requestor identity/verification status, request type (access, deletion, correction), scope of records requested, linked source records (Member, Clinical Note, Incident Case, etc.), statutory due date (tracked separately for Jamaica-domestic vs. UK-linked requests, since the deadlines differ), status (Received, Identity Verification, In Progress, Fulfilled, Denied); a distinct deceased-patient mode that, once selected, requires a probate/estate documentation type field (e.g., grant of probate, letters of administration, next-of-kin affidavit, per whichever jurisdiction applies) and a jurisdiction selector driving which post-mortem access rules apply, rather than reusing the standard living-patient identity-verification fields</w:t>
+              <w:t xml:space="preserve">Staff name, role, credential type, expiry date, days remaining/overdue, renewal status, branch</w:t>
             </w:r>
           </w:p>
         </w:tc>
@@ -16829,7 +17795,7 @@
                 <w:sz w:val="18"/>
                 <w:szCs w:val="18"/>
               </w:rPr>
-              <w:t xml:space="preserve">Verify requestor identity (standard path) or verify estate/next-of-kin standing (deceased path, with the probate/estate document type recorded); scope/collect responsive records; redact third-party living individuals' data even from an otherwise-valid estate request; approve fulfillment package; deny with legal basis; close case</w:t>
+              <w:t xml:space="preserve">Filter by expiry window/role/branch; send renewal reminder; mark renewed with new expiry date; flag for suspension if lapsed</w:t>
             </w:r>
           </w:p>
         </w:tc>
@@ -16874,7 +17840,7 @@
                 <w:sz w:val="18"/>
                 <w:szCs w:val="18"/>
               </w:rPr>
-              <w:t xml:space="preserve">From: module launcher or intake alert (via a DSAR Case List, which shows "No open DSAR requests" as its empty state). To: Member Detail (Membership module, read-only reference); Regulatory Reporting Calendar/Tracker (deadline tracking)</w:t>
+              <w:t xml:space="preserve">From: module launcher or Incident Case (if incident tied to expired credential). To: Credentialing Verification Queue (renewal documentation); User Account screen (IT module, to suspend access if lapsed)</w:t>
             </w:r>
           </w:p>
         </w:tc>
@@ -16919,7 +17885,52 @@
                 <w:sz w:val="18"/>
                 <w:szCs w:val="18"/>
               </w:rPr>
-              <w:t xml:space="preserve">Cannot fulfill without identity (or estate-standing) verification complete; statutory deadline countdown flags case as at-risk as due date nears, using the jurisdiction-specific deadline, not a single default; denial requires documented legal basis</w:t>
+              <w:t xml:space="preserve">Overdue credential auto-flags staff record; cannot clear flag without renewal documentation attached</w:t>
+            </w:r>
+          </w:p>
+        </w:tc>
+      </w:tr>
+      <w:tr>
+        <w:trPr>
+          <w:cantSplit/>
+        </w:trPr>
+        <w:tc>
+          <w:tcPr>
+            <w:tcW w:type="dxa" w:w="4680"/>
+            <w:tcMar>
+              <w:top w:type="dxa" w:w="90"/>
+              <w:left w:type="dxa" w:w="110"/>
+              <w:bottom w:type="dxa" w:w="90"/>
+              <w:right w:type="dxa" w:w="110"/>
+            </w:tcMar>
+          </w:tcPr>
+          <w:p>
+            <w:r>
+              <w:rPr>
+                <w:sz w:val="18"/>
+                <w:szCs w:val="18"/>
+              </w:rPr>
+              <w:t xml:space="preserve">Empty state</w:t>
+            </w:r>
+          </w:p>
+        </w:tc>
+        <w:tc>
+          <w:tcPr>
+            <w:tcW w:type="dxa" w:w="4680"/>
+            <w:tcMar>
+              <w:top w:type="dxa" w:w="90"/>
+              <w:left w:type="dxa" w:w="110"/>
+              <w:bottom w:type="dxa" w:w="90"/>
+              <w:right w:type="dxa" w:w="110"/>
+            </w:tcMar>
+          </w:tcPr>
+          <w:p>
+            <w:r>
+              <w:rPr>
+                <w:sz w:val="18"/>
+                <w:szCs w:val="18"/>
+              </w:rPr>
+              <w:t xml:space="preserve">"No credentials expiring in the selected window" as a positive confirmation state</w:t>
             </w:r>
           </w:p>
         </w:tc>
@@ -16940,7 +17951,7 @@
         <w:pStyle w:val="Heading2"/>
       </w:pPr>
       <w:r>
-        <w:t xml:space="preserve">3.6 Regulatory Reporting Calendar / Tracker</w:t>
+        <w:t xml:space="preserve">3.4 Controlled-Substance Audit Screen</w:t>
       </w:r>
     </w:p>
     <w:tbl>
@@ -17098,7 +18109,7 @@
                 <w:sz w:val="18"/>
                 <w:szCs w:val="18"/>
               </w:rPr>
-              <w:t xml:space="preserve">Track all recurring and ad hoc regulatory filing obligations and their submission status.</w:t>
+              <w:t xml:space="preserve">Reconcile controlled-substance administration/inventory records against Clinical Note billing-code extracts and crew logs to detect discrepancies.</w:t>
             </w:r>
           </w:p>
         </w:tc>
@@ -17143,7 +18154,7 @@
                 <w:sz w:val="18"/>
                 <w:szCs w:val="18"/>
               </w:rPr>
-              <w:t xml:space="preserve">Filing/report name, regulator/jurisdiction (Jamaica MOHW and UK-facing obligations tracked separately), frequency, due date, status (Not Started, In Progress, Filed, Overdue), linked source case (Incident Case, DSAR Case, Controlled-Substance Audit)</w:t>
+              <w:t xml:space="preserve">Substance/lot, assigned Vehicle/Crew Record, dispensed quantity vs. administered/documented quantity, discrepancy flag, linked Clinical Note reference (code extract only), audit period</w:t>
             </w:r>
           </w:p>
         </w:tc>
@@ -17188,7 +18199,7 @@
                 <w:sz w:val="18"/>
                 <w:szCs w:val="18"/>
               </w:rPr>
-              <w:t xml:space="preserve">Mark filing in progress/complete; attach filed document/confirmation; set reminder; link source case; log extension/exception</w:t>
+              <w:t xml:space="preserve">Reconcile line item; flag discrepancy for investigation (creates linked Incident Case); mark period audited; export audit log</w:t>
             </w:r>
           </w:p>
         </w:tc>
@@ -17233,7 +18244,7 @@
                 <w:sz w:val="18"/>
                 <w:szCs w:val="18"/>
               </w:rPr>
-              <w:t xml:space="preserve">From: module launcher, or auto-created link from Incident Case/Controlled-Substance Audit/DSAR Case when reportable. To: underlying case screen (Incident Case, DSAR Case, Controlled-Substance Audit)</w:t>
+              <w:t xml:space="preserve">From: module launcher. To: Incident Case Investigation screen (on discrepancy); Regulatory Reporting Calendar/Tracker</w:t>
             </w:r>
           </w:p>
         </w:tc>
@@ -17278,7 +18289,52 @@
                 <w:sz w:val="18"/>
                 <w:szCs w:val="18"/>
               </w:rPr>
-              <w:t xml:space="preserve">Overdue filings flagged and cannot be dismissed without documented reason; jurisdiction mismatch warning if wrong regulator selected for entity type</w:t>
+              <w:t xml:space="preserve">Cannot mark period audited with unresolved discrepancies; access to full Clinical Note blocked, only billing-code extract visible, consistent with platform-wide restriction</w:t>
+            </w:r>
+          </w:p>
+        </w:tc>
+      </w:tr>
+      <w:tr>
+        <w:trPr>
+          <w:cantSplit/>
+        </w:trPr>
+        <w:tc>
+          <w:tcPr>
+            <w:tcW w:type="dxa" w:w="4680"/>
+            <w:tcMar>
+              <w:top w:type="dxa" w:w="90"/>
+              <w:left w:type="dxa" w:w="110"/>
+              <w:bottom w:type="dxa" w:w="90"/>
+              <w:right w:type="dxa" w:w="110"/>
+            </w:tcMar>
+          </w:tcPr>
+          <w:p>
+            <w:r>
+              <w:rPr>
+                <w:sz w:val="18"/>
+                <w:szCs w:val="18"/>
+              </w:rPr>
+              <w:t xml:space="preserve">Empty state</w:t>
+            </w:r>
+          </w:p>
+        </w:tc>
+        <w:tc>
+          <w:tcPr>
+            <w:tcW w:type="dxa" w:w="4680"/>
+            <w:tcMar>
+              <w:top w:type="dxa" w:w="90"/>
+              <w:left w:type="dxa" w:w="110"/>
+              <w:bottom w:type="dxa" w:w="90"/>
+              <w:right w:type="dxa" w:w="110"/>
+            </w:tcMar>
+          </w:tcPr>
+          <w:p>
+            <w:r>
+              <w:rPr>
+                <w:sz w:val="18"/>
+                <w:szCs w:val="18"/>
+              </w:rPr>
+              <w:t xml:space="preserve">"No discrepancies in this audit period" as a positive confirmation state, shown only after the reconciliation itself completes — never shown by default before the audit has actually run, to avoid it being mistaken for "nothing to audit"</w:t>
             </w:r>
           </w:p>
         </w:tc>
@@ -17296,23 +18352,10 @@
     </w:p>
     <w:p>
       <w:pPr>
-        <w:pStyle w:val="Heading1"/>
-      </w:pPr>
-      <w:r>
-        <w:t xml:space="preserve">Module 4: IT Administration</w:t>
-      </w:r>
-    </w:p>
-    <w:p>
-      <w:r>
-        <w:br w:type="page"/>
-      </w:r>
-    </w:p>
-    <w:p>
-      <w:pPr>
         <w:pStyle w:val="Heading2"/>
       </w:pPr>
       <w:r>
-        <w:t xml:space="preserve">4.1 User Account List / Management</w:t>
+        <w:t xml:space="preserve">3.5 DSAR Case List</w:t>
       </w:r>
     </w:p>
     <w:tbl>
@@ -17425,7 +18468,7 @@
                 <w:sz w:val="18"/>
                 <w:szCs w:val="18"/>
               </w:rPr>
-              <w:t xml:space="preserve">IT/System Administrator</w:t>
+              <w:t xml:space="preserve">Compliance/Clinical Quality Officer</w:t>
             </w:r>
           </w:p>
         </w:tc>
@@ -17470,7 +18513,7 @@
                 <w:sz w:val="18"/>
                 <w:szCs w:val="18"/>
               </w:rPr>
-              <w:t xml:space="preserve">View and manage all User Accounts across the platform, including status and access.</w:t>
+              <w:t xml:space="preserve">The full worklist of DSAR Cases, previously only referenced in passing as a navigation source — given its own complete specification here.</w:t>
             </w:r>
           </w:p>
         </w:tc>
@@ -17515,7 +18558,7 @@
                 <w:sz w:val="18"/>
                 <w:szCs w:val="18"/>
               </w:rPr>
-              <w:t xml:space="preserve">User name, role(s) assigned, associated module access, account status (Active, Suspended, Deactivated, Pending Activation), last login, linked Credentialing clearance status (for clinical/crew roles)</w:t>
+              <w:t xml:space="preserve">DSAR Case ID, requestor, request type (access, deletion, correction), jurisdiction (Jamaica-domestic vs. UK-linked), status (Received, Identity Verification, In Progress, Fulfilled, Denied), statutory due date, at-risk flag as the deadline nears</w:t>
             </w:r>
           </w:p>
         </w:tc>
@@ -17560,7 +18603,7 @@
                 <w:sz w:val="18"/>
                 <w:szCs w:val="18"/>
               </w:rPr>
-              <w:t xml:space="preserve">Create account; suspend/reactivate/deactivate; reset credentials; force password reset; view access history</w:t>
+              <w:t xml:space="preserve">Filter by status/jurisdiction/due-date proximity; open DSAR Case Screen (3.6)</w:t>
             </w:r>
           </w:p>
         </w:tc>
@@ -17605,7 +18648,7 @@
                 <w:sz w:val="18"/>
                 <w:szCs w:val="18"/>
               </w:rPr>
-              <w:t xml:space="preserve">From: platform home or Credentialing Verification Queue (Compliance module trigger for new clinical staff). To: Role Assignment screen; Access Review screen</w:t>
+              <w:t xml:space="preserve">From: module launcher or intake alert. To: DSAR Case Screen (3.6)</w:t>
             </w:r>
           </w:p>
         </w:tc>
@@ -17650,7 +18693,52 @@
                 <w:sz w:val="18"/>
                 <w:szCs w:val="18"/>
               </w:rPr>
-              <w:t xml:space="preserve">Cannot activate clinical/crew role account without confirmed Credentialing clearance; duplicate-account warning on creation</w:t>
+              <w:t xml:space="preserve">None beyond navigation</w:t>
+            </w:r>
+          </w:p>
+        </w:tc>
+      </w:tr>
+      <w:tr>
+        <w:trPr>
+          <w:cantSplit/>
+        </w:trPr>
+        <w:tc>
+          <w:tcPr>
+            <w:tcW w:type="dxa" w:w="4680"/>
+            <w:tcMar>
+              <w:top w:type="dxa" w:w="90"/>
+              <w:left w:type="dxa" w:w="110"/>
+              <w:bottom w:type="dxa" w:w="90"/>
+              <w:right w:type="dxa" w:w="110"/>
+            </w:tcMar>
+          </w:tcPr>
+          <w:p>
+            <w:r>
+              <w:rPr>
+                <w:sz w:val="18"/>
+                <w:szCs w:val="18"/>
+              </w:rPr>
+              <w:t xml:space="preserve">Empty state</w:t>
+            </w:r>
+          </w:p>
+        </w:tc>
+        <w:tc>
+          <w:tcPr>
+            <w:tcW w:type="dxa" w:w="4680"/>
+            <w:tcMar>
+              <w:top w:type="dxa" w:w="90"/>
+              <w:left w:type="dxa" w:w="110"/>
+              <w:bottom w:type="dxa" w:w="90"/>
+              <w:right w:type="dxa" w:w="110"/>
+            </w:tcMar>
+          </w:tcPr>
+          <w:p>
+            <w:r>
+              <w:rPr>
+                <w:sz w:val="18"/>
+                <w:szCs w:val="18"/>
+              </w:rPr>
+              <w:t xml:space="preserve">"No open DSAR requests" as a positive confirmation state</w:t>
             </w:r>
           </w:p>
         </w:tc>
@@ -17671,7 +18759,7 @@
         <w:pStyle w:val="Heading2"/>
       </w:pPr>
       <w:r>
-        <w:t xml:space="preserve">4.2 Role Assignment Screen</w:t>
+        <w:t xml:space="preserve">3.6 DSAR Case Screen</w:t>
       </w:r>
     </w:p>
     <w:tbl>
@@ -17784,7 +18872,7 @@
                 <w:sz w:val="18"/>
                 <w:szCs w:val="18"/>
               </w:rPr>
-              <w:t xml:space="preserve">IT/System Administrator</w:t>
+              <w:t xml:space="preserve">Compliance/Clinical Quality Officer</w:t>
             </w:r>
           </w:p>
         </w:tc>
@@ -17829,7 +18917,7 @@
                 <w:sz w:val="18"/>
                 <w:szCs w:val="18"/>
               </w:rPr>
-              <w:t xml:space="preserve">Assign or modify the role(s) and corresponding module/permission set for a User Account, including designating time-boxed backup approvers for continuity (Backup Finance Manager, Backup Customer Success Lead).</w:t>
+              <w:t xml:space="preserve">Manage a Data Subject Access Request from intake through fulfillment within regulatory deadline, including the deceased-patient-specific path.</w:t>
             </w:r>
           </w:p>
         </w:tc>
@@ -17874,7 +18962,7 @@
                 <w:sz w:val="18"/>
                 <w:szCs w:val="18"/>
               </w:rPr>
-              <w:t xml:space="preserve">Current role(s), available roles (Finance/Billing Officer, Finance Manager, Membership and Customer Success Agent/Lead, Compliance/Clinical Quality Officer, IT/System Administrator, Operations Manager, Executive), permission summary per role, effective date; active backup-approver designations and their covering period</w:t>
+              <w:t xml:space="preserve">DSAR Case ID, requestor identity/verification status, request type (access, deletion, correction), scope of records requested, linked source records (Member, Clinical Note, Incident Case, etc.), statutory due date (tracked separately for Jamaica-domestic vs. UK-linked requests, since the deadlines differ), status (Received, Identity Verification, In Progress, Fulfilled, Denied); a distinct deceased-patient mode that, once selected, requires a probate/estate documentation type field (e.g., grant of probate, letters of administration, next-of-kin affidavit, per whichever jurisdiction applies) and a jurisdiction selector driving which post-mortem access rules apply, rather than reusing the standard living-patient identity-verification fields</w:t>
             </w:r>
           </w:p>
         </w:tc>
@@ -17919,7 +19007,7 @@
                 <w:sz w:val="18"/>
                 <w:szCs w:val="18"/>
               </w:rPr>
-              <w:t xml:space="preserve">Add/remove role; preview resulting permission set; apply change; require secondary approval for high-privilege roles (Finance Manager, Executive, IT Administrator); designate a time-boxed Backup Finance Manager or Backup Customer Success Lead with a defined start/end date</w:t>
+              <w:t xml:space="preserve">Verify requestor identity (standard path) or verify estate/next-of-kin standing (deceased path, with the probate/estate document type recorded); scope/collect responsive records; redact third-party living individuals' data even from an otherwise-valid estate request; approve fulfillment package; deny with legal basis; close case</w:t>
             </w:r>
           </w:p>
         </w:tc>
@@ -17964,7 +19052,7 @@
                 <w:sz w:val="18"/>
                 <w:szCs w:val="18"/>
               </w:rPr>
-              <w:t xml:space="preserve">From: User Account List/Management. To: User Account List/Management; Access Review screen</w:t>
+              <w:t xml:space="preserve">From: DSAR Case List (3.5) or intake alert. To: Member Detail (Membership module, read-only reference); Regulatory Reporting Calendar/Tracker (deadline tracking)</w:t>
             </w:r>
           </w:p>
         </w:tc>
@@ -18009,7 +19097,7 @@
                 <w:sz w:val="18"/>
                 <w:szCs w:val="18"/>
               </w:rPr>
-              <w:t xml:space="preserve">Assigning conflicting roles (e.g., Billing Officer plus Finance Manager approval authority on own submissions) triggers segregation-of-duties warning; high-privilege assignment requires second admin sign-off; a backup-approver designation with no end date is rejected, since it must be time-boxed by design</w:t>
+              <w:t xml:space="preserve">Cannot fulfill without identity (or estate-standing) verification complete; statutory deadline countdown flags case as at-risk as due date nears, using the jurisdiction-specific deadline, not a single default; denial requires documented legal basis</w:t>
             </w:r>
           </w:p>
         </w:tc>
@@ -18030,7 +19118,7 @@
         <w:pStyle w:val="Heading2"/>
       </w:pPr>
       <w:r>
-        <w:t xml:space="preserve">4.3 Access Review Screen (Periodic Attestation)</w:t>
+        <w:t xml:space="preserve">3.7 Regulatory Reporting Calendar / Tracker</w:t>
       </w:r>
     </w:p>
     <w:tbl>
@@ -18143,7 +19231,7 @@
                 <w:sz w:val="18"/>
                 <w:szCs w:val="18"/>
               </w:rPr>
-              <w:t xml:space="preserve">IT/System Administrator (runs/manages review); role owners (e.g., Finance Manager, Compliance Officer) attest to their team's access as reviewers within this screen</w:t>
+              <w:t xml:space="preserve">Compliance/Clinical Quality Officer</w:t>
             </w:r>
           </w:p>
         </w:tc>
@@ -18188,7 +19276,7 @@
                 <w:sz w:val="18"/>
                 <w:szCs w:val="18"/>
               </w:rPr>
-              <w:t xml:space="preserve">Conduct periodic attestation that each User Account's current access remains appropriate.</w:t>
+              <w:t xml:space="preserve">Track all recurring and ad hoc regulatory filing obligations and their submission status.</w:t>
             </w:r>
           </w:p>
         </w:tc>
@@ -18233,7 +19321,7 @@
                 <w:sz w:val="18"/>
                 <w:szCs w:val="18"/>
               </w:rPr>
-              <w:t xml:space="preserve">Review cycle period, User Account list with current roles, assigned reviewer/attester, attestation status (Pending, Attested, Flagged for Removal), last review date</w:t>
+              <w:t xml:space="preserve">Filing/report name, regulator/jurisdiction (Jamaica MOHW and UK-facing obligations tracked separately), frequency, due date, status (Not Started, In Progress, Filed, Overdue), linked source case (Incident Case, DSAR Case, Controlled-Substance Audit)</w:t>
             </w:r>
           </w:p>
         </w:tc>
@@ -18278,7 +19366,7 @@
                 <w:sz w:val="18"/>
                 <w:szCs w:val="18"/>
               </w:rPr>
-              <w:t xml:space="preserve">Assign reviewer; attest access as appropriate; flag access for removal; bulk-remind pending reviewers; close review cycle</w:t>
+              <w:t xml:space="preserve">Mark filing in progress/complete; attach filed document/confirmation; set reminder; link source case; log extension/exception</w:t>
             </w:r>
           </w:p>
         </w:tc>
@@ -18323,7 +19411,7 @@
                 <w:sz w:val="18"/>
                 <w:szCs w:val="18"/>
               </w:rPr>
-              <w:t xml:space="preserve">From: User Account List/Management or scheduled reminder. To: Role Assignment screen (to act on flagged removals)</w:t>
+              <w:t xml:space="preserve">From: module launcher, or auto-created link from Incident Case/Controlled-Substance Audit/DSAR Case when reportable. To: underlying case screen (Incident Case, DSAR Case, Controlled-Substance Audit)</w:t>
             </w:r>
           </w:p>
         </w:tc>
@@ -18368,52 +19456,7 @@
                 <w:sz w:val="18"/>
                 <w:szCs w:val="18"/>
               </w:rPr>
-              <w:t xml:space="preserve">Cannot close review cycle with outstanding unattested accounts; flagged-for-removal items require follow-up action logged before cycle closes</w:t>
-            </w:r>
-          </w:p>
-        </w:tc>
-      </w:tr>
-      <w:tr>
-        <w:trPr>
-          <w:cantSplit/>
-        </w:trPr>
-        <w:tc>
-          <w:tcPr>
-            <w:tcW w:type="dxa" w:w="4680"/>
-            <w:tcMar>
-              <w:top w:type="dxa" w:w="90"/>
-              <w:left w:type="dxa" w:w="110"/>
-              <w:bottom w:type="dxa" w:w="90"/>
-              <w:right w:type="dxa" w:w="110"/>
-            </w:tcMar>
-          </w:tcPr>
-          <w:p>
-            <w:r>
-              <w:rPr>
-                <w:sz w:val="18"/>
-                <w:szCs w:val="18"/>
-              </w:rPr>
-              <w:t xml:space="preserve">Empty state</w:t>
-            </w:r>
-          </w:p>
-        </w:tc>
-        <w:tc>
-          <w:tcPr>
-            <w:tcW w:type="dxa" w:w="4680"/>
-            <w:tcMar>
-              <w:top w:type="dxa" w:w="90"/>
-              <w:left w:type="dxa" w:w="110"/>
-              <w:bottom w:type="dxa" w:w="90"/>
-              <w:right w:type="dxa" w:w="110"/>
-            </w:tcMar>
-          </w:tcPr>
-          <w:p>
-            <w:r>
-              <w:rPr>
-                <w:sz w:val="18"/>
-                <w:szCs w:val="18"/>
-              </w:rPr>
-              <w:t xml:space="preserve">"All accounts attested" as a positive confirmation state once a cycle completes cleanly</w:t>
+              <w:t xml:space="preserve">Overdue filings flagged and cannot be dismissed without documented reason; jurisdiction mismatch warning if wrong regulator selected for entity type</w:t>
             </w:r>
           </w:p>
         </w:tc>
@@ -18434,7 +19477,7 @@
         <w:pStyle w:val="Heading2"/>
       </w:pPr>
       <w:r>
-        <w:t xml:space="preserve">4.4 System Configuration / Change-Request Screen</w:t>
+        <w:t xml:space="preserve">3.8 Clinical Quality Review and Addendum Screen</w:t>
       </w:r>
     </w:p>
     <w:tbl>
@@ -18547,7 +19590,7 @@
                 <w:sz w:val="18"/>
                 <w:szCs w:val="18"/>
               </w:rPr>
-              <w:t xml:space="preserve">IT/System Administrator</w:t>
+              <w:t xml:space="preserve">Medical Director / QA — a role named throughout the Enterprise Platform Specification with explicit audit and addendum authority over Home Doctor encounters and Care Plans, but with no screen of its own anywhere in this inventory until now</w:t>
             </w:r>
           </w:p>
         </w:tc>
@@ -18592,7 +19635,7 @@
                 <w:sz w:val="18"/>
                 <w:szCs w:val="18"/>
               </w:rPr>
-              <w:t xml:space="preserve">Submit, approve, and track requests to change platform configuration (e.g., new branch setup, integration settings, workflow rules).</w:t>
+              <w:t xml:space="preserve">Support the two things Medical Director/QA actually does per the specification: sampled quality-assurance review of closed clinical encounters, and adding a formal, audit-logged addendum to a clinical record after it has locked (per the 24-hour lock rule established for Clinical Notes).</w:t>
             </w:r>
           </w:p>
         </w:tc>
@@ -18637,7 +19680,7 @@
                 <w:sz w:val="18"/>
                 <w:szCs w:val="18"/>
               </w:rPr>
-              <w:t xml:space="preserve">Change Request ID, requested change description, requesting module/role, risk level, approval status, implementation date, rollback plan</w:t>
+              <w:t xml:space="preserve">A system-drawn sample of recently-closed Home Doctor visit encounters and Care Plans, not self-selected by the reviewer; the full clinical note/plan content for a sampled item; any prior addendum history on a record; the specific field or finding an addendum is being added to.</w:t>
             </w:r>
           </w:p>
         </w:tc>
@@ -18682,7 +19725,7 @@
                 <w:sz w:val="18"/>
                 <w:szCs w:val="18"/>
               </w:rPr>
-              <w:t xml:space="preserve">Submit change request; assess risk; approve/reject; schedule implementation; record rollback if needed; close request</w:t>
+              <w:t xml:space="preserve">Mark a sampled encounter as meeting quality standards or flag it for follow-up; add a coaching note routed to the treating Doctor; add a formal addendum to a locked Clinical Note or Care Plan, with a mandatory reason and the addendum itself clearly marked as a later addition rather than an edit to the original record; escalate a pattern (not a single encounter) to Compliance/Clinical Quality Officer if it suggests a systemic issue rather than an individual one.</w:t>
             </w:r>
           </w:p>
         </w:tc>
@@ -18727,7 +19770,7 @@
                 <w:sz w:val="18"/>
                 <w:szCs w:val="18"/>
               </w:rPr>
-              <w:t xml:space="preserve">From: module launcher or request raised from another module (e.g., Finance requesting new payer integration); receives the initiating request from the New Region/Branch Launch Wizard (5.6) for the technical/geofence configuration steps in that journey. To: none downstream within this screen set (terminal administrative record)</w:t>
+              <w:t xml:space="preserve">From: module launcher, on the standing sampling cadence; or directly from a Clinical Note/Care Plan reached via a cross-module link when an addendum is specifically needed. To: the underlying Clinical Note or Care Plan record (addendum appended, never overwriting); an Incident Case (Compliance module) if a sampled review reveals a genuine safety concern rather than a coaching-level finding.</w:t>
             </w:r>
           </w:p>
         </w:tc>
@@ -18772,7 +19815,7 @@
                 <w:sz w:val="18"/>
                 <w:szCs w:val="18"/>
               </w:rPr>
-              <w:t xml:space="preserve">High-risk changes require documented rollback plan before approval; cannot implement without recorded approval</w:t>
+              <w:t xml:space="preserve">An addendum can never alter or remove the original locked content — it is always an append-only new entry with its own timestamp and author; cannot flag a systemic pattern without at least the minimum number of corroborating sampled instances defined by policy, to avoid over-reacting to a single case.</w:t>
             </w:r>
           </w:p>
         </w:tc>
@@ -18817,7 +19860,7 @@
                 <w:sz w:val="18"/>
                 <w:szCs w:val="18"/>
               </w:rPr>
-              <w:t xml:space="preserve">"No open change requests" as a positive confirmation state</w:t>
+              <w:t xml:space="preserve">"No encounters due for review this cycle" as a positive confirmation state.</w:t>
             </w:r>
           </w:p>
         </w:tc>
@@ -18838,7 +19881,7 @@
         <w:pStyle w:val="Heading2"/>
       </w:pPr>
       <w:r>
-        <w:t xml:space="preserve">4.5 Backup / Security Incident Screen</w:t>
+        <w:t xml:space="preserve">3.9 Safeguarding Case Screen</w:t>
       </w:r>
     </w:p>
     <w:tbl>
@@ -18951,7 +19994,7 @@
                 <w:sz w:val="18"/>
                 <w:szCs w:val="18"/>
               </w:rPr>
-              <w:t xml:space="preserve">IT/System Administrator</w:t>
+              <w:t xml:space="preserve">Clinical Safety Officer — a role named throughout the Enterprise Platform Specification with full access to the safeguarding module arising from Nurse and Home Health Aide mandatory-reporting triggers, but with no screen of its own anywhere in this inventory until now</w:t>
             </w:r>
           </w:p>
         </w:tc>
@@ -18996,7 +20039,7 @@
                 <w:sz w:val="18"/>
                 <w:szCs w:val="18"/>
               </w:rPr>
-              <w:t xml:space="preserve">Track system backup status and manage security incident response (distinct from clinical Incident Case).</w:t>
+              <w:t xml:space="preserve">Manage a safeguarding concern (abuse, neglect, or a vulnerable-persons protection matter) raised by a Nurse or Aide during a home visit, from intake through resolution or statutory referral — kept in a segregated, higher-restriction record distinct from a standard Incident Case, consistent with the heightened confidentiality safeguarding matters require.</w:t>
             </w:r>
           </w:p>
         </w:tc>
@@ -19041,7 +20084,7 @@
                 <w:sz w:val="18"/>
                 <w:szCs w:val="18"/>
               </w:rPr>
-              <w:t xml:space="preserve">Backup job log (schedule, last successful run, failure alerts), security incident list (type, affected systems/accounts, detection date, severity, containment status), remediation actions</w:t>
+              <w:t xml:space="preserve">Safeguarding Case ID, linked patient (access restricted to this role and, on a need-to-know basis, Compliance/Clinical Quality Officer — never visible in the standard Incident Case list or Member Detail screen); the originating Nurse/Aide's structured safeguarding note; risk assessment; statutory-referral status if escalated to an external protection authority; status (Reported, Under Review, Referred Externally, Closed).</w:t>
             </w:r>
           </w:p>
         </w:tc>
@@ -19086,7 +20129,7 @@
                 <w:sz w:val="18"/>
                 <w:szCs w:val="18"/>
               </w:rPr>
-              <w:t xml:space="preserve">Retry/verify backup job; open new security incident; assign remediation owner; log containment/remediation step; close incident; notify Compliance Officer if data exposure suspected (cross-module trigger to DSAR/Incident Case)</w:t>
+              <w:t xml:space="preserve">Add a case note; conduct or record a risk assessment; determine whether statutory external referral thresholds are met; log an external referral with the receiving authority and reference; close the case with a documented outcome.</w:t>
             </w:r>
           </w:p>
         </w:tc>
@@ -19131,7 +20174,7 @@
                 <w:sz w:val="18"/>
                 <w:szCs w:val="18"/>
               </w:rPr>
-              <w:t xml:space="preserve">From: module launcher or automated alert. To: none within IT module (may generate linked record in Compliance module's Incident Case screen if data breach suspected)</w:t>
+              <w:t xml:space="preserve">From: a dedicated safeguarding intake alert (triggered automatically when a Nurse or Aide's mandatory-reporting flag fires during Clinical Documentation), not from the general Incident Case List, given the access-segregation requirement. To: nowhere within the general platform — this module is intentionally a closed loop, with only a de-identified, aggregate count (not case detail) ever surfacing to broader compliance reporting.</w:t>
             </w:r>
           </w:p>
         </w:tc>
@@ -19176,7 +20219,7 @@
                 <w:sz w:val="18"/>
                 <w:szCs w:val="18"/>
               </w:rPr>
-              <w:t xml:space="preserve">Cannot close security incident without documented containment and remediation; failed backup beyond retry threshold auto-escalates severity</w:t>
+              <w:t xml:space="preserve">Cannot be reached or deep-linked by any role other than Clinical Safety Officer (uses the platform-wide Access Denied state for any other attempt, logged as a high-priority audit event given the sensitivity); cannot close a case flagged as meeting external-referral thresholds without the referral itself being logged first.</w:t>
             </w:r>
           </w:p>
         </w:tc>
@@ -19221,7 +20264,7 @@
                 <w:sz w:val="18"/>
                 <w:szCs w:val="18"/>
               </w:rPr>
-              <w:t xml:space="preserve">Security incident list shows "No open security incidents" as a positive confirmation state; the backup job log is never empty by design (it always shows the most recent scheduled run, success or failure)</w:t>
+              <w:t xml:space="preserve">"No open safeguarding cases" as a positive confirmation state.</w:t>
             </w:r>
           </w:p>
         </w:tc>
@@ -19242,7 +20285,7 @@
         <w:pStyle w:val="Heading1"/>
       </w:pPr>
       <w:r>
-        <w:t xml:space="preserve">Module 5: Executive and Operations Reporting</w:t>
+        <w:t xml:space="preserve">Module 4: IT Administration</w:t>
       </w:r>
     </w:p>
     <w:p>
@@ -19255,7 +20298,7 @@
         <w:pStyle w:val="Heading2"/>
       </w:pPr>
       <w:r>
-        <w:t xml:space="preserve">5.1 Main KPI Dashboard</w:t>
+        <w:t xml:space="preserve">4.1 User Account List / Management</w:t>
       </w:r>
     </w:p>
     <w:tbl>
@@ -19368,6 +20411,1949 @@
                 <w:sz w:val="18"/>
                 <w:szCs w:val="18"/>
               </w:rPr>
+              <w:t xml:space="preserve">IT/System Administrator</w:t>
+            </w:r>
+          </w:p>
+        </w:tc>
+      </w:tr>
+      <w:tr>
+        <w:trPr>
+          <w:cantSplit/>
+        </w:trPr>
+        <w:tc>
+          <w:tcPr>
+            <w:tcW w:type="dxa" w:w="4680"/>
+            <w:tcMar>
+              <w:top w:type="dxa" w:w="90"/>
+              <w:left w:type="dxa" w:w="110"/>
+              <w:bottom w:type="dxa" w:w="90"/>
+              <w:right w:type="dxa" w:w="110"/>
+            </w:tcMar>
+          </w:tcPr>
+          <w:p>
+            <w:r>
+              <w:rPr>
+                <w:sz w:val="18"/>
+                <w:szCs w:val="18"/>
+              </w:rPr>
+              <w:t xml:space="preserve">Purpose</w:t>
+            </w:r>
+          </w:p>
+        </w:tc>
+        <w:tc>
+          <w:tcPr>
+            <w:tcW w:type="dxa" w:w="4680"/>
+            <w:tcMar>
+              <w:top w:type="dxa" w:w="90"/>
+              <w:left w:type="dxa" w:w="110"/>
+              <w:bottom w:type="dxa" w:w="90"/>
+              <w:right w:type="dxa" w:w="110"/>
+            </w:tcMar>
+          </w:tcPr>
+          <w:p>
+            <w:r>
+              <w:rPr>
+                <w:sz w:val="18"/>
+                <w:szCs w:val="18"/>
+              </w:rPr>
+              <w:t xml:space="preserve">View and manage all User Accounts across the platform, including status and access — covering both AFC-employed staff accounts and external Facility Partner accounts, which are provisioned through this same screen under a distinct account type rather than a separate, undocumented process.</w:t>
+            </w:r>
+          </w:p>
+        </w:tc>
+      </w:tr>
+      <w:tr>
+        <w:trPr>
+          <w:cantSplit/>
+        </w:trPr>
+        <w:tc>
+          <w:tcPr>
+            <w:tcW w:type="dxa" w:w="4680"/>
+            <w:tcMar>
+              <w:top w:type="dxa" w:w="90"/>
+              <w:left w:type="dxa" w:w="110"/>
+              <w:bottom w:type="dxa" w:w="90"/>
+              <w:right w:type="dxa" w:w="110"/>
+            </w:tcMar>
+          </w:tcPr>
+          <w:p>
+            <w:r>
+              <w:rPr>
+                <w:sz w:val="18"/>
+                <w:szCs w:val="18"/>
+              </w:rPr>
+              <w:t xml:space="preserve">Key info displayed</w:t>
+            </w:r>
+          </w:p>
+        </w:tc>
+        <w:tc>
+          <w:tcPr>
+            <w:tcW w:type="dxa" w:w="4680"/>
+            <w:tcMar>
+              <w:top w:type="dxa" w:w="90"/>
+              <w:left w:type="dxa" w:w="110"/>
+              <w:bottom w:type="dxa" w:w="90"/>
+              <w:right w:type="dxa" w:w="110"/>
+            </w:tcMar>
+          </w:tcPr>
+          <w:p>
+            <w:r>
+              <w:rPr>
+                <w:sz w:val="18"/>
+                <w:szCs w:val="18"/>
+              </w:rPr>
+              <w:t xml:space="preserve">User name, account type (Internal Staff or External Facility Partner), role(s) assigned (internal accounts only — a Facility Partner account has no internal role, only its Portal-scoped access), associated module access, account status (Active, Suspended, Deactivated, Pending Activation), last login, linked Credentialing clearance status (for clinical/crew roles); for a Facility Partner account, the specific facility it's associated with and which named individual at that facility it belongs to (never a shared facility-wide login, per the least-privilege principle already established for that role).</w:t>
+            </w:r>
+          </w:p>
+        </w:tc>
+      </w:tr>
+      <w:tr>
+        <w:trPr>
+          <w:cantSplit/>
+        </w:trPr>
+        <w:tc>
+          <w:tcPr>
+            <w:tcW w:type="dxa" w:w="4680"/>
+            <w:tcMar>
+              <w:top w:type="dxa" w:w="90"/>
+              <w:left w:type="dxa" w:w="110"/>
+              <w:bottom w:type="dxa" w:w="90"/>
+              <w:right w:type="dxa" w:w="110"/>
+            </w:tcMar>
+          </w:tcPr>
+          <w:p>
+            <w:r>
+              <w:rPr>
+                <w:sz w:val="18"/>
+                <w:szCs w:val="18"/>
+              </w:rPr>
+              <w:t xml:space="preserve">Actions</w:t>
+            </w:r>
+          </w:p>
+        </w:tc>
+        <w:tc>
+          <w:tcPr>
+            <w:tcW w:type="dxa" w:w="4680"/>
+            <w:tcMar>
+              <w:top w:type="dxa" w:w="90"/>
+              <w:left w:type="dxa" w:w="110"/>
+              <w:bottom w:type="dxa" w:w="90"/>
+              <w:right w:type="dxa" w:w="110"/>
+            </w:tcMar>
+          </w:tcPr>
+          <w:p>
+            <w:r>
+              <w:rPr>
+                <w:sz w:val="18"/>
+                <w:szCs w:val="18"/>
+              </w:rPr>
+              <w:t xml:space="preserve">Create account (selecting Internal Staff or External Facility Partner at creation, which determines the rest of the form); for a Facility Partner account, associate it with a specific facility and send the account-activation invite directly to that individual; suspend/reactivate/deactivate; reset credentials; force password reset; view access history.</w:t>
+            </w:r>
+          </w:p>
+        </w:tc>
+      </w:tr>
+      <w:tr>
+        <w:trPr>
+          <w:cantSplit/>
+        </w:trPr>
+        <w:tc>
+          <w:tcPr>
+            <w:tcW w:type="dxa" w:w="4680"/>
+            <w:tcMar>
+              <w:top w:type="dxa" w:w="90"/>
+              <w:left w:type="dxa" w:w="110"/>
+              <w:bottom w:type="dxa" w:w="90"/>
+              <w:right w:type="dxa" w:w="110"/>
+            </w:tcMar>
+          </w:tcPr>
+          <w:p>
+            <w:r>
+              <w:rPr>
+                <w:sz w:val="18"/>
+                <w:szCs w:val="18"/>
+              </w:rPr>
+              <w:t xml:space="preserve">Navigation</w:t>
+            </w:r>
+          </w:p>
+        </w:tc>
+        <w:tc>
+          <w:tcPr>
+            <w:tcW w:type="dxa" w:w="4680"/>
+            <w:tcMar>
+              <w:top w:type="dxa" w:w="90"/>
+              <w:left w:type="dxa" w:w="110"/>
+              <w:bottom w:type="dxa" w:w="90"/>
+              <w:right w:type="dxa" w:w="110"/>
+            </w:tcMar>
+          </w:tcPr>
+          <w:p>
+            <w:r>
+              <w:rPr>
+                <w:sz w:val="18"/>
+                <w:szCs w:val="18"/>
+              </w:rPr>
+              <w:t xml:space="preserve">From: platform home or Credentialing Verification Queue (Compliance module trigger for new clinical staff). To: Role Assignment screen (internal accounts only); Access Review screen.</w:t>
+            </w:r>
+          </w:p>
+        </w:tc>
+      </w:tr>
+      <w:tr>
+        <w:trPr>
+          <w:cantSplit/>
+        </w:trPr>
+        <w:tc>
+          <w:tcPr>
+            <w:tcW w:type="dxa" w:w="4680"/>
+            <w:tcMar>
+              <w:top w:type="dxa" w:w="90"/>
+              <w:left w:type="dxa" w:w="110"/>
+              <w:bottom w:type="dxa" w:w="90"/>
+              <w:right w:type="dxa" w:w="110"/>
+            </w:tcMar>
+          </w:tcPr>
+          <w:p>
+            <w:r>
+              <w:rPr>
+                <w:sz w:val="18"/>
+                <w:szCs w:val="18"/>
+              </w:rPr>
+              <w:t xml:space="preserve">Validation/errors</w:t>
+            </w:r>
+          </w:p>
+        </w:tc>
+        <w:tc>
+          <w:tcPr>
+            <w:tcW w:type="dxa" w:w="4680"/>
+            <w:tcMar>
+              <w:top w:type="dxa" w:w="90"/>
+              <w:left w:type="dxa" w:w="110"/>
+              <w:bottom w:type="dxa" w:w="90"/>
+              <w:right w:type="dxa" w:w="110"/>
+            </w:tcMar>
+          </w:tcPr>
+          <w:p>
+            <w:r>
+              <w:rPr>
+                <w:sz w:val="18"/>
+                <w:szCs w:val="18"/>
+              </w:rPr>
+              <w:t xml:space="preserve">Cannot activate clinical/crew role account without confirmed Credentialing clearance; duplicate-account warning on creation; a Facility Partner account cannot be assigned an internal role — the two account types are mutually exclusive, not layered.</w:t>
+            </w:r>
+          </w:p>
+        </w:tc>
+      </w:tr>
+    </w:tbl>
+    <w:p>
+      <w:pPr>
+        <w:spacing w:after="160"/>
+      </w:pPr>
+    </w:p>
+    <w:p>
+      <w:r>
+        <w:br w:type="page"/>
+      </w:r>
+    </w:p>
+    <w:p>
+      <w:pPr>
+        <w:pStyle w:val="Heading2"/>
+      </w:pPr>
+      <w:r>
+        <w:t xml:space="preserve">4.2 Role Assignment Screen</w:t>
+      </w:r>
+    </w:p>
+    <w:tbl>
+      <w:tblPr>
+        <w:tblW w:type="dxa" w:w="9360"/>
+        <w:tblBorders>
+          <w:top w:val="single" w:color="D8D2C2" w:sz="4"/>
+          <w:left w:val="single" w:color="D8D2C2" w:sz="4"/>
+          <w:bottom w:val="single" w:color="D8D2C2" w:sz="4"/>
+          <w:right w:val="single" w:color="D8D2C2" w:sz="4"/>
+          <w:insideH w:val="single" w:color="D8D2C2" w:sz="4"/>
+          <w:insideV w:val="single" w:color="D8D2C2" w:sz="4"/>
+        </w:tblBorders>
+      </w:tblPr>
+      <w:tblGrid>
+        <w:gridCol w:w="4680"/>
+        <w:gridCol w:w="4680"/>
+      </w:tblGrid>
+      <w:tr>
+        <w:trPr>
+          <w:cantSplit/>
+          <w:tblHeader/>
+        </w:trPr>
+        <w:tc>
+          <w:tcPr>
+            <w:tcW w:type="dxa" w:w="4680"/>
+            <w:shd w:fill="16423C" w:val="clear"/>
+            <w:tcMar>
+              <w:top w:type="dxa" w:w="90"/>
+              <w:left w:type="dxa" w:w="110"/>
+              <w:bottom w:type="dxa" w:w="90"/>
+              <w:right w:type="dxa" w:w="110"/>
+            </w:tcMar>
+          </w:tcPr>
+          <w:p>
+            <w:r>
+              <w:rPr>
+                <w:b/>
+                <w:bCs/>
+                <w:color w:val="FFFFFF"/>
+                <w:sz w:val="18"/>
+                <w:szCs w:val="18"/>
+              </w:rPr>
+              <w:t xml:space="preserve">Field</w:t>
+            </w:r>
+          </w:p>
+        </w:tc>
+        <w:tc>
+          <w:tcPr>
+            <w:tcW w:type="dxa" w:w="4680"/>
+            <w:shd w:fill="16423C" w:val="clear"/>
+            <w:tcMar>
+              <w:top w:type="dxa" w:w="90"/>
+              <w:left w:type="dxa" w:w="110"/>
+              <w:bottom w:type="dxa" w:w="90"/>
+              <w:right w:type="dxa" w:w="110"/>
+            </w:tcMar>
+          </w:tcPr>
+          <w:p>
+            <w:r>
+              <w:rPr>
+                <w:b/>
+                <w:bCs/>
+                <w:color w:val="FFFFFF"/>
+                <w:sz w:val="18"/>
+                <w:szCs w:val="18"/>
+              </w:rPr>
+              <w:t xml:space="preserve">Detail</w:t>
+            </w:r>
+          </w:p>
+        </w:tc>
+      </w:tr>
+      <w:tr>
+        <w:trPr>
+          <w:cantSplit/>
+        </w:trPr>
+        <w:tc>
+          <w:tcPr>
+            <w:tcW w:type="dxa" w:w="4680"/>
+            <w:tcMar>
+              <w:top w:type="dxa" w:w="90"/>
+              <w:left w:type="dxa" w:w="110"/>
+              <w:bottom w:type="dxa" w:w="90"/>
+              <w:right w:type="dxa" w:w="110"/>
+            </w:tcMar>
+          </w:tcPr>
+          <w:p>
+            <w:r>
+              <w:rPr>
+                <w:sz w:val="18"/>
+                <w:szCs w:val="18"/>
+              </w:rPr>
+              <w:t xml:space="preserve">Roles</w:t>
+            </w:r>
+          </w:p>
+        </w:tc>
+        <w:tc>
+          <w:tcPr>
+            <w:tcW w:type="dxa" w:w="4680"/>
+            <w:tcMar>
+              <w:top w:type="dxa" w:w="90"/>
+              <w:left w:type="dxa" w:w="110"/>
+              <w:bottom w:type="dxa" w:w="90"/>
+              <w:right w:type="dxa" w:w="110"/>
+            </w:tcMar>
+          </w:tcPr>
+          <w:p>
+            <w:r>
+              <w:rPr>
+                <w:sz w:val="18"/>
+                <w:szCs w:val="18"/>
+              </w:rPr>
+              <w:t xml:space="preserve">IT/System Administrator</w:t>
+            </w:r>
+          </w:p>
+        </w:tc>
+      </w:tr>
+      <w:tr>
+        <w:trPr>
+          <w:cantSplit/>
+        </w:trPr>
+        <w:tc>
+          <w:tcPr>
+            <w:tcW w:type="dxa" w:w="4680"/>
+            <w:tcMar>
+              <w:top w:type="dxa" w:w="90"/>
+              <w:left w:type="dxa" w:w="110"/>
+              <w:bottom w:type="dxa" w:w="90"/>
+              <w:right w:type="dxa" w:w="110"/>
+            </w:tcMar>
+          </w:tcPr>
+          <w:p>
+            <w:r>
+              <w:rPr>
+                <w:sz w:val="18"/>
+                <w:szCs w:val="18"/>
+              </w:rPr>
+              <w:t xml:space="preserve">Purpose</w:t>
+            </w:r>
+          </w:p>
+        </w:tc>
+        <w:tc>
+          <w:tcPr>
+            <w:tcW w:type="dxa" w:w="4680"/>
+            <w:tcMar>
+              <w:top w:type="dxa" w:w="90"/>
+              <w:left w:type="dxa" w:w="110"/>
+              <w:bottom w:type="dxa" w:w="90"/>
+              <w:right w:type="dxa" w:w="110"/>
+            </w:tcMar>
+          </w:tcPr>
+          <w:p>
+            <w:r>
+              <w:rPr>
+                <w:sz w:val="18"/>
+                <w:szCs w:val="18"/>
+              </w:rPr>
+              <w:t xml:space="preserve">Assign or modify the role(s) and corresponding module/permission set for a User Account, including designating time-boxed backup approvers for continuity (Backup Finance Manager, Backup Customer Success Lead).</w:t>
+            </w:r>
+          </w:p>
+        </w:tc>
+      </w:tr>
+      <w:tr>
+        <w:trPr>
+          <w:cantSplit/>
+        </w:trPr>
+        <w:tc>
+          <w:tcPr>
+            <w:tcW w:type="dxa" w:w="4680"/>
+            <w:tcMar>
+              <w:top w:type="dxa" w:w="90"/>
+              <w:left w:type="dxa" w:w="110"/>
+              <w:bottom w:type="dxa" w:w="90"/>
+              <w:right w:type="dxa" w:w="110"/>
+            </w:tcMar>
+          </w:tcPr>
+          <w:p>
+            <w:r>
+              <w:rPr>
+                <w:sz w:val="18"/>
+                <w:szCs w:val="18"/>
+              </w:rPr>
+              <w:t xml:space="preserve">Key info displayed</w:t>
+            </w:r>
+          </w:p>
+        </w:tc>
+        <w:tc>
+          <w:tcPr>
+            <w:tcW w:type="dxa" w:w="4680"/>
+            <w:tcMar>
+              <w:top w:type="dxa" w:w="90"/>
+              <w:left w:type="dxa" w:w="110"/>
+              <w:bottom w:type="dxa" w:w="90"/>
+              <w:right w:type="dxa" w:w="110"/>
+            </w:tcMar>
+          </w:tcPr>
+          <w:p>
+            <w:r>
+              <w:rPr>
+                <w:sz w:val="18"/>
+                <w:szCs w:val="18"/>
+              </w:rPr>
+              <w:t xml:space="preserve">Current role(s), available roles (Finance/Billing Officer, Finance Manager, Membership and Customer Success Agent/Lead, Compliance/Clinical Quality Officer, IT/System Administrator, Operations Manager, Executive), permission summary per role, effective date; active backup-approver designations and their covering period</w:t>
+            </w:r>
+          </w:p>
+        </w:tc>
+      </w:tr>
+      <w:tr>
+        <w:trPr>
+          <w:cantSplit/>
+        </w:trPr>
+        <w:tc>
+          <w:tcPr>
+            <w:tcW w:type="dxa" w:w="4680"/>
+            <w:tcMar>
+              <w:top w:type="dxa" w:w="90"/>
+              <w:left w:type="dxa" w:w="110"/>
+              <w:bottom w:type="dxa" w:w="90"/>
+              <w:right w:type="dxa" w:w="110"/>
+            </w:tcMar>
+          </w:tcPr>
+          <w:p>
+            <w:r>
+              <w:rPr>
+                <w:sz w:val="18"/>
+                <w:szCs w:val="18"/>
+              </w:rPr>
+              <w:t xml:space="preserve">Actions</w:t>
+            </w:r>
+          </w:p>
+        </w:tc>
+        <w:tc>
+          <w:tcPr>
+            <w:tcW w:type="dxa" w:w="4680"/>
+            <w:tcMar>
+              <w:top w:type="dxa" w:w="90"/>
+              <w:left w:type="dxa" w:w="110"/>
+              <w:bottom w:type="dxa" w:w="90"/>
+              <w:right w:type="dxa" w:w="110"/>
+            </w:tcMar>
+          </w:tcPr>
+          <w:p>
+            <w:r>
+              <w:rPr>
+                <w:sz w:val="18"/>
+                <w:szCs w:val="18"/>
+              </w:rPr>
+              <w:t xml:space="preserve">Add/remove role; preview resulting permission set; apply change; require secondary approval for high-privilege roles (Finance Manager, Executive, IT Administrator); designate a time-boxed Backup Finance Manager or Backup Customer Success Lead with a defined start/end date</w:t>
+            </w:r>
+          </w:p>
+        </w:tc>
+      </w:tr>
+      <w:tr>
+        <w:trPr>
+          <w:cantSplit/>
+        </w:trPr>
+        <w:tc>
+          <w:tcPr>
+            <w:tcW w:type="dxa" w:w="4680"/>
+            <w:tcMar>
+              <w:top w:type="dxa" w:w="90"/>
+              <w:left w:type="dxa" w:w="110"/>
+              <w:bottom w:type="dxa" w:w="90"/>
+              <w:right w:type="dxa" w:w="110"/>
+            </w:tcMar>
+          </w:tcPr>
+          <w:p>
+            <w:r>
+              <w:rPr>
+                <w:sz w:val="18"/>
+                <w:szCs w:val="18"/>
+              </w:rPr>
+              <w:t xml:space="preserve">Navigation</w:t>
+            </w:r>
+          </w:p>
+        </w:tc>
+        <w:tc>
+          <w:tcPr>
+            <w:tcW w:type="dxa" w:w="4680"/>
+            <w:tcMar>
+              <w:top w:type="dxa" w:w="90"/>
+              <w:left w:type="dxa" w:w="110"/>
+              <w:bottom w:type="dxa" w:w="90"/>
+              <w:right w:type="dxa" w:w="110"/>
+            </w:tcMar>
+          </w:tcPr>
+          <w:p>
+            <w:r>
+              <w:rPr>
+                <w:sz w:val="18"/>
+                <w:szCs w:val="18"/>
+              </w:rPr>
+              <w:t xml:space="preserve">From: User Account List/Management. To: User Account List/Management; Access Review screen</w:t>
+            </w:r>
+          </w:p>
+        </w:tc>
+      </w:tr>
+      <w:tr>
+        <w:trPr>
+          <w:cantSplit/>
+        </w:trPr>
+        <w:tc>
+          <w:tcPr>
+            <w:tcW w:type="dxa" w:w="4680"/>
+            <w:tcMar>
+              <w:top w:type="dxa" w:w="90"/>
+              <w:left w:type="dxa" w:w="110"/>
+              <w:bottom w:type="dxa" w:w="90"/>
+              <w:right w:type="dxa" w:w="110"/>
+            </w:tcMar>
+          </w:tcPr>
+          <w:p>
+            <w:r>
+              <w:rPr>
+                <w:sz w:val="18"/>
+                <w:szCs w:val="18"/>
+              </w:rPr>
+              <w:t xml:space="preserve">Validation/errors</w:t>
+            </w:r>
+          </w:p>
+        </w:tc>
+        <w:tc>
+          <w:tcPr>
+            <w:tcW w:type="dxa" w:w="4680"/>
+            <w:tcMar>
+              <w:top w:type="dxa" w:w="90"/>
+              <w:left w:type="dxa" w:w="110"/>
+              <w:bottom w:type="dxa" w:w="90"/>
+              <w:right w:type="dxa" w:w="110"/>
+            </w:tcMar>
+          </w:tcPr>
+          <w:p>
+            <w:r>
+              <w:rPr>
+                <w:sz w:val="18"/>
+                <w:szCs w:val="18"/>
+              </w:rPr>
+              <w:t xml:space="preserve">Assigning conflicting roles (e.g., Billing Officer plus Finance Manager approval authority on own submissions) triggers segregation-of-duties warning; high-privilege assignment requires second admin sign-off; a backup-approver designation with no end date is rejected, since it must be time-boxed by design</w:t>
+            </w:r>
+          </w:p>
+        </w:tc>
+      </w:tr>
+    </w:tbl>
+    <w:p>
+      <w:pPr>
+        <w:spacing w:after="160"/>
+      </w:pPr>
+    </w:p>
+    <w:p>
+      <w:r>
+        <w:br w:type="page"/>
+      </w:r>
+    </w:p>
+    <w:p>
+      <w:pPr>
+        <w:pStyle w:val="Heading2"/>
+      </w:pPr>
+      <w:r>
+        <w:t xml:space="preserve">4.3 Access Review Screen (Periodic Attestation)</w:t>
+      </w:r>
+    </w:p>
+    <w:tbl>
+      <w:tblPr>
+        <w:tblW w:type="dxa" w:w="9360"/>
+        <w:tblBorders>
+          <w:top w:val="single" w:color="D8D2C2" w:sz="4"/>
+          <w:left w:val="single" w:color="D8D2C2" w:sz="4"/>
+          <w:bottom w:val="single" w:color="D8D2C2" w:sz="4"/>
+          <w:right w:val="single" w:color="D8D2C2" w:sz="4"/>
+          <w:insideH w:val="single" w:color="D8D2C2" w:sz="4"/>
+          <w:insideV w:val="single" w:color="D8D2C2" w:sz="4"/>
+        </w:tblBorders>
+      </w:tblPr>
+      <w:tblGrid>
+        <w:gridCol w:w="4680"/>
+        <w:gridCol w:w="4680"/>
+      </w:tblGrid>
+      <w:tr>
+        <w:trPr>
+          <w:cantSplit/>
+          <w:tblHeader/>
+        </w:trPr>
+        <w:tc>
+          <w:tcPr>
+            <w:tcW w:type="dxa" w:w="4680"/>
+            <w:shd w:fill="16423C" w:val="clear"/>
+            <w:tcMar>
+              <w:top w:type="dxa" w:w="90"/>
+              <w:left w:type="dxa" w:w="110"/>
+              <w:bottom w:type="dxa" w:w="90"/>
+              <w:right w:type="dxa" w:w="110"/>
+            </w:tcMar>
+          </w:tcPr>
+          <w:p>
+            <w:r>
+              <w:rPr>
+                <w:b/>
+                <w:bCs/>
+                <w:color w:val="FFFFFF"/>
+                <w:sz w:val="18"/>
+                <w:szCs w:val="18"/>
+              </w:rPr>
+              <w:t xml:space="preserve">Field</w:t>
+            </w:r>
+          </w:p>
+        </w:tc>
+        <w:tc>
+          <w:tcPr>
+            <w:tcW w:type="dxa" w:w="4680"/>
+            <w:shd w:fill="16423C" w:val="clear"/>
+            <w:tcMar>
+              <w:top w:type="dxa" w:w="90"/>
+              <w:left w:type="dxa" w:w="110"/>
+              <w:bottom w:type="dxa" w:w="90"/>
+              <w:right w:type="dxa" w:w="110"/>
+            </w:tcMar>
+          </w:tcPr>
+          <w:p>
+            <w:r>
+              <w:rPr>
+                <w:b/>
+                <w:bCs/>
+                <w:color w:val="FFFFFF"/>
+                <w:sz w:val="18"/>
+                <w:szCs w:val="18"/>
+              </w:rPr>
+              <w:t xml:space="preserve">Detail</w:t>
+            </w:r>
+          </w:p>
+        </w:tc>
+      </w:tr>
+      <w:tr>
+        <w:trPr>
+          <w:cantSplit/>
+        </w:trPr>
+        <w:tc>
+          <w:tcPr>
+            <w:tcW w:type="dxa" w:w="4680"/>
+            <w:tcMar>
+              <w:top w:type="dxa" w:w="90"/>
+              <w:left w:type="dxa" w:w="110"/>
+              <w:bottom w:type="dxa" w:w="90"/>
+              <w:right w:type="dxa" w:w="110"/>
+            </w:tcMar>
+          </w:tcPr>
+          <w:p>
+            <w:r>
+              <w:rPr>
+                <w:sz w:val="18"/>
+                <w:szCs w:val="18"/>
+              </w:rPr>
+              <w:t xml:space="preserve">Roles</w:t>
+            </w:r>
+          </w:p>
+        </w:tc>
+        <w:tc>
+          <w:tcPr>
+            <w:tcW w:type="dxa" w:w="4680"/>
+            <w:tcMar>
+              <w:top w:type="dxa" w:w="90"/>
+              <w:left w:type="dxa" w:w="110"/>
+              <w:bottom w:type="dxa" w:w="90"/>
+              <w:right w:type="dxa" w:w="110"/>
+            </w:tcMar>
+          </w:tcPr>
+          <w:p>
+            <w:r>
+              <w:rPr>
+                <w:sz w:val="18"/>
+                <w:szCs w:val="18"/>
+              </w:rPr>
+              <w:t xml:space="preserve">IT/System Administrator (runs/manages review); role owners (e.g., Finance Manager, Compliance Officer) attest to their team's access as reviewers within this screen</w:t>
+            </w:r>
+          </w:p>
+        </w:tc>
+      </w:tr>
+      <w:tr>
+        <w:trPr>
+          <w:cantSplit/>
+        </w:trPr>
+        <w:tc>
+          <w:tcPr>
+            <w:tcW w:type="dxa" w:w="4680"/>
+            <w:tcMar>
+              <w:top w:type="dxa" w:w="90"/>
+              <w:left w:type="dxa" w:w="110"/>
+              <w:bottom w:type="dxa" w:w="90"/>
+              <w:right w:type="dxa" w:w="110"/>
+            </w:tcMar>
+          </w:tcPr>
+          <w:p>
+            <w:r>
+              <w:rPr>
+                <w:sz w:val="18"/>
+                <w:szCs w:val="18"/>
+              </w:rPr>
+              <w:t xml:space="preserve">Purpose</w:t>
+            </w:r>
+          </w:p>
+        </w:tc>
+        <w:tc>
+          <w:tcPr>
+            <w:tcW w:type="dxa" w:w="4680"/>
+            <w:tcMar>
+              <w:top w:type="dxa" w:w="90"/>
+              <w:left w:type="dxa" w:w="110"/>
+              <w:bottom w:type="dxa" w:w="90"/>
+              <w:right w:type="dxa" w:w="110"/>
+            </w:tcMar>
+          </w:tcPr>
+          <w:p>
+            <w:r>
+              <w:rPr>
+                <w:sz w:val="18"/>
+                <w:szCs w:val="18"/>
+              </w:rPr>
+              <w:t xml:space="preserve">Conduct periodic attestation that each User Account's current access remains appropriate.</w:t>
+            </w:r>
+          </w:p>
+        </w:tc>
+      </w:tr>
+      <w:tr>
+        <w:trPr>
+          <w:cantSplit/>
+        </w:trPr>
+        <w:tc>
+          <w:tcPr>
+            <w:tcW w:type="dxa" w:w="4680"/>
+            <w:tcMar>
+              <w:top w:type="dxa" w:w="90"/>
+              <w:left w:type="dxa" w:w="110"/>
+              <w:bottom w:type="dxa" w:w="90"/>
+              <w:right w:type="dxa" w:w="110"/>
+            </w:tcMar>
+          </w:tcPr>
+          <w:p>
+            <w:r>
+              <w:rPr>
+                <w:sz w:val="18"/>
+                <w:szCs w:val="18"/>
+              </w:rPr>
+              <w:t xml:space="preserve">Key info displayed</w:t>
+            </w:r>
+          </w:p>
+        </w:tc>
+        <w:tc>
+          <w:tcPr>
+            <w:tcW w:type="dxa" w:w="4680"/>
+            <w:tcMar>
+              <w:top w:type="dxa" w:w="90"/>
+              <w:left w:type="dxa" w:w="110"/>
+              <w:bottom w:type="dxa" w:w="90"/>
+              <w:right w:type="dxa" w:w="110"/>
+            </w:tcMar>
+          </w:tcPr>
+          <w:p>
+            <w:r>
+              <w:rPr>
+                <w:sz w:val="18"/>
+                <w:szCs w:val="18"/>
+              </w:rPr>
+              <w:t xml:space="preserve">Review cycle period, User Account list with current roles, assigned reviewer/attester, attestation status (Pending, Attested, Flagged for Removal), last review date</w:t>
+            </w:r>
+          </w:p>
+        </w:tc>
+      </w:tr>
+      <w:tr>
+        <w:trPr>
+          <w:cantSplit/>
+        </w:trPr>
+        <w:tc>
+          <w:tcPr>
+            <w:tcW w:type="dxa" w:w="4680"/>
+            <w:tcMar>
+              <w:top w:type="dxa" w:w="90"/>
+              <w:left w:type="dxa" w:w="110"/>
+              <w:bottom w:type="dxa" w:w="90"/>
+              <w:right w:type="dxa" w:w="110"/>
+            </w:tcMar>
+          </w:tcPr>
+          <w:p>
+            <w:r>
+              <w:rPr>
+                <w:sz w:val="18"/>
+                <w:szCs w:val="18"/>
+              </w:rPr>
+              <w:t xml:space="preserve">Actions</w:t>
+            </w:r>
+          </w:p>
+        </w:tc>
+        <w:tc>
+          <w:tcPr>
+            <w:tcW w:type="dxa" w:w="4680"/>
+            <w:tcMar>
+              <w:top w:type="dxa" w:w="90"/>
+              <w:left w:type="dxa" w:w="110"/>
+              <w:bottom w:type="dxa" w:w="90"/>
+              <w:right w:type="dxa" w:w="110"/>
+            </w:tcMar>
+          </w:tcPr>
+          <w:p>
+            <w:r>
+              <w:rPr>
+                <w:sz w:val="18"/>
+                <w:szCs w:val="18"/>
+              </w:rPr>
+              <w:t xml:space="preserve">Assign reviewer; attest access as appropriate; flag access for removal; bulk-remind pending reviewers; close review cycle</w:t>
+            </w:r>
+          </w:p>
+        </w:tc>
+      </w:tr>
+      <w:tr>
+        <w:trPr>
+          <w:cantSplit/>
+        </w:trPr>
+        <w:tc>
+          <w:tcPr>
+            <w:tcW w:type="dxa" w:w="4680"/>
+            <w:tcMar>
+              <w:top w:type="dxa" w:w="90"/>
+              <w:left w:type="dxa" w:w="110"/>
+              <w:bottom w:type="dxa" w:w="90"/>
+              <w:right w:type="dxa" w:w="110"/>
+            </w:tcMar>
+          </w:tcPr>
+          <w:p>
+            <w:r>
+              <w:rPr>
+                <w:sz w:val="18"/>
+                <w:szCs w:val="18"/>
+              </w:rPr>
+              <w:t xml:space="preserve">Navigation</w:t>
+            </w:r>
+          </w:p>
+        </w:tc>
+        <w:tc>
+          <w:tcPr>
+            <w:tcW w:type="dxa" w:w="4680"/>
+            <w:tcMar>
+              <w:top w:type="dxa" w:w="90"/>
+              <w:left w:type="dxa" w:w="110"/>
+              <w:bottom w:type="dxa" w:w="90"/>
+              <w:right w:type="dxa" w:w="110"/>
+            </w:tcMar>
+          </w:tcPr>
+          <w:p>
+            <w:r>
+              <w:rPr>
+                <w:sz w:val="18"/>
+                <w:szCs w:val="18"/>
+              </w:rPr>
+              <w:t xml:space="preserve">From: User Account List/Management or scheduled reminder. To: Role Assignment screen (to act on flagged removals)</w:t>
+            </w:r>
+          </w:p>
+        </w:tc>
+      </w:tr>
+      <w:tr>
+        <w:trPr>
+          <w:cantSplit/>
+        </w:trPr>
+        <w:tc>
+          <w:tcPr>
+            <w:tcW w:type="dxa" w:w="4680"/>
+            <w:tcMar>
+              <w:top w:type="dxa" w:w="90"/>
+              <w:left w:type="dxa" w:w="110"/>
+              <w:bottom w:type="dxa" w:w="90"/>
+              <w:right w:type="dxa" w:w="110"/>
+            </w:tcMar>
+          </w:tcPr>
+          <w:p>
+            <w:r>
+              <w:rPr>
+                <w:sz w:val="18"/>
+                <w:szCs w:val="18"/>
+              </w:rPr>
+              <w:t xml:space="preserve">Validation/errors</w:t>
+            </w:r>
+          </w:p>
+        </w:tc>
+        <w:tc>
+          <w:tcPr>
+            <w:tcW w:type="dxa" w:w="4680"/>
+            <w:tcMar>
+              <w:top w:type="dxa" w:w="90"/>
+              <w:left w:type="dxa" w:w="110"/>
+              <w:bottom w:type="dxa" w:w="90"/>
+              <w:right w:type="dxa" w:w="110"/>
+            </w:tcMar>
+          </w:tcPr>
+          <w:p>
+            <w:r>
+              <w:rPr>
+                <w:sz w:val="18"/>
+                <w:szCs w:val="18"/>
+              </w:rPr>
+              <w:t xml:space="preserve">Cannot close review cycle with outstanding unattested accounts; flagged-for-removal items require follow-up action logged before cycle closes</w:t>
+            </w:r>
+          </w:p>
+        </w:tc>
+      </w:tr>
+      <w:tr>
+        <w:trPr>
+          <w:cantSplit/>
+        </w:trPr>
+        <w:tc>
+          <w:tcPr>
+            <w:tcW w:type="dxa" w:w="4680"/>
+            <w:tcMar>
+              <w:top w:type="dxa" w:w="90"/>
+              <w:left w:type="dxa" w:w="110"/>
+              <w:bottom w:type="dxa" w:w="90"/>
+              <w:right w:type="dxa" w:w="110"/>
+            </w:tcMar>
+          </w:tcPr>
+          <w:p>
+            <w:r>
+              <w:rPr>
+                <w:sz w:val="18"/>
+                <w:szCs w:val="18"/>
+              </w:rPr>
+              <w:t xml:space="preserve">Empty state</w:t>
+            </w:r>
+          </w:p>
+        </w:tc>
+        <w:tc>
+          <w:tcPr>
+            <w:tcW w:type="dxa" w:w="4680"/>
+            <w:tcMar>
+              <w:top w:type="dxa" w:w="90"/>
+              <w:left w:type="dxa" w:w="110"/>
+              <w:bottom w:type="dxa" w:w="90"/>
+              <w:right w:type="dxa" w:w="110"/>
+            </w:tcMar>
+          </w:tcPr>
+          <w:p>
+            <w:r>
+              <w:rPr>
+                <w:sz w:val="18"/>
+                <w:szCs w:val="18"/>
+              </w:rPr>
+              <w:t xml:space="preserve">"All accounts attested" as a positive confirmation state once a cycle completes cleanly</w:t>
+            </w:r>
+          </w:p>
+        </w:tc>
+      </w:tr>
+    </w:tbl>
+    <w:p>
+      <w:pPr>
+        <w:spacing w:after="160"/>
+      </w:pPr>
+    </w:p>
+    <w:p>
+      <w:r>
+        <w:br w:type="page"/>
+      </w:r>
+    </w:p>
+    <w:p>
+      <w:pPr>
+        <w:pStyle w:val="Heading2"/>
+      </w:pPr>
+      <w:r>
+        <w:t xml:space="preserve">4.4 System Configuration / Change-Request Screen</w:t>
+      </w:r>
+    </w:p>
+    <w:tbl>
+      <w:tblPr>
+        <w:tblW w:type="dxa" w:w="9360"/>
+        <w:tblBorders>
+          <w:top w:val="single" w:color="D8D2C2" w:sz="4"/>
+          <w:left w:val="single" w:color="D8D2C2" w:sz="4"/>
+          <w:bottom w:val="single" w:color="D8D2C2" w:sz="4"/>
+          <w:right w:val="single" w:color="D8D2C2" w:sz="4"/>
+          <w:insideH w:val="single" w:color="D8D2C2" w:sz="4"/>
+          <w:insideV w:val="single" w:color="D8D2C2" w:sz="4"/>
+        </w:tblBorders>
+      </w:tblPr>
+      <w:tblGrid>
+        <w:gridCol w:w="4680"/>
+        <w:gridCol w:w="4680"/>
+      </w:tblGrid>
+      <w:tr>
+        <w:trPr>
+          <w:cantSplit/>
+          <w:tblHeader/>
+        </w:trPr>
+        <w:tc>
+          <w:tcPr>
+            <w:tcW w:type="dxa" w:w="4680"/>
+            <w:shd w:fill="16423C" w:val="clear"/>
+            <w:tcMar>
+              <w:top w:type="dxa" w:w="90"/>
+              <w:left w:type="dxa" w:w="110"/>
+              <w:bottom w:type="dxa" w:w="90"/>
+              <w:right w:type="dxa" w:w="110"/>
+            </w:tcMar>
+          </w:tcPr>
+          <w:p>
+            <w:r>
+              <w:rPr>
+                <w:b/>
+                <w:bCs/>
+                <w:color w:val="FFFFFF"/>
+                <w:sz w:val="18"/>
+                <w:szCs w:val="18"/>
+              </w:rPr>
+              <w:t xml:space="preserve">Field</w:t>
+            </w:r>
+          </w:p>
+        </w:tc>
+        <w:tc>
+          <w:tcPr>
+            <w:tcW w:type="dxa" w:w="4680"/>
+            <w:shd w:fill="16423C" w:val="clear"/>
+            <w:tcMar>
+              <w:top w:type="dxa" w:w="90"/>
+              <w:left w:type="dxa" w:w="110"/>
+              <w:bottom w:type="dxa" w:w="90"/>
+              <w:right w:type="dxa" w:w="110"/>
+            </w:tcMar>
+          </w:tcPr>
+          <w:p>
+            <w:r>
+              <w:rPr>
+                <w:b/>
+                <w:bCs/>
+                <w:color w:val="FFFFFF"/>
+                <w:sz w:val="18"/>
+                <w:szCs w:val="18"/>
+              </w:rPr>
+              <w:t xml:space="preserve">Detail</w:t>
+            </w:r>
+          </w:p>
+        </w:tc>
+      </w:tr>
+      <w:tr>
+        <w:trPr>
+          <w:cantSplit/>
+        </w:trPr>
+        <w:tc>
+          <w:tcPr>
+            <w:tcW w:type="dxa" w:w="4680"/>
+            <w:tcMar>
+              <w:top w:type="dxa" w:w="90"/>
+              <w:left w:type="dxa" w:w="110"/>
+              <w:bottom w:type="dxa" w:w="90"/>
+              <w:right w:type="dxa" w:w="110"/>
+            </w:tcMar>
+          </w:tcPr>
+          <w:p>
+            <w:r>
+              <w:rPr>
+                <w:sz w:val="18"/>
+                <w:szCs w:val="18"/>
+              </w:rPr>
+              <w:t xml:space="preserve">Roles</w:t>
+            </w:r>
+          </w:p>
+        </w:tc>
+        <w:tc>
+          <w:tcPr>
+            <w:tcW w:type="dxa" w:w="4680"/>
+            <w:tcMar>
+              <w:top w:type="dxa" w:w="90"/>
+              <w:left w:type="dxa" w:w="110"/>
+              <w:bottom w:type="dxa" w:w="90"/>
+              <w:right w:type="dxa" w:w="110"/>
+            </w:tcMar>
+          </w:tcPr>
+          <w:p>
+            <w:r>
+              <w:rPr>
+                <w:sz w:val="18"/>
+                <w:szCs w:val="18"/>
+              </w:rPr>
+              <w:t xml:space="preserve">IT/System Administrator</w:t>
+            </w:r>
+          </w:p>
+        </w:tc>
+      </w:tr>
+      <w:tr>
+        <w:trPr>
+          <w:cantSplit/>
+        </w:trPr>
+        <w:tc>
+          <w:tcPr>
+            <w:tcW w:type="dxa" w:w="4680"/>
+            <w:tcMar>
+              <w:top w:type="dxa" w:w="90"/>
+              <w:left w:type="dxa" w:w="110"/>
+              <w:bottom w:type="dxa" w:w="90"/>
+              <w:right w:type="dxa" w:w="110"/>
+            </w:tcMar>
+          </w:tcPr>
+          <w:p>
+            <w:r>
+              <w:rPr>
+                <w:sz w:val="18"/>
+                <w:szCs w:val="18"/>
+              </w:rPr>
+              <w:t xml:space="preserve">Purpose</w:t>
+            </w:r>
+          </w:p>
+        </w:tc>
+        <w:tc>
+          <w:tcPr>
+            <w:tcW w:type="dxa" w:w="4680"/>
+            <w:tcMar>
+              <w:top w:type="dxa" w:w="90"/>
+              <w:left w:type="dxa" w:w="110"/>
+              <w:bottom w:type="dxa" w:w="90"/>
+              <w:right w:type="dxa" w:w="110"/>
+            </w:tcMar>
+          </w:tcPr>
+          <w:p>
+            <w:r>
+              <w:rPr>
+                <w:sz w:val="18"/>
+                <w:szCs w:val="18"/>
+              </w:rPr>
+              <w:t xml:space="preserve">Submit, approve, and track requests to change platform configuration (e.g., new branch setup, integration settings, workflow rules).</w:t>
+            </w:r>
+          </w:p>
+        </w:tc>
+      </w:tr>
+      <w:tr>
+        <w:trPr>
+          <w:cantSplit/>
+        </w:trPr>
+        <w:tc>
+          <w:tcPr>
+            <w:tcW w:type="dxa" w:w="4680"/>
+            <w:tcMar>
+              <w:top w:type="dxa" w:w="90"/>
+              <w:left w:type="dxa" w:w="110"/>
+              <w:bottom w:type="dxa" w:w="90"/>
+              <w:right w:type="dxa" w:w="110"/>
+            </w:tcMar>
+          </w:tcPr>
+          <w:p>
+            <w:r>
+              <w:rPr>
+                <w:sz w:val="18"/>
+                <w:szCs w:val="18"/>
+              </w:rPr>
+              <w:t xml:space="preserve">Key info displayed</w:t>
+            </w:r>
+          </w:p>
+        </w:tc>
+        <w:tc>
+          <w:tcPr>
+            <w:tcW w:type="dxa" w:w="4680"/>
+            <w:tcMar>
+              <w:top w:type="dxa" w:w="90"/>
+              <w:left w:type="dxa" w:w="110"/>
+              <w:bottom w:type="dxa" w:w="90"/>
+              <w:right w:type="dxa" w:w="110"/>
+            </w:tcMar>
+          </w:tcPr>
+          <w:p>
+            <w:r>
+              <w:rPr>
+                <w:sz w:val="18"/>
+                <w:szCs w:val="18"/>
+              </w:rPr>
+              <w:t xml:space="preserve">Change Request ID, requested change description, requesting module/role, risk level, approval status, implementation date, rollback plan</w:t>
+            </w:r>
+          </w:p>
+        </w:tc>
+      </w:tr>
+      <w:tr>
+        <w:trPr>
+          <w:cantSplit/>
+        </w:trPr>
+        <w:tc>
+          <w:tcPr>
+            <w:tcW w:type="dxa" w:w="4680"/>
+            <w:tcMar>
+              <w:top w:type="dxa" w:w="90"/>
+              <w:left w:type="dxa" w:w="110"/>
+              <w:bottom w:type="dxa" w:w="90"/>
+              <w:right w:type="dxa" w:w="110"/>
+            </w:tcMar>
+          </w:tcPr>
+          <w:p>
+            <w:r>
+              <w:rPr>
+                <w:sz w:val="18"/>
+                <w:szCs w:val="18"/>
+              </w:rPr>
+              <w:t xml:space="preserve">Actions</w:t>
+            </w:r>
+          </w:p>
+        </w:tc>
+        <w:tc>
+          <w:tcPr>
+            <w:tcW w:type="dxa" w:w="4680"/>
+            <w:tcMar>
+              <w:top w:type="dxa" w:w="90"/>
+              <w:left w:type="dxa" w:w="110"/>
+              <w:bottom w:type="dxa" w:w="90"/>
+              <w:right w:type="dxa" w:w="110"/>
+            </w:tcMar>
+          </w:tcPr>
+          <w:p>
+            <w:r>
+              <w:rPr>
+                <w:sz w:val="18"/>
+                <w:szCs w:val="18"/>
+              </w:rPr>
+              <w:t xml:space="preserve">Submit change request; assess risk; approve/reject; schedule implementation; record rollback if needed; close request</w:t>
+            </w:r>
+          </w:p>
+        </w:tc>
+      </w:tr>
+      <w:tr>
+        <w:trPr>
+          <w:cantSplit/>
+        </w:trPr>
+        <w:tc>
+          <w:tcPr>
+            <w:tcW w:type="dxa" w:w="4680"/>
+            <w:tcMar>
+              <w:top w:type="dxa" w:w="90"/>
+              <w:left w:type="dxa" w:w="110"/>
+              <w:bottom w:type="dxa" w:w="90"/>
+              <w:right w:type="dxa" w:w="110"/>
+            </w:tcMar>
+          </w:tcPr>
+          <w:p>
+            <w:r>
+              <w:rPr>
+                <w:sz w:val="18"/>
+                <w:szCs w:val="18"/>
+              </w:rPr>
+              <w:t xml:space="preserve">Navigation</w:t>
+            </w:r>
+          </w:p>
+        </w:tc>
+        <w:tc>
+          <w:tcPr>
+            <w:tcW w:type="dxa" w:w="4680"/>
+            <w:tcMar>
+              <w:top w:type="dxa" w:w="90"/>
+              <w:left w:type="dxa" w:w="110"/>
+              <w:bottom w:type="dxa" w:w="90"/>
+              <w:right w:type="dxa" w:w="110"/>
+            </w:tcMar>
+          </w:tcPr>
+          <w:p>
+            <w:r>
+              <w:rPr>
+                <w:sz w:val="18"/>
+                <w:szCs w:val="18"/>
+              </w:rPr>
+              <w:t xml:space="preserve">From: module launcher or request raised from another module (e.g., Finance requesting new payer integration); receives the initiating request from the New Region/Branch Launch Wizard (5.6) for the technical/geofence configuration steps in that journey. To: none downstream within this screen set (terminal administrative record)</w:t>
+            </w:r>
+          </w:p>
+        </w:tc>
+      </w:tr>
+      <w:tr>
+        <w:trPr>
+          <w:cantSplit/>
+        </w:trPr>
+        <w:tc>
+          <w:tcPr>
+            <w:tcW w:type="dxa" w:w="4680"/>
+            <w:tcMar>
+              <w:top w:type="dxa" w:w="90"/>
+              <w:left w:type="dxa" w:w="110"/>
+              <w:bottom w:type="dxa" w:w="90"/>
+              <w:right w:type="dxa" w:w="110"/>
+            </w:tcMar>
+          </w:tcPr>
+          <w:p>
+            <w:r>
+              <w:rPr>
+                <w:sz w:val="18"/>
+                <w:szCs w:val="18"/>
+              </w:rPr>
+              <w:t xml:space="preserve">Validation/errors</w:t>
+            </w:r>
+          </w:p>
+        </w:tc>
+        <w:tc>
+          <w:tcPr>
+            <w:tcW w:type="dxa" w:w="4680"/>
+            <w:tcMar>
+              <w:top w:type="dxa" w:w="90"/>
+              <w:left w:type="dxa" w:w="110"/>
+              <w:bottom w:type="dxa" w:w="90"/>
+              <w:right w:type="dxa" w:w="110"/>
+            </w:tcMar>
+          </w:tcPr>
+          <w:p>
+            <w:r>
+              <w:rPr>
+                <w:sz w:val="18"/>
+                <w:szCs w:val="18"/>
+              </w:rPr>
+              <w:t xml:space="preserve">High-risk changes require documented rollback plan before approval; cannot implement without recorded approval</w:t>
+            </w:r>
+          </w:p>
+        </w:tc>
+      </w:tr>
+      <w:tr>
+        <w:trPr>
+          <w:cantSplit/>
+        </w:trPr>
+        <w:tc>
+          <w:tcPr>
+            <w:tcW w:type="dxa" w:w="4680"/>
+            <w:tcMar>
+              <w:top w:type="dxa" w:w="90"/>
+              <w:left w:type="dxa" w:w="110"/>
+              <w:bottom w:type="dxa" w:w="90"/>
+              <w:right w:type="dxa" w:w="110"/>
+            </w:tcMar>
+          </w:tcPr>
+          <w:p>
+            <w:r>
+              <w:rPr>
+                <w:sz w:val="18"/>
+                <w:szCs w:val="18"/>
+              </w:rPr>
+              <w:t xml:space="preserve">Empty state</w:t>
+            </w:r>
+          </w:p>
+        </w:tc>
+        <w:tc>
+          <w:tcPr>
+            <w:tcW w:type="dxa" w:w="4680"/>
+            <w:tcMar>
+              <w:top w:type="dxa" w:w="90"/>
+              <w:left w:type="dxa" w:w="110"/>
+              <w:bottom w:type="dxa" w:w="90"/>
+              <w:right w:type="dxa" w:w="110"/>
+            </w:tcMar>
+          </w:tcPr>
+          <w:p>
+            <w:r>
+              <w:rPr>
+                <w:sz w:val="18"/>
+                <w:szCs w:val="18"/>
+              </w:rPr>
+              <w:t xml:space="preserve">"No open change requests" as a positive confirmation state</w:t>
+            </w:r>
+          </w:p>
+        </w:tc>
+      </w:tr>
+    </w:tbl>
+    <w:p>
+      <w:pPr>
+        <w:spacing w:after="160"/>
+      </w:pPr>
+    </w:p>
+    <w:p>
+      <w:r>
+        <w:br w:type="page"/>
+      </w:r>
+    </w:p>
+    <w:p>
+      <w:pPr>
+        <w:pStyle w:val="Heading2"/>
+      </w:pPr>
+      <w:r>
+        <w:t xml:space="preserve">4.5 Backup / Security Incident Screen</w:t>
+      </w:r>
+    </w:p>
+    <w:tbl>
+      <w:tblPr>
+        <w:tblW w:type="dxa" w:w="9360"/>
+        <w:tblBorders>
+          <w:top w:val="single" w:color="D8D2C2" w:sz="4"/>
+          <w:left w:val="single" w:color="D8D2C2" w:sz="4"/>
+          <w:bottom w:val="single" w:color="D8D2C2" w:sz="4"/>
+          <w:right w:val="single" w:color="D8D2C2" w:sz="4"/>
+          <w:insideH w:val="single" w:color="D8D2C2" w:sz="4"/>
+          <w:insideV w:val="single" w:color="D8D2C2" w:sz="4"/>
+        </w:tblBorders>
+      </w:tblPr>
+      <w:tblGrid>
+        <w:gridCol w:w="4680"/>
+        <w:gridCol w:w="4680"/>
+      </w:tblGrid>
+      <w:tr>
+        <w:trPr>
+          <w:cantSplit/>
+          <w:tblHeader/>
+        </w:trPr>
+        <w:tc>
+          <w:tcPr>
+            <w:tcW w:type="dxa" w:w="4680"/>
+            <w:shd w:fill="16423C" w:val="clear"/>
+            <w:tcMar>
+              <w:top w:type="dxa" w:w="90"/>
+              <w:left w:type="dxa" w:w="110"/>
+              <w:bottom w:type="dxa" w:w="90"/>
+              <w:right w:type="dxa" w:w="110"/>
+            </w:tcMar>
+          </w:tcPr>
+          <w:p>
+            <w:r>
+              <w:rPr>
+                <w:b/>
+                <w:bCs/>
+                <w:color w:val="FFFFFF"/>
+                <w:sz w:val="18"/>
+                <w:szCs w:val="18"/>
+              </w:rPr>
+              <w:t xml:space="preserve">Field</w:t>
+            </w:r>
+          </w:p>
+        </w:tc>
+        <w:tc>
+          <w:tcPr>
+            <w:tcW w:type="dxa" w:w="4680"/>
+            <w:shd w:fill="16423C" w:val="clear"/>
+            <w:tcMar>
+              <w:top w:type="dxa" w:w="90"/>
+              <w:left w:type="dxa" w:w="110"/>
+              <w:bottom w:type="dxa" w:w="90"/>
+              <w:right w:type="dxa" w:w="110"/>
+            </w:tcMar>
+          </w:tcPr>
+          <w:p>
+            <w:r>
+              <w:rPr>
+                <w:b/>
+                <w:bCs/>
+                <w:color w:val="FFFFFF"/>
+                <w:sz w:val="18"/>
+                <w:szCs w:val="18"/>
+              </w:rPr>
+              <w:t xml:space="preserve">Detail</w:t>
+            </w:r>
+          </w:p>
+        </w:tc>
+      </w:tr>
+      <w:tr>
+        <w:trPr>
+          <w:cantSplit/>
+        </w:trPr>
+        <w:tc>
+          <w:tcPr>
+            <w:tcW w:type="dxa" w:w="4680"/>
+            <w:tcMar>
+              <w:top w:type="dxa" w:w="90"/>
+              <w:left w:type="dxa" w:w="110"/>
+              <w:bottom w:type="dxa" w:w="90"/>
+              <w:right w:type="dxa" w:w="110"/>
+            </w:tcMar>
+          </w:tcPr>
+          <w:p>
+            <w:r>
+              <w:rPr>
+                <w:sz w:val="18"/>
+                <w:szCs w:val="18"/>
+              </w:rPr>
+              <w:t xml:space="preserve">Roles</w:t>
+            </w:r>
+          </w:p>
+        </w:tc>
+        <w:tc>
+          <w:tcPr>
+            <w:tcW w:type="dxa" w:w="4680"/>
+            <w:tcMar>
+              <w:top w:type="dxa" w:w="90"/>
+              <w:left w:type="dxa" w:w="110"/>
+              <w:bottom w:type="dxa" w:w="90"/>
+              <w:right w:type="dxa" w:w="110"/>
+            </w:tcMar>
+          </w:tcPr>
+          <w:p>
+            <w:r>
+              <w:rPr>
+                <w:sz w:val="18"/>
+                <w:szCs w:val="18"/>
+              </w:rPr>
+              <w:t xml:space="preserve">IT/System Administrator</w:t>
+            </w:r>
+          </w:p>
+        </w:tc>
+      </w:tr>
+      <w:tr>
+        <w:trPr>
+          <w:cantSplit/>
+        </w:trPr>
+        <w:tc>
+          <w:tcPr>
+            <w:tcW w:type="dxa" w:w="4680"/>
+            <w:tcMar>
+              <w:top w:type="dxa" w:w="90"/>
+              <w:left w:type="dxa" w:w="110"/>
+              <w:bottom w:type="dxa" w:w="90"/>
+              <w:right w:type="dxa" w:w="110"/>
+            </w:tcMar>
+          </w:tcPr>
+          <w:p>
+            <w:r>
+              <w:rPr>
+                <w:sz w:val="18"/>
+                <w:szCs w:val="18"/>
+              </w:rPr>
+              <w:t xml:space="preserve">Purpose</w:t>
+            </w:r>
+          </w:p>
+        </w:tc>
+        <w:tc>
+          <w:tcPr>
+            <w:tcW w:type="dxa" w:w="4680"/>
+            <w:tcMar>
+              <w:top w:type="dxa" w:w="90"/>
+              <w:left w:type="dxa" w:w="110"/>
+              <w:bottom w:type="dxa" w:w="90"/>
+              <w:right w:type="dxa" w:w="110"/>
+            </w:tcMar>
+          </w:tcPr>
+          <w:p>
+            <w:r>
+              <w:rPr>
+                <w:sz w:val="18"/>
+                <w:szCs w:val="18"/>
+              </w:rPr>
+              <w:t xml:space="preserve">Track system backup status and manage security incident response (distinct from clinical Incident Case).</w:t>
+            </w:r>
+          </w:p>
+        </w:tc>
+      </w:tr>
+      <w:tr>
+        <w:trPr>
+          <w:cantSplit/>
+        </w:trPr>
+        <w:tc>
+          <w:tcPr>
+            <w:tcW w:type="dxa" w:w="4680"/>
+            <w:tcMar>
+              <w:top w:type="dxa" w:w="90"/>
+              <w:left w:type="dxa" w:w="110"/>
+              <w:bottom w:type="dxa" w:w="90"/>
+              <w:right w:type="dxa" w:w="110"/>
+            </w:tcMar>
+          </w:tcPr>
+          <w:p>
+            <w:r>
+              <w:rPr>
+                <w:sz w:val="18"/>
+                <w:szCs w:val="18"/>
+              </w:rPr>
+              <w:t xml:space="preserve">Key info displayed</w:t>
+            </w:r>
+          </w:p>
+        </w:tc>
+        <w:tc>
+          <w:tcPr>
+            <w:tcW w:type="dxa" w:w="4680"/>
+            <w:tcMar>
+              <w:top w:type="dxa" w:w="90"/>
+              <w:left w:type="dxa" w:w="110"/>
+              <w:bottom w:type="dxa" w:w="90"/>
+              <w:right w:type="dxa" w:w="110"/>
+            </w:tcMar>
+          </w:tcPr>
+          <w:p>
+            <w:r>
+              <w:rPr>
+                <w:sz w:val="18"/>
+                <w:szCs w:val="18"/>
+              </w:rPr>
+              <w:t xml:space="preserve">Backup job log (schedule, last successful run, failure alerts), security incident list (type, affected systems/accounts, detection date, severity, containment status), remediation actions</w:t>
+            </w:r>
+          </w:p>
+        </w:tc>
+      </w:tr>
+      <w:tr>
+        <w:trPr>
+          <w:cantSplit/>
+        </w:trPr>
+        <w:tc>
+          <w:tcPr>
+            <w:tcW w:type="dxa" w:w="4680"/>
+            <w:tcMar>
+              <w:top w:type="dxa" w:w="90"/>
+              <w:left w:type="dxa" w:w="110"/>
+              <w:bottom w:type="dxa" w:w="90"/>
+              <w:right w:type="dxa" w:w="110"/>
+            </w:tcMar>
+          </w:tcPr>
+          <w:p>
+            <w:r>
+              <w:rPr>
+                <w:sz w:val="18"/>
+                <w:szCs w:val="18"/>
+              </w:rPr>
+              <w:t xml:space="preserve">Actions</w:t>
+            </w:r>
+          </w:p>
+        </w:tc>
+        <w:tc>
+          <w:tcPr>
+            <w:tcW w:type="dxa" w:w="4680"/>
+            <w:tcMar>
+              <w:top w:type="dxa" w:w="90"/>
+              <w:left w:type="dxa" w:w="110"/>
+              <w:bottom w:type="dxa" w:w="90"/>
+              <w:right w:type="dxa" w:w="110"/>
+            </w:tcMar>
+          </w:tcPr>
+          <w:p>
+            <w:r>
+              <w:rPr>
+                <w:sz w:val="18"/>
+                <w:szCs w:val="18"/>
+              </w:rPr>
+              <w:t xml:space="preserve">Retry/verify backup job; open new security incident; assign remediation owner; log containment/remediation step; close incident; notify Compliance Officer if data exposure suspected (cross-module trigger to DSAR/Incident Case)</w:t>
+            </w:r>
+          </w:p>
+        </w:tc>
+      </w:tr>
+      <w:tr>
+        <w:trPr>
+          <w:cantSplit/>
+        </w:trPr>
+        <w:tc>
+          <w:tcPr>
+            <w:tcW w:type="dxa" w:w="4680"/>
+            <w:tcMar>
+              <w:top w:type="dxa" w:w="90"/>
+              <w:left w:type="dxa" w:w="110"/>
+              <w:bottom w:type="dxa" w:w="90"/>
+              <w:right w:type="dxa" w:w="110"/>
+            </w:tcMar>
+          </w:tcPr>
+          <w:p>
+            <w:r>
+              <w:rPr>
+                <w:sz w:val="18"/>
+                <w:szCs w:val="18"/>
+              </w:rPr>
+              <w:t xml:space="preserve">Navigation</w:t>
+            </w:r>
+          </w:p>
+        </w:tc>
+        <w:tc>
+          <w:tcPr>
+            <w:tcW w:type="dxa" w:w="4680"/>
+            <w:tcMar>
+              <w:top w:type="dxa" w:w="90"/>
+              <w:left w:type="dxa" w:w="110"/>
+              <w:bottom w:type="dxa" w:w="90"/>
+              <w:right w:type="dxa" w:w="110"/>
+            </w:tcMar>
+          </w:tcPr>
+          <w:p>
+            <w:r>
+              <w:rPr>
+                <w:sz w:val="18"/>
+                <w:szCs w:val="18"/>
+              </w:rPr>
+              <w:t xml:space="preserve">From: module launcher or automated alert. To: none within IT module (may generate linked record in Compliance module's Incident Case screen if data breach suspected)</w:t>
+            </w:r>
+          </w:p>
+        </w:tc>
+      </w:tr>
+      <w:tr>
+        <w:trPr>
+          <w:cantSplit/>
+        </w:trPr>
+        <w:tc>
+          <w:tcPr>
+            <w:tcW w:type="dxa" w:w="4680"/>
+            <w:tcMar>
+              <w:top w:type="dxa" w:w="90"/>
+              <w:left w:type="dxa" w:w="110"/>
+              <w:bottom w:type="dxa" w:w="90"/>
+              <w:right w:type="dxa" w:w="110"/>
+            </w:tcMar>
+          </w:tcPr>
+          <w:p>
+            <w:r>
+              <w:rPr>
+                <w:sz w:val="18"/>
+                <w:szCs w:val="18"/>
+              </w:rPr>
+              <w:t xml:space="preserve">Validation/errors</w:t>
+            </w:r>
+          </w:p>
+        </w:tc>
+        <w:tc>
+          <w:tcPr>
+            <w:tcW w:type="dxa" w:w="4680"/>
+            <w:tcMar>
+              <w:top w:type="dxa" w:w="90"/>
+              <w:left w:type="dxa" w:w="110"/>
+              <w:bottom w:type="dxa" w:w="90"/>
+              <w:right w:type="dxa" w:w="110"/>
+            </w:tcMar>
+          </w:tcPr>
+          <w:p>
+            <w:r>
+              <w:rPr>
+                <w:sz w:val="18"/>
+                <w:szCs w:val="18"/>
+              </w:rPr>
+              <w:t xml:space="preserve">Cannot close security incident without documented containment and remediation; failed backup beyond retry threshold auto-escalates severity</w:t>
+            </w:r>
+          </w:p>
+        </w:tc>
+      </w:tr>
+      <w:tr>
+        <w:trPr>
+          <w:cantSplit/>
+        </w:trPr>
+        <w:tc>
+          <w:tcPr>
+            <w:tcW w:type="dxa" w:w="4680"/>
+            <w:tcMar>
+              <w:top w:type="dxa" w:w="90"/>
+              <w:left w:type="dxa" w:w="110"/>
+              <w:bottom w:type="dxa" w:w="90"/>
+              <w:right w:type="dxa" w:w="110"/>
+            </w:tcMar>
+          </w:tcPr>
+          <w:p>
+            <w:r>
+              <w:rPr>
+                <w:sz w:val="18"/>
+                <w:szCs w:val="18"/>
+              </w:rPr>
+              <w:t xml:space="preserve">Empty state</w:t>
+            </w:r>
+          </w:p>
+        </w:tc>
+        <w:tc>
+          <w:tcPr>
+            <w:tcW w:type="dxa" w:w="4680"/>
+            <w:tcMar>
+              <w:top w:type="dxa" w:w="90"/>
+              <w:left w:type="dxa" w:w="110"/>
+              <w:bottom w:type="dxa" w:w="90"/>
+              <w:right w:type="dxa" w:w="110"/>
+            </w:tcMar>
+          </w:tcPr>
+          <w:p>
+            <w:r>
+              <w:rPr>
+                <w:sz w:val="18"/>
+                <w:szCs w:val="18"/>
+              </w:rPr>
+              <w:t xml:space="preserve">Security incident list shows "No open security incidents" as a positive confirmation state; the backup job log is never empty by design (it always shows the most recent scheduled run, success or failure)</w:t>
+            </w:r>
+          </w:p>
+        </w:tc>
+      </w:tr>
+    </w:tbl>
+    <w:p>
+      <w:pPr>
+        <w:spacing w:after="160"/>
+      </w:pPr>
+    </w:p>
+    <w:p>
+      <w:r>
+        <w:br w:type="page"/>
+      </w:r>
+    </w:p>
+    <w:p>
+      <w:pPr>
+        <w:pStyle w:val="Heading1"/>
+      </w:pPr>
+      <w:r>
+        <w:t xml:space="preserve">Module 5: Executive and Operations Reporting</w:t>
+      </w:r>
+    </w:p>
+    <w:p>
+      <w:r>
+        <w:br w:type="page"/>
+      </w:r>
+    </w:p>
+    <w:p>
+      <w:pPr>
+        <w:pStyle w:val="Heading2"/>
+      </w:pPr>
+      <w:r>
+        <w:t xml:space="preserve">5.1 Main KPI Dashboard</w:t>
+      </w:r>
+    </w:p>
+    <w:tbl>
+      <w:tblPr>
+        <w:tblW w:type="dxa" w:w="9360"/>
+        <w:tblBorders>
+          <w:top w:val="single" w:color="D8D2C2" w:sz="4"/>
+          <w:left w:val="single" w:color="D8D2C2" w:sz="4"/>
+          <w:bottom w:val="single" w:color="D8D2C2" w:sz="4"/>
+          <w:right w:val="single" w:color="D8D2C2" w:sz="4"/>
+          <w:insideH w:val="single" w:color="D8D2C2" w:sz="4"/>
+          <w:insideV w:val="single" w:color="D8D2C2" w:sz="4"/>
+        </w:tblBorders>
+      </w:tblPr>
+      <w:tblGrid>
+        <w:gridCol w:w="4680"/>
+        <w:gridCol w:w="4680"/>
+      </w:tblGrid>
+      <w:tr>
+        <w:trPr>
+          <w:cantSplit/>
+          <w:tblHeader/>
+        </w:trPr>
+        <w:tc>
+          <w:tcPr>
+            <w:tcW w:type="dxa" w:w="4680"/>
+            <w:shd w:fill="16423C" w:val="clear"/>
+            <w:tcMar>
+              <w:top w:type="dxa" w:w="90"/>
+              <w:left w:type="dxa" w:w="110"/>
+              <w:bottom w:type="dxa" w:w="90"/>
+              <w:right w:type="dxa" w:w="110"/>
+            </w:tcMar>
+          </w:tcPr>
+          <w:p>
+            <w:r>
+              <w:rPr>
+                <w:b/>
+                <w:bCs/>
+                <w:color w:val="FFFFFF"/>
+                <w:sz w:val="18"/>
+                <w:szCs w:val="18"/>
+              </w:rPr>
+              <w:t xml:space="preserve">Field</w:t>
+            </w:r>
+          </w:p>
+        </w:tc>
+        <w:tc>
+          <w:tcPr>
+            <w:tcW w:type="dxa" w:w="4680"/>
+            <w:shd w:fill="16423C" w:val="clear"/>
+            <w:tcMar>
+              <w:top w:type="dxa" w:w="90"/>
+              <w:left w:type="dxa" w:w="110"/>
+              <w:bottom w:type="dxa" w:w="90"/>
+              <w:right w:type="dxa" w:w="110"/>
+            </w:tcMar>
+          </w:tcPr>
+          <w:p>
+            <w:r>
+              <w:rPr>
+                <w:b/>
+                <w:bCs/>
+                <w:color w:val="FFFFFF"/>
+                <w:sz w:val="18"/>
+                <w:szCs w:val="18"/>
+              </w:rPr>
+              <w:t xml:space="preserve">Detail</w:t>
+            </w:r>
+          </w:p>
+        </w:tc>
+      </w:tr>
+      <w:tr>
+        <w:trPr>
+          <w:cantSplit/>
+        </w:trPr>
+        <w:tc>
+          <w:tcPr>
+            <w:tcW w:type="dxa" w:w="4680"/>
+            <w:tcMar>
+              <w:top w:type="dxa" w:w="90"/>
+              <w:left w:type="dxa" w:w="110"/>
+              <w:bottom w:type="dxa" w:w="90"/>
+              <w:right w:type="dxa" w:w="110"/>
+            </w:tcMar>
+          </w:tcPr>
+          <w:p>
+            <w:r>
+              <w:rPr>
+                <w:sz w:val="18"/>
+                <w:szCs w:val="18"/>
+              </w:rPr>
+              <w:t xml:space="preserve">Roles</w:t>
+            </w:r>
+          </w:p>
+        </w:tc>
+        <w:tc>
+          <w:tcPr>
+            <w:tcW w:type="dxa" w:w="4680"/>
+            <w:tcMar>
+              <w:top w:type="dxa" w:w="90"/>
+              <w:left w:type="dxa" w:w="110"/>
+              <w:bottom w:type="dxa" w:w="90"/>
+              <w:right w:type="dxa" w:w="110"/>
+            </w:tcMar>
+          </w:tcPr>
+          <w:p>
+            <w:r>
+              <w:rPr>
+                <w:sz w:val="18"/>
+                <w:szCs w:val="18"/>
+              </w:rPr>
               <w:t xml:space="preserve">Operations Manager (interactive, can adjust filters/save views); Executive (read-only aggregated view, no configuration controls)</w:t>
             </w:r>
           </w:p>
@@ -19458,7 +22444,7 @@
                 <w:sz w:val="18"/>
                 <w:szCs w:val="18"/>
               </w:rPr>
-              <w:t xml:space="preserve">Ambulance/visit response time metrics, revenue summary (linked to Invoice/Payout data), fleet/crew utilization rate, Membership plan mix and status breakdown, open Incident Case/DSAR Case counts, compliance filing status summary, provider payout/payroll cost by service line, Care Plan compliance rate</w:t>
+              <w:t xml:space="preserve">Ambulance/visit response time metrics, revenue summary (linked to Invoice/Payout data), fleet/crew utilization rate, Membership plan mix and status breakdown, open Incident Case/DSAR Case counts, compliance filing status summary, provider payout/payroll cost by service line, Care Plan compliance rate, average patient/Member satisfaction rating (rolled up from the Patient App's Rate and Review submissions) trended over time and broken out by service type</w:t>
             </w:r>
           </w:p>
         </w:tc>

--- a/docs/AFC_UIUX_Functional_Screen_Inventory.docx
+++ b/docs/AFC_UIUX_Functional_Screen_Inventory.docx
@@ -4009,59 +4009,59 @@
         <w:spacing w:after="90"/>
       </w:pPr>
       <w:r>
-        <w:t xml:space="preserve">Purpose: Confirm the ambulance and required medical equipment before accepting jobs.</w:t>
-      </w:r>
-    </w:p>
-    <w:p>
-      <w:pPr>
-        <w:pStyle w:val="ListParagraph"/>
-        <w:numPr>
-          <w:ilvl w:val="0"/>
-          <w:numId w:val="2"/>
-        </w:numPr>
-        <w:spacing w:after="90"/>
-      </w:pPr>
-      <w:r>
-        <w:t xml:space="preserve">Key information displayed: Itemized checklist (fuel/vehicle condition, oxygen supply, defibrillator, stretcher, trauma kit, communications equipment); pass/fail per item; odometer reading</w:t>
-      </w:r>
-    </w:p>
-    <w:p>
-      <w:pPr>
-        <w:pStyle w:val="ListParagraph"/>
-        <w:numPr>
-          <w:ilvl w:val="0"/>
-          <w:numId w:val="2"/>
-        </w:numPr>
-        <w:spacing w:after="90"/>
-      </w:pPr>
-      <w:r>
-        <w:t xml:space="preserve">Actions: Check off items; flag a defect (creates an Incident Case if safety-critical); Submit Checklist and Go Online</w:t>
-      </w:r>
-    </w:p>
-    <w:p>
-      <w:pPr>
-        <w:pStyle w:val="ListParagraph"/>
-        <w:numPr>
-          <w:ilvl w:val="0"/>
-          <w:numId w:val="2"/>
-        </w:numPr>
-        <w:spacing w:after="90"/>
-      </w:pPr>
-      <w:r>
-        <w:t xml:space="preserve">Navigation: From: Shift Start. To: Job List/Schedule (pass); Incident Case flow/dispatcher notification (critical fail, blocking).</w:t>
-      </w:r>
-    </w:p>
-    <w:p>
-      <w:pPr>
-        <w:pStyle w:val="ListParagraph"/>
-        <w:numPr>
-          <w:ilvl w:val="0"/>
-          <w:numId w:val="2"/>
-        </w:numPr>
-        <w:spacing w:after="90"/>
-      </w:pPr>
-      <w:r>
-        <w:t xml:space="preserve">Validation/errors: Blocking error on an unresolved mandatory safety-item failure; incomplete-checklist banner.</w:t>
+        <w:t xml:space="preserve">Purpose: Confirm the ambulance and required medical equipment before accepting jobs, with checklist items distinguished as critical (block going in-service) or non-critical (logged, override permitted).</w:t>
+      </w:r>
+    </w:p>
+    <w:p>
+      <w:pPr>
+        <w:pStyle w:val="ListParagraph"/>
+        <w:numPr>
+          <w:ilvl w:val="0"/>
+          <w:numId w:val="2"/>
+        </w:numPr>
+        <w:spacing w:after="90"/>
+      </w:pPr>
+      <w:r>
+        <w:t xml:space="preserve">Key information displayed: Itemized checklist grouped by criticality — critical items (cardiac monitor, oxygen supply, controlled-substance kit seal intact, defibrillator, stretcher/gurney) and non-critical items (fuel/vehicle condition, trauma kit restock level, communications equipment); pass/fail per item; controlled-substance count verification against the expected manifest; odometer reading.</w:t>
+      </w:r>
+    </w:p>
+    <w:p>
+      <w:pPr>
+        <w:pStyle w:val="ListParagraph"/>
+        <w:numPr>
+          <w:ilvl w:val="0"/>
+          <w:numId w:val="2"/>
+        </w:numPr>
+        <w:spacing w:after="90"/>
+      </w:pPr>
+      <w:r>
+        <w:t xml:space="preserve">Actions: Check off items; verify and confirm controlled-substance count (tied to the platform's chain-of-custody requirement for controlled substances); flag a defect (creates an Incident Case automatically for a critical-item failure); override a non-critical failure to proceed, which raises a supervisor-visible flag rather than silently logging it; Submit Checklist and Go Online.</w:t>
+      </w:r>
+    </w:p>
+    <w:p>
+      <w:pPr>
+        <w:pStyle w:val="ListParagraph"/>
+        <w:numPr>
+          <w:ilvl w:val="0"/>
+          <w:numId w:val="2"/>
+        </w:numPr>
+        <w:spacing w:after="90"/>
+      </w:pPr>
+      <w:r>
+        <w:t xml:space="preserve">Navigation: From: Shift Start. To: Job List/Schedule (pass, or non-critical fail with override); Incident Case flow/dispatcher notification (critical fail, blocking).</w:t>
+      </w:r>
+    </w:p>
+    <w:p>
+      <w:pPr>
+        <w:pStyle w:val="ListParagraph"/>
+        <w:numPr>
+          <w:ilvl w:val="0"/>
+          <w:numId w:val="2"/>
+        </w:numPr>
+        <w:spacing w:after="90"/>
+      </w:pPr>
+      <w:r>
+        <w:t xml:space="preserve">Validation/errors: Hard block on going in-service for any unresolved critical-item failure (cardiac monitor, oxygen supply, or controlled-substance kit seal, among other critical items) — no override available; a non-critical failure can be overridden to go online but is logged and surfaced to the Duty Supervisor as a visible flag; a controlled-substance count mismatch is treated as a critical failure, not a non-critical one, and blocks going in-service until resolved; incomplete-checklist banner.</w:t>
       </w:r>
     </w:p>
     <w:p>
@@ -4139,7 +4139,7 @@
         <w:spacing w:after="90"/>
       </w:pPr>
       <w:r>
-        <w:t xml:space="preserve">Navigation: From: Shift Start (or Checklist for Crew). To: Job Detail.</w:t>
+        <w:t xml:space="preserve">Navigation: From: Shift Start (or Checklist for Crew). To: Job Detail; for Ambulance Crew, a time-critical SOS assignment additionally interrupts as a full-screen alert via the Dispatch Job Accept/Acknowledge Screen (19) rather than waiting to be opened from this list.</w:t>
       </w:r>
     </w:p>
     <w:p>
@@ -4334,7 +4334,7 @@
         <w:spacing w:after="90"/>
       </w:pPr>
       <w:r>
-        <w:t xml:space="preserve">Navigation: From: Job Detail. To: Patient Identity Verification (on arrival).</w:t>
+        <w:t xml:space="preserve">Navigation: From: Job Detail. To: Patient Identity Verification (on arrival); for Ambulance Crew, Mark Arrived instead opens the Job Status screen (20) to begin sequential stage progression (En Route already reached, then On Scene, Transporting, At Hospital).</w:t>
       </w:r>
     </w:p>
     <w:p>
@@ -4425,7 +4425,7 @@
         <w:spacing w:after="90"/>
       </w:pPr>
       <w:r>
-        <w:t xml:space="preserve">Navigation: From: Job Detail/Navigation on arrival. To: Consent and Signature Screen (if not already captured for this service, see the Patient App's shared screen 14 — the field-side flow triggers the same underlying consent record), Clinical Documentation (Doctor/Nurse/Aide/Crew), Job Closeout (Pharmacist).</w:t>
+        <w:t xml:space="preserve">Navigation: From: Job Detail/Navigation on arrival (or, for Ambulance Crew, upon marking On Scene in the Job Status screen, 20). To: Consent and Signature Screen (if not already captured for this service, see the Patient App's shared screen 14 — the field-side flow triggers the same underlying consent record), Clinical Documentation (8, Doctor/Nurse/Aide), Run Sheet / Transport Clinical Documentation (22, Ambulance Crew), Job Closeout (Pharmacist).</w:t>
       </w:r>
     </w:p>
     <w:p>
@@ -4464,7 +4464,7 @@
         <w:spacing w:after="90"/>
       </w:pPr>
       <w:r>
-        <w:t xml:space="preserve">Role(s): Shared screen family, form content differs sharply by role. Home Doctor - Visit Note: chief complaint, history, examination findings, diagnosis, treatment plan, prescription link, follow-up recommendation, feeds the patient's Clinical Note and Care Plan. Nurse - Wound Care / Procedure Note: wound assessment (size, stage, drainage), procedure performed, dressing/supplies used, photo documentation, vitals, patient response. Home Health Aide - Daily Checklist: ADLs completed (bathing, mobility, feeding), vitals if authorized, general observations, escalation flags to Nurse/Doctor. Ambulance Crew - Run Sheet: incident/transport details, patient condition on pickup, interventions performed en route, vitals log, handoff facility and receiving clinician.</w:t>
+        <w:t xml:space="preserve">Role(s): Shared screen family, form content differs sharply by role. Home Doctor - Visit Note: chief complaint, history, examination findings, diagnosis, treatment plan, prescription link, follow-up recommendation, feeds the patient's Clinical Note and Care Plan. Nurse - Wound Care / Procedure Note: wound assessment (size, stage, drainage), procedure performed, dressing/supplies used, photo documentation, vitals, patient response. Home Health Aide - Daily Checklist: ADLs completed (bathing, mobility, feeding), vitals if authorized, general observations, escalation flags to Nurse/Doctor. Ambulance Crew - no longer documented on this shared screen; a transport's vitals timeline, en-route interventions, condition changes, and hospital handoff summary are captured instead on the dedicated Run Sheet / Transport Clinical Documentation screen (22), which this generic form isn't structured for.</w:t>
       </w:r>
     </w:p>
     <w:p>
@@ -4516,7 +4516,7 @@
         <w:spacing w:after="90"/>
       </w:pPr>
       <w:r>
-        <w:t xml:space="preserve">Navigation: From: Patient Identity Verification. To: E-Prescribing (Doctor/Nurse, if needed), Care Plan Authoring Screen (9, if this visit reveals a need for ongoing recurring care not yet covered by a plan), Job Closeout.</w:t>
+        <w:t xml:space="preserve">Navigation: From: Patient Identity Verification (Doctor/Nurse/Aide). To: E-Prescribing (Doctor/Nurse, if needed), Care Plan Authoring Screen (9, if this visit reveals a need for ongoing recurring care not yet covered by a plan), Job Closeout.</w:t>
       </w:r>
     </w:p>
     <w:p>
@@ -4867,7 +4867,7 @@
         <w:spacing w:after="90"/>
       </w:pPr>
       <w:r>
-        <w:t xml:space="preserve">Purpose: Escalate a situation that becomes a medical emergency or safety incident mid-visit or mid-call.</w:t>
+        <w:t xml:space="preserve">Purpose: Escalate a situation that becomes a medical emergency or safety incident mid-visit or mid-call. For Ambulance Crew specifically, a personal-safety threat requiring an urgent one-tap response with no quick-select step is instead raised via the dedicated Crew Safety Alert / Assistance Needed Trigger (21); this screen remains the route for a patient medical emergency or equipment failure, and for other roles' escalations of any type.</w:t>
       </w:r>
     </w:p>
     <w:p>
@@ -4945,7 +4945,7 @@
         <w:spacing w:after="90"/>
       </w:pPr>
       <w:r>
-        <w:t xml:space="preserve">Role(s): All field roles except Phone Consultation Clinician (whose equivalent is the Call Disposition step in screen 16) — content varies (clinical roles confirm note signed and follow-up communicated; Crew confirms facility handoff/receiving-clinician signature; Pharmacist confirms delivery signature)</w:t>
+        <w:t xml:space="preserve">Role(s): All field roles except Phone Consultation Clinician (whose equivalent is the Call Disposition step in screen 16) — content varies (clinical roles confirm note signed and follow-up communicated; Crew confirms facility handoff/receiving-clinician signature, captured via the Hospital Handoff Screen, 23, and blocked until the Run Sheet, 22, mandatory fields are complete; Pharmacist confirms delivery signature)</w:t>
       </w:r>
     </w:p>
     <w:p>
@@ -4997,7 +4997,7 @@
         <w:spacing w:after="90"/>
       </w:pPr>
       <w:r>
-        <w:t xml:space="preserve">Navigation: From: Clinical Documentation, E-Prescribing, Patient Identity Verification (Pharmacist). To: Job List/Schedule.</w:t>
+        <w:t xml:space="preserve">Navigation: From: Clinical Documentation, E-Prescribing, Patient Identity Verification (Pharmacist), Hospital Handoff Screen (23, Ambulance Crew). To: Equipment Restock Request (24, Ambulance Crew, optional per job), Job List/Schedule.</w:t>
       </w:r>
     </w:p>
     <w:p>
@@ -5335,7 +5335,7 @@
         <w:spacing w:after="90"/>
       </w:pPr>
       <w:r>
-        <w:t xml:space="preserve">Role(s): All field roles, each scoped strictly to their own data</w:t>
+        <w:t xml:space="preserve">Role(s): All field roles (Home Doctor, Nurse, Home Health Aide, Pharmacist, Ambulance Crew/Paramedic, Phone Consultation Clinician), each scoped strictly to their own data — Ambulance Crew/Paramedic are compensated under the same Compensation Profile model (salaried/per-visit/revenue-share) as every other field role, so this screen serves them without any separate earnings logic or screen.</w:t>
       </w:r>
     </w:p>
     <w:p>
@@ -5518,6 +5518,734 @@
       </w:pPr>
       <w:r>
         <w:t xml:space="preserve">Empty state: "No ratings yet" for a provider with no completed, rated jobs in the selected period.</w:t>
+      </w:r>
+    </w:p>
+    <w:p>
+      <w:r>
+        <w:br w:type="page"/>
+      </w:r>
+    </w:p>
+    <w:p>
+      <w:pPr>
+        <w:pStyle w:val="Heading2"/>
+      </w:pPr>
+      <w:r>
+        <w:t xml:space="preserve">19. Dispatch Job Accept/Acknowledge Screen</w:t>
+      </w:r>
+    </w:p>
+    <w:p>
+      <w:pPr>
+        <w:pStyle w:val="ListParagraph"/>
+        <w:numPr>
+          <w:ilvl w:val="0"/>
+          <w:numId w:val="2"/>
+        </w:numPr>
+        <w:spacing w:after="90"/>
+      </w:pPr>
+      <w:r>
+        <w:t xml:space="preserve">Role(s): Ambulance Crew/Paramedic only</w:t>
+      </w:r>
+    </w:p>
+    <w:p>
+      <w:pPr>
+        <w:pStyle w:val="ListParagraph"/>
+        <w:numPr>
+          <w:ilvl w:val="0"/>
+          <w:numId w:val="2"/>
+        </w:numPr>
+        <w:spacing w:after="90"/>
+      </w:pPr>
+      <w:r>
+        <w:t xml:space="preserve">Purpose: Present an incoming dispatch assignment as an interruptive, full-screen alert requiring an immediate accept/acknowledge action, rather than a passive entry in the Job List — the crew-facing counterpart to the SLA-relevant response clock defined in the Emergency Dispatcher journey.</w:t>
+      </w:r>
+    </w:p>
+    <w:p>
+      <w:pPr>
+        <w:pStyle w:val="ListParagraph"/>
+        <w:numPr>
+          <w:ilvl w:val="0"/>
+          <w:numId w:val="2"/>
+        </w:numPr>
+        <w:spacing w:after="90"/>
+      </w:pPr>
+      <w:r>
+        <w:t xml:space="preserve">Key information displayed: Audible and visual alert distinct from routine notifications; acuity/priority level; pickup location and distance/ETA; brief nature-of-call summary if available at dispatch time (full detail follows in Job Detail); assigned unit/vehicle ID; a visible countdown or elapsed-time indicator once the alert is live.</w:t>
+      </w:r>
+    </w:p>
+    <w:p>
+      <w:pPr>
+        <w:pStyle w:val="ListParagraph"/>
+        <w:numPr>
+          <w:ilvl w:val="0"/>
+          <w:numId w:val="2"/>
+        </w:numPr>
+        <w:spacing w:after="90"/>
+      </w:pPr>
+      <w:r>
+        <w:t xml:space="preserve">Actions: Accept/Acknowledge (starts the response-time clock and confirms the unit is responding); Decline (with reason, e.g., unit unavailable, mechanical issue — routes back to dispatch for reassignment); view brief details before deciding (does not itself start the clock).</w:t>
+      </w:r>
+    </w:p>
+    <w:p>
+      <w:pPr>
+        <w:pStyle w:val="ListParagraph"/>
+        <w:numPr>
+          <w:ilvl w:val="0"/>
+          <w:numId w:val="2"/>
+        </w:numPr>
+        <w:spacing w:after="90"/>
+      </w:pPr>
+      <w:r>
+        <w:t xml:space="preserve">Navigation: From: a push-style interrupt delivered while Online (overrides whatever screen the crew is on, including Job List), triggered from the same underlying SOS Request/scheduled-transport assignment shown in Job List (4). To: Job Detail (5) and Navigation/Map (6) on Accept; back to Job List (4) on Decline.</w:t>
+      </w:r>
+    </w:p>
+    <w:p>
+      <w:pPr>
+        <w:pStyle w:val="ListParagraph"/>
+        <w:numPr>
+          <w:ilvl w:val="0"/>
+          <w:numId w:val="2"/>
+        </w:numPr>
+        <w:spacing w:after="90"/>
+      </w:pPr>
+      <w:r>
+        <w:t xml:space="preserve">Validation/errors: A job not acknowledged within the expected response window is not silently dropped — it remains outstanding on the crew's device and is escalated on the dispatcher side (the dispatcher-side re-alert/reassignment logic itself is addressed separately in the Emergency Dispatcher journey, not duplicated here); acknowledging a job while already engaged on another active job is blocked with a "currently assigned, cannot accept" error and the offer routes back to dispatch.</w:t>
+      </w:r>
+    </w:p>
+    <w:p>
+      <w:pPr>
+        <w:pStyle w:val="ListParagraph"/>
+        <w:numPr>
+          <w:ilvl w:val="0"/>
+          <w:numId w:val="2"/>
+        </w:numPr>
+        <w:spacing w:after="90"/>
+      </w:pPr>
+      <w:r>
+        <w:t xml:space="preserve">Empty state: Not applicable — this screen only appears when a job is actively being offered.</w:t>
+      </w:r>
+    </w:p>
+    <w:p>
+      <w:r>
+        <w:br w:type="page"/>
+      </w:r>
+    </w:p>
+    <w:p>
+      <w:pPr>
+        <w:pStyle w:val="Heading2"/>
+      </w:pPr>
+      <w:r>
+        <w:t xml:space="preserve">20. Job Status: En Route / On Scene / Transporting / At Hospital</w:t>
+      </w:r>
+    </w:p>
+    <w:p>
+      <w:pPr>
+        <w:pStyle w:val="ListParagraph"/>
+        <w:numPr>
+          <w:ilvl w:val="0"/>
+          <w:numId w:val="2"/>
+        </w:numPr>
+        <w:spacing w:after="90"/>
+      </w:pPr>
+      <w:r>
+        <w:t xml:space="preserve">Role(s): Ambulance Crew/Paramedic only</w:t>
+      </w:r>
+    </w:p>
+    <w:p>
+      <w:pPr>
+        <w:pStyle w:val="ListParagraph"/>
+        <w:numPr>
+          <w:ilvl w:val="0"/>
+          <w:numId w:val="2"/>
+        </w:numPr>
+        <w:spacing w:after="90"/>
+      </w:pPr>
+      <w:r>
+        <w:t xml:space="preserve">Purpose: The core in-progress screen for an accepted ambulance job, letting the crew advance a transport through its stages with a single tap per stage rather than freeform notes, so the dispatcher's live view always reflects an accurate, timestamped status.</w:t>
+      </w:r>
+    </w:p>
+    <w:p>
+      <w:pPr>
+        <w:pStyle w:val="ListParagraph"/>
+        <w:numPr>
+          <w:ilvl w:val="0"/>
+          <w:numId w:val="2"/>
+        </w:numPr>
+        <w:spacing w:after="90"/>
+      </w:pPr>
+      <w:r>
+        <w:t xml:space="preserve">Key information displayed: Current stage highlighted (En Route, On Scene, Transporting, At Hospital) with the timestamp of each stage already reached; pickup and destination addresses; assigned destination hospital/facility; persistent access to the Crew Safety Alert trigger (21) and the general Emergency Escalation Trigger (12); running job-elapsed and per-stage-elapsed time.</w:t>
+      </w:r>
+    </w:p>
+    <w:p>
+      <w:pPr>
+        <w:pStyle w:val="ListParagraph"/>
+        <w:numPr>
+          <w:ilvl w:val="0"/>
+          <w:numId w:val="2"/>
+        </w:numPr>
+        <w:spacing w:after="90"/>
+      </w:pPr>
+      <w:r>
+        <w:t xml:space="preserve">Actions: Tap to advance to the next stage (En Route to On Scene to Transporting to At Hospital), each tap timestamped and pushed to the dispatcher's live view; Request Backup/Second Unit (flags dispatch without leaving this screen); select or update the destination hospital if diverted mid-transport; access Crew Safety Alert (21).</w:t>
+      </w:r>
+    </w:p>
+    <w:p>
+      <w:pPr>
+        <w:pStyle w:val="ListParagraph"/>
+        <w:numPr>
+          <w:ilvl w:val="0"/>
+          <w:numId w:val="2"/>
+        </w:numPr>
+        <w:spacing w:after="90"/>
+      </w:pPr>
+      <w:r>
+        <w:t xml:space="preserve">Navigation: From: Dispatch Job Accept/Acknowledge Screen (19, on Accept) or Navigation/Map (6, on Mark Arrived, for a scheduled transport not routed through screen 19). To: Patient Identity Verification (7, if not already completed), Run Sheet / Transport Clinical Documentation (22), Hospital Handoff Screen (23, on reaching At Hospital), Crew Safety Alert (21).</w:t>
+      </w:r>
+    </w:p>
+    <w:p>
+      <w:pPr>
+        <w:pStyle w:val="ListParagraph"/>
+        <w:numPr>
+          <w:ilvl w:val="0"/>
+          <w:numId w:val="2"/>
+        </w:numPr>
+        <w:spacing w:after="90"/>
+      </w:pPr>
+      <w:r>
+        <w:t xml:space="preserve">Validation/errors: Stages must be advanced in order (cannot mark Transporting before On Scene); a destination change mid-transport requires a reason and updates the dispatcher's and receiving facility's views; GPS tracking runs continuously in the background for as long as this screen or the app is active, independent of which stage is showing, with a location-lost banner if signal drops.</w:t>
+      </w:r>
+    </w:p>
+    <w:p>
+      <w:pPr>
+        <w:pStyle w:val="ListParagraph"/>
+        <w:numPr>
+          <w:ilvl w:val="0"/>
+          <w:numId w:val="2"/>
+        </w:numPr>
+        <w:spacing w:after="90"/>
+      </w:pPr>
+      <w:r>
+        <w:t xml:space="preserve">Empty state: Not applicable — this screen only exists for an active, accepted job.</w:t>
+      </w:r>
+    </w:p>
+    <w:p>
+      <w:r>
+        <w:br w:type="page"/>
+      </w:r>
+    </w:p>
+    <w:p>
+      <w:pPr>
+        <w:pStyle w:val="Heading2"/>
+      </w:pPr>
+      <w:r>
+        <w:t xml:space="preserve">21. Crew Safety Alert / Assistance Needed Trigger</w:t>
+      </w:r>
+    </w:p>
+    <w:p>
+      <w:pPr>
+        <w:pStyle w:val="ListParagraph"/>
+        <w:numPr>
+          <w:ilvl w:val="0"/>
+          <w:numId w:val="2"/>
+        </w:numPr>
+        <w:spacing w:after="90"/>
+      </w:pPr>
+      <w:r>
+        <w:t xml:space="preserve">Role(s): Ambulance Crew/Paramedic only</w:t>
+      </w:r>
+    </w:p>
+    <w:p>
+      <w:pPr>
+        <w:pStyle w:val="ListParagraph"/>
+        <w:numPr>
+          <w:ilvl w:val="0"/>
+          <w:numId w:val="2"/>
+        </w:numPr>
+        <w:spacing w:after="90"/>
+      </w:pPr>
+      <w:r>
+        <w:t xml:space="preserve">Purpose: A persistent, one-tap panic control reachable from the Job Status screen (20) and other in-job screens, purpose-built for a crew member who needs immediate help and may not be able to safely provide detail — distinct from the general Emergency Escalation Trigger (12), whose fuller quick-select flow isn't appropriate under duress.</w:t>
+      </w:r>
+    </w:p>
+    <w:p>
+      <w:pPr>
+        <w:pStyle w:val="ListParagraph"/>
+        <w:numPr>
+          <w:ilvl w:val="0"/>
+          <w:numId w:val="2"/>
+        </w:numPr>
+        <w:spacing w:after="90"/>
+      </w:pPr>
+      <w:r>
+        <w:t xml:space="preserve">Key information displayed: A single, prominent "CREW SAFETY — ASSISTANCE NEEDED" control; current GPS location, attached automatically without requiring entry; live status once triggered (Alert Sent / Backup Dispatched / Resolved).</w:t>
+      </w:r>
+    </w:p>
+    <w:p>
+      <w:pPr>
+        <w:pStyle w:val="ListParagraph"/>
+        <w:numPr>
+          <w:ilvl w:val="0"/>
+          <w:numId w:val="2"/>
+        </w:numPr>
+        <w:spacing w:after="90"/>
+      </w:pPr>
+      <w:r>
+        <w:t xml:space="preserve">Actions: Trigger (a single tap plus one brief confirm step — e.g., a press-and-hold or a single "Confirm" tap — to guard against accidental activation without adding a multi-field form that would be dangerous to complete under duress); Stand Down/Mark Safe (clears the alert once resolved).</w:t>
+      </w:r>
+    </w:p>
+    <w:p>
+      <w:pPr>
+        <w:pStyle w:val="ListParagraph"/>
+        <w:numPr>
+          <w:ilvl w:val="0"/>
+          <w:numId w:val="2"/>
+        </w:numPr>
+        <w:spacing w:after="90"/>
+      </w:pPr>
+      <w:r>
+        <w:t xml:space="preserve">Navigation: From: a persistent control on the Job Status screen (20) and other in-job screens (not a browsable destination in its own right). To: a live alert-status view (same screen, updates in place); back to Job Status (20) on Stand Down.</w:t>
+      </w:r>
+    </w:p>
+    <w:p>
+      <w:pPr>
+        <w:pStyle w:val="ListParagraph"/>
+        <w:numPr>
+          <w:ilvl w:val="0"/>
+          <w:numId w:val="2"/>
+        </w:numPr>
+        <w:spacing w:after="90"/>
+      </w:pPr>
+      <w:r>
+        <w:t xml:space="preserve">Validation/errors: The brief confirm step is the only friction permitted before the alert fires — no additional required fields; a triggered alert cannot be silently dismissed by the triggering device alone without the explicit Stand Down action, so dispatch and backup crew are never left uncertain whether the situation resolved; dispatch and the nearest available backup crew are notified simultaneously, with current location, on trigger.</w:t>
+      </w:r>
+    </w:p>
+    <w:p>
+      <w:pPr>
+        <w:pStyle w:val="ListParagraph"/>
+        <w:numPr>
+          <w:ilvl w:val="0"/>
+          <w:numId w:val="2"/>
+        </w:numPr>
+        <w:spacing w:after="90"/>
+      </w:pPr>
+      <w:r>
+        <w:t xml:space="preserve">Empty state: Not applicable — this is a persistent control, not a standalone destination.</w:t>
+      </w:r>
+    </w:p>
+    <w:p>
+      <w:r>
+        <w:br w:type="page"/>
+      </w:r>
+    </w:p>
+    <w:p>
+      <w:pPr>
+        <w:pStyle w:val="Heading2"/>
+      </w:pPr>
+      <w:r>
+        <w:t xml:space="preserve">22. Run Sheet / Transport Clinical Documentation Screen</w:t>
+      </w:r>
+    </w:p>
+    <w:p>
+      <w:pPr>
+        <w:pStyle w:val="ListParagraph"/>
+        <w:numPr>
+          <w:ilvl w:val="0"/>
+          <w:numId w:val="2"/>
+        </w:numPr>
+        <w:spacing w:after="90"/>
+      </w:pPr>
+      <w:r>
+        <w:t xml:space="preserve">Role(s): Ambulance Crew/Paramedic only</w:t>
+      </w:r>
+    </w:p>
+    <w:p>
+      <w:pPr>
+        <w:pStyle w:val="ListParagraph"/>
+        <w:numPr>
+          <w:ilvl w:val="0"/>
+          <w:numId w:val="2"/>
+        </w:numPr>
+        <w:spacing w:after="90"/>
+      </w:pPr>
+      <w:r>
+        <w:t xml:space="preserve">Purpose: Capture the EMS-specific clinical record for a transport — vitals over time, interventions performed en route, and a handoff summary for the receiving hospital — distinct from the general Clinical Documentation screen (8) used by Doctor/Nurse/Aide for home visits, which isn't structured for a transport encounter.</w:t>
+      </w:r>
+    </w:p>
+    <w:p>
+      <w:pPr>
+        <w:pStyle w:val="ListParagraph"/>
+        <w:numPr>
+          <w:ilvl w:val="0"/>
+          <w:numId w:val="2"/>
+        </w:numPr>
+        <w:spacing w:after="90"/>
+      </w:pPr>
+      <w:r>
+        <w:t xml:space="preserve">Key information displayed: Patient condition on pickup; a vitals timeline (repeated readings with timestamps, not a single snapshot); interventions performed en route and by whom; notable condition changes during transport; controlled-substance administration log (medication, dose, time, administering crew member, required witness); auto-saved draft indicator; mandatory-field completion status feeding directly into whether Job Closeout (13) can be completed.</w:t>
+      </w:r>
+    </w:p>
+    <w:p>
+      <w:pPr>
+        <w:pStyle w:val="ListParagraph"/>
+        <w:numPr>
+          <w:ilvl w:val="0"/>
+          <w:numId w:val="2"/>
+        </w:numPr>
+        <w:spacing w:after="90"/>
+      </w:pPr>
+      <w:r>
+        <w:t xml:space="preserve">Actions: Log a vitals reading; record an intervention; document a condition change; log controlled-substance administration (requires witness selection/confirmation per the platform's chain-of-custody requirement); Save Draft; Complete and Sign.</w:t>
+      </w:r>
+    </w:p>
+    <w:p>
+      <w:pPr>
+        <w:pStyle w:val="ListParagraph"/>
+        <w:numPr>
+          <w:ilvl w:val="0"/>
+          <w:numId w:val="2"/>
+        </w:numPr>
+        <w:spacing w:after="90"/>
+      </w:pPr>
+      <w:r>
+        <w:t xml:space="preserve">Navigation: From: Job Status screen (20, available throughout En Route/On Scene/Transporting, not only at the end); Patient Identity Verification (7). To: Hospital Handoff Screen (23, its summary auto-populates from this record), Job Closeout (13).</w:t>
+      </w:r>
+    </w:p>
+    <w:p>
+      <w:pPr>
+        <w:pStyle w:val="ListParagraph"/>
+        <w:numPr>
+          <w:ilvl w:val="0"/>
+          <w:numId w:val="2"/>
+        </w:numPr>
+        <w:spacing w:after="90"/>
+      </w:pPr>
+      <w:r>
+        <w:t xml:space="preserve">Validation/errors: Job Closeout (13) is blocked until this screen's mandatory fields (patient condition, vitals during transport, and any controlled-substance administration's witness confirmation) are complete and signed; a controlled-substance entry without a recorded witness is held as incomplete rather than silently accepted; offline-capable — drafts save locally and sync when connectivity returns, consistent with the Offline Mode Indicator (14) behavior already defined for other field roles' documentation.</w:t>
+      </w:r>
+    </w:p>
+    <w:p>
+      <w:pPr>
+        <w:pStyle w:val="ListParagraph"/>
+        <w:numPr>
+          <w:ilvl w:val="0"/>
+          <w:numId w:val="2"/>
+        </w:numPr>
+        <w:spacing w:after="90"/>
+      </w:pPr>
+      <w:r>
+        <w:t xml:space="preserve">Empty state: Not applicable — this screen only exists for an active or just-completed transport.</w:t>
+      </w:r>
+    </w:p>
+    <w:p>
+      <w:r>
+        <w:br w:type="page"/>
+      </w:r>
+    </w:p>
+    <w:p>
+      <w:pPr>
+        <w:pStyle w:val="Heading2"/>
+      </w:pPr>
+      <w:r>
+        <w:t xml:space="preserve">23. Hospital Handoff Screen</w:t>
+      </w:r>
+    </w:p>
+    <w:p>
+      <w:pPr>
+        <w:pStyle w:val="ListParagraph"/>
+        <w:numPr>
+          <w:ilvl w:val="0"/>
+          <w:numId w:val="2"/>
+        </w:numPr>
+        <w:spacing w:after="90"/>
+      </w:pPr>
+      <w:r>
+        <w:t xml:space="preserve">Role(s): Ambulance Crew/Paramedic only</w:t>
+      </w:r>
+    </w:p>
+    <w:p>
+      <w:pPr>
+        <w:pStyle w:val="ListParagraph"/>
+        <w:numPr>
+          <w:ilvl w:val="0"/>
+          <w:numId w:val="2"/>
+        </w:numPr>
+        <w:spacing w:after="90"/>
+      </w:pPr>
+      <w:r>
+        <w:t xml:space="preserve">Purpose: Formalize the handoff of the patient to receiving hospital staff at the At Hospital stage, closing out the transport-time metric and, where available, capturing the receiving side's acknowledgment.</w:t>
+      </w:r>
+    </w:p>
+    <w:p>
+      <w:pPr>
+        <w:pStyle w:val="ListParagraph"/>
+        <w:numPr>
+          <w:ilvl w:val="0"/>
+          <w:numId w:val="2"/>
+        </w:numPr>
+        <w:spacing w:after="90"/>
+      </w:pPr>
+      <w:r>
+        <w:t xml:space="preserve">Key information displayed: Handoff summary auto-populated from the Run Sheet (22) — patient condition, vitals trend, interventions performed, controlled-substance administration; receiving facility name; receiving-staff name/role, if captured; a diversion-in-progress indicator if the facility cannot immediately accept the patient.</w:t>
+      </w:r>
+    </w:p>
+    <w:p>
+      <w:pPr>
+        <w:pStyle w:val="ListParagraph"/>
+        <w:numPr>
+          <w:ilvl w:val="0"/>
+          <w:numId w:val="2"/>
+        </w:numPr>
+        <w:spacing w:after="90"/>
+      </w:pPr>
+      <w:r>
+        <w:t xml:space="preserve">Actions: Review the auto-populated summary (edit only if something changed after the Run Sheet was last saved); capture receiving-staff acknowledgment/signature, if the receiving facility supports it; Confirm Handoff (timestamps and closes the transport-time metric); flag Diversion in Progress if the facility can't accept, with a reason and next-destination update.</w:t>
+      </w:r>
+    </w:p>
+    <w:p>
+      <w:pPr>
+        <w:pStyle w:val="ListParagraph"/>
+        <w:numPr>
+          <w:ilvl w:val="0"/>
+          <w:numId w:val="2"/>
+        </w:numPr>
+        <w:spacing w:after="90"/>
+      </w:pPr>
+      <w:r>
+        <w:t xml:space="preserve">Navigation: From: Job Status screen (20, on reaching At Hospital). To: Job Closeout (13); back to Job Status (20) with an updated destination if diversion is flagged and the crew must re-transport.</w:t>
+      </w:r>
+    </w:p>
+    <w:p>
+      <w:pPr>
+        <w:pStyle w:val="ListParagraph"/>
+        <w:numPr>
+          <w:ilvl w:val="0"/>
+          <w:numId w:val="2"/>
+        </w:numPr>
+        <w:spacing w:after="90"/>
+      </w:pPr>
+      <w:r>
+        <w:t xml:space="preserve">Validation/errors: Confirm Handoff is blocked until the Run Sheet (22) mandatory fields are complete; a flagged diversion keeps the job open on the dispatcher's live view rather than appearing falsely closed out; where receiving-staff acknowledgment is unavailable (e.g., the facility doesn't support digital signature), the handoff is recorded as "confirmed by crew, receiving signature not captured" rather than blocking closeout entirely.</w:t>
+      </w:r>
+    </w:p>
+    <w:p>
+      <w:pPr>
+        <w:pStyle w:val="ListParagraph"/>
+        <w:numPr>
+          <w:ilvl w:val="0"/>
+          <w:numId w:val="2"/>
+        </w:numPr>
+        <w:spacing w:after="90"/>
+      </w:pPr>
+      <w:r>
+        <w:t xml:space="preserve">Empty state: Not applicable — this screen only appears once a transport reaches the At Hospital stage.</w:t>
+      </w:r>
+    </w:p>
+    <w:p>
+      <w:r>
+        <w:br w:type="page"/>
+      </w:r>
+    </w:p>
+    <w:p>
+      <w:pPr>
+        <w:pStyle w:val="Heading2"/>
+      </w:pPr>
+      <w:r>
+        <w:t xml:space="preserve">24. Equipment Restock Request Screen</w:t>
+      </w:r>
+    </w:p>
+    <w:p>
+      <w:pPr>
+        <w:pStyle w:val="ListParagraph"/>
+        <w:numPr>
+          <w:ilvl w:val="0"/>
+          <w:numId w:val="2"/>
+        </w:numPr>
+        <w:spacing w:after="90"/>
+      </w:pPr>
+      <w:r>
+        <w:t xml:space="preserve">Role(s): Ambulance Crew/Paramedic only</w:t>
+      </w:r>
+    </w:p>
+    <w:p>
+      <w:pPr>
+        <w:pStyle w:val="ListParagraph"/>
+        <w:numPr>
+          <w:ilvl w:val="0"/>
+          <w:numId w:val="2"/>
+        </w:numPr>
+        <w:spacing w:after="90"/>
+      </w:pPr>
+      <w:r>
+        <w:t xml:space="preserve">Purpose: Request replenishment of medical supplies and controlled substances used during a job or shift, feeding the Fleet Manager's equipment inventory rather than requiring a separate manual report.</w:t>
+      </w:r>
+    </w:p>
+    <w:p>
+      <w:pPr>
+        <w:pStyle w:val="ListParagraph"/>
+        <w:numPr>
+          <w:ilvl w:val="0"/>
+          <w:numId w:val="2"/>
+        </w:numPr>
+        <w:spacing w:after="90"/>
+      </w:pPr>
+      <w:r>
+        <w:t xml:space="preserve">Key information displayed: Itemized list of supplies used, auto-suggested from the Run Sheet's (22) documented interventions where possible, editable/addable by the crew; controlled-substance items flagged separately with quantity used; requesting crew member and vehicle ID.</w:t>
+      </w:r>
+    </w:p>
+    <w:p>
+      <w:pPr>
+        <w:pStyle w:val="ListParagraph"/>
+        <w:numPr>
+          <w:ilvl w:val="0"/>
+          <w:numId w:val="2"/>
+        </w:numPr>
+        <w:spacing w:after="90"/>
+      </w:pPr>
+      <w:r>
+        <w:t xml:space="preserve">Actions: Confirm or adjust auto-suggested items; add an item not auto-suggested; for controlled substances, confirm the witnessed count consistent with the chain-of-custody requirement already applied elsewhere on this platform; Submit Restock Request.</w:t>
+      </w:r>
+    </w:p>
+    <w:p>
+      <w:pPr>
+        <w:pStyle w:val="ListParagraph"/>
+        <w:numPr>
+          <w:ilvl w:val="0"/>
+          <w:numId w:val="2"/>
+        </w:numPr>
+        <w:spacing w:after="90"/>
+      </w:pPr>
+      <w:r>
+        <w:t xml:space="preserve">Navigation: From: Job Closeout (13) or Shift-End Handover Note (25). To: the Fleet Manager's equipment-inventory queue (a Dispatch Console/Fleet module screen, not redesigned here); confirmation returns to Job Closeout (13) or Shift-End Handover Note (25).</w:t>
+      </w:r>
+    </w:p>
+    <w:p>
+      <w:pPr>
+        <w:pStyle w:val="ListParagraph"/>
+        <w:numPr>
+          <w:ilvl w:val="0"/>
+          <w:numId w:val="2"/>
+        </w:numPr>
+        <w:spacing w:after="90"/>
+      </w:pPr>
+      <w:r>
+        <w:t xml:space="preserve">Validation/errors: A controlled-substance restock item cannot be submitted without the witnessed-count confirmation, mirroring the same rigor required when the substance was administered and logged in the Run Sheet (22); a request submitted with no items is blocked with a "nothing to restock" prompt rather than creating an empty record.</w:t>
+      </w:r>
+    </w:p>
+    <w:p>
+      <w:pPr>
+        <w:pStyle w:val="ListParagraph"/>
+        <w:numPr>
+          <w:ilvl w:val="0"/>
+          <w:numId w:val="2"/>
+        </w:numPr>
+        <w:spacing w:after="90"/>
+      </w:pPr>
+      <w:r>
+        <w:t xml:space="preserve">Empty state: "No items used this job/shift" as a valid, non-blocking state when nothing needs restocking.</w:t>
+      </w:r>
+    </w:p>
+    <w:p>
+      <w:r>
+        <w:br w:type="page"/>
+      </w:r>
+    </w:p>
+    <w:p>
+      <w:pPr>
+        <w:pStyle w:val="Heading2"/>
+      </w:pPr>
+      <w:r>
+        <w:t xml:space="preserve">25. Shift-End Handover Note Screen</w:t>
+      </w:r>
+    </w:p>
+    <w:p>
+      <w:pPr>
+        <w:pStyle w:val="ListParagraph"/>
+        <w:numPr>
+          <w:ilvl w:val="0"/>
+          <w:numId w:val="2"/>
+        </w:numPr>
+        <w:spacing w:after="90"/>
+      </w:pPr>
+      <w:r>
+        <w:t xml:space="preserve">Role(s): Ambulance Crew/Paramedic only</w:t>
+      </w:r>
+    </w:p>
+    <w:p>
+      <w:pPr>
+        <w:pStyle w:val="ListParagraph"/>
+        <w:numPr>
+          <w:ilvl w:val="0"/>
+          <w:numId w:val="2"/>
+        </w:numPr>
+        <w:spacing w:after="90"/>
+      </w:pPr>
+      <w:r>
+        <w:t xml:space="preserve">Purpose: Let an outgoing crew leave a structured end-of-shift note for the incoming crew taking the same vehicle and for the Duty Supervisor, mirroring the dispatch-side Shift Handover concept from the crew's authoring side rather than the supervisor's receiving side.</w:t>
+      </w:r>
+    </w:p>
+    <w:p>
+      <w:pPr>
+        <w:pStyle w:val="ListParagraph"/>
+        <w:numPr>
+          <w:ilvl w:val="0"/>
+          <w:numId w:val="2"/>
+        </w:numPr>
+        <w:spacing w:after="90"/>
+      </w:pPr>
+      <w:r>
+        <w:t xml:space="preserve">Key information displayed: Vehicle condition and equipment status carried over from the shift's Vehicle and Equipment Checklist (3) and any Equipment Restock Requests (24) submitted; any open or unresolved items from the shift (e.g., a flagged non-critical checklist defect, a pending Incident Case, an unresolved Equipment Restock Request); outgoing crew identity and shift end time.</w:t>
+      </w:r>
+    </w:p>
+    <w:p>
+      <w:pPr>
+        <w:pStyle w:val="ListParagraph"/>
+        <w:numPr>
+          <w:ilvl w:val="0"/>
+          <w:numId w:val="2"/>
+        </w:numPr>
+        <w:spacing w:after="90"/>
+      </w:pPr>
+      <w:r>
+        <w:t xml:space="preserve">Actions: Confirm vehicle/equipment status; add a free-text handover note; flag an open item as needing incoming-crew or supervisor attention; Submit Handover Note.</w:t>
+      </w:r>
+    </w:p>
+    <w:p>
+      <w:pPr>
+        <w:pStyle w:val="ListParagraph"/>
+        <w:numPr>
+          <w:ilvl w:val="0"/>
+          <w:numId w:val="2"/>
+        </w:numPr>
+        <w:spacing w:after="90"/>
+      </w:pPr>
+      <w:r>
+        <w:t xml:space="preserve">Navigation: From: Shift Start / Go Online (2, end-of-shift prompt) or Job List/Schedule (4) menu. To: incoming crew's Shift Start / Go Online (2) for the same vehicle (surfaces the prior note); Duty Supervisor's shift-handover view (Dispatch Console module, not redesigned here).</w:t>
+      </w:r>
+    </w:p>
+    <w:p>
+      <w:pPr>
+        <w:pStyle w:val="ListParagraph"/>
+        <w:numPr>
+          <w:ilvl w:val="0"/>
+          <w:numId w:val="2"/>
+        </w:numPr>
+        <w:spacing w:after="90"/>
+      </w:pPr>
+      <w:r>
+        <w:t xml:space="preserve">Validation/errors: A shift cannot be marked fully closed with an open critical item (e.g., an unresolved critical checklist defect) left unacknowledged; the note remains visible to the next crew assigned that vehicle even if their shift doesn't start immediately after, so a handover isn't lost to a gap between shifts.</w:t>
+      </w:r>
+    </w:p>
+    <w:p>
+      <w:pPr>
+        <w:pStyle w:val="ListParagraph"/>
+        <w:numPr>
+          <w:ilvl w:val="0"/>
+          <w:numId w:val="2"/>
+        </w:numPr>
+        <w:spacing w:after="90"/>
+      </w:pPr>
+      <w:r>
+        <w:t xml:space="preserve">Empty state: "No open items to hand over" as a positive confirmation state when the shift closes clean.</w:t>
       </w:r>
     </w:p>
     <w:p>
@@ -6272,20 +7000,20 @@
         <w:spacing w:after="90"/>
       </w:pPr>
       <w:r>
-        <w:t xml:space="preserve">Key information displayed: Ranked recommendation list of eligible crews/vehicles (ranked by proximity, acuity-appropriate certification, current status, remaining shift time); vehicle status (Available, Out of Service sub-reasons, Scheduled Out of Service, Decommissioning) filtering out ineligible units; crew certification match indicator against job's acuity/care requirements, including a Restricted (supervised-only) flag pulled directly from that crew member's Credentialing scope-of-practice grant, which blocks assigning them outside it rather than merely displaying it as a note; estimated time to scene per candidate; for a job with a destination facility already known, that facility's real-time diversion status (On Divert / Accepting), pulled from the same facility directory the field crew uses to select a destination.</w:t>
-      </w:r>
-    </w:p>
-    <w:p>
-      <w:pPr>
-        <w:pStyle w:val="ListParagraph"/>
-        <w:numPr>
-          <w:ilvl w:val="0"/>
-          <w:numId w:val="2"/>
-        </w:numPr>
-        <w:spacing w:after="90"/>
-      </w:pPr>
-      <w:r>
-        <w:t xml:space="preserve">Actions: Assign selected crew/vehicle (advances status to Assigned); manually search/override ranked list; view candidate's full Vehicle/Crew Record (link to Fleet screens, read-only for dispatch roles); Duty Supervisor: force-assign despite system warning (e.g., pulling a unit off another lower-priority job)</w:t>
+        <w:t xml:space="preserve">Key information displayed: Ranked recommendation list of eligible crews/vehicles (ranked by proximity, acuity-appropriate certification, current status, remaining shift time); vehicle status (Available, Out of Service sub-reasons, Scheduled Out of Service, Decommissioning) filtering out ineligible units, with a vehicle showing a system-detected registration/insurance lapse (2.2) filtered out of the eligible list on the same hard-block basis as a Critical Fault, not merely flagged; crew certification match indicator against job's acuity/care requirements, including a Restricted (supervised-only) flag pulled directly from that crew member's Credentialing scope-of-practice grant, which blocks assigning them outside it rather than merely displaying it as a note; estimated time to scene per candidate; for a job with a destination facility already known, that facility's real-time diversion status (On Divert / Accepting), pulled from the same facility directory the field crew uses to select a destination.</w:t>
+      </w:r>
+    </w:p>
+    <w:p>
+      <w:pPr>
+        <w:pStyle w:val="ListParagraph"/>
+        <w:numPr>
+          <w:ilvl w:val="0"/>
+          <w:numId w:val="2"/>
+        </w:numPr>
+        <w:spacing w:after="90"/>
+      </w:pPr>
+      <w:r>
+        <w:t xml:space="preserve">Actions: Assign selected crew/vehicle (advances status to Assigned); manually search/override ranked list; view candidate's full Vehicle/Crew Record (link to Fleet screens, read-only for dispatch roles); Send hospital pre-arrival notification to the destination facility once assigned (requires, at minimum, patient acuity, current ETA, and a brief clinical summary if one has been captured; sent to the same facility directory used for diversion status above, and logged to the Booking/SOS Request timeline); Duty Supervisor: force-assign despite system warning (e.g., pulling a unit off another lower-priority job)</w:t>
       </w:r>
     </w:p>
     <w:p>
@@ -6311,7 +7039,7 @@
         <w:spacing w:after="90"/>
       </w:pPr>
       <w:r>
-        <w:t xml:space="preserve">Validation/errors: No eligible units available, prompts mutual aid/escalation path; certification mismatch warning if a manually selected crew lacks required qualification, hard-blocked (not just warned) if the mismatch is against a Restricted scope-of-practice grant; double-booking prevention if a unit is already Assigned elsewhere.</w:t>
+        <w:t xml:space="preserve">Validation/errors: No eligible units available, prompts mutual aid/escalation path; certification mismatch warning if a manually selected crew lacks required qualification, hard-blocked (not just warned) if the mismatch is against a Restricted scope-of-practice grant; double-booking prevention if a unit is already Assigned elsewhere; a vehicle with a detected registration/insurance lapse cannot be manually selected or force-assigned by anyone, including Duty Supervisor — this is a hard system block, not an overridable warning, consistent with the Critical Fault block in Fleet Management (2.2); hospital pre-arrival notification cannot be sent without acuity and ETA populated (clinical summary is required-if-available, not blocking).</w:t>
       </w:r>
     </w:p>
     <w:p>
@@ -6376,20 +7104,20 @@
         <w:spacing w:after="90"/>
       </w:pPr>
       <w:r>
-        <w:t xml:space="preserve">Actions: Click vehicle to view current job/Booking or SOS Request; filter by status or zone; center/zoom to specific job or vehicle; launch Crew/Vehicle Assignment Screen from a selected available unit; acknowledge/investigate an anomalous-movement flag (initiates a welfare-check contact with the crew, does not silently dismiss)</w:t>
-      </w:r>
-    </w:p>
-    <w:p>
-      <w:pPr>
-        <w:pStyle w:val="ListParagraph"/>
-        <w:numPr>
-          <w:ilvl w:val="0"/>
-          <w:numId w:val="2"/>
-        </w:numPr>
-        <w:spacing w:after="90"/>
-      </w:pPr>
-      <w:r>
-        <w:t xml:space="preserve">Navigation: From: Live Emergency Queue, Scheduling Calendar, Booking Detail Screen. To: Booking Detail Screen, Crew/Vehicle Assignment Screen, Escalation/Alert Inbox (an unresolved anomalous-movement flag routes here).</w:t>
+        <w:t xml:space="preserve">Actions: Click vehicle to view current job/Booking or SOS Request; filter by status or zone; center/zoom to specific job or vehicle; launch Crew/Vehicle Assignment Screen from a selected available unit; acknowledge/investigate an anomalous-movement flag (initiates a welfare-check contact with the crew, does not silently dismiss); Request police liaison for a selected active job (captures reason/nature of request and location, notifies Duty Supervisor, and logs the request to the job timeline)</w:t>
+      </w:r>
+    </w:p>
+    <w:p>
+      <w:pPr>
+        <w:pStyle w:val="ListParagraph"/>
+        <w:numPr>
+          <w:ilvl w:val="0"/>
+          <w:numId w:val="2"/>
+        </w:numPr>
+        <w:spacing w:after="90"/>
+      </w:pPr>
+      <w:r>
+        <w:t xml:space="preserve">Navigation: From: Live Emergency Queue, Scheduling Calendar, Booking Detail Screen. To: Booking Detail Screen, Crew/Vehicle Assignment Screen, Escalation/Alert Inbox (an unresolved anomalous-movement flag or an open police liaison request routes here).</w:t>
       </w:r>
     </w:p>
     <w:p>
@@ -6454,46 +7182,46 @@
         <w:spacing w:after="90"/>
       </w:pPr>
       <w:r>
-        <w:t xml:space="preserve">Key information displayed: Gantt/timeline rows per vehicle or crew, blocks representing scheduled Bookings; Day/Week toggle; Booking status per block (simplified: Scheduled to Assigned to En Route to On Scene to Transporting to Complete); unassigned/unscheduled Bookings pending placement; vehicle availability gaps (Scheduled Out of Service blocks shown inline).</w:t>
-      </w:r>
-    </w:p>
-    <w:p>
-      <w:pPr>
-        <w:pStyle w:val="ListParagraph"/>
-        <w:numPr>
-          <w:ilvl w:val="0"/>
-          <w:numId w:val="2"/>
-        </w:numPr>
-        <w:spacing w:after="90"/>
-      </w:pPr>
-      <w:r>
-        <w:t xml:space="preserve">Actions: Create new Booking; drag-and-drop reassign Booking to different vehicle/time slot; open Booking Detail Screen; Duty Supervisor: override a Scheduling Dispatcher's assignment</w:t>
-      </w:r>
-    </w:p>
-    <w:p>
-      <w:pPr>
-        <w:pStyle w:val="ListParagraph"/>
-        <w:numPr>
-          <w:ilvl w:val="0"/>
-          <w:numId w:val="2"/>
-        </w:numPr>
-        <w:spacing w:after="90"/>
-      </w:pPr>
-      <w:r>
-        <w:t xml:space="preserve">Navigation: From: platform home, Booking Detail Screen. To: Booking Detail Screen, Crew/Vehicle Assignment Screen, Maintenance Scheduling Calendar (Fleet module, read-only cross-link to check vehicle availability).</w:t>
-      </w:r>
-    </w:p>
-    <w:p>
-      <w:pPr>
-        <w:pStyle w:val="ListParagraph"/>
-        <w:numPr>
-          <w:ilvl w:val="0"/>
-          <w:numId w:val="2"/>
-        </w:numPr>
-        <w:spacing w:after="90"/>
-      </w:pPr>
-      <w:r>
-        <w:t xml:space="preserve">Validation/errors: Conflict warning when dragging a Booking onto an already-occupied or Out of Service slot; cannot schedule against a vehicle in Decommissioning status.</w:t>
+        <w:t xml:space="preserve">Key information displayed: Gantt/timeline rows per vehicle or crew, blocks representing scheduled Bookings; Day/Week toggle; Booking status per block (simplified: Scheduled to Assigned to En Route to On Scene to Transporting to Complete); unassigned/unscheduled Bookings pending placement; vehicle availability gaps (Scheduled Out of Service blocks shown inline); a recurring-series indicator on any block generated from a Recurring Series, distinguishing it from a one-off Booking and linking through to Recurring Series Management (1.14).</w:t>
+      </w:r>
+    </w:p>
+    <w:p>
+      <w:pPr>
+        <w:pStyle w:val="ListParagraph"/>
+        <w:numPr>
+          <w:ilvl w:val="0"/>
+          <w:numId w:val="2"/>
+        </w:numPr>
+        <w:spacing w:after="90"/>
+      </w:pPr>
+      <w:r>
+        <w:t xml:space="preserve">Actions: Create new Booking — including an option to set this Booking up as a Recurring Series (frequency/pattern, e.g., daily/weekly/specific weekdays, start date, end date or occurrence count; the system auto-regenerates future instances from the pattern and re-validates each generated instance against current vehicle/crew availability before it appears on the calendar); drag-and-drop reassign Booking to different vehicle/time slot (for a recurring instance, prompts whether the change applies to this instance only or the whole series, routing a whole-series change to Recurring Series Management, 1.14); open Booking Detail Screen; Duty Supervisor: override a Scheduling Dispatcher's assignment</w:t>
+      </w:r>
+    </w:p>
+    <w:p>
+      <w:pPr>
+        <w:pStyle w:val="ListParagraph"/>
+        <w:numPr>
+          <w:ilvl w:val="0"/>
+          <w:numId w:val="2"/>
+        </w:numPr>
+        <w:spacing w:after="90"/>
+      </w:pPr>
+      <w:r>
+        <w:t xml:space="preserve">Navigation: From: platform home, Booking Detail Screen. To: Booking Detail Screen, Crew/Vehicle Assignment Screen, Recurring Series Management (1.14), Maintenance Scheduling Calendar (Fleet module, read-only cross-link to check vehicle availability).</w:t>
+      </w:r>
+    </w:p>
+    <w:p>
+      <w:pPr>
+        <w:pStyle w:val="ListParagraph"/>
+        <w:numPr>
+          <w:ilvl w:val="0"/>
+          <w:numId w:val="2"/>
+        </w:numPr>
+        <w:spacing w:after="90"/>
+      </w:pPr>
+      <w:r>
+        <w:t xml:space="preserve">Validation/errors: Conflict warning when dragging a Booking onto an already-occupied or Out of Service slot; cannot schedule against a vehicle in Decommissioning status; if auto-regeneration of a future recurring instance fails re-validation (no eligible vehicle/crew for that date), the instance is created in a Needs Attention state rather than silently dropped, and an alert is raised to the Escalation/Alert Inbox (1.10).</w:t>
       </w:r>
     </w:p>
     <w:p>
@@ -6558,33 +7286,33 @@
         <w:spacing w:after="90"/>
       </w:pPr>
       <w:r>
-        <w:t xml:space="preserve">Key information displayed: Patient/passenger details, pickup/destination, requested time window; current status and full status history timeline; assigned Vehicle/Crew Record (with link); related Referral (if Booking originated from a Facility Partner referral, with a link to the internal Referral Review screen, 1.13); notes/special requirements (e.g., mobility equipment).</w:t>
-      </w:r>
-    </w:p>
-    <w:p>
-      <w:pPr>
-        <w:pStyle w:val="ListParagraph"/>
-        <w:numPr>
-          <w:ilvl w:val="0"/>
-          <w:numId w:val="2"/>
-        </w:numPr>
-        <w:spacing w:after="90"/>
-      </w:pPr>
-      <w:r>
-        <w:t xml:space="preserve">Actions: Edit Booking details; reassign crew/vehicle (launches Crew/Vehicle Assignment Screen); cancel Booking; escalate to emergency queue; view linked Referral</w:t>
-      </w:r>
-    </w:p>
-    <w:p>
-      <w:pPr>
-        <w:pStyle w:val="ListParagraph"/>
-        <w:numPr>
-          <w:ilvl w:val="0"/>
-          <w:numId w:val="2"/>
-        </w:numPr>
-        <w:spacing w:after="90"/>
-      </w:pPr>
-      <w:r>
-        <w:t xml:space="preserve">Navigation: From: Scheduling Calendar, Referral (internal linkage), Crew/Vehicle Assignment Screen. To: Crew/Vehicle Assignment Screen, Reassignment Workflow Screen, Referral Review Screen (1.13).</w:t>
+        <w:t xml:space="preserve">Key information displayed: Patient/passenger details, pickup/destination, requested time window; current status and full status history timeline; assigned Vehicle/Crew Record (with link); related Referral (if Booking originated from a Facility Partner referral, with a link to the internal Referral Review screen, 1.13); notes/special requirements (e.g., mobility equipment); if this Booking is one instance of a Recurring Series, a link back to the parent series in Recurring Series Management (1.14) and a clear label distinguishing an edit made here (this instance only) from a series-wide change; the per-job message log between dispatcher and crew (Job Communication Thread, 1.15), summarized inline with a link through to the full thread.</w:t>
+      </w:r>
+    </w:p>
+    <w:p>
+      <w:pPr>
+        <w:pStyle w:val="ListParagraph"/>
+        <w:numPr>
+          <w:ilvl w:val="0"/>
+          <w:numId w:val="2"/>
+        </w:numPr>
+        <w:spacing w:after="90"/>
+      </w:pPr>
+      <w:r>
+        <w:t xml:space="preserve">Actions: Edit Booking details — for a recurring instance, edits made here apply as a single-instance override and do not alter the rest of the series; reassign crew/vehicle (launches Crew/Vehicle Assignment Screen); cancel Booking; escalate to emergency queue; view linked Referral; open Job Communication Thread (1.15)</w:t>
+      </w:r>
+    </w:p>
+    <w:p>
+      <w:pPr>
+        <w:pStyle w:val="ListParagraph"/>
+        <w:numPr>
+          <w:ilvl w:val="0"/>
+          <w:numId w:val="2"/>
+        </w:numPr>
+        <w:spacing w:after="90"/>
+      </w:pPr>
+      <w:r>
+        <w:t xml:space="preserve">Navigation: From: Scheduling Calendar, Referral (internal linkage), Crew/Vehicle Assignment Screen. To: Crew/Vehicle Assignment Screen, Reassignment Workflow Screen, Referral Review Screen (1.13), Recurring Series Management (1.14, if applicable), Job Communication Thread (1.15).</w:t>
       </w:r>
     </w:p>
     <w:p>
@@ -6831,59 +7559,59 @@
         <w:spacing w:after="90"/>
       </w:pPr>
       <w:r>
-        <w:t xml:space="preserve">Purpose: Formally transfer situational awareness and open items from an outgoing supervisor to the incoming supervisor at shift change.</w:t>
-      </w:r>
-    </w:p>
-    <w:p>
-      <w:pPr>
-        <w:pStyle w:val="ListParagraph"/>
-        <w:numPr>
-          <w:ilvl w:val="0"/>
-          <w:numId w:val="2"/>
-        </w:numPr>
-        <w:spacing w:after="90"/>
-      </w:pPr>
-      <w:r>
-        <w:t xml:space="preserve">Key information displayed: Open/in-progress jobs (emergency and scheduled) with current status; outstanding escalations/SLA breaches not yet resolved; vehicles currently Out of Service with expected return-to-service time; notes/flags left by outgoing supervisor; staffing roster for incoming shift.</w:t>
-      </w:r>
-    </w:p>
-    <w:p>
-      <w:pPr>
-        <w:pStyle w:val="ListParagraph"/>
-        <w:numPr>
-          <w:ilvl w:val="0"/>
-          <w:numId w:val="2"/>
-        </w:numPr>
-        <w:spacing w:after="90"/>
-      </w:pPr>
-      <w:r>
-        <w:t xml:space="preserve">Actions: Add handover note; acknowledge/accept handover (incoming supervisor); flag an item for priority follow-up; print/export handover summary</w:t>
-      </w:r>
-    </w:p>
-    <w:p>
-      <w:pPr>
-        <w:pStyle w:val="ListParagraph"/>
-        <w:numPr>
-          <w:ilvl w:val="0"/>
-          <w:numId w:val="2"/>
-        </w:numPr>
-        <w:spacing w:after="90"/>
-      </w:pPr>
-      <w:r>
-        <w:t xml:space="preserve">Navigation: From: platform home / Live Emergency Queue at shift boundary. To: Live Emergency Queue, Escalation/Alert Inbox, Booking Detail Screen (for flagged items).</w:t>
-      </w:r>
-    </w:p>
-    <w:p>
-      <w:pPr>
-        <w:pStyle w:val="ListParagraph"/>
-        <w:numPr>
-          <w:ilvl w:val="0"/>
-          <w:numId w:val="2"/>
-        </w:numPr>
-        <w:spacing w:after="90"/>
-      </w:pPr>
-      <w:r>
-        <w:t xml:space="preserve">Validation/errors: Handover cannot be marked complete until incoming supervisor explicitly acknowledges; warning if unresolved P1 items exist at handover time.</w:t>
+        <w:t xml:space="preserve">Purpose: Formally transfer situational awareness and open items from an outgoing supervisor to the incoming supervisor at shift change. This is a distinct, forward-looking artifact from the End-of-Shift Report (1.16): the Shift Handover Screen carries open items into the next shift for the incoming supervisor to act on, while the End-of-Shift Report is a backward-looking, auto-populated summary of the shift just completed, reviewed by the outgoing supervisor and visible to the Operations Manager.</w:t>
+      </w:r>
+    </w:p>
+    <w:p>
+      <w:pPr>
+        <w:pStyle w:val="ListParagraph"/>
+        <w:numPr>
+          <w:ilvl w:val="0"/>
+          <w:numId w:val="2"/>
+        </w:numPr>
+        <w:spacing w:after="90"/>
+      </w:pPr>
+      <w:r>
+        <w:t xml:space="preserve">Key information displayed: Open/in-progress jobs (emergency and scheduled) with current status; outstanding escalations/SLA breaches not yet resolved; vehicles currently Out of Service with expected return-to-service time; notes/flags left by outgoing supervisor; staffing roster for incoming shift; current backup/secondary Duty Supervisor designation (if any), with its time-boxed validity window.</w:t>
+      </w:r>
+    </w:p>
+    <w:p>
+      <w:pPr>
+        <w:pStyle w:val="ListParagraph"/>
+        <w:numPr>
+          <w:ilvl w:val="0"/>
+          <w:numId w:val="2"/>
+        </w:numPr>
+        <w:spacing w:after="90"/>
+      </w:pPr>
+      <w:r>
+        <w:t xml:space="preserve">Actions: Add handover note; acknowledge/accept handover (incoming supervisor); flag an item for priority follow-up; print/export handover summary; designate a backup/secondary Duty Supervisor for a time-boxed window (mirroring the platform's Backup Finance Manager / Backup CS Lead pattern) so that escalations unacknowledged by the primary on-duty supervisor have a named secondary to route to (see Escalation/Alert Inbox, 1.10); end designation early</w:t>
+      </w:r>
+    </w:p>
+    <w:p>
+      <w:pPr>
+        <w:pStyle w:val="ListParagraph"/>
+        <w:numPr>
+          <w:ilvl w:val="0"/>
+          <w:numId w:val="2"/>
+        </w:numPr>
+        <w:spacing w:after="90"/>
+      </w:pPr>
+      <w:r>
+        <w:t xml:space="preserve">Navigation: From: platform home / Live Emergency Queue at shift boundary. To: Live Emergency Queue, Escalation/Alert Inbox, Booking Detail Screen (for flagged items), End-of-Shift Report (1.16).</w:t>
+      </w:r>
+    </w:p>
+    <w:p>
+      <w:pPr>
+        <w:pStyle w:val="ListParagraph"/>
+        <w:numPr>
+          <w:ilvl w:val="0"/>
+          <w:numId w:val="2"/>
+        </w:numPr>
+        <w:spacing w:after="90"/>
+      </w:pPr>
+      <w:r>
+        <w:t xml:space="preserve">Validation/errors: Handover cannot be marked complete until incoming supervisor explicitly acknowledges; warning if unresolved P1 items exist at handover time; backup supervisor designation requires an explicit end time/date (cannot be left open-ended) and cannot name the same person as the primary on-duty supervisor.</w:t>
       </w:r>
     </w:p>
     <w:p>
@@ -6922,7 +7650,7 @@
         <w:spacing w:after="90"/>
       </w:pPr>
       <w:r>
-        <w:t xml:space="preserve">Role(s): Duty Supervisor (full visibility, resolution authority); Emergency Dispatcher and Scheduling Dispatcher (see alerts relevant to their own queue/jobs only)</w:t>
+        <w:t xml:space="preserve">Role(s): Duty Supervisor (full visibility, resolution authority); Emergency Dispatcher and Scheduling Dispatcher (see alerts relevant to their own queue/jobs only); Fleet Manager (fleet-health and MCI-activation alert groups only, per the groupings below); Operations Manager (system/reporting-integrity and branch-performance alert groups only, read-only)</w:t>
       </w:r>
     </w:p>
     <w:p>
@@ -6948,20 +7676,111 @@
         <w:spacing w:after="90"/>
       </w:pPr>
       <w:r>
-        <w:t xml:space="preserve">Key information displayed: Alert type (e.g., SLA breach on Untriaged request, stale GPS, anomalous vehicle movement, unassigned Booking approaching window, reassignment failure); related job/Booking/Incident Case link; time since alert triggered; alert status (New, Acknowledged, Resolved).</w:t>
-      </w:r>
-    </w:p>
-    <w:p>
-      <w:pPr>
-        <w:pStyle w:val="ListParagraph"/>
-        <w:numPr>
-          <w:ilvl w:val="0"/>
-          <w:numId w:val="2"/>
-        </w:numPr>
-        <w:spacing w:after="90"/>
-      </w:pPr>
-      <w:r>
-        <w:t xml:space="preserve">Actions: Acknowledge alert; jump to related job/screen; mark resolved with note; Duty Supervisor: reassign alert to another dispatcher</w:t>
+        <w:t xml:space="preserve">Key information displayed: Alert type, grouped into the following sub-categories (each alert carries a related job/Booking/Incident Case link, time since triggered, and status of New/Acknowledged/Resolved):</w:t>
+      </w:r>
+    </w:p>
+    <w:p>
+      <w:pPr>
+        <w:pStyle w:val="ListParagraph"/>
+        <w:numPr>
+          <w:ilvl w:val="0"/>
+          <w:numId w:val="2"/>
+        </w:numPr>
+        <w:spacing w:after="90"/>
+      </w:pPr>
+      <w:r>
+        <w:t xml:space="preserve">Assignment &amp; capacity alerts (Dispatch roles, Duty Supervisor): SLA breach on Untriaged request; unassigned Booking approaching window; reassignment failure; no crew available for assignment; Booking flagged AT RISK - NO CAPACITY; short-notice provider cancellation affecting 3+ Bookings; orphaned recurring series (a Recurring Series, see 1.14, left with no owning Scheduling Dispatcher action after its assigned crew changed).</w:t>
+      </w:r>
+    </w:p>
+    <w:p>
+      <w:pPr>
+        <w:pStyle w:val="ListParagraph"/>
+        <w:numPr>
+          <w:ilvl w:val="0"/>
+          <w:numId w:val="2"/>
+        </w:numPr>
+        <w:spacing w:after="90"/>
+      </w:pPr>
+      <w:r>
+        <w:t xml:space="preserve">Crew status &amp; communication alerts (Dispatch roles, Duty Supervisor): crew hasn't updated status within the expected window / no dispatch acknowledgment received from crew; crew safety alert triggered (targets the nearest eligible backup crew for potential redeployment, in addition to notifying Duty Supervisor); stale GPS; anomalous vehicle movement.</w:t>
+      </w:r>
+    </w:p>
+    <w:p>
+      <w:pPr>
+        <w:pStyle w:val="ListParagraph"/>
+        <w:numPr>
+          <w:ilvl w:val="0"/>
+          <w:numId w:val="2"/>
+        </w:numPr>
+        <w:spacing w:after="90"/>
+      </w:pPr>
+      <w:r>
+        <w:t xml:space="preserve">Patient/caller conduct alerts (Duty Supervisor): patient refusal without a completed refusal workflow; repeated hoax caller (delivered as a daily digest, not per-incident); repeated no-shows for the same patient.</w:t>
+      </w:r>
+    </w:p>
+    <w:p>
+      <w:pPr>
+        <w:pStyle w:val="ListParagraph"/>
+        <w:numPr>
+          <w:ilvl w:val="0"/>
+          <w:numId w:val="2"/>
+        </w:numPr>
+        <w:spacing w:after="90"/>
+      </w:pPr>
+      <w:r>
+        <w:t xml:space="preserve">Mass-casualty / incident-command alerts (Duty Supervisor, and explicitly the Fleet Manager — not Dispatch/Supervisor alone, since fleet-wide resource pull is required): MCI Mode activated; MCI Mode active beyond its expected duration without stand-down.</w:t>
+      </w:r>
+    </w:p>
+    <w:p>
+      <w:pPr>
+        <w:pStyle w:val="ListParagraph"/>
+        <w:numPr>
+          <w:ilvl w:val="0"/>
+          <w:numId w:val="2"/>
+        </w:numPr>
+        <w:spacing w:after="90"/>
+      </w:pPr>
+      <w:r>
+        <w:t xml:space="preserve">Fleet &amp; vehicle-health alerts (Fleet Manager, visible to Duty Supervisor): vehicle down with a patient onboard; fleet-wide available-vehicle count below minimum safe coverage; registration/insurance lapse detected on a vehicle (see 1.3/2.1/2.2 hard-block).</w:t>
+      </w:r>
+    </w:p>
+    <w:p>
+      <w:pPr>
+        <w:pStyle w:val="ListParagraph"/>
+        <w:numPr>
+          <w:ilvl w:val="0"/>
+          <w:numId w:val="2"/>
+        </w:numPr>
+        <w:spacing w:after="90"/>
+      </w:pPr>
+      <w:r>
+        <w:t xml:space="preserve">Supervisory escalation-chain alerts (Duty Supervisor and designated backup/secondary Duty Supervisor, see 1.9): an escalation not acknowledged by the on-duty supervisor within the expected window, auto-routed to the secondary/backup supervisor; an unresolved incident carried across more than 2 consecutive shifts.</w:t>
+      </w:r>
+    </w:p>
+    <w:p>
+      <w:pPr>
+        <w:pStyle w:val="ListParagraph"/>
+        <w:numPr>
+          <w:ilvl w:val="0"/>
+          <w:numId w:val="2"/>
+        </w:numPr>
+        <w:spacing w:after="90"/>
+      </w:pPr>
+      <w:r>
+        <w:t xml:space="preserve">System &amp; reporting-integrity alerts (Duty Supervisor; Operations Manager for the last two): system outage during business hours; digest delivery failure (a scheduled digest, e.g., the hoax-caller digest above, failed to send); branch/region persistently underperforming over a 3-month trend; data gap detected in a reporting period.</w:t>
+      </w:r>
+    </w:p>
+    <w:p>
+      <w:pPr>
+        <w:pStyle w:val="ListParagraph"/>
+        <w:numPr>
+          <w:ilvl w:val="0"/>
+          <w:numId w:val="2"/>
+        </w:numPr>
+        <w:spacing w:after="90"/>
+      </w:pPr>
+      <w:r>
+        <w:t xml:space="preserve">Actions: Acknowledge alert; jump to related job/screen; mark resolved with note; Duty Supervisor: reassign alert to another dispatcher, or manually route an unacknowledged escalation to the backup supervisor ahead of the automatic timeout</w:t>
       </w:r>
     </w:p>
     <w:p>
@@ -7213,6 +8032,14 @@
     </w:p>
     <w:p>
       <w:pPr>
+        <w:spacing w:after="160"/>
+      </w:pPr>
+      <w:r>
+        <w:t xml:space="preserve">&gt; Documentation note: this screen and Module 3 (Facility Partner Portal) were flagged by an earlier traceability review as having "no backing journey." That was a false positive — the backing journey, "Hospital/Facility Partner Referral and Transfer Portal," exists in Part I of the Enterprise Platform Specification, which the reviewer did not have access to at the time. Noted here so the gap is not re-flagged.</w:t>
+      </w:r>
+    </w:p>
+    <w:p>
+      <w:pPr>
         <w:pStyle w:val="ListParagraph"/>
         <w:numPr>
           <w:ilvl w:val="0"/>
@@ -7309,6 +8136,422 @@
     </w:p>
     <w:p>
       <w:pPr>
+        <w:pStyle w:val="Heading2"/>
+      </w:pPr>
+      <w:r>
+        <w:t xml:space="preserve">1.14 Recurring Series Management</w:t>
+      </w:r>
+    </w:p>
+    <w:p>
+      <w:pPr>
+        <w:pStyle w:val="ListParagraph"/>
+        <w:numPr>
+          <w:ilvl w:val="0"/>
+          <w:numId w:val="2"/>
+        </w:numPr>
+        <w:spacing w:after="90"/>
+      </w:pPr>
+      <w:r>
+        <w:t xml:space="preserve">Role(s): Scheduling Dispatcher (view/edit/pause/cancel a series or a single instance, run bulk reassignment); Duty Supervisor (oversight and override, including reassignment across dispatchers)</w:t>
+      </w:r>
+    </w:p>
+    <w:p>
+      <w:pPr>
+        <w:pStyle w:val="ListParagraph"/>
+        <w:numPr>
+          <w:ilvl w:val="0"/>
+          <w:numId w:val="2"/>
+        </w:numPr>
+        <w:spacing w:after="90"/>
+      </w:pPr>
+      <w:r>
+        <w:t xml:space="preserve">Purpose: Give the Scheduling Dispatcher a single place to manage a Recurring Series as a whole — created from the Scheduling Calendar (1.5) — rather than only ever seeing its individual generated Bookings one at a time.</w:t>
+      </w:r>
+    </w:p>
+    <w:p>
+      <w:pPr>
+        <w:pStyle w:val="ListParagraph"/>
+        <w:numPr>
+          <w:ilvl w:val="0"/>
+          <w:numId w:val="2"/>
+        </w:numPr>
+        <w:spacing w:after="90"/>
+      </w:pPr>
+      <w:r>
+        <w:t xml:space="preserve">Key information displayed: List of active Recurring Series, each with its recurrence pattern (frequency, days, start/end or occurrence count), assigned crew/vehicle, patient/passenger, next upcoming instance, and a count of any instances currently in a Needs Attention state (failed re-validation, see 1.5); per-series list of generated instances with per-instance status and a marker on any instance that carries a single-instance override; series-level status (Active, Paused, Cancelled).</w:t>
+      </w:r>
+    </w:p>
+    <w:p>
+      <w:pPr>
+        <w:pStyle w:val="ListParagraph"/>
+        <w:numPr>
+          <w:ilvl w:val="0"/>
+          <w:numId w:val="2"/>
+        </w:numPr>
+        <w:spacing w:after="90"/>
+      </w:pPr>
+      <w:r>
+        <w:t xml:space="preserve">Actions: Open a series to view all its instances; edit the series (applies to all future, not-yet-occurred instances); pause a series (stops future auto-regeneration without cancelling history); cancel a series (with a choice to also cancel not-yet-occurred future instances or leave already-generated ones standing); edit or cancel a single instance without affecting the rest of the series (from here, or from that instance's Booking Detail Screen, 1.6); launch a bulk-reassignment wizard when a series's assigned crew becomes permanently unavailable — walks the dispatcher through choosing a replacement crew/vehicle once and applying it to all future instances of the series in one action, re-validating each affected future date; Duty Supervisor: reassign a series between dispatchers</w:t>
+      </w:r>
+    </w:p>
+    <w:p>
+      <w:pPr>
+        <w:pStyle w:val="ListParagraph"/>
+        <w:numPr>
+          <w:ilvl w:val="0"/>
+          <w:numId w:val="2"/>
+        </w:numPr>
+        <w:spacing w:after="90"/>
+      </w:pPr>
+      <w:r>
+        <w:t xml:space="preserve">Navigation: From: Scheduling Calendar (1.5), Booking Detail Screen (1.6, for an instance's parent series). To: Booking Detail Screen (1.6, per instance), Crew/Vehicle Assignment Screen (1.3, from the bulk-reassignment wizard), Escalation/Alert Inbox (1.10, for orphaned-series alerts).</w:t>
+      </w:r>
+    </w:p>
+    <w:p>
+      <w:pPr>
+        <w:pStyle w:val="ListParagraph"/>
+        <w:numPr>
+          <w:ilvl w:val="0"/>
+          <w:numId w:val="2"/>
+        </w:numPr>
+        <w:spacing w:after="90"/>
+      </w:pPr>
+      <w:r>
+        <w:t xml:space="preserve">Validation/errors: Cannot pause or cancel a series with an instance already En Route/On Scene/Transporting without confirmation; bulk-reassignment wizard blocks completion if the replacement crew/vehicle fails re-validation for any affected future date, surfacing which dates failed rather than silently skipping them; a series left with no crew/vehicle assignment and no dispatcher action for longer than a defined window is flagged as an orphaned recurring series to the Escalation/Alert Inbox (1.10).</w:t>
+      </w:r>
+    </w:p>
+    <w:p>
+      <w:pPr>
+        <w:pStyle w:val="ListParagraph"/>
+        <w:numPr>
+          <w:ilvl w:val="0"/>
+          <w:numId w:val="2"/>
+        </w:numPr>
+        <w:spacing w:after="90"/>
+      </w:pPr>
+      <w:r>
+        <w:t xml:space="preserve">Empty state: "No active recurring series" as a positive confirmation state.</w:t>
+      </w:r>
+    </w:p>
+    <w:p>
+      <w:r>
+        <w:br w:type="page"/>
+      </w:r>
+    </w:p>
+    <w:p>
+      <w:pPr>
+        <w:pStyle w:val="Heading2"/>
+      </w:pPr>
+      <w:r>
+        <w:t xml:space="preserve">1.15 Job Communication Thread</w:t>
+      </w:r>
+    </w:p>
+    <w:p>
+      <w:pPr>
+        <w:pStyle w:val="ListParagraph"/>
+        <w:numPr>
+          <w:ilvl w:val="0"/>
+          <w:numId w:val="2"/>
+        </w:numPr>
+        <w:spacing w:after="90"/>
+      </w:pPr>
+      <w:r>
+        <w:t xml:space="preserve">Role(s): Emergency Dispatcher, Scheduling Dispatcher, Duty Supervisor (read/write, scoped to jobs within their own queue/oversight); Ambulance Crew (read/write, from the Field Staff App, out of scope for this document but referenced here for completeness)</w:t>
+      </w:r>
+    </w:p>
+    <w:p>
+      <w:pPr>
+        <w:pStyle w:val="ListParagraph"/>
+        <w:numPr>
+          <w:ilvl w:val="0"/>
+          <w:numId w:val="2"/>
+        </w:numPr>
+        <w:spacing w:after="90"/>
+      </w:pPr>
+      <w:r>
+        <w:t xml:space="preserve">Purpose: Give dispatch and the assigned crew a single, permanently logged message thread per job, closing the gap between the two sides talking over radio/phone with no system record and the "Job communication thread" already referenced in this journey's own Data Captured table.</w:t>
+      </w:r>
+    </w:p>
+    <w:p>
+      <w:pPr>
+        <w:pStyle w:val="ListParagraph"/>
+        <w:numPr>
+          <w:ilvl w:val="0"/>
+          <w:numId w:val="2"/>
+        </w:numPr>
+        <w:spacing w:after="90"/>
+      </w:pPr>
+      <w:r>
+        <w:t xml:space="preserve">Key information displayed: Chronological message log for one Booking/SOS Request, each message timestamped and attributed to sender (named dispatcher or crew member); read/delivered indicators; the thread is permanently retained as part of the job's record even after closure, visible from the job's status timeline.</w:t>
+      </w:r>
+    </w:p>
+    <w:p>
+      <w:pPr>
+        <w:pStyle w:val="ListParagraph"/>
+        <w:numPr>
+          <w:ilvl w:val="0"/>
+          <w:numId w:val="2"/>
+        </w:numPr>
+        <w:spacing w:after="90"/>
+      </w:pPr>
+      <w:r>
+        <w:t xml:space="preserve">Actions: Send a message to the assigned crew (or, from the crew side, to the dispatcher); attach a quick-select status/context tag (e.g., "delay," "needs clarification") alongside free text; jump to the related job screen from the thread</w:t>
+      </w:r>
+    </w:p>
+    <w:p>
+      <w:pPr>
+        <w:pStyle w:val="ListParagraph"/>
+        <w:numPr>
+          <w:ilvl w:val="0"/>
+          <w:numId w:val="2"/>
+        </w:numPr>
+        <w:spacing w:after="90"/>
+      </w:pPr>
+      <w:r>
+        <w:t xml:space="preserve">Navigation: From: Booking Detail Screen (1.6), Live Emergency Queue (1.1), Crew/Vehicle Assignment Screen (1.3), Live Map (1.4). To: back to the originating job screen.</w:t>
+      </w:r>
+    </w:p>
+    <w:p>
+      <w:pPr>
+        <w:pStyle w:val="ListParagraph"/>
+        <w:numPr>
+          <w:ilvl w:val="0"/>
+          <w:numId w:val="2"/>
+        </w:numPr>
+        <w:spacing w:after="90"/>
+      </w:pPr>
+      <w:r>
+        <w:t xml:space="preserve">Validation/errors: Cannot send a message on a job with no crew currently assigned (no recipient to reach); message log is append-only — messages cannot be edited or deleted after sending, only the job's overall thread can be closed to new messages once the job itself is closed.</w:t>
+      </w:r>
+    </w:p>
+    <w:p>
+      <w:pPr>
+        <w:pStyle w:val="ListParagraph"/>
+        <w:numPr>
+          <w:ilvl w:val="0"/>
+          <w:numId w:val="2"/>
+        </w:numPr>
+        <w:spacing w:after="90"/>
+      </w:pPr>
+      <w:r>
+        <w:t xml:space="preserve">Empty state: "No messages on this job yet" as a neutral default, not an error.</w:t>
+      </w:r>
+    </w:p>
+    <w:p>
+      <w:r>
+        <w:br w:type="page"/>
+      </w:r>
+    </w:p>
+    <w:p>
+      <w:pPr>
+        <w:pStyle w:val="Heading2"/>
+      </w:pPr>
+      <w:r>
+        <w:t xml:space="preserve">1.16 End-of-Shift Report</w:t>
+      </w:r>
+    </w:p>
+    <w:p>
+      <w:pPr>
+        <w:pStyle w:val="ListParagraph"/>
+        <w:numPr>
+          <w:ilvl w:val="0"/>
+          <w:numId w:val="2"/>
+        </w:numPr>
+        <w:spacing w:after="90"/>
+      </w:pPr>
+      <w:r>
+        <w:t xml:space="preserve">Role(s): Duty Supervisor (reviews and submits, outgoing); Operations Manager (views submitted reports, read-only)</w:t>
+      </w:r>
+    </w:p>
+    <w:p>
+      <w:pPr>
+        <w:pStyle w:val="ListParagraph"/>
+        <w:numPr>
+          <w:ilvl w:val="0"/>
+          <w:numId w:val="2"/>
+        </w:numPr>
+        <w:spacing w:after="90"/>
+      </w:pPr>
+      <w:r>
+        <w:t xml:space="preserve">Purpose: Give the outgoing Duty Supervisor an auto-populated, backward-looking summary of the shift just completed, for their review, sign-off, and onward visibility to the Operations Manager — distinct from the forward-looking Shift Handover Screen (1.9), which instead carries open items into the next shift.</w:t>
+      </w:r>
+    </w:p>
+    <w:p>
+      <w:pPr>
+        <w:pStyle w:val="ListParagraph"/>
+        <w:numPr>
+          <w:ilvl w:val="0"/>
+          <w:numId w:val="2"/>
+        </w:numPr>
+        <w:spacing w:after="90"/>
+      </w:pPr>
+      <w:r>
+        <w:t xml:space="preserve">Key information displayed: Auto-populated summary for the shift: jobs handled (counts by type/acuity, SLA compliance rate); incidents occurring during the shift (including any MCI activation); unresolved items being carried forward, each with a named owner for the next shift; key operational metrics for the shift (average response time, unit utilization, escalations raised/resolved); the outgoing supervisor's own added commentary.</w:t>
+      </w:r>
+    </w:p>
+    <w:p>
+      <w:pPr>
+        <w:pStyle w:val="ListParagraph"/>
+        <w:numPr>
+          <w:ilvl w:val="0"/>
+          <w:numId w:val="2"/>
+        </w:numPr>
+        <w:spacing w:after="90"/>
+      </w:pPr>
+      <w:r>
+        <w:t xml:space="preserve">Actions: Review auto-populated content; add supervisor commentary; confirm/submit the report (locks it as the shift's record of account); flag a carry-forward item's owner if not already assigned</w:t>
+      </w:r>
+    </w:p>
+    <w:p>
+      <w:pPr>
+        <w:pStyle w:val="ListParagraph"/>
+        <w:numPr>
+          <w:ilvl w:val="0"/>
+          <w:numId w:val="2"/>
+        </w:numPr>
+        <w:spacing w:after="90"/>
+      </w:pPr>
+      <w:r>
+        <w:t xml:space="preserve">Navigation: From: platform home / Live Emergency Queue at shift boundary, typically alongside the Shift Handover Screen (1.9). To: Shift Handover Screen (1.9), Escalation/Alert Inbox (1.10, for carry-forward items still open), platform home.</w:t>
+      </w:r>
+    </w:p>
+    <w:p>
+      <w:pPr>
+        <w:pStyle w:val="ListParagraph"/>
+        <w:numPr>
+          <w:ilvl w:val="0"/>
+          <w:numId w:val="2"/>
+        </w:numPr>
+        <w:spacing w:after="90"/>
+      </w:pPr>
+      <w:r>
+        <w:t xml:space="preserve">Validation/errors: Cannot submit with a carry-forward item left without a named owner; warning if submitted more than a defined window after shift end.</w:t>
+      </w:r>
+    </w:p>
+    <w:p>
+      <w:pPr>
+        <w:pStyle w:val="ListParagraph"/>
+        <w:numPr>
+          <w:ilvl w:val="0"/>
+          <w:numId w:val="2"/>
+        </w:numPr>
+        <w:spacing w:after="90"/>
+      </w:pPr>
+      <w:r>
+        <w:t xml:space="preserve">Empty state: Not applicable — auto-populated every shift; a shift with no activity still generates a report showing zero counts rather than no report at all.</w:t>
+      </w:r>
+    </w:p>
+    <w:p>
+      <w:r>
+        <w:br w:type="page"/>
+      </w:r>
+    </w:p>
+    <w:p>
+      <w:pPr>
+        <w:pStyle w:val="Heading2"/>
+      </w:pPr>
+      <w:r>
+        <w:t xml:space="preserve">1.17 Shift-Wide Broadcast</w:t>
+      </w:r>
+    </w:p>
+    <w:p>
+      <w:pPr>
+        <w:pStyle w:val="ListParagraph"/>
+        <w:numPr>
+          <w:ilvl w:val="0"/>
+          <w:numId w:val="2"/>
+        </w:numPr>
+        <w:spacing w:after="90"/>
+      </w:pPr>
+      <w:r>
+        <w:t xml:space="preserve">Role(s): Duty Supervisor</w:t>
+      </w:r>
+    </w:p>
+    <w:p>
+      <w:pPr>
+        <w:pStyle w:val="ListParagraph"/>
+        <w:numPr>
+          <w:ilvl w:val="0"/>
+          <w:numId w:val="2"/>
+        </w:numPr>
+        <w:spacing w:after="90"/>
+      </w:pPr>
+      <w:r>
+        <w:t xml:space="preserve">Purpose: Let a supervisor send a single logged message to all crew currently on duty — a routine communication tool, distinct from MCI Mode (1.8), which reconfigures the entire dispatch board for an active mass-casualty incident rather than simply sending a message.</w:t>
+      </w:r>
+    </w:p>
+    <w:p>
+      <w:pPr>
+        <w:pStyle w:val="ListParagraph"/>
+        <w:numPr>
+          <w:ilvl w:val="0"/>
+          <w:numId w:val="2"/>
+        </w:numPr>
+        <w:spacing w:after="90"/>
+      </w:pPr>
+      <w:r>
+        <w:t xml:space="preserve">Key information displayed: Message composition field; recipient scope (all on-duty crew, or filtered by zone/base); delivery/read confirmation status per recipient once sent; log of previously sent broadcasts with their delivery confirmation summary.</w:t>
+      </w:r>
+    </w:p>
+    <w:p>
+      <w:pPr>
+        <w:pStyle w:val="ListParagraph"/>
+        <w:numPr>
+          <w:ilvl w:val="0"/>
+          <w:numId w:val="2"/>
+        </w:numPr>
+        <w:spacing w:after="90"/>
+      </w:pPr>
+      <w:r>
+        <w:t xml:space="preserve">Actions: Compose and send a broadcast message; filter recipient scope before sending; view delivery/read confirmation per recipient; resend to recipients who haven't confirmed delivery</w:t>
+      </w:r>
+    </w:p>
+    <w:p>
+      <w:pPr>
+        <w:pStyle w:val="ListParagraph"/>
+        <w:numPr>
+          <w:ilvl w:val="0"/>
+          <w:numId w:val="2"/>
+        </w:numPr>
+        <w:spacing w:after="90"/>
+      </w:pPr>
+      <w:r>
+        <w:t xml:space="preserve">Navigation: From: Live Emergency Queue (1.1), Crew and Vehicle Status Board (1.11). To: back to originating screen; Escalation/Alert Inbox (1.10, if delivery failures require follow-up).</w:t>
+      </w:r>
+    </w:p>
+    <w:p>
+      <w:pPr>
+        <w:pStyle w:val="ListParagraph"/>
+        <w:numPr>
+          <w:ilvl w:val="0"/>
+          <w:numId w:val="2"/>
+        </w:numPr>
+        <w:spacing w:after="90"/>
+      </w:pPr>
+      <w:r>
+        <w:t xml:space="preserve">Validation/errors: Cannot send an empty message; a broadcast with delivery failures to one or more recipients is flagged rather than silently treated as fully delivered.</w:t>
+      </w:r>
+    </w:p>
+    <w:p>
+      <w:pPr>
+        <w:pStyle w:val="ListParagraph"/>
+        <w:numPr>
+          <w:ilvl w:val="0"/>
+          <w:numId w:val="2"/>
+        </w:numPr>
+        <w:spacing w:after="90"/>
+      </w:pPr>
+      <w:r>
+        <w:t xml:space="preserve">Empty state: "No broadcasts sent this shift" as a positive confirmation state on the broadcast log.</w:t>
+      </w:r>
+    </w:p>
+    <w:p>
+      <w:r>
+        <w:br w:type="page"/>
+      </w:r>
+    </w:p>
+    <w:p>
+      <w:pPr>
         <w:pStyle w:val="Heading1"/>
       </w:pPr>
       <w:r>
@@ -7411,7 +8654,7 @@
         <w:spacing w:after="90"/>
       </w:pPr>
       <w:r>
-        <w:t xml:space="preserve">Validation/errors: Warning badge for vehicles with expired certification still marked Available; cannot add a duplicate Vehicle ID.</w:t>
+        <w:t xml:space="preserve">Validation/errors: A vehicle with an expired roadworthiness or other non-registration/insurance certification still marked Available shows a warning badge; a vehicle with an expired registration or insurance certification is hard-blocked from Available/dispatch-eligible status system-wide (system automatically forces it to Out of Service [Compliance Hold] and it is filtered out of the Crew/Vehicle Assignment Screen, 1.3, exactly as a Critical Fault would be, with no manager override) — this is enforced, not merely flagged; cannot add a duplicate Vehicle ID.</w:t>
       </w:r>
     </w:p>
     <w:p>
@@ -7515,7 +8758,7 @@
         <w:spacing w:after="90"/>
       </w:pPr>
       <w:r>
-        <w:t xml:space="preserve">Validation/errors: Cannot set status to Available if a Critical Fault is still open and unresolved; certification upload rejected if expiry date is in the past; warning when marking Out of Service while vehicle currently shows an active Assigned job (cross-checks Dispatch module).</w:t>
+        <w:t xml:space="preserve">Validation/errors: Cannot set status to Available if a Critical Fault is still open and unresolved; cannot set status to Available, and status is automatically forced to Out of Service [Compliance Hold], if the vehicle's registration or insurance certification has lapsed — a hard, system-enforced block with no manager override, identical in force to the Critical Fault block above, and reflected immediately in the Vehicle Roster (2.1) and the Crew/Vehicle Assignment Screen's eligibility filter (1.3); certification upload rejected if expiry date is in the past; warning when marking Out of Service while vehicle currently shows an active Assigned job (cross-checks Dispatch module).</w:t>
       </w:r>
     </w:p>
     <w:p>
@@ -7879,46 +9122,46 @@
         <w:spacing w:after="90"/>
       </w:pPr>
       <w:r>
-        <w:t xml:space="preserve">Key information displayed: Vehicle summary (mileage, age, maintenance/fault history); reason for decommissioning (end-of-life, total loss, sold, incident-related); final equipment disposition (reassigned to other vehicles, disposed); approval/sign-off status; for an incident-related decommissioning specifically, a blocking Compliance Investigation Hold status pulled from the linked Incident Case, which prevents any disposal action until Compliance confirms the investigation no longer needs the vehicle as evidence.</w:t>
-      </w:r>
-    </w:p>
-    <w:p>
-      <w:pPr>
-        <w:pStyle w:val="ListParagraph"/>
-        <w:numPr>
-          <w:ilvl w:val="0"/>
-          <w:numId w:val="2"/>
-        </w:numPr>
-        <w:spacing w:after="90"/>
-      </w:pPr>
-      <w:r>
-        <w:t xml:space="preserve">Actions: Initiate decommissioning (sets status to Decommissioning); confirm final disposal (removes from active roster, retains historical record); reassign equipment to another vehicle before disposal; cancel decommissioning (revert status, if not yet finalized); view the linked Incident Case's investigation status directly from this screen when a hold is active</w:t>
-      </w:r>
-    </w:p>
-    <w:p>
-      <w:pPr>
-        <w:pStyle w:val="ListParagraph"/>
-        <w:numPr>
-          <w:ilvl w:val="0"/>
-          <w:numId w:val="2"/>
-        </w:numPr>
-        <w:spacing w:after="90"/>
-      </w:pPr>
-      <w:r>
-        <w:t xml:space="preserve">Navigation: From: Vehicle Detail Screen. To: back to Vehicle Roster (vehicle now shown as Decommissioning/archived); Incident Case Investigation screen (Compliance module, read-only, when a hold is active).</w:t>
-      </w:r>
-    </w:p>
-    <w:p>
-      <w:pPr>
-        <w:pStyle w:val="ListParagraph"/>
-        <w:numPr>
-          <w:ilvl w:val="0"/>
-          <w:numId w:val="2"/>
-        </w:numPr>
-        <w:spacing w:after="90"/>
-      </w:pPr>
-      <w:r>
-        <w:t xml:space="preserve">Validation/errors: Cannot finalize disposal while vehicle has any open Booking or Assigned job; cannot finalize disposal while a Compliance Investigation Hold is active, regardless of how routine the disposal otherwise looks — this is a hard block, not a warning Fleet Manager can dismiss; confirmation prompt required before final disposal (irreversible status).</w:t>
+        <w:t xml:space="preserve">Key information displayed: Vehicle summary (mileage, age, maintenance/fault history); reason for decommissioning (end-of-life, total loss, sold, incident-related); final equipment disposition (reassigned to other vehicles, disposed); a witnessed chain-of-custody record for any controlled substances carried in the vehicle's equipment inventory at disposal (witnessing staff member/role, date/time, quantity and identity of substances, receiving party if transferred rather than destroyed) — required whenever the equipment inventory (2.2) lists a controlled substance, not optional documentation; disposal value (sale proceeds, insurance settlement, or salvage value, as applicable — recorded as zero with a reason if none); approval/sign-off status; for an incident-related decommissioning specifically, a blocking Compliance Investigation Hold status pulled from the linked Incident Case, which prevents any disposal action until Compliance confirms the investigation no longer needs the vehicle as evidence.</w:t>
+      </w:r>
+    </w:p>
+    <w:p>
+      <w:pPr>
+        <w:pStyle w:val="ListParagraph"/>
+        <w:numPr>
+          <w:ilvl w:val="0"/>
+          <w:numId w:val="2"/>
+        </w:numPr>
+        <w:spacing w:after="90"/>
+      </w:pPr>
+      <w:r>
+        <w:t xml:space="preserve">Actions: Initiate decommissioning (sets status to Decommissioning); confirm final disposal (removes from active roster, retains historical record); reassign equipment to another vehicle before disposal; record witnessed chain-of-custody for controlled substances (required before final disposal can be confirmed if the vehicle carried any); record disposal value; notify Finance of fixed-asset register removal (generates a cross-link to the Finance module's asset-register record so the vehicle is removed from the active fixed-asset register in step with its disposal, rather than as a separate, easily-missed manual task); cancel decommissioning (revert status, if not yet finalized); view the linked Incident Case's investigation status directly from this screen when a hold is active</w:t>
+      </w:r>
+    </w:p>
+    <w:p>
+      <w:pPr>
+        <w:pStyle w:val="ListParagraph"/>
+        <w:numPr>
+          <w:ilvl w:val="0"/>
+          <w:numId w:val="2"/>
+        </w:numPr>
+        <w:spacing w:after="90"/>
+      </w:pPr>
+      <w:r>
+        <w:t xml:space="preserve">Navigation: From: Vehicle Detail Screen. To: back to Vehicle Roster (vehicle now shown as Decommissioning/archived); Incident Case Investigation screen (Compliance module, read-only, when a hold is active); Fixed Asset Register (Finance module, cross-link on Finance notification).</w:t>
+      </w:r>
+    </w:p>
+    <w:p>
+      <w:pPr>
+        <w:pStyle w:val="ListParagraph"/>
+        <w:numPr>
+          <w:ilvl w:val="0"/>
+          <w:numId w:val="2"/>
+        </w:numPr>
+        <w:spacing w:after="90"/>
+      </w:pPr>
+      <w:r>
+        <w:t xml:space="preserve">Validation/errors: Cannot finalize disposal while vehicle has any open Booking or Assigned job; cannot finalize disposal while a Compliance Investigation Hold is active, regardless of how routine the disposal otherwise looks — this is a hard block, not a warning Fleet Manager can dismiss; cannot finalize disposal if the equipment inventory lists a controlled substance and the witnessed chain-of-custody record is incomplete; confirmation prompt required before final disposal (irreversible status).</w:t>
       </w:r>
     </w:p>
     <w:p>
@@ -7932,6 +9175,14 @@
       </w:pPr>
       <w:r>
         <w:t xml:space="preserve">Module 3: Facility Partner Portal</w:t>
+      </w:r>
+    </w:p>
+    <w:p>
+      <w:pPr>
+        <w:spacing w:after="160"/>
+      </w:pPr>
+      <w:r>
+        <w:t xml:space="preserve">&gt; Documentation note: this module's backing journey is "Hospital/Facility Partner Referral and Transfer Portal," found in Part I of the Enterprise Platform Specification. An earlier traceability review flagged this module as having "no backing journey" without access to that document; that flag is a false positive and this module should not be re-flagged on that basis.</w:t>
       </w:r>
     </w:p>
     <w:p>
@@ -8686,7 +9937,7 @@
                 <w:sz w:val="18"/>
                 <w:szCs w:val="18"/>
               </w:rPr>
-              <w:t xml:space="preserve">Invoice ID, Member/Patient name, linked Care Plan, amount, payer type (self-pay/insurance/guarantor), status (Draft, Flagged, Auto-Approved, Submitted, Paid, Disputed), flag reason (e.g., code mismatch, duplicate visit, missing Clinical Note billing-code extract), age in queue</w:t>
+              <w:t xml:space="preserve">Invoice ID, Member/Patient name, linked Care Plan, amount, payer type (self-pay/insurance/guarantor), status (Draft, Flagged, Auto-Approved, Sent — delivered to payer/member but not yet formally submitted for processing, Submitted — formally submitted for payer/claims processing, Awaiting Payment, Paid, Payment Failed, Disputed), flag reason (e.g., code mismatch, duplicate visit, missing Clinical Note billing-code extract), age in queue</w:t>
             </w:r>
           </w:p>
         </w:tc>
@@ -9404,7 +10655,7 @@
                 <w:sz w:val="18"/>
                 <w:szCs w:val="18"/>
               </w:rPr>
-              <w:t xml:space="preserve">Manage a single Dispute Case raised against an Invoice from open through resolution.</w:t>
+              <w:t xml:space="preserve">Manage a single Dispute Case from open through resolution — either a billing dispute raised against an Invoice by a Member, or a Payout Dispute raised by a Provider against their own payout, both reviewed through this one screen since the investigation and approval workflow is the same shape for either.</w:t>
             </w:r>
           </w:p>
         </w:tc>
@@ -9449,7 +10700,7 @@
                 <w:sz w:val="18"/>
                 <w:szCs w:val="18"/>
               </w:rPr>
-              <w:t xml:space="preserve">Dispute Case ID, linked Invoice, dispute reason, member statement/correspondence log, status (Open, Under Review, Resolved, Escalated), proposed resolution (adjust, waive, uphold), resolution amount, SLA due date</w:t>
+              <w:t xml:space="preserve">Dispute Case ID, disputing-party type (Member or Provider) and identity, linked record under dispute (Invoice for a Member dispute; Payout Record/Payout Run for a Payout Dispute), dispute reason, disputing party's statement/correspondence log, status (Open, Under Review, Resolved, Escalated), proposed resolution (adjust, waive, uphold), resolution amount, SLA due date; for a Payout Dispute specifically, the evidentiary basis under review (job records, GPS/trip log, and the provider's Compensation Profile basis) in place of a Member dispute's invoice line items</w:t>
             </w:r>
           </w:p>
         </w:tc>
@@ -9494,7 +10745,7 @@
                 <w:sz w:val="18"/>
                 <w:szCs w:val="18"/>
               </w:rPr>
-              <w:t xml:space="preserve">Log correspondence; propose resolution; attach supporting document; escalate to Finance Manager; approve/deny resolution (Finance Manager); close case</w:t>
+              <w:t xml:space="preserve">Log correspondence; propose resolution; attach supporting document (for a Payout Dispute: job record, GPS/trip log extract, or Compensation Profile reference in place of member statement/correspondence); escalate to Finance Manager; approve/deny resolution (Finance Manager); close case</w:t>
             </w:r>
           </w:p>
         </w:tc>
@@ -9539,7 +10790,7 @@
                 <w:sz w:val="18"/>
                 <w:szCs w:val="18"/>
               </w:rPr>
-              <w:t xml:space="preserve">From: Invoice Detail/Adjustment screen or Invoice Queue. To: Invoice Detail/Adjustment screen (apply resolved adjustment); Consolidated Approval Queue</w:t>
+              <w:t xml:space="preserve">From: Invoice Detail/Adjustment screen, Invoice Queue (Member dispute), or Payout Run screen/Payout Record Detail screen (1.14, Payout Dispute). To: Invoice Detail/Adjustment screen (apply resolved adjustment, Member dispute) or Payout Record Detail screen (1.14, apply resolved adjustment/clawback reversal, Payout Dispute); Consolidated Approval Queue</w:t>
             </w:r>
           </w:p>
         </w:tc>
@@ -9584,7 +10835,7 @@
                 <w:sz w:val="18"/>
                 <w:szCs w:val="18"/>
               </w:rPr>
-              <w:t xml:space="preserve">Cannot close case without a resolution decision recorded; SLA-breach warning banner if past due date</w:t>
+              <w:t xml:space="preserve">Cannot close case without a resolution decision recorded; SLA-breach warning banner if past due date; a Payout Dispute is held to the same evidentiary standard as a Member-facing dispute (documented evidence required before proposing resolution), just evaluated against job records/GPS/trip log/Compensation Profile basis rather than invoice line items</w:t>
             </w:r>
           </w:p>
         </w:tc>
@@ -10616,7 +11867,7 @@
                 <w:sz w:val="18"/>
                 <w:szCs w:val="18"/>
               </w:rPr>
-              <w:t xml:space="preserve">Recalculate run; drill into provider's Payout Record; open a flagged provider's Compensation Profile Setup screen directly from an exception (e.g., "no profile on file"); exclude/hold individual payout with reason; approve run (Finance Manager); release for payment; export payout file</w:t>
+              <w:t xml:space="preserve">Recalculate run; drill into provider's Payout Record; open a flagged provider's Compensation Profile Setup screen directly from an exception (e.g., "no profile on file"); exclude/hold individual payout with reason; initiate a clawback against a provider's current or prior payout (Finance Manager approval required, per that role's explicit clawback-authorization authority); approve run (Finance Manager); release for payment; export payout file</w:t>
             </w:r>
           </w:p>
         </w:tc>
@@ -10661,7 +11912,7 @@
                 <w:sz w:val="18"/>
                 <w:szCs w:val="18"/>
               </w:rPr>
-              <w:t xml:space="preserve">From: module launcher or Consolidated Approval Queue. To: individual Payout Record detail (per-provider); Compensation Profile Setup screen (1.11, from an exception); Consolidated Approval Queue</w:t>
+              <w:t xml:space="preserve">From: module launcher or Consolidated Approval Queue. To: individual Payout Record Detail screen (1.14, per-provider); Compensation Profile Setup screen (1.11, from an exception); Consolidated Approval Queue</w:t>
             </w:r>
           </w:p>
         </w:tc>
@@ -10706,7 +11957,7 @@
                 <w:sz w:val="18"/>
                 <w:szCs w:val="18"/>
               </w:rPr>
-              <w:t xml:space="preserve">Cannot approve run with unresolved exceptions; release blocked until Finance Manager approval recorded; warning if run total varies more than a set percent from prior period; a provider with no Compensation Profile is excluded from the run automatically rather than paid on a guess</w:t>
+              <w:t xml:space="preserve">Cannot approve run with unresolved exceptions; release blocked until Finance Manager approval recorded; warning if run total varies more than a set percent from prior period; a provider with no Compensation Profile is excluded from the run automatically rather than paid on a guess; a clawback cannot be released against a provider's future payout without Finance Manager approval recorded, and always requires a reason code</w:t>
             </w:r>
           </w:p>
         </w:tc>
@@ -11036,7 +12287,7 @@
                 <w:sz w:val="18"/>
                 <w:szCs w:val="18"/>
               </w:rPr>
-              <w:t xml:space="preserve">Mark checklist item complete; assign/reassign exception owner; defer exception to next period with justification; submit period for Finance Manager sign-off; lock period (Finance Manager)</w:t>
+              <w:t xml:space="preserve">Mark checklist item complete; assign/reassign exception owner; defer exception to next period with justification; submit period for Finance Manager sign-off; lock period (Finance Manager); reopen a previously locked period (requires a mandatory justification note plus dual Finance Manager approval — a second, distinct Finance Manager sign-off beyond the one who approves the reopen request)</w:t>
             </w:r>
           </w:p>
         </w:tc>
@@ -11081,7 +12332,7 @@
                 <w:sz w:val="18"/>
                 <w:szCs w:val="18"/>
               </w:rPr>
-              <w:t xml:space="preserve">From: module launcher. To: Invoice Detail, Claim Detail, Payout Run screen (jump to underlying exception record)</w:t>
+              <w:t xml:space="preserve">From: module launcher. To: Invoice Detail, Claim Detail, Payout Run screen (jump to underlying exception record); Consolidated Approval Queue (routes the second required approval for a reopen request)</w:t>
             </w:r>
           </w:p>
         </w:tc>
@@ -11126,7 +12377,7 @@
                 <w:sz w:val="18"/>
                 <w:szCs w:val="18"/>
               </w:rPr>
-              <w:t xml:space="preserve">Cannot lock period while unresolved exceptions remain unassigned or unjustified; warning if prior period still unlocked</w:t>
+              <w:t xml:space="preserve">Cannot lock period while unresolved exceptions remain unassigned or unjustified; warning if prior period still unlocked; cannot reopen a locked period without both a recorded justification note and two separate Finance Manager approvals; a reopen action and its justification remain permanently in the period's audit trail even after the period is re-locked</w:t>
             </w:r>
           </w:p>
         </w:tc>
@@ -11305,7 +12556,7 @@
                 <w:sz w:val="18"/>
                 <w:szCs w:val="18"/>
               </w:rPr>
-              <w:t xml:space="preserve">Finance/Billing Officer (creates/edits links to an already-registered Guarantor); Finance Manager (view, approve guarantor removal/reassignment on active balances)</w:t>
+              <w:t xml:space="preserve">Finance/Billing Officer (creates/edits links to an already-registered Guarantor); Finance Manager (view, approve guarantor removal/reassignment on active balances); Guarantor (self-service, via the same Guarantor portal referenced in 1.10, can request to end their own relationship)</w:t>
             </w:r>
           </w:p>
         </w:tc>
@@ -11350,7 +12601,7 @@
                 <w:sz w:val="18"/>
                 <w:szCs w:val="18"/>
               </w:rPr>
-              <w:t xml:space="preserve">Manage the billing-responsibility linkage between an already-registered Guarantor (see 1.10 for how a Guarantor first registers) and one or more patients/Members. This screen only links an existing Guarantor to a patient — it does not register a new Guarantor or capture their consent, which is 1.10's job.</w:t>
+              <w:t xml:space="preserve">Manage the billing-responsibility linkage between an already-registered Guarantor (see 1.10 for how a Guarantor first registers) and one or more patients/Members, including a Guarantor-initiated request to end that relationship. This screen only links an existing Guarantor to a patient — it does not register a new Guarantor or capture their consent, which is 1.10's job.</w:t>
             </w:r>
           </w:p>
         </w:tc>
@@ -11395,7 +12646,7 @@
                 <w:sz w:val="18"/>
                 <w:szCs w:val="18"/>
               </w:rPr>
-              <w:t xml:space="preserve">Guarantor ID, contact/billing details (read-only reference to the Guarantor's own registration record), linked Members list, responsibility scope (full/partial, per-visit cap) as consented in 1.10, outstanding balance attributed to guarantor, linkage history</w:t>
+              <w:t xml:space="preserve">Guarantor ID, contact/billing details (read-only reference to the Guarantor's own registration record), linked Members list, responsibility scope (full/partial, per-visit cap) as consented in 1.10, outstanding balance attributed to guarantor, linkage history, pending termination-request status (if the Guarantor has requested to end the relationship) with the notification-sent date and grace-period end date</w:t>
             </w:r>
           </w:p>
         </w:tc>
@@ -11440,7 +12691,7 @@
                 <w:sz w:val="18"/>
                 <w:szCs w:val="18"/>
               </w:rPr>
-              <w:t xml:space="preserve">Link an already-registered Guarantor to a Member (search by Guarantor ID/registered email); edit responsibility terms within what the Guarantor consented to at registration; unlink (Finance Manager approval if outstanding balance exists); view linked Member's Invoices</w:t>
+              <w:t xml:space="preserve">Link an already-registered Guarantor to a Member (search by Guarantor ID/registered email); edit responsibility terms within what the Guarantor consented to at registration; unlink (Finance Manager approval if outstanding balance exists); Guarantor requests to end relationship (self-service, from the Guarantor's own portal view of this linkage); view linked Member's Invoices</w:t>
             </w:r>
           </w:p>
         </w:tc>
@@ -11485,7 +12736,7 @@
                 <w:sz w:val="18"/>
                 <w:szCs w:val="18"/>
               </w:rPr>
-              <w:t xml:space="preserve">From: Invoice Detail/Adjustment screen, Member Detail (Membership module), or module launcher. To: Guarantor Registration and Consent Screen (1.10, if no matching registered Guarantor is found); Invoice Detail/Adjustment screen; Member Detail screen</w:t>
+              <w:t xml:space="preserve">From: Invoice Detail/Adjustment screen, Member Detail (Membership module), module launcher, or the Guarantor's own portal (self-service termination request). To: Guarantor Registration and Consent Screen (1.10, if no matching registered Guarantor is found); Invoice Detail/Adjustment screen; Member Detail screen</w:t>
             </w:r>
           </w:p>
         </w:tc>
@@ -11530,7 +12781,7 @@
                 <w:sz w:val="18"/>
                 <w:szCs w:val="18"/>
               </w:rPr>
-              <w:t xml:space="preserve">Cannot unlink guarantor with unresolved outstanding balance without Finance Manager override and reason; cannot set a responsibility scope wider than what the Guarantor's own consent record (1.10) authorizes</w:t>
+              <w:t xml:space="preserve">Cannot unlink guarantor with unresolved outstanding balance without Finance Manager override and reason; cannot set a responsibility scope wider than what the Guarantor's own consent record (1.10) authorizes; a Guarantor-initiated termination request does not unlink immediately — it notifies the linked patient/Member and holds the linkage active through a defined grace period before the next billing-cycle charge, so the patient has time to arrange an alternate payment method or guarantor before responsibility actually ends; a termination request against a linkage with an unresolved outstanding balance still requires Finance Manager review before the grace period completes, same threshold as a staff-initiated unlink</w:t>
             </w:r>
           </w:p>
         </w:tc>
@@ -11799,7 +13050,7 @@
                 <w:sz w:val="18"/>
                 <w:szCs w:val="18"/>
               </w:rPr>
-              <w:t xml:space="preserve">Item type (Flagged Invoice, Dispute Resolution, Insurance Claim write-off, Payout Run, Month-End Close sign-off, Guarantor removal), submitter, submitted date, amount/impact, SLA/age; a banner indicating a Backup Finance Manager is currently covering, if one is active</w:t>
+              <w:t xml:space="preserve">Item type (Flagged Invoice, Dispute Resolution, Insurance Claim write-off, Payout Run, Payout Clawback, Month-End Close sign-off, Month-End Close Reopen, Guarantor removal), submitter, submitted date, amount/impact, SLA/age; a banner indicating a Backup Finance Manager is currently covering, if one is active</w:t>
             </w:r>
           </w:p>
         </w:tc>
@@ -12966,7 +14217,7 @@
                 <w:sz w:val="18"/>
                 <w:szCs w:val="18"/>
               </w:rPr>
-              <w:t xml:space="preserve">Conduct the periodic, documented review of a sample of Billing Officer decisions — both approved and rejected, not only the items already escalated to Finance Manager through the Consolidated Approval Queue — to catch an inconsistent judgment pattern before it becomes systemic.</w:t>
+              <w:t xml:space="preserve">Conduct the periodic, documented review of a sample of Billing Officer decisions — both approved and rejected, not only the items already escalated to Finance Manager through the Consolidated Approval Queue — to catch an inconsistent judgment pattern before it becomes systemic; and, distinct from that per-officer sampling, surface an org-wide exception-pattern trend view for spotting a systemic issue (e.g., a misconfigured rate card or a problematic payer relationship) rather than any one Billing Officer's individual performance.</w:t>
             </w:r>
           </w:p>
         </w:tc>
@@ -13011,7 +14262,7 @@
                 <w:sz w:val="18"/>
                 <w:szCs w:val="18"/>
               </w:rPr>
-              <w:t xml:space="preserve">A sampled set of recent Billing Officer decisions (invoice adjustments, dispute resolutions, claim submissions) drawn automatically across all Billing Officers, not self-selected; each sampled item's original decision, the Billing Officer who made it, and any prior review outcome; aggregate exception-rate and override-rate metrics per Billing Officer, surfaced here rather than only on the Executive KPI Dashboard, since this is the actionable, individual-level view those aggregate metrics roll up from</w:t>
+              <w:t xml:space="preserve">A sampled set of recent Billing Officer decisions (invoice adjustments, dispute resolutions, claim submissions) drawn automatically across all Billing Officers, not self-selected; each sampled item's original decision, the Billing Officer who made it, and any prior review outcome; aggregate exception-rate and override-rate metrics per Billing Officer, surfaced here rather than only on the Executive KPI Dashboard, since this is the actionable, individual-level view those aggregate metrics roll up from; a separate Organization-Wide Exception Trend panel (not scoped to any individual Billing Officer) showing the org-wide exception rate over time, an automatic flag when a spike concentrates on one rate card or code (surfaced as a possibly-misconfigured rate card rather than an officer problem), and an exception-rate breakdown by payer relationship to distinguish a payer-side pattern from a staff-judgment pattern</w:t>
             </w:r>
           </w:p>
         </w:tc>
@@ -13056,7 +14307,7 @@
                 <w:sz w:val="18"/>
                 <w:szCs w:val="18"/>
               </w:rPr>
-              <w:t xml:space="preserve">Mark a sampled decision as Consistent or Flag for Follow-Up; add a coaching note visible to the reviewed Billing Officer; escalate a pattern (not a single decision) to a documented performance conversation, tracked outside this system; close the sampling cycle</w:t>
+              <w:t xml:space="preserve">Mark a sampled decision as Consistent or Flag for Follow-Up; add a coaching note visible to the reviewed Billing Officer; escalate a pattern (not a single decision) to a documented performance conversation, tracked outside this system; drill from the Organization-Wide Exception Trend panel into the specific rate card, code, or payer relationship driving an anomaly; close the sampling cycle</w:t>
             </w:r>
           </w:p>
         </w:tc>
@@ -13209,23 +14460,10 @@
     </w:p>
     <w:p>
       <w:pPr>
-        <w:pStyle w:val="Heading1"/>
-      </w:pPr>
-      <w:r>
-        <w:t xml:space="preserve">Module 2: Membership and Customer Success</w:t>
-      </w:r>
-    </w:p>
-    <w:p>
-      <w:r>
-        <w:br w:type="page"/>
-      </w:r>
-    </w:p>
-    <w:p>
-      <w:pPr>
         <w:pStyle w:val="Heading2"/>
       </w:pPr>
       <w:r>
-        <w:t xml:space="preserve">2.1 Member Search / List</w:t>
+        <w:t xml:space="preserve">1.13 Membership Billing and Dunning Queue</w:t>
       </w:r>
     </w:p>
     <w:tbl>
@@ -13338,7 +14576,7 @@
                 <w:sz w:val="18"/>
                 <w:szCs w:val="18"/>
               </w:rPr>
-              <w:t xml:space="preserve">Membership and Customer Success Agent and Lead, identical view; Lead additionally sees a "flagged for escalation" filter</w:t>
+              <w:t xml:space="preserve">Finance/Billing Officer (works the queue, triggers retries/charges/discounts/payment plans); Finance Manager (approves goodwill discounts and payment plans above threshold, same approval pattern as other Finance screens in this module)</w:t>
             </w:r>
           </w:p>
         </w:tc>
@@ -13383,7 +14621,7 @@
                 <w:sz w:val="18"/>
                 <w:szCs w:val="18"/>
               </w:rPr>
-              <w:t xml:space="preserve">Search and list Members to locate an account for service, billing, or plan inquiries.</w:t>
+              <w:t xml:space="preserve">The Billing Officer's daily review queue of Membership accounts sitting in Grace Period or Suspended status for non-payment — the dedicated billing-cycle/dunning workflow screen that, until now, existed only as status labels on the Membership module's Member Search/List (2.1) and Member Detail (2.2) screens, which belong to the Membership and Customer Success Agent/Lead role rather than Billing.</w:t>
             </w:r>
           </w:p>
         </w:tc>
@@ -13428,7 +14666,7 @@
                 <w:sz w:val="18"/>
                 <w:szCs w:val="18"/>
               </w:rPr>
-              <w:t xml:space="preserve">Member name/ID, Membership plan (Bronze/Silver/Gold/Family), status (Pending Payment, Active, Grace Period, Suspended, Lapsed), branch, last visit date, open Complaint Case indicator</w:t>
+              <w:t xml:space="preserve">Member name/ID, Membership plan, status (Grace Period, Suspended), retry schedule and progress (Day 1, Day 3, Day 6 attempts and outcomes), days remaining before the account lapses, linked Guarantor (if billing is routed there instead of/in addition to the Member), payment-plan status (if one is active), lapse hand-off status once an account has moved past Billing's dunning window into Customer Success win-back outreach (2.6)</w:t>
             </w:r>
           </w:p>
         </w:tc>
@@ -13473,7 +14711,7 @@
                 <w:sz w:val="18"/>
                 <w:szCs w:val="18"/>
               </w:rPr>
-              <w:t xml:space="preserve">Search by name/ID/phone; filter by plan/status/branch; open member; create new Membership</w:t>
+              <w:t xml:space="preserve">Trigger a manual retry outside the automated Day 1/3/6 schedule; process a manual charge; apply a goodwill discount (Finance Manager approval required above a set threshold, consistent with the approval pattern already used on other Finance screens in this file); set up a payment plan (Finance Manager approval required above a set threshold); view full retry/attempt history; filter by status/plan/branch/days-to-lapse</w:t>
             </w:r>
           </w:p>
         </w:tc>
@@ -13518,7 +14756,7 @@
                 <w:sz w:val="18"/>
                 <w:szCs w:val="18"/>
               </w:rPr>
-              <w:t xml:space="preserve">From: module launcher. To: Member Detail screen</w:t>
+              <w:t xml:space="preserve">From: module launcher. To: Member Detail screen (Membership module, read-only cross-link for full account context); Consolidated Approval Queue (when a discount or payment plan requires Finance Manager approval); Win-Back/Lapsed-Member Outreach Queue (2.6, cross-module, once an account lapses and hands off to Customer Success)</w:t>
             </w:r>
           </w:p>
         </w:tc>
@@ -13563,7 +14801,7 @@
                 <w:sz w:val="18"/>
                 <w:szCs w:val="18"/>
               </w:rPr>
-              <w:t xml:space="preserve">No-results state with suggestion to check spelling/alternate ID; duplicate-record warning if similar name/DOB match found</w:t>
+              <w:t xml:space="preserve">Cannot apply a goodwill discount or set up a payment plan above the delegated threshold without recorded Finance Manager approval; a manual retry beyond the defined maximum attempts requires escalation rather than unlimited retrying; the hand-off to the Win-Back/Lapsed-Member Outreach Queue on lapse is automatic, not a manual action a Billing Officer can forget to perform</w:t>
             </w:r>
           </w:p>
         </w:tc>
@@ -13608,7 +14846,7 @@
                 <w:sz w:val="18"/>
                 <w:szCs w:val="18"/>
               </w:rPr>
-              <w:t xml:space="preserve">Distinct from "no search results": if the whole Member base is empty (relevant only immediately after a new region launch, see 5.6), shows "No members yet in this branch" rather than the search-specific no-results message</w:t>
+              <w:t xml:space="preserve">"No accounts currently in Grace Period or Suspended" as a positive confirmation state</w:t>
             </w:r>
           </w:p>
         </w:tc>
@@ -13629,7 +14867,7 @@
         <w:pStyle w:val="Heading2"/>
       </w:pPr>
       <w:r>
-        <w:t xml:space="preserve">2.2 Member Detail Screen</w:t>
+        <w:t xml:space="preserve">1.14 Payout Record Detail Screen (Per-Provider)</w:t>
       </w:r>
     </w:p>
     <w:tbl>
@@ -13742,7 +14980,7 @@
                 <w:sz w:val="18"/>
                 <w:szCs w:val="18"/>
               </w:rPr>
-              <w:t xml:space="preserve">Agent (view, initiate actions); Lead (same, plus can override status changes and view full escalation history)</w:t>
+              <w:t xml:space="preserve">Finance/Billing Officer (views, resolves exceptions); Finance Manager (approves clawbacks and exception overrides recorded against this provider)</w:t>
             </w:r>
           </w:p>
         </w:tc>
@@ -13787,7 +15025,7 @@
                 <w:sz w:val="18"/>
                 <w:szCs w:val="18"/>
               </w:rPr>
-              <w:t xml:space="preserve">Central record of a Member's plan, billing status, and service usage for support interactions.</w:t>
+              <w:t xml:space="preserve">The single-provider payout record referenced from both the Payout Run screen (1.6) and the Dispute Case screen (1.3, for a Payout Dispute) — specified here in its own right rather than left as a dangling reference. Shows one provider's payout history across runs and the detail behind any one run's line item for that provider.</w:t>
             </w:r>
           </w:p>
         </w:tc>
@@ -13832,7 +15070,7 @@
                 <w:sz w:val="18"/>
                 <w:szCs w:val="18"/>
               </w:rPr>
-              <w:t xml:space="preserve">Membership plan and tier, status, billing status/payment history, annual visit allowance used vs. remaining, linked Guarantor, linked Care Plan(s), Complaint Case history, Dispute Case references, contact log</w:t>
+              <w:t xml:space="preserve">Provider identity, linked Compensation Profile (1.11) and its basis (Salaried, Per-Visit, Revenue-Share); this provider's payout history across prior runs; for each run, a disbursement status distinct from the overall Payout Run's status (Pending, Sent, Confirmed, Failed at the individual-provider level, since a run can be Released overall while one provider's disbursement still fails or is pending confirmation); any clawback applied against this provider (amount, reason, run(s) affected, status); any open or resolved Payout Dispute referencing this record</w:t>
             </w:r>
           </w:p>
         </w:tc>
@@ -13877,7 +15115,7 @@
                 <w:sz w:val="18"/>
                 <w:szCs w:val="18"/>
               </w:rPr>
-              <w:t xml:space="preserve">Log contact/interaction; initiate plan change; suspend/reinstate (Agent submits, Lead can execute directly for edge cases); open new Complaint Case; view billing detail (cross-module link to Invoice)</w:t>
+              <w:t xml:space="preserve">View payout history and per-run disbursement detail; retry a Failed disbursement; open the linked Compensation Profile (1.11); open or view a linked Payout Dispute case (1.3); acknowledge/resolve a clawback exception</w:t>
             </w:r>
           </w:p>
         </w:tc>
@@ -13922,7 +15160,7 @@
                 <w:sz w:val="18"/>
                 <w:szCs w:val="18"/>
               </w:rPr>
-              <w:t xml:space="preserve">From: Member Search/List, Win-Back Outreach Queue, or Lead Escalation Queue. To: Plan Change screen; Complaint Case screen; Invoice Detail (Finance module, read-only cross-link)</w:t>
+              <w:t xml:space="preserve">From: Payout Run screen (1.6, drilling into a provider's line item); Dispute Case screen (1.3, for a Payout Dispute). To: Compensation Profile Setup Screen (1.11); Dispute Case Screen (1.3, to open a new Payout Dispute); Payout Run screen (1.6, back to the parent run)</w:t>
             </w:r>
           </w:p>
         </w:tc>
@@ -13967,7 +15205,7 @@
                 <w:sz w:val="18"/>
                 <w:szCs w:val="18"/>
               </w:rPr>
-              <w:t xml:space="preserve">Cannot reinstate Lapsed member without valid payment recorded; warning if visit allowance already exceeded</w:t>
+              <w:t xml:space="preserve">A Failed disbursement blocks the run from being marked fully Released until resolved or explicitly excluded with reason; a clawback shown here cannot be edited from this screen — it can only be initiated from the Payout Run screen (1.6) with Finance Manager approval, this screen shows it read-only alongside the provider's history</w:t>
             </w:r>
           </w:p>
         </w:tc>
@@ -14012,7 +15250,7 @@
                 <w:sz w:val="18"/>
                 <w:szCs w:val="18"/>
               </w:rPr>
-              <w:t xml:space="preserve">Sections with no data (no Complaint Case history, no linked Guarantor, no Care Plan) each show their own "None on file" line rather than being hidden entirely, so an Agent can tell "genuinely none" apart from "failed to load"</w:t>
+              <w:t xml:space="preserve">"No payout history for this provider yet" shown for a newly onboarded provider before their first run</w:t>
             </w:r>
           </w:p>
         </w:tc>
@@ -14033,7 +15271,7 @@
         <w:pStyle w:val="Heading2"/>
       </w:pPr>
       <w:r>
-        <w:t xml:space="preserve">2.3 Plan Change Screen</w:t>
+        <w:t xml:space="preserve">1.15 General Ledger Posting Screen</w:t>
       </w:r>
     </w:p>
     <w:tbl>
@@ -14146,7 +15384,7 @@
                 <w:sz w:val="18"/>
                 <w:szCs w:val="18"/>
               </w:rPr>
-              <w:t xml:space="preserve">Agent (submits change); Lead (approves changes requiring override, e.g., mid-cycle downgrade or fee waiver)</w:t>
+              <w:t xml:space="preserve">Finance/Billing Officer (reviews entries, prepares export); Finance Manager (view, approves export batch)</w:t>
             </w:r>
           </w:p>
         </w:tc>
@@ -14191,7 +15429,7 @@
                 <w:sz w:val="18"/>
                 <w:szCs w:val="18"/>
               </w:rPr>
-              <w:t xml:space="preserve">Process a Member's request to change Membership plan tier or billing terms.</w:t>
+              <w:t xml:space="preserve">The missing GL-posting screen behind three separate finance journeys — Invoice Generation, Month-End Close, and Provider Payout — none of which had anywhere to surface the resulting revenue/expense entries by cost centre until now.</w:t>
             </w:r>
           </w:p>
         </w:tc>
@@ -14236,7 +15474,7 @@
                 <w:sz w:val="18"/>
                 <w:szCs w:val="18"/>
               </w:rPr>
-              <w:t xml:space="preserve">Current plan/status, requested new plan (Bronze/Silver/Gold/Family), proration/fee impact, effective date, visit-allowance carryover rules</w:t>
+              <w:t xml:space="preserve">GL entry ID, source record type (closed Invoice, Month-End Close, Payout Run), link to the source record, entry type (revenue or expense), amount, cost centre, service line, posting date, export/batch status (Not Exported, Exported, Export Failed)</w:t>
             </w:r>
           </w:p>
         </w:tc>
@@ -14281,7 +15519,7 @@
                 <w:sz w:val="18"/>
                 <w:szCs w:val="18"/>
               </w:rPr>
-              <w:t xml:space="preserve">Select new plan; preview billing impact; apply immediately or schedule for next cycle; request Lead approval (for waivers/exceptions); confirm change</w:t>
+              <w:t xml:space="preserve">Filter by source type/cost centre/service line/date range; open the linked source record; select entries for export; export a batch to the company's external accounting system; retry a failed export; reconcile an export confirmation against the batch</w:t>
             </w:r>
           </w:p>
         </w:tc>
@@ -14326,7 +15564,7 @@
                 <w:sz w:val="18"/>
                 <w:szCs w:val="18"/>
               </w:rPr>
-              <w:t xml:space="preserve">From: Member Detail screen. To: Member Detail screen (post-change); Escalation Queue (if requires Lead approval)</w:t>
+              <w:t xml:space="preserve">From: Month-End Close Checklist (1.7), Payout Run screen (1.6), or module launcher. To: Invoice Detail/Adjustment screen; Payout Record Detail screen (1.14); Month-End Close Checklist (1.7)</w:t>
             </w:r>
           </w:p>
         </w:tc>
@@ -14371,7 +15609,52 @@
                 <w:sz w:val="18"/>
                 <w:szCs w:val="18"/>
               </w:rPr>
-              <w:t xml:space="preserve">Blocks downgrade below current period's already-used visit allowance without confirmation; requires Lead approval for any fee waiver or non-standard proration</w:t>
+              <w:t xml:space="preserve">Cannot export a batch containing an entry missing a cost-centre tag; an export failure flags the entry for retry rather than silently dropping it from the batch; entries generated from a locked period cannot be regenerated — a correction requires reopening the period via 1.7's dual-approval reopen workflow first</w:t>
+            </w:r>
+          </w:p>
+        </w:tc>
+      </w:tr>
+      <w:tr>
+        <w:trPr>
+          <w:cantSplit/>
+        </w:trPr>
+        <w:tc>
+          <w:tcPr>
+            <w:tcW w:type="dxa" w:w="4680"/>
+            <w:tcMar>
+              <w:top w:type="dxa" w:w="90"/>
+              <w:left w:type="dxa" w:w="110"/>
+              <w:bottom w:type="dxa" w:w="90"/>
+              <w:right w:type="dxa" w:w="110"/>
+            </w:tcMar>
+          </w:tcPr>
+          <w:p>
+            <w:r>
+              <w:rPr>
+                <w:sz w:val="18"/>
+                <w:szCs w:val="18"/>
+              </w:rPr>
+              <w:t xml:space="preserve">Empty state</w:t>
+            </w:r>
+          </w:p>
+        </w:tc>
+        <w:tc>
+          <w:tcPr>
+            <w:tcW w:type="dxa" w:w="4680"/>
+            <w:tcMar>
+              <w:top w:type="dxa" w:w="90"/>
+              <w:left w:type="dxa" w:w="110"/>
+              <w:bottom w:type="dxa" w:w="90"/>
+              <w:right w:type="dxa" w:w="110"/>
+            </w:tcMar>
+          </w:tcPr>
+          <w:p>
+            <w:r>
+              <w:rPr>
+                <w:sz w:val="18"/>
+                <w:szCs w:val="18"/>
+              </w:rPr>
+              <w:t xml:space="preserve">"No GL entries pending export" as a positive confirmation state</w:t>
             </w:r>
           </w:p>
         </w:tc>
@@ -14389,10 +15672,23 @@
     </w:p>
     <w:p>
       <w:pPr>
+        <w:pStyle w:val="Heading1"/>
+      </w:pPr>
+      <w:r>
+        <w:t xml:space="preserve">Module 2: Membership and Customer Success</w:t>
+      </w:r>
+    </w:p>
+    <w:p>
+      <w:r>
+        <w:br w:type="page"/>
+      </w:r>
+    </w:p>
+    <w:p>
+      <w:pPr>
         <w:pStyle w:val="Heading2"/>
       </w:pPr>
       <w:r>
-        <w:t xml:space="preserve">2.4 My Complaint Cases (Agent Worklist)</w:t>
+        <w:t xml:space="preserve">2.1 Member Search / List</w:t>
       </w:r>
     </w:p>
     <w:tbl>
@@ -14505,7 +15801,7 @@
                 <w:sz w:val="18"/>
                 <w:szCs w:val="18"/>
               </w:rPr>
-              <w:t xml:space="preserve">Agent (own assigned cases); Lead (all Agents' cases, for oversight)</w:t>
+              <w:t xml:space="preserve">Membership and Customer Success Agent and Lead, identical view; Lead additionally sees a "flagged for escalation" filter</w:t>
             </w:r>
           </w:p>
         </w:tc>
@@ -14550,7 +15846,7 @@
                 <w:sz w:val="18"/>
                 <w:szCs w:val="18"/>
               </w:rPr>
-              <w:t xml:space="preserve">An Agent's own worklist of assigned Complaint Cases, independent of any specific Member — previously an Agent could only reach a complaint through that Member's own detail screen, with no way to see their full caseload at a glance.</w:t>
+              <w:t xml:space="preserve">Search and list Members to locate an account for service, billing, or plan inquiries.</w:t>
             </w:r>
           </w:p>
         </w:tc>
@@ -14595,7 +15891,7 @@
                 <w:sz w:val="18"/>
                 <w:szCs w:val="18"/>
               </w:rPr>
-              <w:t xml:space="preserve">Complaint Case ID, linked Member, category, severity, status, age/SLA — across every complaint assigned to this Agent (or, for a Lead, filterable by any Agent).</w:t>
+              <w:t xml:space="preserve">Member name/ID, Membership plan (Bronze/Silver/Gold/Family), status (Pending Payment, Active, Grace Period, Suspended, Lapsed), branch, last visit date, open Complaint Case indicator</w:t>
             </w:r>
           </w:p>
         </w:tc>
@@ -14640,7 +15936,7 @@
                 <w:sz w:val="18"/>
                 <w:szCs w:val="18"/>
               </w:rPr>
-              <w:t xml:space="preserve">Filter by category/severity/status/age; open Complaint Case Screen (2.5); for a Lead, reassign a case from one Agent to another directly from this worklist.</w:t>
+              <w:t xml:space="preserve">Search by name/ID/phone; filter by plan/status/branch; open member; create new Membership</w:t>
             </w:r>
           </w:p>
         </w:tc>
@@ -14685,7 +15981,7 @@
                 <w:sz w:val="18"/>
                 <w:szCs w:val="18"/>
               </w:rPr>
-              <w:t xml:space="preserve">From: module launcher. To: Complaint Case Screen (2.5), Member Detail (for full context).</w:t>
+              <w:t xml:space="preserve">From: module launcher. To: Member Detail screen</w:t>
             </w:r>
           </w:p>
         </w:tc>
@@ -14730,7 +16026,7 @@
                 <w:sz w:val="18"/>
                 <w:szCs w:val="18"/>
               </w:rPr>
-              <w:t xml:space="preserve">None beyond navigation.</w:t>
+              <w:t xml:space="preserve">No-results state with suggestion to check spelling/alternate ID; duplicate-record warning if similar name/DOB match found</w:t>
             </w:r>
           </w:p>
         </w:tc>
@@ -14775,7 +16071,7 @@
                 <w:sz w:val="18"/>
                 <w:szCs w:val="18"/>
               </w:rPr>
-              <w:t xml:space="preserve">"No complaint cases assigned to you" as a positive confirmation state.</w:t>
+              <w:t xml:space="preserve">Distinct from "no search results": if the whole Member base is empty (relevant only immediately after a new region launch, see 5.6), shows "No members yet in this branch" rather than the search-specific no-results message</w:t>
             </w:r>
           </w:p>
         </w:tc>
@@ -14796,7 +16092,7 @@
         <w:pStyle w:val="Heading2"/>
       </w:pPr>
       <w:r>
-        <w:t xml:space="preserve">2.5 Complaint Case Screen</w:t>
+        <w:t xml:space="preserve">2.2 Member Detail Screen</w:t>
       </w:r>
     </w:p>
     <w:tbl>
@@ -14909,7 +16205,7 @@
                 <w:sz w:val="18"/>
                 <w:szCs w:val="18"/>
               </w:rPr>
-              <w:t xml:space="preserve">Agent (logs, works case); Lead (reassigns, escalates further to Compliance if warranted, closes high-severity cases)</w:t>
+              <w:t xml:space="preserve">Agent (view, initiate actions); Lead (same, plus can override status changes and view full escalation history)</w:t>
             </w:r>
           </w:p>
         </w:tc>
@@ -14954,7 +16250,7 @@
                 <w:sz w:val="18"/>
                 <w:szCs w:val="18"/>
               </w:rPr>
-              <w:t xml:space="preserve">Track a Member's Complaint Case from intake through resolution.</w:t>
+              <w:t xml:space="preserve">Central record of a Member's plan, billing status, and service usage for support interactions.</w:t>
             </w:r>
           </w:p>
         </w:tc>
@@ -14999,7 +16295,7 @@
                 <w:sz w:val="18"/>
                 <w:szCs w:val="18"/>
               </w:rPr>
-              <w:t xml:space="preserve">Complaint Case ID, linked Member, category (service, billing, clinical concern, staff conduct), severity, narrative/correspondence log, status (Open, In Progress, Escalated, Resolved), resolution summary</w:t>
+              <w:t xml:space="preserve">Membership plan and tier, status, billing status/payment history, annual visit allowance used vs. remaining, linked Guarantor, linked Care Plan(s), Complaint Case history, Dispute Case references, contact log</w:t>
             </w:r>
           </w:p>
         </w:tc>
@@ -15044,7 +16340,7 @@
                 <w:sz w:val="18"/>
                 <w:szCs w:val="18"/>
               </w:rPr>
-              <w:t xml:space="preserve">Log correspondence; set severity; assign/reassign owner; escalate to Lead; escalate to Compliance module (creates linked Incident Case if clinical/safety concern); resolve and close</w:t>
+              <w:t xml:space="preserve">Log contact/interaction; initiate plan change; suspend/reinstate (Agent submits, Lead can execute directly for edge cases); open new Complaint Case; view billing detail (cross-module link to Invoice)</w:t>
             </w:r>
           </w:p>
         </w:tc>
@@ -15089,7 +16385,7 @@
                 <w:sz w:val="18"/>
                 <w:szCs w:val="18"/>
               </w:rPr>
-              <w:t xml:space="preserve">From: My Complaint Cases (2.4), Member Detail screen, or module launcher. To: Member Detail screen; Lead Escalation Queue; Incident Case screen (Compliance module, if escalated)</w:t>
+              <w:t xml:space="preserve">From: Member Search/List, Win-Back Outreach Queue, or Lead Escalation Queue. To: Plan Change screen; Complaint Case screen; Invoice Detail (Finance module, read-only cross-link)</w:t>
             </w:r>
           </w:p>
         </w:tc>
@@ -15134,7 +16430,52 @@
                 <w:sz w:val="18"/>
                 <w:szCs w:val="18"/>
               </w:rPr>
-              <w:t xml:space="preserve">Cannot close case without resolution summary; clinical-safety category auto-flags for mandatory Compliance escalation and blocks closure until acknowledged</w:t>
+              <w:t xml:space="preserve">Cannot reinstate Lapsed member without valid payment recorded; warning if visit allowance already exceeded</w:t>
+            </w:r>
+          </w:p>
+        </w:tc>
+      </w:tr>
+      <w:tr>
+        <w:trPr>
+          <w:cantSplit/>
+        </w:trPr>
+        <w:tc>
+          <w:tcPr>
+            <w:tcW w:type="dxa" w:w="4680"/>
+            <w:tcMar>
+              <w:top w:type="dxa" w:w="90"/>
+              <w:left w:type="dxa" w:w="110"/>
+              <w:bottom w:type="dxa" w:w="90"/>
+              <w:right w:type="dxa" w:w="110"/>
+            </w:tcMar>
+          </w:tcPr>
+          <w:p>
+            <w:r>
+              <w:rPr>
+                <w:sz w:val="18"/>
+                <w:szCs w:val="18"/>
+              </w:rPr>
+              <w:t xml:space="preserve">Empty state</w:t>
+            </w:r>
+          </w:p>
+        </w:tc>
+        <w:tc>
+          <w:tcPr>
+            <w:tcW w:type="dxa" w:w="4680"/>
+            <w:tcMar>
+              <w:top w:type="dxa" w:w="90"/>
+              <w:left w:type="dxa" w:w="110"/>
+              <w:bottom w:type="dxa" w:w="90"/>
+              <w:right w:type="dxa" w:w="110"/>
+            </w:tcMar>
+          </w:tcPr>
+          <w:p>
+            <w:r>
+              <w:rPr>
+                <w:sz w:val="18"/>
+                <w:szCs w:val="18"/>
+              </w:rPr>
+              <w:t xml:space="preserve">Sections with no data (no Complaint Case history, no linked Guarantor, no Care Plan) each show their own "None on file" line rather than being hidden entirely, so an Agent can tell "genuinely none" apart from "failed to load"</w:t>
             </w:r>
           </w:p>
         </w:tc>
@@ -15155,7 +16496,7 @@
         <w:pStyle w:val="Heading2"/>
       </w:pPr>
       <w:r>
-        <w:t xml:space="preserve">2.6 Win-Back / Lapsed-Member Outreach Queue</w:t>
+        <w:t xml:space="preserve">2.3 Plan Change Screen</w:t>
       </w:r>
     </w:p>
     <w:tbl>
@@ -15268,7 +16609,7 @@
                 <w:sz w:val="18"/>
                 <w:szCs w:val="18"/>
               </w:rPr>
-              <w:t xml:space="preserve">Agent (works queue, logs outreach); Lead (view team performance, reassign items)</w:t>
+              <w:t xml:space="preserve">Agent (submits change); Lead (approves changes requiring override, e.g., mid-cycle downgrade or fee waiver)</w:t>
             </w:r>
           </w:p>
         </w:tc>
@@ -15313,7 +16654,7 @@
                 <w:sz w:val="18"/>
                 <w:szCs w:val="18"/>
               </w:rPr>
-              <w:t xml:space="preserve">Prioritized worklist of Suspended and Lapsed Members for proactive re-engagement outreach.</w:t>
+              <w:t xml:space="preserve">Process a Member's request to change Membership plan tier or billing terms.</w:t>
             </w:r>
           </w:p>
         </w:tc>
@@ -15358,7 +16699,7 @@
                 <w:sz w:val="18"/>
                 <w:szCs w:val="18"/>
               </w:rPr>
-              <w:t xml:space="preserve">Member name, prior plan, lapse/suspension date and reason, last contact attempt, outreach outcome history, suggested offer/incentive (if configured); a hard exclusion flag for deceased members, rendered as a non-selectable, greyed row rather than simply absent, so an Agent scanning the queue sees explicitly why a recently-lapsed name they expected isn't actionable</w:t>
+              <w:t xml:space="preserve">Current plan/status, requested new plan (Bronze/Silver/Gold/Family), proration/fee impact, effective date, visit-allowance carryover rules</w:t>
             </w:r>
           </w:p>
         </w:tc>
@@ -15403,7 +16744,7 @@
                 <w:sz w:val="18"/>
                 <w:szCs w:val="18"/>
               </w:rPr>
-              <w:t xml:space="preserve">Filter by lapse reason/plan/branch; log outreach attempt and outcome; mark as won-back (routes to reinstatement); mark as declined/do-not-contact</w:t>
+              <w:t xml:space="preserve">Select new plan; preview billing impact; apply immediately or schedule for next cycle; request Lead approval (for waivers/exceptions); confirm change</w:t>
             </w:r>
           </w:p>
         </w:tc>
@@ -15448,7 +16789,7 @@
                 <w:sz w:val="18"/>
                 <w:szCs w:val="18"/>
               </w:rPr>
-              <w:t xml:space="preserve">From: module launcher. To: Member Detail screen; Plan Change screen (on reinstatement)</w:t>
+              <w:t xml:space="preserve">From: Member Detail screen. To: Member Detail screen (post-change); Escalation Queue (if requires Lead approval)</w:t>
             </w:r>
           </w:p>
         </w:tc>
@@ -15493,52 +16834,7 @@
                 <w:sz w:val="18"/>
                 <w:szCs w:val="18"/>
               </w:rPr>
-              <w:t xml:space="preserve">Cannot log contact against a Member marked do-not-contact or deceased — the deceased exclusion is a hard, non-overridable block, not a warning an Agent can dismiss; reinstatement requires valid payment method before status change completes</w:t>
-            </w:r>
-          </w:p>
-        </w:tc>
-      </w:tr>
-      <w:tr>
-        <w:trPr>
-          <w:cantSplit/>
-        </w:trPr>
-        <w:tc>
-          <w:tcPr>
-            <w:tcW w:type="dxa" w:w="4680"/>
-            <w:tcMar>
-              <w:top w:type="dxa" w:w="90"/>
-              <w:left w:type="dxa" w:w="110"/>
-              <w:bottom w:type="dxa" w:w="90"/>
-              <w:right w:type="dxa" w:w="110"/>
-            </w:tcMar>
-          </w:tcPr>
-          <w:p>
-            <w:r>
-              <w:rPr>
-                <w:sz w:val="18"/>
-                <w:szCs w:val="18"/>
-              </w:rPr>
-              <w:t xml:space="preserve">Empty state</w:t>
-            </w:r>
-          </w:p>
-        </w:tc>
-        <w:tc>
-          <w:tcPr>
-            <w:tcW w:type="dxa" w:w="4680"/>
-            <w:tcMar>
-              <w:top w:type="dxa" w:w="90"/>
-              <w:left w:type="dxa" w:w="110"/>
-              <w:bottom w:type="dxa" w:w="90"/>
-              <w:right w:type="dxa" w:w="110"/>
-            </w:tcMar>
-          </w:tcPr>
-          <w:p>
-            <w:r>
-              <w:rPr>
-                <w:sz w:val="18"/>
-                <w:szCs w:val="18"/>
-              </w:rPr>
-              <w:t xml:space="preserve">"No members currently in outreach" as a positive confirmation state</w:t>
+              <w:t xml:space="preserve">Blocks downgrade below current period's already-used visit allowance without confirmation; requires Lead approval for any fee waiver or non-standard proration</w:t>
             </w:r>
           </w:p>
         </w:tc>
@@ -15559,7 +16855,7 @@
         <w:pStyle w:val="Heading2"/>
       </w:pPr>
       <w:r>
-        <w:t xml:space="preserve">2.7 Lead Escalation Queue</w:t>
+        <w:t xml:space="preserve">2.4 My Complaint Cases (Agent Worklist)</w:t>
       </w:r>
     </w:p>
     <w:tbl>
@@ -15672,7 +16968,7 @@
                 <w:sz w:val="18"/>
                 <w:szCs w:val="18"/>
               </w:rPr>
-              <w:t xml:space="preserve">Membership and Customer Success Lead only</w:t>
+              <w:t xml:space="preserve">Agent (own assigned cases); Lead (all Agents' cases, for oversight)</w:t>
             </w:r>
           </w:p>
         </w:tc>
@@ -15717,7 +17013,7 @@
                 <w:sz w:val="18"/>
                 <w:szCs w:val="18"/>
               </w:rPr>
-              <w:t xml:space="preserve">Cross-cutting queue aggregating exceptions and escalations raised by Agents needing Lead review or approval.</w:t>
+              <w:t xml:space="preserve">An Agent's own worklist of assigned Complaint Cases, independent of any specific Member — previously an Agent could only reach a complaint through that Member's own detail screen, with no way to see their full caseload at a glance.</w:t>
             </w:r>
           </w:p>
         </w:tc>
@@ -15762,7 +17058,7 @@
                 <w:sz w:val="18"/>
                 <w:szCs w:val="18"/>
               </w:rPr>
-              <w:t xml:space="preserve">Escalation type (Plan Change override, Complaint Case escalation, suspension/reinstatement exception), source Agent, linked Member, age/SLA, priority; a banner indicating a Backup Lead is covering, if one is active (same continuity pattern as 1.9's Backup Finance Manager)</w:t>
+              <w:t xml:space="preserve">Complaint Case ID, linked Member, category, severity, status, age/SLA — across every complaint assigned to this Agent (or, for a Lead, filterable by any Agent).</w:t>
             </w:r>
           </w:p>
         </w:tc>
@@ -15807,7 +17103,7 @@
                 <w:sz w:val="18"/>
                 <w:szCs w:val="18"/>
               </w:rPr>
-              <w:t xml:space="preserve">Filter by type/age; open underlying case; approve/deny with comment; reassign to another Agent; escalate further to Compliance; designate/end a Backup Lead covering period</w:t>
+              <w:t xml:space="preserve">Filter by category/severity/status/age; open Complaint Case Screen (2.5); for a Lead, reassign a case from one Agent to another directly from this worklist.</w:t>
             </w:r>
           </w:p>
         </w:tc>
@@ -15852,7 +17148,7 @@
                 <w:sz w:val="18"/>
                 <w:szCs w:val="18"/>
               </w:rPr>
-              <w:t xml:space="preserve">From: platform home or any Agent-submitted escalation action. To: Member Detail, Plan Change, Complaint Case screens</w:t>
+              <w:t xml:space="preserve">From: module launcher. To: Complaint Case Screen (2.5), Member Detail (for full context).</w:t>
             </w:r>
           </w:p>
         </w:tc>
@@ -15897,7 +17193,7 @@
                 <w:sz w:val="18"/>
                 <w:szCs w:val="18"/>
               </w:rPr>
-              <w:t xml:space="preserve">Denial requires comment returned to submitting Agent; items past SLA flagged for priority handling</w:t>
+              <w:t xml:space="preserve">None beyond navigation.</w:t>
             </w:r>
           </w:p>
         </w:tc>
@@ -15942,7 +17238,7 @@
                 <w:sz w:val="18"/>
                 <w:szCs w:val="18"/>
               </w:rPr>
-              <w:t xml:space="preserve">"Nothing awaiting your review" as a positive confirmation state</w:t>
+              <w:t xml:space="preserve">"No complaint cases assigned to you" as a positive confirmation state.</w:t>
             </w:r>
           </w:p>
         </w:tc>
@@ -15963,7 +17259,7 @@
         <w:pStyle w:val="Heading2"/>
       </w:pPr>
       <w:r>
-        <w:t xml:space="preserve">2.8 Customer Success Lead Quality-Review Sampling Screen</w:t>
+        <w:t xml:space="preserve">2.5 Complaint Case Screen</w:t>
       </w:r>
     </w:p>
     <w:tbl>
@@ -16076,7 +17372,7 @@
                 <w:sz w:val="18"/>
                 <w:szCs w:val="18"/>
               </w:rPr>
-              <w:t xml:space="preserve">Membership and Customer Success Lead only</w:t>
+              <w:t xml:space="preserve">Agent (logs, works case); Lead (reassigns, escalates further to Compliance if warranted, closes high-severity cases)</w:t>
             </w:r>
           </w:p>
         </w:tc>
@@ -16121,7 +17417,7 @@
                 <w:sz w:val="18"/>
                 <w:szCs w:val="18"/>
               </w:rPr>
-              <w:t xml:space="preserve">Conduct the periodic review of a system-drawn sample of Agent-handled cases — not only the ones escalated to the Lead — to catch a service-quality pattern before it becomes a complaint trend, mirroring 1.12's Finance Manager equivalent.</w:t>
+              <w:t xml:space="preserve">Track a Member's Complaint Case from intake through resolution.</w:t>
             </w:r>
           </w:p>
         </w:tc>
@@ -16166,7 +17462,7 @@
                 <w:sz w:val="18"/>
                 <w:szCs w:val="18"/>
               </w:rPr>
-              <w:t xml:space="preserve">A sampled set of recent Agent decisions (plan changes processed, complaints resolved, win-back outreach outcomes) drawn automatically across all Agents; each item's original handling and any prior review outcome; aggregate resolution-time and complaint-recurrence metrics per Agent</w:t>
+              <w:t xml:space="preserve">Complaint Case ID, linked Member, category (service, billing, clinical concern, staff conduct), severity, narrative/correspondence log, status (Open, In Progress, Escalated, Resolved), resolution summary</w:t>
             </w:r>
           </w:p>
         </w:tc>
@@ -16211,7 +17507,7 @@
                 <w:sz w:val="18"/>
                 <w:szCs w:val="18"/>
               </w:rPr>
-              <w:t xml:space="preserve">Mark a sampled case as Consistent or Flag for Follow-Up; add a coaching note visible to the reviewed Agent; escalate a pattern to a documented performance conversation tracked outside this system; close the sampling cycle</w:t>
+              <w:t xml:space="preserve">Log correspondence; set severity; assign/reassign owner; escalate to Lead; escalate to Compliance module (creates linked Incident Case if clinical/safety concern); resolve and close</w:t>
             </w:r>
           </w:p>
         </w:tc>
@@ -16256,7 +17552,7 @@
                 <w:sz w:val="18"/>
                 <w:szCs w:val="18"/>
               </w:rPr>
-              <w:t xml:space="preserve">From: module launcher, on the standing monthly cadence. To: the specific underlying Member Detail, Plan Change, or Complaint Case screen for a sampled item</w:t>
+              <w:t xml:space="preserve">From: My Complaint Cases (2.4), Member Detail screen, or module launcher. To: Member Detail screen; Lead Escalation Queue; Incident Case screen (Compliance module, if escalated)</w:t>
             </w:r>
           </w:p>
         </w:tc>
@@ -16301,52 +17597,7 @@
                 <w:sz w:val="18"/>
                 <w:szCs w:val="18"/>
               </w:rPr>
-              <w:t xml:space="preserve">Cannot close a sampling cycle with a flagged item that has no follow-up note recorded</w:t>
-            </w:r>
-          </w:p>
-        </w:tc>
-      </w:tr>
-      <w:tr>
-        <w:trPr>
-          <w:cantSplit/>
-        </w:trPr>
-        <w:tc>
-          <w:tcPr>
-            <w:tcW w:type="dxa" w:w="4680"/>
-            <w:tcMar>
-              <w:top w:type="dxa" w:w="90"/>
-              <w:left w:type="dxa" w:w="110"/>
-              <w:bottom w:type="dxa" w:w="90"/>
-              <w:right w:type="dxa" w:w="110"/>
-            </w:tcMar>
-          </w:tcPr>
-          <w:p>
-            <w:r>
-              <w:rPr>
-                <w:sz w:val="18"/>
-                <w:szCs w:val="18"/>
-              </w:rPr>
-              <w:t xml:space="preserve">Empty state</w:t>
-            </w:r>
-          </w:p>
-        </w:tc>
-        <w:tc>
-          <w:tcPr>
-            <w:tcW w:type="dxa" w:w="4680"/>
-            <w:tcMar>
-              <w:top w:type="dxa" w:w="90"/>
-              <w:left w:type="dxa" w:w="110"/>
-              <w:bottom w:type="dxa" w:w="90"/>
-              <w:right w:type="dxa" w:w="110"/>
-            </w:tcMar>
-          </w:tcPr>
-          <w:p>
-            <w:r>
-              <w:rPr>
-                <w:sz w:val="18"/>
-                <w:szCs w:val="18"/>
-              </w:rPr>
-              <w:t xml:space="preserve">"No Agent decisions this period" using the same positive-confirmation treatment as 1.12</w:t>
+              <w:t xml:space="preserve">Cannot close case without resolution summary; clinical-safety category auto-flags for mandatory Compliance escalation and blocks closure until acknowledged</w:t>
             </w:r>
           </w:p>
         </w:tc>
@@ -16364,23 +17615,10 @@
     </w:p>
     <w:p>
       <w:pPr>
-        <w:pStyle w:val="Heading1"/>
-      </w:pPr>
-      <w:r>
-        <w:t xml:space="preserve">Module 3: Compliance and Governance</w:t>
-      </w:r>
-    </w:p>
-    <w:p>
-      <w:r>
-        <w:br w:type="page"/>
-      </w:r>
-    </w:p>
-    <w:p>
-      <w:pPr>
         <w:pStyle w:val="Heading2"/>
       </w:pPr>
       <w:r>
-        <w:t xml:space="preserve">3.0 Incident Case List</w:t>
+        <w:t xml:space="preserve">2.6 Win-Back / Lapsed-Member Outreach Queue</w:t>
       </w:r>
     </w:p>
     <w:tbl>
@@ -16493,7 +17731,7 @@
                 <w:sz w:val="18"/>
                 <w:szCs w:val="18"/>
               </w:rPr>
-              <w:t xml:space="preserve">Compliance/Clinical Quality Officer</w:t>
+              <w:t xml:space="preserve">Agent (works queue, logs outreach); Lead (view team performance, reassign items)</w:t>
             </w:r>
           </w:p>
         </w:tc>
@@ -16538,7 +17776,7 @@
                 <w:sz w:val="18"/>
                 <w:szCs w:val="18"/>
               </w:rPr>
-              <w:t xml:space="preserve">The full worklist of Incident Cases, previously only referenced in passing as a navigation source from the Investigation Screen — given its own complete specification here.</w:t>
+              <w:t xml:space="preserve">Prioritized worklist of Suspended and Lapsed Members for proactive re-engagement outreach.</w:t>
             </w:r>
           </w:p>
         </w:tc>
@@ -16583,7 +17821,7 @@
                 <w:sz w:val="18"/>
                 <w:szCs w:val="18"/>
               </w:rPr>
-              <w:t xml:space="preserve">Incident Case ID, category (clinical adverse event, medication error, vehicle accident, equipment failure, staff conduct, data breach, near-miss), severity, linked patient/Member or Vehicle/Crew Record, status (Reported, Under Investigation, Corrective Action, Closed), age, reportable-to-regulator flag</w:t>
+              <w:t xml:space="preserve">Member name, prior plan, lapse/suspension date and reason, last contact attempt, outreach outcome history, suggested offer/incentive (if configured); a hard exclusion flag for deceased members, rendered as a non-selectable, greyed row rather than simply absent, so an Agent scanning the queue sees explicitly why a recently-lapsed name they expected isn't actionable</w:t>
             </w:r>
           </w:p>
         </w:tc>
@@ -16628,7 +17866,7 @@
                 <w:sz w:val="18"/>
                 <w:szCs w:val="18"/>
               </w:rPr>
-              <w:t xml:space="preserve">Filter by category/severity/status/age; open Incident Case Investigation Screen (3.1); create a new case directly (for a Compliance-initiated investigation not originating from a Complaint Case)</w:t>
+              <w:t xml:space="preserve">Filter by lapse reason/plan/branch; log outreach attempt and outcome; mark as won-back (routes to reinstatement); mark as declined/do-not-contact</w:t>
             </w:r>
           </w:p>
         </w:tc>
@@ -16673,7 +17911,7 @@
                 <w:sz w:val="18"/>
                 <w:szCs w:val="18"/>
               </w:rPr>
-              <w:t xml:space="preserve">From: module launcher. To: Incident Case Investigation Screen (3.1)</w:t>
+              <w:t xml:space="preserve">From: module launcher. To: Member Detail screen; Plan Change screen (on reinstatement)</w:t>
             </w:r>
           </w:p>
         </w:tc>
@@ -16718,7 +17956,7 @@
                 <w:sz w:val="18"/>
                 <w:szCs w:val="18"/>
               </w:rPr>
-              <w:t xml:space="preserve">None beyond navigation</w:t>
+              <w:t xml:space="preserve">Cannot log contact against a Member marked do-not-contact or deceased — the deceased exclusion is a hard, non-overridable block, not a warning an Agent can dismiss; reinstatement requires valid payment method before status change completes</w:t>
             </w:r>
           </w:p>
         </w:tc>
@@ -16763,7 +18001,7 @@
                 <w:sz w:val="18"/>
                 <w:szCs w:val="18"/>
               </w:rPr>
-              <w:t xml:space="preserve">"No open Incident Cases" as a positive confirmation state — deliberately not styled as a neutral empty list, given the patient-safety significance of this being true</w:t>
+              <w:t xml:space="preserve">"No members currently in outreach" as a positive confirmation state</w:t>
             </w:r>
           </w:p>
         </w:tc>
@@ -16784,7 +18022,7 @@
         <w:pStyle w:val="Heading2"/>
       </w:pPr>
       <w:r>
-        <w:t xml:space="preserve">3.1 Incident Case Investigation Screen</w:t>
+        <w:t xml:space="preserve">2.7 Lead Escalation Queue</w:t>
       </w:r>
     </w:p>
     <w:tbl>
@@ -16897,7 +18135,7 @@
                 <w:sz w:val="18"/>
                 <w:szCs w:val="18"/>
               </w:rPr>
-              <w:t xml:space="preserve">Compliance/Clinical Quality Officer</w:t>
+              <w:t xml:space="preserve">Membership and Customer Success Lead only</w:t>
             </w:r>
           </w:p>
         </w:tc>
@@ -16942,7 +18180,7 @@
                 <w:sz w:val="18"/>
                 <w:szCs w:val="18"/>
               </w:rPr>
-              <w:t xml:space="preserve">Investigate and manage a single Incident Case (safety, clinical, or operational) from report through closure.</w:t>
+              <w:t xml:space="preserve">Cross-cutting queue aggregating exceptions and escalations raised by Agents needing Lead review or approval.</w:t>
             </w:r>
           </w:p>
         </w:tc>
@@ -16987,7 +18225,7 @@
                 <w:sz w:val="18"/>
                 <w:szCs w:val="18"/>
               </w:rPr>
-              <w:t xml:space="preserve">Incident Case ID, linked Member/patient, linked Vehicle/Crew Record (if ambulance-related), incident type/severity, narrative timeline, linked Complaint Case (if origin), investigation findings, corrective actions, status (Reported, Under Investigation, Corrective Action, Closed)</w:t>
+              <w:t xml:space="preserve">Escalation type (Plan Change override, Complaint Case escalation, suspension/reinstatement exception), source Agent, linked Member, age/SLA, priority; a banner indicating a Backup Lead is covering, if one is active (same continuity pattern as 1.9's Backup Finance Manager)</w:t>
             </w:r>
           </w:p>
         </w:tc>
@@ -17032,7 +18270,7 @@
                 <w:sz w:val="18"/>
                 <w:szCs w:val="18"/>
               </w:rPr>
-              <w:t xml:space="preserve">Add investigation note; assign investigator; record findings; define corrective action with owner and due date; link related Incident Cases; close case</w:t>
+              <w:t xml:space="preserve">Filter by type/age; open underlying case; approve/deny with comment; reassign to another Agent; escalate further to Compliance; designate/end a Backup Lead covering period</w:t>
             </w:r>
           </w:p>
         </w:tc>
@@ -17077,7 +18315,7 @@
                 <w:sz w:val="18"/>
                 <w:szCs w:val="18"/>
               </w:rPr>
-              <w:t xml:space="preserve">From: Incident Case List (3.0), Complaint Case screen (Membership module escalation), or regulatory alert. To: Regulatory Reporting Calendar/Tracker (if reportable); Credential Expiry Dashboard (if staff-competency related)</w:t>
+              <w:t xml:space="preserve">From: platform home or any Agent-submitted escalation action. To: Member Detail, Plan Change, Complaint Case screens</w:t>
             </w:r>
           </w:p>
         </w:tc>
@@ -17122,7 +18360,52 @@
                 <w:sz w:val="18"/>
                 <w:szCs w:val="18"/>
               </w:rPr>
-              <w:t xml:space="preserve">Cannot close case with open corrective actions; reportable-incident flag blocks closure until regulatory filing status is confirmed</w:t>
+              <w:t xml:space="preserve">Denial requires comment returned to submitting Agent; items past SLA flagged for priority handling</w:t>
+            </w:r>
+          </w:p>
+        </w:tc>
+      </w:tr>
+      <w:tr>
+        <w:trPr>
+          <w:cantSplit/>
+        </w:trPr>
+        <w:tc>
+          <w:tcPr>
+            <w:tcW w:type="dxa" w:w="4680"/>
+            <w:tcMar>
+              <w:top w:type="dxa" w:w="90"/>
+              <w:left w:type="dxa" w:w="110"/>
+              <w:bottom w:type="dxa" w:w="90"/>
+              <w:right w:type="dxa" w:w="110"/>
+            </w:tcMar>
+          </w:tcPr>
+          <w:p>
+            <w:r>
+              <w:rPr>
+                <w:sz w:val="18"/>
+                <w:szCs w:val="18"/>
+              </w:rPr>
+              <w:t xml:space="preserve">Empty state</w:t>
+            </w:r>
+          </w:p>
+        </w:tc>
+        <w:tc>
+          <w:tcPr>
+            <w:tcW w:type="dxa" w:w="4680"/>
+            <w:tcMar>
+              <w:top w:type="dxa" w:w="90"/>
+              <w:left w:type="dxa" w:w="110"/>
+              <w:bottom w:type="dxa" w:w="90"/>
+              <w:right w:type="dxa" w:w="110"/>
+            </w:tcMar>
+          </w:tcPr>
+          <w:p>
+            <w:r>
+              <w:rPr>
+                <w:sz w:val="18"/>
+                <w:szCs w:val="18"/>
+              </w:rPr>
+              <w:t xml:space="preserve">"Nothing awaiting your review" as a positive confirmation state</w:t>
             </w:r>
           </w:p>
         </w:tc>
@@ -17143,7 +18426,7 @@
         <w:pStyle w:val="Heading2"/>
       </w:pPr>
       <w:r>
-        <w:t xml:space="preserve">3.2 Credentialing / Onboarding Verification Queue</w:t>
+        <w:t xml:space="preserve">2.8 Customer Success Lead Quality-Review Sampling Screen</w:t>
       </w:r>
     </w:p>
     <w:tbl>
@@ -17256,7 +18539,7 @@
                 <w:sz w:val="18"/>
                 <w:szCs w:val="18"/>
               </w:rPr>
-              <w:t xml:space="preserve">Compliance/Clinical Quality Officer</w:t>
+              <w:t xml:space="preserve">Membership and Customer Success Lead only</w:t>
             </w:r>
           </w:p>
         </w:tc>
@@ -17301,7 +18584,7 @@
                 <w:sz w:val="18"/>
                 <w:szCs w:val="18"/>
               </w:rPr>
-              <w:t xml:space="preserve">Track the full new-clinician credentialing process from primary-source verification through independent scheduling eligibility — not just a generic document checklist.</w:t>
+              <w:t xml:space="preserve">Conduct the periodic review of a system-drawn sample of Agent-handled cases — not only the ones escalated to the Lead — to catch a service-quality pattern before it becomes a complaint trend, mirroring 1.12's Finance Manager equivalent; and, distinct from that per-Agent sampling, surface an org-wide complaint and win-back trend view for spotting a systemic issue rather than any one Agent's individual performance.</w:t>
             </w:r>
           </w:p>
         </w:tc>
@@ -17346,7 +18629,7 @@
                 <w:sz w:val="18"/>
                 <w:szCs w:val="18"/>
               </w:rPr>
-              <w:t xml:space="preserve">Candidate/staff name, role applied for; a structured checklist reflecting every distinct verification step: primary-source license verification (issuing body contacted, response received, outcome), background/police-record check (status, outcome), professional indemnity/malpractice insurance confirmation (current, expiry), scope-of-practice grant (exactly which service types and acuity levels this individual is credentialed for — not a blanket yes/no), supervised-orientation/shadowing period status and supervising clinician's sign-off; overall clearance status (Not Verified, Restricted — supervised only, Fully Cleared); a case-age indicator with an "aged-open" flag distinct from normal in-progress status, raised when a case has been open longer than the standard verification window because the issuing body hasn't responded</w:t>
+              <w:t xml:space="preserve">A sampled set of recent Agent decisions (plan changes processed, complaints resolved, win-back outreach outcomes) drawn automatically across all Agents; each item's original handling and any prior review outcome; aggregate resolution-time and complaint-recurrence metrics per Agent; a separate Organization-Wide Trend panel (not scoped to any individual Agent) showing org-wide complaint volume and category trend over time and the org-wide win-back conversion rate, framed for spotting a systemic issue (e.g., a plan, branch, or policy driving a rise in complaints) rather than an individual Agent's performance</w:t>
             </w:r>
           </w:p>
         </w:tc>
@@ -17391,7 +18674,7 @@
                 <w:sz w:val="18"/>
                 <w:szCs w:val="18"/>
               </w:rPr>
-              <w:t xml:space="preserve">Mark each checklist item verified/rejected independently (not a single overall toggle); record the scope-of-practice grant, which technically propagates to the Scheduling/Emergency Dispatcher's assignment engine so an under-scoped clinician cannot be assigned outside their granted scope; record supervising clinician's sign-off; escalate an aged-open case for issuing-body follow-up; clear staff member for activation (routes to User Account activation in 4.1); reject/hold onboarding</w:t>
+              <w:t xml:space="preserve">Mark a sampled case as Consistent or Flag for Follow-Up; add a coaching note visible to the reviewed Agent; escalate a pattern to a documented performance conversation tracked outside this system; drill from the Organization-Wide Trend panel into the specific complaint category, plan, or branch driving an anomaly; close the sampling cycle</w:t>
             </w:r>
           </w:p>
         </w:tc>
@@ -17436,7 +18719,7 @@
                 <w:sz w:val="18"/>
                 <w:szCs w:val="18"/>
               </w:rPr>
-              <w:t xml:space="preserve">From: module launcher or IT Administration's new User Account creation trigger. To: User Account screen (IT module, cross-link to activate access); Credential Expiry Tracking Dashboard; Compensation Profile Setup Screen (1.11, once cleared)</w:t>
+              <w:t xml:space="preserve">From: module launcher, on the standing monthly cadence. To: the specific underlying Member Detail, Plan Change, or Complaint Case screen for a sampled item</w:t>
             </w:r>
           </w:p>
         </w:tc>
@@ -17481,7 +18764,7 @@
                 <w:sz w:val="18"/>
                 <w:szCs w:val="18"/>
               </w:rPr>
-              <w:t xml:space="preserve">Cannot mark full clearance while any required item is Pending or Rejected; expired document at intake blocks verification; a Restricted (supervised-only) clearance is enforced technically on the assignment engine, not left as a note for dispatchers to remember; aged-open cases beyond the standard window auto-escalate rather than sitting silently</w:t>
+              <w:t xml:space="preserve">Cannot close a sampling cycle with a flagged item that has no follow-up note recorded</w:t>
             </w:r>
           </w:p>
         </w:tc>
@@ -17526,7 +18809,7 @@
                 <w:sz w:val="18"/>
                 <w:szCs w:val="18"/>
               </w:rPr>
-              <w:t xml:space="preserve">"No onboarding cases in progress" as a positive confirmation state</w:t>
+              <w:t xml:space="preserve">"No Agent decisions this period" using the same positive-confirmation treatment as 1.12</w:t>
             </w:r>
           </w:p>
         </w:tc>
@@ -17547,7 +18830,7 @@
         <w:pStyle w:val="Heading2"/>
       </w:pPr>
       <w:r>
-        <w:t xml:space="preserve">3.3 Credential Expiry Tracking Dashboard</w:t>
+        <w:t xml:space="preserve">2.9 Renewal Reminder Queue</w:t>
       </w:r>
     </w:p>
     <w:tbl>
@@ -17660,7 +18943,7 @@
                 <w:sz w:val="18"/>
                 <w:szCs w:val="18"/>
               </w:rPr>
-              <w:t xml:space="preserve">Compliance/Clinical Quality Officer</w:t>
+              <w:t xml:space="preserve">Membership and Customer Success Agent (works the queue, handles at-risk renewals); Lead (oversight across the full queue, reassigns)</w:t>
             </w:r>
           </w:p>
         </w:tc>
@@ -17705,7 +18988,7 @@
                 <w:sz w:val="18"/>
                 <w:szCs w:val="18"/>
               </w:rPr>
-              <w:t xml:space="preserve">Monitor upcoming and past-due credential expirations across all active clinical/crew staff.</w:t>
+              <w:t xml:space="preserve">Show every upcoming Membership renewal against its reminder cadence and track how each individual reminder actually landed — the screen behind the Renewal Reminders journey, which previously had no screen of its own at all.</w:t>
             </w:r>
           </w:p>
         </w:tc>
@@ -17750,7 +19033,7 @@
                 <w:sz w:val="18"/>
                 <w:szCs w:val="18"/>
               </w:rPr>
-              <w:t xml:space="preserve">Staff name, role, credential type, expiry date, days remaining/overdue, renewal status, branch</w:t>
+              <w:t xml:space="preserve">Member name/ID, plan, renewal date, cadence stage reached (T-14, T-7, T-3, T-0), delivery/engagement detail per reminder sent (channel, sent date, delivered/opened/clicked, or failed), the Member's marketing-communication opt-out status, and — kept clearly distinct from that opt-out — the delivery status of the transactional renewal reminder itself, since a transactional renewal reminder must still be sent and tracked even when a Member has opted out of marketing messages</w:t>
             </w:r>
           </w:p>
         </w:tc>
@@ -17795,7 +19078,7 @@
                 <w:sz w:val="18"/>
                 <w:szCs w:val="18"/>
               </w:rPr>
-              <w:t xml:space="preserve">Filter by expiry window/role/branch; send renewal reminder; mark renewed with new expiry date; flag for suspension if lapsed</w:t>
+              <w:t xml:space="preserve">Filter by cadence stage/delivery status/branch; resend a failed reminder manually; view full engagement detail for a reminder; escalate a renewal showing no engagement through T-0 to Agent outreach</w:t>
             </w:r>
           </w:p>
         </w:tc>
@@ -17840,7 +19123,7 @@
                 <w:sz w:val="18"/>
                 <w:szCs w:val="18"/>
               </w:rPr>
-              <w:t xml:space="preserve">From: module launcher or Incident Case (if incident tied to expired credential). To: Credentialing Verification Queue (renewal documentation); User Account screen (IT module, to suspend access if lapsed)</w:t>
+              <w:t xml:space="preserve">From: module launcher. To: Member Detail screen; Renewal Reminder Configuration screen (2.10, Lead only)</w:t>
             </w:r>
           </w:p>
         </w:tc>
@@ -17885,7 +19168,7 @@
                 <w:sz w:val="18"/>
                 <w:szCs w:val="18"/>
               </w:rPr>
-              <w:t xml:space="preserve">Overdue credential auto-flags staff record; cannot clear flag without renewal documentation attached</w:t>
+              <w:t xml:space="preserve">A marketing opt-out can never suppress a transactional renewal reminder — the screen blocks any attempt to treat the two as the same suppression flag; a reminder that fails delivery beyond the retry threshold flags for manual Agent follow-up rather than silently dropping</w:t>
             </w:r>
           </w:p>
         </w:tc>
@@ -17930,7 +19213,7 @@
                 <w:sz w:val="18"/>
                 <w:szCs w:val="18"/>
               </w:rPr>
-              <w:t xml:space="preserve">"No credentials expiring in the selected window" as a positive confirmation state</w:t>
+              <w:t xml:space="preserve">"No renewals due in the selected window" as a positive confirmation state</w:t>
             </w:r>
           </w:p>
         </w:tc>
@@ -17951,7 +19234,7 @@
         <w:pStyle w:val="Heading2"/>
       </w:pPr>
       <w:r>
-        <w:t xml:space="preserve">3.4 Controlled-Substance Audit Screen</w:t>
+        <w:t xml:space="preserve">2.10 Renewal Reminder Configuration Screen</w:t>
       </w:r>
     </w:p>
     <w:tbl>
@@ -18064,7 +19347,7 @@
                 <w:sz w:val="18"/>
                 <w:szCs w:val="18"/>
               </w:rPr>
-              <w:t xml:space="preserve">Compliance/Clinical Quality Officer</w:t>
+              <w:t xml:space="preserve">Membership and Customer Success Lead only</w:t>
             </w:r>
           </w:p>
         </w:tc>
@@ -18109,7 +19392,7 @@
                 <w:sz w:val="18"/>
                 <w:szCs w:val="18"/>
               </w:rPr>
-              <w:t xml:space="preserve">Reconcile controlled-substance administration/inventory records against Clinical Note billing-code extracts and crew logs to detect discrepancies.</w:t>
+              <w:t xml:space="preserve">Configure the renewal-reminder cadence and message templates that drive the Renewal Reminder Queue (2.9) — the screen behind the Lead's explicitly-granted authority to configure reminder cadence and templates.</w:t>
             </w:r>
           </w:p>
         </w:tc>
@@ -18154,7 +19437,7 @@
                 <w:sz w:val="18"/>
                 <w:szCs w:val="18"/>
               </w:rPr>
-              <w:t xml:space="preserve">Substance/lot, assigned Vehicle/Crew Record, dispensed quantity vs. administered/documented quantity, discrepancy flag, linked Clinical Note reference (code extract only), audit period</w:t>
+              <w:t xml:space="preserve">Cadence stage list (T-14, T-7, T-3, T-0) with configurable day-offset per stage; delivery channel per stage (email, SMS, push); message template per stage and language; a classification per template as Transactional or Marketing, driving whether a Member's marketing opt-out can suppress it; change history/audit log</w:t>
             </w:r>
           </w:p>
         </w:tc>
@@ -18199,7 +19482,7 @@
                 <w:sz w:val="18"/>
                 <w:szCs w:val="18"/>
               </w:rPr>
-              <w:t xml:space="preserve">Reconcile line item; flag discrepancy for investigation (creates linked Incident Case); mark period audited; export audit log</w:t>
+              <w:t xml:space="preserve">Edit a cadence stage's day-offset; add/remove a cadence stage; edit and preview a message template; set a template's Transactional/Marketing classification; publish changes; view change history</w:t>
             </w:r>
           </w:p>
         </w:tc>
@@ -18244,7 +19527,7 @@
                 <w:sz w:val="18"/>
                 <w:szCs w:val="18"/>
               </w:rPr>
-              <w:t xml:space="preserve">From: module launcher. To: Incident Case Investigation screen (on discrepancy); Regulatory Reporting Calendar/Tracker</w:t>
+              <w:t xml:space="preserve">From: Renewal Reminder Queue (2.9) or module launcher. To: Renewal Reminder Queue (2.9)</w:t>
             </w:r>
           </w:p>
         </w:tc>
@@ -18289,7 +19572,7 @@
                 <w:sz w:val="18"/>
                 <w:szCs w:val="18"/>
               </w:rPr>
-              <w:t xml:space="preserve">Cannot mark period audited with unresolved discrepancies; access to full Clinical Note blocked, only billing-code extract visible, consistent with platform-wide restriction</w:t>
+              <w:t xml:space="preserve">A template carrying required renewal/statutory information cannot be classified as Marketing, since that would make it suppressible by an opt-out; cannot publish a template with an empty message body; every change is a mandatory, permanent audit-log entry</w:t>
             </w:r>
           </w:p>
         </w:tc>
@@ -18334,7 +19617,7 @@
                 <w:sz w:val="18"/>
                 <w:szCs w:val="18"/>
               </w:rPr>
-              <w:t xml:space="preserve">"No discrepancies in this audit period" as a positive confirmation state, shown only after the reconciliation itself completes — never shown by default before the audit has actually run, to avoid it being mistaken for "nothing to audit"</w:t>
+              <w:t xml:space="preserve">Not applicable — this screen manages standing configuration, not a list; it always shows the current cadence and templates, pre-populated with platform defaults until the Lead edits them</w:t>
             </w:r>
           </w:p>
         </w:tc>
@@ -18352,10 +19635,23 @@
     </w:p>
     <w:p>
       <w:pPr>
+        <w:pStyle w:val="Heading1"/>
+      </w:pPr>
+      <w:r>
+        <w:t xml:space="preserve">Module 3: Compliance and Governance</w:t>
+      </w:r>
+    </w:p>
+    <w:p>
+      <w:r>
+        <w:br w:type="page"/>
+      </w:r>
+    </w:p>
+    <w:p>
+      <w:pPr>
         <w:pStyle w:val="Heading2"/>
       </w:pPr>
       <w:r>
-        <w:t xml:space="preserve">3.5 DSAR Case List</w:t>
+        <w:t xml:space="preserve">3.0 Incident Case List</w:t>
       </w:r>
     </w:p>
     <w:tbl>
@@ -18513,7 +19809,7 @@
                 <w:sz w:val="18"/>
                 <w:szCs w:val="18"/>
               </w:rPr>
-              <w:t xml:space="preserve">The full worklist of DSAR Cases, previously only referenced in passing as a navigation source — given its own complete specification here.</w:t>
+              <w:t xml:space="preserve">The full worklist of Incident Cases, previously only referenced in passing as a navigation source from the Investigation Screen — given its own complete specification here.</w:t>
             </w:r>
           </w:p>
         </w:tc>
@@ -18558,7 +19854,7 @@
                 <w:sz w:val="18"/>
                 <w:szCs w:val="18"/>
               </w:rPr>
-              <w:t xml:space="preserve">DSAR Case ID, requestor, request type (access, deletion, correction), jurisdiction (Jamaica-domestic vs. UK-linked), status (Received, Identity Verification, In Progress, Fulfilled, Denied), statutory due date, at-risk flag as the deadline nears</w:t>
+              <w:t xml:space="preserve">Incident Case ID, category (clinical adverse event, medication error, vehicle accident, equipment failure, staff conduct, data breach, near-miss), severity, linked patient/Member or Vehicle/Crew Record, status (Reported, Under Investigation, Corrective Action, Closed), age, reportable-to-regulator flag</w:t>
             </w:r>
           </w:p>
         </w:tc>
@@ -18603,7 +19899,7 @@
                 <w:sz w:val="18"/>
                 <w:szCs w:val="18"/>
               </w:rPr>
-              <w:t xml:space="preserve">Filter by status/jurisdiction/due-date proximity; open DSAR Case Screen (3.6)</w:t>
+              <w:t xml:space="preserve">Filter by category/severity/status/age; open Incident Case Investigation Screen (3.1); create a new case directly (for a Compliance-initiated investigation not originating from a Complaint Case)</w:t>
             </w:r>
           </w:p>
         </w:tc>
@@ -18648,7 +19944,7 @@
                 <w:sz w:val="18"/>
                 <w:szCs w:val="18"/>
               </w:rPr>
-              <w:t xml:space="preserve">From: module launcher or intake alert. To: DSAR Case Screen (3.6)</w:t>
+              <w:t xml:space="preserve">From: module launcher. To: Incident Case Investigation Screen (3.1)</w:t>
             </w:r>
           </w:p>
         </w:tc>
@@ -18738,7 +20034,7 @@
                 <w:sz w:val="18"/>
                 <w:szCs w:val="18"/>
               </w:rPr>
-              <w:t xml:space="preserve">"No open DSAR requests" as a positive confirmation state</w:t>
+              <w:t xml:space="preserve">"No open Incident Cases" as a positive confirmation state — deliberately not styled as a neutral empty list, given the patient-safety significance of this being true</w:t>
             </w:r>
           </w:p>
         </w:tc>
@@ -18759,7 +20055,7 @@
         <w:pStyle w:val="Heading2"/>
       </w:pPr>
       <w:r>
-        <w:t xml:space="preserve">3.6 DSAR Case Screen</w:t>
+        <w:t xml:space="preserve">3.1 Incident Case Investigation Screen</w:t>
       </w:r>
     </w:p>
     <w:tbl>
@@ -18917,7 +20213,7 @@
                 <w:sz w:val="18"/>
                 <w:szCs w:val="18"/>
               </w:rPr>
-              <w:t xml:space="preserve">Manage a Data Subject Access Request from intake through fulfillment within regulatory deadline, including the deceased-patient-specific path.</w:t>
+              <w:t xml:space="preserve">Investigate and manage a single Incident Case (safety, clinical, or operational) from report through closure.</w:t>
             </w:r>
           </w:p>
         </w:tc>
@@ -18962,7 +20258,7 @@
                 <w:sz w:val="18"/>
                 <w:szCs w:val="18"/>
               </w:rPr>
-              <w:t xml:space="preserve">DSAR Case ID, requestor identity/verification status, request type (access, deletion, correction), scope of records requested, linked source records (Member, Clinical Note, Incident Case, etc.), statutory due date (tracked separately for Jamaica-domestic vs. UK-linked requests, since the deadlines differ), status (Received, Identity Verification, In Progress, Fulfilled, Denied); a distinct deceased-patient mode that, once selected, requires a probate/estate documentation type field (e.g., grant of probate, letters of administration, next-of-kin affidavit, per whichever jurisdiction applies) and a jurisdiction selector driving which post-mortem access rules apply, rather than reusing the standard living-patient identity-verification fields</w:t>
+              <w:t xml:space="preserve">Incident Case ID, linked Member/patient, linked Vehicle/Crew Record (if ambulance-related), incident type/severity, narrative timeline, linked Complaint Case (if origin), investigation findings, corrective actions, status (Reported, Under Investigation, Corrective Action, Closed)</w:t>
             </w:r>
           </w:p>
         </w:tc>
@@ -19007,7 +20303,7 @@
                 <w:sz w:val="18"/>
                 <w:szCs w:val="18"/>
               </w:rPr>
-              <w:t xml:space="preserve">Verify requestor identity (standard path) or verify estate/next-of-kin standing (deceased path, with the probate/estate document type recorded); scope/collect responsive records; redact third-party living individuals' data even from an otherwise-valid estate request; approve fulfillment package; deny with legal basis; close case</w:t>
+              <w:t xml:space="preserve">Add investigation note; assign investigator; record findings; define corrective action with owner and due date; link related Incident Cases; close case</w:t>
             </w:r>
           </w:p>
         </w:tc>
@@ -19052,7 +20348,7 @@
                 <w:sz w:val="18"/>
                 <w:szCs w:val="18"/>
               </w:rPr>
-              <w:t xml:space="preserve">From: DSAR Case List (3.5) or intake alert. To: Member Detail (Membership module, read-only reference); Regulatory Reporting Calendar/Tracker (deadline tracking)</w:t>
+              <w:t xml:space="preserve">From: Incident Case List (3.0), Complaint Case screen (Membership module escalation), or regulatory alert. To: Regulatory Reporting Calendar/Tracker (if reportable); Credential Expiry Dashboard (if staff-competency related)</w:t>
             </w:r>
           </w:p>
         </w:tc>
@@ -19097,7 +20393,7 @@
                 <w:sz w:val="18"/>
                 <w:szCs w:val="18"/>
               </w:rPr>
-              <w:t xml:space="preserve">Cannot fulfill without identity (or estate-standing) verification complete; statutory deadline countdown flags case as at-risk as due date nears, using the jurisdiction-specific deadline, not a single default; denial requires documented legal basis</w:t>
+              <w:t xml:space="preserve">Cannot close case with open corrective actions; reportable-incident flag blocks closure until regulatory filing status is confirmed</w:t>
             </w:r>
           </w:p>
         </w:tc>
@@ -19118,7 +20414,7 @@
         <w:pStyle w:val="Heading2"/>
       </w:pPr>
       <w:r>
-        <w:t xml:space="preserve">3.7 Regulatory Reporting Calendar / Tracker</w:t>
+        <w:t xml:space="preserve">3.2 Credentialing / Onboarding Verification Queue</w:t>
       </w:r>
     </w:p>
     <w:tbl>
@@ -19276,7 +20572,7 @@
                 <w:sz w:val="18"/>
                 <w:szCs w:val="18"/>
               </w:rPr>
-              <w:t xml:space="preserve">Track all recurring and ad hoc regulatory filing obligations and their submission status.</w:t>
+              <w:t xml:space="preserve">Track the full new-clinician credentialing process from primary-source verification through independent scheduling eligibility — not just a generic document checklist.</w:t>
             </w:r>
           </w:p>
         </w:tc>
@@ -19321,7 +20617,7 @@
                 <w:sz w:val="18"/>
                 <w:szCs w:val="18"/>
               </w:rPr>
-              <w:t xml:space="preserve">Filing/report name, regulator/jurisdiction (Jamaica MOHW and UK-facing obligations tracked separately), frequency, due date, status (Not Started, In Progress, Filed, Overdue), linked source case (Incident Case, DSAR Case, Controlled-Substance Audit)</w:t>
+              <w:t xml:space="preserve">Candidate/staff name, role applied for; a structured checklist reflecting every distinct verification step: primary-source license verification (issuing body contacted, response received, outcome), background/police-record check (status, outcome), professional indemnity/malpractice insurance confirmation (current, expiry), scope-of-practice grant (exactly which service types and acuity levels this individual is credentialed for — not a blanket yes/no), supervised-orientation/shadowing period status and supervising clinician's sign-off; overall clearance status (Not Verified, Restricted — supervised only, Fully Cleared); a case-age indicator with an "aged-open" flag distinct from normal in-progress status, raised when a case has been open longer than the standard verification window because the issuing body hasn't responded</w:t>
             </w:r>
           </w:p>
         </w:tc>
@@ -19366,7 +20662,7 @@
                 <w:sz w:val="18"/>
                 <w:szCs w:val="18"/>
               </w:rPr>
-              <w:t xml:space="preserve">Mark filing in progress/complete; attach filed document/confirmation; set reminder; link source case; log extension/exception</w:t>
+              <w:t xml:space="preserve">Mark each checklist item verified/rejected independently (not a single overall toggle); record the scope-of-practice grant, which technically propagates to the Scheduling/Emergency Dispatcher's assignment engine so an under-scoped clinician cannot be assigned outside their granted scope; record supervising clinician's sign-off; escalate an aged-open case for issuing-body follow-up; clear staff member for activation (routes to User Account activation in 4.1); reject/hold onboarding</w:t>
             </w:r>
           </w:p>
         </w:tc>
@@ -19411,7 +20707,7 @@
                 <w:sz w:val="18"/>
                 <w:szCs w:val="18"/>
               </w:rPr>
-              <w:t xml:space="preserve">From: module launcher, or auto-created link from Incident Case/Controlled-Substance Audit/DSAR Case when reportable. To: underlying case screen (Incident Case, DSAR Case, Controlled-Substance Audit)</w:t>
+              <w:t xml:space="preserve">From: module launcher or IT Administration's new User Account creation trigger. To: User Account screen (IT module, cross-link to activate access); Credential Expiry Tracking Dashboard; Compensation Profile Setup Screen (1.11, once cleared)</w:t>
             </w:r>
           </w:p>
         </w:tc>
@@ -19456,7 +20752,52 @@
                 <w:sz w:val="18"/>
                 <w:szCs w:val="18"/>
               </w:rPr>
-              <w:t xml:space="preserve">Overdue filings flagged and cannot be dismissed without documented reason; jurisdiction mismatch warning if wrong regulator selected for entity type</w:t>
+              <w:t xml:space="preserve">Cannot mark full clearance while any required item is Pending or Rejected; expired document at intake blocks verification; a Restricted (supervised-only) clearance is enforced technically on the assignment engine, not left as a note for dispatchers to remember; aged-open cases beyond the standard window auto-escalate rather than sitting silently</w:t>
+            </w:r>
+          </w:p>
+        </w:tc>
+      </w:tr>
+      <w:tr>
+        <w:trPr>
+          <w:cantSplit/>
+        </w:trPr>
+        <w:tc>
+          <w:tcPr>
+            <w:tcW w:type="dxa" w:w="4680"/>
+            <w:tcMar>
+              <w:top w:type="dxa" w:w="90"/>
+              <w:left w:type="dxa" w:w="110"/>
+              <w:bottom w:type="dxa" w:w="90"/>
+              <w:right w:type="dxa" w:w="110"/>
+            </w:tcMar>
+          </w:tcPr>
+          <w:p>
+            <w:r>
+              <w:rPr>
+                <w:sz w:val="18"/>
+                <w:szCs w:val="18"/>
+              </w:rPr>
+              <w:t xml:space="preserve">Empty state</w:t>
+            </w:r>
+          </w:p>
+        </w:tc>
+        <w:tc>
+          <w:tcPr>
+            <w:tcW w:type="dxa" w:w="4680"/>
+            <w:tcMar>
+              <w:top w:type="dxa" w:w="90"/>
+              <w:left w:type="dxa" w:w="110"/>
+              <w:bottom w:type="dxa" w:w="90"/>
+              <w:right w:type="dxa" w:w="110"/>
+            </w:tcMar>
+          </w:tcPr>
+          <w:p>
+            <w:r>
+              <w:rPr>
+                <w:sz w:val="18"/>
+                <w:szCs w:val="18"/>
+              </w:rPr>
+              <w:t xml:space="preserve">"No onboarding cases in progress" as a positive confirmation state</w:t>
             </w:r>
           </w:p>
         </w:tc>
@@ -19477,7 +20818,7 @@
         <w:pStyle w:val="Heading2"/>
       </w:pPr>
       <w:r>
-        <w:t xml:space="preserve">3.8 Clinical Quality Review and Addendum Screen</w:t>
+        <w:t xml:space="preserve">3.3 Credential Expiry Tracking Dashboard</w:t>
       </w:r>
     </w:p>
     <w:tbl>
@@ -19590,7 +20931,7 @@
                 <w:sz w:val="18"/>
                 <w:szCs w:val="18"/>
               </w:rPr>
-              <w:t xml:space="preserve">Medical Director / QA — a role named throughout the Enterprise Platform Specification with explicit audit and addendum authority over Home Doctor encounters and Care Plans, but with no screen of its own anywhere in this inventory until now</w:t>
+              <w:t xml:space="preserve">Compliance/Clinical Quality Officer</w:t>
             </w:r>
           </w:p>
         </w:tc>
@@ -19635,7 +20976,7 @@
                 <w:sz w:val="18"/>
                 <w:szCs w:val="18"/>
               </w:rPr>
-              <w:t xml:space="preserve">Support the two things Medical Director/QA actually does per the specification: sampled quality-assurance review of closed clinical encounters, and adding a formal, audit-logged addendum to a clinical record after it has locked (per the 24-hour lock rule established for Clinical Notes).</w:t>
+              <w:t xml:space="preserve">Monitor upcoming and past-due credential expirations across all active clinical/crew staff.</w:t>
             </w:r>
           </w:p>
         </w:tc>
@@ -19680,7 +21021,7 @@
                 <w:sz w:val="18"/>
                 <w:szCs w:val="18"/>
               </w:rPr>
-              <w:t xml:space="preserve">A system-drawn sample of recently-closed Home Doctor visit encounters and Care Plans, not self-selected by the reviewer; the full clinical note/plan content for a sampled item; any prior addendum history on a record; the specific field or finding an addendum is being added to.</w:t>
+              <w:t xml:space="preserve">Staff name, role, credential type, expiry date, days remaining/overdue, renewal status, branch</w:t>
             </w:r>
           </w:p>
         </w:tc>
@@ -19725,7 +21066,7 @@
                 <w:sz w:val="18"/>
                 <w:szCs w:val="18"/>
               </w:rPr>
-              <w:t xml:space="preserve">Mark a sampled encounter as meeting quality standards or flag it for follow-up; add a coaching note routed to the treating Doctor; add a formal addendum to a locked Clinical Note or Care Plan, with a mandatory reason and the addendum itself clearly marked as a later addition rather than an edit to the original record; escalate a pattern (not a single encounter) to Compliance/Clinical Quality Officer if it suggests a systemic issue rather than an individual one.</w:t>
+              <w:t xml:space="preserve">Filter by expiry window/role/branch; send renewal reminder; mark renewed with new expiry date; flag for suspension if lapsed</w:t>
             </w:r>
           </w:p>
         </w:tc>
@@ -19770,7 +21111,7 @@
                 <w:sz w:val="18"/>
                 <w:szCs w:val="18"/>
               </w:rPr>
-              <w:t xml:space="preserve">From: module launcher, on the standing sampling cadence; or directly from a Clinical Note/Care Plan reached via a cross-module link when an addendum is specifically needed. To: the underlying Clinical Note or Care Plan record (addendum appended, never overwriting); an Incident Case (Compliance module) if a sampled review reveals a genuine safety concern rather than a coaching-level finding.</w:t>
+              <w:t xml:space="preserve">From: module launcher or Incident Case (if incident tied to expired credential). To: Credentialing Verification Queue (renewal documentation); User Account screen (IT module, to suspend access if lapsed)</w:t>
             </w:r>
           </w:p>
         </w:tc>
@@ -19815,7 +21156,7 @@
                 <w:sz w:val="18"/>
                 <w:szCs w:val="18"/>
               </w:rPr>
-              <w:t xml:space="preserve">An addendum can never alter or remove the original locked content — it is always an append-only new entry with its own timestamp and author; cannot flag a systemic pattern without at least the minimum number of corroborating sampled instances defined by policy, to avoid over-reacting to a single case.</w:t>
+              <w:t xml:space="preserve">Overdue credential auto-flags staff record; cannot clear flag without renewal documentation attached</w:t>
             </w:r>
           </w:p>
         </w:tc>
@@ -19860,7 +21201,7 @@
                 <w:sz w:val="18"/>
                 <w:szCs w:val="18"/>
               </w:rPr>
-              <w:t xml:space="preserve">"No encounters due for review this cycle" as a positive confirmation state.</w:t>
+              <w:t xml:space="preserve">"No credentials expiring in the selected window" as a positive confirmation state</w:t>
             </w:r>
           </w:p>
         </w:tc>
@@ -19881,7 +21222,7 @@
         <w:pStyle w:val="Heading2"/>
       </w:pPr>
       <w:r>
-        <w:t xml:space="preserve">3.9 Safeguarding Case Screen</w:t>
+        <w:t xml:space="preserve">3.4 Controlled-Substance Audit Screen</w:t>
       </w:r>
     </w:p>
     <w:tbl>
@@ -19994,7 +21335,7 @@
                 <w:sz w:val="18"/>
                 <w:szCs w:val="18"/>
               </w:rPr>
-              <w:t xml:space="preserve">Clinical Safety Officer — a role named throughout the Enterprise Platform Specification with full access to the safeguarding module arising from Nurse and Home Health Aide mandatory-reporting triggers, but with no screen of its own anywhere in this inventory until now</w:t>
+              <w:t xml:space="preserve">Compliance/Clinical Quality Officer</w:t>
             </w:r>
           </w:p>
         </w:tc>
@@ -20039,7 +21380,7 @@
                 <w:sz w:val="18"/>
                 <w:szCs w:val="18"/>
               </w:rPr>
-              <w:t xml:space="preserve">Manage a safeguarding concern (abuse, neglect, or a vulnerable-persons protection matter) raised by a Nurse or Aide during a home visit, from intake through resolution or statutory referral — kept in a segregated, higher-restriction record distinct from a standard Incident Case, consistent with the heightened confidentiality safeguarding matters require.</w:t>
+              <w:t xml:space="preserve">Reconcile controlled-substance administration/inventory records against Clinical Note billing-code extracts and crew logs to detect discrepancies.</w:t>
             </w:r>
           </w:p>
         </w:tc>
@@ -20084,7 +21425,7 @@
                 <w:sz w:val="18"/>
                 <w:szCs w:val="18"/>
               </w:rPr>
-              <w:t xml:space="preserve">Safeguarding Case ID, linked patient (access restricted to this role and, on a need-to-know basis, Compliance/Clinical Quality Officer — never visible in the standard Incident Case list or Member Detail screen); the originating Nurse/Aide's structured safeguarding note; risk assessment; statutory-referral status if escalated to an external protection authority; status (Reported, Under Review, Referred Externally, Closed).</w:t>
+              <w:t xml:space="preserve">Substance/lot, assigned Vehicle/Crew Record, dispensed quantity vs. administered/documented quantity, discrepancy flag, linked Clinical Note reference (code extract only), audit period</w:t>
             </w:r>
           </w:p>
         </w:tc>
@@ -20129,7 +21470,7 @@
                 <w:sz w:val="18"/>
                 <w:szCs w:val="18"/>
               </w:rPr>
-              <w:t xml:space="preserve">Add a case note; conduct or record a risk assessment; determine whether statutory external referral thresholds are met; log an external referral with the receiving authority and reference; close the case with a documented outcome.</w:t>
+              <w:t xml:space="preserve">Reconcile line item; flag discrepancy for investigation (creates linked Incident Case); mark period audited; export audit log</w:t>
             </w:r>
           </w:p>
         </w:tc>
@@ -20174,7 +21515,7 @@
                 <w:sz w:val="18"/>
                 <w:szCs w:val="18"/>
               </w:rPr>
-              <w:t xml:space="preserve">From: a dedicated safeguarding intake alert (triggered automatically when a Nurse or Aide's mandatory-reporting flag fires during Clinical Documentation), not from the general Incident Case List, given the access-segregation requirement. To: nowhere within the general platform — this module is intentionally a closed loop, with only a de-identified, aggregate count (not case detail) ever surfacing to broader compliance reporting.</w:t>
+              <w:t xml:space="preserve">From: module launcher. To: Incident Case Investigation screen (on discrepancy); Regulatory Reporting Calendar/Tracker</w:t>
             </w:r>
           </w:p>
         </w:tc>
@@ -20219,7 +21560,7 @@
                 <w:sz w:val="18"/>
                 <w:szCs w:val="18"/>
               </w:rPr>
-              <w:t xml:space="preserve">Cannot be reached or deep-linked by any role other than Clinical Safety Officer (uses the platform-wide Access Denied state for any other attempt, logged as a high-priority audit event given the sensitivity); cannot close a case flagged as meeting external-referral thresholds without the referral itself being logged first.</w:t>
+              <w:t xml:space="preserve">Cannot mark period audited with unresolved discrepancies; access to full Clinical Note blocked, only billing-code extract visible, consistent with platform-wide restriction</w:t>
             </w:r>
           </w:p>
         </w:tc>
@@ -20264,7 +21605,7 @@
                 <w:sz w:val="18"/>
                 <w:szCs w:val="18"/>
               </w:rPr>
-              <w:t xml:space="preserve">"No open safeguarding cases" as a positive confirmation state.</w:t>
+              <w:t xml:space="preserve">"No discrepancies in this audit period" as a positive confirmation state, shown only after the reconciliation itself completes — never shown by default before the audit has actually run, to avoid it being mistaken for "nothing to audit"</w:t>
             </w:r>
           </w:p>
         </w:tc>
@@ -20282,23 +21623,10 @@
     </w:p>
     <w:p>
       <w:pPr>
-        <w:pStyle w:val="Heading1"/>
-      </w:pPr>
-      <w:r>
-        <w:t xml:space="preserve">Module 4: IT Administration</w:t>
-      </w:r>
-    </w:p>
-    <w:p>
-      <w:r>
-        <w:br w:type="page"/>
-      </w:r>
-    </w:p>
-    <w:p>
-      <w:pPr>
         <w:pStyle w:val="Heading2"/>
       </w:pPr>
       <w:r>
-        <w:t xml:space="preserve">4.1 User Account List / Management</w:t>
+        <w:t xml:space="preserve">3.5 DSAR Case List</w:t>
       </w:r>
     </w:p>
     <w:tbl>
@@ -20411,7 +21739,7 @@
                 <w:sz w:val="18"/>
                 <w:szCs w:val="18"/>
               </w:rPr>
-              <w:t xml:space="preserve">IT/System Administrator</w:t>
+              <w:t xml:space="preserve">Compliance/Clinical Quality Officer</w:t>
             </w:r>
           </w:p>
         </w:tc>
@@ -20456,7 +21784,7 @@
                 <w:sz w:val="18"/>
                 <w:szCs w:val="18"/>
               </w:rPr>
-              <w:t xml:space="preserve">View and manage all User Accounts across the platform, including status and access — covering both AFC-employed staff accounts and external Facility Partner accounts, which are provisioned through this same screen under a distinct account type rather than a separate, undocumented process.</w:t>
+              <w:t xml:space="preserve">The full worklist of DSAR Cases, previously only referenced in passing as a navigation source — given its own complete specification here.</w:t>
             </w:r>
           </w:p>
         </w:tc>
@@ -20501,7 +21829,7 @@
                 <w:sz w:val="18"/>
                 <w:szCs w:val="18"/>
               </w:rPr>
-              <w:t xml:space="preserve">User name, account type (Internal Staff or External Facility Partner), role(s) assigned (internal accounts only — a Facility Partner account has no internal role, only its Portal-scoped access), associated module access, account status (Active, Suspended, Deactivated, Pending Activation), last login, linked Credentialing clearance status (for clinical/crew roles); for a Facility Partner account, the specific facility it's associated with and which named individual at that facility it belongs to (never a shared facility-wide login, per the least-privilege principle already established for that role).</w:t>
+              <w:t xml:space="preserve">DSAR Case ID, requestor, request type (access, deletion, correction), jurisdiction (Jamaica-domestic vs. UK-linked), status (Received, Identity Verification, In Progress, Fulfilled, Denied), statutory due date, at-risk flag as the deadline nears</w:t>
             </w:r>
           </w:p>
         </w:tc>
@@ -20546,7 +21874,7 @@
                 <w:sz w:val="18"/>
                 <w:szCs w:val="18"/>
               </w:rPr>
-              <w:t xml:space="preserve">Create account (selecting Internal Staff or External Facility Partner at creation, which determines the rest of the form); for a Facility Partner account, associate it with a specific facility and send the account-activation invite directly to that individual; suspend/reactivate/deactivate; reset credentials; force password reset; view access history.</w:t>
+              <w:t xml:space="preserve">Filter by status/jurisdiction/due-date proximity; open DSAR Case Screen (3.6)</w:t>
             </w:r>
           </w:p>
         </w:tc>
@@ -20591,7 +21919,7 @@
                 <w:sz w:val="18"/>
                 <w:szCs w:val="18"/>
               </w:rPr>
-              <w:t xml:space="preserve">From: platform home or Credentialing Verification Queue (Compliance module trigger for new clinical staff). To: Role Assignment screen (internal accounts only); Access Review screen.</w:t>
+              <w:t xml:space="preserve">From: module launcher or intake alert. To: DSAR Case Screen (3.6)</w:t>
             </w:r>
           </w:p>
         </w:tc>
@@ -20636,7 +21964,52 @@
                 <w:sz w:val="18"/>
                 <w:szCs w:val="18"/>
               </w:rPr>
-              <w:t xml:space="preserve">Cannot activate clinical/crew role account without confirmed Credentialing clearance; duplicate-account warning on creation; a Facility Partner account cannot be assigned an internal role — the two account types are mutually exclusive, not layered.</w:t>
+              <w:t xml:space="preserve">None beyond navigation</w:t>
+            </w:r>
+          </w:p>
+        </w:tc>
+      </w:tr>
+      <w:tr>
+        <w:trPr>
+          <w:cantSplit/>
+        </w:trPr>
+        <w:tc>
+          <w:tcPr>
+            <w:tcW w:type="dxa" w:w="4680"/>
+            <w:tcMar>
+              <w:top w:type="dxa" w:w="90"/>
+              <w:left w:type="dxa" w:w="110"/>
+              <w:bottom w:type="dxa" w:w="90"/>
+              <w:right w:type="dxa" w:w="110"/>
+            </w:tcMar>
+          </w:tcPr>
+          <w:p>
+            <w:r>
+              <w:rPr>
+                <w:sz w:val="18"/>
+                <w:szCs w:val="18"/>
+              </w:rPr>
+              <w:t xml:space="preserve">Empty state</w:t>
+            </w:r>
+          </w:p>
+        </w:tc>
+        <w:tc>
+          <w:tcPr>
+            <w:tcW w:type="dxa" w:w="4680"/>
+            <w:tcMar>
+              <w:top w:type="dxa" w:w="90"/>
+              <w:left w:type="dxa" w:w="110"/>
+              <w:bottom w:type="dxa" w:w="90"/>
+              <w:right w:type="dxa" w:w="110"/>
+            </w:tcMar>
+          </w:tcPr>
+          <w:p>
+            <w:r>
+              <w:rPr>
+                <w:sz w:val="18"/>
+                <w:szCs w:val="18"/>
+              </w:rPr>
+              <w:t xml:space="preserve">"No open DSAR requests" as a positive confirmation state</w:t>
             </w:r>
           </w:p>
         </w:tc>
@@ -20657,7 +22030,7 @@
         <w:pStyle w:val="Heading2"/>
       </w:pPr>
       <w:r>
-        <w:t xml:space="preserve">4.2 Role Assignment Screen</w:t>
+        <w:t xml:space="preserve">3.6 DSAR Case Screen</w:t>
       </w:r>
     </w:p>
     <w:tbl>
@@ -20770,7 +22143,7 @@
                 <w:sz w:val="18"/>
                 <w:szCs w:val="18"/>
               </w:rPr>
-              <w:t xml:space="preserve">IT/System Administrator</w:t>
+              <w:t xml:space="preserve">Compliance/Clinical Quality Officer</w:t>
             </w:r>
           </w:p>
         </w:tc>
@@ -20815,7 +22188,7 @@
                 <w:sz w:val="18"/>
                 <w:szCs w:val="18"/>
               </w:rPr>
-              <w:t xml:space="preserve">Assign or modify the role(s) and corresponding module/permission set for a User Account, including designating time-boxed backup approvers for continuity (Backup Finance Manager, Backup Customer Success Lead).</w:t>
+              <w:t xml:space="preserve">Manage a Data Subject Access Request from intake through fulfillment within regulatory deadline, including the deceased-patient-specific path.</w:t>
             </w:r>
           </w:p>
         </w:tc>
@@ -20860,7 +22233,7 @@
                 <w:sz w:val="18"/>
                 <w:szCs w:val="18"/>
               </w:rPr>
-              <w:t xml:space="preserve">Current role(s), available roles (Finance/Billing Officer, Finance Manager, Membership and Customer Success Agent/Lead, Compliance/Clinical Quality Officer, IT/System Administrator, Operations Manager, Executive), permission summary per role, effective date; active backup-approver designations and their covering period</w:t>
+              <w:t xml:space="preserve">DSAR Case ID, requestor identity/verification status, request type (access, deletion, correction), scope of records requested, linked source records (Member, Clinical Note, Incident Case, etc.), statutory due date (tracked separately for Jamaica-domestic vs. UK-linked requests, since the deadlines differ), status (Received, Identity Verification, In Progress, Fulfilled, Denied); a distinct deceased-patient mode that, once selected, requires a probate/estate documentation type field (e.g., grant of probate, letters of administration, next-of-kin affidavit, per whichever jurisdiction applies) and a jurisdiction selector driving which post-mortem access rules apply, rather than reusing the standard living-patient identity-verification fields</w:t>
             </w:r>
           </w:p>
         </w:tc>
@@ -20905,7 +22278,7 @@
                 <w:sz w:val="18"/>
                 <w:szCs w:val="18"/>
               </w:rPr>
-              <w:t xml:space="preserve">Add/remove role; preview resulting permission set; apply change; require secondary approval for high-privilege roles (Finance Manager, Executive, IT Administrator); designate a time-boxed Backup Finance Manager or Backup Customer Success Lead with a defined start/end date</w:t>
+              <w:t xml:space="preserve">Verify requestor identity (standard path) or verify estate/next-of-kin standing (deceased path, with the probate/estate document type recorded); scope/collect responsive records; redact third-party living individuals' data even from an otherwise-valid estate request; approve fulfillment package; deny with legal basis; close case</w:t>
             </w:r>
           </w:p>
         </w:tc>
@@ -20950,7 +22323,7 @@
                 <w:sz w:val="18"/>
                 <w:szCs w:val="18"/>
               </w:rPr>
-              <w:t xml:space="preserve">From: User Account List/Management. To: User Account List/Management; Access Review screen</w:t>
+              <w:t xml:space="preserve">From: DSAR Case List (3.5) or intake alert. To: Member Detail (Membership module, read-only reference); Regulatory Reporting Calendar/Tracker (deadline tracking)</w:t>
             </w:r>
           </w:p>
         </w:tc>
@@ -20995,7 +22368,7 @@
                 <w:sz w:val="18"/>
                 <w:szCs w:val="18"/>
               </w:rPr>
-              <w:t xml:space="preserve">Assigning conflicting roles (e.g., Billing Officer plus Finance Manager approval authority on own submissions) triggers segregation-of-duties warning; high-privilege assignment requires second admin sign-off; a backup-approver designation with no end date is rejected, since it must be time-boxed by design</w:t>
+              <w:t xml:space="preserve">Cannot fulfill without identity (or estate-standing) verification complete; statutory deadline countdown flags case as at-risk as due date nears, using the jurisdiction-specific deadline, not a single default; denial requires documented legal basis</w:t>
             </w:r>
           </w:p>
         </w:tc>
@@ -21016,7 +22389,7 @@
         <w:pStyle w:val="Heading2"/>
       </w:pPr>
       <w:r>
-        <w:t xml:space="preserve">4.3 Access Review Screen (Periodic Attestation)</w:t>
+        <w:t xml:space="preserve">3.7 Regulatory Reporting Calendar / Tracker</w:t>
       </w:r>
     </w:p>
     <w:tbl>
@@ -21129,7 +22502,7 @@
                 <w:sz w:val="18"/>
                 <w:szCs w:val="18"/>
               </w:rPr>
-              <w:t xml:space="preserve">IT/System Administrator (runs/manages review); role owners (e.g., Finance Manager, Compliance Officer) attest to their team's access as reviewers within this screen</w:t>
+              <w:t xml:space="preserve">Compliance/Clinical Quality Officer</w:t>
             </w:r>
           </w:p>
         </w:tc>
@@ -21174,7 +22547,7 @@
                 <w:sz w:val="18"/>
                 <w:szCs w:val="18"/>
               </w:rPr>
-              <w:t xml:space="preserve">Conduct periodic attestation that each User Account's current access remains appropriate.</w:t>
+              <w:t xml:space="preserve">Track all recurring and ad hoc regulatory filing obligations and their submission status.</w:t>
             </w:r>
           </w:p>
         </w:tc>
@@ -21219,7 +22592,7 @@
                 <w:sz w:val="18"/>
                 <w:szCs w:val="18"/>
               </w:rPr>
-              <w:t xml:space="preserve">Review cycle period, User Account list with current roles, assigned reviewer/attester, attestation status (Pending, Attested, Flagged for Removal), last review date</w:t>
+              <w:t xml:space="preserve">Filing/report name, regulator/jurisdiction (Jamaica MOHW and UK-facing obligations tracked separately), frequency, due date, status (Not Started, In Progress, Filed, Overdue), linked source case (Incident Case, DSAR Case, Controlled-Substance Audit)</w:t>
             </w:r>
           </w:p>
         </w:tc>
@@ -21264,7 +22637,7 @@
                 <w:sz w:val="18"/>
                 <w:szCs w:val="18"/>
               </w:rPr>
-              <w:t xml:space="preserve">Assign reviewer; attest access as appropriate; flag access for removal; bulk-remind pending reviewers; close review cycle</w:t>
+              <w:t xml:space="preserve">Mark filing in progress/complete; attach filed document/confirmation; set reminder; link source case; log extension/exception</w:t>
             </w:r>
           </w:p>
         </w:tc>
@@ -21309,7 +22682,7 @@
                 <w:sz w:val="18"/>
                 <w:szCs w:val="18"/>
               </w:rPr>
-              <w:t xml:space="preserve">From: User Account List/Management or scheduled reminder. To: Role Assignment screen (to act on flagged removals)</w:t>
+              <w:t xml:space="preserve">From: module launcher, or auto-created link from Incident Case/Controlled-Substance Audit/DSAR Case when reportable. To: underlying case screen (Incident Case, DSAR Case, Controlled-Substance Audit)</w:t>
             </w:r>
           </w:p>
         </w:tc>
@@ -21354,52 +22727,7 @@
                 <w:sz w:val="18"/>
                 <w:szCs w:val="18"/>
               </w:rPr>
-              <w:t xml:space="preserve">Cannot close review cycle with outstanding unattested accounts; flagged-for-removal items require follow-up action logged before cycle closes</w:t>
-            </w:r>
-          </w:p>
-        </w:tc>
-      </w:tr>
-      <w:tr>
-        <w:trPr>
-          <w:cantSplit/>
-        </w:trPr>
-        <w:tc>
-          <w:tcPr>
-            <w:tcW w:type="dxa" w:w="4680"/>
-            <w:tcMar>
-              <w:top w:type="dxa" w:w="90"/>
-              <w:left w:type="dxa" w:w="110"/>
-              <w:bottom w:type="dxa" w:w="90"/>
-              <w:right w:type="dxa" w:w="110"/>
-            </w:tcMar>
-          </w:tcPr>
-          <w:p>
-            <w:r>
-              <w:rPr>
-                <w:sz w:val="18"/>
-                <w:szCs w:val="18"/>
-              </w:rPr>
-              <w:t xml:space="preserve">Empty state</w:t>
-            </w:r>
-          </w:p>
-        </w:tc>
-        <w:tc>
-          <w:tcPr>
-            <w:tcW w:type="dxa" w:w="4680"/>
-            <w:tcMar>
-              <w:top w:type="dxa" w:w="90"/>
-              <w:left w:type="dxa" w:w="110"/>
-              <w:bottom w:type="dxa" w:w="90"/>
-              <w:right w:type="dxa" w:w="110"/>
-            </w:tcMar>
-          </w:tcPr>
-          <w:p>
-            <w:r>
-              <w:rPr>
-                <w:sz w:val="18"/>
-                <w:szCs w:val="18"/>
-              </w:rPr>
-              <w:t xml:space="preserve">"All accounts attested" as a positive confirmation state once a cycle completes cleanly</w:t>
+              <w:t xml:space="preserve">Overdue filings flagged and cannot be dismissed without documented reason; jurisdiction mismatch warning if wrong regulator selected for entity type</w:t>
             </w:r>
           </w:p>
         </w:tc>
@@ -21420,7 +22748,7 @@
         <w:pStyle w:val="Heading2"/>
       </w:pPr>
       <w:r>
-        <w:t xml:space="preserve">4.4 System Configuration / Change-Request Screen</w:t>
+        <w:t xml:space="preserve">3.8 Clinical Quality Review and Addendum Screen</w:t>
       </w:r>
     </w:p>
     <w:tbl>
@@ -21533,7 +22861,7 @@
                 <w:sz w:val="18"/>
                 <w:szCs w:val="18"/>
               </w:rPr>
-              <w:t xml:space="preserve">IT/System Administrator</w:t>
+              <w:t xml:space="preserve">Medical Director / QA — a role named throughout the Enterprise Platform Specification with explicit audit and addendum authority over Home Doctor encounters and Care Plans, but with no screen of its own anywhere in this inventory until now</w:t>
             </w:r>
           </w:p>
         </w:tc>
@@ -21578,7 +22906,7 @@
                 <w:sz w:val="18"/>
                 <w:szCs w:val="18"/>
               </w:rPr>
-              <w:t xml:space="preserve">Submit, approve, and track requests to change platform configuration (e.g., new branch setup, integration settings, workflow rules).</w:t>
+              <w:t xml:space="preserve">Support the two things Medical Director/QA actually does per the specification: sampled quality-assurance review of closed clinical encounters, and adding a formal, audit-logged addendum to a clinical record after it has locked (per the 24-hour lock rule established for Clinical Notes).</w:t>
             </w:r>
           </w:p>
         </w:tc>
@@ -21623,7 +22951,7 @@
                 <w:sz w:val="18"/>
                 <w:szCs w:val="18"/>
               </w:rPr>
-              <w:t xml:space="preserve">Change Request ID, requested change description, requesting module/role, risk level, approval status, implementation date, rollback plan</w:t>
+              <w:t xml:space="preserve">A system-drawn sample of recently-closed Home Doctor visit encounters and Care Plans, not self-selected by the reviewer; the full clinical note/plan content for a sampled item; any prior addendum history on a record; the specific field or finding an addendum is being added to.</w:t>
             </w:r>
           </w:p>
         </w:tc>
@@ -21668,7 +22996,7 @@
                 <w:sz w:val="18"/>
                 <w:szCs w:val="18"/>
               </w:rPr>
-              <w:t xml:space="preserve">Submit change request; assess risk; approve/reject; schedule implementation; record rollback if needed; close request</w:t>
+              <w:t xml:space="preserve">Mark a sampled encounter as meeting quality standards or flag it for follow-up; add a coaching note routed to the treating Doctor; add a formal addendum to a locked Clinical Note or Care Plan, with a mandatory reason and the addendum itself clearly marked as a later addition rather than an edit to the original record; escalate a pattern (not a single encounter) to Compliance/Clinical Quality Officer if it suggests a systemic issue rather than an individual one.</w:t>
             </w:r>
           </w:p>
         </w:tc>
@@ -21713,7 +23041,7 @@
                 <w:sz w:val="18"/>
                 <w:szCs w:val="18"/>
               </w:rPr>
-              <w:t xml:space="preserve">From: module launcher or request raised from another module (e.g., Finance requesting new payer integration); receives the initiating request from the New Region/Branch Launch Wizard (5.6) for the technical/geofence configuration steps in that journey. To: none downstream within this screen set (terminal administrative record)</w:t>
+              <w:t xml:space="preserve">From: module launcher, on the standing sampling cadence; or directly from a Clinical Note/Care Plan reached via a cross-module link when an addendum is specifically needed. To: the underlying Clinical Note or Care Plan record (addendum appended, never overwriting); an Incident Case (Compliance module) if a sampled review reveals a genuine safety concern rather than a coaching-level finding.</w:t>
             </w:r>
           </w:p>
         </w:tc>
@@ -21758,7 +23086,7 @@
                 <w:sz w:val="18"/>
                 <w:szCs w:val="18"/>
               </w:rPr>
-              <w:t xml:space="preserve">High-risk changes require documented rollback plan before approval; cannot implement without recorded approval</w:t>
+              <w:t xml:space="preserve">An addendum can never alter or remove the original locked content — it is always an append-only new entry with its own timestamp and author; cannot flag a systemic pattern without at least the minimum number of corroborating sampled instances defined by policy, to avoid over-reacting to a single case.</w:t>
             </w:r>
           </w:p>
         </w:tc>
@@ -21803,7 +23131,7 @@
                 <w:sz w:val="18"/>
                 <w:szCs w:val="18"/>
               </w:rPr>
-              <w:t xml:space="preserve">"No open change requests" as a positive confirmation state</w:t>
+              <w:t xml:space="preserve">"No encounters due for review this cycle" as a positive confirmation state.</w:t>
             </w:r>
           </w:p>
         </w:tc>
@@ -21824,7 +23152,7 @@
         <w:pStyle w:val="Heading2"/>
       </w:pPr>
       <w:r>
-        <w:t xml:space="preserve">4.5 Backup / Security Incident Screen</w:t>
+        <w:t xml:space="preserve">3.9 Safeguarding Case Screen</w:t>
       </w:r>
     </w:p>
     <w:tbl>
@@ -21937,6 +23265,423 @@
                 <w:sz w:val="18"/>
                 <w:szCs w:val="18"/>
               </w:rPr>
+              <w:t xml:space="preserve">Clinical Safety Officer — a role named throughout the Enterprise Platform Specification with full access to the safeguarding module arising from Nurse and Home Health Aide mandatory-reporting triggers, but with no screen of its own anywhere in this inventory until now</w:t>
+            </w:r>
+          </w:p>
+        </w:tc>
+      </w:tr>
+      <w:tr>
+        <w:trPr>
+          <w:cantSplit/>
+        </w:trPr>
+        <w:tc>
+          <w:tcPr>
+            <w:tcW w:type="dxa" w:w="4680"/>
+            <w:tcMar>
+              <w:top w:type="dxa" w:w="90"/>
+              <w:left w:type="dxa" w:w="110"/>
+              <w:bottom w:type="dxa" w:w="90"/>
+              <w:right w:type="dxa" w:w="110"/>
+            </w:tcMar>
+          </w:tcPr>
+          <w:p>
+            <w:r>
+              <w:rPr>
+                <w:sz w:val="18"/>
+                <w:szCs w:val="18"/>
+              </w:rPr>
+              <w:t xml:space="preserve">Purpose</w:t>
+            </w:r>
+          </w:p>
+        </w:tc>
+        <w:tc>
+          <w:tcPr>
+            <w:tcW w:type="dxa" w:w="4680"/>
+            <w:tcMar>
+              <w:top w:type="dxa" w:w="90"/>
+              <w:left w:type="dxa" w:w="110"/>
+              <w:bottom w:type="dxa" w:w="90"/>
+              <w:right w:type="dxa" w:w="110"/>
+            </w:tcMar>
+          </w:tcPr>
+          <w:p>
+            <w:r>
+              <w:rPr>
+                <w:sz w:val="18"/>
+                <w:szCs w:val="18"/>
+              </w:rPr>
+              <w:t xml:space="preserve">Manage a safeguarding concern (abuse, neglect, or a vulnerable-persons protection matter) raised by a Nurse or Aide during a home visit, from intake through resolution or statutory referral — kept in a segregated, higher-restriction record distinct from a standard Incident Case, consistent with the heightened confidentiality safeguarding matters require.</w:t>
+            </w:r>
+          </w:p>
+        </w:tc>
+      </w:tr>
+      <w:tr>
+        <w:trPr>
+          <w:cantSplit/>
+        </w:trPr>
+        <w:tc>
+          <w:tcPr>
+            <w:tcW w:type="dxa" w:w="4680"/>
+            <w:tcMar>
+              <w:top w:type="dxa" w:w="90"/>
+              <w:left w:type="dxa" w:w="110"/>
+              <w:bottom w:type="dxa" w:w="90"/>
+              <w:right w:type="dxa" w:w="110"/>
+            </w:tcMar>
+          </w:tcPr>
+          <w:p>
+            <w:r>
+              <w:rPr>
+                <w:sz w:val="18"/>
+                <w:szCs w:val="18"/>
+              </w:rPr>
+              <w:t xml:space="preserve">Key info displayed</w:t>
+            </w:r>
+          </w:p>
+        </w:tc>
+        <w:tc>
+          <w:tcPr>
+            <w:tcW w:type="dxa" w:w="4680"/>
+            <w:tcMar>
+              <w:top w:type="dxa" w:w="90"/>
+              <w:left w:type="dxa" w:w="110"/>
+              <w:bottom w:type="dxa" w:w="90"/>
+              <w:right w:type="dxa" w:w="110"/>
+            </w:tcMar>
+          </w:tcPr>
+          <w:p>
+            <w:r>
+              <w:rPr>
+                <w:sz w:val="18"/>
+                <w:szCs w:val="18"/>
+              </w:rPr>
+              <w:t xml:space="preserve">Safeguarding Case ID, linked patient (access restricted to this role and, on a need-to-know basis, Compliance/Clinical Quality Officer — never visible in the standard Incident Case list or Member Detail screen); the originating Nurse/Aide's structured safeguarding note; risk assessment; statutory-referral status if escalated to an external protection authority; status (Reported, Under Review, Referred Externally, Closed).</w:t>
+            </w:r>
+          </w:p>
+        </w:tc>
+      </w:tr>
+      <w:tr>
+        <w:trPr>
+          <w:cantSplit/>
+        </w:trPr>
+        <w:tc>
+          <w:tcPr>
+            <w:tcW w:type="dxa" w:w="4680"/>
+            <w:tcMar>
+              <w:top w:type="dxa" w:w="90"/>
+              <w:left w:type="dxa" w:w="110"/>
+              <w:bottom w:type="dxa" w:w="90"/>
+              <w:right w:type="dxa" w:w="110"/>
+            </w:tcMar>
+          </w:tcPr>
+          <w:p>
+            <w:r>
+              <w:rPr>
+                <w:sz w:val="18"/>
+                <w:szCs w:val="18"/>
+              </w:rPr>
+              <w:t xml:space="preserve">Actions</w:t>
+            </w:r>
+          </w:p>
+        </w:tc>
+        <w:tc>
+          <w:tcPr>
+            <w:tcW w:type="dxa" w:w="4680"/>
+            <w:tcMar>
+              <w:top w:type="dxa" w:w="90"/>
+              <w:left w:type="dxa" w:w="110"/>
+              <w:bottom w:type="dxa" w:w="90"/>
+              <w:right w:type="dxa" w:w="110"/>
+            </w:tcMar>
+          </w:tcPr>
+          <w:p>
+            <w:r>
+              <w:rPr>
+                <w:sz w:val="18"/>
+                <w:szCs w:val="18"/>
+              </w:rPr>
+              <w:t xml:space="preserve">Add a case note; conduct or record a risk assessment; determine whether statutory external referral thresholds are met; log an external referral with the receiving authority and reference; close the case with a documented outcome.</w:t>
+            </w:r>
+          </w:p>
+        </w:tc>
+      </w:tr>
+      <w:tr>
+        <w:trPr>
+          <w:cantSplit/>
+        </w:trPr>
+        <w:tc>
+          <w:tcPr>
+            <w:tcW w:type="dxa" w:w="4680"/>
+            <w:tcMar>
+              <w:top w:type="dxa" w:w="90"/>
+              <w:left w:type="dxa" w:w="110"/>
+              <w:bottom w:type="dxa" w:w="90"/>
+              <w:right w:type="dxa" w:w="110"/>
+            </w:tcMar>
+          </w:tcPr>
+          <w:p>
+            <w:r>
+              <w:rPr>
+                <w:sz w:val="18"/>
+                <w:szCs w:val="18"/>
+              </w:rPr>
+              <w:t xml:space="preserve">Navigation</w:t>
+            </w:r>
+          </w:p>
+        </w:tc>
+        <w:tc>
+          <w:tcPr>
+            <w:tcW w:type="dxa" w:w="4680"/>
+            <w:tcMar>
+              <w:top w:type="dxa" w:w="90"/>
+              <w:left w:type="dxa" w:w="110"/>
+              <w:bottom w:type="dxa" w:w="90"/>
+              <w:right w:type="dxa" w:w="110"/>
+            </w:tcMar>
+          </w:tcPr>
+          <w:p>
+            <w:r>
+              <w:rPr>
+                <w:sz w:val="18"/>
+                <w:szCs w:val="18"/>
+              </w:rPr>
+              <w:t xml:space="preserve">From: a dedicated safeguarding intake alert (triggered automatically when a Nurse or Aide's mandatory-reporting flag fires during Clinical Documentation), not from the general Incident Case List, given the access-segregation requirement. To: nowhere within the general platform — this module is intentionally a closed loop, with only a de-identified, aggregate count (not case detail) ever surfacing to broader compliance reporting.</w:t>
+            </w:r>
+          </w:p>
+        </w:tc>
+      </w:tr>
+      <w:tr>
+        <w:trPr>
+          <w:cantSplit/>
+        </w:trPr>
+        <w:tc>
+          <w:tcPr>
+            <w:tcW w:type="dxa" w:w="4680"/>
+            <w:tcMar>
+              <w:top w:type="dxa" w:w="90"/>
+              <w:left w:type="dxa" w:w="110"/>
+              <w:bottom w:type="dxa" w:w="90"/>
+              <w:right w:type="dxa" w:w="110"/>
+            </w:tcMar>
+          </w:tcPr>
+          <w:p>
+            <w:r>
+              <w:rPr>
+                <w:sz w:val="18"/>
+                <w:szCs w:val="18"/>
+              </w:rPr>
+              <w:t xml:space="preserve">Validation/errors</w:t>
+            </w:r>
+          </w:p>
+        </w:tc>
+        <w:tc>
+          <w:tcPr>
+            <w:tcW w:type="dxa" w:w="4680"/>
+            <w:tcMar>
+              <w:top w:type="dxa" w:w="90"/>
+              <w:left w:type="dxa" w:w="110"/>
+              <w:bottom w:type="dxa" w:w="90"/>
+              <w:right w:type="dxa" w:w="110"/>
+            </w:tcMar>
+          </w:tcPr>
+          <w:p>
+            <w:r>
+              <w:rPr>
+                <w:sz w:val="18"/>
+                <w:szCs w:val="18"/>
+              </w:rPr>
+              <w:t xml:space="preserve">Cannot be reached or deep-linked by any role other than Clinical Safety Officer (uses the platform-wide Access Denied state for any other attempt, logged as a high-priority audit event given the sensitivity); cannot close a case flagged as meeting external-referral thresholds without the referral itself being logged first.</w:t>
+            </w:r>
+          </w:p>
+        </w:tc>
+      </w:tr>
+      <w:tr>
+        <w:trPr>
+          <w:cantSplit/>
+        </w:trPr>
+        <w:tc>
+          <w:tcPr>
+            <w:tcW w:type="dxa" w:w="4680"/>
+            <w:tcMar>
+              <w:top w:type="dxa" w:w="90"/>
+              <w:left w:type="dxa" w:w="110"/>
+              <w:bottom w:type="dxa" w:w="90"/>
+              <w:right w:type="dxa" w:w="110"/>
+            </w:tcMar>
+          </w:tcPr>
+          <w:p>
+            <w:r>
+              <w:rPr>
+                <w:sz w:val="18"/>
+                <w:szCs w:val="18"/>
+              </w:rPr>
+              <w:t xml:space="preserve">Empty state</w:t>
+            </w:r>
+          </w:p>
+        </w:tc>
+        <w:tc>
+          <w:tcPr>
+            <w:tcW w:type="dxa" w:w="4680"/>
+            <w:tcMar>
+              <w:top w:type="dxa" w:w="90"/>
+              <w:left w:type="dxa" w:w="110"/>
+              <w:bottom w:type="dxa" w:w="90"/>
+              <w:right w:type="dxa" w:w="110"/>
+            </w:tcMar>
+          </w:tcPr>
+          <w:p>
+            <w:r>
+              <w:rPr>
+                <w:sz w:val="18"/>
+                <w:szCs w:val="18"/>
+              </w:rPr>
+              <w:t xml:space="preserve">"No open safeguarding cases" as a positive confirmation state.</w:t>
+            </w:r>
+          </w:p>
+        </w:tc>
+      </w:tr>
+    </w:tbl>
+    <w:p>
+      <w:pPr>
+        <w:spacing w:after="160"/>
+      </w:pPr>
+    </w:p>
+    <w:p>
+      <w:r>
+        <w:br w:type="page"/>
+      </w:r>
+    </w:p>
+    <w:p>
+      <w:pPr>
+        <w:pStyle w:val="Heading1"/>
+      </w:pPr>
+      <w:r>
+        <w:t xml:space="preserve">Module 4: IT Administration</w:t>
+      </w:r>
+    </w:p>
+    <w:p>
+      <w:r>
+        <w:br w:type="page"/>
+      </w:r>
+    </w:p>
+    <w:p>
+      <w:pPr>
+        <w:pStyle w:val="Heading2"/>
+      </w:pPr>
+      <w:r>
+        <w:t xml:space="preserve">4.1 User Account List / Management</w:t>
+      </w:r>
+    </w:p>
+    <w:tbl>
+      <w:tblPr>
+        <w:tblW w:type="dxa" w:w="9360"/>
+        <w:tblBorders>
+          <w:top w:val="single" w:color="D8D2C2" w:sz="4"/>
+          <w:left w:val="single" w:color="D8D2C2" w:sz="4"/>
+          <w:bottom w:val="single" w:color="D8D2C2" w:sz="4"/>
+          <w:right w:val="single" w:color="D8D2C2" w:sz="4"/>
+          <w:insideH w:val="single" w:color="D8D2C2" w:sz="4"/>
+          <w:insideV w:val="single" w:color="D8D2C2" w:sz="4"/>
+        </w:tblBorders>
+      </w:tblPr>
+      <w:tblGrid>
+        <w:gridCol w:w="4680"/>
+        <w:gridCol w:w="4680"/>
+      </w:tblGrid>
+      <w:tr>
+        <w:trPr>
+          <w:cantSplit/>
+          <w:tblHeader/>
+        </w:trPr>
+        <w:tc>
+          <w:tcPr>
+            <w:tcW w:type="dxa" w:w="4680"/>
+            <w:shd w:fill="16423C" w:val="clear"/>
+            <w:tcMar>
+              <w:top w:type="dxa" w:w="90"/>
+              <w:left w:type="dxa" w:w="110"/>
+              <w:bottom w:type="dxa" w:w="90"/>
+              <w:right w:type="dxa" w:w="110"/>
+            </w:tcMar>
+          </w:tcPr>
+          <w:p>
+            <w:r>
+              <w:rPr>
+                <w:b/>
+                <w:bCs/>
+                <w:color w:val="FFFFFF"/>
+                <w:sz w:val="18"/>
+                <w:szCs w:val="18"/>
+              </w:rPr>
+              <w:t xml:space="preserve">Field</w:t>
+            </w:r>
+          </w:p>
+        </w:tc>
+        <w:tc>
+          <w:tcPr>
+            <w:tcW w:type="dxa" w:w="4680"/>
+            <w:shd w:fill="16423C" w:val="clear"/>
+            <w:tcMar>
+              <w:top w:type="dxa" w:w="90"/>
+              <w:left w:type="dxa" w:w="110"/>
+              <w:bottom w:type="dxa" w:w="90"/>
+              <w:right w:type="dxa" w:w="110"/>
+            </w:tcMar>
+          </w:tcPr>
+          <w:p>
+            <w:r>
+              <w:rPr>
+                <w:b/>
+                <w:bCs/>
+                <w:color w:val="FFFFFF"/>
+                <w:sz w:val="18"/>
+                <w:szCs w:val="18"/>
+              </w:rPr>
+              <w:t xml:space="preserve">Detail</w:t>
+            </w:r>
+          </w:p>
+        </w:tc>
+      </w:tr>
+      <w:tr>
+        <w:trPr>
+          <w:cantSplit/>
+        </w:trPr>
+        <w:tc>
+          <w:tcPr>
+            <w:tcW w:type="dxa" w:w="4680"/>
+            <w:tcMar>
+              <w:top w:type="dxa" w:w="90"/>
+              <w:left w:type="dxa" w:w="110"/>
+              <w:bottom w:type="dxa" w:w="90"/>
+              <w:right w:type="dxa" w:w="110"/>
+            </w:tcMar>
+          </w:tcPr>
+          <w:p>
+            <w:r>
+              <w:rPr>
+                <w:sz w:val="18"/>
+                <w:szCs w:val="18"/>
+              </w:rPr>
+              <w:t xml:space="preserve">Roles</w:t>
+            </w:r>
+          </w:p>
+        </w:tc>
+        <w:tc>
+          <w:tcPr>
+            <w:tcW w:type="dxa" w:w="4680"/>
+            <w:tcMar>
+              <w:top w:type="dxa" w:w="90"/>
+              <w:left w:type="dxa" w:w="110"/>
+              <w:bottom w:type="dxa" w:w="90"/>
+              <w:right w:type="dxa" w:w="110"/>
+            </w:tcMar>
+          </w:tcPr>
+          <w:p>
+            <w:r>
+              <w:rPr>
+                <w:sz w:val="18"/>
+                <w:szCs w:val="18"/>
+              </w:rPr>
               <w:t xml:space="preserve">IT/System Administrator</w:t>
             </w:r>
           </w:p>
@@ -21982,7 +23727,7 @@
                 <w:sz w:val="18"/>
                 <w:szCs w:val="18"/>
               </w:rPr>
-              <w:t xml:space="preserve">Track system backup status and manage security incident response (distinct from clinical Incident Case).</w:t>
+              <w:t xml:space="preserve">View and manage all User Accounts across the platform, including status and access — covering both AFC-employed staff accounts and external Facility Partner accounts, which are provisioned through this same screen under a distinct account type rather than a separate, undocumented process.</w:t>
             </w:r>
           </w:p>
         </w:tc>
@@ -22027,7 +23772,7 @@
                 <w:sz w:val="18"/>
                 <w:szCs w:val="18"/>
               </w:rPr>
-              <w:t xml:space="preserve">Backup job log (schedule, last successful run, failure alerts), security incident list (type, affected systems/accounts, detection date, severity, containment status), remediation actions</w:t>
+              <w:t xml:space="preserve">User name, account type (Internal Staff or External Facility Partner), role(s) assigned (internal accounts only — a Facility Partner account has no internal role, only its Portal-scoped access), associated module access, account status (Active, Suspended, Deactivated, Pending Activation), last login, linked Credentialing clearance status (for clinical/crew roles); for a Facility Partner account, the specific facility it's associated with and which named individual at that facility it belongs to (never a shared facility-wide login, per the least-privilege principle already established for that role).</w:t>
             </w:r>
           </w:p>
         </w:tc>
@@ -22072,7 +23817,7 @@
                 <w:sz w:val="18"/>
                 <w:szCs w:val="18"/>
               </w:rPr>
-              <w:t xml:space="preserve">Retry/verify backup job; open new security incident; assign remediation owner; log containment/remediation step; close incident; notify Compliance Officer if data exposure suspected (cross-module trigger to DSAR/Incident Case)</w:t>
+              <w:t xml:space="preserve">Create account (selecting Internal Staff or External Facility Partner at creation, which determines the rest of the form); for a Facility Partner account, associate it with a specific facility and send the account-activation invite directly to that individual; suspend/reactivate/deactivate; reset credentials; force password reset; view access history.</w:t>
             </w:r>
           </w:p>
         </w:tc>
@@ -22117,7 +23862,7 @@
                 <w:sz w:val="18"/>
                 <w:szCs w:val="18"/>
               </w:rPr>
-              <w:t xml:space="preserve">From: module launcher or automated alert. To: none within IT module (may generate linked record in Compliance module's Incident Case screen if data breach suspected)</w:t>
+              <w:t xml:space="preserve">From: platform home or Credentialing Verification Queue (Compliance module trigger for new clinical staff). To: Role Assignment screen (internal accounts only); Access Review screen.</w:t>
             </w:r>
           </w:p>
         </w:tc>
@@ -22162,7 +23907,725 @@
                 <w:sz w:val="18"/>
                 <w:szCs w:val="18"/>
               </w:rPr>
-              <w:t xml:space="preserve">Cannot close security incident without documented containment and remediation; failed backup beyond retry threshold auto-escalates severity</w:t>
+              <w:t xml:space="preserve">Cannot activate clinical/crew role account without confirmed Credentialing clearance; duplicate-account warning on creation; a Facility Partner account cannot be assigned an internal role — the two account types are mutually exclusive, not layered.</w:t>
+            </w:r>
+          </w:p>
+        </w:tc>
+      </w:tr>
+    </w:tbl>
+    <w:p>
+      <w:pPr>
+        <w:spacing w:after="160"/>
+      </w:pPr>
+    </w:p>
+    <w:p>
+      <w:r>
+        <w:br w:type="page"/>
+      </w:r>
+    </w:p>
+    <w:p>
+      <w:pPr>
+        <w:pStyle w:val="Heading2"/>
+      </w:pPr>
+      <w:r>
+        <w:t xml:space="preserve">4.2 Role Assignment Screen</w:t>
+      </w:r>
+    </w:p>
+    <w:tbl>
+      <w:tblPr>
+        <w:tblW w:type="dxa" w:w="9360"/>
+        <w:tblBorders>
+          <w:top w:val="single" w:color="D8D2C2" w:sz="4"/>
+          <w:left w:val="single" w:color="D8D2C2" w:sz="4"/>
+          <w:bottom w:val="single" w:color="D8D2C2" w:sz="4"/>
+          <w:right w:val="single" w:color="D8D2C2" w:sz="4"/>
+          <w:insideH w:val="single" w:color="D8D2C2" w:sz="4"/>
+          <w:insideV w:val="single" w:color="D8D2C2" w:sz="4"/>
+        </w:tblBorders>
+      </w:tblPr>
+      <w:tblGrid>
+        <w:gridCol w:w="4680"/>
+        <w:gridCol w:w="4680"/>
+      </w:tblGrid>
+      <w:tr>
+        <w:trPr>
+          <w:cantSplit/>
+          <w:tblHeader/>
+        </w:trPr>
+        <w:tc>
+          <w:tcPr>
+            <w:tcW w:type="dxa" w:w="4680"/>
+            <w:shd w:fill="16423C" w:val="clear"/>
+            <w:tcMar>
+              <w:top w:type="dxa" w:w="90"/>
+              <w:left w:type="dxa" w:w="110"/>
+              <w:bottom w:type="dxa" w:w="90"/>
+              <w:right w:type="dxa" w:w="110"/>
+            </w:tcMar>
+          </w:tcPr>
+          <w:p>
+            <w:r>
+              <w:rPr>
+                <w:b/>
+                <w:bCs/>
+                <w:color w:val="FFFFFF"/>
+                <w:sz w:val="18"/>
+                <w:szCs w:val="18"/>
+              </w:rPr>
+              <w:t xml:space="preserve">Field</w:t>
+            </w:r>
+          </w:p>
+        </w:tc>
+        <w:tc>
+          <w:tcPr>
+            <w:tcW w:type="dxa" w:w="4680"/>
+            <w:shd w:fill="16423C" w:val="clear"/>
+            <w:tcMar>
+              <w:top w:type="dxa" w:w="90"/>
+              <w:left w:type="dxa" w:w="110"/>
+              <w:bottom w:type="dxa" w:w="90"/>
+              <w:right w:type="dxa" w:w="110"/>
+            </w:tcMar>
+          </w:tcPr>
+          <w:p>
+            <w:r>
+              <w:rPr>
+                <w:b/>
+                <w:bCs/>
+                <w:color w:val="FFFFFF"/>
+                <w:sz w:val="18"/>
+                <w:szCs w:val="18"/>
+              </w:rPr>
+              <w:t xml:space="preserve">Detail</w:t>
+            </w:r>
+          </w:p>
+        </w:tc>
+      </w:tr>
+      <w:tr>
+        <w:trPr>
+          <w:cantSplit/>
+        </w:trPr>
+        <w:tc>
+          <w:tcPr>
+            <w:tcW w:type="dxa" w:w="4680"/>
+            <w:tcMar>
+              <w:top w:type="dxa" w:w="90"/>
+              <w:left w:type="dxa" w:w="110"/>
+              <w:bottom w:type="dxa" w:w="90"/>
+              <w:right w:type="dxa" w:w="110"/>
+            </w:tcMar>
+          </w:tcPr>
+          <w:p>
+            <w:r>
+              <w:rPr>
+                <w:sz w:val="18"/>
+                <w:szCs w:val="18"/>
+              </w:rPr>
+              <w:t xml:space="preserve">Roles</w:t>
+            </w:r>
+          </w:p>
+        </w:tc>
+        <w:tc>
+          <w:tcPr>
+            <w:tcW w:type="dxa" w:w="4680"/>
+            <w:tcMar>
+              <w:top w:type="dxa" w:w="90"/>
+              <w:left w:type="dxa" w:w="110"/>
+              <w:bottom w:type="dxa" w:w="90"/>
+              <w:right w:type="dxa" w:w="110"/>
+            </w:tcMar>
+          </w:tcPr>
+          <w:p>
+            <w:r>
+              <w:rPr>
+                <w:sz w:val="18"/>
+                <w:szCs w:val="18"/>
+              </w:rPr>
+              <w:t xml:space="preserve">IT/System Administrator</w:t>
+            </w:r>
+          </w:p>
+        </w:tc>
+      </w:tr>
+      <w:tr>
+        <w:trPr>
+          <w:cantSplit/>
+        </w:trPr>
+        <w:tc>
+          <w:tcPr>
+            <w:tcW w:type="dxa" w:w="4680"/>
+            <w:tcMar>
+              <w:top w:type="dxa" w:w="90"/>
+              <w:left w:type="dxa" w:w="110"/>
+              <w:bottom w:type="dxa" w:w="90"/>
+              <w:right w:type="dxa" w:w="110"/>
+            </w:tcMar>
+          </w:tcPr>
+          <w:p>
+            <w:r>
+              <w:rPr>
+                <w:sz w:val="18"/>
+                <w:szCs w:val="18"/>
+              </w:rPr>
+              <w:t xml:space="preserve">Purpose</w:t>
+            </w:r>
+          </w:p>
+        </w:tc>
+        <w:tc>
+          <w:tcPr>
+            <w:tcW w:type="dxa" w:w="4680"/>
+            <w:tcMar>
+              <w:top w:type="dxa" w:w="90"/>
+              <w:left w:type="dxa" w:w="110"/>
+              <w:bottom w:type="dxa" w:w="90"/>
+              <w:right w:type="dxa" w:w="110"/>
+            </w:tcMar>
+          </w:tcPr>
+          <w:p>
+            <w:r>
+              <w:rPr>
+                <w:sz w:val="18"/>
+                <w:szCs w:val="18"/>
+              </w:rPr>
+              <w:t xml:space="preserve">Assign or modify the role(s) and corresponding module/permission set for a User Account, including designating time-boxed backup approvers for continuity (Backup Finance Manager, Backup Customer Success Lead).</w:t>
+            </w:r>
+          </w:p>
+        </w:tc>
+      </w:tr>
+      <w:tr>
+        <w:trPr>
+          <w:cantSplit/>
+        </w:trPr>
+        <w:tc>
+          <w:tcPr>
+            <w:tcW w:type="dxa" w:w="4680"/>
+            <w:tcMar>
+              <w:top w:type="dxa" w:w="90"/>
+              <w:left w:type="dxa" w:w="110"/>
+              <w:bottom w:type="dxa" w:w="90"/>
+              <w:right w:type="dxa" w:w="110"/>
+            </w:tcMar>
+          </w:tcPr>
+          <w:p>
+            <w:r>
+              <w:rPr>
+                <w:sz w:val="18"/>
+                <w:szCs w:val="18"/>
+              </w:rPr>
+              <w:t xml:space="preserve">Key info displayed</w:t>
+            </w:r>
+          </w:p>
+        </w:tc>
+        <w:tc>
+          <w:tcPr>
+            <w:tcW w:type="dxa" w:w="4680"/>
+            <w:tcMar>
+              <w:top w:type="dxa" w:w="90"/>
+              <w:left w:type="dxa" w:w="110"/>
+              <w:bottom w:type="dxa" w:w="90"/>
+              <w:right w:type="dxa" w:w="110"/>
+            </w:tcMar>
+          </w:tcPr>
+          <w:p>
+            <w:r>
+              <w:rPr>
+                <w:sz w:val="18"/>
+                <w:szCs w:val="18"/>
+              </w:rPr>
+              <w:t xml:space="preserve">Current role(s), available roles (Finance/Billing Officer, Finance Manager, Membership and Customer Success Agent/Lead, Compliance/Clinical Quality Officer, IT/System Administrator, Operations Manager, Executive), permission summary per role, effective date; active backup-approver designations and their covering period</w:t>
+            </w:r>
+          </w:p>
+        </w:tc>
+      </w:tr>
+      <w:tr>
+        <w:trPr>
+          <w:cantSplit/>
+        </w:trPr>
+        <w:tc>
+          <w:tcPr>
+            <w:tcW w:type="dxa" w:w="4680"/>
+            <w:tcMar>
+              <w:top w:type="dxa" w:w="90"/>
+              <w:left w:type="dxa" w:w="110"/>
+              <w:bottom w:type="dxa" w:w="90"/>
+              <w:right w:type="dxa" w:w="110"/>
+            </w:tcMar>
+          </w:tcPr>
+          <w:p>
+            <w:r>
+              <w:rPr>
+                <w:sz w:val="18"/>
+                <w:szCs w:val="18"/>
+              </w:rPr>
+              <w:t xml:space="preserve">Actions</w:t>
+            </w:r>
+          </w:p>
+        </w:tc>
+        <w:tc>
+          <w:tcPr>
+            <w:tcW w:type="dxa" w:w="4680"/>
+            <w:tcMar>
+              <w:top w:type="dxa" w:w="90"/>
+              <w:left w:type="dxa" w:w="110"/>
+              <w:bottom w:type="dxa" w:w="90"/>
+              <w:right w:type="dxa" w:w="110"/>
+            </w:tcMar>
+          </w:tcPr>
+          <w:p>
+            <w:r>
+              <w:rPr>
+                <w:sz w:val="18"/>
+                <w:szCs w:val="18"/>
+              </w:rPr>
+              <w:t xml:space="preserve">Add/remove role; preview resulting permission set; apply change; require secondary approval for high-privilege roles (Finance Manager, Executive, IT Administrator); designate a time-boxed Backup Finance Manager or Backup Customer Success Lead with a defined start/end date</w:t>
+            </w:r>
+          </w:p>
+        </w:tc>
+      </w:tr>
+      <w:tr>
+        <w:trPr>
+          <w:cantSplit/>
+        </w:trPr>
+        <w:tc>
+          <w:tcPr>
+            <w:tcW w:type="dxa" w:w="4680"/>
+            <w:tcMar>
+              <w:top w:type="dxa" w:w="90"/>
+              <w:left w:type="dxa" w:w="110"/>
+              <w:bottom w:type="dxa" w:w="90"/>
+              <w:right w:type="dxa" w:w="110"/>
+            </w:tcMar>
+          </w:tcPr>
+          <w:p>
+            <w:r>
+              <w:rPr>
+                <w:sz w:val="18"/>
+                <w:szCs w:val="18"/>
+              </w:rPr>
+              <w:t xml:space="preserve">Navigation</w:t>
+            </w:r>
+          </w:p>
+        </w:tc>
+        <w:tc>
+          <w:tcPr>
+            <w:tcW w:type="dxa" w:w="4680"/>
+            <w:tcMar>
+              <w:top w:type="dxa" w:w="90"/>
+              <w:left w:type="dxa" w:w="110"/>
+              <w:bottom w:type="dxa" w:w="90"/>
+              <w:right w:type="dxa" w:w="110"/>
+            </w:tcMar>
+          </w:tcPr>
+          <w:p>
+            <w:r>
+              <w:rPr>
+                <w:sz w:val="18"/>
+                <w:szCs w:val="18"/>
+              </w:rPr>
+              <w:t xml:space="preserve">From: User Account List/Management. To: User Account List/Management; Access Review screen</w:t>
+            </w:r>
+          </w:p>
+        </w:tc>
+      </w:tr>
+      <w:tr>
+        <w:trPr>
+          <w:cantSplit/>
+        </w:trPr>
+        <w:tc>
+          <w:tcPr>
+            <w:tcW w:type="dxa" w:w="4680"/>
+            <w:tcMar>
+              <w:top w:type="dxa" w:w="90"/>
+              <w:left w:type="dxa" w:w="110"/>
+              <w:bottom w:type="dxa" w:w="90"/>
+              <w:right w:type="dxa" w:w="110"/>
+            </w:tcMar>
+          </w:tcPr>
+          <w:p>
+            <w:r>
+              <w:rPr>
+                <w:sz w:val="18"/>
+                <w:szCs w:val="18"/>
+              </w:rPr>
+              <w:t xml:space="preserve">Validation/errors</w:t>
+            </w:r>
+          </w:p>
+        </w:tc>
+        <w:tc>
+          <w:tcPr>
+            <w:tcW w:type="dxa" w:w="4680"/>
+            <w:tcMar>
+              <w:top w:type="dxa" w:w="90"/>
+              <w:left w:type="dxa" w:w="110"/>
+              <w:bottom w:type="dxa" w:w="90"/>
+              <w:right w:type="dxa" w:w="110"/>
+            </w:tcMar>
+          </w:tcPr>
+          <w:p>
+            <w:r>
+              <w:rPr>
+                <w:sz w:val="18"/>
+                <w:szCs w:val="18"/>
+              </w:rPr>
+              <w:t xml:space="preserve">Assigning conflicting roles (e.g., Billing Officer plus Finance Manager approval authority on own submissions) triggers segregation-of-duties warning; high-privilege assignment requires second admin sign-off; a backup-approver designation with no end date is rejected, since it must be time-boxed by design</w:t>
+            </w:r>
+          </w:p>
+        </w:tc>
+      </w:tr>
+    </w:tbl>
+    <w:p>
+      <w:pPr>
+        <w:spacing w:after="160"/>
+      </w:pPr>
+    </w:p>
+    <w:p>
+      <w:r>
+        <w:br w:type="page"/>
+      </w:r>
+    </w:p>
+    <w:p>
+      <w:pPr>
+        <w:pStyle w:val="Heading2"/>
+      </w:pPr>
+      <w:r>
+        <w:t xml:space="preserve">4.3 Access Review Screen (Periodic Attestation)</w:t>
+      </w:r>
+    </w:p>
+    <w:tbl>
+      <w:tblPr>
+        <w:tblW w:type="dxa" w:w="9360"/>
+        <w:tblBorders>
+          <w:top w:val="single" w:color="D8D2C2" w:sz="4"/>
+          <w:left w:val="single" w:color="D8D2C2" w:sz="4"/>
+          <w:bottom w:val="single" w:color="D8D2C2" w:sz="4"/>
+          <w:right w:val="single" w:color="D8D2C2" w:sz="4"/>
+          <w:insideH w:val="single" w:color="D8D2C2" w:sz="4"/>
+          <w:insideV w:val="single" w:color="D8D2C2" w:sz="4"/>
+        </w:tblBorders>
+      </w:tblPr>
+      <w:tblGrid>
+        <w:gridCol w:w="4680"/>
+        <w:gridCol w:w="4680"/>
+      </w:tblGrid>
+      <w:tr>
+        <w:trPr>
+          <w:cantSplit/>
+          <w:tblHeader/>
+        </w:trPr>
+        <w:tc>
+          <w:tcPr>
+            <w:tcW w:type="dxa" w:w="4680"/>
+            <w:shd w:fill="16423C" w:val="clear"/>
+            <w:tcMar>
+              <w:top w:type="dxa" w:w="90"/>
+              <w:left w:type="dxa" w:w="110"/>
+              <w:bottom w:type="dxa" w:w="90"/>
+              <w:right w:type="dxa" w:w="110"/>
+            </w:tcMar>
+          </w:tcPr>
+          <w:p>
+            <w:r>
+              <w:rPr>
+                <w:b/>
+                <w:bCs/>
+                <w:color w:val="FFFFFF"/>
+                <w:sz w:val="18"/>
+                <w:szCs w:val="18"/>
+              </w:rPr>
+              <w:t xml:space="preserve">Field</w:t>
+            </w:r>
+          </w:p>
+        </w:tc>
+        <w:tc>
+          <w:tcPr>
+            <w:tcW w:type="dxa" w:w="4680"/>
+            <w:shd w:fill="16423C" w:val="clear"/>
+            <w:tcMar>
+              <w:top w:type="dxa" w:w="90"/>
+              <w:left w:type="dxa" w:w="110"/>
+              <w:bottom w:type="dxa" w:w="90"/>
+              <w:right w:type="dxa" w:w="110"/>
+            </w:tcMar>
+          </w:tcPr>
+          <w:p>
+            <w:r>
+              <w:rPr>
+                <w:b/>
+                <w:bCs/>
+                <w:color w:val="FFFFFF"/>
+                <w:sz w:val="18"/>
+                <w:szCs w:val="18"/>
+              </w:rPr>
+              <w:t xml:space="preserve">Detail</w:t>
+            </w:r>
+          </w:p>
+        </w:tc>
+      </w:tr>
+      <w:tr>
+        <w:trPr>
+          <w:cantSplit/>
+        </w:trPr>
+        <w:tc>
+          <w:tcPr>
+            <w:tcW w:type="dxa" w:w="4680"/>
+            <w:tcMar>
+              <w:top w:type="dxa" w:w="90"/>
+              <w:left w:type="dxa" w:w="110"/>
+              <w:bottom w:type="dxa" w:w="90"/>
+              <w:right w:type="dxa" w:w="110"/>
+            </w:tcMar>
+          </w:tcPr>
+          <w:p>
+            <w:r>
+              <w:rPr>
+                <w:sz w:val="18"/>
+                <w:szCs w:val="18"/>
+              </w:rPr>
+              <w:t xml:space="preserve">Roles</w:t>
+            </w:r>
+          </w:p>
+        </w:tc>
+        <w:tc>
+          <w:tcPr>
+            <w:tcW w:type="dxa" w:w="4680"/>
+            <w:tcMar>
+              <w:top w:type="dxa" w:w="90"/>
+              <w:left w:type="dxa" w:w="110"/>
+              <w:bottom w:type="dxa" w:w="90"/>
+              <w:right w:type="dxa" w:w="110"/>
+            </w:tcMar>
+          </w:tcPr>
+          <w:p>
+            <w:r>
+              <w:rPr>
+                <w:sz w:val="18"/>
+                <w:szCs w:val="18"/>
+              </w:rPr>
+              <w:t xml:space="preserve">IT/System Administrator (runs/manages review); role owners (e.g., Finance Manager, Compliance Officer) attest to their team's access as reviewers within this screen</w:t>
+            </w:r>
+          </w:p>
+        </w:tc>
+      </w:tr>
+      <w:tr>
+        <w:trPr>
+          <w:cantSplit/>
+        </w:trPr>
+        <w:tc>
+          <w:tcPr>
+            <w:tcW w:type="dxa" w:w="4680"/>
+            <w:tcMar>
+              <w:top w:type="dxa" w:w="90"/>
+              <w:left w:type="dxa" w:w="110"/>
+              <w:bottom w:type="dxa" w:w="90"/>
+              <w:right w:type="dxa" w:w="110"/>
+            </w:tcMar>
+          </w:tcPr>
+          <w:p>
+            <w:r>
+              <w:rPr>
+                <w:sz w:val="18"/>
+                <w:szCs w:val="18"/>
+              </w:rPr>
+              <w:t xml:space="preserve">Purpose</w:t>
+            </w:r>
+          </w:p>
+        </w:tc>
+        <w:tc>
+          <w:tcPr>
+            <w:tcW w:type="dxa" w:w="4680"/>
+            <w:tcMar>
+              <w:top w:type="dxa" w:w="90"/>
+              <w:left w:type="dxa" w:w="110"/>
+              <w:bottom w:type="dxa" w:w="90"/>
+              <w:right w:type="dxa" w:w="110"/>
+            </w:tcMar>
+          </w:tcPr>
+          <w:p>
+            <w:r>
+              <w:rPr>
+                <w:sz w:val="18"/>
+                <w:szCs w:val="18"/>
+              </w:rPr>
+              <w:t xml:space="preserve">Conduct periodic attestation that each User Account's current access remains appropriate.</w:t>
+            </w:r>
+          </w:p>
+        </w:tc>
+      </w:tr>
+      <w:tr>
+        <w:trPr>
+          <w:cantSplit/>
+        </w:trPr>
+        <w:tc>
+          <w:tcPr>
+            <w:tcW w:type="dxa" w:w="4680"/>
+            <w:tcMar>
+              <w:top w:type="dxa" w:w="90"/>
+              <w:left w:type="dxa" w:w="110"/>
+              <w:bottom w:type="dxa" w:w="90"/>
+              <w:right w:type="dxa" w:w="110"/>
+            </w:tcMar>
+          </w:tcPr>
+          <w:p>
+            <w:r>
+              <w:rPr>
+                <w:sz w:val="18"/>
+                <w:szCs w:val="18"/>
+              </w:rPr>
+              <w:t xml:space="preserve">Key info displayed</w:t>
+            </w:r>
+          </w:p>
+        </w:tc>
+        <w:tc>
+          <w:tcPr>
+            <w:tcW w:type="dxa" w:w="4680"/>
+            <w:tcMar>
+              <w:top w:type="dxa" w:w="90"/>
+              <w:left w:type="dxa" w:w="110"/>
+              <w:bottom w:type="dxa" w:w="90"/>
+              <w:right w:type="dxa" w:w="110"/>
+            </w:tcMar>
+          </w:tcPr>
+          <w:p>
+            <w:r>
+              <w:rPr>
+                <w:sz w:val="18"/>
+                <w:szCs w:val="18"/>
+              </w:rPr>
+              <w:t xml:space="preserve">Review cycle period, User Account list with current roles, assigned reviewer/attester, attestation status (Pending, Attested, Flagged for Removal), last review date</w:t>
+            </w:r>
+          </w:p>
+        </w:tc>
+      </w:tr>
+      <w:tr>
+        <w:trPr>
+          <w:cantSplit/>
+        </w:trPr>
+        <w:tc>
+          <w:tcPr>
+            <w:tcW w:type="dxa" w:w="4680"/>
+            <w:tcMar>
+              <w:top w:type="dxa" w:w="90"/>
+              <w:left w:type="dxa" w:w="110"/>
+              <w:bottom w:type="dxa" w:w="90"/>
+              <w:right w:type="dxa" w:w="110"/>
+            </w:tcMar>
+          </w:tcPr>
+          <w:p>
+            <w:r>
+              <w:rPr>
+                <w:sz w:val="18"/>
+                <w:szCs w:val="18"/>
+              </w:rPr>
+              <w:t xml:space="preserve">Actions</w:t>
+            </w:r>
+          </w:p>
+        </w:tc>
+        <w:tc>
+          <w:tcPr>
+            <w:tcW w:type="dxa" w:w="4680"/>
+            <w:tcMar>
+              <w:top w:type="dxa" w:w="90"/>
+              <w:left w:type="dxa" w:w="110"/>
+              <w:bottom w:type="dxa" w:w="90"/>
+              <w:right w:type="dxa" w:w="110"/>
+            </w:tcMar>
+          </w:tcPr>
+          <w:p>
+            <w:r>
+              <w:rPr>
+                <w:sz w:val="18"/>
+                <w:szCs w:val="18"/>
+              </w:rPr>
+              <w:t xml:space="preserve">Assign reviewer; attest access as appropriate; flag access for removal; bulk-remind pending reviewers; close review cycle</w:t>
+            </w:r>
+          </w:p>
+        </w:tc>
+      </w:tr>
+      <w:tr>
+        <w:trPr>
+          <w:cantSplit/>
+        </w:trPr>
+        <w:tc>
+          <w:tcPr>
+            <w:tcW w:type="dxa" w:w="4680"/>
+            <w:tcMar>
+              <w:top w:type="dxa" w:w="90"/>
+              <w:left w:type="dxa" w:w="110"/>
+              <w:bottom w:type="dxa" w:w="90"/>
+              <w:right w:type="dxa" w:w="110"/>
+            </w:tcMar>
+          </w:tcPr>
+          <w:p>
+            <w:r>
+              <w:rPr>
+                <w:sz w:val="18"/>
+                <w:szCs w:val="18"/>
+              </w:rPr>
+              <w:t xml:space="preserve">Navigation</w:t>
+            </w:r>
+          </w:p>
+        </w:tc>
+        <w:tc>
+          <w:tcPr>
+            <w:tcW w:type="dxa" w:w="4680"/>
+            <w:tcMar>
+              <w:top w:type="dxa" w:w="90"/>
+              <w:left w:type="dxa" w:w="110"/>
+              <w:bottom w:type="dxa" w:w="90"/>
+              <w:right w:type="dxa" w:w="110"/>
+            </w:tcMar>
+          </w:tcPr>
+          <w:p>
+            <w:r>
+              <w:rPr>
+                <w:sz w:val="18"/>
+                <w:szCs w:val="18"/>
+              </w:rPr>
+              <w:t xml:space="preserve">From: User Account List/Management or scheduled reminder. To: Role Assignment screen (to act on flagged removals)</w:t>
+            </w:r>
+          </w:p>
+        </w:tc>
+      </w:tr>
+      <w:tr>
+        <w:trPr>
+          <w:cantSplit/>
+        </w:trPr>
+        <w:tc>
+          <w:tcPr>
+            <w:tcW w:type="dxa" w:w="4680"/>
+            <w:tcMar>
+              <w:top w:type="dxa" w:w="90"/>
+              <w:left w:type="dxa" w:w="110"/>
+              <w:bottom w:type="dxa" w:w="90"/>
+              <w:right w:type="dxa" w:w="110"/>
+            </w:tcMar>
+          </w:tcPr>
+          <w:p>
+            <w:r>
+              <w:rPr>
+                <w:sz w:val="18"/>
+                <w:szCs w:val="18"/>
+              </w:rPr>
+              <w:t xml:space="preserve">Validation/errors</w:t>
+            </w:r>
+          </w:p>
+        </w:tc>
+        <w:tc>
+          <w:tcPr>
+            <w:tcW w:type="dxa" w:w="4680"/>
+            <w:tcMar>
+              <w:top w:type="dxa" w:w="90"/>
+              <w:left w:type="dxa" w:w="110"/>
+              <w:bottom w:type="dxa" w:w="90"/>
+              <w:right w:type="dxa" w:w="110"/>
+            </w:tcMar>
+          </w:tcPr>
+          <w:p>
+            <w:r>
+              <w:rPr>
+                <w:sz w:val="18"/>
+                <w:szCs w:val="18"/>
+              </w:rPr>
+              <w:t xml:space="preserve">Cannot close review cycle with outstanding unattested accounts; flagged-for-removal items require follow-up action logged before cycle closes</w:t>
             </w:r>
           </w:p>
         </w:tc>
@@ -22207,7 +24670,815 @@
                 <w:sz w:val="18"/>
                 <w:szCs w:val="18"/>
               </w:rPr>
-              <w:t xml:space="preserve">Security incident list shows "No open security incidents" as a positive confirmation state; the backup job log is never empty by design (it always shows the most recent scheduled run, success or failure)</w:t>
+              <w:t xml:space="preserve">"All accounts attested" as a positive confirmation state once a cycle completes cleanly</w:t>
+            </w:r>
+          </w:p>
+        </w:tc>
+      </w:tr>
+    </w:tbl>
+    <w:p>
+      <w:pPr>
+        <w:spacing w:after="160"/>
+      </w:pPr>
+    </w:p>
+    <w:p>
+      <w:r>
+        <w:br w:type="page"/>
+      </w:r>
+    </w:p>
+    <w:p>
+      <w:pPr>
+        <w:pStyle w:val="Heading2"/>
+      </w:pPr>
+      <w:r>
+        <w:t xml:space="preserve">4.4 System Configuration / Change-Request Screen</w:t>
+      </w:r>
+    </w:p>
+    <w:tbl>
+      <w:tblPr>
+        <w:tblW w:type="dxa" w:w="9360"/>
+        <w:tblBorders>
+          <w:top w:val="single" w:color="D8D2C2" w:sz="4"/>
+          <w:left w:val="single" w:color="D8D2C2" w:sz="4"/>
+          <w:bottom w:val="single" w:color="D8D2C2" w:sz="4"/>
+          <w:right w:val="single" w:color="D8D2C2" w:sz="4"/>
+          <w:insideH w:val="single" w:color="D8D2C2" w:sz="4"/>
+          <w:insideV w:val="single" w:color="D8D2C2" w:sz="4"/>
+        </w:tblBorders>
+      </w:tblPr>
+      <w:tblGrid>
+        <w:gridCol w:w="4680"/>
+        <w:gridCol w:w="4680"/>
+      </w:tblGrid>
+      <w:tr>
+        <w:trPr>
+          <w:cantSplit/>
+          <w:tblHeader/>
+        </w:trPr>
+        <w:tc>
+          <w:tcPr>
+            <w:tcW w:type="dxa" w:w="4680"/>
+            <w:shd w:fill="16423C" w:val="clear"/>
+            <w:tcMar>
+              <w:top w:type="dxa" w:w="90"/>
+              <w:left w:type="dxa" w:w="110"/>
+              <w:bottom w:type="dxa" w:w="90"/>
+              <w:right w:type="dxa" w:w="110"/>
+            </w:tcMar>
+          </w:tcPr>
+          <w:p>
+            <w:r>
+              <w:rPr>
+                <w:b/>
+                <w:bCs/>
+                <w:color w:val="FFFFFF"/>
+                <w:sz w:val="18"/>
+                <w:szCs w:val="18"/>
+              </w:rPr>
+              <w:t xml:space="preserve">Field</w:t>
+            </w:r>
+          </w:p>
+        </w:tc>
+        <w:tc>
+          <w:tcPr>
+            <w:tcW w:type="dxa" w:w="4680"/>
+            <w:shd w:fill="16423C" w:val="clear"/>
+            <w:tcMar>
+              <w:top w:type="dxa" w:w="90"/>
+              <w:left w:type="dxa" w:w="110"/>
+              <w:bottom w:type="dxa" w:w="90"/>
+              <w:right w:type="dxa" w:w="110"/>
+            </w:tcMar>
+          </w:tcPr>
+          <w:p>
+            <w:r>
+              <w:rPr>
+                <w:b/>
+                <w:bCs/>
+                <w:color w:val="FFFFFF"/>
+                <w:sz w:val="18"/>
+                <w:szCs w:val="18"/>
+              </w:rPr>
+              <w:t xml:space="preserve">Detail</w:t>
+            </w:r>
+          </w:p>
+        </w:tc>
+      </w:tr>
+      <w:tr>
+        <w:trPr>
+          <w:cantSplit/>
+        </w:trPr>
+        <w:tc>
+          <w:tcPr>
+            <w:tcW w:type="dxa" w:w="4680"/>
+            <w:tcMar>
+              <w:top w:type="dxa" w:w="90"/>
+              <w:left w:type="dxa" w:w="110"/>
+              <w:bottom w:type="dxa" w:w="90"/>
+              <w:right w:type="dxa" w:w="110"/>
+            </w:tcMar>
+          </w:tcPr>
+          <w:p>
+            <w:r>
+              <w:rPr>
+                <w:sz w:val="18"/>
+                <w:szCs w:val="18"/>
+              </w:rPr>
+              <w:t xml:space="preserve">Roles</w:t>
+            </w:r>
+          </w:p>
+        </w:tc>
+        <w:tc>
+          <w:tcPr>
+            <w:tcW w:type="dxa" w:w="4680"/>
+            <w:tcMar>
+              <w:top w:type="dxa" w:w="90"/>
+              <w:left w:type="dxa" w:w="110"/>
+              <w:bottom w:type="dxa" w:w="90"/>
+              <w:right w:type="dxa" w:w="110"/>
+            </w:tcMar>
+          </w:tcPr>
+          <w:p>
+            <w:r>
+              <w:rPr>
+                <w:sz w:val="18"/>
+                <w:szCs w:val="18"/>
+              </w:rPr>
+              <w:t xml:space="preserve">IT/System Administrator</w:t>
+            </w:r>
+          </w:p>
+        </w:tc>
+      </w:tr>
+      <w:tr>
+        <w:trPr>
+          <w:cantSplit/>
+        </w:trPr>
+        <w:tc>
+          <w:tcPr>
+            <w:tcW w:type="dxa" w:w="4680"/>
+            <w:tcMar>
+              <w:top w:type="dxa" w:w="90"/>
+              <w:left w:type="dxa" w:w="110"/>
+              <w:bottom w:type="dxa" w:w="90"/>
+              <w:right w:type="dxa" w:w="110"/>
+            </w:tcMar>
+          </w:tcPr>
+          <w:p>
+            <w:r>
+              <w:rPr>
+                <w:sz w:val="18"/>
+                <w:szCs w:val="18"/>
+              </w:rPr>
+              <w:t xml:space="preserve">Purpose</w:t>
+            </w:r>
+          </w:p>
+        </w:tc>
+        <w:tc>
+          <w:tcPr>
+            <w:tcW w:type="dxa" w:w="4680"/>
+            <w:tcMar>
+              <w:top w:type="dxa" w:w="90"/>
+              <w:left w:type="dxa" w:w="110"/>
+              <w:bottom w:type="dxa" w:w="90"/>
+              <w:right w:type="dxa" w:w="110"/>
+            </w:tcMar>
+          </w:tcPr>
+          <w:p>
+            <w:r>
+              <w:rPr>
+                <w:sz w:val="18"/>
+                <w:szCs w:val="18"/>
+              </w:rPr>
+              <w:t xml:space="preserve">Submit, approve, and track requests to change platform configuration (e.g., new branch setup, integration settings, workflow rules).</w:t>
+            </w:r>
+          </w:p>
+        </w:tc>
+      </w:tr>
+      <w:tr>
+        <w:trPr>
+          <w:cantSplit/>
+        </w:trPr>
+        <w:tc>
+          <w:tcPr>
+            <w:tcW w:type="dxa" w:w="4680"/>
+            <w:tcMar>
+              <w:top w:type="dxa" w:w="90"/>
+              <w:left w:type="dxa" w:w="110"/>
+              <w:bottom w:type="dxa" w:w="90"/>
+              <w:right w:type="dxa" w:w="110"/>
+            </w:tcMar>
+          </w:tcPr>
+          <w:p>
+            <w:r>
+              <w:rPr>
+                <w:sz w:val="18"/>
+                <w:szCs w:val="18"/>
+              </w:rPr>
+              <w:t xml:space="preserve">Key info displayed</w:t>
+            </w:r>
+          </w:p>
+        </w:tc>
+        <w:tc>
+          <w:tcPr>
+            <w:tcW w:type="dxa" w:w="4680"/>
+            <w:tcMar>
+              <w:top w:type="dxa" w:w="90"/>
+              <w:left w:type="dxa" w:w="110"/>
+              <w:bottom w:type="dxa" w:w="90"/>
+              <w:right w:type="dxa" w:w="110"/>
+            </w:tcMar>
+          </w:tcPr>
+          <w:p>
+            <w:r>
+              <w:rPr>
+                <w:sz w:val="18"/>
+                <w:szCs w:val="18"/>
+              </w:rPr>
+              <w:t xml:space="preserve">Change Request ID, requested change description, requesting module/role, risk level, approval status, implementation date, rollback plan</w:t>
+            </w:r>
+          </w:p>
+        </w:tc>
+      </w:tr>
+      <w:tr>
+        <w:trPr>
+          <w:cantSplit/>
+        </w:trPr>
+        <w:tc>
+          <w:tcPr>
+            <w:tcW w:type="dxa" w:w="4680"/>
+            <w:tcMar>
+              <w:top w:type="dxa" w:w="90"/>
+              <w:left w:type="dxa" w:w="110"/>
+              <w:bottom w:type="dxa" w:w="90"/>
+              <w:right w:type="dxa" w:w="110"/>
+            </w:tcMar>
+          </w:tcPr>
+          <w:p>
+            <w:r>
+              <w:rPr>
+                <w:sz w:val="18"/>
+                <w:szCs w:val="18"/>
+              </w:rPr>
+              <w:t xml:space="preserve">Actions</w:t>
+            </w:r>
+          </w:p>
+        </w:tc>
+        <w:tc>
+          <w:tcPr>
+            <w:tcW w:type="dxa" w:w="4680"/>
+            <w:tcMar>
+              <w:top w:type="dxa" w:w="90"/>
+              <w:left w:type="dxa" w:w="110"/>
+              <w:bottom w:type="dxa" w:w="90"/>
+              <w:right w:type="dxa" w:w="110"/>
+            </w:tcMar>
+          </w:tcPr>
+          <w:p>
+            <w:r>
+              <w:rPr>
+                <w:sz w:val="18"/>
+                <w:szCs w:val="18"/>
+              </w:rPr>
+              <w:t xml:space="preserve">Submit change request; assess risk; approve/reject; schedule implementation; record rollback if needed; close request</w:t>
+            </w:r>
+          </w:p>
+        </w:tc>
+      </w:tr>
+      <w:tr>
+        <w:trPr>
+          <w:cantSplit/>
+        </w:trPr>
+        <w:tc>
+          <w:tcPr>
+            <w:tcW w:type="dxa" w:w="4680"/>
+            <w:tcMar>
+              <w:top w:type="dxa" w:w="90"/>
+              <w:left w:type="dxa" w:w="110"/>
+              <w:bottom w:type="dxa" w:w="90"/>
+              <w:right w:type="dxa" w:w="110"/>
+            </w:tcMar>
+          </w:tcPr>
+          <w:p>
+            <w:r>
+              <w:rPr>
+                <w:sz w:val="18"/>
+                <w:szCs w:val="18"/>
+              </w:rPr>
+              <w:t xml:space="preserve">Navigation</w:t>
+            </w:r>
+          </w:p>
+        </w:tc>
+        <w:tc>
+          <w:tcPr>
+            <w:tcW w:type="dxa" w:w="4680"/>
+            <w:tcMar>
+              <w:top w:type="dxa" w:w="90"/>
+              <w:left w:type="dxa" w:w="110"/>
+              <w:bottom w:type="dxa" w:w="90"/>
+              <w:right w:type="dxa" w:w="110"/>
+            </w:tcMar>
+          </w:tcPr>
+          <w:p>
+            <w:r>
+              <w:rPr>
+                <w:sz w:val="18"/>
+                <w:szCs w:val="18"/>
+              </w:rPr>
+              <w:t xml:space="preserve">From: module launcher or request raised from another module (e.g., Finance requesting new payer integration); receives the initiating request from the New Region/Branch Launch Wizard (5.6) for the technical/geofence configuration steps in that journey. To: none downstream within this screen set (terminal administrative record)</w:t>
+            </w:r>
+          </w:p>
+        </w:tc>
+      </w:tr>
+      <w:tr>
+        <w:trPr>
+          <w:cantSplit/>
+        </w:trPr>
+        <w:tc>
+          <w:tcPr>
+            <w:tcW w:type="dxa" w:w="4680"/>
+            <w:tcMar>
+              <w:top w:type="dxa" w:w="90"/>
+              <w:left w:type="dxa" w:w="110"/>
+              <w:bottom w:type="dxa" w:w="90"/>
+              <w:right w:type="dxa" w:w="110"/>
+            </w:tcMar>
+          </w:tcPr>
+          <w:p>
+            <w:r>
+              <w:rPr>
+                <w:sz w:val="18"/>
+                <w:szCs w:val="18"/>
+              </w:rPr>
+              <w:t xml:space="preserve">Validation/errors</w:t>
+            </w:r>
+          </w:p>
+        </w:tc>
+        <w:tc>
+          <w:tcPr>
+            <w:tcW w:type="dxa" w:w="4680"/>
+            <w:tcMar>
+              <w:top w:type="dxa" w:w="90"/>
+              <w:left w:type="dxa" w:w="110"/>
+              <w:bottom w:type="dxa" w:w="90"/>
+              <w:right w:type="dxa" w:w="110"/>
+            </w:tcMar>
+          </w:tcPr>
+          <w:p>
+            <w:r>
+              <w:rPr>
+                <w:sz w:val="18"/>
+                <w:szCs w:val="18"/>
+              </w:rPr>
+              <w:t xml:space="preserve">High-risk changes require documented rollback plan before approval; cannot implement without recorded approval</w:t>
+            </w:r>
+          </w:p>
+        </w:tc>
+      </w:tr>
+      <w:tr>
+        <w:trPr>
+          <w:cantSplit/>
+        </w:trPr>
+        <w:tc>
+          <w:tcPr>
+            <w:tcW w:type="dxa" w:w="4680"/>
+            <w:tcMar>
+              <w:top w:type="dxa" w:w="90"/>
+              <w:left w:type="dxa" w:w="110"/>
+              <w:bottom w:type="dxa" w:w="90"/>
+              <w:right w:type="dxa" w:w="110"/>
+            </w:tcMar>
+          </w:tcPr>
+          <w:p>
+            <w:r>
+              <w:rPr>
+                <w:sz w:val="18"/>
+                <w:szCs w:val="18"/>
+              </w:rPr>
+              <w:t xml:space="preserve">Empty state</w:t>
+            </w:r>
+          </w:p>
+        </w:tc>
+        <w:tc>
+          <w:tcPr>
+            <w:tcW w:type="dxa" w:w="4680"/>
+            <w:tcMar>
+              <w:top w:type="dxa" w:w="90"/>
+              <w:left w:type="dxa" w:w="110"/>
+              <w:bottom w:type="dxa" w:w="90"/>
+              <w:right w:type="dxa" w:w="110"/>
+            </w:tcMar>
+          </w:tcPr>
+          <w:p>
+            <w:r>
+              <w:rPr>
+                <w:sz w:val="18"/>
+                <w:szCs w:val="18"/>
+              </w:rPr>
+              <w:t xml:space="preserve">"No open change requests" as a positive confirmation state</w:t>
+            </w:r>
+          </w:p>
+        </w:tc>
+      </w:tr>
+    </w:tbl>
+    <w:p>
+      <w:pPr>
+        <w:spacing w:after="160"/>
+      </w:pPr>
+    </w:p>
+    <w:p>
+      <w:r>
+        <w:br w:type="page"/>
+      </w:r>
+    </w:p>
+    <w:p>
+      <w:pPr>
+        <w:pStyle w:val="Heading2"/>
+      </w:pPr>
+      <w:r>
+        <w:t xml:space="preserve">4.5 Backup / Security Incident Screen</w:t>
+      </w:r>
+    </w:p>
+    <w:tbl>
+      <w:tblPr>
+        <w:tblW w:type="dxa" w:w="9360"/>
+        <w:tblBorders>
+          <w:top w:val="single" w:color="D8D2C2" w:sz="4"/>
+          <w:left w:val="single" w:color="D8D2C2" w:sz="4"/>
+          <w:bottom w:val="single" w:color="D8D2C2" w:sz="4"/>
+          <w:right w:val="single" w:color="D8D2C2" w:sz="4"/>
+          <w:insideH w:val="single" w:color="D8D2C2" w:sz="4"/>
+          <w:insideV w:val="single" w:color="D8D2C2" w:sz="4"/>
+        </w:tblBorders>
+      </w:tblPr>
+      <w:tblGrid>
+        <w:gridCol w:w="4680"/>
+        <w:gridCol w:w="4680"/>
+      </w:tblGrid>
+      <w:tr>
+        <w:trPr>
+          <w:cantSplit/>
+          <w:tblHeader/>
+        </w:trPr>
+        <w:tc>
+          <w:tcPr>
+            <w:tcW w:type="dxa" w:w="4680"/>
+            <w:shd w:fill="16423C" w:val="clear"/>
+            <w:tcMar>
+              <w:top w:type="dxa" w:w="90"/>
+              <w:left w:type="dxa" w:w="110"/>
+              <w:bottom w:type="dxa" w:w="90"/>
+              <w:right w:type="dxa" w:w="110"/>
+            </w:tcMar>
+          </w:tcPr>
+          <w:p>
+            <w:r>
+              <w:rPr>
+                <w:b/>
+                <w:bCs/>
+                <w:color w:val="FFFFFF"/>
+                <w:sz w:val="18"/>
+                <w:szCs w:val="18"/>
+              </w:rPr>
+              <w:t xml:space="preserve">Field</w:t>
+            </w:r>
+          </w:p>
+        </w:tc>
+        <w:tc>
+          <w:tcPr>
+            <w:tcW w:type="dxa" w:w="4680"/>
+            <w:shd w:fill="16423C" w:val="clear"/>
+            <w:tcMar>
+              <w:top w:type="dxa" w:w="90"/>
+              <w:left w:type="dxa" w:w="110"/>
+              <w:bottom w:type="dxa" w:w="90"/>
+              <w:right w:type="dxa" w:w="110"/>
+            </w:tcMar>
+          </w:tcPr>
+          <w:p>
+            <w:r>
+              <w:rPr>
+                <w:b/>
+                <w:bCs/>
+                <w:color w:val="FFFFFF"/>
+                <w:sz w:val="18"/>
+                <w:szCs w:val="18"/>
+              </w:rPr>
+              <w:t xml:space="preserve">Detail</w:t>
+            </w:r>
+          </w:p>
+        </w:tc>
+      </w:tr>
+      <w:tr>
+        <w:trPr>
+          <w:cantSplit/>
+        </w:trPr>
+        <w:tc>
+          <w:tcPr>
+            <w:tcW w:type="dxa" w:w="4680"/>
+            <w:tcMar>
+              <w:top w:type="dxa" w:w="90"/>
+              <w:left w:type="dxa" w:w="110"/>
+              <w:bottom w:type="dxa" w:w="90"/>
+              <w:right w:type="dxa" w:w="110"/>
+            </w:tcMar>
+          </w:tcPr>
+          <w:p>
+            <w:r>
+              <w:rPr>
+                <w:sz w:val="18"/>
+                <w:szCs w:val="18"/>
+              </w:rPr>
+              <w:t xml:space="preserve">Roles</w:t>
+            </w:r>
+          </w:p>
+        </w:tc>
+        <w:tc>
+          <w:tcPr>
+            <w:tcW w:type="dxa" w:w="4680"/>
+            <w:tcMar>
+              <w:top w:type="dxa" w:w="90"/>
+              <w:left w:type="dxa" w:w="110"/>
+              <w:bottom w:type="dxa" w:w="90"/>
+              <w:right w:type="dxa" w:w="110"/>
+            </w:tcMar>
+          </w:tcPr>
+          <w:p>
+            <w:r>
+              <w:rPr>
+                <w:sz w:val="18"/>
+                <w:szCs w:val="18"/>
+              </w:rPr>
+              <w:t xml:space="preserve">IT/System Administrator</w:t>
+            </w:r>
+          </w:p>
+        </w:tc>
+      </w:tr>
+      <w:tr>
+        <w:trPr>
+          <w:cantSplit/>
+        </w:trPr>
+        <w:tc>
+          <w:tcPr>
+            <w:tcW w:type="dxa" w:w="4680"/>
+            <w:tcMar>
+              <w:top w:type="dxa" w:w="90"/>
+              <w:left w:type="dxa" w:w="110"/>
+              <w:bottom w:type="dxa" w:w="90"/>
+              <w:right w:type="dxa" w:w="110"/>
+            </w:tcMar>
+          </w:tcPr>
+          <w:p>
+            <w:r>
+              <w:rPr>
+                <w:sz w:val="18"/>
+                <w:szCs w:val="18"/>
+              </w:rPr>
+              <w:t xml:space="preserve">Purpose</w:t>
+            </w:r>
+          </w:p>
+        </w:tc>
+        <w:tc>
+          <w:tcPr>
+            <w:tcW w:type="dxa" w:w="4680"/>
+            <w:tcMar>
+              <w:top w:type="dxa" w:w="90"/>
+              <w:left w:type="dxa" w:w="110"/>
+              <w:bottom w:type="dxa" w:w="90"/>
+              <w:right w:type="dxa" w:w="110"/>
+            </w:tcMar>
+          </w:tcPr>
+          <w:p>
+            <w:r>
+              <w:rPr>
+                <w:sz w:val="18"/>
+                <w:szCs w:val="18"/>
+              </w:rPr>
+              <w:t xml:space="preserve">Track system backup status and manage security incident response (distinct from clinical Incident Case); and, as a clearly-scoped second half of this screen, run and document the Backup/Restore Drill program — the rotating-schedule exercise of actually restoring a backup into an isolated environment and measuring the result against this platform's already-defined per-subsystem RTO/RPO targets, not just confirming that a backup job completed.</w:t>
+            </w:r>
+          </w:p>
+        </w:tc>
+      </w:tr>
+      <w:tr>
+        <w:trPr>
+          <w:cantSplit/>
+        </w:trPr>
+        <w:tc>
+          <w:tcPr>
+            <w:tcW w:type="dxa" w:w="4680"/>
+            <w:tcMar>
+              <w:top w:type="dxa" w:w="90"/>
+              <w:left w:type="dxa" w:w="110"/>
+              <w:bottom w:type="dxa" w:w="90"/>
+              <w:right w:type="dxa" w:w="110"/>
+            </w:tcMar>
+          </w:tcPr>
+          <w:p>
+            <w:r>
+              <w:rPr>
+                <w:sz w:val="18"/>
+                <w:szCs w:val="18"/>
+              </w:rPr>
+              <w:t xml:space="preserve">Key info displayed</w:t>
+            </w:r>
+          </w:p>
+        </w:tc>
+        <w:tc>
+          <w:tcPr>
+            <w:tcW w:type="dxa" w:w="4680"/>
+            <w:tcMar>
+              <w:top w:type="dxa" w:w="90"/>
+              <w:left w:type="dxa" w:w="110"/>
+              <w:bottom w:type="dxa" w:w="90"/>
+              <w:right w:type="dxa" w:w="110"/>
+            </w:tcMar>
+          </w:tcPr>
+          <w:p>
+            <w:r>
+              <w:rPr>
+                <w:sz w:val="18"/>
+                <w:szCs w:val="18"/>
+              </w:rPr>
+              <w:t xml:space="preserve">Backup job log (schedule, last successful run, failure alerts), security incident list (type, affected systems/accounts, detection date, severity, containment status), remediation actions; a Backup/Restore Drill sub-section: the current cycle's drill scope (which subsystem/dataset is up for restoration this cycle, per the rotating drill plan) and the plan's upcoming rotation order, confirmation that the restore target is an isolated non-production environment (never production) with that environment's identifier, drill status (Scheduled, In Progress, Restore Complete, Verified, Failed), measured restore time against that subsystem's defined RTO target, measured data-loss window against that subsystem's defined RPO target, and drill findings/remediation items each with an owner and a due date</w:t>
+            </w:r>
+          </w:p>
+        </w:tc>
+      </w:tr>
+      <w:tr>
+        <w:trPr>
+          <w:cantSplit/>
+        </w:trPr>
+        <w:tc>
+          <w:tcPr>
+            <w:tcW w:type="dxa" w:w="4680"/>
+            <w:tcMar>
+              <w:top w:type="dxa" w:w="90"/>
+              <w:left w:type="dxa" w:w="110"/>
+              <w:bottom w:type="dxa" w:w="90"/>
+              <w:right w:type="dxa" w:w="110"/>
+            </w:tcMar>
+          </w:tcPr>
+          <w:p>
+            <w:r>
+              <w:rPr>
+                <w:sz w:val="18"/>
+                <w:szCs w:val="18"/>
+              </w:rPr>
+              <w:t xml:space="preserve">Actions</w:t>
+            </w:r>
+          </w:p>
+        </w:tc>
+        <w:tc>
+          <w:tcPr>
+            <w:tcW w:type="dxa" w:w="4680"/>
+            <w:tcMar>
+              <w:top w:type="dxa" w:w="90"/>
+              <w:left w:type="dxa" w:w="110"/>
+              <w:bottom w:type="dxa" w:w="90"/>
+              <w:right w:type="dxa" w:w="110"/>
+            </w:tcMar>
+          </w:tcPr>
+          <w:p>
+            <w:r>
+              <w:rPr>
+                <w:sz w:val="18"/>
+                <w:szCs w:val="18"/>
+              </w:rPr>
+              <w:t xml:space="preserve">Retry/verify backup job; open new security incident; assign remediation owner; log containment/remediation step; close incident; notify Compliance Officer if data exposure suspected (cross-module trigger to DSAR/Incident Case); select the current cycle's drill scope per the rotating drill plan; execute/record a restore drill into the isolated non-production environment; record measured restore time and measured data-loss window against the subsystem's RTO/RPO targets; log a drill finding with an assigned owner and due date; close out a remediation item; close the drill cycle</w:t>
+            </w:r>
+          </w:p>
+        </w:tc>
+      </w:tr>
+      <w:tr>
+        <w:trPr>
+          <w:cantSplit/>
+        </w:trPr>
+        <w:tc>
+          <w:tcPr>
+            <w:tcW w:type="dxa" w:w="4680"/>
+            <w:tcMar>
+              <w:top w:type="dxa" w:w="90"/>
+              <w:left w:type="dxa" w:w="110"/>
+              <w:bottom w:type="dxa" w:w="90"/>
+              <w:right w:type="dxa" w:w="110"/>
+            </w:tcMar>
+          </w:tcPr>
+          <w:p>
+            <w:r>
+              <w:rPr>
+                <w:sz w:val="18"/>
+                <w:szCs w:val="18"/>
+              </w:rPr>
+              <w:t xml:space="preserve">Navigation</w:t>
+            </w:r>
+          </w:p>
+        </w:tc>
+        <w:tc>
+          <w:tcPr>
+            <w:tcW w:type="dxa" w:w="4680"/>
+            <w:tcMar>
+              <w:top w:type="dxa" w:w="90"/>
+              <w:left w:type="dxa" w:w="110"/>
+              <w:bottom w:type="dxa" w:w="90"/>
+              <w:right w:type="dxa" w:w="110"/>
+            </w:tcMar>
+          </w:tcPr>
+          <w:p>
+            <w:r>
+              <w:rPr>
+                <w:sz w:val="18"/>
+                <w:szCs w:val="18"/>
+              </w:rPr>
+              <w:t xml:space="preserve">From: module launcher or automated alert. To: none within IT module (may generate linked record in Compliance module's Incident Case screen if data breach suspected; a drill remediation item that requires a configuration change cross-links to the System Configuration / Change-Request screen, 4.4)</w:t>
+            </w:r>
+          </w:p>
+        </w:tc>
+      </w:tr>
+      <w:tr>
+        <w:trPr>
+          <w:cantSplit/>
+        </w:trPr>
+        <w:tc>
+          <w:tcPr>
+            <w:tcW w:type="dxa" w:w="4680"/>
+            <w:tcMar>
+              <w:top w:type="dxa" w:w="90"/>
+              <w:left w:type="dxa" w:w="110"/>
+              <w:bottom w:type="dxa" w:w="90"/>
+              <w:right w:type="dxa" w:w="110"/>
+            </w:tcMar>
+          </w:tcPr>
+          <w:p>
+            <w:r>
+              <w:rPr>
+                <w:sz w:val="18"/>
+                <w:szCs w:val="18"/>
+              </w:rPr>
+              <w:t xml:space="preserve">Validation/errors</w:t>
+            </w:r>
+          </w:p>
+        </w:tc>
+        <w:tc>
+          <w:tcPr>
+            <w:tcW w:type="dxa" w:w="4680"/>
+            <w:tcMar>
+              <w:top w:type="dxa" w:w="90"/>
+              <w:left w:type="dxa" w:w="110"/>
+              <w:bottom w:type="dxa" w:w="90"/>
+              <w:right w:type="dxa" w:w="110"/>
+            </w:tcMar>
+          </w:tcPr>
+          <w:p>
+            <w:r>
+              <w:rPr>
+                <w:sz w:val="18"/>
+                <w:szCs w:val="18"/>
+              </w:rPr>
+              <w:t xml:space="preserve">Cannot close security incident without documented containment and remediation; failed backup beyond retry threshold auto-escalates severity; cannot select a production environment as a drill's restore target — the screen blocks it outright rather than warning; cannot mark a drill cycle closed while a measured restore time or data-loss window exceeds its subsystem's RTO/RPO target without a logged finding that has both an owner and a due date</w:t>
+            </w:r>
+          </w:p>
+        </w:tc>
+      </w:tr>
+      <w:tr>
+        <w:trPr>
+          <w:cantSplit/>
+        </w:trPr>
+        <w:tc>
+          <w:tcPr>
+            <w:tcW w:type="dxa" w:w="4680"/>
+            <w:tcMar>
+              <w:top w:type="dxa" w:w="90"/>
+              <w:left w:type="dxa" w:w="110"/>
+              <w:bottom w:type="dxa" w:w="90"/>
+              <w:right w:type="dxa" w:w="110"/>
+            </w:tcMar>
+          </w:tcPr>
+          <w:p>
+            <w:r>
+              <w:rPr>
+                <w:sz w:val="18"/>
+                <w:szCs w:val="18"/>
+              </w:rPr>
+              <w:t xml:space="preserve">Empty state</w:t>
+            </w:r>
+          </w:p>
+        </w:tc>
+        <w:tc>
+          <w:tcPr>
+            <w:tcW w:type="dxa" w:w="4680"/>
+            <w:tcMar>
+              <w:top w:type="dxa" w:w="90"/>
+              <w:left w:type="dxa" w:w="110"/>
+              <w:bottom w:type="dxa" w:w="90"/>
+              <w:right w:type="dxa" w:w="110"/>
+            </w:tcMar>
+          </w:tcPr>
+          <w:p>
+            <w:r>
+              <w:rPr>
+                <w:sz w:val="18"/>
+                <w:szCs w:val="18"/>
+              </w:rPr>
+              <w:t xml:space="preserve">Security incident list shows "No open security incidents" as a positive confirmation state; the backup job log is never empty by design (it always shows the most recent scheduled run, success or failure); the Backup/Restore Drill sub-section is likewise never empty — even between drills it shows the next scheduled drill and its position in the rotating plan, so the drill program itself is never mistaken for unconfigured or absent</w:t>
             </w:r>
           </w:p>
         </w:tc>

--- a/docs/AFC_UIUX_Functional_Screen_Inventory.docx
+++ b/docs/AFC_UIUX_Functional_Screen_Inventory.docx
@@ -1557,7 +1557,7 @@
         <w:spacing w:after="90"/>
       </w:pPr>
       <w:r>
-        <w:t xml:space="preserve">Validation/errors: Invalid-credentials banner; account-locked-after-failed-attempts; "account under closure review, contact support" state if a DSAR Case is pending; a stale session uses the platform-wide Session Expired state rather than a generic invalid-credentials message, so a user isn't left thinking they mistyped a password when the real cause was a timeout.</w:t>
+        <w:t xml:space="preserve">Validation/errors: Invalid-credentials banner; account-locked-after-failed-attempts; "account under closure review, contact support" state if an Account Closure Request is pending (a distinct case type from a DSAR Case, which concerns a data-access request, not account closure); a stale session uses the platform-wide Session Expired state rather than a generic invalid-credentials message, so a user isn't left thinking they mistyped a password when the real cause was a timeout.</w:t>
       </w:r>
     </w:p>
     <w:p>
@@ -1895,7 +1895,7 @@
         <w:spacing w:after="90"/>
       </w:pPr>
       <w:r>
-        <w:t xml:space="preserve">Key information displayed: Sub-type selector (Doctor/Nurse/Aide); reason/symptom notes; date/time picker; service address; estimated cost or membership coverage percentage; linked Care Plan flag if applicable (for a Nurse or Aide visit falling under an active Care Plan, the plan's authorized scope/frequency is shown so the patient can see what's already approved versus what would be a new request outside it)</w:t>
+        <w:t xml:space="preserve">Key information displayed: Sub-type selector (Doctor/Nurse/Aide); reason/symptom notes; date/time picker; service address; estimated cost or membership coverage percentage; linked Care Plan flag if applicable (for a Nurse or Aide visit falling under an active Care Plan, the plan's authorized scope/frequency is shown so the patient can see what's already approved versus what would be a new request outside it); guardian/responsible-party consent indicator, shown when the patient profile carries a minor or incapacitated-adult flag</w:t>
       </w:r>
     </w:p>
     <w:p>
@@ -1921,20 +1921,20 @@
         <w:spacing w:after="90"/>
       </w:pPr>
       <w:r>
-        <w:t xml:space="preserve">Navigation: From: Service Catalog. To: Consent and Signature Screen (14, required before a first visit with a given provider type or after a material change to the service), Booking Confirmation.</w:t>
-      </w:r>
-    </w:p>
-    <w:p>
-      <w:pPr>
-        <w:pStyle w:val="ListParagraph"/>
-        <w:numPr>
-          <w:ilvl w:val="0"/>
-          <w:numId w:val="2"/>
-        </w:numPr>
-        <w:spacing w:after="90"/>
-      </w:pPr>
-      <w:r>
-        <w:t xml:space="preserve">Validation/errors: No-slots-available banner; incomplete-address error; membership-lapsed warning before submit; a Nurse/Aide visit requested outside the linked Care Plan's authorized scope is flagged as "may require plan review" rather than silently booked, since the underlying journey requires the plan itself to authorize the scope, not the booking screen.</w:t>
+        <w:t xml:space="preserve">Navigation: From: Service Catalog. To: Consent and Signature Screen (14, required before a first visit with a given provider type, after a material change to the service, or — captured as guardian/responsible-party consent — whenever the patient profile carries a minor or incapacitated-adult flag), Booking Confirmation.</w:t>
+      </w:r>
+    </w:p>
+    <w:p>
+      <w:pPr>
+        <w:pStyle w:val="ListParagraph"/>
+        <w:numPr>
+          <w:ilvl w:val="0"/>
+          <w:numId w:val="2"/>
+        </w:numPr>
+        <w:spacing w:after="90"/>
+      </w:pPr>
+      <w:r>
+        <w:t xml:space="preserve">Validation/errors: No-slots-available banner; incomplete-address error; membership-lapsed warning before submit; a Nurse/Aide visit requested outside the linked Care Plan's authorized scope is flagged as "may require plan review" rather than silently booked, since the underlying journey requires the plan itself to authorize the scope, not the booking screen; booking is blocked at the consent step if the patient profile is flagged minor/incapacitated-adult and no valid guardian/responsible-party consent is on file.</w:t>
       </w:r>
     </w:p>
     <w:p>
@@ -1986,7 +1986,7 @@
         <w:spacing w:after="90"/>
       </w:pPr>
       <w:r>
-        <w:t xml:space="preserve">Key information displayed: Prescription selector (existing Clinical Note prescription, or upload new image); delivery address; delivery window; pharmacy notes</w:t>
+        <w:t xml:space="preserve">Key information displayed: Prescription selector (existing Clinical Note prescription, or upload new image); delivery address; delivery window; pharmacy notes; guardian/responsible-party consent/recipient indicator, shown when the patient profile carries a minor or incapacitated-adult flag</w:t>
       </w:r>
     </w:p>
     <w:p>
@@ -2012,20 +2012,20 @@
         <w:spacing w:after="90"/>
       </w:pPr>
       <w:r>
-        <w:t xml:space="preserve">Navigation: From: Service Catalog. To: Booking Confirmation.</w:t>
-      </w:r>
-    </w:p>
-    <w:p>
-      <w:pPr>
-        <w:pStyle w:val="ListParagraph"/>
-        <w:numPr>
-          <w:ilvl w:val="0"/>
-          <w:numId w:val="2"/>
-        </w:numPr>
-        <w:spacing w:after="90"/>
-      </w:pPr>
-      <w:r>
-        <w:t xml:space="preserve">Validation/errors: "No valid prescription on file" blocking error; controlled-substance identity-check note.</w:t>
+        <w:t xml:space="preserve">Navigation: From: Service Catalog. To: Booking Confirmation, Consent and Signature Screen (14, when the patient profile carries a minor or incapacitated-adult flag, for guardian/responsible-party consent).</w:t>
+      </w:r>
+    </w:p>
+    <w:p>
+      <w:pPr>
+        <w:pStyle w:val="ListParagraph"/>
+        <w:numPr>
+          <w:ilvl w:val="0"/>
+          <w:numId w:val="2"/>
+        </w:numPr>
+        <w:spacing w:after="90"/>
+      </w:pPr>
+      <w:r>
+        <w:t xml:space="preserve">Validation/errors: "No valid prescription on file" blocking error; controlled-substance identity-check note; order blocked if the patient profile is flagged minor/incapacitated-adult and no valid guardian/responsible-party consent is on file (a minor's delivery with no verified adult recipient is disallowed and redelivery is scheduled instead).</w:t>
       </w:r>
     </w:p>
     <w:p>
@@ -2181,7 +2181,7 @@
         <w:spacing w:after="90"/>
       </w:pPr>
       <w:r>
-        <w:t xml:space="preserve">Key information displayed: Reason-for-call field; preferred time slots; callback number confirmation</w:t>
+        <w:t xml:space="preserve">Key information displayed: Reason-for-call field; preferred time slots; callback number confirmation; guardian/responsible-party participation indicator, shown when the patient profile carries a minor or incapacitated-adult flag</w:t>
       </w:r>
     </w:p>
     <w:p>
@@ -2207,20 +2207,20 @@
         <w:spacing w:after="90"/>
       </w:pPr>
       <w:r>
-        <w:t xml:space="preserve">Navigation: From: Service Catalog. To: Booking Confirmation.</w:t>
-      </w:r>
-    </w:p>
-    <w:p>
-      <w:pPr>
-        <w:pStyle w:val="ListParagraph"/>
-        <w:numPr>
-          <w:ilvl w:val="0"/>
-          <w:numId w:val="2"/>
-        </w:numPr>
-        <w:spacing w:after="90"/>
-      </w:pPr>
-      <w:r>
-        <w:t xml:space="preserve">Validation/errors: No-slots-available state; invalid/unreachable phone number error.</w:t>
+        <w:t xml:space="preserve">Navigation: From: Service Catalog. To: Booking Confirmation, Consent and Signature Screen (14, when the patient profile carries a minor or incapacitated-adult flag, for guardian/responsible-party consent).</w:t>
+      </w:r>
+    </w:p>
+    <w:p>
+      <w:pPr>
+        <w:pStyle w:val="ListParagraph"/>
+        <w:numPr>
+          <w:ilvl w:val="0"/>
+          <w:numId w:val="2"/>
+        </w:numPr>
+        <w:spacing w:after="90"/>
+      </w:pPr>
+      <w:r>
+        <w:t xml:space="preserve">Validation/errors: No-slots-available state; invalid/unreachable phone number error; booking flagged as requiring guardian participation on the call if the patient profile is minor/incapacitated-adult and no valid guardian/responsible-party consent is yet on file.</w:t>
       </w:r>
     </w:p>
     <w:p>
@@ -2272,7 +2272,7 @@
         <w:spacing w:after="90"/>
       </w:pPr>
       <w:r>
-        <w:t xml:space="preserve">Key information displayed: Pickup and destination addresses; requested date/time; mobility/equipment needs (stretcher, wheelchair, oxygen); transport reason</w:t>
+        <w:t xml:space="preserve">Key information displayed: Pickup and destination addresses; requested date/time; mobility/equipment needs (stretcher, wheelchair, oxygen); transport reason; guardian/responsible-party consent indicator, shown when the patient profile carries a minor or incapacitated-adult flag</w:t>
       </w:r>
     </w:p>
     <w:p>
@@ -2298,20 +2298,20 @@
         <w:spacing w:after="90"/>
       </w:pPr>
       <w:r>
-        <w:t xml:space="preserve">Navigation: From: Service Catalog. To: Booking Confirmation.</w:t>
-      </w:r>
-    </w:p>
-    <w:p>
-      <w:pPr>
-        <w:pStyle w:val="ListParagraph"/>
-        <w:numPr>
-          <w:ilvl w:val="0"/>
-          <w:numId w:val="2"/>
-        </w:numPr>
-        <w:spacing w:after="90"/>
-      </w:pPr>
-      <w:r>
-        <w:t xml:space="preserve">Validation/errors: Missing-destination error; same-day-availability warning; "for emergencies use SOS" redirect prompt on urgent keywords.</w:t>
+        <w:t xml:space="preserve">Navigation: From: Service Catalog. To: Booking Confirmation, Consent and Signature Screen (14, for Consent to Transport and, when the patient profile carries a minor or incapacitated-adult flag, guardian/responsible-party consent).</w:t>
+      </w:r>
+    </w:p>
+    <w:p>
+      <w:pPr>
+        <w:pStyle w:val="ListParagraph"/>
+        <w:numPr>
+          <w:ilvl w:val="0"/>
+          <w:numId w:val="2"/>
+        </w:numPr>
+        <w:spacing w:after="90"/>
+      </w:pPr>
+      <w:r>
+        <w:t xml:space="preserve">Validation/errors: Missing-destination error; same-day-availability warning; "for emergencies use SOS" redirect prompt on urgent keywords; booking blocked at the consent step if the patient profile is flagged minor/incapacitated-adult and no valid guardian/responsible-party consent is on file, consistent with the Home Doctor Visit journey's guardian-consent rule.</w:t>
       </w:r>
     </w:p>
     <w:p>
@@ -2935,7 +2935,7 @@
         <w:spacing w:after="90"/>
       </w:pPr>
       <w:r>
-        <w:t xml:space="preserve">Key information displayed: Service type, date/time, address, assigned provider, status timeline, linked Invoice, patient-facing Clinical Note summary (not full clinical detail), cancellation/reschedule policy</w:t>
+        <w:t xml:space="preserve">Key information displayed: Service type, date/time, address, assigned provider, status timeline (Upcoming, In Progress, Completed, Payment Pending, Paid, Disputed, Cancelled, No-show — Payment Pending sits between a completed service and the finalized Paid/Disputed outcome), linked Invoice, patient-facing Clinical Note summary (not full clinical detail), cancellation/reschedule policy</w:t>
       </w:r>
     </w:p>
     <w:p>
@@ -3130,7 +3130,7 @@
         <w:spacing w:after="90"/>
       </w:pPr>
       <w:r>
-        <w:t xml:space="preserve">Key information displayed: Invoice list, date, service reference, amount, status (Paid/Unpaid/Disputed/Under Appeal), patient-name label (Guarantor view)</w:t>
+        <w:t xml:space="preserve">Key information displayed: Invoice list, date, service reference, amount, status (Payment Pending/Unpaid/Paid/Disputed/Under Appeal — Payment Pending is the status immediately after a booked service completes and before the invoice is finalized as Paid or Disputed), patient-name label (Guarantor view)</w:t>
       </w:r>
     </w:p>
     <w:p>
@@ -3520,7 +3520,7 @@
         <w:spacing w:after="90"/>
       </w:pPr>
       <w:r>
-        <w:t xml:space="preserve">Purpose: Submit a formal closure/data-deletion request, creating a DSAR Case.</w:t>
+        <w:t xml:space="preserve">Purpose: Submit a formal closure/data-deletion request, creating a distinct Account Closure Request case — a separate case type from a DSAR Case, which covers a request to access data, not a request to close an account and delete/retain data under this journey's own retention-determination process.</w:t>
       </w:r>
     </w:p>
     <w:p>
@@ -3546,20 +3546,20 @@
         <w:spacing w:after="90"/>
       </w:pPr>
       <w:r>
-        <w:t xml:space="preserve">Actions: Select reason; acknowledge outstanding-obligations warning; Submit Closure Request; view DSAR Case status</w:t>
-      </w:r>
-    </w:p>
-    <w:p>
-      <w:pPr>
-        <w:pStyle w:val="ListParagraph"/>
-        <w:numPr>
-          <w:ilvl w:val="0"/>
-          <w:numId w:val="2"/>
-        </w:numPr>
-        <w:spacing w:after="90"/>
-      </w:pPr>
-      <w:r>
-        <w:t xml:space="preserve">Navigation: From: Account Settings. To: DSAR Case status view, Login (if deactivated on approval).</w:t>
+        <w:t xml:space="preserve">Actions: Select reason; acknowledge outstanding-obligations warning; Submit Closure Request; view Account Closure Request status</w:t>
+      </w:r>
+    </w:p>
+    <w:p>
+      <w:pPr>
+        <w:pStyle w:val="ListParagraph"/>
+        <w:numPr>
+          <w:ilvl w:val="0"/>
+          <w:numId w:val="2"/>
+        </w:numPr>
+        <w:spacing w:after="90"/>
+      </w:pPr>
+      <w:r>
+        <w:t xml:space="preserve">Navigation: From: Account Settings. To: Account Closure Request status view, Login (if deactivated on approval).</w:t>
       </w:r>
     </w:p>
     <w:p>
@@ -3788,7 +3788,7 @@
         <w:spacing w:after="160"/>
       </w:pPr>
       <w:r>
-        <w:t xml:space="preserve">Roles covered: Home Doctor, Nurse, Home Health Aide, Pharmacist (delivery/courier confirmation only), Ambulance Crew/Paramedic, Phone Consultation Clinician, one app, mode/screen set adapts by role.</w:t>
+        <w:t xml:space="preserve">Roles covered: Home Doctor, Nurse, Home Health Aide, Pharmacist (prescription verification and dispensing, plus delivery/courier confirmation), Ambulance Crew/Paramedic, Phone Consultation Clinician, one app, mode/screen set adapts by role.</w:t>
       </w:r>
     </w:p>
     <w:p>
@@ -4373,7 +4373,7 @@
         <w:spacing w:after="90"/>
       </w:pPr>
       <w:r>
-        <w:t xml:space="preserve">Role(s): Doctor, Nurse, Aide, Crew (full verification); Pharmacist (lighter delivery-confirmation variant, recipient name/signature, not clinical ID check); Phone Consultation Clinician (a phone-appropriate variant — see screen 16)</w:t>
+        <w:t xml:space="preserve">Role(s): Doctor, Nurse, Aide, Crew (full verification); Pharmacist (lighter delivery-confirmation variant, recipient name/signature, not a clinical ID check — applies to non-controlled-substance deliveries only; a controlled-substance delivery instead requires the elevated government-ID verification captured on the Prescription Verification and Dispensing screen, 26, not this screen's lighter variant); Phone Consultation Clinician (a phone-appropriate variant — see screen 16)</w:t>
       </w:r>
     </w:p>
     <w:p>
@@ -4425,7 +4425,7 @@
         <w:spacing w:after="90"/>
       </w:pPr>
       <w:r>
-        <w:t xml:space="preserve">Navigation: From: Job Detail/Navigation on arrival (or, for Ambulance Crew, upon marking On Scene in the Job Status screen, 20). To: Consent and Signature Screen (if not already captured for this service, see the Patient App's shared screen 14 — the field-side flow triggers the same underlying consent record), Clinical Documentation (8, Doctor/Nurse/Aide), Run Sheet / Transport Clinical Documentation (22, Ambulance Crew), Job Closeout (Pharmacist).</w:t>
+        <w:t xml:space="preserve">Navigation: From: Job Detail/Navigation on arrival (or, for Ambulance Crew, upon marking On Scene in the Job Status screen, 20). To: Consent and Signature Screen (if not already captured for this service, see the Patient App's shared screen 14 — the field-side flow triggers the same underlying consent record), Clinical Documentation (8, Doctor/Nurse/Aide), Run Sheet / Transport Clinical Documentation (22, Ambulance Crew), Job Closeout (Pharmacist, non-controlled-substance delivery); for a controlled-substance delivery, Pharmacist instead routes to Prescription Verification and Dispensing (26) rather than completing identity verification on this screen.</w:t>
       </w:r>
     </w:p>
     <w:p>
@@ -4490,46 +4490,46 @@
         <w:spacing w:after="90"/>
       </w:pPr>
       <w:r>
-        <w:t xml:space="preserve">Key information displayed: Role-specific structured fields (above); timestamp; auto-saved draft indicator; prior-note reference for continuity of care (Doctor/Nurse); for a visit falling under an active Care Plan, the plan's authorized scope shown inline so the clinician documents within what's actually authorized.</w:t>
-      </w:r>
-    </w:p>
-    <w:p>
-      <w:pPr>
-        <w:pStyle w:val="ListParagraph"/>
-        <w:numPr>
-          <w:ilvl w:val="0"/>
-          <w:numId w:val="2"/>
-        </w:numPr>
-        <w:spacing w:after="90"/>
-      </w:pPr>
-      <w:r>
-        <w:t xml:space="preserve">Actions: Fill structured fields; attach photos; voice-to-text dictation (if supported); Save Draft; Flag for Escalation; Complete and Sign</w:t>
-      </w:r>
-    </w:p>
-    <w:p>
-      <w:pPr>
-        <w:pStyle w:val="ListParagraph"/>
-        <w:numPr>
-          <w:ilvl w:val="0"/>
-          <w:numId w:val="2"/>
-        </w:numPr>
-        <w:spacing w:after="90"/>
-      </w:pPr>
-      <w:r>
-        <w:t xml:space="preserve">Navigation: From: Patient Identity Verification (Doctor/Nurse/Aide). To: E-Prescribing (Doctor/Nurse, if needed), Care Plan Authoring Screen (9, if this visit reveals a need for ongoing recurring care not yet covered by a plan), Job Closeout.</w:t>
-      </w:r>
-    </w:p>
-    <w:p>
-      <w:pPr>
-        <w:pStyle w:val="ListParagraph"/>
-        <w:numPr>
-          <w:ilvl w:val="0"/>
-          <w:numId w:val="2"/>
-        </w:numPr>
-        <w:spacing w:after="90"/>
-      </w:pPr>
-      <w:r>
-        <w:t xml:space="preserve">Validation/errors: Required-field banner before signing; "cannot submit, mandatory field incomplete" block; offline local-save-pending indicator.</w:t>
+        <w:t xml:space="preserve">Key information displayed: Role-specific structured fields (above); timestamp; auto-saved draft indicator; prior-note reference for continuity of care (Doctor/Nurse); for a visit falling under an active Care Plan, the plan's authorized scope shown inline so the clinician documents within what's actually authorized; once submitted, the note's lock status (locks 24 hours after Complete and Sign) and any addendum history on the note.</w:t>
+      </w:r>
+    </w:p>
+    <w:p>
+      <w:pPr>
+        <w:pStyle w:val="ListParagraph"/>
+        <w:numPr>
+          <w:ilvl w:val="0"/>
+          <w:numId w:val="2"/>
+        </w:numPr>
+        <w:spacing w:after="90"/>
+      </w:pPr>
+      <w:r>
+        <w:t xml:space="preserve">Actions: Fill structured fields; attach photos; voice-to-text dictation (if supported); Save Draft; Flag for Escalation; Flag Safeguarding Concern (Nurse/Aide mandatory-reporting trigger — creates a segregated Safeguarding Case handled by the Clinical Safety Officer, distinct from the general Flag for Escalation action; see the Safeguarding Case Screen, Module 3 screen 3.9, in screens_finance.md); Complete and Sign; Add Addendum (once the note has locked — see Validation/errors)</w:t>
+      </w:r>
+    </w:p>
+    <w:p>
+      <w:pPr>
+        <w:pStyle w:val="ListParagraph"/>
+        <w:numPr>
+          <w:ilvl w:val="0"/>
+          <w:numId w:val="2"/>
+        </w:numPr>
+        <w:spacing w:after="90"/>
+      </w:pPr>
+      <w:r>
+        <w:t xml:space="preserve">Navigation: From: Patient Identity Verification (Doctor/Nurse/Aide). To: E-Prescribing (Doctor/Nurse, if needed), Care Plan Authoring Screen (9, if this visit reveals a need for ongoing recurring care not yet covered by a plan), Job Closeout; a segregated Safeguarding Case (Clinical Safety Officer module, Safeguarding Case Screen, screen 3.9 in screens_finance.md) when a Nurse/Aide mandatory-reporting flag is raised — this screen does not itself show the resulting case, consistent with that screen's access-segregation restriction.</w:t>
+      </w:r>
+    </w:p>
+    <w:p>
+      <w:pPr>
+        <w:pStyle w:val="ListParagraph"/>
+        <w:numPr>
+          <w:ilvl w:val="0"/>
+          <w:numId w:val="2"/>
+        </w:numPr>
+        <w:spacing w:after="90"/>
+      </w:pPr>
+      <w:r>
+        <w:t xml:space="preserve">Validation/errors: Required-field banner before signing; "cannot submit, mandatory field incomplete" block; offline local-save-pending indicator; a submitted, signed Clinical Note locks and becomes immutable 24 hours after submission — any correction after locking must be made as a formal Addendum (a new, separately timestamped entry appended to the record, never an edit to the locked original), authored by the same clinician who wrote the original note; this clinician-authored addendum is a distinct mechanism, with a different author and trigger, from the separate senior-review-triggered addendum authority Medical Director/QA holds over a locked Clinical Note or Care Plan (see the Clinical Quality Review and Addendum Screen, Module 3 screen 3.8, in screens_finance.md) — the two are not the same feature.</w:t>
       </w:r>
     </w:p>
     <w:p>
@@ -4581,20 +4581,20 @@
         <w:spacing w:after="90"/>
       </w:pPr>
       <w:r>
-        <w:t xml:space="preserve">Key information displayed: Patient identity and clinical context (pulled from the current or a recent Clinical Note); clinical basis for ongoing support (diagnosis/condition, functional status); authorized service types and frequency, entered explicitly per service type rather than as one blanket authorization; review-date field, defaulting to 90 days out but editable down for a time-limited course (e.g., a defined antibiotic regimen); for a Nurse-authored plan touching a physician-order scope, a clear routing indicator showing it will be held for co-signature rather than going live immediately.</w:t>
-      </w:r>
-    </w:p>
-    <w:p>
-      <w:pPr>
-        <w:pStyle w:val="ListParagraph"/>
-        <w:numPr>
-          <w:ilvl w:val="0"/>
-          <w:numId w:val="2"/>
-        </w:numPr>
-        <w:spacing w:after="90"/>
-      </w:pPr>
-      <w:r>
-        <w:t xml:space="preserve">Actions: Create new plan; open existing plan for review; set/edit authorized scope per service type; set review date; submit (routes to Physician Co-Signature Screen, 10, if required); renew, amend, or close an existing plan at its review point.</w:t>
+        <w:t xml:space="preserve">Key information displayed: Patient identity and clinical context (pulled from the current or a recent Clinical Note); clinical basis for ongoing support (diagnosis/condition, functional status); authorized service types and frequency, entered explicitly per service type rather than as one blanket authorization; review-date field, defaulting to 90 days out but editable down for a time-limited course (e.g., a defined antibiotic regimen); for a Nurse-authored plan touching a physician-order scope, a clear routing indicator showing it will be held for co-signature rather than going live immediately; for an existing plan opened for review, its version history (every prior version — initial, each amendment, each renewal — with what changed, which clinician made the change, and when), consistent with how other clinical records on this platform preserve audit history.</w:t>
+      </w:r>
+    </w:p>
+    <w:p>
+      <w:pPr>
+        <w:pStyle w:val="ListParagraph"/>
+        <w:numPr>
+          <w:ilvl w:val="0"/>
+          <w:numId w:val="2"/>
+        </w:numPr>
+        <w:spacing w:after="90"/>
+      </w:pPr>
+      <w:r>
+        <w:t xml:space="preserve">Actions: Create new plan; open existing plan for review; set/edit authorized scope per service type; set review date; submit (routes to Physician Co-Signature Screen, 10, if required); renew, amend, or close an existing plan at its review point; view version history (same-screen expansion) for an existing plan.</w:t>
       </w:r>
     </w:p>
     <w:p>
@@ -4685,7 +4685,7 @@
         <w:spacing w:after="90"/>
       </w:pPr>
       <w:r>
-        <w:t xml:space="preserve">Key information displayed: The Nurse-authored plan content awaiting co-signature; the authoring Nurse's identity; the specific physician-order scope requiring sign-off (e.g., wound care, IV therapy); patient clinical context.</w:t>
+        <w:t xml:space="preserve">Key information displayed: The Nurse-authored plan content awaiting co-signature; the authoring Nurse's identity; the specific physician-order scope requiring sign-off (e.g., wound care, IV therapy); patient clinical context; the plan's version history (prior versions, changes, author, timestamp, same record shown on the Care Plan Authoring Screen, 9), for context on what's changed since any earlier co-signature.</w:t>
       </w:r>
     </w:p>
     <w:p>
@@ -6246,6 +6246,110 @@
       </w:pPr>
       <w:r>
         <w:t xml:space="preserve">Empty state: "No open items to hand over" as a positive confirmation state when the shift closes clean.</w:t>
+      </w:r>
+    </w:p>
+    <w:p>
+      <w:r>
+        <w:br w:type="page"/>
+      </w:r>
+    </w:p>
+    <w:p>
+      <w:pPr>
+        <w:pStyle w:val="Heading2"/>
+      </w:pPr>
+      <w:r>
+        <w:t xml:space="preserve">26. Prescription Verification and Dispensing</w:t>
+      </w:r>
+    </w:p>
+    <w:p>
+      <w:pPr>
+        <w:pStyle w:val="ListParagraph"/>
+        <w:numPr>
+          <w:ilvl w:val="0"/>
+          <w:numId w:val="2"/>
+        </w:numPr>
+        <w:spacing w:after="90"/>
+      </w:pPr>
+      <w:r>
+        <w:t xml:space="preserve">Role(s): Pharmacist only</w:t>
+      </w:r>
+    </w:p>
+    <w:p>
+      <w:pPr>
+        <w:pStyle w:val="ListParagraph"/>
+        <w:numPr>
+          <w:ilvl w:val="0"/>
+          <w:numId w:val="2"/>
+        </w:numPr>
+        <w:spacing w:after="90"/>
+      </w:pPr>
+      <w:r>
+        <w:t xml:space="preserve">Purpose: Capture the Pharmacist's verification of a Medication Delivery or Repeat Prescription order against the prescriber's order before it is dispensed and released to delivery, and, for a controlled substance specifically, require an elevated government-ID verification step that is distinct from and more rigorous than the standard Patient Identity Verification screen's (7) lighter Pharmacist variant — that lighter variant is explicitly scoped to non-controlled-substance deliveries only, so this screen is where the Medication Delivery &amp; Repeat Prescription journey's controlled-substance identity and chain-of-custody requirements actually live, consistent with the same rigor already established for other roles' controlled-substance handling on this platform (e.g., Ambulance Crew's controlled-substance count/witness requirements on the Vehicle and Equipment Checklist, 3, and the Run Sheet, 22).</w:t>
+      </w:r>
+    </w:p>
+    <w:p>
+      <w:pPr>
+        <w:pStyle w:val="ListParagraph"/>
+        <w:numPr>
+          <w:ilvl w:val="0"/>
+          <w:numId w:val="2"/>
+        </w:numPr>
+        <w:spacing w:after="90"/>
+      </w:pPr>
+      <w:r>
+        <w:t xml:space="preserve">Key information displayed: Prescription/order detail (medication, dosage, prescriber, prescriber's original order); controlled-substance classification flag, auto-derived from the medication; interaction/allergy check result carried from the order; for a controlled substance, the recipient's government-ID verification status (Not Yet Verified / Verified / Failed) and required witness sign-off status; dispensing log entry fields (pharmacist identity, quantity dispensed, witness sign-off for controlled substances, timestamp).</w:t>
+      </w:r>
+    </w:p>
+    <w:p>
+      <w:pPr>
+        <w:pStyle w:val="ListParagraph"/>
+        <w:numPr>
+          <w:ilvl w:val="0"/>
+          <w:numId w:val="2"/>
+        </w:numPr>
+        <w:spacing w:after="90"/>
+      </w:pPr>
+      <w:r>
+        <w:t xml:space="preserve">Actions: Review prescription against the prescriber's order; confirm or override the controlled-substance classification flag (override requires a documented reason); for a controlled substance, perform elevated government-ID verification of the recipient (ID scan or equivalent — distinct from and more rigorous than the standard/lighter Pharmacist identity check used for a non-controlled delivery on screen 7) and capture the required witness sign-off; log the dispensing entry (medication, quantity, pharmacist, witness where applicable); Approve for Delivery; Reject/Query (holds the order, notifies patient and prescriber).</w:t>
+      </w:r>
+    </w:p>
+    <w:p>
+      <w:pPr>
+        <w:pStyle w:val="ListParagraph"/>
+        <w:numPr>
+          <w:ilvl w:val="0"/>
+          <w:numId w:val="2"/>
+        </w:numPr>
+        <w:spacing w:after="90"/>
+      </w:pPr>
+      <w:r>
+        <w:t xml:space="preserve">Navigation: From: Job Detail (5, Pharmacist role), before an order is released to a courier, or Patient Identity Verification (7) on arrival, for a controlled substance whose elevated identity check is performed at the point of hand-off. To: Navigation/Map (6) and the standard Patient Identity Verification (7, lighter variant) for a non-controlled order; directly to Job Closeout (13) for a controlled substance, once this screen's elevated verification and dispensing log are both complete.</w:t>
+      </w:r>
+    </w:p>
+    <w:p>
+      <w:pPr>
+        <w:pStyle w:val="ListParagraph"/>
+        <w:numPr>
+          <w:ilvl w:val="0"/>
+          <w:numId w:val="2"/>
+        </w:numPr>
+        <w:spacing w:after="90"/>
+      </w:pPr>
+      <w:r>
+        <w:t xml:space="preserve">Validation/errors: Hard block — a controlled substance cannot be marked dispensed or Approved for Delivery without a completed elevated government-ID verification and a logged witness sign-off; "prescription does not match prescriber's order" blocking error; a recipient who refuses or fails elevated ID verification for a controlled substance blocks release and creates an Incident Case, consistent with the underlying journey's "recipient refuses ID" handling; a dispensing log entry cannot be edited after submission, only appended with a correction note, mirroring this platform's other append-only chain-of-custody records.</w:t>
+      </w:r>
+    </w:p>
+    <w:p>
+      <w:pPr>
+        <w:pStyle w:val="ListParagraph"/>
+        <w:numPr>
+          <w:ilvl w:val="0"/>
+          <w:numId w:val="2"/>
+        </w:numPr>
+        <w:spacing w:after="90"/>
+      </w:pPr>
+      <w:r>
+        <w:t xml:space="preserve">Empty state: Not applicable — this screen only appears against an order pending Pharmacist verification.</w:t>
       </w:r>
     </w:p>
     <w:p>
@@ -6805,20 +6909,20 @@
         <w:spacing w:after="90"/>
       </w:pPr>
       <w:r>
-        <w:t xml:space="preserve">Key information displayed: List panel: each SOS Request/Booking with acuity (P1/P2/P3), current status (Untriaged to Available), time elapsed since intake, assigned crew (if any), patient location. Map panel: pinned request locations, live vehicle positions, color-coded by acuity and status. Queue counters (e.g., number Untriaged, number breaching SLA). Filter/sort controls (by acuity, status, zone, time in queue).</w:t>
-      </w:r>
-    </w:p>
-    <w:p>
-      <w:pPr>
-        <w:pStyle w:val="ListParagraph"/>
-        <w:numPr>
-          <w:ilvl w:val="0"/>
-          <w:numId w:val="2"/>
-        </w:numPr>
-        <w:spacing w:after="90"/>
-      </w:pPr>
-      <w:r>
-        <w:t xml:space="preserve">Actions: Select a request to open Triage Screen; toggle Map/List/Split view; filter by acuity, status, or zone; Duty Supervisor only: reassign queue ownership between dispatchers, force-escalate a request; enter MCI Mode (Duty Supervisor only, or Emergency Dispatcher with confirmation)</w:t>
+        <w:t xml:space="preserve">Key information displayed: List panel: each SOS Request/Booking with acuity (P1/P2/P3), current status (Untriaged to Available), time elapsed since intake, assigned crew (if any), patient location. Map panel: pinned request locations, live vehicle positions, color-coded by acuity and status. Queue counters (e.g., number Untriaged, number breaching SLA). Filter/sort controls (by acuity, status, zone, time in queue). A LOCATION-UNVERIFIED flag on any request whose map pin was placed from a low-confidence reverse-geocode of caller-supplied location (e.g., an ambiguous spoken address), prompting verbal confirmation with the caller during triage rather than trusting the pin as-is.</w:t>
+      </w:r>
+    </w:p>
+    <w:p>
+      <w:pPr>
+        <w:pStyle w:val="ListParagraph"/>
+        <w:numPr>
+          <w:ilvl w:val="0"/>
+          <w:numId w:val="2"/>
+        </w:numPr>
+        <w:spacing w:after="90"/>
+      </w:pPr>
+      <w:r>
+        <w:t xml:space="preserve">Actions: Select a request to open Triage Screen; toggle Map/List/Split view; filter by acuity, status, or zone; open a side-by-side comparison view of two simultaneous P1 requests (details, distance to nearest eligible units, and ETA per candidate shown for both, side by side) to support fast relative prioritization when both are competing for the same limited units; request to borrow a scheduled crew/vehicle from the Non-Emergency Scheduling Calendar (1.5) for emergency duty (routes to Duty Supervisor for approval); Duty Supervisor only: reassign queue ownership between dispatchers, force-escalate a request; enter MCI Mode (Duty Supervisor only, or Emergency Dispatcher with confirmation)</w:t>
       </w:r>
     </w:p>
     <w:p>
@@ -6909,20 +7013,20 @@
         <w:spacing w:after="90"/>
       </w:pPr>
       <w:r>
-        <w:t xml:space="preserve">Key information displayed: Caller/patient details, location, chief complaint, symptoms captured at intake; suggested acuity (system-flagged) vs. dispatcher-assigned acuity (P1/P2/P3); related Incident Case link if part of a multi-patient event; intake timestamp and SLA countdown.</w:t>
-      </w:r>
-    </w:p>
-    <w:p>
-      <w:pPr>
-        <w:pStyle w:val="ListParagraph"/>
-        <w:numPr>
-          <w:ilvl w:val="0"/>
-          <w:numId w:val="2"/>
-        </w:numPr>
-        <w:spacing w:after="90"/>
-      </w:pPr>
-      <w:r>
-        <w:t xml:space="preserve">Actions: Assign/change acuity level (P1/P2/P3); Confirm Triage (advances status to Triaged); Flag as possible MCI (routes to MCI Mode prompt); Add triage notes; Duty Supervisor: override acuity with reason code</w:t>
+        <w:t xml:space="preserve">Key information displayed: Caller/patient details, location, chief complaint, symptoms captured at intake; suggested acuity (system-flagged) vs. dispatcher-assigned acuity (P1/P2/P3); related Incident Case link if part of a multi-patient event; intake timestamp and SLA countdown; the LOCATION-UNVERIFIED flag carried over from the Live Emergency Queue (1.1) when reverse-geocode confidence was low, with the underlying address/description shown for verbal confirmation; a LOW-CONFIDENCE TRIAGE flag raised when caller information was garbled, cut off, or otherwise incomplete at intake, so the dispatcher can attempt clarification before assigning acuity on unreliable input; an UNTRIAGED-INCOMPLETE status, distinct from Untriaged, applied when the caller disconnects before triage can be completed — this status drives an automatic callback-retry to the caller's on-file number on a defined interval/attempt-count schedule, with each attempt and outcome logged to the request's timeline.</w:t>
+      </w:r>
+    </w:p>
+    <w:p>
+      <w:pPr>
+        <w:pStyle w:val="ListParagraph"/>
+        <w:numPr>
+          <w:ilvl w:val="0"/>
+          <w:numId w:val="2"/>
+        </w:numPr>
+        <w:spacing w:after="90"/>
+      </w:pPr>
+      <w:r>
+        <w:t xml:space="preserve">Actions: Assign/change acuity level (P1/P2/P3); Confirm Triage (advances status to Triaged); Flag as possible MCI (routes to MCI Mode prompt); Add triage notes; initiate a dispatcher callback to the caller via integrated telephony (click-to-call from the caller's on-file number, logged to the request's timeline) — used for routine clarification and to work an UNTRIAGED-INCOMPLETE auto-retry attempt manually; resolve a LOCATION-UNVERIFIED or LOW-CONFIDENCE TRIAGE flag by confirming/correcting the details with the caller (see also Booking Detail, 1.6, to edit an already-assigned job's live location and trigger a re-route); Duty Supervisor: override acuity with reason code</w:t>
       </w:r>
     </w:p>
     <w:p>
@@ -6948,7 +7052,7 @@
         <w:spacing w:after="90"/>
       </w:pPr>
       <w:r>
-        <w:t xml:space="preserve">Validation/errors: Cannot confirm triage with missing required fields (location, chief complaint); warning if acuity override lacks a reason code; alert if request has sat Untriaged beyond SLA threshold.</w:t>
+        <w:t xml:space="preserve">Validation/errors: Cannot confirm triage with missing required fields (location, chief complaint); cannot confirm triage while a LOCATION-UNVERIFIED or LOW-CONFIDENCE TRIAGE flag remains unaddressed, without an explicit dispatcher override reason; warning if acuity override lacks a reason code; alert if request has sat Untriaged beyond SLA threshold; a request left UNTRIAGED-INCOMPLETE after exhausting all auto-callback-retry attempts is auto-escalated to the Escalation/Alert Inbox (1.10).</w:t>
       </w:r>
     </w:p>
     <w:p>
@@ -7039,7 +7143,7 @@
         <w:spacing w:after="90"/>
       </w:pPr>
       <w:r>
-        <w:t xml:space="preserve">Validation/errors: No eligible units available, prompts mutual aid/escalation path; certification mismatch warning if a manually selected crew lacks required qualification, hard-blocked (not just warned) if the mismatch is against a Restricted scope-of-practice grant; double-booking prevention if a unit is already Assigned elsewhere; a vehicle with a detected registration/insurance lapse cannot be manually selected or force-assigned by anyone, including Duty Supervisor — this is a hard system block, not an overridable warning, consistent with the Critical Fault block in Fleet Management (2.2); hospital pre-arrival notification cannot be sent without acuity and ETA populated (clinical summary is required-if-available, not blocking).</w:t>
+        <w:t xml:space="preserve">Validation/errors: No eligible units available, prompts mutual aid/escalation path; certification mismatch warning if a manually selected crew lacks required qualification, hard-blocked (not just warned) if the mismatch is against a Restricted scope-of-practice grant; double-booking prevention if a unit is already Assigned elsewhere; a job that already has one crew/vehicle assigned is hard-locked against assignment of a second crew/vehicle — attempting to add a second unit is blocked by default and requires an explicit override with a logged reason (e.g., adding a second unit for a multi-patient scoop-and-run), distinct from the double-booking prevention above, which instead stops one unit from being assigned to two different jobs; a vehicle with a detected registration/insurance lapse cannot be manually selected or force-assigned by anyone, including Duty Supervisor — this is a hard system block, not an overridable warning, consistent with the Critical Fault block in Fleet Management (2.2); hospital pre-arrival notification cannot be sent without acuity and ETA populated (clinical summary is required-if-available, not blocking).</w:t>
       </w:r>
     </w:p>
     <w:p>
@@ -7091,46 +7195,46 @@
         <w:spacing w:after="90"/>
       </w:pPr>
       <w:r>
-        <w:t xml:space="preserve">Key information displayed: Live vehicle icons color/labeled by status (Available, En Route, On Scene, Transporting, At Hospital, Out of Service, etc.); active job routes and destination markers, with destination facilities showing an On Divert indicator where applicable; traffic/zone overlays (if available); vehicle detail popover (crew, current job, last GPS ping time); an anomalous-movement flag on a vehicle whose position jumps or moves implausibly fast between pings (a plausibility check against a speed/distance threshold, not a raw trust of every GPS point), distinct from the plain stale-GPS indicator below.</w:t>
-      </w:r>
-    </w:p>
-    <w:p>
-      <w:pPr>
-        <w:pStyle w:val="ListParagraph"/>
-        <w:numPr>
-          <w:ilvl w:val="0"/>
-          <w:numId w:val="2"/>
-        </w:numPr>
-        <w:spacing w:after="90"/>
-      </w:pPr>
-      <w:r>
-        <w:t xml:space="preserve">Actions: Click vehicle to view current job/Booking or SOS Request; filter by status or zone; center/zoom to specific job or vehicle; launch Crew/Vehicle Assignment Screen from a selected available unit; acknowledge/investigate an anomalous-movement flag (initiates a welfare-check contact with the crew, does not silently dismiss); Request police liaison for a selected active job (captures reason/nature of request and location, notifies Duty Supervisor, and logs the request to the job timeline)</w:t>
-      </w:r>
-    </w:p>
-    <w:p>
-      <w:pPr>
-        <w:pStyle w:val="ListParagraph"/>
-        <w:numPr>
-          <w:ilvl w:val="0"/>
-          <w:numId w:val="2"/>
-        </w:numPr>
-        <w:spacing w:after="90"/>
-      </w:pPr>
-      <w:r>
-        <w:t xml:space="preserve">Navigation: From: Live Emergency Queue, Scheduling Calendar, Booking Detail Screen. To: Booking Detail Screen, Crew/Vehicle Assignment Screen, Escalation/Alert Inbox (an unresolved anomalous-movement flag or an open police liaison request routes here).</w:t>
-      </w:r>
-    </w:p>
-    <w:p>
-      <w:pPr>
-        <w:pStyle w:val="ListParagraph"/>
-        <w:numPr>
-          <w:ilvl w:val="0"/>
-          <w:numId w:val="2"/>
-        </w:numPr>
-        <w:spacing w:after="90"/>
-      </w:pPr>
-      <w:r>
-        <w:t xml:space="preserve">Validation/errors: GPS signal lost indicator with last-known-position timestamp; vehicle shown "stale" if no ping beyond threshold, with alert routed to Escalation/Alert Inbox; anomalous-movement flag is advisory (raises awareness for a welfare check) rather than auto-reassigning the job, since a plausibility check can itself be wrong.</w:t>
+        <w:t xml:space="preserve">Key information displayed: Live vehicle icons color/labeled by status (Available, En Route, On Scene, Transporting, At Hospital, Out of Service, etc.); active job routes and destination markers, with destination facilities showing an On Divert indicator where applicable; traffic/zone overlays (if available); vehicle detail popover (crew, current job, last GPS ping time); an anomalous-movement flag on a vehicle whose position jumps or moves implausibly fast between pings (a plausibility check against a speed/distance threshold, not a raw trust of every GPS point), distinct from the plain stale-GPS indicator below; a separate OFF-ROUTE flag raised when a vehicle's live position deviates from the expected route to its current job's scene/destination beyond a defined corridor threshold — distinct from the anomalous-movement flag above, which checks plausibility of the movement itself rather than adherence to the expected path; a conflicting-status flag when two different crews/vehicles both report the same status on the same job (e.g., both marked On Scene), which cannot be silently auto-resolved.</w:t>
+      </w:r>
+    </w:p>
+    <w:p>
+      <w:pPr>
+        <w:pStyle w:val="ListParagraph"/>
+        <w:numPr>
+          <w:ilvl w:val="0"/>
+          <w:numId w:val="2"/>
+        </w:numPr>
+        <w:spacing w:after="90"/>
+      </w:pPr>
+      <w:r>
+        <w:t xml:space="preserve">Actions: Click vehicle to view current job/Booking or SOS Request; filter by status or zone; center/zoom to specific job or vehicle; launch Crew/Vehicle Assignment Screen from a selected available unit; acknowledge/investigate an anomalous-movement flag (initiates a welfare-check contact with the crew, does not silently dismiss); acknowledge/investigate an OFF-ROUTE flag (contacts the crew to confirm the reason — traffic diversion, wrong turn, patient-requested detour — and logs the resolution); resolve a conflicting-status flag by confirming with both crews which report is accurate and correcting the job's status of record, a resolution that is always dispatcher-driven rather than automatic; manually log/override a crew's status on the dispatcher's behalf during a radio/verbal fallback when the crew's own electronic status update fails to come through (device or connectivity failure) — recorded as a dispatcher-entered status with the dispatcher's name, timestamp, and a note that it was verbally relayed, kept visibly distinct from a crew's own self-reported status; Request police liaison for a selected active job (captures reason/nature of request and location, notifies Duty Supervisor, and logs the request to the job timeline)</w:t>
+      </w:r>
+    </w:p>
+    <w:p>
+      <w:pPr>
+        <w:pStyle w:val="ListParagraph"/>
+        <w:numPr>
+          <w:ilvl w:val="0"/>
+          <w:numId w:val="2"/>
+        </w:numPr>
+        <w:spacing w:after="90"/>
+      </w:pPr>
+      <w:r>
+        <w:t xml:space="preserve">Navigation: From: Live Emergency Queue, Scheduling Calendar, Booking Detail Screen. To: Booking Detail Screen, Crew/Vehicle Assignment Screen, Escalation/Alert Inbox (an unresolved anomalous-movement flag, OFF-ROUTE flag, conflicting-status flag, or an open police liaison request routes here).</w:t>
+      </w:r>
+    </w:p>
+    <w:p>
+      <w:pPr>
+        <w:pStyle w:val="ListParagraph"/>
+        <w:numPr>
+          <w:ilvl w:val="0"/>
+          <w:numId w:val="2"/>
+        </w:numPr>
+        <w:spacing w:after="90"/>
+      </w:pPr>
+      <w:r>
+        <w:t xml:space="preserve">Validation/errors: GPS signal lost indicator with last-known-position timestamp; vehicle shown "stale" if no ping beyond threshold, with alert routed to Escalation/Alert Inbox; anomalous-movement flag is advisory (raises awareness for a welfare check) rather than auto-reassigning the job, since a plausibility check can itself be wrong; an OFF-ROUTE flag is likewise advisory, prompting dispatcher follow-up rather than automatically altering the job or route; a conflicting-status flag blocks the job's status timeline from advancing further until a dispatcher resolves which report is correct; a dispatcher-entered manual status override is logged with an explicit "verbal/radio fallback" marker so it is never mistaken for the crew's own device-reported status in later review.</w:t>
       </w:r>
     </w:p>
     <w:p>
@@ -7182,20 +7286,20 @@
         <w:spacing w:after="90"/>
       </w:pPr>
       <w:r>
-        <w:t xml:space="preserve">Key information displayed: Gantt/timeline rows per vehicle or crew, blocks representing scheduled Bookings; Day/Week toggle; Booking status per block (simplified: Scheduled to Assigned to En Route to On Scene to Transporting to Complete); unassigned/unscheduled Bookings pending placement; vehicle availability gaps (Scheduled Out of Service blocks shown inline); a recurring-series indicator on any block generated from a Recurring Series, distinguishing it from a one-off Booking and linking through to Recurring Series Management (1.14).</w:t>
-      </w:r>
-    </w:p>
-    <w:p>
-      <w:pPr>
-        <w:pStyle w:val="ListParagraph"/>
-        <w:numPr>
-          <w:ilvl w:val="0"/>
-          <w:numId w:val="2"/>
-        </w:numPr>
-        <w:spacing w:after="90"/>
-      </w:pPr>
-      <w:r>
-        <w:t xml:space="preserve">Actions: Create new Booking — including an option to set this Booking up as a Recurring Series (frequency/pattern, e.g., daily/weekly/specific weekdays, start date, end date or occurrence count; the system auto-regenerates future instances from the pattern and re-validates each generated instance against current vehicle/crew availability before it appears on the calendar); drag-and-drop reassign Booking to different vehicle/time slot (for a recurring instance, prompts whether the change applies to this instance only or the whole series, routing a whole-series change to Recurring Series Management, 1.14); open Booking Detail Screen; Duty Supervisor: override a Scheduling Dispatcher's assignment</w:t>
+        <w:t xml:space="preserve">Key information displayed: Gantt/timeline rows per vehicle or crew, blocks representing scheduled Bookings; Day/Week toggle; Booking status per block (Provisionally Scheduled — a placeholder slot held before both patient/facility and crew/vehicle availability are confirmed — advancing to Confirmed once both sides have confirmed, then Assigned to En Route to On Scene to Transporting to Complete); an AT RISK flag on a block at risk of cascading delay from an earlier running-late job on the same vehicle/crew, distinct from the AT RISK - NO CAPACITY alert in the Escalation/Alert Inbox (1.10), which instead flags a booking with no capacity at all; unassigned/unscheduled Bookings pending placement; vehicle availability gaps (Scheduled Out of Service blocks shown inline); a recurring-series indicator on any block generated from a Recurring Series, distinguishing it from a one-off Booking and linking through to Recurring Series Management (1.14).</w:t>
+      </w:r>
+    </w:p>
+    <w:p>
+      <w:pPr>
+        <w:pStyle w:val="ListParagraph"/>
+        <w:numPr>
+          <w:ilvl w:val="0"/>
+          <w:numId w:val="2"/>
+        </w:numPr>
+        <w:spacing w:after="90"/>
+      </w:pPr>
+      <w:r>
+        <w:t xml:space="preserve">Actions: Create new Booking — including an option to set this Booking up as a Recurring Series (frequency/pattern, e.g., daily/weekly/specific weekdays, start date, end date or occurrence count; the system auto-regenerates future instances from the pattern and re-validates each generated instance against current vehicle/crew availability before it appears on the calendar); drag-and-drop reassign Booking to different vehicle/time slot (for a recurring instance, prompts whether the change applies to this instance only or the whole series, routing a whole-series change to Recurring Series Management, 1.14); open Booking Detail Screen; request to borrow a scheduled crew/vehicle for emergency duty (also initiable from the Emergency Dispatcher's Live Emergency Queue, 1.1) — routes to Duty Supervisor for approval before the unit is pulled, logged against both the original Booking and the emergency job it's borrowed for; generate an end-of-day scheduling reconciliation summary (bookings completed vs. scheduled, no-shows, late starts, cancellations, and any Needs Attention or AT RISK items still open at day's end) for the Scheduling Dispatcher/Duty Supervisor's own close-of-day review — distinct from the Operations Manager's own periodic reports in the Finance and Executive module document; Duty Supervisor: override a Scheduling Dispatcher's assignment, approve or deny a pending request to borrow a scheduled crew/vehicle for emergency duty</w:t>
       </w:r>
     </w:p>
     <w:p>
@@ -7221,7 +7325,7 @@
         <w:spacing w:after="90"/>
       </w:pPr>
       <w:r>
-        <w:t xml:space="preserve">Validation/errors: Conflict warning when dragging a Booking onto an already-occupied or Out of Service slot; cannot schedule against a vehicle in Decommissioning status; if auto-regeneration of a future recurring instance fails re-validation (no eligible vehicle/crew for that date), the instance is created in a Needs Attention state rather than silently dropped, and an alert is raised to the Escalation/Alert Inbox (1.10).</w:t>
+        <w:t xml:space="preserve">Validation/errors: Conflict warning when dragging a Booking onto an already-occupied or Out of Service slot; cannot schedule against a vehicle in Decommissioning status; if auto-regeneration of a future recurring instance fails re-validation (no eligible vehicle/crew for that date), the instance is created in a Needs Attention state rather than silently dropped, and an alert is raised to the Escalation/Alert Inbox (1.10); duplicate-booking fuzzy-match warning at creation time (same patient/passenger, same or adjacent pickup/destination and time window, submitted through a different channel or by a different agent) — does not block creation but requires the Scheduling Dispatcher to confirm intent to proceed or merge with the existing entry.</w:t>
       </w:r>
     </w:p>
     <w:p>
@@ -7286,20 +7390,20 @@
         <w:spacing w:after="90"/>
       </w:pPr>
       <w:r>
-        <w:t xml:space="preserve">Key information displayed: Patient/passenger details, pickup/destination, requested time window; current status and full status history timeline; assigned Vehicle/Crew Record (with link); related Referral (if Booking originated from a Facility Partner referral, with a link to the internal Referral Review screen, 1.13); notes/special requirements (e.g., mobility equipment); if this Booking is one instance of a Recurring Series, a link back to the parent series in Recurring Series Management (1.14) and a clear label distinguishing an edit made here (this instance only) from a series-wide change; the per-job message log between dispatcher and crew (Job Communication Thread, 1.15), summarized inline with a link through to the full thread.</w:t>
-      </w:r>
-    </w:p>
-    <w:p>
-      <w:pPr>
-        <w:pStyle w:val="ListParagraph"/>
-        <w:numPr>
-          <w:ilvl w:val="0"/>
-          <w:numId w:val="2"/>
-        </w:numPr>
-        <w:spacing w:after="90"/>
-      </w:pPr>
-      <w:r>
-        <w:t xml:space="preserve">Actions: Edit Booking details — for a recurring instance, edits made here apply as a single-instance override and do not alter the rest of the series; reassign crew/vehicle (launches Crew/Vehicle Assignment Screen); cancel Booking; escalate to emergency queue; view linked Referral; open Job Communication Thread (1.15)</w:t>
+        <w:t xml:space="preserve">Key information displayed: Patient/passenger details, pickup/destination, requested time window; current status (including the Provisionally Scheduled to Confirmed distinction established on the Scheduling Calendar, 1.5) and full status history timeline; assigned Vehicle/Crew Record (with link); related Referral (if Booking originated from a Facility Partner referral, with a link to the internal Referral Review screen, 1.13); notes/special requirements (e.g., mobility equipment); if this Booking is one instance of a Recurring Series, a link back to the parent series in Recurring Series Management (1.14) and a clear label distinguishing an edit made here (this instance only) from a series-wide change; the per-job message log between dispatcher and crew (Job Communication Thread, 1.15), summarized inline with a link through to the full thread; a MANUALLY ENTERED - POST-OUTAGE flag on a Booking that was captured through the system-outage fallback process rather than entered live, so downstream staff know its data was reconstructed after the fact; a CANCELLED-EN ROUTE status (distinct from a plain Cancelled status), applied automatically when a Booking is cancelled after the crew has already departed, which retains the mileage/time already accrued on the job for billing purposes rather than discarding it; where this Booking remains open across a shift-change boundary, a short shift-boundary handoff note (distinct from the whole-shift Shift Handover Screen, 1.9) summarizing job-specific context for the incoming crew/dispatcher.</w:t>
+      </w:r>
+    </w:p>
+    <w:p>
+      <w:pPr>
+        <w:pStyle w:val="ListParagraph"/>
+        <w:numPr>
+          <w:ilvl w:val="0"/>
+          <w:numId w:val="2"/>
+        </w:numPr>
+        <w:spacing w:after="90"/>
+      </w:pPr>
+      <w:r>
+        <w:t xml:space="preserve">Actions: Edit Booking details — for a recurring instance, edits made here apply as a single-instance override and do not alter the rest of the series; confirm booking (advances a Provisionally Scheduled booking to Confirmed and triggers a notification to both the patient/passenger and the assigned crew, where one is already assigned); edit the job's live location and trigger a re-route recommendation for the currently assigned crew when corrected location information becomes available (also reachable from the Triage Screen, 1.2, prior to/at initial assignment for an emergency job); add a shift-boundary handoff note when this booking will still be open across a shift change; reassign crew/vehicle (launches Crew/Vehicle Assignment Screen); cancel Booking; escalate to emergency queue; view linked Referral; open Job Communication Thread (1.15)</w:t>
       </w:r>
     </w:p>
     <w:p>
@@ -7325,7 +7429,7 @@
         <w:spacing w:after="90"/>
       </w:pPr>
       <w:r>
-        <w:t xml:space="preserve">Validation/errors: Cannot cancel a Booking already at On Scene/Transporting without supervisor confirmation; missing required field warnings on edit (e.g., destination facility); if the record no longer exists (e.g., a stale link from a notification), uses the platform-wide S.5 Not Found state.</w:t>
+        <w:t xml:space="preserve">Validation/errors: Cannot cancel a Booking already at On Scene/Transporting without supervisor confirmation; cancelling a Booking after the crew has already departed (En Route or later) sets status to CANCELLED-EN ROUTE rather than a plain Cancelled and retains accrued mileage/time for billing; missing required field warnings on edit (e.g., destination facility); if the record no longer exists (e.g., a stale link from a notification), uses the platform-wide S.5 Not Found state.</w:t>
       </w:r>
     </w:p>
     <w:p>
@@ -7390,7 +7494,7 @@
         <w:spacing w:after="90"/>
       </w:pPr>
       <w:r>
-        <w:t xml:space="preserve">Actions: Select replacement crew/vehicle; notify affected parties (patient/facility) for Bookings tied to a Referral; escalate to Duty Supervisor if no suitable replacement found; log cancellation reason (required)</w:t>
+        <w:t xml:space="preserve">Actions: Select replacement crew/vehicle; notify affected parties for any Booking needing reassignment — every affected patient/passenger and, where applicable, the destination facility, receives notification of the reassignment and any resulting ETA change, not only Bookings tied to a Referral; escalate to Duty Supervisor if no suitable replacement found; log cancellation reason (required)</w:t>
       </w:r>
     </w:p>
     <w:p>
@@ -7481,7 +7585,7 @@
         <w:spacing w:after="90"/>
       </w:pPr>
       <w:r>
-        <w:t xml:space="preserve">Actions: Activate/deactivate MCI Mode; add/remove patients (SOS Requests) to the Incident Case; pull additional vehicles from non-emergency queue; request mutual aid (external resources); assign an Incident Commander role within the tool; exit MCI Mode / generate after-action summary</w:t>
+        <w:t xml:space="preserve">Actions: Activate/deactivate MCI Mode; add/remove patients (SOS Requests) to the Incident Case; pull additional vehicles from non-emergency queue; request mutual aid (external resources); assign an Incident Commander role within the tool; transfer the Incident Commander role to another Duty Supervisor mid-incident without losing incident state (all Incident Case data, unit assignments, and roll-up status carry over to the incoming commander, whether the original commander steps back deliberately or becomes unreachable); exit MCI Mode / generate after-action summary</w:t>
       </w:r>
     </w:p>
     <w:p>
@@ -7507,7 +7611,7 @@
         <w:spacing w:after="90"/>
       </w:pPr>
       <w:r>
-        <w:t xml:space="preserve">Validation/errors: Confirmation prompt required before activating/deactivating MCI Mode (affects entire board); warning if attempting to exit MCI Mode while patients remain untriaged or unassigned.</w:t>
+        <w:t xml:space="preserve">Validation/errors: Confirmation prompt required before activating/deactivating MCI Mode (affects entire board); warning if attempting to exit MCI Mode while patients remain untriaged or unassigned; an Incident Commander handover requires the incoming Duty Supervisor's explicit acceptance before control transfers, logged to the Incident Case's own timeline; if the original commander cannot be reached to hand over deliberately, another Duty Supervisor may claim command after a defined unreachability threshold, with the takeover flagged for after-action review.</w:t>
       </w:r>
     </w:p>
     <w:p>
@@ -7559,7 +7663,7 @@
         <w:spacing w:after="90"/>
       </w:pPr>
       <w:r>
-        <w:t xml:space="preserve">Purpose: Formally transfer situational awareness and open items from an outgoing supervisor to the incoming supervisor at shift change. This is a distinct, forward-looking artifact from the End-of-Shift Report (1.16): the Shift Handover Screen carries open items into the next shift for the incoming supervisor to act on, while the End-of-Shift Report is a backward-looking, auto-populated summary of the shift just completed, reviewed by the outgoing supervisor and visible to the Operations Manager.</w:t>
+        <w:t xml:space="preserve">Purpose: Formally transfer situational awareness and open items from an outgoing supervisor to the incoming supervisor at shift change. This is a distinct, forward-looking artifact from the End-of-Shift Report (1.16): the Shift Handover Screen carries open items into the next shift for the incoming supervisor to act on, while the End-of-Shift Report is a backward-looking, auto-populated summary of the shift just completed, reviewed by the outgoing supervisor and visible to the Operations Manager. Because the Duty Supervisor works from the same Live Emergency Queue (1.1) and Non-Emergency Scheduling Calendar (1.5) as the dispatchers they oversee, rather than a separate merged board, this screen is where the combined emergency-plus-scheduled operational picture actually gets assembled for handover — pulling open items from both boards into one place rather than requiring the incoming supervisor to check two screens separately.</w:t>
       </w:r>
     </w:p>
     <w:p>
@@ -7689,20 +7793,20 @@
         <w:spacing w:after="90"/>
       </w:pPr>
       <w:r>
-        <w:t xml:space="preserve">Assignment &amp; capacity alerts (Dispatch roles, Duty Supervisor): SLA breach on Untriaged request; unassigned Booking approaching window; reassignment failure; no crew available for assignment; Booking flagged AT RISK - NO CAPACITY; short-notice provider cancellation affecting 3+ Bookings; orphaned recurring series (a Recurring Series, see 1.14, left with no owning Scheduling Dispatcher action after its assigned crew changed).</w:t>
-      </w:r>
-    </w:p>
-    <w:p>
-      <w:pPr>
-        <w:pStyle w:val="ListParagraph"/>
-        <w:numPr>
-          <w:ilvl w:val="0"/>
-          <w:numId w:val="2"/>
-        </w:numPr>
-        <w:spacing w:after="90"/>
-      </w:pPr>
-      <w:r>
-        <w:t xml:space="preserve">Crew status &amp; communication alerts (Dispatch roles, Duty Supervisor): crew hasn't updated status within the expected window / no dispatch acknowledgment received from crew; crew safety alert triggered (targets the nearest eligible backup crew for potential redeployment, in addition to notifying Duty Supervisor); stale GPS; anomalous vehicle movement.</w:t>
+        <w:t xml:space="preserve">Assignment &amp; capacity alerts (Dispatch roles, Duty Supervisor): SLA breach on Untriaged request; unassigned Booking approaching window; UNSTAFFED BOOKING (a scheduled Booking with no crew/vehicle assigned as its scheduled start time approaches, raised at a defined lead-time threshold before start); reassignment failure; no crew available for assignment; Booking flagged AT RISK - NO CAPACITY; short-notice provider cancellation affecting 3+ Bookings; orphaned recurring series (a Recurring Series, see 1.14, left with no owning Scheduling Dispatcher action after its assigned crew changed).</w:t>
+      </w:r>
+    </w:p>
+    <w:p>
+      <w:pPr>
+        <w:pStyle w:val="ListParagraph"/>
+        <w:numPr>
+          <w:ilvl w:val="0"/>
+          <w:numId w:val="2"/>
+        </w:numPr>
+        <w:spacing w:after="90"/>
+      </w:pPr>
+      <w:r>
+        <w:t xml:space="preserve">Crew status &amp; communication alerts (Dispatch roles, Duty Supervisor): crew hasn't updated status within the expected window / no dispatch acknowledgment received from crew; crew safety alert triggered (targets the nearest eligible backup crew for potential redeployment, in addition to notifying Duty Supervisor); stale GPS; anomalous vehicle movement; off-route deviation; conflicting status reported by two crews on the same job; continuous on-duty time exceeding the policy fatigue threshold (promoted here as an actionable alert, not only the visual indicator on the Crew and Vehicle Status Board, 1.11, so it can be acknowledged/resolved like any other alert).</w:t>
       </w:r>
     </w:p>
     <w:p>
@@ -7741,20 +7845,20 @@
         <w:spacing w:after="90"/>
       </w:pPr>
       <w:r>
-        <w:t xml:space="preserve">Fleet &amp; vehicle-health alerts (Fleet Manager, visible to Duty Supervisor): vehicle down with a patient onboard; fleet-wide available-vehicle count below minimum safe coverage; registration/insurance lapse detected on a vehicle (see 1.3/2.1/2.2 hard-block).</w:t>
-      </w:r>
-    </w:p>
-    <w:p>
-      <w:pPr>
-        <w:pStyle w:val="ListParagraph"/>
-        <w:numPr>
-          <w:ilvl w:val="0"/>
-          <w:numId w:val="2"/>
-        </w:numPr>
-        <w:spacing w:after="90"/>
-      </w:pPr>
-      <w:r>
-        <w:t xml:space="preserve">Supervisory escalation-chain alerts (Duty Supervisor and designated backup/secondary Duty Supervisor, see 1.9): an escalation not acknowledged by the on-duty supervisor within the expected window, auto-routed to the secondary/backup supervisor; an unresolved incident carried across more than 2 consecutive shifts.</w:t>
+        <w:t xml:space="preserve">Fleet &amp; vehicle-health alerts (Fleet Manager, visible to Duty Supervisor): vehicle down with a patient onboard; fleet-wide available-vehicle count below minimum safe coverage; registration/insurance lapse detected on a vehicle (see 1.3/2.1/2.2 hard-block); perishable or controlled-substance equipment inventory item approaching expiry (30/14/3-day auto-alerts, see 2.2).</w:t>
+      </w:r>
+    </w:p>
+    <w:p>
+      <w:pPr>
+        <w:pStyle w:val="ListParagraph"/>
+        <w:numPr>
+          <w:ilvl w:val="0"/>
+          <w:numId w:val="2"/>
+        </w:numPr>
+        <w:spacing w:after="90"/>
+      </w:pPr>
+      <w:r>
+        <w:t xml:space="preserve">Supervisory escalation-chain alerts (Duty Supervisor and designated backup/secondary Duty Supervisor, see 1.9): an escalation not acknowledged by the on-duty supervisor within the expected window, auto-routed to the secondary/backup supervisor; an unresolved incident carried across more than 2 consecutive shifts, shown with a CARRIED FORWARD flag and the named owner responsible for it in the current shift (inherited from the End-of-Shift Report's carry-forward owner field, 1.16, and re-assignable from here if ownership needs to change).</w:t>
       </w:r>
     </w:p>
     <w:p>
@@ -7975,46 +8079,46 @@
         <w:spacing w:after="90"/>
       </w:pPr>
       <w:r>
-        <w:t xml:space="preserve">Key information displayed: Full status timeline (Untriaged/Scheduled through Available); total elapsed time per status stage, SLA compliance flag; outcome notes (e.g., transported, refused transport, cancelled); linked Incident Case (if MCI-related).</w:t>
-      </w:r>
-    </w:p>
-    <w:p>
-      <w:pPr>
-        <w:pStyle w:val="ListParagraph"/>
-        <w:numPr>
-          <w:ilvl w:val="0"/>
-          <w:numId w:val="2"/>
-        </w:numPr>
-        <w:spacing w:after="90"/>
-      </w:pPr>
-      <w:r>
-        <w:t xml:space="preserve">Actions: Confirm closure; add outcome/closure notes; Duty Supervisor: co-sign closure (required for P1/MCI cases); reopen (if closed in error, permission-gated)</w:t>
-      </w:r>
-    </w:p>
-    <w:p>
-      <w:pPr>
-        <w:pStyle w:val="ListParagraph"/>
-        <w:numPr>
-          <w:ilvl w:val="0"/>
-          <w:numId w:val="2"/>
-        </w:numPr>
-        <w:spacing w:after="90"/>
-      </w:pPr>
-      <w:r>
-        <w:t xml:space="preserve">Navigation: From: Booking Detail Screen, MCI Mode (per-patient), Live Emergency Queue. To: back to Live Emergency Queue/Calendar, Escalation/Alert Inbox (if closure reveals an unresolved SLA breach).</w:t>
-      </w:r>
-    </w:p>
-    <w:p>
-      <w:pPr>
-        <w:pStyle w:val="ListParagraph"/>
-        <w:numPr>
-          <w:ilvl w:val="0"/>
-          <w:numId w:val="2"/>
-        </w:numPr>
-        <w:spacing w:after="90"/>
-      </w:pPr>
-      <w:r>
-        <w:t xml:space="preserve">Validation/errors: Cannot close with missing outcome field; P1/MCI closures blocked until Duty Supervisor co-sign is recorded.</w:t>
+        <w:t xml:space="preserve">Key information displayed: Full status timeline (Untriaged/Scheduled through Available); total elapsed time per status stage, SLA compliance flag; outcome notes (e.g., transported, refused transport, cancelled); a structured reason-code list for a hoax/false-alarm closure (e.g., Confirmed Hoax - Malicious, False Alarm - Genuine Mistake, Unable to Locate/Unable to Confirm, Third-Party Misreport), required in addition to freeform notes rather than relying on freeform notes alone, and feeding the repeated-hoax-caller digest referenced in the Escalation/Alert Inbox (1.10); linked Incident Case (if MCI-related).</w:t>
+      </w:r>
+    </w:p>
+    <w:p>
+      <w:pPr>
+        <w:pStyle w:val="ListParagraph"/>
+        <w:numPr>
+          <w:ilvl w:val="0"/>
+          <w:numId w:val="2"/>
+        </w:numPr>
+        <w:spacing w:after="90"/>
+      </w:pPr>
+      <w:r>
+        <w:t xml:space="preserve">Actions: Confirm closure; add outcome/closure notes; select a structured hoax/false-alarm reason code when the outcome is a hoax or false alarm; add an annotation to an already-closed job without reopening it (a lighter-weight option than the full reopen action below, for a note or correction that doesn't require reversing the closed status — logged to the job's timeline with author and timestamp); flag an unresolved item at closure as carried forward to the next shift with a named owner (mirrors the Escalation/Alert Inbox's CARRIED FORWARD flag, 1.10); Duty Supervisor: co-sign closure (required for P1/MCI cases); reopen (if closed in error, permission-gated)</w:t>
+      </w:r>
+    </w:p>
+    <w:p>
+      <w:pPr>
+        <w:pStyle w:val="ListParagraph"/>
+        <w:numPr>
+          <w:ilvl w:val="0"/>
+          <w:numId w:val="2"/>
+        </w:numPr>
+        <w:spacing w:after="90"/>
+      </w:pPr>
+      <w:r>
+        <w:t xml:space="preserve">Navigation: From: Booking Detail Screen, MCI Mode (per-patient), Live Emergency Queue. To: back to Live Emergency Queue/Calendar, Escalation/Alert Inbox (if closure reveals an unresolved SLA breach or a carried-forward item).</w:t>
+      </w:r>
+    </w:p>
+    <w:p>
+      <w:pPr>
+        <w:pStyle w:val="ListParagraph"/>
+        <w:numPr>
+          <w:ilvl w:val="0"/>
+          <w:numId w:val="2"/>
+        </w:numPr>
+        <w:spacing w:after="90"/>
+      </w:pPr>
+      <w:r>
+        <w:t xml:space="preserve">Validation/errors: Cannot close with missing outcome field; cannot close a hoax/false-alarm outcome without selecting a structured reason code from the list; P1/MCI closures blocked until Duty Supervisor co-sign is recorded; a closure flagged carried forward cannot be finalized without a named owner.</w:t>
       </w:r>
     </w:p>
     <w:p>
@@ -8615,20 +8719,20 @@
         <w:spacing w:after="90"/>
       </w:pPr>
       <w:r>
-        <w:t xml:space="preserve">Key information displayed: Vehicle ID, type/class, assigned base crew; current status (Available, Out of Service [Maintenance/Critical Fault/Restock], Scheduled Out of Service, Decommissioning); next scheduled maintenance date; outstanding equipment faults count; certification expiry flags (vehicle-level, e.g., roadworthiness).</w:t>
-      </w:r>
-    </w:p>
-    <w:p>
-      <w:pPr>
-        <w:pStyle w:val="ListParagraph"/>
-        <w:numPr>
-          <w:ilvl w:val="0"/>
-          <w:numId w:val="2"/>
-        </w:numPr>
-        <w:spacing w:after="90"/>
-      </w:pPr>
-      <w:r>
-        <w:t xml:space="preserve">Actions: Search/filter by status, type, base; open Vehicle Detail Screen; add new vehicle to roster; bulk status update (e.g., mark multiple units Scheduled Out of Service)</w:t>
+        <w:t xml:space="preserve">Key information displayed: Vehicle ID, type/class, assigned base crew; current status (Available, Out of Service [Maintenance/Critical Fault/Restock], Scheduled Out of Service, Decommissioning); next scheduled maintenance date; outstanding equipment faults count; certification expiry flags (vehicle-level, e.g., roadworthiness); a Fleet Compliance Summary indicator (vehicles with current vs. lapsed certifications, open Critical Faults, overdue maintenance) summarizing roster-wide compliance at a glance.</w:t>
+      </w:r>
+    </w:p>
+    <w:p>
+      <w:pPr>
+        <w:pStyle w:val="ListParagraph"/>
+        <w:numPr>
+          <w:ilvl w:val="0"/>
+          <w:numId w:val="2"/>
+        </w:numPr>
+        <w:spacing w:after="90"/>
+      </w:pPr>
+      <w:r>
+        <w:t xml:space="preserve">Actions: Search/filter by status, type, base; open Vehicle Detail Screen; add new vehicle to roster; bulk status update (e.g., mark multiple units Scheduled Out of Service); generate/export a Fleet Compliance Summary report (fleet-wide roadworthiness, insurance, certification, and open-fault compliance, as of a selected date range) for the Fleet Manager's own periodic use — distinct from the Operations Manager/Executive-facing Report Export screen in the Finance and Executive module document, which the Fleet Manager does not have access to</w:t>
       </w:r>
     </w:p>
     <w:p>
@@ -8719,20 +8823,20 @@
         <w:spacing w:after="90"/>
       </w:pPr>
       <w:r>
-        <w:t xml:space="preserve">Key information displayed: Vehicle identification and specs; current status and status history; maintenance history log (dates, work performed, technician/vendor); equipment inventory list with condition/last-check date; certification status list (roadworthiness, insurance, medical equipment calibration) with expiry dates; linked crew assignments (current/recent).</w:t>
-      </w:r>
-    </w:p>
-    <w:p>
-      <w:pPr>
-        <w:pStyle w:val="ListParagraph"/>
-        <w:numPr>
-          <w:ilvl w:val="0"/>
-          <w:numId w:val="2"/>
-        </w:numPr>
-        <w:spacing w:after="90"/>
-      </w:pPr>
-      <w:r>
-        <w:t xml:space="preserve">Actions: Update status (with reason: Maintenance/Critical Fault/Restock/Scheduled Out of Service); log new maintenance event; update equipment inventory; upload/renew certification document; initiate decommissioning (routes to Disposal screen)</w:t>
+        <w:t xml:space="preserve">Key information displayed: Vehicle identification and specs; current status and status history; maintenance history log (dates, work performed, technician/vendor, cost, odometer reading at time of service); equipment inventory list with condition/last-check date, and, for a perishable or controlled-substance item specifically, an expiry-date field with automatic 30/14/3-day alerts as expiry approaches (routed to the Fleet Manager and logged to the Escalation/Alert Inbox's fleet-health group, 1.10, at the 3-day threshold); certification status list (roadworthiness, insurance, medical equipment calibration) with expiry dates; linked crew assignments (current/recent); linked vehicle incident records (if any), each tied to the job/Booking or SOS Request during which the incident occurred.</w:t>
+      </w:r>
+    </w:p>
+    <w:p>
+      <w:pPr>
+        <w:pStyle w:val="ListParagraph"/>
+        <w:numPr>
+          <w:ilvl w:val="0"/>
+          <w:numId w:val="2"/>
+        </w:numPr>
+        <w:spacing w:after="90"/>
+      </w:pPr>
+      <w:r>
+        <w:t xml:space="preserve">Actions: Update status (with reason: Maintenance/Critical Fault/Restock/Scheduled Out of Service); log new maintenance event; update equipment inventory, including expiry dates for perishable/controlled-substance items; upload/renew certification document; record a vehicle incident (description, date/time, severity) and link it to the relevant job/Booking or SOS Request record; initiate decommissioning (routes to Disposal screen)</w:t>
       </w:r>
     </w:p>
     <w:p>
@@ -8810,20 +8914,20 @@
         <w:spacing w:after="90"/>
       </w:pPr>
       <w:r>
-        <w:t xml:space="preserve">Key information displayed: Calendar/timeline of scheduled maintenance per vehicle; maintenance type (routine service, inspection, fault repair); vendor/technician assigned; conflicts with vehicles currently in active rotation.</w:t>
-      </w:r>
-    </w:p>
-    <w:p>
-      <w:pPr>
-        <w:pStyle w:val="ListParagraph"/>
-        <w:numPr>
-          <w:ilvl w:val="0"/>
-          <w:numId w:val="2"/>
-        </w:numPr>
-        <w:spacing w:after="90"/>
-      </w:pPr>
-      <w:r>
-        <w:t xml:space="preserve">Actions: Schedule new maintenance event (sets vehicle to Scheduled Out of Service for the window); reschedule/cancel a maintenance event; mark maintenance complete (returns vehicle to Available, pending inspection sign-off)</w:t>
+        <w:t xml:space="preserve">Key information displayed: Calendar/timeline of scheduled maintenance per vehicle; maintenance type (routine service, inspection, fault repair); vendor/technician assigned; conflicts with vehicles currently in active rotation; auto-generated preventive-maintenance events populated from each vehicle's manufacturer-specified and regulatory service intervals (mileage- and/or time-based), appearing on the calendar ahead of their due window without requiring the Fleet Manager to build the schedule manually from scratch.</w:t>
+      </w:r>
+    </w:p>
+    <w:p>
+      <w:pPr>
+        <w:pStyle w:val="ListParagraph"/>
+        <w:numPr>
+          <w:ilvl w:val="0"/>
+          <w:numId w:val="2"/>
+        </w:numPr>
+        <w:spacing w:after="90"/>
+      </w:pPr>
+      <w:r>
+        <w:t xml:space="preserve">Actions: Schedule new maintenance event (sets vehicle to Scheduled Out of Service for the window); accept, move, or adjust an auto-generated preventive-maintenance event like any other scheduled event; reschedule/cancel a maintenance event; mark maintenance complete (returns vehicle to Available, pending inspection sign-off) — completion requires the cost of the work performed and the vehicle's current odometer reading, in addition to technician sign-off</w:t>
       </w:r>
     </w:p>
     <w:p>
@@ -8849,7 +8953,7 @@
         <w:spacing w:after="90"/>
       </w:pPr>
       <w:r>
-        <w:t xml:space="preserve">Validation/errors: Warning if scheduling maintenance on a vehicle currently mid-Booking; cannot mark complete without technician sign-off field populated.</w:t>
+        <w:t xml:space="preserve">Validation/errors: Warning if scheduling maintenance on a vehicle currently mid-Booking; cannot mark complete without technician sign-off, cost, and odometer-reading fields all populated.</w:t>
       </w:r>
     </w:p>
     <w:p>
@@ -8914,7 +9018,7 @@
         <w:spacing w:after="90"/>
       </w:pPr>
       <w:r>
-        <w:t xml:space="preserve">Key information displayed: List of open faults: vehicle, equipment item, fault description, severity (e.g., Critical Fault vs. minor), reported by, date reported; status (Open, In Progress, Resolved); linked vehicle status impact (e.g., forces Out of Service, Critical Fault).</w:t>
+        <w:t xml:space="preserve">Key information displayed: List of open faults: vehicle, equipment item, fault description, severity (e.g., Critical Fault vs. minor), reported by, date reported; status (Open, In Progress, Resolved); a resolution-due-date field on non-critical fault items (a Critical Fault instead forces the vehicle Out of Service immediately and is tracked to resolution without a separate due-date field, since the vehicle is already unavailable); linked vehicle status impact (e.g., forces Out of Service, Critical Fault).</w:t>
       </w:r>
     </w:p>
     <w:p>
@@ -9937,7 +10041,7 @@
                 <w:sz w:val="18"/>
                 <w:szCs w:val="18"/>
               </w:rPr>
-              <w:t xml:space="preserve">Invoice ID, Member/Patient name, linked Care Plan, amount, payer type (self-pay/insurance/guarantor), status (Draft, Flagged, Auto-Approved, Sent — delivered to payer/member but not yet formally submitted for processing, Submitted — formally submitted for payer/claims processing, Awaiting Payment, Paid, Payment Failed, Disputed), flag reason (e.g., code mismatch, duplicate visit, missing Clinical Note billing-code extract), age in queue</w:t>
+              <w:t xml:space="preserve">Invoice ID, Member/Patient name, linked Care Plan, amount (displayed JMD-primary with a GBP-informational conversion shown alongside for any UK-linked payer or Member, using the platform's standard reference exchange rate — JMD remains the currency actually billed and collected), payer type (self-pay/insurance/guarantor), status (Draft, Flagged, Auto-Approved, Sent — delivered to payer/member but not yet formally submitted for processing, Submitted — formally submitted for payer/claims processing, Awaiting Payment, Paid, Payment Failed, Disputed), flag reason stated explicitly rather than generically — Manual Override, Multi-Rate-Card Conflict, Open Dispute, Insurer Pre-Authorization Pending, or Exceeds Auto-Approval Threshold — each surfaced as its own named reason in the flagged-item list rather than a generic example, auto-charge-attempt status per invoice (Not Attempted, Attempted — Succeeded, Attempted — Failed, Retry Scheduled) for any invoice on an on-file payment method, age in queue</w:t>
             </w:r>
           </w:p>
         </w:tc>
@@ -9982,7 +10086,7 @@
                 <w:sz w:val="18"/>
                 <w:szCs w:val="18"/>
               </w:rPr>
-              <w:t xml:space="preserve">Filter by status/date/branch/payer; open invoice; bulk-approve auto-approved items (Finance Manager only); reassign flagged invoice; export list</w:t>
+              <w:t xml:space="preserve">Filter by status/date/branch/payer/flag reason; open invoice; bulk-approve auto-approved items (Finance Manager only); reassign flagged invoice; export list</w:t>
             </w:r>
           </w:p>
         </w:tc>
@@ -10027,7 +10131,7 @@
                 <w:sz w:val="18"/>
                 <w:szCs w:val="18"/>
               </w:rPr>
-              <w:t xml:space="preserve">From: platform home/module launcher. To: Invoice Detail/Adjustment screen; Dispute Case screen (if member disputes); Consolidated Approval Queue (Finance Manager)</w:t>
+              <w:t xml:space="preserve">From: platform home/module launcher. To: Invoice Detail/Adjustment screen; Dispute Case screen (if member disputes); Consolidated Approval Queue (Finance Manager); Accounts Receivable Aging Queue (1.16, cross-link for any invoice past Awaiting Payment)</w:t>
             </w:r>
           </w:p>
         </w:tc>
@@ -10341,7 +10445,7 @@
                 <w:sz w:val="18"/>
                 <w:szCs w:val="18"/>
               </w:rPr>
-              <w:t xml:space="preserve">Invoice line items with billing codes (pulled from Clinical Note billing-code extract only), original amount vs. adjusted amount, linked Membership plan and visit-allowance usage, linked Guarantor (if any), payer, prior adjustment history/audit trail</w:t>
+              <w:t xml:space="preserve">Invoice line items with billing codes (pulled from Clinical Note billing-code extract only), a GPS/trip-log reference field alongside the Clinical Note billing-code cross-reference, so a trip's billed items can actually be cross-checked against the vehicle's logged journey rather than the clinical code extract alone, original amount vs. adjusted amount (displayed JMD-primary with a GBP-informational conversion for any UK-linked payer/Member), a sequential, gapless per-fiscal-year invoice number (assigned at first submission, immutable thereafter, distinct from the internal Invoice ID), linked Membership plan and visit-allowance usage, linked Guarantor (if any), payer, a deceased-patient flag which, once set, routes the invoice to estate billing (requiring the linked estate/next-of-kin record before the invoice can proceed to payment collection) rather than the patient's own payment method, prior adjustment history/audit trail</w:t>
             </w:r>
           </w:p>
         </w:tc>
@@ -10386,7 +10490,7 @@
                 <w:sz w:val="18"/>
                 <w:szCs w:val="18"/>
               </w:rPr>
-              <w:t xml:space="preserve">Edit line item; apply/remove adjustment with reason code; attach note; submit for approval; approve/reject (Finance Manager); void invoice; print/export</w:t>
+              <w:t xml:space="preserve">Edit line item; select billing route (direct-bill, insurer, membership, or corporate — an explicit selection distinct from payer type, which only displays how the Member is associated; this action determines how the invoice is actually routed for collection); apply/remove adjustment with reason code; attach note; submit for approval; approve/reject (Finance Manager); void invoice; issue credit note (a distinct action from voiding — reduces or reverses a balance already sent/paid without erasing the original invoice record, requires its own reason code); mark deceased-patient/estate billing and link the estate record; print/export</w:t>
             </w:r>
           </w:p>
         </w:tc>
@@ -10431,7 +10535,7 @@
                 <w:sz w:val="18"/>
                 <w:szCs w:val="18"/>
               </w:rPr>
-              <w:t xml:space="preserve">From: Invoice Queue, Consolidated Approval Queue, or Dispute Case screen. To: Dispute Case screen (create new); Guarantor Management screen; Member Detail (Membership module, cross-module link)</w:t>
+              <w:t xml:space="preserve">From: Invoice Queue, Consolidated Approval Queue, or Dispute Case screen. To: Dispute Case screen (create new); Guarantor Management screen; Member Detail (Membership module, cross-module link); Accounts Receivable Aging Queue (1.16, once past due)</w:t>
             </w:r>
           </w:p>
         </w:tc>
@@ -10476,7 +10580,7 @@
                 <w:sz w:val="18"/>
                 <w:szCs w:val="18"/>
               </w:rPr>
-              <w:t xml:space="preserve">Adjustment reason code required before submit; cannot approve own submitted adjustment above delegated authority threshold (routes to Finance Manager); error if underlying Clinical Note extract is missing/unavailable (uses S.5 Not Found state if the extract's source record was deleted/reassigned)</w:t>
+              <w:t xml:space="preserve">Adjustment reason code required before submit; cannot approve own submitted adjustment above delegated authority threshold (routes to Finance Manager); error if underlying Clinical Note extract is missing/unavailable (uses S.5 Not Found state if the extract's source record was deleted/reassigned); billing route selection is required before an invoice can be submitted for approval; invoice numbering is system-assigned and blocks any manual entry or reuse of a number, and flags a gap for investigation if one is ever detected in the sequence; a credit note cannot be issued against an invoice with no recorded prior payment/send event; deceased-patient flag blocks routing to the patient's own payment method until an estate/next-of-kin record is linked</w:t>
             </w:r>
           </w:p>
         </w:tc>
@@ -10700,7 +10804,7 @@
                 <w:sz w:val="18"/>
                 <w:szCs w:val="18"/>
               </w:rPr>
-              <w:t xml:space="preserve">Dispute Case ID, disputing-party type (Member or Provider) and identity, linked record under dispute (Invoice for a Member dispute; Payout Record/Payout Run for a Payout Dispute), dispute reason, disputing party's statement/correspondence log, status (Open, Under Review, Resolved, Escalated), proposed resolution (adjust, waive, uphold), resolution amount, SLA due date; for a Payout Dispute specifically, the evidentiary basis under review (job records, GPS/trip log, and the provider's Compensation Profile basis) in place of a Member dispute's invoice line items</w:t>
+              <w:t xml:space="preserve">Dispute Case ID, disputing-party type (Member or Provider) and identity, linked record under dispute (Invoice for a Member dispute; Payout Record/Payout Run for a Payout Dispute), dispute reason, disputing party's statement/correspondence log, a GPS/trip-log evidence field alongside that statement/correspondence log — available on a Member billing dispute (e.g., "visit didn't happen") just as it already is on a Payout Dispute's evidentiary basis — status (Open, Under Review, Resolved, Escalated, Fraud Hold), proposed resolution (adjust, waive, uphold), resolution amount, resolution method (credit/adjustment vs. cash/manual refund), an identity/authorization-verification result for the disputing party, recorded before any financial action can be taken on the case, SLA due date; a distinct Chargeback Compelling-Evidence Packet sub-case, flagged separately from a standard dispute, for assembling the specific documentation bundle a card network/issuer requires to contest a chargeback; for a Payout Dispute specifically, the evidentiary basis under review (job records, GPS/trip log, and the provider's Compensation Profile basis) in place of a Member dispute's invoice line items</w:t>
             </w:r>
           </w:p>
         </w:tc>
@@ -10745,7 +10849,7 @@
                 <w:sz w:val="18"/>
                 <w:szCs w:val="18"/>
               </w:rPr>
-              <w:t xml:space="preserve">Log correspondence; propose resolution; attach supporting document (for a Payout Dispute: job record, GPS/trip log extract, or Compensation Profile reference in place of member statement/correspondence); escalate to Finance Manager; approve/deny resolution (Finance Manager); close case</w:t>
+              <w:t xml:space="preserve">Log correspondence; verify disputing party's identity/authorization (required gate before any financial action); propose resolution; attach supporting document (for a Payout Dispute: job record, GPS/trip log extract, or Compensation Profile reference in place of member statement/correspondence); assemble and export a chargeback compelling-evidence packet (distinct workflow from a standard dispute resolution); escalate to Finance Manager; approve/deny resolution (Finance Manager, single sign-off for a credit/adjustment resolution); dual-sign-off approval for any cash or manual refund specifically (a second, distinct Finance Manager approval beyond the standard single approval, since a cash/manual refund cannot be reversed the way a card-network chargeback can); place case on fraud hold if the refund destination is fraud-flagged; close case</w:t>
             </w:r>
           </w:p>
         </w:tc>
@@ -10835,7 +10939,7 @@
                 <w:sz w:val="18"/>
                 <w:szCs w:val="18"/>
               </w:rPr>
-              <w:t xml:space="preserve">Cannot close case without a resolution decision recorded; SLA-breach warning banner if past due date; a Payout Dispute is held to the same evidentiary standard as a Member-facing dispute (documented evidence required before proposing resolution), just evaluated against job records/GPS/trip log/Compensation Profile basis rather than invoice line items</w:t>
+              <w:t xml:space="preserve">Cannot close case without a resolution decision recorded; SLA-breach warning banner if past due date; a Payout Dispute is held to the same evidentiary standard as a Member-facing dispute (documented evidence required before proposing resolution), just evaluated against job records/GPS/trip log/Compensation Profile basis rather than invoice line items; cannot propose or approve any financial action until identity/authorization verification is recorded; a cash/manual refund cannot be released with only one Finance Manager approval — it is blocked pending the required second, distinct sign-off; a case placed on fraud hold blocks any refund release until the hold is explicitly cleared by a Finance Manager with a documented reason</w:t>
             </w:r>
           </w:p>
         </w:tc>
@@ -11059,7 +11163,7 @@
                 <w:sz w:val="18"/>
                 <w:szCs w:val="18"/>
               </w:rPr>
-              <w:t xml:space="preserve">Claim ID, linked Invoice, payer name, submission date, status (Draft, Submitted, Pending Payer Response, Partially Paid, Denied, Appealed), claimed amount vs. paid amount, denial reason (if any)</w:t>
+              <w:t xml:space="preserve">Claim ID, linked Invoice, payer name, submission date, status (Draft, Submitted, Pending Payer Response, Partially Paid, Payment Received – Unallocated — remittance funds received from the payer but not yet matched to a specific claim/line item, Denied, Appealed), claimed amount vs. paid amount, denial reason (if any); a Rejection-Reason Trend panel aggregating denial/rejection reasons across claims over time, broken out by payer and by reason code, so a recurring payer-specific or code-specific rejection pattern is visible at the queue level rather than only claim-by-claim</w:t>
             </w:r>
           </w:p>
         </w:tc>
@@ -11104,7 +11208,7 @@
                 <w:sz w:val="18"/>
                 <w:szCs w:val="18"/>
               </w:rPr>
-              <w:t xml:space="preserve">Filter by payer/status/branch; open claim; bulk-submit ready claims; flag for appeal; export batch to payer format</w:t>
+              <w:t xml:space="preserve">Filter by payer/status/branch/denial-reason; open claim; bulk-submit ready claims; flag for appeal; export batch to payer format; drill from the Rejection-Reason Trend panel into the specific payer or reason code driving a spike</w:t>
             </w:r>
           </w:p>
         </w:tc>
@@ -11463,7 +11567,7 @@
                 <w:sz w:val="18"/>
                 <w:szCs w:val="18"/>
               </w:rPr>
-              <w:t xml:space="preserve">Claim line items and codes, payer response history, denial/appeal reason codes, remittance advice reference, outstanding balance, linked Guarantor (if secondary payer)</w:t>
+              <w:t xml:space="preserve">Claim line items and codes, payer response history, denial/appeal reason codes, remittance advice reference, an under/overpayment classification recorded against the remittance (Paid as Billed, Underpaid, Overpaid) driving which follow-up action applies, outstanding balance, a retrospective-authorization-request flag for the edge case where pre-authorization was never obtained because the service was rendered as a genuine emergency, linked Guarantor (if secondary payer)</w:t>
             </w:r>
           </w:p>
         </w:tc>
@@ -11508,7 +11612,7 @@
                 <w:sz w:val="18"/>
                 <w:szCs w:val="18"/>
               </w:rPr>
-              <w:t xml:space="preserve">Edit and resubmit; file appeal; record payer remittance; write off balance (Finance Manager approval required above threshold); attach EOB document</w:t>
+              <w:t xml:space="preserve">Edit and resubmit; file appeal; record payer remittance; classify remittance as under/overpaid; auto-generate a co-pay/co-insurance re-invoice to the Member the moment a remittance is recorded showing a Member-owed balance, rather than requiring a Billing Officer to notice and create it manually; issue refund to insurer (distinct action from write-off, for a confirmed overpayment that must be returned rather than merely written off); write off balance (Finance Manager approval required above threshold); flag for retrospective authorization request when pre-authorization was never obtained pre-service; attach EOB document</w:t>
             </w:r>
           </w:p>
         </w:tc>
@@ -11553,7 +11657,7 @@
                 <w:sz w:val="18"/>
                 <w:szCs w:val="18"/>
               </w:rPr>
-              <w:t xml:space="preserve">From: Insurance Claims Queue. To: Invoice Detail/Adjustment screen (reconcile balance); Consolidated Approval Queue</w:t>
+              <w:t xml:space="preserve">From: Insurance Claims Queue. To: Invoice Detail/Adjustment screen (reconcile balance, including the auto-generated co-pay/co-insurance re-invoice); Consolidated Approval Queue</w:t>
             </w:r>
           </w:p>
         </w:tc>
@@ -11598,7 +11702,7 @@
                 <w:sz w:val="18"/>
                 <w:szCs w:val="18"/>
               </w:rPr>
-              <w:t xml:space="preserve">Appeal requires reason code and supporting document; write-off above authority limit blocked pending Finance Manager approval</w:t>
+              <w:t xml:space="preserve">Appeal requires reason code and supporting document; write-off above authority limit blocked pending Finance Manager approval; an insurer refund above a set threshold requires Finance Manager approval, same pattern as write-off; a retrospective-authorization-request flag does not itself guarantee payment — it only records that the request was made and tracks the payer's response</w:t>
             </w:r>
           </w:p>
         </w:tc>
@@ -11822,7 +11926,7 @@
                 <w:sz w:val="18"/>
                 <w:szCs w:val="18"/>
               </w:rPr>
-              <w:t xml:space="preserve">Payout Record list grouped by Compensation Profile type (Salaried, Per-Visit, Revenue-Share), per-provider subtotal and basis (visits completed, revenue attributed, salary period), tax-treatment indicator per provider (PAYE-withheld for Salaried vs. self-filing for Per-Visit/Revenue-Share, pulled directly from that provider's Compensation Profile so the two are never confused on the run itself), run total, exceptions (e.g., provider with incomplete Care Plan sign-off, mismatched Vehicle/Crew Record hours, a provider with no Compensation Profile on file at all), run status (Draft, Pending Approval, Approved, Released)</w:t>
+              <w:t xml:space="preserve">Payout Record list grouped by Compensation Profile type (Salaried, Per-Visit, Revenue-Share), per-provider subtotal and basis (visits completed, revenue attributed, salary period), a documented split-allocation field for any job with two jointly-responsible providers (percentage or fixed split per provider, with the basis for the split recorded), tax-treatment indicator per provider (PAYE-withheld for Salaried vs. self-filing for Per-Visit/Revenue-Share, pulled directly from that provider's Compensation Profile so the two are never confused on the run itself), run total, exceptions (e.g., provider with incomplete Care Plan sign-off, mismatched Vehicle/Crew Record hours, a provider with no Compensation Profile on file at all), run status (Draft, Pending Approval, Approved, Released), run type (Regular Cycle or Off-Cycle Correction)</w:t>
             </w:r>
           </w:p>
         </w:tc>
@@ -11867,7 +11971,7 @@
                 <w:sz w:val="18"/>
                 <w:szCs w:val="18"/>
               </w:rPr>
-              <w:t xml:space="preserve">Recalculate run; drill into provider's Payout Record; open a flagged provider's Compensation Profile Setup screen directly from an exception (e.g., "no profile on file"); exclude/hold individual payout with reason; initiate a clawback against a provider's current or prior payout (Finance Manager approval required, per that role's explicit clawback-authorization authority); approve run (Finance Manager); release for payment; export payout file</w:t>
+              <w:t xml:space="preserve">Recalculate run; drill into provider's Payout Record; open a flagged provider's Compensation Profile Setup screen directly from an exception (e.g., "no profile on file"); adjust an individual line item with a mandatory justification note (mirroring the adjustment-with-reason pattern already used on Invoice Detail, 1.2), rather than only excluding/holding it; exclude/hold individual payout with reason; record a split-allocation between two jointly-responsible providers on a shared job; initiate a clawback against a provider's current or prior payout (Finance Manager approval required, per that role's explicit clawback-authorization authority); initiate a distinct off-cycle correction run (separate from the regular payout cycle, for correcting an error after a run has already released, scoped to only the affected providers/line items rather than reopening the full cycle); approve run (Finance Manager); release for payment; export payout file</w:t>
             </w:r>
           </w:p>
         </w:tc>
@@ -11957,7 +12061,7 @@
                 <w:sz w:val="18"/>
                 <w:szCs w:val="18"/>
               </w:rPr>
-              <w:t xml:space="preserve">Cannot approve run with unresolved exceptions; release blocked until Finance Manager approval recorded; warning if run total varies more than a set percent from prior period; a provider with no Compensation Profile is excluded from the run automatically rather than paid on a guess; a clawback cannot be released against a provider's future payout without Finance Manager approval recorded, and always requires a reason code</w:t>
+              <w:t xml:space="preserve">Cannot approve run with unresolved exceptions; release blocked until Finance Manager approval recorded; warning if run total varies more than a set percent from prior period; a provider with no Compensation Profile is excluded from the run automatically rather than paid on a guess; a clawback cannot be released against a provider's future payout without Finance Manager approval recorded, and always requires a reason code; a line-item adjustment cannot be submitted without a justification note; a split-allocation between two providers must total exactly 100% of the job's payout before the run can be approved; an off-cycle correction run requires a reason code and Finance Manager approval before release, same as a regular run</w:t>
             </w:r>
           </w:p>
         </w:tc>
@@ -12242,7 +12346,7 @@
                 <w:sz w:val="18"/>
                 <w:szCs w:val="18"/>
               </w:rPr>
-              <w:t xml:space="preserve">Checklist items (invoices reconciled, claims submitted, payout run released, disputes closed/deferred, guarantor balances reconciled) with status per item; exception list with linked record (Invoice, Claim, Payout Record) and owner; overall close status</w:t>
+              <w:t xml:space="preserve">Checklist items (invoices reconciled, claims submitted, payout run released, disputes closed/deferred, guarantor balances reconciled) with status per item; a distinct Reconciliation Results view, beyond the generic checklist-item status, showing the actual matched-vs-unmatched line-item detail behind each reconciled category (invoices, claims, payouts) so a Finance Manager can see what was reconciled, not just that a checkbox was ticked; exception list with linked record (Invoice, Claim, Payout Record) and owner; a "paused for affected transactions" state, distinct from a normal open exception, applied to any transaction subset frozen out of this close cycle pending a suspected-fraud investigation; statutory-extract generation status (GCT/TAJ filings for Jamaica, applicable UK filings) as its own tracked item, distinct from the internal checklist items; overall close status</w:t>
             </w:r>
           </w:p>
         </w:tc>
@@ -12287,7 +12391,7 @@
                 <w:sz w:val="18"/>
                 <w:szCs w:val="18"/>
               </w:rPr>
-              <w:t xml:space="preserve">Mark checklist item complete; assign/reassign exception owner; defer exception to next period with justification; submit period for Finance Manager sign-off; lock period (Finance Manager); reopen a previously locked period (requires a mandatory justification note plus dual Finance Manager approval — a second, distinct Finance Manager sign-off beyond the one who approves the reopen request)</w:t>
+              <w:t xml:space="preserve">Mark checklist item complete; view reconciliation results detail per category; assign/reassign exception owner; defer exception to next period with justification; pause close for a specific set of transactions under suspected-fraud investigation (excludes them from this period's close without blocking the rest of the period); generate the statutory extract(s) required for GCT/TAJ and applicable UK filings, ready for submission via the Regulatory Reporting Calendar/Tracker (3.7); submit period for Finance Manager sign-off; lock period (Finance Manager); reopen a previously locked period (requires a mandatory justification note plus dual Finance Manager approval — a second, distinct Finance Manager sign-off beyond the one who approves the reopen request)</w:t>
             </w:r>
           </w:p>
         </w:tc>
@@ -12332,7 +12436,7 @@
                 <w:sz w:val="18"/>
                 <w:szCs w:val="18"/>
               </w:rPr>
-              <w:t xml:space="preserve">From: module launcher. To: Invoice Detail, Claim Detail, Payout Run screen (jump to underlying exception record); Consolidated Approval Queue (routes the second required approval for a reopen request)</w:t>
+              <w:t xml:space="preserve">From: module launcher. To: Invoice Detail, Claim Detail, Payout Run screen (jump to underlying exception record); Consolidated Approval Queue (routes the second required approval for a reopen request); Regulatory Reporting Calendar/Tracker (3.7, statutory extract hand-off)</w:t>
             </w:r>
           </w:p>
         </w:tc>
@@ -12377,7 +12481,7 @@
                 <w:sz w:val="18"/>
                 <w:szCs w:val="18"/>
               </w:rPr>
-              <w:t xml:space="preserve">Cannot lock period while unresolved exceptions remain unassigned or unjustified; warning if prior period still unlocked; cannot reopen a locked period without both a recorded justification note and two separate Finance Manager approvals; a reopen action and its justification remain permanently in the period's audit trail even after the period is re-locked</w:t>
+              <w:t xml:space="preserve">Cannot lock period while unresolved exceptions remain unassigned or unjustified; warning if prior period still unlocked; cannot reopen a locked period without both a recorded justification note and two separate Finance Manager approvals; a reopen action and its justification remain permanently in the period's audit trail even after the period is re-locked; a transaction subset paused for suspected fraud cannot be marked reconciled or included in the statutory extract until the pause is explicitly lifted with a documented outcome; cannot generate a statutory extract while its underlying reconciliation category still has unresolved exceptions</w:t>
             </w:r>
           </w:p>
         </w:tc>
@@ -12646,7 +12750,7 @@
                 <w:sz w:val="18"/>
                 <w:szCs w:val="18"/>
               </w:rPr>
-              <w:t xml:space="preserve">Guarantor ID, contact/billing details (read-only reference to the Guarantor's own registration record), linked Members list, responsibility scope (full/partial, per-visit cap) as consented in 1.10, outstanding balance attributed to guarantor, linkage history, pending termination-request status (if the Guarantor has requested to end the relationship) with the notification-sent date and grace-period end date</w:t>
+              <w:t xml:space="preserve">Guarantor ID, contact/billing details (read-only reference to the Guarantor's own registration record), linked Members list, responsibility scope (full/partial, per-visit cap) as consented in 1.10, outstanding balance attributed to guarantor, linkage history, pending termination-request status (if the Guarantor has requested to end the relationship) with the notification-sent date and grace-period end date; a provisional-guarantor grace-period/lapse state, mirroring how Membership lapse already works (1.13) — a placeholder guarantor record moves from Provisional to Grace Period once past its confirmation window, then to Lapsed if never confirmed; an escalated-to-collections status once a provisional placeholder has sat unresolved past 5 days; a competing-registration-claim indicator when two parties each attempt to register as the same patient's guarantor, holding both claims open for adjudication rather than silently accepting the first; an account-freeze-pending-verification state applied to the linkage itself while a competing claim is under review</w:t>
             </w:r>
           </w:p>
         </w:tc>
@@ -12691,7 +12795,7 @@
                 <w:sz w:val="18"/>
                 <w:szCs w:val="18"/>
               </w:rPr>
-              <w:t xml:space="preserve">Link an already-registered Guarantor to a Member (search by Guarantor ID/registered email); edit responsibility terms within what the Guarantor consented to at registration; unlink (Finance Manager approval if outstanding balance exists); Guarantor requests to end relationship (self-service, from the Guarantor's own portal view of this linkage); view linked Member's Invoices</w:t>
+              <w:t xml:space="preserve">Link an already-registered Guarantor to a Member (search by Guarantor ID/registered email); edit responsibility terms within what the Guarantor consented to at registration; re-process any provisional invoices already billed to a placeholder guarantor against the newly confirmed guarantor's payment method once registration completes, rather than leaving them stranded against the placeholder; unlink (Finance Manager approval if outstanding balance exists); Guarantor requests to end relationship (self-service, from the Guarantor's own portal view of this linkage); adjudicate a competing guarantor registration claim (review both claimants' evidence, freeze the linkage pending verification, then confirm one and reject the other with a documented basis); escalate an unresolved provisional-guarantor placeholder open more than 5 days to collections; close the linkage automatically on a deceased-patient trigger (deceased flag routes any outstanding guarantor-attributed balance to estate billing per 1.2, rather than continuing to bill the guarantor); view linked Member's Invoices</w:t>
             </w:r>
           </w:p>
         </w:tc>
@@ -12781,7 +12885,7 @@
                 <w:sz w:val="18"/>
                 <w:szCs w:val="18"/>
               </w:rPr>
-              <w:t xml:space="preserve">Cannot unlink guarantor with unresolved outstanding balance without Finance Manager override and reason; cannot set a responsibility scope wider than what the Guarantor's own consent record (1.10) authorizes; a Guarantor-initiated termination request does not unlink immediately — it notifies the linked patient/Member and holds the linkage active through a defined grace period before the next billing-cycle charge, so the patient has time to arrange an alternate payment method or guarantor before responsibility actually ends; a termination request against a linkage with an unresolved outstanding balance still requires Finance Manager review before the grace period completes, same threshold as a staff-initiated unlink</w:t>
+              <w:t xml:space="preserve">Cannot unlink guarantor with unresolved outstanding balance without Finance Manager override and reason; cannot set a responsibility scope wider than what the Guarantor's own consent record (1.10) authorizes; a Guarantor-initiated termination request does not unlink immediately — it notifies the linked patient/Member and holds the linkage active through a defined grace period before the next billing-cycle charge, so the patient has time to arrange an alternate payment method or guarantor before responsibility actually ends; a termination request against a linkage with an unresolved outstanding balance still requires Finance Manager review before the grace period completes, same threshold as a staff-initiated unlink; a provisional placeholder that lapses without confirmation blocks further charges to it and requires escalation or replacement; a competing registration claim freezes the linkage against any billing or payment-method change until a Finance Manager resolves it; a patient's death record automatically triggers guarantor-linkage closure and estate-billing routing rather than requiring a manual unlink</w:t>
             </w:r>
           </w:p>
         </w:tc>
@@ -13050,7 +13154,7 @@
                 <w:sz w:val="18"/>
                 <w:szCs w:val="18"/>
               </w:rPr>
-              <w:t xml:space="preserve">Item type (Flagged Invoice, Dispute Resolution, Insurance Claim write-off, Payout Run, Payout Clawback, Month-End Close sign-off, Month-End Close Reopen, Guarantor removal), submitter, submitted date, amount/impact, SLA/age; a banner indicating a Backup Finance Manager is currently covering, if one is active</w:t>
+              <w:t xml:space="preserve">Item type (Flagged Invoice, Dispute Resolution, Insurance Claim write-off, Payout Run, Payout Clawback, Month-End Close sign-off, Month-End Close Reopen, Guarantor removal, Patient Appeal — a Member/patient's formal appeal of a billing or claim decision, distinct from a standard Dispute Resolution item since it follows the patient-facing appeal path rather than a billing-initiated dispute), submitter, submitted date, amount/impact, SLA/age; a per-item "currently opened by" indicator and last-modified timestamp so two Finance Managers acting on the queue at once can see whether a colleague already has an item open; a banner indicating a Backup Finance Manager is currently covering, if one is active</w:t>
             </w:r>
           </w:p>
         </w:tc>
@@ -13185,7 +13289,7 @@
                 <w:sz w:val="18"/>
                 <w:szCs w:val="18"/>
               </w:rPr>
-              <w:t xml:space="preserve">Rejection requires a reason comment routed back to submitter; items older than SLA threshold visually flagged; a payroll-blocking item (Payout Run) auto-escalates to the Backup Finance Manager if the primary hasn't acted within a shorter, payroll-specific SLA, so a payroll run is never held hostage to one person's availability</w:t>
+              <w:t xml:space="preserve">Rejection requires a reason comment routed back to submitter; items older than SLA threshold visually flagged; a payroll-blocking item (Payout Run) auto-escalates to the Backup Finance Manager if the primary hasn't acted within a shorter, payroll-specific SLA, so a payroll run is never held hostage to one person's availability; if a second Finance Manager opens an item another Finance Manager already has open, the screen surfaces a concurrency warning rather than silently allowing both to act, and the second action is blocked until the first is saved or the item is released</w:t>
             </w:r>
           </w:p>
         </w:tc>
@@ -13858,7 +13962,7 @@
                 <w:sz w:val="18"/>
                 <w:szCs w:val="18"/>
               </w:rPr>
-              <w:t xml:space="preserve">Provider identity (linked to their User Account and, for clinical roles, their Credentialing clearance status); compensation model selector (Salaried, Per-Visit, Revenue-Share — exactly one, per provider); model-specific fields (salary amount and pay frequency for Salaried; per-visit rate or a reference to the standard rate card for Per-Visit; commission percentage for Revenue-Share); tax-treatment indicator (PAYE-withheld vs. self-filing, derived from the model selected, not independently editable); bank account details entry (encrypted/tokenized per the platform's payment-data protection standard, masked after initial entry and verification); effective date; change history</w:t>
+              <w:t xml:space="preserve">Provider identity (linked to their User Account and, for clinical roles, their Credentialing clearance status); compensation model selector (Salaried, Per-Visit, Revenue-Share — exactly one, per provider); model-specific fields (salary amount and pay frequency for Salaried; per-visit rate or a reference to the standard rate card for Per-Visit; commission percentage for Revenue-Share); tax-treatment indicator (PAYE-withheld vs. self-filing, derived from the model selected, not independently editable); bank account details entry (encrypted/tokenized per the platform's payment-data protection standard, masked after initial entry and verification); effective date; a mid-cycle-proration calculation/display shown whenever a compensation-model change's effective date falls partway through an already-open pay period, breaking out the days/visits under the old model versus the new model and the resulting blended payout for that transition period, rather than applying the new model retroactively to the whole period or the old model through its end; change history</w:t>
             </w:r>
           </w:p>
         </w:tc>
@@ -13903,7 +14007,7 @@
                 <w:sz w:val="18"/>
                 <w:szCs w:val="18"/>
               </w:rPr>
-              <w:t xml:space="preserve">Select/change compensation model; enter model-specific rate; enter and verify bank details; set effective date; submit (routes to Finance Manager approval if outside standard terms); view change history</w:t>
+              <w:t xml:space="preserve">Select/change compensation model; enter model-specific rate; enter and verify bank details; set effective date; preview the mid-cycle proration calculation before confirming an effective date that falls inside an open pay period; submit (routes to Finance Manager approval if outside standard terms); view change history</w:t>
             </w:r>
           </w:p>
         </w:tc>
@@ -15070,7 +15174,7 @@
                 <w:sz w:val="18"/>
                 <w:szCs w:val="18"/>
               </w:rPr>
-              <w:t xml:space="preserve">Provider identity, linked Compensation Profile (1.11) and its basis (Salaried, Per-Visit, Revenue-Share); this provider's payout history across prior runs; for each run, a disbursement status distinct from the overall Payout Run's status (Pending, Sent, Confirmed, Failed at the individual-provider level, since a run can be Released overall while one provider's disbursement still fails or is pending confirmation); any clawback applied against this provider (amount, reason, run(s) affected, status); any open or resolved Payout Dispute referencing this record</w:t>
+              <w:t xml:space="preserve">Provider identity, linked Compensation Profile (1.11) and its basis (Salaried, Per-Visit, Revenue-Share); this provider's payout history across prior runs; for each run, a disbursement status distinct from the overall Payout Run's status (Pending, Sent, Confirmed, Failed at the individual-provider level, since a run can be Released overall while one provider's disbursement still fails or is pending confirmation); any clawback applied against this provider (amount, reason, run(s) affected, status); any open or resolved Payout Dispute referencing this record; a provider-death/departure estate-routing reference, once a provider is marked deceased or departed with a final payout outstanding, recording the estate/next-of-kin or final-settlement record that any remaining payout is routed to instead of the provider's own on-file payment method</w:t>
             </w:r>
           </w:p>
         </w:tc>
@@ -15115,7 +15219,7 @@
                 <w:sz w:val="18"/>
                 <w:szCs w:val="18"/>
               </w:rPr>
-              <w:t xml:space="preserve">View payout history and per-run disbursement detail; retry a Failed disbursement; open the linked Compensation Profile (1.11); open or view a linked Payout Dispute case (1.3); acknowledge/resolve a clawback exception</w:t>
+              <w:t xml:space="preserve">View payout history and per-run disbursement detail; retry a Failed disbursement; open the linked Compensation Profile (1.11); open or view a linked Payout Dispute case (1.3); acknowledge/resolve a clawback exception; link a final outstanding payout to the provider's estate/next-of-kin record on a death or departure trigger</w:t>
             </w:r>
           </w:p>
         </w:tc>
@@ -15672,23 +15776,10 @@
     </w:p>
     <w:p>
       <w:pPr>
-        <w:pStyle w:val="Heading1"/>
-      </w:pPr>
-      <w:r>
-        <w:t xml:space="preserve">Module 2: Membership and Customer Success</w:t>
-      </w:r>
-    </w:p>
-    <w:p>
-      <w:r>
-        <w:br w:type="page"/>
-      </w:r>
-    </w:p>
-    <w:p>
-      <w:pPr>
         <w:pStyle w:val="Heading2"/>
       </w:pPr>
       <w:r>
-        <w:t xml:space="preserve">2.1 Member Search / List</w:t>
+        <w:t xml:space="preserve">1.16 Accounts Receivable Aging Queue</w:t>
       </w:r>
     </w:p>
     <w:tbl>
@@ -15801,7 +15892,7 @@
                 <w:sz w:val="18"/>
                 <w:szCs w:val="18"/>
               </w:rPr>
-              <w:t xml:space="preserve">Membership and Customer Success Agent and Lead, identical view; Lead additionally sees a "flagged for escalation" filter</w:t>
+              <w:t xml:space="preserve">Finance/Billing Officer (works the queue, escalates aged items); Finance Manager (view, approves write-off/escalation above threshold)</w:t>
             </w:r>
           </w:p>
         </w:tc>
@@ -15846,7 +15937,7 @@
                 <w:sz w:val="18"/>
                 <w:szCs w:val="18"/>
               </w:rPr>
-              <w:t xml:space="preserve">Search and list Members to locate an account for service, billing, or plan inquiries.</w:t>
+              <w:t xml:space="preserve">Track every unpaid Invoice's age against payment due date regardless of payer type, so a general receivables backlog is visible in one place — distinct from the Membership Billing and Dunning Queue (1.13), which is scoped specifically to Membership-subscription billing cycles and dunning retries, not to invoices generally (self-pay, insurer, guarantor, or corporate).</w:t>
             </w:r>
           </w:p>
         </w:tc>
@@ -15891,7 +15982,7 @@
                 <w:sz w:val="18"/>
                 <w:szCs w:val="18"/>
               </w:rPr>
-              <w:t xml:space="preserve">Member name/ID, Membership plan (Bronze/Silver/Gold/Family), status (Pending Payment, Active, Grace Period, Suspended, Lapsed), branch, last visit date, open Complaint Case indicator</w:t>
+              <w:t xml:space="preserve">Invoice ID, Member/Patient name, payer type, amount outstanding (JMD-primary with GBP-informational conversion), invoice due date, aging bucket (Day 3, Day 10, Day 20, Day 30+), days outstanding, prior collection-contact attempts, linked Guarantor (if billing routed there), escalation status (Not Escalated, Escalated to CS)</w:t>
             </w:r>
           </w:p>
         </w:tc>
@@ -15936,7 +16027,7 @@
                 <w:sz w:val="18"/>
                 <w:szCs w:val="18"/>
               </w:rPr>
-              <w:t xml:space="preserve">Search by name/ID/phone; filter by plan/status/branch; open member; create new Membership</w:t>
+              <w:t xml:space="preserve">Filter by aging bucket/payer type/branch; open the underlying Invoice Detail screen; log a collection-contact attempt; escalate an aged invoice to Membership and Customer Success for member outreach once it crosses the defined threshold bucket (Day 30 by default); mark invoice as paid/resolved (reflects back to Invoice Detail); export aging report</w:t>
             </w:r>
           </w:p>
         </w:tc>
@@ -15981,7 +16072,7 @@
                 <w:sz w:val="18"/>
                 <w:szCs w:val="18"/>
               </w:rPr>
-              <w:t xml:space="preserve">From: module launcher. To: Member Detail screen</w:t>
+              <w:t xml:space="preserve">From: Invoice Queue (1.1) or Invoice Detail (1.2) cross-link, or module launcher. To: Invoice Detail/Adjustment screen (1.2); Dispute Case screen (1.3, if the aging is disputed rather than simply unpaid); Win-Back/Lapsed-Member Outreach Queue (2.6, cross-module, once escalated to Customer Success for a Membership-linked account) or Member Detail (2.2, for a non-Membership escalation contact)</w:t>
             </w:r>
           </w:p>
         </w:tc>
@@ -16026,7 +16117,7 @@
                 <w:sz w:val="18"/>
                 <w:szCs w:val="18"/>
               </w:rPr>
-              <w:t xml:space="preserve">No-results state with suggestion to check spelling/alternate ID; duplicate-record warning if similar name/DOB match found</w:t>
+              <w:t xml:space="preserve">An invoice already in active Dispute status is excluded from escalation-to-CS until the dispute resolves, so a disputed balance isn't chased as if it were simple non-payment; escalation to CS above the Day 30 threshold is automatic, not a manual action a Billing Officer can forget to trigger; cannot mark an invoice resolved without either a recorded payment or a linked write-off/credit note</w:t>
             </w:r>
           </w:p>
         </w:tc>
@@ -16071,7 +16162,7 @@
                 <w:sz w:val="18"/>
                 <w:szCs w:val="18"/>
               </w:rPr>
-              <w:t xml:space="preserve">Distinct from "no search results": if the whole Member base is empty (relevant only immediately after a new region launch, see 5.6), shows "No members yet in this branch" rather than the search-specific no-results message</w:t>
+              <w:t xml:space="preserve">"No invoices currently aging" as a positive confirmation state</w:t>
             </w:r>
           </w:p>
         </w:tc>
@@ -16089,10 +16180,23 @@
     </w:p>
     <w:p>
       <w:pPr>
+        <w:pStyle w:val="Heading1"/>
+      </w:pPr>
+      <w:r>
+        <w:t xml:space="preserve">Module 2: Membership and Customer Success</w:t>
+      </w:r>
+    </w:p>
+    <w:p>
+      <w:r>
+        <w:br w:type="page"/>
+      </w:r>
+    </w:p>
+    <w:p>
+      <w:pPr>
         <w:pStyle w:val="Heading2"/>
       </w:pPr>
       <w:r>
-        <w:t xml:space="preserve">2.2 Member Detail Screen</w:t>
+        <w:t xml:space="preserve">2.1 Member Search / List</w:t>
       </w:r>
     </w:p>
     <w:tbl>
@@ -16205,7 +16309,7 @@
                 <w:sz w:val="18"/>
                 <w:szCs w:val="18"/>
               </w:rPr>
-              <w:t xml:space="preserve">Agent (view, initiate actions); Lead (same, plus can override status changes and view full escalation history)</w:t>
+              <w:t xml:space="preserve">Membership and Customer Success Agent and Lead, identical view; Lead additionally sees a "flagged for escalation" filter</w:t>
             </w:r>
           </w:p>
         </w:tc>
@@ -16250,7 +16354,7 @@
                 <w:sz w:val="18"/>
                 <w:szCs w:val="18"/>
               </w:rPr>
-              <w:t xml:space="preserve">Central record of a Member's plan, billing status, and service usage for support interactions.</w:t>
+              <w:t xml:space="preserve">Search and list Members to locate an account for service, billing, or plan inquiries.</w:t>
             </w:r>
           </w:p>
         </w:tc>
@@ -16295,7 +16399,7 @@
                 <w:sz w:val="18"/>
                 <w:szCs w:val="18"/>
               </w:rPr>
-              <w:t xml:space="preserve">Membership plan and tier, status, billing status/payment history, annual visit allowance used vs. remaining, linked Guarantor, linked Care Plan(s), Complaint Case history, Dispute Case references, contact log</w:t>
+              <w:t xml:space="preserve">Member name/ID, Membership plan (Bronze/Silver/Gold/Family), status (Pending Payment, Active, Grace Period, Suspended, Lapsed), branch, last visit date, open Complaint Case indicator</w:t>
             </w:r>
           </w:p>
         </w:tc>
@@ -16340,7 +16444,7 @@
                 <w:sz w:val="18"/>
                 <w:szCs w:val="18"/>
               </w:rPr>
-              <w:t xml:space="preserve">Log contact/interaction; initiate plan change; suspend/reinstate (Agent submits, Lead can execute directly for edge cases); open new Complaint Case; view billing detail (cross-module link to Invoice)</w:t>
+              <w:t xml:space="preserve">Search by name/ID/phone; filter by plan/status/branch; open member; create new Membership</w:t>
             </w:r>
           </w:p>
         </w:tc>
@@ -16385,7 +16489,7 @@
                 <w:sz w:val="18"/>
                 <w:szCs w:val="18"/>
               </w:rPr>
-              <w:t xml:space="preserve">From: Member Search/List, Win-Back Outreach Queue, or Lead Escalation Queue. To: Plan Change screen; Complaint Case screen; Invoice Detail (Finance module, read-only cross-link)</w:t>
+              <w:t xml:space="preserve">From: module launcher. To: Member Detail screen</w:t>
             </w:r>
           </w:p>
         </w:tc>
@@ -16430,7 +16534,7 @@
                 <w:sz w:val="18"/>
                 <w:szCs w:val="18"/>
               </w:rPr>
-              <w:t xml:space="preserve">Cannot reinstate Lapsed member without valid payment recorded; warning if visit allowance already exceeded</w:t>
+              <w:t xml:space="preserve">No-results state with suggestion to check spelling/alternate ID; duplicate-record warning if similar name/DOB match found</w:t>
             </w:r>
           </w:p>
         </w:tc>
@@ -16475,7 +16579,7 @@
                 <w:sz w:val="18"/>
                 <w:szCs w:val="18"/>
               </w:rPr>
-              <w:t xml:space="preserve">Sections with no data (no Complaint Case history, no linked Guarantor, no Care Plan) each show their own "None on file" line rather than being hidden entirely, so an Agent can tell "genuinely none" apart from "failed to load"</w:t>
+              <w:t xml:space="preserve">Distinct from "no search results": if the whole Member base is empty (relevant only immediately after a new region launch, see 5.6), shows "No members yet in this branch" rather than the search-specific no-results message</w:t>
             </w:r>
           </w:p>
         </w:tc>
@@ -16496,7 +16600,7 @@
         <w:pStyle w:val="Heading2"/>
       </w:pPr>
       <w:r>
-        <w:t xml:space="preserve">2.3 Plan Change Screen</w:t>
+        <w:t xml:space="preserve">2.2 Member Detail Screen</w:t>
       </w:r>
     </w:p>
     <w:tbl>
@@ -16609,7 +16713,7 @@
                 <w:sz w:val="18"/>
                 <w:szCs w:val="18"/>
               </w:rPr>
-              <w:t xml:space="preserve">Agent (submits change); Lead (approves changes requiring override, e.g., mid-cycle downgrade or fee waiver)</w:t>
+              <w:t xml:space="preserve">Agent (view, initiate actions); Lead (same, plus can override status changes and view full escalation history)</w:t>
             </w:r>
           </w:p>
         </w:tc>
@@ -16654,7 +16758,7 @@
                 <w:sz w:val="18"/>
                 <w:szCs w:val="18"/>
               </w:rPr>
-              <w:t xml:space="preserve">Process a Member's request to change Membership plan tier or billing terms.</w:t>
+              <w:t xml:space="preserve">Central record of a Member's plan, billing status, and service usage for support interactions.</w:t>
             </w:r>
           </w:p>
         </w:tc>
@@ -16699,7 +16803,7 @@
                 <w:sz w:val="18"/>
                 <w:szCs w:val="18"/>
               </w:rPr>
-              <w:t xml:space="preserve">Current plan/status, requested new plan (Bronze/Silver/Gold/Family), proration/fee impact, effective date, visit-allowance carryover rules</w:t>
+              <w:t xml:space="preserve">Membership plan and tier, status, billing status/payment history, annual visit allowance used vs. remaining, linked Guarantor, linked Care Plan(s), Complaint Case history, Dispute Case references, contact log</w:t>
             </w:r>
           </w:p>
         </w:tc>
@@ -16744,7 +16848,7 @@
                 <w:sz w:val="18"/>
                 <w:szCs w:val="18"/>
               </w:rPr>
-              <w:t xml:space="preserve">Select new plan; preview billing impact; apply immediately or schedule for next cycle; request Lead approval (for waivers/exceptions); confirm change</w:t>
+              <w:t xml:space="preserve">Log contact/interaction; initiate plan change; suspend/reinstate (Agent submits, Lead can execute directly for edge cases); open new Complaint Case; view billing detail (cross-module link to Invoice)</w:t>
             </w:r>
           </w:p>
         </w:tc>
@@ -16789,7 +16893,7 @@
                 <w:sz w:val="18"/>
                 <w:szCs w:val="18"/>
               </w:rPr>
-              <w:t xml:space="preserve">From: Member Detail screen. To: Member Detail screen (post-change); Escalation Queue (if requires Lead approval)</w:t>
+              <w:t xml:space="preserve">From: Member Search/List, Win-Back Outreach Queue, or Lead Escalation Queue. To: Plan Change screen; Complaint Case screen; Invoice Detail (Finance module, read-only cross-link)</w:t>
             </w:r>
           </w:p>
         </w:tc>
@@ -16834,7 +16938,52 @@
                 <w:sz w:val="18"/>
                 <w:szCs w:val="18"/>
               </w:rPr>
-              <w:t xml:space="preserve">Blocks downgrade below current period's already-used visit allowance without confirmation; requires Lead approval for any fee waiver or non-standard proration</w:t>
+              <w:t xml:space="preserve">Cannot reinstate Lapsed member without valid payment recorded; warning if visit allowance already exceeded</w:t>
+            </w:r>
+          </w:p>
+        </w:tc>
+      </w:tr>
+      <w:tr>
+        <w:trPr>
+          <w:cantSplit/>
+        </w:trPr>
+        <w:tc>
+          <w:tcPr>
+            <w:tcW w:type="dxa" w:w="4680"/>
+            <w:tcMar>
+              <w:top w:type="dxa" w:w="90"/>
+              <w:left w:type="dxa" w:w="110"/>
+              <w:bottom w:type="dxa" w:w="90"/>
+              <w:right w:type="dxa" w:w="110"/>
+            </w:tcMar>
+          </w:tcPr>
+          <w:p>
+            <w:r>
+              <w:rPr>
+                <w:sz w:val="18"/>
+                <w:szCs w:val="18"/>
+              </w:rPr>
+              <w:t xml:space="preserve">Empty state</w:t>
+            </w:r>
+          </w:p>
+        </w:tc>
+        <w:tc>
+          <w:tcPr>
+            <w:tcW w:type="dxa" w:w="4680"/>
+            <w:tcMar>
+              <w:top w:type="dxa" w:w="90"/>
+              <w:left w:type="dxa" w:w="110"/>
+              <w:bottom w:type="dxa" w:w="90"/>
+              <w:right w:type="dxa" w:w="110"/>
+            </w:tcMar>
+          </w:tcPr>
+          <w:p>
+            <w:r>
+              <w:rPr>
+                <w:sz w:val="18"/>
+                <w:szCs w:val="18"/>
+              </w:rPr>
+              <w:t xml:space="preserve">Sections with no data (no Complaint Case history, no linked Guarantor, no Care Plan) each show their own "None on file" line rather than being hidden entirely, so an Agent can tell "genuinely none" apart from "failed to load"</w:t>
             </w:r>
           </w:p>
         </w:tc>
@@ -16855,7 +17004,7 @@
         <w:pStyle w:val="Heading2"/>
       </w:pPr>
       <w:r>
-        <w:t xml:space="preserve">2.4 My Complaint Cases (Agent Worklist)</w:t>
+        <w:t xml:space="preserve">2.3 Plan Change Screen</w:t>
       </w:r>
     </w:p>
     <w:tbl>
@@ -16968,7 +17117,7 @@
                 <w:sz w:val="18"/>
                 <w:szCs w:val="18"/>
               </w:rPr>
-              <w:t xml:space="preserve">Agent (own assigned cases); Lead (all Agents' cases, for oversight)</w:t>
+              <w:t xml:space="preserve">Agent (submits change); Lead (approves changes requiring override, e.g., mid-cycle downgrade or fee waiver)</w:t>
             </w:r>
           </w:p>
         </w:tc>
@@ -17013,7 +17162,7 @@
                 <w:sz w:val="18"/>
                 <w:szCs w:val="18"/>
               </w:rPr>
-              <w:t xml:space="preserve">An Agent's own worklist of assigned Complaint Cases, independent of any specific Member — previously an Agent could only reach a complaint through that Member's own detail screen, with no way to see their full caseload at a glance.</w:t>
+              <w:t xml:space="preserve">Process a Member's request to change Membership plan tier or billing terms.</w:t>
             </w:r>
           </w:p>
         </w:tc>
@@ -17058,7 +17207,7 @@
                 <w:sz w:val="18"/>
                 <w:szCs w:val="18"/>
               </w:rPr>
-              <w:t xml:space="preserve">Complaint Case ID, linked Member, category, severity, status, age/SLA — across every complaint assigned to this Agent (or, for a Lead, filterable by any Agent).</w:t>
+              <w:t xml:space="preserve">Current plan/status, requested new plan (Bronze/Silver/Gold/Family), proration/fee impact, effective date, visit-allowance carryover rules; the SLA/service tier each plan maps to, with an explicit before/after comparison whenever the requested change would raise or lower the Member's dispatch service tier; a UK cooling-off/distance-selling rights field, shown for a UK-linked Member/plan, stating the statutory cancellation window and whether it still applies to this specific change; a recorded-consent capture field for any downgrade, distinct from the generic "confirm change" action — capturing that the Member was specifically informed of and accepted the reduction in coverage/allowance</w:t>
             </w:r>
           </w:p>
         </w:tc>
@@ -17103,7 +17252,7 @@
                 <w:sz w:val="18"/>
                 <w:szCs w:val="18"/>
               </w:rPr>
-              <w:t xml:space="preserve">Filter by category/severity/status/age; open Complaint Case Screen (2.5); for a Lead, reassign a case from one Agent to another directly from this worklist.</w:t>
+              <w:t xml:space="preserve">Select new plan; preview billing impact; apply immediately or schedule for next cycle; request Lead approval (for waivers/exceptions); for a downgrade specifically, capture the Member's recorded consent to the reduced coverage before the change can proceed (a distinct step from the general confirm action); confirm change</w:t>
             </w:r>
           </w:p>
         </w:tc>
@@ -17148,7 +17297,7 @@
                 <w:sz w:val="18"/>
                 <w:szCs w:val="18"/>
               </w:rPr>
-              <w:t xml:space="preserve">From: module launcher. To: Complaint Case Screen (2.5), Member Detail (for full context).</w:t>
+              <w:t xml:space="preserve">From: Member Detail screen. To: Member Detail screen (post-change); Escalation Queue (if requires Lead approval); a cross-reference notification to Scheduling/Emergency Dispatcher's SLA-tier configuration whenever the plan change alters the Member's service tier, so dispatch reflects the new tier from the effective date rather than continuing to apply the prior plan's SLA</w:t>
             </w:r>
           </w:p>
         </w:tc>
@@ -17193,52 +17342,7 @@
                 <w:sz w:val="18"/>
                 <w:szCs w:val="18"/>
               </w:rPr>
-              <w:t xml:space="preserve">None beyond navigation.</w:t>
-            </w:r>
-          </w:p>
-        </w:tc>
-      </w:tr>
-      <w:tr>
-        <w:trPr>
-          <w:cantSplit/>
-        </w:trPr>
-        <w:tc>
-          <w:tcPr>
-            <w:tcW w:type="dxa" w:w="4680"/>
-            <w:tcMar>
-              <w:top w:type="dxa" w:w="90"/>
-              <w:left w:type="dxa" w:w="110"/>
-              <w:bottom w:type="dxa" w:w="90"/>
-              <w:right w:type="dxa" w:w="110"/>
-            </w:tcMar>
-          </w:tcPr>
-          <w:p>
-            <w:r>
-              <w:rPr>
-                <w:sz w:val="18"/>
-                <w:szCs w:val="18"/>
-              </w:rPr>
-              <w:t xml:space="preserve">Empty state</w:t>
-            </w:r>
-          </w:p>
-        </w:tc>
-        <w:tc>
-          <w:tcPr>
-            <w:tcW w:type="dxa" w:w="4680"/>
-            <w:tcMar>
-              <w:top w:type="dxa" w:w="90"/>
-              <w:left w:type="dxa" w:w="110"/>
-              <w:bottom w:type="dxa" w:w="90"/>
-              <w:right w:type="dxa" w:w="110"/>
-            </w:tcMar>
-          </w:tcPr>
-          <w:p>
-            <w:r>
-              <w:rPr>
-                <w:sz w:val="18"/>
-                <w:szCs w:val="18"/>
-              </w:rPr>
-              <w:t xml:space="preserve">"No complaint cases assigned to you" as a positive confirmation state.</w:t>
+              <w:t xml:space="preserve">Blocks downgrade below current period's already-used visit allowance without confirmation; requires Lead approval for any fee waiver or non-standard proration; a downgrade cannot be submitted without the recorded-consent capture completed; a UK-linked Member within their statutory cooling-off window sees that right surfaced before the change is finalized rather than only in an external notice</w:t>
             </w:r>
           </w:p>
         </w:tc>
@@ -17259,7 +17363,7 @@
         <w:pStyle w:val="Heading2"/>
       </w:pPr>
       <w:r>
-        <w:t xml:space="preserve">2.5 Complaint Case Screen</w:t>
+        <w:t xml:space="preserve">2.4 My Complaint Cases (Agent Worklist)</w:t>
       </w:r>
     </w:p>
     <w:tbl>
@@ -17372,7 +17476,7 @@
                 <w:sz w:val="18"/>
                 <w:szCs w:val="18"/>
               </w:rPr>
-              <w:t xml:space="preserve">Agent (logs, works case); Lead (reassigns, escalates further to Compliance if warranted, closes high-severity cases)</w:t>
+              <w:t xml:space="preserve">Agent (own assigned cases); Lead (all Agents' cases, for oversight)</w:t>
             </w:r>
           </w:p>
         </w:tc>
@@ -17417,7 +17521,7 @@
                 <w:sz w:val="18"/>
                 <w:szCs w:val="18"/>
               </w:rPr>
-              <w:t xml:space="preserve">Track a Member's Complaint Case from intake through resolution.</w:t>
+              <w:t xml:space="preserve">An Agent's own worklist of assigned Complaint Cases, independent of any specific Member — previously an Agent could only reach a complaint through that Member's own detail screen, with no way to see their full caseload at a glance.</w:t>
             </w:r>
           </w:p>
         </w:tc>
@@ -17462,7 +17566,7 @@
                 <w:sz w:val="18"/>
                 <w:szCs w:val="18"/>
               </w:rPr>
-              <w:t xml:space="preserve">Complaint Case ID, linked Member, category (service, billing, clinical concern, staff conduct), severity, narrative/correspondence log, status (Open, In Progress, Escalated, Resolved), resolution summary</w:t>
+              <w:t xml:space="preserve">Complaint Case ID, linked Member, category, severity, status, age/SLA — across every complaint assigned to this Agent (or, for a Lead, filterable by any Agent).</w:t>
             </w:r>
           </w:p>
         </w:tc>
@@ -17507,7 +17611,7 @@
                 <w:sz w:val="18"/>
                 <w:szCs w:val="18"/>
               </w:rPr>
-              <w:t xml:space="preserve">Log correspondence; set severity; assign/reassign owner; escalate to Lead; escalate to Compliance module (creates linked Incident Case if clinical/safety concern); resolve and close</w:t>
+              <w:t xml:space="preserve">Filter by category/severity/status/age; open Complaint Case Screen (2.5); for a Lead, reassign a case from one Agent to another directly from this worklist.</w:t>
             </w:r>
           </w:p>
         </w:tc>
@@ -17552,7 +17656,7 @@
                 <w:sz w:val="18"/>
                 <w:szCs w:val="18"/>
               </w:rPr>
-              <w:t xml:space="preserve">From: My Complaint Cases (2.4), Member Detail screen, or module launcher. To: Member Detail screen; Lead Escalation Queue; Incident Case screen (Compliance module, if escalated)</w:t>
+              <w:t xml:space="preserve">From: module launcher. To: Complaint Case Screen (2.5), Member Detail (for full context).</w:t>
             </w:r>
           </w:p>
         </w:tc>
@@ -17597,7 +17701,52 @@
                 <w:sz w:val="18"/>
                 <w:szCs w:val="18"/>
               </w:rPr>
-              <w:t xml:space="preserve">Cannot close case without resolution summary; clinical-safety category auto-flags for mandatory Compliance escalation and blocks closure until acknowledged</w:t>
+              <w:t xml:space="preserve">None beyond navigation.</w:t>
+            </w:r>
+          </w:p>
+        </w:tc>
+      </w:tr>
+      <w:tr>
+        <w:trPr>
+          <w:cantSplit/>
+        </w:trPr>
+        <w:tc>
+          <w:tcPr>
+            <w:tcW w:type="dxa" w:w="4680"/>
+            <w:tcMar>
+              <w:top w:type="dxa" w:w="90"/>
+              <w:left w:type="dxa" w:w="110"/>
+              <w:bottom w:type="dxa" w:w="90"/>
+              <w:right w:type="dxa" w:w="110"/>
+            </w:tcMar>
+          </w:tcPr>
+          <w:p>
+            <w:r>
+              <w:rPr>
+                <w:sz w:val="18"/>
+                <w:szCs w:val="18"/>
+              </w:rPr>
+              <w:t xml:space="preserve">Empty state</w:t>
+            </w:r>
+          </w:p>
+        </w:tc>
+        <w:tc>
+          <w:tcPr>
+            <w:tcW w:type="dxa" w:w="4680"/>
+            <w:tcMar>
+              <w:top w:type="dxa" w:w="90"/>
+              <w:left w:type="dxa" w:w="110"/>
+              <w:bottom w:type="dxa" w:w="90"/>
+              <w:right w:type="dxa" w:w="110"/>
+            </w:tcMar>
+          </w:tcPr>
+          <w:p>
+            <w:r>
+              <w:rPr>
+                <w:sz w:val="18"/>
+                <w:szCs w:val="18"/>
+              </w:rPr>
+              <w:t xml:space="preserve">"No complaint cases assigned to you" as a positive confirmation state.</w:t>
             </w:r>
           </w:p>
         </w:tc>
@@ -17618,7 +17767,7 @@
         <w:pStyle w:val="Heading2"/>
       </w:pPr>
       <w:r>
-        <w:t xml:space="preserve">2.6 Win-Back / Lapsed-Member Outreach Queue</w:t>
+        <w:t xml:space="preserve">2.5 Complaint Case Screen</w:t>
       </w:r>
     </w:p>
     <w:tbl>
@@ -17731,7 +17880,7 @@
                 <w:sz w:val="18"/>
                 <w:szCs w:val="18"/>
               </w:rPr>
-              <w:t xml:space="preserve">Agent (works queue, logs outreach); Lead (view team performance, reassign items)</w:t>
+              <w:t xml:space="preserve">Agent (logs, works case); Lead (reassigns, escalates further to Compliance if warranted, closes high-severity cases)</w:t>
             </w:r>
           </w:p>
         </w:tc>
@@ -17776,7 +17925,7 @@
                 <w:sz w:val="18"/>
                 <w:szCs w:val="18"/>
               </w:rPr>
-              <w:t xml:space="preserve">Prioritized worklist of Suspended and Lapsed Members for proactive re-engagement outreach.</w:t>
+              <w:t xml:space="preserve">Track a Member's Complaint Case from intake through resolution.</w:t>
             </w:r>
           </w:p>
         </w:tc>
@@ -17821,7 +17970,7 @@
                 <w:sz w:val="18"/>
                 <w:szCs w:val="18"/>
               </w:rPr>
-              <w:t xml:space="preserve">Member name, prior plan, lapse/suspension date and reason, last contact attempt, outreach outcome history, suggested offer/incentive (if configured); a hard exclusion flag for deceased members, rendered as a non-selectable, greyed row rather than simply absent, so an Agent scanning the queue sees explicitly why a recently-lapsed name they expected isn't actionable</w:t>
+              <w:t xml:space="preserve">Complaint Case ID, linked Member, category (service, billing, clinical concern, staff conduct), severity, narrative/correspondence log, status (Open, In Progress, Escalated, Resolved), resolution summary; an automated acknowledgment record showing the case reference number sent to the Member and the send timestamp; a distinct law-enforcement-notification field/state for a complaint alleging conduct that may be criminal (e.g., theft, assault), tracking whether police/law enforcement have been notified, the reference/report number if so, and the date, separate from the standard Compliance escalation</w:t>
             </w:r>
           </w:p>
         </w:tc>
@@ -17866,7 +18015,7 @@
                 <w:sz w:val="18"/>
                 <w:szCs w:val="18"/>
               </w:rPr>
-              <w:t xml:space="preserve">Filter by lapse reason/plan/branch; log outreach attempt and outcome; mark as won-back (routes to reinstatement); mark as declined/do-not-contact</w:t>
+              <w:t xml:space="preserve">Log correspondence; set severity; assign/reassign owner; automatically send an acknowledgment with the case reference number the moment a complaint is logged, without requiring the Agent to remember to send one; escalate to Lead; escalate to Compliance module (creates linked Incident Case if clinical/safety concern); mark and log a law-enforcement notification for alleged criminal conduct (distinct from a Compliance escalation, since the two can both apply or apply independently); resolve and close</w:t>
             </w:r>
           </w:p>
         </w:tc>
@@ -17911,7 +18060,7 @@
                 <w:sz w:val="18"/>
                 <w:szCs w:val="18"/>
               </w:rPr>
-              <w:t xml:space="preserve">From: module launcher. To: Member Detail screen; Plan Change screen (on reinstatement)</w:t>
+              <w:t xml:space="preserve">From: My Complaint Cases (2.4), Member Detail screen, or module launcher. To: Member Detail screen; Lead Escalation Queue; Incident Case screen (Compliance module, if escalated)</w:t>
             </w:r>
           </w:p>
         </w:tc>
@@ -17956,52 +18105,7 @@
                 <w:sz w:val="18"/>
                 <w:szCs w:val="18"/>
               </w:rPr>
-              <w:t xml:space="preserve">Cannot log contact against a Member marked do-not-contact or deceased — the deceased exclusion is a hard, non-overridable block, not a warning an Agent can dismiss; reinstatement requires valid payment method before status change completes</w:t>
-            </w:r>
-          </w:p>
-        </w:tc>
-      </w:tr>
-      <w:tr>
-        <w:trPr>
-          <w:cantSplit/>
-        </w:trPr>
-        <w:tc>
-          <w:tcPr>
-            <w:tcW w:type="dxa" w:w="4680"/>
-            <w:tcMar>
-              <w:top w:type="dxa" w:w="90"/>
-              <w:left w:type="dxa" w:w="110"/>
-              <w:bottom w:type="dxa" w:w="90"/>
-              <w:right w:type="dxa" w:w="110"/>
-            </w:tcMar>
-          </w:tcPr>
-          <w:p>
-            <w:r>
-              <w:rPr>
-                <w:sz w:val="18"/>
-                <w:szCs w:val="18"/>
-              </w:rPr>
-              <w:t xml:space="preserve">Empty state</w:t>
-            </w:r>
-          </w:p>
-        </w:tc>
-        <w:tc>
-          <w:tcPr>
-            <w:tcW w:type="dxa" w:w="4680"/>
-            <w:tcMar>
-              <w:top w:type="dxa" w:w="90"/>
-              <w:left w:type="dxa" w:w="110"/>
-              <w:bottom w:type="dxa" w:w="90"/>
-              <w:right w:type="dxa" w:w="110"/>
-            </w:tcMar>
-          </w:tcPr>
-          <w:p>
-            <w:r>
-              <w:rPr>
-                <w:sz w:val="18"/>
-                <w:szCs w:val="18"/>
-              </w:rPr>
-              <w:t xml:space="preserve">"No members currently in outreach" as a positive confirmation state</w:t>
+              <w:t xml:space="preserve">Cannot close case without resolution summary; clinical-safety category auto-flags for mandatory Compliance escalation and blocks closure until acknowledged; the automated acknowledgment fires exactly once per case at intake and cannot be skipped; a case marked as alleging criminal conduct surfaces a prompt to record law-enforcement notification status before closure, though closure is not itself blocked on notification since a Member may decline to involve police</w:t>
             </w:r>
           </w:p>
         </w:tc>
@@ -18022,7 +18126,7 @@
         <w:pStyle w:val="Heading2"/>
       </w:pPr>
       <w:r>
-        <w:t xml:space="preserve">2.7 Lead Escalation Queue</w:t>
+        <w:t xml:space="preserve">2.6 Win-Back / Lapsed-Member Outreach Queue</w:t>
       </w:r>
     </w:p>
     <w:tbl>
@@ -18135,7 +18239,7 @@
                 <w:sz w:val="18"/>
                 <w:szCs w:val="18"/>
               </w:rPr>
-              <w:t xml:space="preserve">Membership and Customer Success Lead only</w:t>
+              <w:t xml:space="preserve">Agent (works queue, logs outreach); Lead (view team performance, reassign items)</w:t>
             </w:r>
           </w:p>
         </w:tc>
@@ -18180,7 +18284,7 @@
                 <w:sz w:val="18"/>
                 <w:szCs w:val="18"/>
               </w:rPr>
-              <w:t xml:space="preserve">Cross-cutting queue aggregating exceptions and escalations raised by Agents needing Lead review or approval.</w:t>
+              <w:t xml:space="preserve">Prioritized worklist of Suspended and Lapsed Members for proactive re-engagement outreach.</w:t>
             </w:r>
           </w:p>
         </w:tc>
@@ -18225,7 +18329,7 @@
                 <w:sz w:val="18"/>
                 <w:szCs w:val="18"/>
               </w:rPr>
-              <w:t xml:space="preserve">Escalation type (Plan Change override, Complaint Case escalation, suspension/reinstatement exception), source Agent, linked Member, age/SLA, priority; a banner indicating a Backup Lead is covering, if one is active (same continuity pattern as 1.9's Backup Finance Manager)</w:t>
+              <w:t xml:space="preserve">Member name, prior plan, lapse/suspension date and reason classified into an explicit reason-based track (Payment Failure, Cost, Dissatisfaction) driving which outreach script/offer applies rather than a single generic lapse reason, last contact attempt, outreach outcome history, suggested offer/incentive (if configured); a hard exclusion flag for deceased members, rendered as a non-selectable, greyed row rather than simply absent, so an Agent scanning the queue sees explicitly why a recently-lapsed name they expected isn't actionable; a Compliance-case-linked hard-block flag, distinct from the deceased exclusion, for a Member with an open Compliance/Incident Case (e.g., an active dispute over alleged misconduct) where outreach must pause until Compliance clears it; a pricing-consistency flag raised when a suggested win-back offer would price the Member below what a comparable new or current Member pays for the same plan, routed for Lead review before the offer can be extended</w:t>
             </w:r>
           </w:p>
         </w:tc>
@@ -18270,7 +18374,7 @@
                 <w:sz w:val="18"/>
                 <w:szCs w:val="18"/>
               </w:rPr>
-              <w:t xml:space="preserve">Filter by type/age; open underlying case; approve/deny with comment; reassign to another Agent; escalate further to Compliance; designate/end a Backup Lead covering period</w:t>
+              <w:t xml:space="preserve">Filter by lapse reason-track/plan/branch; log outreach attempt and outcome; review and clear (or decline) a pricing-consistency flag before extending a flagged win-back offer (Lead); mark as won-back (routes to reinstatement); mark as declined/do-not-contact</w:t>
             </w:r>
           </w:p>
         </w:tc>
@@ -18315,7 +18419,7 @@
                 <w:sz w:val="18"/>
                 <w:szCs w:val="18"/>
               </w:rPr>
-              <w:t xml:space="preserve">From: platform home or any Agent-submitted escalation action. To: Member Detail, Plan Change, Complaint Case screens</w:t>
+              <w:t xml:space="preserve">From: module launcher. To: Member Detail screen; Plan Change screen (on reinstatement); Compliance/Incident Case screen (read-only reference, when a Compliance-linked hard block is active)</w:t>
             </w:r>
           </w:p>
         </w:tc>
@@ -18360,7 +18464,7 @@
                 <w:sz w:val="18"/>
                 <w:szCs w:val="18"/>
               </w:rPr>
-              <w:t xml:space="preserve">Denial requires comment returned to submitting Agent; items past SLA flagged for priority handling</w:t>
+              <w:t xml:space="preserve">Cannot log contact against a Member marked do-not-contact or deceased — the deceased exclusion is a hard, non-overridable block, not a warning an Agent can dismiss; a Member with an active Compliance-case hard block is likewise non-actionable for outreach until the flag is cleared by Compliance, mirroring the deceased exclusion's non-overridable treatment; reinstatement requires valid payment method before status change completes; a win-back offer flagged for pricing inconsistency cannot be extended to the Member until a Lead reviews and approves or adjusts it</w:t>
             </w:r>
           </w:p>
         </w:tc>
@@ -18405,7 +18509,7 @@
                 <w:sz w:val="18"/>
                 <w:szCs w:val="18"/>
               </w:rPr>
-              <w:t xml:space="preserve">"Nothing awaiting your review" as a positive confirmation state</w:t>
+              <w:t xml:space="preserve">"No members currently in outreach" as a positive confirmation state</w:t>
             </w:r>
           </w:p>
         </w:tc>
@@ -18426,7 +18530,7 @@
         <w:pStyle w:val="Heading2"/>
       </w:pPr>
       <w:r>
-        <w:t xml:space="preserve">2.8 Customer Success Lead Quality-Review Sampling Screen</w:t>
+        <w:t xml:space="preserve">2.7 Lead Escalation Queue</w:t>
       </w:r>
     </w:p>
     <w:tbl>
@@ -18584,7 +18688,7 @@
                 <w:sz w:val="18"/>
                 <w:szCs w:val="18"/>
               </w:rPr>
-              <w:t xml:space="preserve">Conduct the periodic review of a system-drawn sample of Agent-handled cases — not only the ones escalated to the Lead — to catch a service-quality pattern before it becomes a complaint trend, mirroring 1.12's Finance Manager equivalent; and, distinct from that per-Agent sampling, surface an org-wide complaint and win-back trend view for spotting a systemic issue rather than any one Agent's individual performance.</w:t>
+              <w:t xml:space="preserve">Cross-cutting queue aggregating exceptions and escalations raised by Agents needing Lead review or approval.</w:t>
             </w:r>
           </w:p>
         </w:tc>
@@ -18629,7 +18733,7 @@
                 <w:sz w:val="18"/>
                 <w:szCs w:val="18"/>
               </w:rPr>
-              <w:t xml:space="preserve">A sampled set of recent Agent decisions (plan changes processed, complaints resolved, win-back outreach outcomes) drawn automatically across all Agents; each item's original handling and any prior review outcome; aggregate resolution-time and complaint-recurrence metrics per Agent; a separate Organization-Wide Trend panel (not scoped to any individual Agent) showing org-wide complaint volume and category trend over time and the org-wide win-back conversion rate, framed for spotting a systemic issue (e.g., a plan, branch, or policy driving a rise in complaints) rather than an individual Agent's performance</w:t>
+              <w:t xml:space="preserve">Escalation type (Plan Change override, Complaint Case escalation, suspension/reinstatement exception), source Agent, linked Member, age/SLA, priority; a banner indicating a Backup Lead is covering, if one is active (same continuity pattern as 1.9's Backup Finance Manager)</w:t>
             </w:r>
           </w:p>
         </w:tc>
@@ -18674,7 +18778,7 @@
                 <w:sz w:val="18"/>
                 <w:szCs w:val="18"/>
               </w:rPr>
-              <w:t xml:space="preserve">Mark a sampled case as Consistent or Flag for Follow-Up; add a coaching note visible to the reviewed Agent; escalate a pattern to a documented performance conversation tracked outside this system; drill from the Organization-Wide Trend panel into the specific complaint category, plan, or branch driving an anomaly; close the sampling cycle</w:t>
+              <w:t xml:space="preserve">Filter by type/age; open underlying case; approve/deny with comment; reassign to another Agent; escalate further to Compliance; raise a policy-review item to the Operations Manager when a pattern across escalations suggests the underlying policy (not an individual case) needs review; designate/end a Backup Lead covering period</w:t>
             </w:r>
           </w:p>
         </w:tc>
@@ -18719,7 +18823,7 @@
                 <w:sz w:val="18"/>
                 <w:szCs w:val="18"/>
               </w:rPr>
-              <w:t xml:space="preserve">From: module launcher, on the standing monthly cadence. To: the specific underlying Member Detail, Plan Change, or Complaint Case screen for a sampled item</w:t>
+              <w:t xml:space="preserve">From: platform home or any Agent-submitted escalation action. To: Member Detail, Plan Change, Complaint Case screens; a policy-review item routes to the Operations Manager (tracked outside this queue once raised, since it is a policy matter rather than a case awaiting Lead action)</w:t>
             </w:r>
           </w:p>
         </w:tc>
@@ -18764,7 +18868,7 @@
                 <w:sz w:val="18"/>
                 <w:szCs w:val="18"/>
               </w:rPr>
-              <w:t xml:space="preserve">Cannot close a sampling cycle with a flagged item that has no follow-up note recorded</w:t>
+              <w:t xml:space="preserve">Denial requires comment returned to submitting Agent; items past SLA flagged for priority handling</w:t>
             </w:r>
           </w:p>
         </w:tc>
@@ -18809,7 +18913,7 @@
                 <w:sz w:val="18"/>
                 <w:szCs w:val="18"/>
               </w:rPr>
-              <w:t xml:space="preserve">"No Agent decisions this period" using the same positive-confirmation treatment as 1.12</w:t>
+              <w:t xml:space="preserve">"Nothing awaiting your review" as a positive confirmation state</w:t>
             </w:r>
           </w:p>
         </w:tc>
@@ -18830,7 +18934,7 @@
         <w:pStyle w:val="Heading2"/>
       </w:pPr>
       <w:r>
-        <w:t xml:space="preserve">2.9 Renewal Reminder Queue</w:t>
+        <w:t xml:space="preserve">2.8 Customer Success Lead Quality-Review Sampling Screen</w:t>
       </w:r>
     </w:p>
     <w:tbl>
@@ -18943,7 +19047,7 @@
                 <w:sz w:val="18"/>
                 <w:szCs w:val="18"/>
               </w:rPr>
-              <w:t xml:space="preserve">Membership and Customer Success Agent (works the queue, handles at-risk renewals); Lead (oversight across the full queue, reassigns)</w:t>
+              <w:t xml:space="preserve">Membership and Customer Success Lead only</w:t>
             </w:r>
           </w:p>
         </w:tc>
@@ -18988,7 +19092,7 @@
                 <w:sz w:val="18"/>
                 <w:szCs w:val="18"/>
               </w:rPr>
-              <w:t xml:space="preserve">Show every upcoming Membership renewal against its reminder cadence and track how each individual reminder actually landed — the screen behind the Renewal Reminders journey, which previously had no screen of its own at all.</w:t>
+              <w:t xml:space="preserve">Conduct the periodic review of a system-drawn sample of Agent-handled cases — not only the ones escalated to the Lead — to catch a service-quality pattern before it becomes a complaint trend, mirroring 1.12's Finance Manager equivalent; and, distinct from that per-Agent sampling, surface an org-wide complaint and win-back trend view for spotting a systemic issue rather than any one Agent's individual performance.</w:t>
             </w:r>
           </w:p>
         </w:tc>
@@ -19033,7 +19137,7 @@
                 <w:sz w:val="18"/>
                 <w:szCs w:val="18"/>
               </w:rPr>
-              <w:t xml:space="preserve">Member name/ID, plan, renewal date, cadence stage reached (T-14, T-7, T-3, T-0), delivery/engagement detail per reminder sent (channel, sent date, delivered/opened/clicked, or failed), the Member's marketing-communication opt-out status, and — kept clearly distinct from that opt-out — the delivery status of the transactional renewal reminder itself, since a transactional renewal reminder must still be sent and tracked even when a Member has opted out of marketing messages</w:t>
+              <w:t xml:space="preserve">A sampled set of recent Agent decisions (plan changes processed, complaints resolved, win-back outreach outcomes) drawn automatically across all Agents; each item's original handling and any prior review outcome; aggregate resolution-time and complaint-recurrence metrics per Agent; a separate Organization-Wide Trend panel (not scoped to any individual Agent) showing org-wide complaint volume and category trend over time and the org-wide win-back conversion rate, framed for spotting a systemic issue (e.g., a plan, branch, or policy driving a rise in complaints) rather than an individual Agent's performance</w:t>
             </w:r>
           </w:p>
         </w:tc>
@@ -19078,7 +19182,7 @@
                 <w:sz w:val="18"/>
                 <w:szCs w:val="18"/>
               </w:rPr>
-              <w:t xml:space="preserve">Filter by cadence stage/delivery status/branch; resend a failed reminder manually; view full engagement detail for a reminder; escalate a renewal showing no engagement through T-0 to Agent outreach</w:t>
+              <w:t xml:space="preserve">Mark a sampled case as Consistent or Flag for Follow-Up; add a coaching note visible to the reviewed Agent; escalate a pattern to a documented performance conversation tracked outside this system; drill from the Organization-Wide Trend panel into the specific complaint category, plan, or branch driving an anomaly; close the sampling cycle</w:t>
             </w:r>
           </w:p>
         </w:tc>
@@ -19123,7 +19227,7 @@
                 <w:sz w:val="18"/>
                 <w:szCs w:val="18"/>
               </w:rPr>
-              <w:t xml:space="preserve">From: module launcher. To: Member Detail screen; Renewal Reminder Configuration screen (2.10, Lead only)</w:t>
+              <w:t xml:space="preserve">From: module launcher, on the standing monthly cadence. To: the specific underlying Member Detail, Plan Change, or Complaint Case screen for a sampled item</w:t>
             </w:r>
           </w:p>
         </w:tc>
@@ -19168,7 +19272,7 @@
                 <w:sz w:val="18"/>
                 <w:szCs w:val="18"/>
               </w:rPr>
-              <w:t xml:space="preserve">A marketing opt-out can never suppress a transactional renewal reminder — the screen blocks any attempt to treat the two as the same suppression flag; a reminder that fails delivery beyond the retry threshold flags for manual Agent follow-up rather than silently dropping</w:t>
+              <w:t xml:space="preserve">Cannot close a sampling cycle with a flagged item that has no follow-up note recorded</w:t>
             </w:r>
           </w:p>
         </w:tc>
@@ -19213,7 +19317,7 @@
                 <w:sz w:val="18"/>
                 <w:szCs w:val="18"/>
               </w:rPr>
-              <w:t xml:space="preserve">"No renewals due in the selected window" as a positive confirmation state</w:t>
+              <w:t xml:space="preserve">"No Agent decisions this period" using the same positive-confirmation treatment as 1.12</w:t>
             </w:r>
           </w:p>
         </w:tc>
@@ -19234,7 +19338,7 @@
         <w:pStyle w:val="Heading2"/>
       </w:pPr>
       <w:r>
-        <w:t xml:space="preserve">2.10 Renewal Reminder Configuration Screen</w:t>
+        <w:t xml:space="preserve">2.9 Renewal Reminder Queue</w:t>
       </w:r>
     </w:p>
     <w:tbl>
@@ -19347,7 +19451,7 @@
                 <w:sz w:val="18"/>
                 <w:szCs w:val="18"/>
               </w:rPr>
-              <w:t xml:space="preserve">Membership and Customer Success Lead only</w:t>
+              <w:t xml:space="preserve">Membership and Customer Success Agent (works the queue, handles at-risk renewals); Lead (oversight across the full queue, reassigns)</w:t>
             </w:r>
           </w:p>
         </w:tc>
@@ -19392,7 +19496,7 @@
                 <w:sz w:val="18"/>
                 <w:szCs w:val="18"/>
               </w:rPr>
-              <w:t xml:space="preserve">Configure the renewal-reminder cadence and message templates that drive the Renewal Reminder Queue (2.9) — the screen behind the Lead's explicitly-granted authority to configure reminder cadence and templates.</w:t>
+              <w:t xml:space="preserve">Show every upcoming Membership renewal against its reminder cadence and track how each individual reminder actually landed — the screen behind the Renewal Reminders journey, which previously had no screen of its own at all.</w:t>
             </w:r>
           </w:p>
         </w:tc>
@@ -19437,7 +19541,7 @@
                 <w:sz w:val="18"/>
                 <w:szCs w:val="18"/>
               </w:rPr>
-              <w:t xml:space="preserve">Cadence stage list (T-14, T-7, T-3, T-0) with configurable day-offset per stage; delivery channel per stage (email, SMS, push); message template per stage and language; a classification per template as Transactional or Marketing, driving whether a Member's marketing opt-out can suppress it; change history/audit log</w:t>
+              <w:t xml:space="preserve">Member name/ID, plan, renewal date, cadence stage reached (T-14, T-7, T-3, T-0), delivery/engagement detail per reminder sent (channel, sent date, delivered/opened/clicked, or failed), the Member's marketing-communication opt-out status, and — kept clearly distinct from that opt-out — the delivery status of the transactional renewal reminder itself, since a transactional renewal reminder must still be sent and tracked even when a Member has opted out of marketing messages</w:t>
             </w:r>
           </w:p>
         </w:tc>
@@ -19482,7 +19586,7 @@
                 <w:sz w:val="18"/>
                 <w:szCs w:val="18"/>
               </w:rPr>
-              <w:t xml:space="preserve">Edit a cadence stage's day-offset; add/remove a cadence stage; edit and preview a message template; set a template's Transactional/Marketing classification; publish changes; view change history</w:t>
+              <w:t xml:space="preserve">Filter by cadence stage/delivery status/branch; resend a failed reminder manually; view full engagement detail for a reminder; escalate a renewal showing no engagement through T-0 to Agent outreach</w:t>
             </w:r>
           </w:p>
         </w:tc>
@@ -19527,7 +19631,7 @@
                 <w:sz w:val="18"/>
                 <w:szCs w:val="18"/>
               </w:rPr>
-              <w:t xml:space="preserve">From: Renewal Reminder Queue (2.9) or module launcher. To: Renewal Reminder Queue (2.9)</w:t>
+              <w:t xml:space="preserve">From: module launcher. To: Member Detail screen; Renewal Reminder Configuration screen (2.10, Lead only)</w:t>
             </w:r>
           </w:p>
         </w:tc>
@@ -19572,7 +19676,7 @@
                 <w:sz w:val="18"/>
                 <w:szCs w:val="18"/>
               </w:rPr>
-              <w:t xml:space="preserve">A template carrying required renewal/statutory information cannot be classified as Marketing, since that would make it suppressible by an opt-out; cannot publish a template with an empty message body; every change is a mandatory, permanent audit-log entry</w:t>
+              <w:t xml:space="preserve">A marketing opt-out can never suppress a transactional renewal reminder — the screen blocks any attempt to treat the two as the same suppression flag; a reminder that fails delivery beyond the retry threshold flags for manual Agent follow-up rather than silently dropping</w:t>
             </w:r>
           </w:p>
         </w:tc>
@@ -19617,7 +19721,7 @@
                 <w:sz w:val="18"/>
                 <w:szCs w:val="18"/>
               </w:rPr>
-              <w:t xml:space="preserve">Not applicable — this screen manages standing configuration, not a list; it always shows the current cadence and templates, pre-populated with platform defaults until the Lead edits them</w:t>
+              <w:t xml:space="preserve">"No renewals due in the selected window" as a positive confirmation state</w:t>
             </w:r>
           </w:p>
         </w:tc>
@@ -19635,23 +19739,10 @@
     </w:p>
     <w:p>
       <w:pPr>
-        <w:pStyle w:val="Heading1"/>
-      </w:pPr>
-      <w:r>
-        <w:t xml:space="preserve">Module 3: Compliance and Governance</w:t>
-      </w:r>
-    </w:p>
-    <w:p>
-      <w:r>
-        <w:br w:type="page"/>
-      </w:r>
-    </w:p>
-    <w:p>
-      <w:pPr>
         <w:pStyle w:val="Heading2"/>
       </w:pPr>
       <w:r>
-        <w:t xml:space="preserve">3.0 Incident Case List</w:t>
+        <w:t xml:space="preserve">2.10 Renewal Reminder Configuration Screen</w:t>
       </w:r>
     </w:p>
     <w:tbl>
@@ -19764,7 +19855,7 @@
                 <w:sz w:val="18"/>
                 <w:szCs w:val="18"/>
               </w:rPr>
-              <w:t xml:space="preserve">Compliance/Clinical Quality Officer</w:t>
+              <w:t xml:space="preserve">Membership and Customer Success Lead only</w:t>
             </w:r>
           </w:p>
         </w:tc>
@@ -19809,7 +19900,7 @@
                 <w:sz w:val="18"/>
                 <w:szCs w:val="18"/>
               </w:rPr>
-              <w:t xml:space="preserve">The full worklist of Incident Cases, previously only referenced in passing as a navigation source from the Investigation Screen — given its own complete specification here.</w:t>
+              <w:t xml:space="preserve">Configure the renewal-reminder cadence and message templates that drive the Renewal Reminder Queue (2.9) — the screen behind the Lead's explicitly-granted authority to configure reminder cadence and templates.</w:t>
             </w:r>
           </w:p>
         </w:tc>
@@ -19854,7 +19945,7 @@
                 <w:sz w:val="18"/>
                 <w:szCs w:val="18"/>
               </w:rPr>
-              <w:t xml:space="preserve">Incident Case ID, category (clinical adverse event, medication error, vehicle accident, equipment failure, staff conduct, data breach, near-miss), severity, linked patient/Member or Vehicle/Crew Record, status (Reported, Under Investigation, Corrective Action, Closed), age, reportable-to-regulator flag</w:t>
+              <w:t xml:space="preserve">Cadence stage list (T-14, T-7, T-3, T-0) with configurable day-offset per stage; delivery channel per stage (email, SMS, push); message template per stage and language; a classification per template as Transactional or Marketing, driving whether a Member's marketing opt-out can suppress it; change history/audit log</w:t>
             </w:r>
           </w:p>
         </w:tc>
@@ -19899,7 +19990,7 @@
                 <w:sz w:val="18"/>
                 <w:szCs w:val="18"/>
               </w:rPr>
-              <w:t xml:space="preserve">Filter by category/severity/status/age; open Incident Case Investigation Screen (3.1); create a new case directly (for a Compliance-initiated investigation not originating from a Complaint Case)</w:t>
+              <w:t xml:space="preserve">Edit a cadence stage's day-offset; add/remove a cadence stage; edit and preview a message template; set a template's Transactional/Marketing classification; publish changes; view change history</w:t>
             </w:r>
           </w:p>
         </w:tc>
@@ -19944,7 +20035,7 @@
                 <w:sz w:val="18"/>
                 <w:szCs w:val="18"/>
               </w:rPr>
-              <w:t xml:space="preserve">From: module launcher. To: Incident Case Investigation Screen (3.1)</w:t>
+              <w:t xml:space="preserve">From: Renewal Reminder Queue (2.9) or module launcher. To: Renewal Reminder Queue (2.9)</w:t>
             </w:r>
           </w:p>
         </w:tc>
@@ -19989,7 +20080,7 @@
                 <w:sz w:val="18"/>
                 <w:szCs w:val="18"/>
               </w:rPr>
-              <w:t xml:space="preserve">None beyond navigation</w:t>
+              <w:t xml:space="preserve">A template carrying required renewal/statutory information cannot be classified as Marketing, since that would make it suppressible by an opt-out; cannot publish a template with an empty message body; every change is a mandatory, permanent audit-log entry</w:t>
             </w:r>
           </w:p>
         </w:tc>
@@ -20034,7 +20125,7 @@
                 <w:sz w:val="18"/>
                 <w:szCs w:val="18"/>
               </w:rPr>
-              <w:t xml:space="preserve">"No open Incident Cases" as a positive confirmation state — deliberately not styled as a neutral empty list, given the patient-safety significance of this being true</w:t>
+              <w:t xml:space="preserve">Not applicable — this screen manages standing configuration, not a list; it always shows the current cadence and templates, pre-populated with platform defaults until the Lead edits them</w:t>
             </w:r>
           </w:p>
         </w:tc>
@@ -20055,7 +20146,7 @@
         <w:pStyle w:val="Heading2"/>
       </w:pPr>
       <w:r>
-        <w:t xml:space="preserve">3.1 Incident Case Investigation Screen</w:t>
+        <w:t xml:space="preserve">2.11 Family Plan Member Management</w:t>
       </w:r>
     </w:p>
     <w:tbl>
@@ -20168,7 +20259,7 @@
                 <w:sz w:val="18"/>
                 <w:szCs w:val="18"/>
               </w:rPr>
-              <w:t xml:space="preserve">Compliance/Clinical Quality Officer</w:t>
+              <w:t xml:space="preserve">Membership and Customer Success Agent (adds/removes/modifies dependents); Lead (approves competing-claim adjudication and account-freeze resolution)</w:t>
             </w:r>
           </w:p>
         </w:tc>
@@ -20213,7 +20304,7 @@
                 <w:sz w:val="18"/>
                 <w:szCs w:val="18"/>
               </w:rPr>
-              <w:t xml:space="preserve">Investigate and manage a single Incident Case (safety, clinical, or operational) from report through closure.</w:t>
+              <w:t xml:space="preserve">Manage the dependents attached to a Family Membership plan — adding, removing, or modifying a dependent's record — the dedicated screen behind Family Plan Member Management, which previously existed only as tangential fields on Member Detail (2.2) with no workflow of its own for the add/remove/consent/access lifecycle a family plan actually requires.</w:t>
             </w:r>
           </w:p>
         </w:tc>
@@ -20258,7 +20349,7 @@
                 <w:sz w:val="18"/>
                 <w:szCs w:val="18"/>
               </w:rPr>
-              <w:t xml:space="preserve">Incident Case ID, linked Member/patient, linked Vehicle/Crew Record (if ambulance-related), incident type/severity, narrative timeline, linked Complaint Case (if origin), investigation findings, corrective actions, status (Reported, Under Investigation, Corrective Action, Closed)</w:t>
+              <w:t xml:space="preserve">Primary Membership holder, Family plan tier and its slot limit, current dependent list with each dependent's name, DOB, relationship to primary holder, age, active/upcoming-booking status, dependent-portal-login status (Not Eligible, Eligible — Not Yet Granted, Granted) for dependents above the platform's defined age threshold, consent status (including a renewed-consent-pending flag for a minor dependent who has aged into adulthood and now requires their own consent rather than the primary holder's), and an account-freeze-pending-verification state when a competing claim to primary-holder status is under review</w:t>
             </w:r>
           </w:p>
         </w:tc>
@@ -20303,7 +20394,7 @@
                 <w:sz w:val="18"/>
                 <w:szCs w:val="18"/>
               </w:rPr>
-              <w:t xml:space="preserve">Add investigation note; assign investigator; record findings; define corrective action with owner and due date; link related Incident Cases; close case</w:t>
+              <w:t xml:space="preserve">Add a dependent (checked against the plan's family-slot limit before the addition can complete); remove a dependent (checked against that dependent's active or upcoming bookings before removal can complete); modify a dependent's details; grant dependent-portal login once a dependent crosses the age threshold; prompt and capture renewed consent when a minor dependent ages into adulthood, transferring consent ownership from the primary holder to the now-adult dependent; freeze the account pending verification when two parties each claim to be the plan's primary holder, and adjudicate the competing claim (Lead)</w:t>
             </w:r>
           </w:p>
         </w:tc>
@@ -20348,7 +20439,7 @@
                 <w:sz w:val="18"/>
                 <w:szCs w:val="18"/>
               </w:rPr>
-              <w:t xml:space="preserve">From: Incident Case List (3.0), Complaint Case screen (Membership module escalation), or regulatory alert. To: Regulatory Reporting Calendar/Tracker (if reportable); Credential Expiry Dashboard (if staff-competency related)</w:t>
+              <w:t xml:space="preserve">From: Member Detail screen (2.2). To: Member Detail screen (2.2, post-change); Plan Change screen (2.3, if a dependent change affects plan tier or slot usage); Lead Escalation Queue (2.7, for a competing primary-holder claim requiring Lead adjudication)</w:t>
             </w:r>
           </w:p>
         </w:tc>
@@ -20393,7 +20484,52 @@
                 <w:sz w:val="18"/>
                 <w:szCs w:val="18"/>
               </w:rPr>
-              <w:t xml:space="preserve">Cannot close case with open corrective actions; reportable-incident flag blocks closure until regulatory filing status is confirmed</w:t>
+              <w:t xml:space="preserve">Cannot add a dependent beyond the plan's family-slot limit without first upgrading the plan (routes to Plan Change, 2.3); cannot remove a dependent with an active or upcoming booking without confirming reassignment or cancellation of that booking first; dependent-portal login cannot be granted below the age threshold; a minor dependent aging into adulthood blocks continued use of the primary holder's consent until the dependent's own renewed consent is captured; an account with a competing primary-holder claim is frozen against dependent add/remove/modify actions until the claim is resolved</w:t>
+            </w:r>
+          </w:p>
+        </w:tc>
+      </w:tr>
+      <w:tr>
+        <w:trPr>
+          <w:cantSplit/>
+        </w:trPr>
+        <w:tc>
+          <w:tcPr>
+            <w:tcW w:type="dxa" w:w="4680"/>
+            <w:tcMar>
+              <w:top w:type="dxa" w:w="90"/>
+              <w:left w:type="dxa" w:w="110"/>
+              <w:bottom w:type="dxa" w:w="90"/>
+              <w:right w:type="dxa" w:w="110"/>
+            </w:tcMar>
+          </w:tcPr>
+          <w:p>
+            <w:r>
+              <w:rPr>
+                <w:sz w:val="18"/>
+                <w:szCs w:val="18"/>
+              </w:rPr>
+              <w:t xml:space="preserve">Empty state</w:t>
+            </w:r>
+          </w:p>
+        </w:tc>
+        <w:tc>
+          <w:tcPr>
+            <w:tcW w:type="dxa" w:w="4680"/>
+            <w:tcMar>
+              <w:top w:type="dxa" w:w="90"/>
+              <w:left w:type="dxa" w:w="110"/>
+              <w:bottom w:type="dxa" w:w="90"/>
+              <w:right w:type="dxa" w:w="110"/>
+            </w:tcMar>
+          </w:tcPr>
+          <w:p>
+            <w:r>
+              <w:rPr>
+                <w:sz w:val="18"/>
+                <w:szCs w:val="18"/>
+              </w:rPr>
+              <w:t xml:space="preserve">"No dependents on this Family plan yet" with a direct action to add one, shown only when the linked plan is a Family tier; not applicable/hidden for a non-Family plan</w:t>
             </w:r>
           </w:p>
         </w:tc>
@@ -20411,10 +20547,23 @@
     </w:p>
     <w:p>
       <w:pPr>
+        <w:pStyle w:val="Heading1"/>
+      </w:pPr>
+      <w:r>
+        <w:t xml:space="preserve">Module 3: Compliance and Governance</w:t>
+      </w:r>
+    </w:p>
+    <w:p>
+      <w:r>
+        <w:br w:type="page"/>
+      </w:r>
+    </w:p>
+    <w:p>
+      <w:pPr>
         <w:pStyle w:val="Heading2"/>
       </w:pPr>
       <w:r>
-        <w:t xml:space="preserve">3.2 Credentialing / Onboarding Verification Queue</w:t>
+        <w:t xml:space="preserve">3.0 Incident Case List</w:t>
       </w:r>
     </w:p>
     <w:tbl>
@@ -20572,7 +20721,7 @@
                 <w:sz w:val="18"/>
                 <w:szCs w:val="18"/>
               </w:rPr>
-              <w:t xml:space="preserve">Track the full new-clinician credentialing process from primary-source verification through independent scheduling eligibility — not just a generic document checklist.</w:t>
+              <w:t xml:space="preserve">The full worklist of Incident Cases, previously only referenced in passing as a navigation source from the Investigation Screen — given its own complete specification here.</w:t>
             </w:r>
           </w:p>
         </w:tc>
@@ -20617,7 +20766,7 @@
                 <w:sz w:val="18"/>
                 <w:szCs w:val="18"/>
               </w:rPr>
-              <w:t xml:space="preserve">Candidate/staff name, role applied for; a structured checklist reflecting every distinct verification step: primary-source license verification (issuing body contacted, response received, outcome), background/police-record check (status, outcome), professional indemnity/malpractice insurance confirmation (current, expiry), scope-of-practice grant (exactly which service types and acuity levels this individual is credentialed for — not a blanket yes/no), supervised-orientation/shadowing period status and supervising clinician's sign-off; overall clearance status (Not Verified, Restricted — supervised only, Fully Cleared); a case-age indicator with an "aged-open" flag distinct from normal in-progress status, raised when a case has been open longer than the standard verification window because the issuing body hasn't responded</w:t>
+              <w:t xml:space="preserve">Incident Case ID, category (clinical adverse event, medication error, vehicle accident, equipment failure, staff conduct, data breach, near-miss), severity, linked patient/Member or Vehicle/Crew Record, status (Reported, Under Investigation, Corrective Action, Closed), age, reportable-to-regulator flag</w:t>
             </w:r>
           </w:p>
         </w:tc>
@@ -20662,7 +20811,7 @@
                 <w:sz w:val="18"/>
                 <w:szCs w:val="18"/>
               </w:rPr>
-              <w:t xml:space="preserve">Mark each checklist item verified/rejected independently (not a single overall toggle); record the scope-of-practice grant, which technically propagates to the Scheduling/Emergency Dispatcher's assignment engine so an under-scoped clinician cannot be assigned outside their granted scope; record supervising clinician's sign-off; escalate an aged-open case for issuing-body follow-up; clear staff member for activation (routes to User Account activation in 4.1); reject/hold onboarding</w:t>
+              <w:t xml:space="preserve">Filter by category/severity/status/age; open Incident Case Investigation Screen (3.1); create a new case directly (for a Compliance-initiated investigation not originating from a Complaint Case)</w:t>
             </w:r>
           </w:p>
         </w:tc>
@@ -20707,7 +20856,7 @@
                 <w:sz w:val="18"/>
                 <w:szCs w:val="18"/>
               </w:rPr>
-              <w:t xml:space="preserve">From: module launcher or IT Administration's new User Account creation trigger. To: User Account screen (IT module, cross-link to activate access); Credential Expiry Tracking Dashboard; Compensation Profile Setup Screen (1.11, once cleared)</w:t>
+              <w:t xml:space="preserve">From: module launcher. To: Incident Case Investigation Screen (3.1)</w:t>
             </w:r>
           </w:p>
         </w:tc>
@@ -20752,7 +20901,7 @@
                 <w:sz w:val="18"/>
                 <w:szCs w:val="18"/>
               </w:rPr>
-              <w:t xml:space="preserve">Cannot mark full clearance while any required item is Pending or Rejected; expired document at intake blocks verification; a Restricted (supervised-only) clearance is enforced technically on the assignment engine, not left as a note for dispatchers to remember; aged-open cases beyond the standard window auto-escalate rather than sitting silently</w:t>
+              <w:t xml:space="preserve">None beyond navigation</w:t>
             </w:r>
           </w:p>
         </w:tc>
@@ -20797,7 +20946,7 @@
                 <w:sz w:val="18"/>
                 <w:szCs w:val="18"/>
               </w:rPr>
-              <w:t xml:space="preserve">"No onboarding cases in progress" as a positive confirmation state</w:t>
+              <w:t xml:space="preserve">"No open Incident Cases" as a positive confirmation state — deliberately not styled as a neutral empty list, given the patient-safety significance of this being true</w:t>
             </w:r>
           </w:p>
         </w:tc>
@@ -20818,7 +20967,7 @@
         <w:pStyle w:val="Heading2"/>
       </w:pPr>
       <w:r>
-        <w:t xml:space="preserve">3.3 Credential Expiry Tracking Dashboard</w:t>
+        <w:t xml:space="preserve">3.1 Incident Case Investigation Screen</w:t>
       </w:r>
     </w:p>
     <w:tbl>
@@ -20976,7 +21125,7 @@
                 <w:sz w:val="18"/>
                 <w:szCs w:val="18"/>
               </w:rPr>
-              <w:t xml:space="preserve">Monitor upcoming and past-due credential expirations across all active clinical/crew staff.</w:t>
+              <w:t xml:space="preserve">Investigate and manage a single Incident Case (safety, clinical, or operational) from report through closure.</w:t>
             </w:r>
           </w:p>
         </w:tc>
@@ -21021,7 +21170,7 @@
                 <w:sz w:val="18"/>
                 <w:szCs w:val="18"/>
               </w:rPr>
-              <w:t xml:space="preserve">Staff name, role, credential type, expiry date, days remaining/overdue, renewal status, branch</w:t>
+              <w:t xml:space="preserve">Incident Case ID, linked Member/patient, linked Vehicle/Crew Record (if ambulance-related), incident type/severity, narrative timeline, an immutable-statement-capture field for each involved party's account, distinct from the general investigation note — once saved, a statement is locked and cannot be edited or overwritten, only appended to as a new dated entry, consistent with the platform's append-only evidentiary standard elsewhere in this module; linked Complaint Case (if origin); investigation findings with a required findings classification selected from exactly four defined categories (Unfounded, Individual, Systemic, Equipment) rather than freeform text, so findings roll up consistently for trend reporting; corrective actions, each with an owner and due date, and an orphaned-CAPA auto-flag raised when a corrective action's assigned owner is deactivated/departs before the action is closed; any active suspension order issued against staff pending investigation outcome, with its scope and date; status (Reported, Under Investigation, Corrective Action, Closed)</w:t>
             </w:r>
           </w:p>
         </w:tc>
@@ -21066,7 +21215,7 @@
                 <w:sz w:val="18"/>
                 <w:szCs w:val="18"/>
               </w:rPr>
-              <w:t xml:space="preserve">Filter by expiry window/role/branch; send renewal reminder; mark renewed with new expiry date; flag for suspension if lapsed</w:t>
+              <w:t xml:space="preserve">Add investigation note; capture an immutable party statement (append-only); assign investigator; reassign the investigator when a conflict of interest is identified (e.g., the assigned investigator has a reporting relationship or personal connection to an involved party), with the conflict and reassignment reason logged; record findings against one of the four required classification categories; issue a suspension order against implicated staff pending outcome, distinct from a generic investigation note (routes to User Account List, 4.1, for the technical account restriction); define corrective action with owner and due date; link related Incident Cases; close case</w:t>
             </w:r>
           </w:p>
         </w:tc>
@@ -21111,7 +21260,7 @@
                 <w:sz w:val="18"/>
                 <w:szCs w:val="18"/>
               </w:rPr>
-              <w:t xml:space="preserve">From: module launcher or Incident Case (if incident tied to expired credential). To: Credentialing Verification Queue (renewal documentation); User Account screen (IT module, to suspend access if lapsed)</w:t>
+              <w:t xml:space="preserve">From: Incident Case List (3.0), Complaint Case screen (Membership module escalation), or regulatory alert. To: Regulatory Reporting Calendar/Tracker (if reportable); Credential Expiry Dashboard (if staff-competency related); User Account List (4.1, cross-module, to enact an issued suspension order)</w:t>
             </w:r>
           </w:p>
         </w:tc>
@@ -21156,52 +21305,7 @@
                 <w:sz w:val="18"/>
                 <w:szCs w:val="18"/>
               </w:rPr>
-              <w:t xml:space="preserve">Overdue credential auto-flags staff record; cannot clear flag without renewal documentation attached</w:t>
-            </w:r>
-          </w:p>
-        </w:tc>
-      </w:tr>
-      <w:tr>
-        <w:trPr>
-          <w:cantSplit/>
-        </w:trPr>
-        <w:tc>
-          <w:tcPr>
-            <w:tcW w:type="dxa" w:w="4680"/>
-            <w:tcMar>
-              <w:top w:type="dxa" w:w="90"/>
-              <w:left w:type="dxa" w:w="110"/>
-              <w:bottom w:type="dxa" w:w="90"/>
-              <w:right w:type="dxa" w:w="110"/>
-            </w:tcMar>
-          </w:tcPr>
-          <w:p>
-            <w:r>
-              <w:rPr>
-                <w:sz w:val="18"/>
-                <w:szCs w:val="18"/>
-              </w:rPr>
-              <w:t xml:space="preserve">Empty state</w:t>
-            </w:r>
-          </w:p>
-        </w:tc>
-        <w:tc>
-          <w:tcPr>
-            <w:tcW w:type="dxa" w:w="4680"/>
-            <w:tcMar>
-              <w:top w:type="dxa" w:w="90"/>
-              <w:left w:type="dxa" w:w="110"/>
-              <w:bottom w:type="dxa" w:w="90"/>
-              <w:right w:type="dxa" w:w="110"/>
-            </w:tcMar>
-          </w:tcPr>
-          <w:p>
-            <w:r>
-              <w:rPr>
-                <w:sz w:val="18"/>
-                <w:szCs w:val="18"/>
-              </w:rPr>
-              <w:t xml:space="preserve">"No credentials expiring in the selected window" as a positive confirmation state</w:t>
+              <w:t xml:space="preserve">Cannot close case with open corrective actions; reportable-incident flag blocks closure until regulatory filing status is confirmed; findings cannot be recorded without selecting one of the four defined classification categories; an investigator flagged for conflict of interest is blocked from further action on the case until reassigned; a corrective action whose owner has departed auto-flags as orphaned and blocks case closure until reassigned to a new owner; an immutable statement cannot be edited once saved, only superseded by a new dated entry</w:t>
             </w:r>
           </w:p>
         </w:tc>
@@ -21222,7 +21326,7 @@
         <w:pStyle w:val="Heading2"/>
       </w:pPr>
       <w:r>
-        <w:t xml:space="preserve">3.4 Controlled-Substance Audit Screen</w:t>
+        <w:t xml:space="preserve">3.2 Credentialing / Onboarding Verification Queue</w:t>
       </w:r>
     </w:p>
     <w:tbl>
@@ -21380,7 +21484,7 @@
                 <w:sz w:val="18"/>
                 <w:szCs w:val="18"/>
               </w:rPr>
-              <w:t xml:space="preserve">Reconcile controlled-substance administration/inventory records against Clinical Note billing-code extracts and crew logs to detect discrepancies.</w:t>
+              <w:t xml:space="preserve">Track the full new-clinician credentialing process from primary-source verification through independent scheduling eligibility — not just a generic document checklist.</w:t>
             </w:r>
           </w:p>
         </w:tc>
@@ -21425,7 +21529,7 @@
                 <w:sz w:val="18"/>
                 <w:szCs w:val="18"/>
               </w:rPr>
-              <w:t xml:space="preserve">Substance/lot, assigned Vehicle/Crew Record, dispensed quantity vs. administered/documented quantity, discrepancy flag, linked Clinical Note reference (code extract only), audit period</w:t>
+              <w:t xml:space="preserve">Candidate/staff name, role applied for; a structured checklist reflecting every distinct verification step: primary-source license verification (issuing body contacted, response received, outcome), background/police-record check (status, outcome), professional indemnity/malpractice insurance confirmation (current, expiry), scope-of-practice grant (exactly which service types and acuity levels this individual is credentialed for — not a blanket yes/no), supervised-orientation/shadowing period status and supervising clinician's sign-off, with a reassign-supervisor action available if the assigned supervising clinician departs before sign-off completes; a first-re-verification-scheduling field recording the date this clinician's credentials are first due for re-verification after initial clearance, so the recurring cycle is scheduled from clearance rather than left to be discovered later; overall clearance status (Not Verified, Restricted — supervised only, Fully Cleared); a case-age indicator with an "aged-open" flag distinct from normal in-progress status, raised when a case has been open longer than the standard verification window because the issuing body hasn't responded, paired with an explicit Ops-Manager-facing notification (not only the Compliance-side alert) once a case remains aged-open past a second, longer threshold; support for a second, independent credentialing case per individual when an existing staff member cross-trains into a new role requiring its own scope-of-practice grant</w:t>
             </w:r>
           </w:p>
         </w:tc>
@@ -21470,7 +21574,7 @@
                 <w:sz w:val="18"/>
                 <w:szCs w:val="18"/>
               </w:rPr>
-              <w:t xml:space="preserve">Reconcile line item; flag discrepancy for investigation (creates linked Incident Case); mark period audited; export audit log</w:t>
+              <w:t xml:space="preserve">Mark each checklist item verified/rejected independently (not a single overall toggle); record the scope-of-practice grant, which technically propagates to the Scheduling/Emergency Dispatcher's assignment engine so an under-scoped clinician cannot be assigned outside their granted scope; record supervising clinician's sign-off; reassign supervisor when the assigned supervising clinician departs before sign-off; schedule the first re-verification date on clearance; escalate an aged-open case for issuing-body follow-up; escalate a failed verification to the Operations Manager/HR rather than leaving it solely as a Compliance record; notify the Operations Manager directly when a case crosses the extended aged-open threshold; add a new credentialing case for a second role on an existing staff member (cross-training); clear staff member for activation (routes to User Account activation in 4.1); reject/hold onboarding</w:t>
             </w:r>
           </w:p>
         </w:tc>
@@ -21515,7 +21619,7 @@
                 <w:sz w:val="18"/>
                 <w:szCs w:val="18"/>
               </w:rPr>
-              <w:t xml:space="preserve">From: module launcher. To: Incident Case Investigation screen (on discrepancy); Regulatory Reporting Calendar/Tracker</w:t>
+              <w:t xml:space="preserve">From: module launcher or IT Administration's new User Account creation trigger. To: User Account screen (IT module, cross-link to activate access); Credential Expiry Tracking Dashboard; Compensation Profile Setup Screen (1.11, once cleared)</w:t>
             </w:r>
           </w:p>
         </w:tc>
@@ -21560,7 +21664,7 @@
                 <w:sz w:val="18"/>
                 <w:szCs w:val="18"/>
               </w:rPr>
-              <w:t xml:space="preserve">Cannot mark period audited with unresolved discrepancies; access to full Clinical Note blocked, only billing-code extract visible, consistent with platform-wide restriction</w:t>
+              <w:t xml:space="preserve">Cannot mark full clearance while any required item is Pending or Rejected; expired document at intake blocks verification; a Restricted (supervised-only) clearance is enforced technically on the assignment engine, not left as a note for dispatchers to remember; aged-open cases beyond the standard window auto-escalate rather than sitting silently; a case cannot proceed to supervised-sign-off while its supervising clinician is departed/inactive — it blocks until reassigned; a failed verification requires the escalate-to-Ops-Manager/HR action to be taken, not just a rejected checklist item sitting unactioned; a second role's credentialing case is tracked and cleared independently of the individual's existing role clearance</w:t>
             </w:r>
           </w:p>
         </w:tc>
@@ -21605,7 +21709,7 @@
                 <w:sz w:val="18"/>
                 <w:szCs w:val="18"/>
               </w:rPr>
-              <w:t xml:space="preserve">"No discrepancies in this audit period" as a positive confirmation state, shown only after the reconciliation itself completes — never shown by default before the audit has actually run, to avoid it being mistaken for "nothing to audit"</w:t>
+              <w:t xml:space="preserve">"No onboarding cases in progress" as a positive confirmation state</w:t>
             </w:r>
           </w:p>
         </w:tc>
@@ -21626,7 +21730,7 @@
         <w:pStyle w:val="Heading2"/>
       </w:pPr>
       <w:r>
-        <w:t xml:space="preserve">3.5 DSAR Case List</w:t>
+        <w:t xml:space="preserve">3.3 Credential Expiry Tracking Dashboard</w:t>
       </w:r>
     </w:p>
     <w:tbl>
@@ -21784,7 +21888,7 @@
                 <w:sz w:val="18"/>
                 <w:szCs w:val="18"/>
               </w:rPr>
-              <w:t xml:space="preserve">The full worklist of DSAR Cases, previously only referenced in passing as a navigation source — given its own complete specification here.</w:t>
+              <w:t xml:space="preserve">Monitor upcoming and past-due credential expirations across all active clinical/crew staff.</w:t>
             </w:r>
           </w:p>
         </w:tc>
@@ -21829,7 +21933,7 @@
                 <w:sz w:val="18"/>
                 <w:szCs w:val="18"/>
               </w:rPr>
-              <w:t xml:space="preserve">DSAR Case ID, requestor, request type (access, deletion, correction), jurisdiction (Jamaica-domestic vs. UK-linked), status (Received, Identity Verification, In Progress, Fulfilled, Denied), statutory due date, at-risk flag as the deadline nears</w:t>
+              <w:t xml:space="preserve">Staff name, role, credential type, expiry date, days remaining/overdue itemized against the explicit 90/60/30/7-day alert cadence (each threshold shown as its own reached/not-reached marker, not just a raw days-remaining number), renewal status, branch; an administrative-hold state, distinct from a hard lapse, applied when the issuing body's registry is unavailable to confirm renewal — holds the credential's enforcement action pending confirmation rather than immediately lapsing it; for a locum clinician credentialed under a different jurisdiction than the branch they're currently working, a persistent jurisdiction-context indicator on this ongoing tracking view (not only shown at onboarding) showing which jurisdiction's rules and renewal cycle govern that credential</w:t>
             </w:r>
           </w:p>
         </w:tc>
@@ -21874,7 +21978,7 @@
                 <w:sz w:val="18"/>
                 <w:szCs w:val="18"/>
               </w:rPr>
-              <w:t xml:space="preserve">Filter by status/jurisdiction/due-date proximity; open DSAR Case Screen (3.6)</w:t>
+              <w:t xml:space="preserve">Filter by expiry window/role/branch/alert-stage (90/60/30/7); send renewal reminder (auto-fires at each of the 90/60/30/7-day thresholds); mark renewed with new expiry date; place on administrative hold when the issuing registry is unreachable, with a reason and recheck date; flag for suspension if lapsed</w:t>
             </w:r>
           </w:p>
         </w:tc>
@@ -21919,7 +22023,7 @@
                 <w:sz w:val="18"/>
                 <w:szCs w:val="18"/>
               </w:rPr>
-              <w:t xml:space="preserve">From: module launcher or intake alert. To: DSAR Case Screen (3.6)</w:t>
+              <w:t xml:space="preserve">From: module launcher or Incident Case (if incident tied to expired credential). To: Credentialing Verification Queue (renewal documentation); User Account screen (IT module, to suspend access if lapsed)</w:t>
             </w:r>
           </w:p>
         </w:tc>
@@ -21964,7 +22068,7 @@
                 <w:sz w:val="18"/>
                 <w:szCs w:val="18"/>
               </w:rPr>
-              <w:t xml:space="preserve">None beyond navigation</w:t>
+              <w:t xml:space="preserve">Overdue credential auto-flags staff record; cannot clear flag without renewal documentation attached; an administrative hold cannot be converted to a hard lapse without a documented registry-unavailability recheck; a locum clinician's jurisdiction-context indicator cannot be dismissed or hidden, since misreading it as the branch's home jurisdiction is the exact failure mode it exists to prevent</w:t>
             </w:r>
           </w:p>
         </w:tc>
@@ -22009,7 +22113,7 @@
                 <w:sz w:val="18"/>
                 <w:szCs w:val="18"/>
               </w:rPr>
-              <w:t xml:space="preserve">"No open DSAR requests" as a positive confirmation state</w:t>
+              <w:t xml:space="preserve">"No credentials expiring in the selected window" as a positive confirmation state</w:t>
             </w:r>
           </w:p>
         </w:tc>
@@ -22030,7 +22134,7 @@
         <w:pStyle w:val="Heading2"/>
       </w:pPr>
       <w:r>
-        <w:t xml:space="preserve">3.6 DSAR Case Screen</w:t>
+        <w:t xml:space="preserve">3.4 Controlled-Substance Audit Screen</w:t>
       </w:r>
     </w:p>
     <w:tbl>
@@ -22188,7 +22292,7 @@
                 <w:sz w:val="18"/>
                 <w:szCs w:val="18"/>
               </w:rPr>
-              <w:t xml:space="preserve">Manage a Data Subject Access Request from intake through fulfillment within regulatory deadline, including the deceased-patient-specific path.</w:t>
+              <w:t xml:space="preserve">Reconcile controlled-substance administration/inventory records against Clinical Note billing-code extracts and crew logs to detect discrepancies.</w:t>
             </w:r>
           </w:p>
         </w:tc>
@@ -22233,7 +22337,7 @@
                 <w:sz w:val="18"/>
                 <w:szCs w:val="18"/>
               </w:rPr>
-              <w:t xml:space="preserve">DSAR Case ID, requestor identity/verification status, request type (access, deletion, correction), scope of records requested, linked source records (Member, Clinical Note, Incident Case, etc.), statutory due date (tracked separately for Jamaica-domestic vs. UK-linked requests, since the deadlines differ), status (Received, Identity Verification, In Progress, Fulfilled, Denied); a distinct deceased-patient mode that, once selected, requires a probate/estate documentation type field (e.g., grant of probate, letters of administration, next-of-kin affidavit, per whichever jurisdiction applies) and a jurisdiction selector driving which post-mortem access rules apply, rather than reusing the standard living-patient identity-verification fields</w:t>
+              <w:t xml:space="preserve">Substance/lot, assigned Vehicle/Crew Record, dispensed quantity vs. administered/documented quantity, a witness co-signature and reason-verification field for any waste record (who witnessed the waste, their sign-off, and the stated reason for wastage), with a retrospective-attestation field for the emergency case where a required co-sign was delayed (recording who attests, when, and why the co-sign couldn't happen contemporaneously), discrepancy flag, linked Clinical Note reference (code extract only), audit period; a differentiated audit cadence for home-based clinicians (who carry controlled substances into the field rather than a fixed base), paired with a photo/digital confirmation capture at each home-based check rather than relying solely on a written log; a Recurring-Variance Trend panel surfacing the same substance/lot, provider, or vehicle showing a discrepancy across multiple periods, rather than each period's reconciliation being reviewed in isolation</w:t>
             </w:r>
           </w:p>
         </w:tc>
@@ -22278,7 +22382,7 @@
                 <w:sz w:val="18"/>
                 <w:szCs w:val="18"/>
               </w:rPr>
-              <w:t xml:space="preserve">Verify requestor identity (standard path) or verify estate/next-of-kin standing (deceased path, with the probate/estate document type recorded); scope/collect responsive records; redact third-party living individuals' data even from an otherwise-valid estate request; approve fulfillment package; deny with legal basis; close case</w:t>
+              <w:t xml:space="preserve">Reconcile line item; record witness co-signature and reason for a waste record; record a retrospective attestation when an emergency co-sign was delayed; flag discrepancy for investigation (creates linked Incident Case); issue an immediate privilege suspension for a provider where diversion is substantiated (routes to User Account List, 4.1, for the technical access restriction), distinct from the general "flag for investigation" action; conduct a home-based clinician's differentiated-cadence check with photo/digital confirmation capture; drill into the Recurring-Variance Trend panel for a specific substance/lot/provider/vehicle; mark period audited; export audit log</w:t>
             </w:r>
           </w:p>
         </w:tc>
@@ -22323,7 +22427,7 @@
                 <w:sz w:val="18"/>
                 <w:szCs w:val="18"/>
               </w:rPr>
-              <w:t xml:space="preserve">From: DSAR Case List (3.5) or intake alert. To: Member Detail (Membership module, read-only reference); Regulatory Reporting Calendar/Tracker (deadline tracking)</w:t>
+              <w:t xml:space="preserve">From: module launcher. To: Incident Case Investigation screen (on discrepancy); Regulatory Reporting Calendar/Tracker; User Account List (4.1, cross-module, to enact an immediate privilege suspension)</w:t>
             </w:r>
           </w:p>
         </w:tc>
@@ -22368,7 +22472,52 @@
                 <w:sz w:val="18"/>
                 <w:szCs w:val="18"/>
               </w:rPr>
-              <w:t xml:space="preserve">Cannot fulfill without identity (or estate-standing) verification complete; statutory deadline countdown flags case as at-risk as due date nears, using the jurisdiction-specific deadline, not a single default; denial requires documented legal basis</w:t>
+              <w:t xml:space="preserve">Cannot mark period audited with unresolved discrepancies; access to full Clinical Note blocked, only billing-code extract visible, consistent with platform-wide restriction; a waste record cannot be marked reconciled without a witness co-signature or, for a delayed emergency co-sign, a completed retrospective attestation; substantiated diversion blocks the provider's ongoing access immediately rather than waiting for the audit period to close</w:t>
+            </w:r>
+          </w:p>
+        </w:tc>
+      </w:tr>
+      <w:tr>
+        <w:trPr>
+          <w:cantSplit/>
+        </w:trPr>
+        <w:tc>
+          <w:tcPr>
+            <w:tcW w:type="dxa" w:w="4680"/>
+            <w:tcMar>
+              <w:top w:type="dxa" w:w="90"/>
+              <w:left w:type="dxa" w:w="110"/>
+              <w:bottom w:type="dxa" w:w="90"/>
+              <w:right w:type="dxa" w:w="110"/>
+            </w:tcMar>
+          </w:tcPr>
+          <w:p>
+            <w:r>
+              <w:rPr>
+                <w:sz w:val="18"/>
+                <w:szCs w:val="18"/>
+              </w:rPr>
+              <w:t xml:space="preserve">Empty state</w:t>
+            </w:r>
+          </w:p>
+        </w:tc>
+        <w:tc>
+          <w:tcPr>
+            <w:tcW w:type="dxa" w:w="4680"/>
+            <w:tcMar>
+              <w:top w:type="dxa" w:w="90"/>
+              <w:left w:type="dxa" w:w="110"/>
+              <w:bottom w:type="dxa" w:w="90"/>
+              <w:right w:type="dxa" w:w="110"/>
+            </w:tcMar>
+          </w:tcPr>
+          <w:p>
+            <w:r>
+              <w:rPr>
+                <w:sz w:val="18"/>
+                <w:szCs w:val="18"/>
+              </w:rPr>
+              <w:t xml:space="preserve">"No discrepancies in this audit period" as a positive confirmation state, shown only after the reconciliation itself completes — never shown by default before the audit has actually run, to avoid it being mistaken for "nothing to audit"</w:t>
             </w:r>
           </w:p>
         </w:tc>
@@ -22389,7 +22538,7 @@
         <w:pStyle w:val="Heading2"/>
       </w:pPr>
       <w:r>
-        <w:t xml:space="preserve">3.7 Regulatory Reporting Calendar / Tracker</w:t>
+        <w:t xml:space="preserve">3.5 DSAR Case List</w:t>
       </w:r>
     </w:p>
     <w:tbl>
@@ -22547,7 +22696,7 @@
                 <w:sz w:val="18"/>
                 <w:szCs w:val="18"/>
               </w:rPr>
-              <w:t xml:space="preserve">Track all recurring and ad hoc regulatory filing obligations and their submission status.</w:t>
+              <w:t xml:space="preserve">The full worklist of DSAR Cases, previously only referenced in passing as a navigation source — given its own complete specification here.</w:t>
             </w:r>
           </w:p>
         </w:tc>
@@ -22592,7 +22741,7 @@
                 <w:sz w:val="18"/>
                 <w:szCs w:val="18"/>
               </w:rPr>
-              <w:t xml:space="preserve">Filing/report name, regulator/jurisdiction (Jamaica MOHW and UK-facing obligations tracked separately), frequency, due date, status (Not Started, In Progress, Filed, Overdue), linked source case (Incident Case, DSAR Case, Controlled-Substance Audit)</w:t>
+              <w:t xml:space="preserve">DSAR Case ID, requestor, request type (access, deletion, correction), jurisdiction (Jamaica-domestic vs. UK-linked), status (Received, Identity Verification, In Progress, Fulfilled, Denied), statutory due date, at-risk flag as the deadline nears</w:t>
             </w:r>
           </w:p>
         </w:tc>
@@ -22637,7 +22786,7 @@
                 <w:sz w:val="18"/>
                 <w:szCs w:val="18"/>
               </w:rPr>
-              <w:t xml:space="preserve">Mark filing in progress/complete; attach filed document/confirmation; set reminder; link source case; log extension/exception</w:t>
+              <w:t xml:space="preserve">Filter by status/jurisdiction/due-date proximity; open DSAR Case Screen (3.6)</w:t>
             </w:r>
           </w:p>
         </w:tc>
@@ -22682,7 +22831,7 @@
                 <w:sz w:val="18"/>
                 <w:szCs w:val="18"/>
               </w:rPr>
-              <w:t xml:space="preserve">From: module launcher, or auto-created link from Incident Case/Controlled-Substance Audit/DSAR Case when reportable. To: underlying case screen (Incident Case, DSAR Case, Controlled-Substance Audit)</w:t>
+              <w:t xml:space="preserve">From: module launcher or intake alert. To: DSAR Case Screen (3.6)</w:t>
             </w:r>
           </w:p>
         </w:tc>
@@ -22727,7 +22876,52 @@
                 <w:sz w:val="18"/>
                 <w:szCs w:val="18"/>
               </w:rPr>
-              <w:t xml:space="preserve">Overdue filings flagged and cannot be dismissed without documented reason; jurisdiction mismatch warning if wrong regulator selected for entity type</w:t>
+              <w:t xml:space="preserve">None beyond navigation</w:t>
+            </w:r>
+          </w:p>
+        </w:tc>
+      </w:tr>
+      <w:tr>
+        <w:trPr>
+          <w:cantSplit/>
+        </w:trPr>
+        <w:tc>
+          <w:tcPr>
+            <w:tcW w:type="dxa" w:w="4680"/>
+            <w:tcMar>
+              <w:top w:type="dxa" w:w="90"/>
+              <w:left w:type="dxa" w:w="110"/>
+              <w:bottom w:type="dxa" w:w="90"/>
+              <w:right w:type="dxa" w:w="110"/>
+            </w:tcMar>
+          </w:tcPr>
+          <w:p>
+            <w:r>
+              <w:rPr>
+                <w:sz w:val="18"/>
+                <w:szCs w:val="18"/>
+              </w:rPr>
+              <w:t xml:space="preserve">Empty state</w:t>
+            </w:r>
+          </w:p>
+        </w:tc>
+        <w:tc>
+          <w:tcPr>
+            <w:tcW w:type="dxa" w:w="4680"/>
+            <w:tcMar>
+              <w:top w:type="dxa" w:w="90"/>
+              <w:left w:type="dxa" w:w="110"/>
+              <w:bottom w:type="dxa" w:w="90"/>
+              <w:right w:type="dxa" w:w="110"/>
+            </w:tcMar>
+          </w:tcPr>
+          <w:p>
+            <w:r>
+              <w:rPr>
+                <w:sz w:val="18"/>
+                <w:szCs w:val="18"/>
+              </w:rPr>
+              <w:t xml:space="preserve">"No open DSAR requests" as a positive confirmation state</w:t>
             </w:r>
           </w:p>
         </w:tc>
@@ -22748,7 +22942,7 @@
         <w:pStyle w:val="Heading2"/>
       </w:pPr>
       <w:r>
-        <w:t xml:space="preserve">3.8 Clinical Quality Review and Addendum Screen</w:t>
+        <w:t xml:space="preserve">3.6 DSAR Case Screen</w:t>
       </w:r>
     </w:p>
     <w:tbl>
@@ -22861,7 +23055,7 @@
                 <w:sz w:val="18"/>
                 <w:szCs w:val="18"/>
               </w:rPr>
-              <w:t xml:space="preserve">Medical Director / QA — a role named throughout the Enterprise Platform Specification with explicit audit and addendum authority over Home Doctor encounters and Care Plans, but with no screen of its own anywhere in this inventory until now</w:t>
+              <w:t xml:space="preserve">Compliance/Clinical Quality Officer</w:t>
             </w:r>
           </w:p>
         </w:tc>
@@ -22906,7 +23100,7 @@
                 <w:sz w:val="18"/>
                 <w:szCs w:val="18"/>
               </w:rPr>
-              <w:t xml:space="preserve">Support the two things Medical Director/QA actually does per the specification: sampled quality-assurance review of closed clinical encounters, and adding a formal, audit-logged addendum to a clinical record after it has locked (per the 24-hour lock rule established for Clinical Notes).</w:t>
+              <w:t xml:space="preserve">Manage a Data Subject Access Request from intake through fulfillment within regulatory deadline, including the deceased-patient-specific path.</w:t>
             </w:r>
           </w:p>
         </w:tc>
@@ -22951,7 +23145,7 @@
                 <w:sz w:val="18"/>
                 <w:szCs w:val="18"/>
               </w:rPr>
-              <w:t xml:space="preserve">A system-drawn sample of recently-closed Home Doctor visit encounters and Care Plans, not self-selected by the reviewer; the full clinical note/plan content for a sampled item; any prior addendum history on a record; the specific field or finding an addendum is being added to.</w:t>
+              <w:t xml:space="preserve">DSAR Case ID, requestor identity/verification status, request type (access, deletion, correction), scope of records requested, linked source records (Member, Clinical Note, Incident Case, etc.), statutory due date (tracked separately for Jamaica-domestic vs. UK-linked requests, since the deadlines differ), status (Received, Identity Verification, In Progress, Fulfilled, Denied); a distinct deceased-patient mode that, once selected, requires a probate/estate documentation type field (e.g., grant of probate, letters of administration, next-of-kin affidavit, per whichever jurisdiction applies) and a jurisdiction selector driving which post-mortem access rules apply, rather than reusing the standard living-patient identity-verification fields; a secure-delivery-channel field recording which encrypted/verified channel the fulfillment package was actually delivered through, rather than assuming standard email is sufficient for sensitive health data; a "manifestly excessive/repetitive request" flag, selectable as its own denial basis distinct from a generic denial, for a request that repeats a recently-fulfilled one or is excessive in scope/frequency; a coronial/criminal-investigation-coordination field recording whether the request intersects an open coronial inquest or criminal investigation, and the coordinating authority/reference if so</w:t>
             </w:r>
           </w:p>
         </w:tc>
@@ -22996,7 +23190,7 @@
                 <w:sz w:val="18"/>
                 <w:szCs w:val="18"/>
               </w:rPr>
-              <w:t xml:space="preserve">Mark a sampled encounter as meeting quality standards or flag it for follow-up; add a coaching note routed to the treating Doctor; add a formal addendum to a locked Clinical Note or Care Plan, with a mandatory reason and the addendum itself clearly marked as a later addition rather than an edit to the original record; escalate a pattern (not a single encounter) to Compliance/Clinical Quality Officer if it suggests a systemic issue rather than an individual one.</w:t>
+              <w:t xml:space="preserve">Verify requestor identity (standard path) or verify estate/next-of-kin standing (deceased path, with the probate/estate document type recorded); scope/collect responsive records; redact third-party living individuals' data even from an otherwise-valid estate request; select and record the secure delivery channel used to send the fulfillment package; approve fulfillment package; deny with legal basis, selecting "manifestly excessive/repetitive" as its own basis where applicable rather than a generic denial; flag and coordinate with a coronial/criminal investigation when the request intersects one; close case</w:t>
             </w:r>
           </w:p>
         </w:tc>
@@ -23041,7 +23235,7 @@
                 <w:sz w:val="18"/>
                 <w:szCs w:val="18"/>
               </w:rPr>
-              <w:t xml:space="preserve">From: module launcher, on the standing sampling cadence; or directly from a Clinical Note/Care Plan reached via a cross-module link when an addendum is specifically needed. To: the underlying Clinical Note or Care Plan record (addendum appended, never overwriting); an Incident Case (Compliance module) if a sampled review reveals a genuine safety concern rather than a coaching-level finding.</w:t>
+              <w:t xml:space="preserve">From: DSAR Case List (3.5) or intake alert. To: Member Detail (Membership module, read-only reference); Regulatory Reporting Calendar/Tracker (deadline tracking)</w:t>
             </w:r>
           </w:p>
         </w:tc>
@@ -23086,52 +23280,7 @@
                 <w:sz w:val="18"/>
                 <w:szCs w:val="18"/>
               </w:rPr>
-              <w:t xml:space="preserve">An addendum can never alter or remove the original locked content — it is always an append-only new entry with its own timestamp and author; cannot flag a systemic pattern without at least the minimum number of corroborating sampled instances defined by policy, to avoid over-reacting to a single case.</w:t>
-            </w:r>
-          </w:p>
-        </w:tc>
-      </w:tr>
-      <w:tr>
-        <w:trPr>
-          <w:cantSplit/>
-        </w:trPr>
-        <w:tc>
-          <w:tcPr>
-            <w:tcW w:type="dxa" w:w="4680"/>
-            <w:tcMar>
-              <w:top w:type="dxa" w:w="90"/>
-              <w:left w:type="dxa" w:w="110"/>
-              <w:bottom w:type="dxa" w:w="90"/>
-              <w:right w:type="dxa" w:w="110"/>
-            </w:tcMar>
-          </w:tcPr>
-          <w:p>
-            <w:r>
-              <w:rPr>
-                <w:sz w:val="18"/>
-                <w:szCs w:val="18"/>
-              </w:rPr>
-              <w:t xml:space="preserve">Empty state</w:t>
-            </w:r>
-          </w:p>
-        </w:tc>
-        <w:tc>
-          <w:tcPr>
-            <w:tcW w:type="dxa" w:w="4680"/>
-            <w:tcMar>
-              <w:top w:type="dxa" w:w="90"/>
-              <w:left w:type="dxa" w:w="110"/>
-              <w:bottom w:type="dxa" w:w="90"/>
-              <w:right w:type="dxa" w:w="110"/>
-            </w:tcMar>
-          </w:tcPr>
-          <w:p>
-            <w:r>
-              <w:rPr>
-                <w:sz w:val="18"/>
-                <w:szCs w:val="18"/>
-              </w:rPr>
-              <w:t xml:space="preserve">"No encounters due for review this cycle" as a positive confirmation state.</w:t>
+              <w:t xml:space="preserve">Cannot fulfill without identity (or estate-standing) verification complete; statutory deadline countdown flags case as at-risk as due date nears, using the jurisdiction-specific deadline, not a single default; denial requires documented legal basis; fulfillment cannot be marked complete without a recorded secure delivery channel; a case flagged for coronial/criminal-investigation coordination requires that authority's input logged before the case can close</w:t>
             </w:r>
           </w:p>
         </w:tc>
@@ -23152,7 +23301,7 @@
         <w:pStyle w:val="Heading2"/>
       </w:pPr>
       <w:r>
-        <w:t xml:space="preserve">3.9 Safeguarding Case Screen</w:t>
+        <w:t xml:space="preserve">3.7 Regulatory Reporting Calendar / Tracker</w:t>
       </w:r>
     </w:p>
     <w:tbl>
@@ -23265,7 +23414,7 @@
                 <w:sz w:val="18"/>
                 <w:szCs w:val="18"/>
               </w:rPr>
-              <w:t xml:space="preserve">Clinical Safety Officer — a role named throughout the Enterprise Platform Specification with full access to the safeguarding module arising from Nurse and Home Health Aide mandatory-reporting triggers, but with no screen of its own anywhere in this inventory until now</w:t>
+              <w:t xml:space="preserve">Compliance/Clinical Quality Officer</w:t>
             </w:r>
           </w:p>
         </w:tc>
@@ -23310,7 +23459,7 @@
                 <w:sz w:val="18"/>
                 <w:szCs w:val="18"/>
               </w:rPr>
-              <w:t xml:space="preserve">Manage a safeguarding concern (abuse, neglect, or a vulnerable-persons protection matter) raised by a Nurse or Aide during a home visit, from intake through resolution or statutory referral — kept in a segregated, higher-restriction record distinct from a standard Incident Case, consistent with the heightened confidentiality safeguarding matters require.</w:t>
+              <w:t xml:space="preserve">Track all recurring and ad hoc regulatory filing obligations and their submission status.</w:t>
             </w:r>
           </w:p>
         </w:tc>
@@ -23355,7 +23504,7 @@
                 <w:sz w:val="18"/>
                 <w:szCs w:val="18"/>
               </w:rPr>
-              <w:t xml:space="preserve">Safeguarding Case ID, linked patient (access restricted to this role and, on a need-to-know basis, Compliance/Clinical Quality Officer — never visible in the standard Incident Case list or Member Detail screen); the originating Nurse/Aide's structured safeguarding note; risk assessment; statutory-referral status if escalated to an external protection authority; status (Reported, Under Review, Referred Externally, Closed).</w:t>
+              <w:t xml:space="preserve">Filing/report name, regulator/jurisdiction (Jamaica MOHW and UK-facing obligations tracked separately), frequency, due date, status (Not Started, In Progress, Filed, Overdue), linked source case (Incident Case, DSAR Case, Controlled-Substance Audit); a documented-threshold-decision field recording the basis for judging whether an event met or fell below a regulator's reportability threshold, so that judgment call is preserved rather than left implicit; a required sign-off chain per filing (Compliance/Clinical Quality Officer always; Operations Manager or Executive additionally required for a material event, per a materiality threshold) shown as named approvers with their sign-off status/date; a correspondence-thread field logging any regulator follow-up questions or requests after a filing, kept attached to that filing rather than scattered in email; an alternate-channel-with-proof-of-attempt field for when a regulator's submission portal is down, recording the alternate channel used (e.g., email, courier, in-person) and the evidence of attempted on-time submission</w:t>
             </w:r>
           </w:p>
         </w:tc>
@@ -23400,7 +23549,7 @@
                 <w:sz w:val="18"/>
                 <w:szCs w:val="18"/>
               </w:rPr>
-              <w:t xml:space="preserve">Add a case note; conduct or record a risk assessment; determine whether statutory external referral thresholds are met; log an external referral with the receiving authority and reference; close the case with a documented outcome.</w:t>
+              <w:t xml:space="preserve">Mark filing in progress/complete; record the threshold decision and its basis; route the filing through its required sign-off chain, adding the Operations Manager/Executive sign-off step for a material event; attach filed document/confirmation; log a regulator follow-up in the correspondence thread; record an alternate-channel submission attempt with proof when the regulator's portal is unavailable; set reminder; link source case; log extension/exception</w:t>
             </w:r>
           </w:p>
         </w:tc>
@@ -23445,7 +23594,7 @@
                 <w:sz w:val="18"/>
                 <w:szCs w:val="18"/>
               </w:rPr>
-              <w:t xml:space="preserve">From: a dedicated safeguarding intake alert (triggered automatically when a Nurse or Aide's mandatory-reporting flag fires during Clinical Documentation), not from the general Incident Case List, given the access-segregation requirement. To: nowhere within the general platform — this module is intentionally a closed loop, with only a de-identified, aggregate count (not case detail) ever surfacing to broader compliance reporting.</w:t>
+              <w:t xml:space="preserve">From: module launcher, or auto-created link from Incident Case/Controlled-Substance Audit/DSAR Case when reportable. To: underlying case screen (Incident Case, DSAR Case, Controlled-Substance Audit)</w:t>
             </w:r>
           </w:p>
         </w:tc>
@@ -23490,52 +23639,7 @@
                 <w:sz w:val="18"/>
                 <w:szCs w:val="18"/>
               </w:rPr>
-              <w:t xml:space="preserve">Cannot be reached or deep-linked by any role other than Clinical Safety Officer (uses the platform-wide Access Denied state for any other attempt, logged as a high-priority audit event given the sensitivity); cannot close a case flagged as meeting external-referral thresholds without the referral itself being logged first.</w:t>
-            </w:r>
-          </w:p>
-        </w:tc>
-      </w:tr>
-      <w:tr>
-        <w:trPr>
-          <w:cantSplit/>
-        </w:trPr>
-        <w:tc>
-          <w:tcPr>
-            <w:tcW w:type="dxa" w:w="4680"/>
-            <w:tcMar>
-              <w:top w:type="dxa" w:w="90"/>
-              <w:left w:type="dxa" w:w="110"/>
-              <w:bottom w:type="dxa" w:w="90"/>
-              <w:right w:type="dxa" w:w="110"/>
-            </w:tcMar>
-          </w:tcPr>
-          <w:p>
-            <w:r>
-              <w:rPr>
-                <w:sz w:val="18"/>
-                <w:szCs w:val="18"/>
-              </w:rPr>
-              <w:t xml:space="preserve">Empty state</w:t>
-            </w:r>
-          </w:p>
-        </w:tc>
-        <w:tc>
-          <w:tcPr>
-            <w:tcW w:type="dxa" w:w="4680"/>
-            <w:tcMar>
-              <w:top w:type="dxa" w:w="90"/>
-              <w:left w:type="dxa" w:w="110"/>
-              <w:bottom w:type="dxa" w:w="90"/>
-              <w:right w:type="dxa" w:w="110"/>
-            </w:tcMar>
-          </w:tcPr>
-          <w:p>
-            <w:r>
-              <w:rPr>
-                <w:sz w:val="18"/>
-                <w:szCs w:val="18"/>
-              </w:rPr>
-              <w:t xml:space="preserve">"No open safeguarding cases" as a positive confirmation state.</w:t>
+              <w:t xml:space="preserve">Overdue filings flagged and cannot be dismissed without documented reason; jurisdiction mismatch warning if wrong regulator selected for entity type; a material-event filing cannot be marked Filed without the Operations Manager/Executive sign-off recorded in addition to Compliance's; a portal-down submission requires documented proof of the alternate-channel attempt before the filing can be marked on-time rather than Overdue</w:t>
             </w:r>
           </w:p>
         </w:tc>
@@ -23553,23 +23657,10 @@
     </w:p>
     <w:p>
       <w:pPr>
-        <w:pStyle w:val="Heading1"/>
-      </w:pPr>
-      <w:r>
-        <w:t xml:space="preserve">Module 4: IT Administration</w:t>
-      </w:r>
-    </w:p>
-    <w:p>
-      <w:r>
-        <w:br w:type="page"/>
-      </w:r>
-    </w:p>
-    <w:p>
-      <w:pPr>
         <w:pStyle w:val="Heading2"/>
       </w:pPr>
       <w:r>
-        <w:t xml:space="preserve">4.1 User Account List / Management</w:t>
+        <w:t xml:space="preserve">3.8 Clinical Quality Review and Addendum Screen</w:t>
       </w:r>
     </w:p>
     <w:tbl>
@@ -23682,7 +23773,7 @@
                 <w:sz w:val="18"/>
                 <w:szCs w:val="18"/>
               </w:rPr>
-              <w:t xml:space="preserve">IT/System Administrator</w:t>
+              <w:t xml:space="preserve">Medical Director / QA — a role named throughout the Enterprise Platform Specification with explicit audit and addendum authority over Home Doctor encounters and Care Plans, but with no screen of its own anywhere in this inventory until now</w:t>
             </w:r>
           </w:p>
         </w:tc>
@@ -23727,7 +23818,7 @@
                 <w:sz w:val="18"/>
                 <w:szCs w:val="18"/>
               </w:rPr>
-              <w:t xml:space="preserve">View and manage all User Accounts across the platform, including status and access — covering both AFC-employed staff accounts and external Facility Partner accounts, which are provisioned through this same screen under a distinct account type rather than a separate, undocumented process.</w:t>
+              <w:t xml:space="preserve">Support the two things Medical Director/QA actually does per the specification: sampled quality-assurance review of closed clinical encounters, and adding a formal, audit-logged addendum to a clinical record after it has locked (per the 24-hour lock rule established for Clinical Notes).</w:t>
             </w:r>
           </w:p>
         </w:tc>
@@ -23772,7 +23863,7 @@
                 <w:sz w:val="18"/>
                 <w:szCs w:val="18"/>
               </w:rPr>
-              <w:t xml:space="preserve">User name, account type (Internal Staff or External Facility Partner), role(s) assigned (internal accounts only — a Facility Partner account has no internal role, only its Portal-scoped access), associated module access, account status (Active, Suspended, Deactivated, Pending Activation), last login, linked Credentialing clearance status (for clinical/crew roles); for a Facility Partner account, the specific facility it's associated with and which named individual at that facility it belongs to (never a shared facility-wide login, per the least-privilege principle already established for that role).</w:t>
+              <w:t xml:space="preserve">A system-drawn sample of recently-closed Home Doctor visit encounters and Care Plans, not self-selected by the reviewer; the full clinical note/plan content for a sampled item; any prior addendum history on a record; the specific field or finding an addendum is being added to.</w:t>
             </w:r>
           </w:p>
         </w:tc>
@@ -23817,7 +23908,7 @@
                 <w:sz w:val="18"/>
                 <w:szCs w:val="18"/>
               </w:rPr>
-              <w:t xml:space="preserve">Create account (selecting Internal Staff or External Facility Partner at creation, which determines the rest of the form); for a Facility Partner account, associate it with a specific facility and send the account-activation invite directly to that individual; suspend/reactivate/deactivate; reset credentials; force password reset; view access history.</w:t>
+              <w:t xml:space="preserve">Mark a sampled encounter as meeting quality standards or flag it for follow-up; add a coaching note routed to the treating Doctor; add a formal addendum to a locked Clinical Note or Care Plan, with a mandatory reason and the addendum itself clearly marked as a later addition rather than an edit to the original record; escalate a pattern (not a single encounter) to Compliance/Clinical Quality Officer if it suggests a systemic issue rather than an individual one.</w:t>
             </w:r>
           </w:p>
         </w:tc>
@@ -23862,7 +23953,7 @@
                 <w:sz w:val="18"/>
                 <w:szCs w:val="18"/>
               </w:rPr>
-              <w:t xml:space="preserve">From: platform home or Credentialing Verification Queue (Compliance module trigger for new clinical staff). To: Role Assignment screen (internal accounts only); Access Review screen.</w:t>
+              <w:t xml:space="preserve">From: module launcher, on the standing sampling cadence; or directly from a Clinical Note/Care Plan reached via a cross-module link when an addendum is specifically needed. To: the underlying Clinical Note or Care Plan record (addendum appended, never overwriting); an Incident Case (Compliance module) if a sampled review reveals a genuine safety concern rather than a coaching-level finding.</w:t>
             </w:r>
           </w:p>
         </w:tc>
@@ -23907,7 +23998,52 @@
                 <w:sz w:val="18"/>
                 <w:szCs w:val="18"/>
               </w:rPr>
-              <w:t xml:space="preserve">Cannot activate clinical/crew role account without confirmed Credentialing clearance; duplicate-account warning on creation; a Facility Partner account cannot be assigned an internal role — the two account types are mutually exclusive, not layered.</w:t>
+              <w:t xml:space="preserve">An addendum can never alter or remove the original locked content — it is always an append-only new entry with its own timestamp and author; cannot flag a systemic pattern without at least the minimum number of corroborating sampled instances defined by policy, to avoid over-reacting to a single case.</w:t>
+            </w:r>
+          </w:p>
+        </w:tc>
+      </w:tr>
+      <w:tr>
+        <w:trPr>
+          <w:cantSplit/>
+        </w:trPr>
+        <w:tc>
+          <w:tcPr>
+            <w:tcW w:type="dxa" w:w="4680"/>
+            <w:tcMar>
+              <w:top w:type="dxa" w:w="90"/>
+              <w:left w:type="dxa" w:w="110"/>
+              <w:bottom w:type="dxa" w:w="90"/>
+              <w:right w:type="dxa" w:w="110"/>
+            </w:tcMar>
+          </w:tcPr>
+          <w:p>
+            <w:r>
+              <w:rPr>
+                <w:sz w:val="18"/>
+                <w:szCs w:val="18"/>
+              </w:rPr>
+              <w:t xml:space="preserve">Empty state</w:t>
+            </w:r>
+          </w:p>
+        </w:tc>
+        <w:tc>
+          <w:tcPr>
+            <w:tcW w:type="dxa" w:w="4680"/>
+            <w:tcMar>
+              <w:top w:type="dxa" w:w="90"/>
+              <w:left w:type="dxa" w:w="110"/>
+              <w:bottom w:type="dxa" w:w="90"/>
+              <w:right w:type="dxa" w:w="110"/>
+            </w:tcMar>
+          </w:tcPr>
+          <w:p>
+            <w:r>
+              <w:rPr>
+                <w:sz w:val="18"/>
+                <w:szCs w:val="18"/>
+              </w:rPr>
+              <w:t xml:space="preserve">"No encounters due for review this cycle" as a positive confirmation state.</w:t>
             </w:r>
           </w:p>
         </w:tc>
@@ -23928,7 +24064,7 @@
         <w:pStyle w:val="Heading2"/>
       </w:pPr>
       <w:r>
-        <w:t xml:space="preserve">4.2 Role Assignment Screen</w:t>
+        <w:t xml:space="preserve">3.9 Safeguarding Case Screen</w:t>
       </w:r>
     </w:p>
     <w:tbl>
@@ -24041,7 +24177,7 @@
                 <w:sz w:val="18"/>
                 <w:szCs w:val="18"/>
               </w:rPr>
-              <w:t xml:space="preserve">IT/System Administrator</w:t>
+              <w:t xml:space="preserve">Clinical Safety Officer — a role named throughout the Enterprise Platform Specification with full access to the safeguarding module arising from Nurse and Home Health Aide mandatory-reporting triggers, but with no screen of its own anywhere in this inventory until now</w:t>
             </w:r>
           </w:p>
         </w:tc>
@@ -24086,7 +24222,7 @@
                 <w:sz w:val="18"/>
                 <w:szCs w:val="18"/>
               </w:rPr>
-              <w:t xml:space="preserve">Assign or modify the role(s) and corresponding module/permission set for a User Account, including designating time-boxed backup approvers for continuity (Backup Finance Manager, Backup Customer Success Lead).</w:t>
+              <w:t xml:space="preserve">Manage a safeguarding concern (abuse, neglect, or a vulnerable-persons protection matter) raised by a Nurse or Aide during a home visit, from intake through resolution or statutory referral — kept in a segregated, higher-restriction record distinct from a standard Incident Case, consistent with the heightened confidentiality safeguarding matters require.</w:t>
             </w:r>
           </w:p>
         </w:tc>
@@ -24131,7 +24267,7 @@
                 <w:sz w:val="18"/>
                 <w:szCs w:val="18"/>
               </w:rPr>
-              <w:t xml:space="preserve">Current role(s), available roles (Finance/Billing Officer, Finance Manager, Membership and Customer Success Agent/Lead, Compliance/Clinical Quality Officer, IT/System Administrator, Operations Manager, Executive), permission summary per role, effective date; active backup-approver designations and their covering period</w:t>
+              <w:t xml:space="preserve">Safeguarding Case ID, linked patient (access restricted to this role and, on a need-to-know basis, Compliance/Clinical Quality Officer — never visible in the standard Incident Case list or Member Detail screen); the originating Nurse/Aide's structured safeguarding note; risk assessment; statutory-referral status if escalated to an external protection authority; status (Reported, Under Review, Referred Externally, Closed).</w:t>
             </w:r>
           </w:p>
         </w:tc>
@@ -24176,7 +24312,7 @@
                 <w:sz w:val="18"/>
                 <w:szCs w:val="18"/>
               </w:rPr>
-              <w:t xml:space="preserve">Add/remove role; preview resulting permission set; apply change; require secondary approval for high-privilege roles (Finance Manager, Executive, IT Administrator); designate a time-boxed Backup Finance Manager or Backup Customer Success Lead with a defined start/end date</w:t>
+              <w:t xml:space="preserve">Add a case note; conduct or record a risk assessment; determine whether statutory external referral thresholds are met; log an external referral with the receiving authority and reference; close the case with a documented outcome.</w:t>
             </w:r>
           </w:p>
         </w:tc>
@@ -24221,7 +24357,7 @@
                 <w:sz w:val="18"/>
                 <w:szCs w:val="18"/>
               </w:rPr>
-              <w:t xml:space="preserve">From: User Account List/Management. To: User Account List/Management; Access Review screen</w:t>
+              <w:t xml:space="preserve">From: a dedicated safeguarding intake alert (triggered automatically when a Nurse or Aide's mandatory-reporting flag fires during Clinical Documentation), not from the general Incident Case List, given the access-segregation requirement. To: nowhere within the general platform — this module is intentionally a closed loop, with only a de-identified, aggregate count (not case detail) ever surfacing to broader compliance reporting.</w:t>
             </w:r>
           </w:p>
         </w:tc>
@@ -24266,7 +24402,52 @@
                 <w:sz w:val="18"/>
                 <w:szCs w:val="18"/>
               </w:rPr>
-              <w:t xml:space="preserve">Assigning conflicting roles (e.g., Billing Officer plus Finance Manager approval authority on own submissions) triggers segregation-of-duties warning; high-privilege assignment requires second admin sign-off; a backup-approver designation with no end date is rejected, since it must be time-boxed by design</w:t>
+              <w:t xml:space="preserve">Cannot be reached or deep-linked by any role other than Clinical Safety Officer (uses the platform-wide Access Denied state for any other attempt, logged as a high-priority audit event given the sensitivity); cannot close a case flagged as meeting external-referral thresholds without the referral itself being logged first.</w:t>
+            </w:r>
+          </w:p>
+        </w:tc>
+      </w:tr>
+      <w:tr>
+        <w:trPr>
+          <w:cantSplit/>
+        </w:trPr>
+        <w:tc>
+          <w:tcPr>
+            <w:tcW w:type="dxa" w:w="4680"/>
+            <w:tcMar>
+              <w:top w:type="dxa" w:w="90"/>
+              <w:left w:type="dxa" w:w="110"/>
+              <w:bottom w:type="dxa" w:w="90"/>
+              <w:right w:type="dxa" w:w="110"/>
+            </w:tcMar>
+          </w:tcPr>
+          <w:p>
+            <w:r>
+              <w:rPr>
+                <w:sz w:val="18"/>
+                <w:szCs w:val="18"/>
+              </w:rPr>
+              <w:t xml:space="preserve">Empty state</w:t>
+            </w:r>
+          </w:p>
+        </w:tc>
+        <w:tc>
+          <w:tcPr>
+            <w:tcW w:type="dxa" w:w="4680"/>
+            <w:tcMar>
+              <w:top w:type="dxa" w:w="90"/>
+              <w:left w:type="dxa" w:w="110"/>
+              <w:bottom w:type="dxa" w:w="90"/>
+              <w:right w:type="dxa" w:w="110"/>
+            </w:tcMar>
+          </w:tcPr>
+          <w:p>
+            <w:r>
+              <w:rPr>
+                <w:sz w:val="18"/>
+                <w:szCs w:val="18"/>
+              </w:rPr>
+              <w:t xml:space="preserve">"No open safeguarding cases" as a positive confirmation state.</w:t>
             </w:r>
           </w:p>
         </w:tc>
@@ -24284,10 +24465,23 @@
     </w:p>
     <w:p>
       <w:pPr>
+        <w:pStyle w:val="Heading1"/>
+      </w:pPr>
+      <w:r>
+        <w:t xml:space="preserve">Module 4: IT Administration</w:t>
+      </w:r>
+    </w:p>
+    <w:p>
+      <w:r>
+        <w:br w:type="page"/>
+      </w:r>
+    </w:p>
+    <w:p>
+      <w:pPr>
         <w:pStyle w:val="Heading2"/>
       </w:pPr>
       <w:r>
-        <w:t xml:space="preserve">4.3 Access Review Screen (Periodic Attestation)</w:t>
+        <w:t xml:space="preserve">4.1 User Account List / Management</w:t>
       </w:r>
     </w:p>
     <w:tbl>
@@ -24400,7 +24594,7 @@
                 <w:sz w:val="18"/>
                 <w:szCs w:val="18"/>
               </w:rPr>
-              <w:t xml:space="preserve">IT/System Administrator (runs/manages review); role owners (e.g., Finance Manager, Compliance Officer) attest to their team's access as reviewers within this screen</w:t>
+              <w:t xml:space="preserve">IT/System Administrator</w:t>
             </w:r>
           </w:p>
         </w:tc>
@@ -24445,7 +24639,7 @@
                 <w:sz w:val="18"/>
                 <w:szCs w:val="18"/>
               </w:rPr>
-              <w:t xml:space="preserve">Conduct periodic attestation that each User Account's current access remains appropriate.</w:t>
+              <w:t xml:space="preserve">View and manage all User Accounts across the platform, including status and access — covering both AFC-employed staff accounts and external Facility Partner accounts, which are provisioned through this same screen under a distinct account type rather than a separate, undocumented process.</w:t>
             </w:r>
           </w:p>
         </w:tc>
@@ -24490,7 +24684,7 @@
                 <w:sz w:val="18"/>
                 <w:szCs w:val="18"/>
               </w:rPr>
-              <w:t xml:space="preserve">Review cycle period, User Account list with current roles, assigned reviewer/attester, attestation status (Pending, Attested, Flagged for Removal), last review date</w:t>
+              <w:t xml:space="preserve">User name, account type (Internal Staff or External Facility Partner), role(s) assigned (internal accounts only — a Facility Partner account has no internal role, only its Portal-scoped access), associated module access, linked API/integration credentials issued to the account (if any), account status (Active, Suspended, Deactivated, Pending Activation), last login, linked Credentialing clearance status (for clinical/crew roles); for a Facility Partner account, the specific facility it's associated with and which named individual at that facility it belongs to (never a shared facility-wide login, per the least-privilege principle already established for that role); a scheduled auto-expiry date for a contractor account with a pre-known end date, distinct from the account's status</w:t>
             </w:r>
           </w:p>
         </w:tc>
@@ -24535,7 +24729,7 @@
                 <w:sz w:val="18"/>
                 <w:szCs w:val="18"/>
               </w:rPr>
-              <w:t xml:space="preserve">Assign reviewer; attest access as appropriate; flag access for removal; bulk-remind pending reviewers; close review cycle</w:t>
+              <w:t xml:space="preserve">Create account (selecting Internal Staff or External Facility Partner at creation, which determines the rest of the form); for a Facility Partner account, associate it with a specific facility and send the account-activation invite directly to that individual; set a scheduled auto-expiry date for a contractor account with a known end date, so it deactivates automatically rather than relying on a manual follow-up; suspend/reactivate/deactivate (deactivating a clinical-scheduling role account triggers a booking-reassignment check, surfacing any of that account's upcoming assigned bookings so they can be reassigned before the account goes dark); revoke API/integration credentials tied to the account, distinct from and in addition to suspend/reactivate/reset-credentials, for an account whose integration access needs to be cut without deactivating the account itself; reset credentials; force password reset; view access history.</w:t>
             </w:r>
           </w:p>
         </w:tc>
@@ -24580,7 +24774,7 @@
                 <w:sz w:val="18"/>
                 <w:szCs w:val="18"/>
               </w:rPr>
-              <w:t xml:space="preserve">From: User Account List/Management or scheduled reminder. To: Role Assignment screen (to act on flagged removals)</w:t>
+              <w:t xml:space="preserve">From: platform home or Credentialing Verification Queue (Compliance module trigger for new clinical staff). To: Role Assignment screen (internal accounts only); Access Review screen; Backup/Security Incident screen (4.5, cross-link to investigate any activity detected against the account after its deprovisioning timestamp).</w:t>
             </w:r>
           </w:p>
         </w:tc>
@@ -24625,52 +24819,7 @@
                 <w:sz w:val="18"/>
                 <w:szCs w:val="18"/>
               </w:rPr>
-              <w:t xml:space="preserve">Cannot close review cycle with outstanding unattested accounts; flagged-for-removal items require follow-up action logged before cycle closes</w:t>
-            </w:r>
-          </w:p>
-        </w:tc>
-      </w:tr>
-      <w:tr>
-        <w:trPr>
-          <w:cantSplit/>
-        </w:trPr>
-        <w:tc>
-          <w:tcPr>
-            <w:tcW w:type="dxa" w:w="4680"/>
-            <w:tcMar>
-              <w:top w:type="dxa" w:w="90"/>
-              <w:left w:type="dxa" w:w="110"/>
-              <w:bottom w:type="dxa" w:w="90"/>
-              <w:right w:type="dxa" w:w="110"/>
-            </w:tcMar>
-          </w:tcPr>
-          <w:p>
-            <w:r>
-              <w:rPr>
-                <w:sz w:val="18"/>
-                <w:szCs w:val="18"/>
-              </w:rPr>
-              <w:t xml:space="preserve">Empty state</w:t>
-            </w:r>
-          </w:p>
-        </w:tc>
-        <w:tc>
-          <w:tcPr>
-            <w:tcW w:type="dxa" w:w="4680"/>
-            <w:tcMar>
-              <w:top w:type="dxa" w:w="90"/>
-              <w:left w:type="dxa" w:w="110"/>
-              <w:bottom w:type="dxa" w:w="90"/>
-              <w:right w:type="dxa" w:w="110"/>
-            </w:tcMar>
-          </w:tcPr>
-          <w:p>
-            <w:r>
-              <w:rPr>
-                <w:sz w:val="18"/>
-                <w:szCs w:val="18"/>
-              </w:rPr>
-              <w:t xml:space="preserve">"All accounts attested" as a positive confirmation state once a cycle completes cleanly</w:t>
+              <w:t xml:space="preserve">Cannot activate clinical/crew role account without confirmed Credentialing clearance; duplicate-account warning on creation; a Facility Partner account cannot be assigned an internal role — the two account types are mutually exclusive, not layered; deactivating a clinical-scheduling role account with unresolved upcoming bookings blocks completion until each booking is reassigned or the deactivation is explicitly confirmed despite the warning; a contractor account past its scheduled auto-expiry date auto-deactivates rather than lingering Active.</w:t>
             </w:r>
           </w:p>
         </w:tc>
@@ -24691,7 +24840,7 @@
         <w:pStyle w:val="Heading2"/>
       </w:pPr>
       <w:r>
-        <w:t xml:space="preserve">4.4 System Configuration / Change-Request Screen</w:t>
+        <w:t xml:space="preserve">4.2 Role Assignment Screen</w:t>
       </w:r>
     </w:p>
     <w:tbl>
@@ -24849,7 +24998,7 @@
                 <w:sz w:val="18"/>
                 <w:szCs w:val="18"/>
               </w:rPr>
-              <w:t xml:space="preserve">Submit, approve, and track requests to change platform configuration (e.g., new branch setup, integration settings, workflow rules).</w:t>
+              <w:t xml:space="preserve">Assign or modify the role(s) and corresponding module/permission set for a User Account, including designating time-boxed backup approvers for continuity (Backup Finance Manager, Backup Customer Success Lead).</w:t>
             </w:r>
           </w:p>
         </w:tc>
@@ -24894,7 +25043,7 @@
                 <w:sz w:val="18"/>
                 <w:szCs w:val="18"/>
               </w:rPr>
-              <w:t xml:space="preserve">Change Request ID, requested change description, requesting module/role, risk level, approval status, implementation date, rollback plan</w:t>
+              <w:t xml:space="preserve">Current role(s), available roles (Finance/Billing Officer, Finance Manager, Membership and Customer Success Agent/Lead, Compliance/Clinical Quality Officer, IT/System Administrator, Operations Manager, Executive), permission summary per role, effective date; active backup-approver designations and their covering period</w:t>
             </w:r>
           </w:p>
         </w:tc>
@@ -24939,7 +25088,7 @@
                 <w:sz w:val="18"/>
                 <w:szCs w:val="18"/>
               </w:rPr>
-              <w:t xml:space="preserve">Submit change request; assess risk; approve/reject; schedule implementation; record rollback if needed; close request</w:t>
+              <w:t xml:space="preserve">Add/remove role; preview resulting permission set; apply change; require secondary approval for high-privilege roles (Finance Manager, Executive, IT Administrator); designate a time-boxed Backup Finance Manager or Backup Customer Success Lead with a defined start/end date; raise a role-catalog change request (e.g., proposing a new role or a change to what an existing role's permission set includes) when a needed assignment doesn't fit any available role, routed to the System Configuration/Change-Request screen (4.4) rather than worked around with an ad hoc permission grant</w:t>
             </w:r>
           </w:p>
         </w:tc>
@@ -24984,7 +25133,7 @@
                 <w:sz w:val="18"/>
                 <w:szCs w:val="18"/>
               </w:rPr>
-              <w:t xml:space="preserve">From: module launcher or request raised from another module (e.g., Finance requesting new payer integration); receives the initiating request from the New Region/Branch Launch Wizard (5.6) for the technical/geofence configuration steps in that journey. To: none downstream within this screen set (terminal administrative record)</w:t>
+              <w:t xml:space="preserve">From: User Account List/Management. To: User Account List/Management; Access Review screen; System Configuration/Change-Request screen (4.4, for a raised role-catalog change request)</w:t>
             </w:r>
           </w:p>
         </w:tc>
@@ -25029,52 +25178,7 @@
                 <w:sz w:val="18"/>
                 <w:szCs w:val="18"/>
               </w:rPr>
-              <w:t xml:space="preserve">High-risk changes require documented rollback plan before approval; cannot implement without recorded approval</w:t>
-            </w:r>
-          </w:p>
-        </w:tc>
-      </w:tr>
-      <w:tr>
-        <w:trPr>
-          <w:cantSplit/>
-        </w:trPr>
-        <w:tc>
-          <w:tcPr>
-            <w:tcW w:type="dxa" w:w="4680"/>
-            <w:tcMar>
-              <w:top w:type="dxa" w:w="90"/>
-              <w:left w:type="dxa" w:w="110"/>
-              <w:bottom w:type="dxa" w:w="90"/>
-              <w:right w:type="dxa" w:w="110"/>
-            </w:tcMar>
-          </w:tcPr>
-          <w:p>
-            <w:r>
-              <w:rPr>
-                <w:sz w:val="18"/>
-                <w:szCs w:val="18"/>
-              </w:rPr>
-              <w:t xml:space="preserve">Empty state</w:t>
-            </w:r>
-          </w:p>
-        </w:tc>
-        <w:tc>
-          <w:tcPr>
-            <w:tcW w:type="dxa" w:w="4680"/>
-            <w:tcMar>
-              <w:top w:type="dxa" w:w="90"/>
-              <w:left w:type="dxa" w:w="110"/>
-              <w:bottom w:type="dxa" w:w="90"/>
-              <w:right w:type="dxa" w:w="110"/>
-            </w:tcMar>
-          </w:tcPr>
-          <w:p>
-            <w:r>
-              <w:rPr>
-                <w:sz w:val="18"/>
-                <w:szCs w:val="18"/>
-              </w:rPr>
-              <w:t xml:space="preserve">"No open change requests" as a positive confirmation state</w:t>
+              <w:t xml:space="preserve">Assigning conflicting roles (e.g., Billing Officer plus Finance Manager approval authority on own submissions) triggers segregation-of-duties warning; high-privilege assignment requires second admin sign-off; a backup-approver designation with no end date is rejected, since it must be time-boxed by design</w:t>
             </w:r>
           </w:p>
         </w:tc>
@@ -25095,7 +25199,7 @@
         <w:pStyle w:val="Heading2"/>
       </w:pPr>
       <w:r>
-        <w:t xml:space="preserve">4.5 Backup / Security Incident Screen</w:t>
+        <w:t xml:space="preserve">4.3 Access Review Screen (Periodic Attestation)</w:t>
       </w:r>
     </w:p>
     <w:tbl>
@@ -25208,7 +25312,7 @@
                 <w:sz w:val="18"/>
                 <w:szCs w:val="18"/>
               </w:rPr>
-              <w:t xml:space="preserve">IT/System Administrator</w:t>
+              <w:t xml:space="preserve">IT/System Administrator (runs/manages review); role owners (e.g., Finance Manager, Compliance Officer) attest to their team's access as reviewers within this screen</w:t>
             </w:r>
           </w:p>
         </w:tc>
@@ -25253,7 +25357,7 @@
                 <w:sz w:val="18"/>
                 <w:szCs w:val="18"/>
               </w:rPr>
-              <w:t xml:space="preserve">Track system backup status and manage security incident response (distinct from clinical Incident Case); and, as a clearly-scoped second half of this screen, run and document the Backup/Restore Drill program — the rotating-schedule exercise of actually restoring a backup into an isolated environment and measuring the result against this platform's already-defined per-subsystem RTO/RPO targets, not just confirming that a backup job completed.</w:t>
+              <w:t xml:space="preserve">Conduct periodic attestation that each User Account's current access remains appropriate.</w:t>
             </w:r>
           </w:p>
         </w:tc>
@@ -25298,7 +25402,7 @@
                 <w:sz w:val="18"/>
                 <w:szCs w:val="18"/>
               </w:rPr>
-              <w:t xml:space="preserve">Backup job log (schedule, last successful run, failure alerts), security incident list (type, affected systems/accounts, detection date, severity, containment status), remediation actions; a Backup/Restore Drill sub-section: the current cycle's drill scope (which subsystem/dataset is up for restoration this cycle, per the rotating drill plan) and the plan's upcoming rotation order, confirmation that the restore target is an isolated non-production environment (never production) with that environment's identifier, drill status (Scheduled, In Progress, Restore Complete, Verified, Failed), measured restore time against that subsystem's defined RTO target, measured data-loss window against that subsystem's defined RPO target, and drill findings/remediation items each with an owner and a due date</w:t>
+              <w:t xml:space="preserve">Review cycle period, User Account list with current roles, assigned reviewer/attester, attestation status (Pending, Attested, Flagged for Removal), last review date; a dormancy auto-flag on any account with no login activity beyond a defined inactivity window, surfaced for the reviewer's attention rather than waiting for the next full cycle to notice; an out-of-catalog permission indicator on any account holding a permission that falls outside its assigned role's standard catalog set, requiring the reviewer to re-justify that specific grant every cycle rather than it silently continuing to be attested alongside the rest of the role; an expedited-review category for break-glass access grants, reviewed on a shorter cadence than the standard cycle given their elevated risk</w:t>
             </w:r>
           </w:p>
         </w:tc>
@@ -25343,7 +25447,7 @@
                 <w:sz w:val="18"/>
                 <w:szCs w:val="18"/>
               </w:rPr>
-              <w:t xml:space="preserve">Retry/verify backup job; open new security incident; assign remediation owner; log containment/remediation step; close incident; notify Compliance Officer if data exposure suspected (cross-module trigger to DSAR/Incident Case); select the current cycle's drill scope per the rotating drill plan; execute/record a restore drill into the isolated non-production environment; record measured restore time and measured data-loss window against the subsystem's RTO/RPO targets; log a drill finding with an assigned owner and due date; close out a remediation item; close the drill cycle</w:t>
+              <w:t xml:space="preserve">Assign reviewer; attest access as appropriate; flag access for removal; auto-disable a dormant account flagged beyond the inactivity window if the reviewer takes no action by cycle close; re-justify (or revoke) an out-of-catalog permission each cycle rather than bulk-attesting it with the rest of the role; conduct the expedited review for a break-glass access grant on its shorter cadence; bulk-remind pending reviewers; close review cycle</w:t>
             </w:r>
           </w:p>
         </w:tc>
@@ -25388,7 +25492,7 @@
                 <w:sz w:val="18"/>
                 <w:szCs w:val="18"/>
               </w:rPr>
-              <w:t xml:space="preserve">From: module launcher or automated alert. To: none within IT module (may generate linked record in Compliance module's Incident Case screen if data breach suspected; a drill remediation item that requires a configuration change cross-links to the System Configuration / Change-Request screen, 4.4)</w:t>
+              <w:t xml:space="preserve">From: User Account List/Management or scheduled reminder. To: Role Assignment screen (to act on flagged removals)</w:t>
             </w:r>
           </w:p>
         </w:tc>
@@ -25433,7 +25537,7 @@
                 <w:sz w:val="18"/>
                 <w:szCs w:val="18"/>
               </w:rPr>
-              <w:t xml:space="preserve">Cannot close security incident without documented containment and remediation; failed backup beyond retry threshold auto-escalates severity; cannot select a production environment as a drill's restore target — the screen blocks it outright rather than warning; cannot mark a drill cycle closed while a measured restore time or data-loss window exceeds its subsystem's RTO/RPO target without a logged finding that has both an owner and a due date</w:t>
+              <w:t xml:space="preserve">Cannot close review cycle with outstanding unattested accounts; flagged-for-removal items require follow-up action logged before cycle closes; a dormant account not explicitly re-attested or acted on by cycle close is auto-disabled rather than left dormant into the next cycle; an out-of-catalog permission cannot be attested by inheriting the role's overall attestation — it requires its own explicit re-justification entry every cycle; a break-glass grant not reviewed within its shorter expedited window is flagged as overdue independently of the standard cycle's own due date</w:t>
             </w:r>
           </w:p>
         </w:tc>
@@ -25478,7 +25582,7 @@
                 <w:sz w:val="18"/>
                 <w:szCs w:val="18"/>
               </w:rPr>
-              <w:t xml:space="preserve">Security incident list shows "No open security incidents" as a positive confirmation state; the backup job log is never empty by design (it always shows the most recent scheduled run, success or failure); the Backup/Restore Drill sub-section is likewise never empty — even between drills it shows the next scheduled drill and its position in the rotating plan, so the drill program itself is never mistaken for unconfigured or absent</w:t>
+              <w:t xml:space="preserve">"All accounts attested" as a positive confirmation state once a cycle completes cleanly</w:t>
             </w:r>
           </w:p>
         </w:tc>
@@ -25496,23 +25600,10 @@
     </w:p>
     <w:p>
       <w:pPr>
-        <w:pStyle w:val="Heading1"/>
-      </w:pPr>
-      <w:r>
-        <w:t xml:space="preserve">Module 5: Executive and Operations Reporting</w:t>
-      </w:r>
-    </w:p>
-    <w:p>
-      <w:r>
-        <w:br w:type="page"/>
-      </w:r>
-    </w:p>
-    <w:p>
-      <w:pPr>
         <w:pStyle w:val="Heading2"/>
       </w:pPr>
       <w:r>
-        <w:t xml:space="preserve">5.1 Main KPI Dashboard</w:t>
+        <w:t xml:space="preserve">4.4 System Configuration / Change-Request Screen</w:t>
       </w:r>
     </w:p>
     <w:tbl>
@@ -25625,7 +25716,7 @@
                 <w:sz w:val="18"/>
                 <w:szCs w:val="18"/>
               </w:rPr>
-              <w:t xml:space="preserve">Operations Manager (interactive, can adjust filters/save views); Executive (read-only aggregated view, no configuration controls)</w:t>
+              <w:t xml:space="preserve">IT/System Administrator</w:t>
             </w:r>
           </w:p>
         </w:tc>
@@ -25670,7 +25761,7 @@
                 <w:sz w:val="18"/>
                 <w:szCs w:val="18"/>
               </w:rPr>
-              <w:t xml:space="preserve">Provide at-a-glance visibility into organizational performance across response times, revenue, utilization, and compliance status.</w:t>
+              <w:t xml:space="preserve">Submit, approve, and track requests to change platform configuration (e.g., new branch setup, integration settings, workflow rules).</w:t>
             </w:r>
           </w:p>
         </w:tc>
@@ -25715,7 +25806,7 @@
                 <w:sz w:val="18"/>
                 <w:szCs w:val="18"/>
               </w:rPr>
-              <w:t xml:space="preserve">Ambulance/visit response time metrics, revenue summary (linked to Invoice/Payout data), fleet/crew utilization rate, Membership plan mix and status breakdown, open Incident Case/DSAR Case counts, compliance filing status summary, provider payout/payroll cost by service line, Care Plan compliance rate, average patient/Member satisfaction rating (rolled up from the Patient App's Rate and Review submissions) trended over time and broken out by service type</w:t>
+              <w:t xml:space="preserve">Change Request ID, requested change description, requesting module/role (including a role-catalog change request raised from Role Assignment, 4.2), risk level, approval status, implementation date, rollback plan, test-in-non-production evidence (confirmation and reference that the change was validated in a non-production environment before implementation, required for anything above the lowest risk tier), a full before/after configuration-state log capturing the actual setting values changed (not just the free-text description of intent), a post-change monitoring-window state (Monitoring, Monitoring Complete — Stable, Monitoring Complete — Rolled Back) tracked for a defined period after implementation rather than closing the request the instant the change goes live; a Change Calendar view showing all scheduled/in-flight changes across a date range together, to catch two changes that would conflict if implemented at the same time</w:t>
             </w:r>
           </w:p>
         </w:tc>
@@ -25760,7 +25851,7 @@
                 <w:sz w:val="18"/>
                 <w:szCs w:val="18"/>
               </w:rPr>
-              <w:t xml:space="preserve">Operations Manager: change date range/branch filter, save custom view, drill into any metric. Executive: change date range/branch filter (view-only), drill into any metric (read-only), cannot save views or alter underlying config</w:t>
+              <w:t xml:space="preserve">Submit change request; assess risk; attach test-in-non-production evidence; record the before/after configuration-state log; approve/reject; schedule implementation, checked against the Change Calendar for conflicting concurrent changes; record rollback if needed; track the post-change monitoring window and mark it Stable or Rolled Back at its conclusion; close request</w:t>
             </w:r>
           </w:p>
         </w:tc>
@@ -25805,7 +25896,7 @@
                 <w:sz w:val="18"/>
                 <w:szCs w:val="18"/>
               </w:rPr>
-              <w:t xml:space="preserve">From: platform home. To: Drill-Down View; Multi-Branch/Region Comparison View; New Region/Branch Launch Wizard (5.6, Operations Manager only)</w:t>
+              <w:t xml:space="preserve">From: module launcher or request raised from another module (e.g., Finance requesting new payer integration; IT/System Administrator raising a role-catalog change from Role Assignment, 4.2); receives the initiating request from the New Region/Branch Launch Wizard (5.6) for the technical/geofence configuration steps in that journey. To: none downstream within this screen set (terminal administrative record)</w:t>
             </w:r>
           </w:p>
         </w:tc>
@@ -25850,7 +25941,7 @@
                 <w:sz w:val="18"/>
                 <w:szCs w:val="18"/>
               </w:rPr>
-              <w:t xml:space="preserve">Data-freshness indicator if source system sync is delayed; empty-state message if no data for selected filter combination</w:t>
+              <w:t xml:space="preserve">High-risk changes require documented rollback plan before approval; cannot implement without recorded approval; a change above the lowest risk tier cannot be approved without attached test-in-non-production evidence; cannot close a request while its post-change monitoring window is still open; the Change Calendar flags a newly scheduled change that overlaps another change's monitoring window or implementation slot on the same system, requiring explicit acknowledgment before scheduling proceeds</w:t>
             </w:r>
           </w:p>
         </w:tc>
@@ -25895,7 +25986,7 @@
                 <w:sz w:val="18"/>
                 <w:szCs w:val="18"/>
               </w:rPr>
-              <w:t xml:space="preserve">For a newly-launched region/branch with no data yet, a distinct "This branch just launched — data will populate as bookings complete" message, rather than the generic no-data message that would otherwise read as an error</w:t>
+              <w:t xml:space="preserve">"No open change requests" as a positive confirmation state</w:t>
             </w:r>
           </w:p>
         </w:tc>
@@ -25916,7 +26007,7 @@
         <w:pStyle w:val="Heading2"/>
       </w:pPr>
       <w:r>
-        <w:t xml:space="preserve">5.2 Drill-Down View</w:t>
+        <w:t xml:space="preserve">4.5 Backup / Security Incident Screen</w:t>
       </w:r>
     </w:p>
     <w:tbl>
@@ -26029,7 +26120,7 @@
                 <w:sz w:val="18"/>
                 <w:szCs w:val="18"/>
               </w:rPr>
-              <w:t xml:space="preserve">Operations Manager (full drill-down, can export or reassign action items); Executive (drill-down read-only, export only, no action/reassignment controls)</w:t>
+              <w:t xml:space="preserve">IT/System Administrator</w:t>
             </w:r>
           </w:p>
         </w:tc>
@@ -26074,7 +26165,7 @@
                 <w:sz w:val="18"/>
                 <w:szCs w:val="18"/>
               </w:rPr>
-              <w:t xml:space="preserve">Inspect the underlying record set behind a KPI Dashboard metric (e.g., the individual response-time incidents composing an average).</w:t>
+              <w:t xml:space="preserve">Track system backup status and manage security incident response (distinct from clinical Incident Case); and, as a clearly-scoped second half of this screen, run and document the Backup/Restore Drill program — the rotating-schedule exercise of actually restoring a backup into an isolated environment and measuring the result against this platform's already-defined per-subsystem RTO/RPO targets, not just confirming that a backup job completed.</w:t>
             </w:r>
           </w:p>
         </w:tc>
@@ -26119,7 +26210,7 @@
                 <w:sz w:val="18"/>
                 <w:szCs w:val="18"/>
               </w:rPr>
-              <w:t xml:space="preserve">Underlying record list (e.g., individual trips, Invoices, Incident Cases, or Membership records depending on metric selected), record-level detail fields, comparison to target/SLA</w:t>
+              <w:t xml:space="preserve">Backup job log (schedule, last successful run, failure alerts), security incident list (type, affected systems/accounts, detection date, severity, containment status), an evidence-preservation field per incident recording what forensic evidence (logs, snapshots, affected-account activity) was preserved and where, before any remediation step could overwrite it; an affected-vs-exposed classification per incident (Affected — system/account touched but no confirmed data access, vs. Exposed — confirmed unauthorized data access), driving different downstream obligations (e.g., DSAR/breach-notification duty for Exposed); a lessons-learned/CAPA-style tracking field for post-incident review, capturing root cause and preventive action distinct from the immediate remediation step; a false-positive-determination field available on the close-incident action, for an incident that investigation shows was not a genuine security event; remediation actions; a cross-link surfacing any activity detected against a User Account after that account's recorded deprovisioning timestamp (from 4.1), flagged for investigation as a potential post-deprovisioning access incident; a Backup/Restore Drill sub-section: the current cycle's drill scope (which subsystem/dataset is up for restoration this cycle, per the rotating drill plan) and the plan's upcoming rotation order, confirmation that the restore target is an isolated non-production environment (never production) with that environment's identifier, drill status (Scheduled, In Progress, Restore Complete, Verified, Failed), measured restore time against that subsystem's defined RTO target, measured data-loss window against that subsystem's defined RPO target, and drill findings/remediation items each with an owner and a due date</w:t>
             </w:r>
           </w:p>
         </w:tc>
@@ -26164,7 +26255,7 @@
                 <w:sz w:val="18"/>
                 <w:szCs w:val="18"/>
               </w:rPr>
-              <w:t xml:space="preserve">Operations Manager: filter/sort records, export subset, jump to source record (e.g., open an underlying Incident Case), flag outlier for follow-up. Executive: filter/sort/export only</w:t>
+              <w:t xml:space="preserve">Retry/verify backup job; open new security incident (including one opened from a post-deprovisioning activity flag surfaced from User Account List, 4.1); record evidence preservation at intake, before remediation begins; classify the incident as Affected or Exposed; assign remediation owner; log containment/remediation step; record lessons-learned/CAPA findings during post-incident review; close incident, recording a false-positive determination where applicable instead of forcing every closed incident through the same containment/remediation fields; notify Compliance Officer if data exposure suspected (cross-module trigger to DSAR/Incident Case); select the current cycle's drill scope per the rotating drill plan; execute/record a restore drill into the isolated non-production environment; record measured restore time and measured data-loss window against the subsystem's RTO/RPO targets; log a drill finding with an assigned owner and due date; close out a remediation item; close the drill cycle</w:t>
             </w:r>
           </w:p>
         </w:tc>
@@ -26209,7 +26300,7 @@
                 <w:sz w:val="18"/>
                 <w:szCs w:val="18"/>
               </w:rPr>
-              <w:t xml:space="preserve">From: KPI Dashboard or Multi-Branch/Region Comparison View. To: source record screen in originating module (e.g., Incident Case, Invoice Detail), Operations Manager only; Executive views detail read-only without cross-module navigation to action screens</w:t>
+              <w:t xml:space="preserve">From: module launcher or automated alert; User Account List (4.1, cross-link for post-deprovisioning activity). To: none within IT module (may generate linked record in Compliance module's Incident Case screen if data breach suspected; a drill remediation item that requires a configuration change cross-links to the System Configuration / Change-Request screen, 4.4)</w:t>
             </w:r>
           </w:p>
         </w:tc>
@@ -26254,7 +26345,52 @@
                 <w:sz w:val="18"/>
                 <w:szCs w:val="18"/>
               </w:rPr>
-              <w:t xml:space="preserve">Large result-set warning prompting narrower filter before export; access-denied message if Executive attempts an action-only control (uses S.2 Access Denied)</w:t>
+              <w:t xml:space="preserve">Cannot close security incident without documented containment and remediation, unless closed as a false positive, which instead requires a documented basis for that determination; failed backup beyond retry threshold auto-escalates severity; cannot select a production environment as a drill's restore target — the screen blocks it outright rather than warning; cannot mark a drill cycle closed while a measured restore time or data-loss window exceeds its subsystem's RTO/RPO target without a logged finding that has both an owner and a due date; an incident classified Exposed cannot be closed without the Compliance Officer notification/DSAR cross-trigger having fired; evidence preservation must be recorded before a remediation step that would alter the affected system is logged</w:t>
+            </w:r>
+          </w:p>
+        </w:tc>
+      </w:tr>
+      <w:tr>
+        <w:trPr>
+          <w:cantSplit/>
+        </w:trPr>
+        <w:tc>
+          <w:tcPr>
+            <w:tcW w:type="dxa" w:w="4680"/>
+            <w:tcMar>
+              <w:top w:type="dxa" w:w="90"/>
+              <w:left w:type="dxa" w:w="110"/>
+              <w:bottom w:type="dxa" w:w="90"/>
+              <w:right w:type="dxa" w:w="110"/>
+            </w:tcMar>
+          </w:tcPr>
+          <w:p>
+            <w:r>
+              <w:rPr>
+                <w:sz w:val="18"/>
+                <w:szCs w:val="18"/>
+              </w:rPr>
+              <w:t xml:space="preserve">Empty state</w:t>
+            </w:r>
+          </w:p>
+        </w:tc>
+        <w:tc>
+          <w:tcPr>
+            <w:tcW w:type="dxa" w:w="4680"/>
+            <w:tcMar>
+              <w:top w:type="dxa" w:w="90"/>
+              <w:left w:type="dxa" w:w="110"/>
+              <w:bottom w:type="dxa" w:w="90"/>
+              <w:right w:type="dxa" w:w="110"/>
+            </w:tcMar>
+          </w:tcPr>
+          <w:p>
+            <w:r>
+              <w:rPr>
+                <w:sz w:val="18"/>
+                <w:szCs w:val="18"/>
+              </w:rPr>
+              <w:t xml:space="preserve">Security incident list shows "No open security incidents" as a positive confirmation state; the backup job log is never empty by design (it always shows the most recent scheduled run, success or failure); the Backup/Restore Drill sub-section is likewise never empty — even between drills it shows the next scheduled drill and its position in the rotating plan, so the drill program itself is never mistaken for unconfigured or absent</w:t>
             </w:r>
           </w:p>
         </w:tc>
@@ -26272,10 +26408,23 @@
     </w:p>
     <w:p>
       <w:pPr>
+        <w:pStyle w:val="Heading1"/>
+      </w:pPr>
+      <w:r>
+        <w:t xml:space="preserve">Module 5: Executive and Operations Reporting</w:t>
+      </w:r>
+    </w:p>
+    <w:p>
+      <w:r>
+        <w:br w:type="page"/>
+      </w:r>
+    </w:p>
+    <w:p>
+      <w:pPr>
         <w:pStyle w:val="Heading2"/>
       </w:pPr>
       <w:r>
-        <w:t xml:space="preserve">5.3 Multi-Branch / Region Comparison View</w:t>
+        <w:t xml:space="preserve">5.1 Main KPI Dashboard</w:t>
       </w:r>
     </w:p>
     <w:tbl>
@@ -26388,7 +26537,7 @@
                 <w:sz w:val="18"/>
                 <w:szCs w:val="18"/>
               </w:rPr>
-              <w:t xml:space="preserve">Operations Manager (interactive); Executive (read-only)</w:t>
+              <w:t xml:space="preserve">Operations Manager (interactive, can adjust filters/save views); Executive (read-only aggregated view, no configuration controls)</w:t>
             </w:r>
           </w:p>
         </w:tc>
@@ -26433,7 +26582,7 @@
                 <w:sz w:val="18"/>
                 <w:szCs w:val="18"/>
               </w:rPr>
-              <w:t xml:space="preserve">Compare KPI performance across branches/regions (Jamaica locations and UK-facing operation) side by side.</w:t>
+              <w:t xml:space="preserve">Provide at-a-glance visibility into organizational performance across response times, revenue, utilization, and compliance status.</w:t>
             </w:r>
           </w:p>
         </w:tc>
@@ -26478,7 +26627,7 @@
                 <w:sz w:val="18"/>
                 <w:szCs w:val="18"/>
               </w:rPr>
-              <w:t xml:space="preserve">Branch/region name, same KPI set as main dashboard per branch, rank/variance against organizational average, trend indicator over selected period</w:t>
+              <w:t xml:space="preserve">Ambulance/visit response time metrics filterable by acuity level and job type, not just rolled up into one average, and displayed with a percentile-banded breakdown (e.g., p50/p90/p99) alongside the mean so an outlier tail is visible rather than smoothed away; revenue summary (linked to Invoice/Payout data); granular crew-utilization metrics beyond a single rolled-up rate — idle time, overtime, and a comparative view across crews/branches; Membership plan mix and status breakdown; open Incident Case/DSAR Case counts, plus an incident-register pattern-analysis view surfacing recurring category/location/time-of-day clusters rather than only the raw open-count; compliance filing status summary; provider payout/payroll cost by service line; Care Plan compliance rate; average patient/Member satisfaction rating (rolled up from the Patient App's Rate and Review submissions) trended over time and broken out by service type; a de-identified, aggregate safeguarding-case count metric (volume only, no case detail), the receiving end of the aggregate figure the Safeguarding Case Screen (3.9) already promises to surface but that previously had nowhere to land; any Operations Manager-authored KPI-trend annotations attached to a trend line, shown inline at the point on the timeline they explain</w:t>
             </w:r>
           </w:p>
         </w:tc>
@@ -26523,7 +26672,7 @@
                 <w:sz w:val="18"/>
                 <w:szCs w:val="18"/>
               </w:rPr>
-              <w:t xml:space="preserve">Operations Manager: select branches to compare, set custom benchmark, export comparison, drill into a branch's detail. Executive: select branches to compare, export, drill into detail, all read-only</w:t>
+              <w:t xml:space="preserve">Operations Manager: change date range/branch filter, filter by acuity level/job type, save custom view, drill into any metric, attach a persisting business-context annotation to a KPI trend (e.g., explaining a threshold change or an outlier day), edit/remove an annotation they authored. Executive: change date range/branch filter (view-only), drill into any metric (read-only), view annotations, cannot save views, author annotations, or alter underlying config</w:t>
             </w:r>
           </w:p>
         </w:tc>
@@ -26568,7 +26717,7 @@
                 <w:sz w:val="18"/>
                 <w:szCs w:val="18"/>
               </w:rPr>
-              <w:t xml:space="preserve">From: KPI Dashboard. To: Drill-Down View (filtered to selected branch)</w:t>
+              <w:t xml:space="preserve">From: platform home. To: Drill-Down View (5.2, where the same annotations are also visible against the underlying record set); Multi-Branch/Region Comparison View; New Region/Branch Launch Wizard (5.6, Operations Manager only)</w:t>
             </w:r>
           </w:p>
         </w:tc>
@@ -26613,7 +26762,52 @@
                 <w:sz w:val="18"/>
                 <w:szCs w:val="18"/>
               </w:rPr>
-              <w:t xml:space="preserve">Warning if a branch has insufficient data for the selected period (e.g., newly opened branch, reusing 5.1's launch-specific empty-state language rather than a generic insufficient-data warning)</w:t>
+              <w:t xml:space="preserve">Data-freshness indicator if source system sync is delayed; empty-state message if no data for selected filter combination; an annotation requires non-empty text and is timestamped/attributed to its author, and remains attached to the trend permanently rather than expiring</w:t>
+            </w:r>
+          </w:p>
+        </w:tc>
+      </w:tr>
+      <w:tr>
+        <w:trPr>
+          <w:cantSplit/>
+        </w:trPr>
+        <w:tc>
+          <w:tcPr>
+            <w:tcW w:type="dxa" w:w="4680"/>
+            <w:tcMar>
+              <w:top w:type="dxa" w:w="90"/>
+              <w:left w:type="dxa" w:w="110"/>
+              <w:bottom w:type="dxa" w:w="90"/>
+              <w:right w:type="dxa" w:w="110"/>
+            </w:tcMar>
+          </w:tcPr>
+          <w:p>
+            <w:r>
+              <w:rPr>
+                <w:sz w:val="18"/>
+                <w:szCs w:val="18"/>
+              </w:rPr>
+              <w:t xml:space="preserve">Empty state</w:t>
+            </w:r>
+          </w:p>
+        </w:tc>
+        <w:tc>
+          <w:tcPr>
+            <w:tcW w:type="dxa" w:w="4680"/>
+            <w:tcMar>
+              <w:top w:type="dxa" w:w="90"/>
+              <w:left w:type="dxa" w:w="110"/>
+              <w:bottom w:type="dxa" w:w="90"/>
+              <w:right w:type="dxa" w:w="110"/>
+            </w:tcMar>
+          </w:tcPr>
+          <w:p>
+            <w:r>
+              <w:rPr>
+                <w:sz w:val="18"/>
+                <w:szCs w:val="18"/>
+              </w:rPr>
+              <w:t xml:space="preserve">For a newly-launched region/branch with no data yet, a distinct "This branch just launched — data will populate as bookings complete" message, rather than the generic no-data message that would otherwise read as an error</w:t>
             </w:r>
           </w:p>
         </w:tc>
@@ -26634,7 +26828,7 @@
         <w:pStyle w:val="Heading2"/>
       </w:pPr>
       <w:r>
-        <w:t xml:space="preserve">5.4 SLA Threshold Configuration Screen</w:t>
+        <w:t xml:space="preserve">5.2 Drill-Down View</w:t>
       </w:r>
     </w:p>
     <w:tbl>
@@ -26747,7 +26941,7 @@
                 <w:sz w:val="18"/>
                 <w:szCs w:val="18"/>
               </w:rPr>
-              <w:t xml:space="preserve">Operations Manager only, not visible/accessible to Executive</w:t>
+              <w:t xml:space="preserve">Operations Manager (full drill-down, can export or reassign action items); Executive (drill-down read-only, export only, no action/reassignment controls)</w:t>
             </w:r>
           </w:p>
         </w:tc>
@@ -26792,7 +26986,7 @@
                 <w:sz w:val="18"/>
                 <w:szCs w:val="18"/>
               </w:rPr>
-              <w:t xml:space="preserve">Define and adjust the SLA thresholds and targets used across dashboards and queues (e.g., response-time targets, dispute resolution SLA, credential-renewal lead time).</w:t>
+              <w:t xml:space="preserve">Inspect the underlying record set behind a KPI Dashboard metric (e.g., the individual response-time incidents composing an average).</w:t>
             </w:r>
           </w:p>
         </w:tc>
@@ -26837,7 +27031,7 @@
                 <w:sz w:val="18"/>
                 <w:szCs w:val="18"/>
               </w:rPr>
-              <w:t xml:space="preserve">SLA metric name, current threshold value, applicable branch/scope, effective date, change history/audit log</w:t>
+              <w:t xml:space="preserve">Underlying record list (e.g., individual trips, Invoices, Incident Cases, or Membership records depending on metric selected), record-level detail fields, comparison to target/SLA; for a response-time metric specifically, a response-time-distribution view (histogram/percentile bands) with breach severity banded by how far over target a record fell (e.g., Minor, Moderate, Severe breach), rather than a flat list of times against a single pass/fail line; any KPI-trend annotation (5.1) relevant to the records in view, shown alongside the distribution</w:t>
             </w:r>
           </w:p>
         </w:tc>
@@ -26882,7 +27076,7 @@
                 <w:sz w:val="18"/>
                 <w:szCs w:val="18"/>
               </w:rPr>
-              <w:t xml:space="preserve">Edit threshold value; scope to specific branch or organization-wide; schedule effective date; view change history</w:t>
+              <w:t xml:space="preserve">Operations Manager: filter/sort records, export subset, jump to source record (e.g., open an underlying Incident Case), flag outlier for follow-up, drill into a specific breach-severity band. Executive: filter/sort/export only</w:t>
             </w:r>
           </w:p>
         </w:tc>
@@ -26927,7 +27121,7 @@
                 <w:sz w:val="18"/>
                 <w:szCs w:val="18"/>
               </w:rPr>
-              <w:t xml:space="preserve">From: module launcher or KPI Dashboard settings entry point. To: KPI Dashboard (thresholds take effect on dashboards/queues platform-wide)</w:t>
+              <w:t xml:space="preserve">From: KPI Dashboard or Multi-Branch/Region Comparison View. To: source record screen in originating module (e.g., Incident Case, Invoice Detail), Operations Manager only; Executive views detail read-only without cross-module navigation to action screens</w:t>
             </w:r>
           </w:p>
         </w:tc>
@@ -26972,7 +27166,7 @@
                 <w:sz w:val="18"/>
                 <w:szCs w:val="18"/>
               </w:rPr>
-              <w:t xml:space="preserve">Change requires effective date not in the past; out-of-range value (e.g., negative threshold) blocked with inline error; audit log entry mandatory for every change</w:t>
+              <w:t xml:space="preserve">Large result-set warning prompting narrower filter before export; access-denied message if Executive attempts an action-only control (uses S.2 Access Denied)</w:t>
             </w:r>
           </w:p>
         </w:tc>
@@ -26993,7 +27187,7 @@
         <w:pStyle w:val="Heading2"/>
       </w:pPr>
       <w:r>
-        <w:t xml:space="preserve">5.5 Report Export / Compliance-Report Generation Screen</w:t>
+        <w:t xml:space="preserve">5.3 Multi-Branch / Region Comparison View</w:t>
       </w:r>
     </w:p>
     <w:tbl>
@@ -27106,7 +27300,7 @@
                 <w:sz w:val="18"/>
                 <w:szCs w:val="18"/>
               </w:rPr>
-              <w:t xml:space="preserve">Operations Manager (generates operational and compliance reports, can schedule recurring exports); Executive (generates/downloads aggregated and compliance reports, read-only, cannot schedule or configure recurring exports)</w:t>
+              <w:t xml:space="preserve">Operations Manager (interactive); Executive (read-only)</w:t>
             </w:r>
           </w:p>
         </w:tc>
@@ -27151,7 +27345,7 @@
                 <w:sz w:val="18"/>
                 <w:szCs w:val="18"/>
               </w:rPr>
-              <w:t xml:space="preserve">Generate on-demand or scheduled exports of dashboard data and compliance reports for external or board-level use.</w:t>
+              <w:t xml:space="preserve">Compare KPI performance across branches/regions (Jamaica locations and UK-facing operation) side by side.</w:t>
             </w:r>
           </w:p>
         </w:tc>
@@ -27196,7 +27390,7 @@
                 <w:sz w:val="18"/>
                 <w:szCs w:val="18"/>
               </w:rPr>
-              <w:t xml:space="preserve">Available report templates (KPI summary, branch comparison, compliance filing status summary, financial summary), selected date range/scope, prior generated report history with download links</w:t>
+              <w:t xml:space="preserve">Branch/region name, same KPI set as main dashboard per branch, rank/variance against organizational average, trend indicator over selected period</w:t>
             </w:r>
           </w:p>
         </w:tc>
@@ -27241,7 +27435,7 @@
                 <w:sz w:val="18"/>
                 <w:szCs w:val="18"/>
               </w:rPr>
-              <w:t xml:space="preserve">Operations Manager: select template, set scope, generate, schedule recurring export, download. Executive: select template, set scope, generate, download only</w:t>
+              <w:t xml:space="preserve">Operations Manager: select branches to compare, set custom benchmark, export comparison, drill into a branch's detail. Executive: select branches to compare, export, drill into detail, all read-only</w:t>
             </w:r>
           </w:p>
         </w:tc>
@@ -27286,7 +27480,7 @@
                 <w:sz w:val="18"/>
                 <w:szCs w:val="18"/>
               </w:rPr>
-              <w:t xml:space="preserve">From: KPI Dashboard or module launcher. To: none further (terminal action); generated compliance reports may be referenced from Regulatory Reporting Calendar/Tracker (Compliance module, cross-link)</w:t>
+              <w:t xml:space="preserve">From: KPI Dashboard. To: Drill-Down View (filtered to selected branch)</w:t>
             </w:r>
           </w:p>
         </w:tc>
@@ -27331,52 +27525,7 @@
                 <w:sz w:val="18"/>
                 <w:szCs w:val="18"/>
               </w:rPr>
-              <w:t xml:space="preserve">Cannot generate report with no data in selected scope; recurring schedule requires valid recipient list (Operations Manager only)</w:t>
-            </w:r>
-          </w:p>
-        </w:tc>
-      </w:tr>
-      <w:tr>
-        <w:trPr>
-          <w:cantSplit/>
-        </w:trPr>
-        <w:tc>
-          <w:tcPr>
-            <w:tcW w:type="dxa" w:w="4680"/>
-            <w:tcMar>
-              <w:top w:type="dxa" w:w="90"/>
-              <w:left w:type="dxa" w:w="110"/>
-              <w:bottom w:type="dxa" w:w="90"/>
-              <w:right w:type="dxa" w:w="110"/>
-            </w:tcMar>
-          </w:tcPr>
-          <w:p>
-            <w:r>
-              <w:rPr>
-                <w:sz w:val="18"/>
-                <w:szCs w:val="18"/>
-              </w:rPr>
-              <w:t xml:space="preserve">Empty state</w:t>
-            </w:r>
-          </w:p>
-        </w:tc>
-        <w:tc>
-          <w:tcPr>
-            <w:tcW w:type="dxa" w:w="4680"/>
-            <w:tcMar>
-              <w:top w:type="dxa" w:w="90"/>
-              <w:left w:type="dxa" w:w="110"/>
-              <w:bottom w:type="dxa" w:w="90"/>
-              <w:right w:type="dxa" w:w="110"/>
-            </w:tcMar>
-          </w:tcPr>
-          <w:p>
-            <w:r>
-              <w:rPr>
-                <w:sz w:val="18"/>
-                <w:szCs w:val="18"/>
-              </w:rPr>
-              <w:t xml:space="preserve">"No reports generated yet" on the report-history list for a newly-provisioned account</w:t>
+              <w:t xml:space="preserve">Warning if a branch has insufficient data for the selected period (e.g., newly opened branch, reusing 5.1's launch-specific empty-state language rather than a generic insufficient-data warning)</w:t>
             </w:r>
           </w:p>
         </w:tc>
@@ -27397,7 +27546,7 @@
         <w:pStyle w:val="Heading2"/>
       </w:pPr>
       <w:r>
-        <w:t xml:space="preserve">5.6 New Region/Branch Launch Wizard</w:t>
+        <w:t xml:space="preserve">5.4 SLA Threshold Configuration Screen</w:t>
       </w:r>
     </w:p>
     <w:tbl>
@@ -27510,6 +27659,769 @@
                 <w:sz w:val="18"/>
                 <w:szCs w:val="18"/>
               </w:rPr>
+              <w:t xml:space="preserve">Operations Manager only, not visible/accessible to Executive</w:t>
+            </w:r>
+          </w:p>
+        </w:tc>
+      </w:tr>
+      <w:tr>
+        <w:trPr>
+          <w:cantSplit/>
+        </w:trPr>
+        <w:tc>
+          <w:tcPr>
+            <w:tcW w:type="dxa" w:w="4680"/>
+            <w:tcMar>
+              <w:top w:type="dxa" w:w="90"/>
+              <w:left w:type="dxa" w:w="110"/>
+              <w:bottom w:type="dxa" w:w="90"/>
+              <w:right w:type="dxa" w:w="110"/>
+            </w:tcMar>
+          </w:tcPr>
+          <w:p>
+            <w:r>
+              <w:rPr>
+                <w:sz w:val="18"/>
+                <w:szCs w:val="18"/>
+              </w:rPr>
+              <w:t xml:space="preserve">Purpose</w:t>
+            </w:r>
+          </w:p>
+        </w:tc>
+        <w:tc>
+          <w:tcPr>
+            <w:tcW w:type="dxa" w:w="4680"/>
+            <w:tcMar>
+              <w:top w:type="dxa" w:w="90"/>
+              <w:left w:type="dxa" w:w="110"/>
+              <w:bottom w:type="dxa" w:w="90"/>
+              <w:right w:type="dxa" w:w="110"/>
+            </w:tcMar>
+          </w:tcPr>
+          <w:p>
+            <w:r>
+              <w:rPr>
+                <w:sz w:val="18"/>
+                <w:szCs w:val="18"/>
+              </w:rPr>
+              <w:t xml:space="preserve">Define and adjust the SLA thresholds and targets used across dashboards and queues (e.g., response-time targets, dispute resolution SLA, credential-renewal lead time).</w:t>
+            </w:r>
+          </w:p>
+        </w:tc>
+      </w:tr>
+      <w:tr>
+        <w:trPr>
+          <w:cantSplit/>
+        </w:trPr>
+        <w:tc>
+          <w:tcPr>
+            <w:tcW w:type="dxa" w:w="4680"/>
+            <w:tcMar>
+              <w:top w:type="dxa" w:w="90"/>
+              <w:left w:type="dxa" w:w="110"/>
+              <w:bottom w:type="dxa" w:w="90"/>
+              <w:right w:type="dxa" w:w="110"/>
+            </w:tcMar>
+          </w:tcPr>
+          <w:p>
+            <w:r>
+              <w:rPr>
+                <w:sz w:val="18"/>
+                <w:szCs w:val="18"/>
+              </w:rPr>
+              <w:t xml:space="preserve">Key info displayed</w:t>
+            </w:r>
+          </w:p>
+        </w:tc>
+        <w:tc>
+          <w:tcPr>
+            <w:tcW w:type="dxa" w:w="4680"/>
+            <w:tcMar>
+              <w:top w:type="dxa" w:w="90"/>
+              <w:left w:type="dxa" w:w="110"/>
+              <w:bottom w:type="dxa" w:w="90"/>
+              <w:right w:type="dxa" w:w="110"/>
+            </w:tcMar>
+          </w:tcPr>
+          <w:p>
+            <w:r>
+              <w:rPr>
+                <w:sz w:val="18"/>
+                <w:szCs w:val="18"/>
+              </w:rPr>
+              <w:t xml:space="preserve">SLA metric name, current threshold value, applicable branch/scope, effective date, change history/audit log; a version/last-modified marker per threshold used for optimistic-locking, so the editing Operations Manager can tell if the value has changed since they loaded it</w:t>
+            </w:r>
+          </w:p>
+        </w:tc>
+      </w:tr>
+      <w:tr>
+        <w:trPr>
+          <w:cantSplit/>
+        </w:trPr>
+        <w:tc>
+          <w:tcPr>
+            <w:tcW w:type="dxa" w:w="4680"/>
+            <w:tcMar>
+              <w:top w:type="dxa" w:w="90"/>
+              <w:left w:type="dxa" w:w="110"/>
+              <w:bottom w:type="dxa" w:w="90"/>
+              <w:right w:type="dxa" w:w="110"/>
+            </w:tcMar>
+          </w:tcPr>
+          <w:p>
+            <w:r>
+              <w:rPr>
+                <w:sz w:val="18"/>
+                <w:szCs w:val="18"/>
+              </w:rPr>
+              <w:t xml:space="preserve">Actions</w:t>
+            </w:r>
+          </w:p>
+        </w:tc>
+        <w:tc>
+          <w:tcPr>
+            <w:tcW w:type="dxa" w:w="4680"/>
+            <w:tcMar>
+              <w:top w:type="dxa" w:w="90"/>
+              <w:left w:type="dxa" w:w="110"/>
+              <w:bottom w:type="dxa" w:w="90"/>
+              <w:right w:type="dxa" w:w="110"/>
+            </w:tcMar>
+          </w:tcPr>
+          <w:p>
+            <w:r>
+              <w:rPr>
+                <w:sz w:val="18"/>
+                <w:szCs w:val="18"/>
+              </w:rPr>
+              <w:t xml:space="preserve">Edit threshold value; scope to specific branch or organization-wide; schedule effective date; view change history</w:t>
+            </w:r>
+          </w:p>
+        </w:tc>
+      </w:tr>
+      <w:tr>
+        <w:trPr>
+          <w:cantSplit/>
+        </w:trPr>
+        <w:tc>
+          <w:tcPr>
+            <w:tcW w:type="dxa" w:w="4680"/>
+            <w:tcMar>
+              <w:top w:type="dxa" w:w="90"/>
+              <w:left w:type="dxa" w:w="110"/>
+              <w:bottom w:type="dxa" w:w="90"/>
+              <w:right w:type="dxa" w:w="110"/>
+            </w:tcMar>
+          </w:tcPr>
+          <w:p>
+            <w:r>
+              <w:rPr>
+                <w:sz w:val="18"/>
+                <w:szCs w:val="18"/>
+              </w:rPr>
+              <w:t xml:space="preserve">Navigation</w:t>
+            </w:r>
+          </w:p>
+        </w:tc>
+        <w:tc>
+          <w:tcPr>
+            <w:tcW w:type="dxa" w:w="4680"/>
+            <w:tcMar>
+              <w:top w:type="dxa" w:w="90"/>
+              <w:left w:type="dxa" w:w="110"/>
+              <w:bottom w:type="dxa" w:w="90"/>
+              <w:right w:type="dxa" w:w="110"/>
+            </w:tcMar>
+          </w:tcPr>
+          <w:p>
+            <w:r>
+              <w:rPr>
+                <w:sz w:val="18"/>
+                <w:szCs w:val="18"/>
+              </w:rPr>
+              <w:t xml:space="preserve">From: module launcher or KPI Dashboard settings entry point. To: KPI Dashboard (thresholds take effect on dashboards/queues platform-wide)</w:t>
+            </w:r>
+          </w:p>
+        </w:tc>
+      </w:tr>
+      <w:tr>
+        <w:trPr>
+          <w:cantSplit/>
+        </w:trPr>
+        <w:tc>
+          <w:tcPr>
+            <w:tcW w:type="dxa" w:w="4680"/>
+            <w:tcMar>
+              <w:top w:type="dxa" w:w="90"/>
+              <w:left w:type="dxa" w:w="110"/>
+              <w:bottom w:type="dxa" w:w="90"/>
+              <w:right w:type="dxa" w:w="110"/>
+            </w:tcMar>
+          </w:tcPr>
+          <w:p>
+            <w:r>
+              <w:rPr>
+                <w:sz w:val="18"/>
+                <w:szCs w:val="18"/>
+              </w:rPr>
+              <w:t xml:space="preserve">Validation/errors</w:t>
+            </w:r>
+          </w:p>
+        </w:tc>
+        <w:tc>
+          <w:tcPr>
+            <w:tcW w:type="dxa" w:w="4680"/>
+            <w:tcMar>
+              <w:top w:type="dxa" w:w="90"/>
+              <w:left w:type="dxa" w:w="110"/>
+              <w:bottom w:type="dxa" w:w="90"/>
+              <w:right w:type="dxa" w:w="110"/>
+            </w:tcMar>
+          </w:tcPr>
+          <w:p>
+            <w:r>
+              <w:rPr>
+                <w:sz w:val="18"/>
+                <w:szCs w:val="18"/>
+              </w:rPr>
+              <w:t xml:space="preserve">Change requires effective date not in the past; out-of-range value (e.g., negative threshold) blocked with inline error; audit log entry mandatory for every change; if the threshold was modified by another Operations Manager since this one loaded the screen, the save is blocked with a conflict warning showing the other change, rather than silently overwriting it</w:t>
+            </w:r>
+          </w:p>
+        </w:tc>
+      </w:tr>
+    </w:tbl>
+    <w:p>
+      <w:pPr>
+        <w:spacing w:after="160"/>
+      </w:pPr>
+    </w:p>
+    <w:p>
+      <w:r>
+        <w:br w:type="page"/>
+      </w:r>
+    </w:p>
+    <w:p>
+      <w:pPr>
+        <w:pStyle w:val="Heading2"/>
+      </w:pPr>
+      <w:r>
+        <w:t xml:space="preserve">5.5 Report Export / Compliance-Report Generation Screen</w:t>
+      </w:r>
+    </w:p>
+    <w:tbl>
+      <w:tblPr>
+        <w:tblW w:type="dxa" w:w="9360"/>
+        <w:tblBorders>
+          <w:top w:val="single" w:color="D8D2C2" w:sz="4"/>
+          <w:left w:val="single" w:color="D8D2C2" w:sz="4"/>
+          <w:bottom w:val="single" w:color="D8D2C2" w:sz="4"/>
+          <w:right w:val="single" w:color="D8D2C2" w:sz="4"/>
+          <w:insideH w:val="single" w:color="D8D2C2" w:sz="4"/>
+          <w:insideV w:val="single" w:color="D8D2C2" w:sz="4"/>
+        </w:tblBorders>
+      </w:tblPr>
+      <w:tblGrid>
+        <w:gridCol w:w="4680"/>
+        <w:gridCol w:w="4680"/>
+      </w:tblGrid>
+      <w:tr>
+        <w:trPr>
+          <w:cantSplit/>
+          <w:tblHeader/>
+        </w:trPr>
+        <w:tc>
+          <w:tcPr>
+            <w:tcW w:type="dxa" w:w="4680"/>
+            <w:shd w:fill="16423C" w:val="clear"/>
+            <w:tcMar>
+              <w:top w:type="dxa" w:w="90"/>
+              <w:left w:type="dxa" w:w="110"/>
+              <w:bottom w:type="dxa" w:w="90"/>
+              <w:right w:type="dxa" w:w="110"/>
+            </w:tcMar>
+          </w:tcPr>
+          <w:p>
+            <w:r>
+              <w:rPr>
+                <w:b/>
+                <w:bCs/>
+                <w:color w:val="FFFFFF"/>
+                <w:sz w:val="18"/>
+                <w:szCs w:val="18"/>
+              </w:rPr>
+              <w:t xml:space="preserve">Field</w:t>
+            </w:r>
+          </w:p>
+        </w:tc>
+        <w:tc>
+          <w:tcPr>
+            <w:tcW w:type="dxa" w:w="4680"/>
+            <w:shd w:fill="16423C" w:val="clear"/>
+            <w:tcMar>
+              <w:top w:type="dxa" w:w="90"/>
+              <w:left w:type="dxa" w:w="110"/>
+              <w:bottom w:type="dxa" w:w="90"/>
+              <w:right w:type="dxa" w:w="110"/>
+            </w:tcMar>
+          </w:tcPr>
+          <w:p>
+            <w:r>
+              <w:rPr>
+                <w:b/>
+                <w:bCs/>
+                <w:color w:val="FFFFFF"/>
+                <w:sz w:val="18"/>
+                <w:szCs w:val="18"/>
+              </w:rPr>
+              <w:t xml:space="preserve">Detail</w:t>
+            </w:r>
+          </w:p>
+        </w:tc>
+      </w:tr>
+      <w:tr>
+        <w:trPr>
+          <w:cantSplit/>
+        </w:trPr>
+        <w:tc>
+          <w:tcPr>
+            <w:tcW w:type="dxa" w:w="4680"/>
+            <w:tcMar>
+              <w:top w:type="dxa" w:w="90"/>
+              <w:left w:type="dxa" w:w="110"/>
+              <w:bottom w:type="dxa" w:w="90"/>
+              <w:right w:type="dxa" w:w="110"/>
+            </w:tcMar>
+          </w:tcPr>
+          <w:p>
+            <w:r>
+              <w:rPr>
+                <w:sz w:val="18"/>
+                <w:szCs w:val="18"/>
+              </w:rPr>
+              <w:t xml:space="preserve">Roles</w:t>
+            </w:r>
+          </w:p>
+        </w:tc>
+        <w:tc>
+          <w:tcPr>
+            <w:tcW w:type="dxa" w:w="4680"/>
+            <w:tcMar>
+              <w:top w:type="dxa" w:w="90"/>
+              <w:left w:type="dxa" w:w="110"/>
+              <w:bottom w:type="dxa" w:w="90"/>
+              <w:right w:type="dxa" w:w="110"/>
+            </w:tcMar>
+          </w:tcPr>
+          <w:p>
+            <w:r>
+              <w:rPr>
+                <w:sz w:val="18"/>
+                <w:szCs w:val="18"/>
+              </w:rPr>
+              <w:t xml:space="preserve">Operations Manager (generates operational and compliance reports, can schedule recurring exports); Executive (generates/downloads aggregated and compliance reports, read-only, cannot schedule or configure recurring exports)</w:t>
+            </w:r>
+          </w:p>
+        </w:tc>
+      </w:tr>
+      <w:tr>
+        <w:trPr>
+          <w:cantSplit/>
+        </w:trPr>
+        <w:tc>
+          <w:tcPr>
+            <w:tcW w:type="dxa" w:w="4680"/>
+            <w:tcMar>
+              <w:top w:type="dxa" w:w="90"/>
+              <w:left w:type="dxa" w:w="110"/>
+              <w:bottom w:type="dxa" w:w="90"/>
+              <w:right w:type="dxa" w:w="110"/>
+            </w:tcMar>
+          </w:tcPr>
+          <w:p>
+            <w:r>
+              <w:rPr>
+                <w:sz w:val="18"/>
+                <w:szCs w:val="18"/>
+              </w:rPr>
+              <w:t xml:space="preserve">Purpose</w:t>
+            </w:r>
+          </w:p>
+        </w:tc>
+        <w:tc>
+          <w:tcPr>
+            <w:tcW w:type="dxa" w:w="4680"/>
+            <w:tcMar>
+              <w:top w:type="dxa" w:w="90"/>
+              <w:left w:type="dxa" w:w="110"/>
+              <w:bottom w:type="dxa" w:w="90"/>
+              <w:right w:type="dxa" w:w="110"/>
+            </w:tcMar>
+          </w:tcPr>
+          <w:p>
+            <w:r>
+              <w:rPr>
+                <w:sz w:val="18"/>
+                <w:szCs w:val="18"/>
+              </w:rPr>
+              <w:t xml:space="preserve">Generate on-demand or scheduled exports of dashboard data and compliance reports for external or board-level use.</w:t>
+            </w:r>
+          </w:p>
+        </w:tc>
+      </w:tr>
+      <w:tr>
+        <w:trPr>
+          <w:cantSplit/>
+        </w:trPr>
+        <w:tc>
+          <w:tcPr>
+            <w:tcW w:type="dxa" w:w="4680"/>
+            <w:tcMar>
+              <w:top w:type="dxa" w:w="90"/>
+              <w:left w:type="dxa" w:w="110"/>
+              <w:bottom w:type="dxa" w:w="90"/>
+              <w:right w:type="dxa" w:w="110"/>
+            </w:tcMar>
+          </w:tcPr>
+          <w:p>
+            <w:r>
+              <w:rPr>
+                <w:sz w:val="18"/>
+                <w:szCs w:val="18"/>
+              </w:rPr>
+              <w:t xml:space="preserve">Key info displayed</w:t>
+            </w:r>
+          </w:p>
+        </w:tc>
+        <w:tc>
+          <w:tcPr>
+            <w:tcW w:type="dxa" w:w="4680"/>
+            <w:tcMar>
+              <w:top w:type="dxa" w:w="90"/>
+              <w:left w:type="dxa" w:w="110"/>
+              <w:bottom w:type="dxa" w:w="90"/>
+              <w:right w:type="dxa" w:w="110"/>
+            </w:tcMar>
+          </w:tcPr>
+          <w:p>
+            <w:r>
+              <w:rPr>
+                <w:sz w:val="18"/>
+                <w:szCs w:val="18"/>
+              </w:rPr>
+              <w:t xml:space="preserve">Available report templates (KPI summary, branch comparison, compliance filing status summary, financial summary), selected date range/scope, prior generated report history with download links, each generated export carrying a visible watermark of its generation date and covered period so a downstream reader can't mistake an old export for current data; a documented cutoff-methodology note attached to any financial/KPI report explaining the billing-vs-operational timing cutoff used (e.g., a visit completed near midnight or a payment posted after the reporting cutoff may fall in a different period for billing purposes than for operational purposes), so a reader reconciling two reports understands why totals can legitimately differ; a scheduled digest configuration (recipients, frequency) for automated recurring KPI/report digests; a digest-delivery-failure indicator on the report history list, showing when a scheduled digest failed to send along with the reason</w:t>
+            </w:r>
+          </w:p>
+        </w:tc>
+      </w:tr>
+      <w:tr>
+        <w:trPr>
+          <w:cantSplit/>
+        </w:trPr>
+        <w:tc>
+          <w:tcPr>
+            <w:tcW w:type="dxa" w:w="4680"/>
+            <w:tcMar>
+              <w:top w:type="dxa" w:w="90"/>
+              <w:left w:type="dxa" w:w="110"/>
+              <w:bottom w:type="dxa" w:w="90"/>
+              <w:right w:type="dxa" w:w="110"/>
+            </w:tcMar>
+          </w:tcPr>
+          <w:p>
+            <w:r>
+              <w:rPr>
+                <w:sz w:val="18"/>
+                <w:szCs w:val="18"/>
+              </w:rPr>
+              <w:t xml:space="preserve">Actions</w:t>
+            </w:r>
+          </w:p>
+        </w:tc>
+        <w:tc>
+          <w:tcPr>
+            <w:tcW w:type="dxa" w:w="4680"/>
+            <w:tcMar>
+              <w:top w:type="dxa" w:w="90"/>
+              <w:left w:type="dxa" w:w="110"/>
+              <w:bottom w:type="dxa" w:w="90"/>
+              <w:right w:type="dxa" w:w="110"/>
+            </w:tcMar>
+          </w:tcPr>
+          <w:p>
+            <w:r>
+              <w:rPr>
+                <w:sz w:val="18"/>
+                <w:szCs w:val="18"/>
+              </w:rPr>
+              <w:t xml:space="preserve">Operations Manager: select template, set scope, generate, schedule recurring export, configure a digest's recipient list and frequency, download. Executive: select template, set scope, generate, download only</w:t>
+            </w:r>
+          </w:p>
+        </w:tc>
+      </w:tr>
+      <w:tr>
+        <w:trPr>
+          <w:cantSplit/>
+        </w:trPr>
+        <w:tc>
+          <w:tcPr>
+            <w:tcW w:type="dxa" w:w="4680"/>
+            <w:tcMar>
+              <w:top w:type="dxa" w:w="90"/>
+              <w:left w:type="dxa" w:w="110"/>
+              <w:bottom w:type="dxa" w:w="90"/>
+              <w:right w:type="dxa" w:w="110"/>
+            </w:tcMar>
+          </w:tcPr>
+          <w:p>
+            <w:r>
+              <w:rPr>
+                <w:sz w:val="18"/>
+                <w:szCs w:val="18"/>
+              </w:rPr>
+              <w:t xml:space="preserve">Navigation</w:t>
+            </w:r>
+          </w:p>
+        </w:tc>
+        <w:tc>
+          <w:tcPr>
+            <w:tcW w:type="dxa" w:w="4680"/>
+            <w:tcMar>
+              <w:top w:type="dxa" w:w="90"/>
+              <w:left w:type="dxa" w:w="110"/>
+              <w:bottom w:type="dxa" w:w="90"/>
+              <w:right w:type="dxa" w:w="110"/>
+            </w:tcMar>
+          </w:tcPr>
+          <w:p>
+            <w:r>
+              <w:rPr>
+                <w:sz w:val="18"/>
+                <w:szCs w:val="18"/>
+              </w:rPr>
+              <w:t xml:space="preserve">From: KPI Dashboard or module launcher. To: none further (terminal action); generated compliance reports may be referenced from Regulatory Reporting Calendar/Tracker (Compliance module, cross-link)</w:t>
+            </w:r>
+          </w:p>
+        </w:tc>
+      </w:tr>
+      <w:tr>
+        <w:trPr>
+          <w:cantSplit/>
+        </w:trPr>
+        <w:tc>
+          <w:tcPr>
+            <w:tcW w:type="dxa" w:w="4680"/>
+            <w:tcMar>
+              <w:top w:type="dxa" w:w="90"/>
+              <w:left w:type="dxa" w:w="110"/>
+              <w:bottom w:type="dxa" w:w="90"/>
+              <w:right w:type="dxa" w:w="110"/>
+            </w:tcMar>
+          </w:tcPr>
+          <w:p>
+            <w:r>
+              <w:rPr>
+                <w:sz w:val="18"/>
+                <w:szCs w:val="18"/>
+              </w:rPr>
+              <w:t xml:space="preserve">Validation/errors</w:t>
+            </w:r>
+          </w:p>
+        </w:tc>
+        <w:tc>
+          <w:tcPr>
+            <w:tcW w:type="dxa" w:w="4680"/>
+            <w:tcMar>
+              <w:top w:type="dxa" w:w="90"/>
+              <w:left w:type="dxa" w:w="110"/>
+              <w:bottom w:type="dxa" w:w="90"/>
+              <w:right w:type="dxa" w:w="110"/>
+            </w:tcMar>
+          </w:tcPr>
+          <w:p>
+            <w:r>
+              <w:rPr>
+                <w:sz w:val="18"/>
+                <w:szCs w:val="18"/>
+              </w:rPr>
+              <w:t xml:space="preserve">Cannot generate report with no data in selected scope; recurring schedule requires valid recipient list (Operations Manager only); a failed digest delivery auto-retries per policy and, if still failing, surfaces the delivery-failure indicator rather than failing silently; every generated export is watermarked automatically and cannot be exported without it</w:t>
+            </w:r>
+          </w:p>
+        </w:tc>
+      </w:tr>
+      <w:tr>
+        <w:trPr>
+          <w:cantSplit/>
+        </w:trPr>
+        <w:tc>
+          <w:tcPr>
+            <w:tcW w:type="dxa" w:w="4680"/>
+            <w:tcMar>
+              <w:top w:type="dxa" w:w="90"/>
+              <w:left w:type="dxa" w:w="110"/>
+              <w:bottom w:type="dxa" w:w="90"/>
+              <w:right w:type="dxa" w:w="110"/>
+            </w:tcMar>
+          </w:tcPr>
+          <w:p>
+            <w:r>
+              <w:rPr>
+                <w:sz w:val="18"/>
+                <w:szCs w:val="18"/>
+              </w:rPr>
+              <w:t xml:space="preserve">Empty state</w:t>
+            </w:r>
+          </w:p>
+        </w:tc>
+        <w:tc>
+          <w:tcPr>
+            <w:tcW w:type="dxa" w:w="4680"/>
+            <w:tcMar>
+              <w:top w:type="dxa" w:w="90"/>
+              <w:left w:type="dxa" w:w="110"/>
+              <w:bottom w:type="dxa" w:w="90"/>
+              <w:right w:type="dxa" w:w="110"/>
+            </w:tcMar>
+          </w:tcPr>
+          <w:p>
+            <w:r>
+              <w:rPr>
+                <w:sz w:val="18"/>
+                <w:szCs w:val="18"/>
+              </w:rPr>
+              <w:t xml:space="preserve">"No reports generated yet" on the report-history list for a newly-provisioned account</w:t>
+            </w:r>
+          </w:p>
+        </w:tc>
+      </w:tr>
+    </w:tbl>
+    <w:p>
+      <w:pPr>
+        <w:spacing w:after="160"/>
+      </w:pPr>
+    </w:p>
+    <w:p>
+      <w:r>
+        <w:br w:type="page"/>
+      </w:r>
+    </w:p>
+    <w:p>
+      <w:pPr>
+        <w:pStyle w:val="Heading2"/>
+      </w:pPr>
+      <w:r>
+        <w:t xml:space="preserve">5.6 New Region/Branch Launch Wizard</w:t>
+      </w:r>
+    </w:p>
+    <w:tbl>
+      <w:tblPr>
+        <w:tblW w:type="dxa" w:w="9360"/>
+        <w:tblBorders>
+          <w:top w:val="single" w:color="D8D2C2" w:sz="4"/>
+          <w:left w:val="single" w:color="D8D2C2" w:sz="4"/>
+          <w:bottom w:val="single" w:color="D8D2C2" w:sz="4"/>
+          <w:right w:val="single" w:color="D8D2C2" w:sz="4"/>
+          <w:insideH w:val="single" w:color="D8D2C2" w:sz="4"/>
+          <w:insideV w:val="single" w:color="D8D2C2" w:sz="4"/>
+        </w:tblBorders>
+      </w:tblPr>
+      <w:tblGrid>
+        <w:gridCol w:w="4680"/>
+        <w:gridCol w:w="4680"/>
+      </w:tblGrid>
+      <w:tr>
+        <w:trPr>
+          <w:cantSplit/>
+          <w:tblHeader/>
+        </w:trPr>
+        <w:tc>
+          <w:tcPr>
+            <w:tcW w:type="dxa" w:w="4680"/>
+            <w:shd w:fill="16423C" w:val="clear"/>
+            <w:tcMar>
+              <w:top w:type="dxa" w:w="90"/>
+              <w:left w:type="dxa" w:w="110"/>
+              <w:bottom w:type="dxa" w:w="90"/>
+              <w:right w:type="dxa" w:w="110"/>
+            </w:tcMar>
+          </w:tcPr>
+          <w:p>
+            <w:r>
+              <w:rPr>
+                <w:b/>
+                <w:bCs/>
+                <w:color w:val="FFFFFF"/>
+                <w:sz w:val="18"/>
+                <w:szCs w:val="18"/>
+              </w:rPr>
+              <w:t xml:space="preserve">Field</w:t>
+            </w:r>
+          </w:p>
+        </w:tc>
+        <w:tc>
+          <w:tcPr>
+            <w:tcW w:type="dxa" w:w="4680"/>
+            <w:shd w:fill="16423C" w:val="clear"/>
+            <w:tcMar>
+              <w:top w:type="dxa" w:w="90"/>
+              <w:left w:type="dxa" w:w="110"/>
+              <w:bottom w:type="dxa" w:w="90"/>
+              <w:right w:type="dxa" w:w="110"/>
+            </w:tcMar>
+          </w:tcPr>
+          <w:p>
+            <w:r>
+              <w:rPr>
+                <w:b/>
+                <w:bCs/>
+                <w:color w:val="FFFFFF"/>
+                <w:sz w:val="18"/>
+                <w:szCs w:val="18"/>
+              </w:rPr>
+              <w:t xml:space="preserve">Detail</w:t>
+            </w:r>
+          </w:p>
+        </w:tc>
+      </w:tr>
+      <w:tr>
+        <w:trPr>
+          <w:cantSplit/>
+        </w:trPr>
+        <w:tc>
+          <w:tcPr>
+            <w:tcW w:type="dxa" w:w="4680"/>
+            <w:tcMar>
+              <w:top w:type="dxa" w:w="90"/>
+              <w:left w:type="dxa" w:w="110"/>
+              <w:bottom w:type="dxa" w:w="90"/>
+              <w:right w:type="dxa" w:w="110"/>
+            </w:tcMar>
+          </w:tcPr>
+          <w:p>
+            <w:r>
+              <w:rPr>
+                <w:sz w:val="18"/>
+                <w:szCs w:val="18"/>
+              </w:rPr>
+              <w:t xml:space="preserve">Roles</w:t>
+            </w:r>
+          </w:p>
+        </w:tc>
+        <w:tc>
+          <w:tcPr>
+            <w:tcW w:type="dxa" w:w="4680"/>
+            <w:tcMar>
+              <w:top w:type="dxa" w:w="90"/>
+              <w:left w:type="dxa" w:w="110"/>
+              <w:bottom w:type="dxa" w:w="90"/>
+              <w:right w:type="dxa" w:w="110"/>
+            </w:tcMar>
+          </w:tcPr>
+          <w:p>
+            <w:r>
+              <w:rPr>
+                <w:sz w:val="18"/>
+                <w:szCs w:val="18"/>
+              </w:rPr>
               <w:t xml:space="preserve">Operations Manager only</w:t>
             </w:r>
           </w:p>
@@ -27600,7 +28512,7 @@
                 <w:sz w:val="18"/>
                 <w:szCs w:val="18"/>
               </w:rPr>
-              <w:t xml:space="preserve">A step-by-step wizard: (1) coverage-zone geofence definition (map-drawing tool, feeding directly into the same geofence validation used by every booking journey); (2) target go-live date and minimum-viable service set selection; (3) linked Fleet vehicle-onboarding status for the new base (read-only progress pulled from Fleet Management module); (4) linked Compliance credentialing-extension status per staff member being assigned to the new region (read-only progress pulled from 3.2, explicitly showing whether existing credentials are confirmed to extend to the new region or need a separate regional filing); (5) linked IT provisioning status for new-region accounts (read-only progress pulled from 4.1); (6) Finance cost-centre setup status (read-only progress pulled from Finance module)</w:t>
+              <w:t xml:space="preserve">A step-by-step wizard: (1) coverage-zone geofence definition (map-drawing tool, feeding directly into the same geofence validation used by every booking journey), with an automatic geofence-overlap check against every existing base's zone, flagging any overlapping area for resolution before the boundary can be finalized; (2) target go-live date and minimum-viable service set selection; (3) linked Fleet vehicle-onboarding status for the new base (read-only progress pulled from Fleet Management module); (4) linked Compliance credentialing-extension status per staff member being assigned to the new region (read-only progress pulled from 3.2, explicitly showing whether existing credentials are confirmed to extend to the new region or need a separate regional filing); (5) linked IT provisioning status for new-region accounts (read-only progress pulled from 4.1); (6) Finance cost-centre setup status (read-only progress pulled from Finance module) — non-blocking on launch readiness (see Validation/errors)</w:t>
             </w:r>
           </w:p>
         </w:tc>
@@ -27645,7 +28557,7 @@
                 <w:sz w:val="18"/>
                 <w:szCs w:val="18"/>
               </w:rPr>
-              <w:t xml:space="preserve">Define/edit geofence boundary; set go-live date and minimum-viable service set; trigger a System Configuration change request (4.4) for the technical geofence/base-station setup; view live progress across Fleet/Compliance/IT/Finance without leaving this screen; mark ready for soft-launch</w:t>
+              <w:t xml:space="preserve">Define/edit geofence boundary; resolve a detected geofence overlap with an existing base's zone (adjust boundary, or explicitly confirm an intentional shared-coverage area with the affected base); set go-live date and minimum-viable service set; trigger a System Configuration change request (4.4) for the technical geofence/base-station setup; view live progress across Fleet/Compliance/IT/Finance without leaving this screen; mark ready for soft-launch</w:t>
             </w:r>
           </w:p>
         </w:tc>
@@ -27735,7 +28647,7 @@
                 <w:sz w:val="18"/>
                 <w:szCs w:val="18"/>
               </w:rPr>
-              <w:t xml:space="preserve">Cannot mark ready for soft-launch while any of the four linked workstreams (Fleet, Compliance, IT, Finance) shows an incomplete blocking item; emergency-dispatch capability specifically is flagged separately and remains blocked even if every other service type is ready, if regional MOHW licensing hasn't been confirmed, consistent with the journey's hard compliance gate</w:t>
+              <w:t xml:space="preserve">Cannot mark ready for soft-launch while Fleet, Compliance, or IT shows an incomplete blocking item — these three remain hard launch-blockers; Finance cost-centre setup is explicitly non-blocking: an incomplete Finance workstream does not stop launch readiness, and instead the region defaults to an "unassigned" cost-centre handling until Finance completes setup, consistent with the journey's own instruction that a launch must not be held hostage to cost-centre administration; emergency-dispatch capability specifically is flagged separately and remains blocked even if every other service type is ready, if regional MOHW licensing hasn't been confirmed, consistent with the journey's hard compliance gate; an unresolved geofence overlap blocks finalizing the boundary in step 1, though it does not block progress on the other steps while under resolution</w:t>
             </w:r>
           </w:p>
         </w:tc>

--- a/docs/AFC_UIUX_Functional_Screen_Inventory.docx
+++ b/docs/AFC_UIUX_Functional_Screen_Inventory.docx
@@ -3013,72 +3013,72 @@
         <w:spacing w:after="90"/>
       </w:pPr>
       <w:r>
-        <w:t xml:space="preserve">Purpose: Capture a patient's rating and feedback after a completed visit, and route a low rating into the service-recovery/complaint path rather than letting it sit as an isolated data point.</w:t>
-      </w:r>
-    </w:p>
-    <w:p>
-      <w:pPr>
-        <w:pStyle w:val="ListParagraph"/>
-        <w:numPr>
-          <w:ilvl w:val="0"/>
-          <w:numId w:val="2"/>
-        </w:numPr>
-        <w:spacing w:after="90"/>
-      </w:pPr>
-      <w:r>
-        <w:t xml:space="preserve">Key information displayed: Completed service summary (type, date, provider); star or numeric rating; optional free-text feedback.</w:t>
-      </w:r>
-    </w:p>
-    <w:p>
-      <w:pPr>
-        <w:pStyle w:val="ListParagraph"/>
-        <w:numPr>
-          <w:ilvl w:val="0"/>
-          <w:numId w:val="2"/>
-        </w:numPr>
-        <w:spacing w:after="90"/>
-      </w:pPr>
-      <w:r>
-        <w:t xml:space="preserve">Actions: Submit rating; add written feedback; submit.</w:t>
-      </w:r>
-    </w:p>
-    <w:p>
-      <w:pPr>
-        <w:pStyle w:val="ListParagraph"/>
-        <w:numPr>
-          <w:ilvl w:val="0"/>
-          <w:numId w:val="2"/>
-        </w:numPr>
-        <w:spacing w:after="90"/>
-      </w:pPr>
-      <w:r>
-        <w:t xml:space="preserve">Navigation: From: Booking Detail, or a post-visit notification prompt. To: Booking Detail (on submit); a rating below a defined threshold automatically offers a direct path into raising a Complaint Case rather than the feedback simply being logged silently.</w:t>
-      </w:r>
-    </w:p>
-    <w:p>
-      <w:pPr>
-        <w:pStyle w:val="ListParagraph"/>
-        <w:numPr>
-          <w:ilvl w:val="0"/>
-          <w:numId w:val="2"/>
-        </w:numPr>
-        <w:spacing w:after="90"/>
-      </w:pPr>
-      <w:r>
-        <w:t xml:space="preserve">Validation/errors: Rating is required before written feedback can be submitted alone; a submitted rating cannot be edited after the fact, only appended with a follow-up comment, to preserve the original feedback's integrity.</w:t>
-      </w:r>
-    </w:p>
-    <w:p>
-      <w:pPr>
-        <w:pStyle w:val="ListParagraph"/>
-        <w:numPr>
-          <w:ilvl w:val="0"/>
-          <w:numId w:val="2"/>
-        </w:numPr>
-        <w:spacing w:after="90"/>
-      </w:pPr>
-      <w:r>
-        <w:t xml:space="preserve">Empty state: Not applicable — single-use form per completed visit.</w:t>
+        <w:t xml:space="preserve">Purpose: Capture a patient's rating and feedback after a completed visit, route a low rating into the service-recovery/complaint path rather than letting it sit as an isolated data point, and let the patient optionally leave a tip for the provider(s) who delivered the service.</w:t>
+      </w:r>
+    </w:p>
+    <w:p>
+      <w:pPr>
+        <w:pStyle w:val="ListParagraph"/>
+        <w:numPr>
+          <w:ilvl w:val="0"/>
+          <w:numId w:val="2"/>
+        </w:numPr>
+        <w:spacing w:after="90"/>
+      </w:pPr>
+      <w:r>
+        <w:t xml:space="preserve">Key information displayed: Completed service summary (type, date, provider); star or numeric rating; optional free-text feedback; a Tip section, shown only once the booking has reached Completed status, with preset tip amount/percentage options, a custom-amount entry, the payment method already on file for this booking (no separate payment-method entry required), and explicit "100% of your tip goes directly to [provider name]" messaging, since AFC retains no commission or fee on tips; for a multi-provider booking (e.g., an ambulance run with more than one crew member), the primary provider named as the tip recipient by default, with an optional per-provider split-tip breakdown.</w:t>
+      </w:r>
+    </w:p>
+    <w:p>
+      <w:pPr>
+        <w:pStyle w:val="ListParagraph"/>
+        <w:numPr>
+          <w:ilvl w:val="0"/>
+          <w:numId w:val="2"/>
+        </w:numPr>
+        <w:spacing w:after="90"/>
+      </w:pPr>
+      <w:r>
+        <w:t xml:space="preserve">Actions: Submit rating; add written feedback; select a preset tip amount/percentage or enter a custom tip amount; confirm the tip (one-time confirmation step before it is charged to the booking's existing payment method); for a multi-provider booking, leave the default tip to the primary provider or switch to Split Tip and allocate the amount across the listed providers; submit.</w:t>
+      </w:r>
+    </w:p>
+    <w:p>
+      <w:pPr>
+        <w:pStyle w:val="ListParagraph"/>
+        <w:numPr>
+          <w:ilvl w:val="0"/>
+          <w:numId w:val="2"/>
+        </w:numPr>
+        <w:spacing w:after="90"/>
+      </w:pPr>
+      <w:r>
+        <w:t xml:space="preserve">Navigation: From: Booking Detail, or a post-visit notification prompt. To: Booking Detail (on submit); a rating below a defined threshold automatically offers a direct path into raising a Complaint Case rather than the feedback simply being logged silently; a confirmed tip charge shows a success state on this same screen before returning to Booking Detail.</w:t>
+      </w:r>
+    </w:p>
+    <w:p>
+      <w:pPr>
+        <w:pStyle w:val="ListParagraph"/>
+        <w:numPr>
+          <w:ilvl w:val="0"/>
+          <w:numId w:val="2"/>
+        </w:numPr>
+        <w:spacing w:after="90"/>
+      </w:pPr>
+      <w:r>
+        <w:t xml:space="preserve">Validation/errors: Rating is required before written feedback can be submitted alone; a submitted rating cannot be edited after the fact, only appended with a follow-up comment, to preserve the original feedback's integrity; the Tip section is only available once the underlying service/job has reached a Completed status — it does not appear for an Upcoming or In Progress booking; a tip cannot be added to a Cancelled or No-show booking; tip-payment-failed banner (the rating and written feedback still save independently of tip success); a split-tip allocation must total the entered tip amount before it can be confirmed.</w:t>
+      </w:r>
+    </w:p>
+    <w:p>
+      <w:pPr>
+        <w:pStyle w:val="ListParagraph"/>
+        <w:numPr>
+          <w:ilvl w:val="0"/>
+          <w:numId w:val="2"/>
+        </w:numPr>
+        <w:spacing w:after="90"/>
+      </w:pPr>
+      <w:r>
+        <w:t xml:space="preserve">Empty state: Not applicable — single-use form per completed visit; a completed booking with no provider on file to tip (a rare data-integrity edge case) omits the Tip section rather than showing it non-functionally.</w:t>
       </w:r>
     </w:p>
     <w:p>
@@ -5348,33 +5348,33 @@
         <w:spacing w:after="90"/>
       </w:pPr>
       <w:r>
-        <w:t xml:space="preserve">Purpose: Show the provider their own Payout Record breakdown.</w:t>
-      </w:r>
-    </w:p>
-    <w:p>
-      <w:pPr>
-        <w:pStyle w:val="ListParagraph"/>
-        <w:numPr>
-          <w:ilvl w:val="0"/>
-          <w:numId w:val="2"/>
-        </w:numPr>
-        <w:spacing w:after="90"/>
-      </w:pPr>
-      <w:r>
-        <w:t xml:space="preserve">Key information displayed: Current pay-period summary; breakdown by structure (per-visit fee list, salary base, revenue-share percentage); completed-jobs count; pending vs. paid amounts; linked Compensation Profile terms</w:t>
-      </w:r>
-    </w:p>
-    <w:p>
-      <w:pPr>
-        <w:pStyle w:val="ListParagraph"/>
-        <w:numPr>
-          <w:ilvl w:val="0"/>
-          <w:numId w:val="2"/>
-        </w:numPr>
-        <w:spacing w:after="90"/>
-      </w:pPr>
-      <w:r>
-        <w:t xml:space="preserve">Actions: Filter by pay period; View Payout Detail on a line item; Download Statement; Report a Discrepancy (raises a Dispute Case scoped to payout)</w:t>
+        <w:t xml:space="preserve">Purpose: Show the provider their own Payout Record breakdown, including any patient-initiated tips received — tips are kept in full, with no commission or fee deducted, separately from Compensation-Profile-based service-fee earnings.</w:t>
+      </w:r>
+    </w:p>
+    <w:p>
+      <w:pPr>
+        <w:pStyle w:val="ListParagraph"/>
+        <w:numPr>
+          <w:ilvl w:val="0"/>
+          <w:numId w:val="2"/>
+        </w:numPr>
+        <w:spacing w:after="90"/>
+      </w:pPr>
+      <w:r>
+        <w:t xml:space="preserve">Key information displayed: Current pay-period summary; breakdown by structure (per-visit fee list, salary base, revenue-share percentage); Tips Received, shown as its own distinct line item clearly separated from Compensation-Profile earnings, with no commission or platform fee deducted — the provider keeps 100% of every tip; completed-jobs count; pending vs. paid amounts; linked Compensation Profile terms</w:t>
+      </w:r>
+    </w:p>
+    <w:p>
+      <w:pPr>
+        <w:pStyle w:val="ListParagraph"/>
+        <w:numPr>
+          <w:ilvl w:val="0"/>
+          <w:numId w:val="2"/>
+        </w:numPr>
+        <w:spacing w:after="90"/>
+      </w:pPr>
+      <w:r>
+        <w:t xml:space="preserve">Actions: Filter by pay period; View Payout Detail on a line item, including the Tips Received line item; Download Statement; Report a Discrepancy (raises a Dispute Case scoped to payout, including a missing or incorrect tip)</w:t>
       </w:r>
     </w:p>
     <w:p>
@@ -5400,7 +5400,7 @@
         <w:spacing w:after="90"/>
       </w:pPr>
       <w:r>
-        <w:t xml:space="preserve">Validation/errors: By design, no UI path exists anywhere in the app to view another provider's Payout Record.</w:t>
+        <w:t xml:space="preserve">Validation/errors: By design, no UI path exists anywhere in the app to view another provider's Payout Record; a tip not yet settled shows as Pending within the Tips Received line item, mirroring the same pending-vs-paid distinction used for standard payout amounts.</w:t>
       </w:r>
     </w:p>
     <w:p>
@@ -10804,7 +10804,7 @@
                 <w:sz w:val="18"/>
                 <w:szCs w:val="18"/>
               </w:rPr>
-              <w:t xml:space="preserve">Dispute Case ID, disputing-party type (Member or Provider) and identity, linked record under dispute (Invoice for a Member dispute; Payout Record/Payout Run for a Payout Dispute), dispute reason, disputing party's statement/correspondence log, a GPS/trip-log evidence field alongside that statement/correspondence log — available on a Member billing dispute (e.g., "visit didn't happen") just as it already is on a Payout Dispute's evidentiary basis — status (Open, Under Review, Resolved, Escalated, Fraud Hold), proposed resolution (adjust, waive, uphold), resolution amount, resolution method (credit/adjustment vs. cash/manual refund), an identity/authorization-verification result for the disputing party, recorded before any financial action can be taken on the case, SLA due date; a distinct Chargeback Compelling-Evidence Packet sub-case, flagged separately from a standard dispute, for assembling the specific documentation bundle a card network/issuer requires to contest a chargeback; for a Payout Dispute specifically, the evidentiary basis under review (job records, GPS/trip log, and the provider's Compensation Profile basis) in place of a Member dispute's invoice line items</w:t>
+              <w:t xml:space="preserve">Dispute Case ID, disputing-party type (Member or Provider) and identity, linked record under dispute (Invoice for a Member dispute; Payout Record/Payout Run for a Payout Dispute), dispute reason, disputing party's statement/correspondence log, a GPS/trip-log evidence field alongside that statement/correspondence log — available on a Member billing dispute (e.g., "visit didn't happen") just as it already is on a Payout Dispute's evidentiary basis — status (Open, Under Review, Resolved, Escalated, Fraud Hold), proposed resolution (adjust, waive, uphold), resolution amount, resolution method (credit/adjustment vs. cash/manual refund), an identity/authorization-verification result for the disputing party, recorded before any financial action can be taken on the case, SLA due date; a distinct Chargeback Compelling-Evidence Packet sub-case, flagged separately from a standard dispute, for assembling the specific documentation bundle a card network/issuer requires to contest a chargeback; for a Payout Dispute specifically, the evidentiary basis under review (job records, GPS/trip log, and the provider's Compensation Profile basis) in place of a Member dispute's invoice line items; a tip-clawback trigger, distinct from a standard Payout Dispute, raised when a tip is charged back by the card network or when the underlying disputed service is found not merited after the tip has already been disbursed to the provider, since the tip itself must then be recovered even though AFC never held or earned any portion of it</w:t>
             </w:r>
           </w:p>
         </w:tc>
@@ -10849,7 +10849,7 @@
                 <w:sz w:val="18"/>
                 <w:szCs w:val="18"/>
               </w:rPr>
-              <w:t xml:space="preserve">Log correspondence; verify disputing party's identity/authorization (required gate before any financial action); propose resolution; attach supporting document (for a Payout Dispute: job record, GPS/trip log extract, or Compensation Profile reference in place of member statement/correspondence); assemble and export a chargeback compelling-evidence packet (distinct workflow from a standard dispute resolution); escalate to Finance Manager; approve/deny resolution (Finance Manager, single sign-off for a credit/adjustment resolution); dual-sign-off approval for any cash or manual refund specifically (a second, distinct Finance Manager approval beyond the standard single approval, since a cash/manual refund cannot be reversed the way a card-network chargeback can); place case on fraud hold if the refund destination is fraud-flagged; close case</w:t>
+              <w:t xml:space="preserve">Log correspondence; verify disputing party's identity/authorization (required gate before any financial action); propose resolution; attach supporting document (for a Payout Dispute: job record, GPS/trip log extract, or Compensation Profile reference in place of member statement/correspondence); assemble and export a chargeback compelling-evidence packet (distinct workflow from a standard dispute resolution); escalate to Finance Manager; approve/deny resolution (Finance Manager, single sign-off for a credit/adjustment resolution); dual-sign-off approval for any cash or manual refund specifically (a second, distinct Finance Manager approval beyond the standard single approval, since a cash/manual refund cannot be reversed the way a card-network chargeback can); place case on fraud hold if the refund destination is fraud-flagged; on a tip-clawback trigger, initiate recovery of the already-disbursed tip amount by routing it through the Payout Run screen's clawback mechanism (1.6) rather than establishing a separate recovery path here; close case</w:t>
             </w:r>
           </w:p>
         </w:tc>
@@ -10894,7 +10894,7 @@
                 <w:sz w:val="18"/>
                 <w:szCs w:val="18"/>
               </w:rPr>
-              <w:t xml:space="preserve">From: Invoice Detail/Adjustment screen, Invoice Queue (Member dispute), or Payout Run screen/Payout Record Detail screen (1.14, Payout Dispute). To: Invoice Detail/Adjustment screen (apply resolved adjustment, Member dispute) or Payout Record Detail screen (1.14, apply resolved adjustment/clawback reversal, Payout Dispute); Consolidated Approval Queue</w:t>
+              <w:t xml:space="preserve">From: Invoice Detail/Adjustment screen, Invoice Queue (Member dispute), or Payout Run screen/Payout Record Detail screen (1.14, Payout Dispute). To: Invoice Detail/Adjustment screen (apply resolved adjustment, Member dispute) or Payout Record Detail screen (1.14, apply resolved adjustment/clawback reversal, Payout Dispute); Payout Run screen (1.6, to initiate a tip-clawback via its established clawback mechanism); Consolidated Approval Queue</w:t>
             </w:r>
           </w:p>
         </w:tc>
@@ -10939,7 +10939,7 @@
                 <w:sz w:val="18"/>
                 <w:szCs w:val="18"/>
               </w:rPr>
-              <w:t xml:space="preserve">Cannot close case without a resolution decision recorded; SLA-breach warning banner if past due date; a Payout Dispute is held to the same evidentiary standard as a Member-facing dispute (documented evidence required before proposing resolution), just evaluated against job records/GPS/trip log/Compensation Profile basis rather than invoice line items; cannot propose or approve any financial action until identity/authorization verification is recorded; a cash/manual refund cannot be released with only one Finance Manager approval — it is blocked pending the required second, distinct sign-off; a case placed on fraud hold blocks any refund release until the hold is explicitly cleared by a Finance Manager with a documented reason</w:t>
+              <w:t xml:space="preserve">Cannot close case without a resolution decision recorded; SLA-breach warning banner if past due date; a Payout Dispute is held to the same evidentiary standard as a Member-facing dispute (documented evidence required before proposing resolution), just evaluated against job records/GPS/trip log/Compensation Profile basis rather than invoice line items; cannot propose or approve any financial action until identity/authorization verification is recorded; a cash/manual refund cannot be released with only one Finance Manager approval — it is blocked pending the required second, distinct sign-off; a case placed on fraud hold blocks any refund release until the hold is explicitly cleared by a Finance Manager with a documented reason; a tip-clawback trigger cannot be resolved directly on this screen — it must be routed through and actioned via the Payout Run screen's clawback mechanism (1.6), same Finance-Manager-approval requirement as any other clawback</w:t>
             </w:r>
           </w:p>
         </w:tc>
@@ -11926,7 +11926,7 @@
                 <w:sz w:val="18"/>
                 <w:szCs w:val="18"/>
               </w:rPr>
-              <w:t xml:space="preserve">Payout Record list grouped by Compensation Profile type (Salaried, Per-Visit, Revenue-Share), per-provider subtotal and basis (visits completed, revenue attributed, salary period), a documented split-allocation field for any job with two jointly-responsible providers (percentage or fixed split per provider, with the basis for the split recorded), tax-treatment indicator per provider (PAYE-withheld for Salaried vs. self-filing for Per-Visit/Revenue-Share, pulled directly from that provider's Compensation Profile so the two are never confused on the run itself), run total, exceptions (e.g., provider with incomplete Care Plan sign-off, mismatched Vehicle/Crew Record hours, a provider with no Compensation Profile on file at all), run status (Draft, Pending Approval, Approved, Released), run type (Regular Cycle or Off-Cycle Correction)</w:t>
+              <w:t xml:space="preserve">Payout Record list grouped by Compensation Profile type (Salaried, Per-Visit, Revenue-Share), per-provider subtotal and basis (visits completed, revenue attributed, salary period), a documented split-allocation field for any job with two jointly-responsible providers (percentage or fixed split per provider, with the basis for the split recorded), tax-treatment indicator per provider (PAYE-withheld for Salaried vs. self-filing for Per-Visit/Revenue-Share, pulled directly from that provider's Compensation Profile so the two are never confused on the run itself), run total, exceptions (e.g., provider with incomplete Care Plan sign-off, mismatched Vehicle/Crew Record hours, a provider with no Compensation Profile on file at all), run status (Draft, Pending Approval, Approved, Released), run type (Regular Cycle or Off-Cycle Correction); a per-provider, per-run Tips total line item, shown as its own distinct row alongside — never blended into — that provider's Compensation-Profile-based subtotal, since a tip is a 100%-pass-through, patient-initiated gratuity on which AFC retains no commission or fee whatsoever, and is explicitly labeled as such (e.g., "Tips — 100% pass-through, no AFC commission") so it is never mistaken for part of the calculated compensation basis</w:t>
             </w:r>
           </w:p>
         </w:tc>
@@ -15174,7 +15174,7 @@
                 <w:sz w:val="18"/>
                 <w:szCs w:val="18"/>
               </w:rPr>
-              <w:t xml:space="preserve">Provider identity, linked Compensation Profile (1.11) and its basis (Salaried, Per-Visit, Revenue-Share); this provider's payout history across prior runs; for each run, a disbursement status distinct from the overall Payout Run's status (Pending, Sent, Confirmed, Failed at the individual-provider level, since a run can be Released overall while one provider's disbursement still fails or is pending confirmation); any clawback applied against this provider (amount, reason, run(s) affected, status); any open or resolved Payout Dispute referencing this record; a provider-death/departure estate-routing reference, once a provider is marked deceased or departed with a final payout outstanding, recording the estate/next-of-kin or final-settlement record that any remaining payout is routed to instead of the provider's own on-file payment method</w:t>
+              <w:t xml:space="preserve">Provider identity, linked Compensation Profile (1.11) and its basis (Salaried, Per-Visit, Revenue-Share); this provider's payout history across prior runs; for each run, a disbursement status distinct from the overall Payout Run's status (Pending, Sent, Confirmed, Failed at the individual-provider level, since a run can be Released overall while one provider's disbursement still fails or is pending confirmation); any clawback applied against this provider (amount, reason, run(s) affected, status); any open or resolved Payout Dispute referencing this record; a provider-death/departure estate-routing reference, once a provider is marked deceased or departed with a final payout outstanding, recording the estate/next-of-kin or final-settlement record that any remaining payout is routed to instead of the provider's own on-file payment method; a per-run Tips total carried into this provider's disbursement history alongside (not merged into) their Compensation-Profile-based service-fee earnings for that run, labeled as a 100%-pass-through gratuity on which AFC retains no commission, mirroring the same distinct Tips line item shown on the Payout Run screen (1.6)</w:t>
             </w:r>
           </w:p>
         </w:tc>
@@ -15578,7 +15578,7 @@
                 <w:sz w:val="18"/>
                 <w:szCs w:val="18"/>
               </w:rPr>
-              <w:t xml:space="preserve">GL entry ID, source record type (closed Invoice, Month-End Close, Payout Run), link to the source record, entry type (revenue or expense), amount, cost centre, service line, posting date, export/batch status (Not Exported, Exported, Export Failed)</w:t>
+              <w:t xml:space="preserve">GL entry ID, source record type (closed Invoice, Month-End Close, Payout Run), link to the source record, entry type (revenue, expense, or pass-through liability — this third type reserved for provider tips, since a tip is disbursed 100% to the provider and is never AFC revenue), amount, cost centre, service line (not applicable/blank for a pass-through-liability entry, since a tip is deliberately not tagged to any revenue cost-centre or service line the way service-fee income is), posting date, export/batch status (Not Exported, Exported, Export Failed)</w:t>
             </w:r>
           </w:p>
         </w:tc>
@@ -15713,7 +15713,7 @@
                 <w:sz w:val="18"/>
                 <w:szCs w:val="18"/>
               </w:rPr>
-              <w:t xml:space="preserve">Cannot export a batch containing an entry missing a cost-centre tag; an export failure flags the entry for retry rather than silently dropping it from the batch; entries generated from a locked period cannot be regenerated — a correction requires reopening the period via 1.7's dual-approval reopen workflow first</w:t>
+              <w:t xml:space="preserve">Cannot export a batch containing an entry missing a cost-centre tag, except a pass-through-liability (tip) entry, which is exempt from the cost-centre-tag requirement by design and is instead validated only against its zero-commission, zero-revenue classification; an export failure flags the entry for retry rather than silently dropping it from the batch; entries generated from a locked period cannot be regenerated — a correction requires reopening the period via 1.7's dual-approval reopen workflow first; a tip amount cannot be posted or reclassified as revenue or as service-fee income under any circumstance</w:t>
             </w:r>
           </w:p>
         </w:tc>
@@ -26627,7 +26627,7 @@
                 <w:sz w:val="18"/>
                 <w:szCs w:val="18"/>
               </w:rPr>
-              <w:t xml:space="preserve">Ambulance/visit response time metrics filterable by acuity level and job type, not just rolled up into one average, and displayed with a percentile-banded breakdown (e.g., p50/p90/p99) alongside the mean so an outlier tail is visible rather than smoothed away; revenue summary (linked to Invoice/Payout data); granular crew-utilization metrics beyond a single rolled-up rate — idle time, overtime, and a comparative view across crews/branches; Membership plan mix and status breakdown; open Incident Case/DSAR Case counts, plus an incident-register pattern-analysis view surfacing recurring category/location/time-of-day clusters rather than only the raw open-count; compliance filing status summary; provider payout/payroll cost by service line; Care Plan compliance rate; average patient/Member satisfaction rating (rolled up from the Patient App's Rate and Review submissions) trended over time and broken out by service type; a de-identified, aggregate safeguarding-case count metric (volume only, no case detail), the receiving end of the aggregate figure the Safeguarding Case Screen (3.9) already promises to surface but that previously had nowhere to land; any Operations Manager-authored KPI-trend annotations attached to a trend line, shown inline at the point on the timeline they explain</w:t>
+              <w:t xml:space="preserve">Ambulance/visit response time metrics filterable by acuity level and job type, not just rolled up into one average, and displayed with a percentile-banded breakdown (e.g., p50/p90/p99) alongside the mean so an outlier tail is visible rather than smoothed away; revenue summary (linked to Invoice/Payout data); granular crew-utilization metrics beyond a single rolled-up rate — idle time, overtime, and a comparative view across crews/branches; Membership plan mix and status breakdown; open Incident Case/DSAR Case counts, plus an incident-register pattern-analysis view surfacing recurring category/location/time-of-day clusters rather than only the raw open-count; compliance filing status summary; provider payout/payroll cost by service line; a Total tips disbursed metric, shown near the other payout/payroll figures but explicitly and visually labeled as distinct from revenue (e.g., "Tips — 100% pass-through, not AFC revenue"), since these are optional, patient-initiated gratuities passed through in full to the provider with no AFC commission retained; Care Plan compliance rate; average patient/Member satisfaction rating (rolled up from the Patient App's Rate and Review submissions) trended over time and broken out by service type; a de-identified, aggregate safeguarding-case count metric (volume only, no case detail), the receiving end of the aggregate figure the Safeguarding Case Screen (3.9) already promises to surface but that previously had nowhere to land; any Operations Manager-authored KPI-trend annotations attached to a trend line, shown inline at the point on the timeline they explain</w:t>
             </w:r>
           </w:p>
         </w:tc>

--- a/docs/AFC_UIUX_Functional_Screen_Inventory.docx
+++ b/docs/AFC_UIUX_Functional_Screen_Inventory.docx
@@ -119,20 +119,20 @@
           <w:sz w:val="22"/>
           <w:szCs w:val="22"/>
         </w:rPr>
-        <w:t xml:space="preserve">Contents</w:t>
-      </w:r>
-    </w:p>
-    <w:p>
-      <w:pPr>
-        <w:pStyle w:val="ListParagraph"/>
-        <w:numPr>
-          <w:ilvl w:val="0"/>
-          <w:numId w:val="2"/>
-        </w:numPr>
-        <w:spacing w:after="90"/>
-      </w:pPr>
-      <w:r>
-        <w:t xml:space="preserve">Platform-Wide System States — session expiry, access denied, generic errors, connectivity loss, and not-found states shared by every screen</w:t>
+        <w:t xml:space="preserve">At a glance</w:t>
+      </w:r>
+    </w:p>
+    <w:p>
+      <w:pPr>
+        <w:pStyle w:val="ListParagraph"/>
+        <w:numPr>
+          <w:ilvl w:val="0"/>
+          <w:numId w:val="2"/>
+        </w:numPr>
+        <w:spacing w:after="90"/>
+      </w:pPr>
+      <w:r>
+        <w:t xml:space="preserve">Platform-Wide System States — session expiry, access denied, generic errors, connectivity loss, device permissions, staff account settings, MFA enrollment, and not-found states shared by every screen</w:t>
       </w:r>
     </w:p>
     <w:p>
@@ -171,113 +171,90 @@
         <w:spacing w:after="90"/>
       </w:pPr>
       <w:r>
-        <w:t xml:space="preserve">Module 0: Contact Centre Console — Contact Centre Agent</w:t>
-      </w:r>
-    </w:p>
-    <w:p>
-      <w:pPr>
-        <w:pStyle w:val="ListParagraph"/>
-        <w:numPr>
-          <w:ilvl w:val="0"/>
-          <w:numId w:val="2"/>
-        </w:numPr>
-        <w:spacing w:after="90"/>
-      </w:pPr>
-      <w:r>
-        <w:t xml:space="preserve">Module 1: Dispatch Console — Emergency Dispatcher, Scheduling Dispatcher, Duty Supervisor</w:t>
-      </w:r>
-    </w:p>
-    <w:p>
-      <w:pPr>
-        <w:pStyle w:val="ListParagraph"/>
-        <w:numPr>
-          <w:ilvl w:val="0"/>
-          <w:numId w:val="2"/>
-        </w:numPr>
-        <w:spacing w:after="90"/>
-      </w:pPr>
-      <w:r>
-        <w:t xml:space="preserve">Module 2: Fleet Management — Fleet Manager</w:t>
-      </w:r>
-    </w:p>
-    <w:p>
-      <w:pPr>
-        <w:pStyle w:val="ListParagraph"/>
-        <w:numPr>
-          <w:ilvl w:val="0"/>
-          <w:numId w:val="2"/>
-        </w:numPr>
-        <w:spacing w:after="90"/>
-      </w:pPr>
-      <w:r>
-        <w:t xml:space="preserve">Module 3: Facility Partner Portal — external, restricted</w:t>
-      </w:r>
-    </w:p>
-    <w:p>
-      <w:pPr>
-        <w:pStyle w:val="ListParagraph"/>
-        <w:numPr>
-          <w:ilvl w:val="0"/>
-          <w:numId w:val="2"/>
-        </w:numPr>
-        <w:spacing w:after="90"/>
-      </w:pPr>
-      <w:r>
-        <w:t xml:space="preserve">Module 4: Finance and Billing — Finance/Billing Officer, Finance Manager</w:t>
-      </w:r>
-    </w:p>
-    <w:p>
-      <w:pPr>
-        <w:pStyle w:val="ListParagraph"/>
-        <w:numPr>
-          <w:ilvl w:val="0"/>
-          <w:numId w:val="2"/>
-        </w:numPr>
-        <w:spacing w:after="90"/>
-      </w:pPr>
-      <w:r>
-        <w:t xml:space="preserve">Module 5: Membership and Customer Success — Agent, Lead</w:t>
-      </w:r>
-    </w:p>
-    <w:p>
-      <w:pPr>
-        <w:pStyle w:val="ListParagraph"/>
-        <w:numPr>
-          <w:ilvl w:val="0"/>
-          <w:numId w:val="2"/>
-        </w:numPr>
-        <w:spacing w:after="90"/>
-      </w:pPr>
-      <w:r>
-        <w:t xml:space="preserve">Module 6: Compliance and Governance — Compliance/Clinical Quality Officer, Medical Director/QA, Clinical Safety Officer</w:t>
-      </w:r>
-    </w:p>
-    <w:p>
-      <w:pPr>
-        <w:pStyle w:val="ListParagraph"/>
-        <w:numPr>
-          <w:ilvl w:val="0"/>
-          <w:numId w:val="2"/>
-        </w:numPr>
-        <w:spacing w:after="90"/>
-      </w:pPr>
-      <w:r>
-        <w:t xml:space="preserve">Module 7: IT Administration — IT/System Administrator</w:t>
-      </w:r>
-    </w:p>
-    <w:p>
-      <w:pPr>
-        <w:pStyle w:val="ListParagraph"/>
-        <w:numPr>
-          <w:ilvl w:val="0"/>
-          <w:numId w:val="2"/>
-        </w:numPr>
-        <w:spacing w:after="90"/>
-      </w:pPr>
-      <w:r>
-        <w:t xml:space="preserve">Module 8: Executive and Operations Reporting — Operations Manager, Executive</w:t>
-      </w:r>
-    </w:p>
+        <w:t xml:space="preserve">Web Platform I (Modules 0–3) — Contact Centre Console, Dispatch Console, Fleet Management, Facility Partner Portal</w:t>
+      </w:r>
+    </w:p>
+    <w:p>
+      <w:pPr>
+        <w:pStyle w:val="ListParagraph"/>
+        <w:numPr>
+          <w:ilvl w:val="0"/>
+          <w:numId w:val="2"/>
+        </w:numPr>
+        <w:spacing w:after="90"/>
+      </w:pPr>
+      <w:r>
+        <w:t xml:space="preserve">Web Platform II (Modules 1–6) — Finance and Billing, Membership and Customer Success, Compliance and Governance, IT Administration, Executive and Operations Reporting, Workforce and HR Administration</w:t>
+      </w:r>
+    </w:p>
+    <w:p>
+      <w:pPr>
+        <w:spacing w:after="80"/>
+      </w:pPr>
+    </w:p>
+    <w:p>
+      <w:pPr>
+        <w:spacing w:after="160"/>
+      </w:pPr>
+      <w:r>
+        <w:rPr>
+          <w:i/>
+          <w:iCs/>
+          <w:color w:val="5A655F"/>
+          <w:sz w:val="18"/>
+          <w:szCs w:val="18"/>
+        </w:rPr>
+        <w:t xml:space="preserve">Web Platform I and Web Platform II each number their own modules starting from their own first module (0 and 1 respectively) rather than continuing one shared count across all ten — the same way a contract's Schedule 1 and Schedule 2 can each have their own Section 1 without being confused for each other. The section heading above each module always disambiguates which one you're in; the detailed table of contents below shows every module by its full name and page number.</w:t>
+      </w:r>
+    </w:p>
+    <w:p>
+      <w:pPr>
+        <w:spacing w:after="200"/>
+      </w:pPr>
+    </w:p>
+    <w:p>
+      <w:r>
+        <w:br w:type="page"/>
+      </w:r>
+    </w:p>
+    <w:p>
+      <w:pPr>
+        <w:spacing w:after="160"/>
+      </w:pPr>
+      <w:r>
+        <w:rPr>
+          <w:b/>
+          <w:bCs/>
+          <w:sz w:val="26"/>
+          <w:szCs w:val="26"/>
+        </w:rPr>
+        <w:t xml:space="preserve">Table of Contents</w:t>
+      </w:r>
+    </w:p>
+    <w:p>
+      <w:pPr>
+        <w:spacing w:after="120"/>
+      </w:pPr>
+    </w:p>
+    <w:sdt>
+      <w:sdtPr>
+        <w:alias w:val="Table of Contents"/>
+      </w:sdtPr>
+      <w:sdtContent>
+        <w:p>
+          <w:r>
+            <w:fldChar w:fldCharType="begin" w:dirty="true"/>
+            <w:instrText xml:space="preserve">TOC \h \o "1-3"</w:instrText>
+            <w:fldChar w:fldCharType="separate"/>
+          </w:r>
+        </w:p>
+        <w:p>
+          <w:r>
+            <w:fldChar w:fldCharType="end"/>
+          </w:r>
+        </w:p>
+      </w:sdtContent>
+    </w:sdt>
     <w:p>
       <w:r>
         <w:br w:type="page"/>
@@ -6399,7 +6376,7 @@
           <w:sz w:val="24"/>
           <w:szCs w:val="24"/>
         </w:rPr>
-        <w:t xml:space="preserve">Phone-channel intake, live emergency and scheduling dispatch, fleet readiness, and the external facility referral portal</w:t>
+        <w:t xml:space="preserve">Phone-channel intake, live emergency and scheduling dispatch, fleet readiness, and the external facility referral portal — Modules 0 through 3</w:t>
       </w:r>
     </w:p>
     <w:p>
@@ -10028,7 +10005,7 @@
           <w:sz w:val="38"/>
           <w:szCs w:val="38"/>
         </w:rPr>
-        <w:t xml:space="preserve">Finance, Membership, Compliance, IT &amp; Executive</w:t>
+        <w:t xml:space="preserve">Finance, Membership, Compliance, IT, Executive &amp; Workforce</w:t>
       </w:r>
     </w:p>
     <w:p>
@@ -10043,7 +10020,7 @@
           <w:sz w:val="24"/>
           <w:szCs w:val="24"/>
         </w:rPr>
-        <w:t xml:space="preserve">The remaining five role-gated modules of the unified internal web platform</w:t>
+        <w:t xml:space="preserve">The remaining six role-gated modules of the unified internal web platform — Modules 1 through 6</w:t>
       </w:r>
     </w:p>
     <w:p>

--- a/docs/AFC_UIUX_Functional_Screen_Inventory.docx
+++ b/docs/AFC_UIUX_Functional_Screen_Inventory.docx
@@ -943,33 +943,33 @@
         <w:spacing w:after="90"/>
       </w:pPr>
       <w:r>
-        <w:t xml:space="preserve">Key information displayed: Profile fields (name, contact details, photo); current role(s) and module access (read-only — changing this is IT Administration's Role Assignment screen, not self-service); notification preferences; MFA enrollment status with a link to the MFA Enrollment screen (S.8) if not yet set up; password-change option; active-session list with the ability to sign out other sessions.</w:t>
-      </w:r>
-    </w:p>
-    <w:p>
-      <w:pPr>
-        <w:pStyle w:val="ListParagraph"/>
-        <w:numPr>
-          <w:ilvl w:val="0"/>
-          <w:numId w:val="2"/>
-        </w:numPr>
-        <w:spacing w:after="90"/>
-      </w:pPr>
-      <w:r>
-        <w:t xml:space="preserve">Actions: Edit contact details; set notification preferences; change password; enroll in or reconfigure MFA (routes to S.8); sign out a specific other active session; sign out everywhere.</w:t>
-      </w:r>
-    </w:p>
-    <w:p>
-      <w:pPr>
-        <w:pStyle w:val="ListParagraph"/>
-        <w:numPr>
-          <w:ilvl w:val="0"/>
-          <w:numId w:val="2"/>
-        </w:numPr>
-        <w:spacing w:after="90"/>
-      </w:pPr>
-      <w:r>
-        <w:t xml:space="preserve">Navigation: From: a persistent account/profile entry point present in every module's platform shell and in the Field Staff App's menu. To: MFA Enrollment (S.8) if not yet configured; Login, on sign-out.</w:t>
+        <w:t xml:space="preserve">Key information displayed: Profile fields (name, contact details, photo); current role(s) and module access (read-only — changing this is IT Administration's Role Assignment screen, not self-service); notification preferences; MFA enrollment status with a link to the MFA Enrollment screen (S.7) if not yet set up; password-change option; active-session list with the ability to sign out other sessions.</w:t>
+      </w:r>
+    </w:p>
+    <w:p>
+      <w:pPr>
+        <w:pStyle w:val="ListParagraph"/>
+        <w:numPr>
+          <w:ilvl w:val="0"/>
+          <w:numId w:val="2"/>
+        </w:numPr>
+        <w:spacing w:after="90"/>
+      </w:pPr>
+      <w:r>
+        <w:t xml:space="preserve">Actions: Edit contact details; set notification preferences; change password; enroll in or reconfigure MFA (routes to S.7); sign out a specific other active session; sign out everywhere.</w:t>
+      </w:r>
+    </w:p>
+    <w:p>
+      <w:pPr>
+        <w:pStyle w:val="ListParagraph"/>
+        <w:numPr>
+          <w:ilvl w:val="0"/>
+          <w:numId w:val="2"/>
+        </w:numPr>
+        <w:spacing w:after="90"/>
+      </w:pPr>
+      <w:r>
+        <w:t xml:space="preserve">Navigation: From: a persistent account/profile entry point present in every module's platform shell and in the Field Staff App's menu. To: MFA Enrollment (S.7) if not yet configured; Login, on sign-out.</w:t>
       </w:r>
     </w:p>
     <w:p>
@@ -1021,7 +1021,7 @@
         <w:spacing w:after="90"/>
       </w:pPr>
       <w:r>
-        <w:t xml:space="preserve">Applies to: every internal staff role listed in S.7, mandatory at first login with no skip option, consistent with the non-negotiable engineering standard already established for this platform.</w:t>
+        <w:t xml:space="preserve">Applies to: every internal staff role listed in S.6, mandatory at first login with no skip option, consistent with the non-negotiable engineering standard already established for this platform.</w:t>
       </w:r>
     </w:p>
     <w:p>
@@ -1060,20 +1060,20 @@
         <w:spacing w:after="90"/>
       </w:pPr>
       <w:r>
-        <w:t xml:space="preserve">Actions: Select method; scan QR code or enter setup key; enter verification code to confirm; complete enrollment; (later, from S.7) reconfigure method or regenerate backup codes.</w:t>
-      </w:r>
-    </w:p>
-    <w:p>
-      <w:pPr>
-        <w:pStyle w:val="ListParagraph"/>
-        <w:numPr>
-          <w:ilvl w:val="0"/>
-          <w:numId w:val="2"/>
-        </w:numPr>
-        <w:spacing w:after="90"/>
-      </w:pPr>
-      <w:r>
-        <w:t xml:space="preserve">Navigation: From: first login (mandatory, blocking) or Staff Account Settings (S.7, to reconfigure later). To: the role's normal landing screen (Shift Start for Field Staff, module home for web platform roles) once enrollment completes.</w:t>
+        <w:t xml:space="preserve">Actions: Select method; scan QR code or enter setup key; enter verification code to confirm; complete enrollment; (later, from S.6) reconfigure method or regenerate backup codes.</w:t>
+      </w:r>
+    </w:p>
+    <w:p>
+      <w:pPr>
+        <w:pStyle w:val="ListParagraph"/>
+        <w:numPr>
+          <w:ilvl w:val="0"/>
+          <w:numId w:val="2"/>
+        </w:numPr>
+        <w:spacing w:after="90"/>
+      </w:pPr>
+      <w:r>
+        <w:t xml:space="preserve">Navigation: From: first login (mandatory, blocking) or Staff Account Settings (S.6, to reconfigure later). To: the role's normal landing screen (Shift Start for Field Staff, module home for web platform roles) once enrollment completes.</w:t>
       </w:r>
     </w:p>
     <w:p>
@@ -2548,7 +2548,7 @@
         <w:spacing w:after="90"/>
       </w:pPr>
       <w:r>
-        <w:t xml:space="preserve">Navigation: From: Book a Home Visit (7, first-time or materially-changed service), Care Plan patient-facing acknowledgment (surfaced from the Care Plan View, 20), Membership Enrollment (17), Guarantor Registration and Consent (a Patient-App-hosted instance of the same screen used for a Guarantor's own financial-consent terms). To: back to the triggering flow, on Accept or Decline.</w:t>
+        <w:t xml:space="preserve">Navigation: From: Book a Home Visit (7, first-time or materially-changed service), Care Plan patient-facing acknowledgment (surfaced from the Care Plan View, 27), Membership Enrollment (16), Guarantor Registration and Consent (a Patient-App-hosted instance of the same screen used for a Guarantor's own financial-consent terms). To: back to the triggering flow, on Accept or Decline.</w:t>
       </w:r>
     </w:p>
     <w:p>
@@ -2938,7 +2938,7 @@
         <w:spacing w:after="90"/>
       </w:pPr>
       <w:r>
-        <w:t xml:space="preserve">Navigation: From: Booking History, Booking Confirmation, Home Dashboard, Notifications. To: Care Plan View, Invoice Detail, Billing/Coverage Appeal.</w:t>
+        <w:t xml:space="preserve">Navigation: From: Booking History, Booking Confirmation, Home Dashboard, Notifications. To: Care Plan View (27), Invoice Detail, Billing/Coverage Appeal.</w:t>
       </w:r>
     </w:p>
     <w:p>
@@ -3731,7 +3731,7 @@
         <w:spacing w:after="90"/>
       </w:pPr>
       <w:r>
-        <w:t xml:space="preserve">Navigation: From: Login (Family/Dependent role). To: Service Catalog, Care Plan View, Booking History, SOS Trigger, all scoped to self.</w:t>
+        <w:t xml:space="preserve">Navigation: From: Login (Family/Dependent role). To: Service Catalog, Care Plan View (27), Booking History, SOS Trigger, all scoped to self.</w:t>
       </w:r>
     </w:p>
     <w:p>
@@ -3745,6 +3745,110 @@
       </w:pPr>
       <w:r>
         <w:t xml:space="preserve">Validation/errors: Below-age-threshold users have no independent login (managed entirely by the primary account holder); permission-denied banner on any attempt to view another household member's data (uses the platform-wide Access Denied state).</w:t>
+      </w:r>
+    </w:p>
+    <w:p>
+      <w:r>
+        <w:br w:type="page"/>
+      </w:r>
+    </w:p>
+    <w:p>
+      <w:pPr>
+        <w:pStyle w:val="Heading2"/>
+      </w:pPr>
+      <w:r>
+        <w:t xml:space="preserve">27. Care Plan View</w:t>
+      </w:r>
+    </w:p>
+    <w:p>
+      <w:pPr>
+        <w:pStyle w:val="ListParagraph"/>
+        <w:numPr>
+          <w:ilvl w:val="0"/>
+          <w:numId w:val="2"/>
+        </w:numPr>
+        <w:spacing w:after="90"/>
+      </w:pPr>
+      <w:r>
+        <w:t xml:space="preserve">Role(s): Patient/Member; Family/Dependent Member (own Care Plan only)</w:t>
+      </w:r>
+    </w:p>
+    <w:p>
+      <w:pPr>
+        <w:pStyle w:val="ListParagraph"/>
+        <w:numPr>
+          <w:ilvl w:val="0"/>
+          <w:numId w:val="2"/>
+        </w:numPr>
+        <w:spacing w:after="90"/>
+      </w:pPr>
+      <w:r>
+        <w:t xml:space="preserve">Purpose: Let a patient — or an eligible Family/Dependent Member viewing their own scoped account — view their own current Care Plan, read-only; authoring and physician co-signature remain exclusively Field Staff App clinical functions (Care Plan Authoring Screen, 9, and Care Plan Co-Signature Screen, 10, App 2).</w:t>
+      </w:r>
+    </w:p>
+    <w:p>
+      <w:pPr>
+        <w:pStyle w:val="ListParagraph"/>
+        <w:numPr>
+          <w:ilvl w:val="0"/>
+          <w:numId w:val="2"/>
+        </w:numPr>
+        <w:spacing w:after="90"/>
+      </w:pPr>
+      <w:r>
+        <w:t xml:space="preserve">Key information displayed: Current Care Plan content at a patient-appropriate level of detail rather than raw clinical shorthand — condition/diagnosis summary in plain language, care goals, authorized services and their frequency, and the next scheduled review date; last-updated date and the authoring/reviewing clinician's name; version history (the same version history maintained on the Care Plan Authoring Screen, 9, surfaced here read-only for the patient's own record).</w:t>
+      </w:r>
+    </w:p>
+    <w:p>
+      <w:pPr>
+        <w:pStyle w:val="ListParagraph"/>
+        <w:numPr>
+          <w:ilvl w:val="0"/>
+          <w:numId w:val="2"/>
+        </w:numPr>
+        <w:spacing w:after="90"/>
+      </w:pPr>
+      <w:r>
+        <w:t xml:space="preserve">Actions: View version history; no edit, amend, or co-sign actions are available from the patient side — this screen is strictly read-only.</w:t>
+      </w:r>
+    </w:p>
+    <w:p>
+      <w:pPr>
+        <w:pStyle w:val="ListParagraph"/>
+        <w:numPr>
+          <w:ilvl w:val="0"/>
+          <w:numId w:val="2"/>
+        </w:numPr>
+        <w:spacing w:after="90"/>
+      </w:pPr>
+      <w:r>
+        <w:t xml:space="preserve">Navigation: From: Home Dashboard (5, Care Plan summary card), Booking Detail (18, when a booking is tied to an active Care Plan), Family/Dependent Member View (26). To: back to the referring screen.</w:t>
+      </w:r>
+    </w:p>
+    <w:p>
+      <w:pPr>
+        <w:pStyle w:val="ListParagraph"/>
+        <w:numPr>
+          <w:ilvl w:val="0"/>
+          <w:numId w:val="2"/>
+        </w:numPr>
+        <w:spacing w:after="90"/>
+      </w:pPr>
+      <w:r>
+        <w:t xml:space="preserve">Validation/errors: The platform-wide Access Denied state applies if the account isn't authorized to view the Care Plan in question (e.g., another household member's); Guarantor has no access to this screen at all, consistent with the Guarantor's no-Care-Plan-access restriction already defined on the Home Dashboard (5) and Guarantor Dashboard (25).</w:t>
+      </w:r>
+    </w:p>
+    <w:p>
+      <w:pPr>
+        <w:pStyle w:val="ListParagraph"/>
+        <w:numPr>
+          <w:ilvl w:val="0"/>
+          <w:numId w:val="2"/>
+        </w:numPr>
+        <w:spacing w:after="90"/>
+      </w:pPr>
+      <w:r>
+        <w:t xml:space="preserve">Empty state: "No active Care Plan" for a patient without one, with a brief explanation that a Care Plan is set up by a treating clinician when needed for an ongoing condition, not something the patient creates themselves.</w:t>
       </w:r>
     </w:p>
     <w:p>
@@ -7406,7 +7510,7 @@
         <w:spacing w:after="90"/>
       </w:pPr>
       <w:r>
-        <w:t xml:space="preserve">Validation/errors: Cannot cancel a Booking already at On Scene/Transporting without supervisor confirmation; cancelling a Booking after the crew has already departed (En Route or later) sets status to CANCELLED-EN ROUTE rather than a plain Cancelled and retains accrued mileage/time for billing; missing required field warnings on edit (e.g., destination facility); if the record no longer exists (e.g., a stale link from a notification), uses the platform-wide S.5 Not Found state.</w:t>
+        <w:t xml:space="preserve">Validation/errors: Cannot cancel a Booking already at On Scene/Transporting without supervisor confirmation; cancelling a Booking after the crew has already departed (En Route or later) sets status to CANCELLED-EN ROUTE rather than a plain Cancelled and retains accrued mileage/time for billing; missing required field warnings on edit (e.g., destination facility); if the record no longer exists (e.g., a stale link from a notification), uses the platform-wide S.8 Not Found state.</w:t>
       </w:r>
     </w:p>
     <w:p>
@@ -10743,7 +10847,7 @@
                 <w:sz w:val="18"/>
                 <w:szCs w:val="18"/>
               </w:rPr>
-              <w:t xml:space="preserve">From: Invoice Queue, Consolidated Approval Queue, or Dispute Case screen. To: Dispute Case screen (create new); Guarantor Management screen; Member Detail (Membership module, cross-module link); Accounts Receivable Aging Queue (1.16, once past due)</w:t>
+              <w:t xml:space="preserve">From: Invoice Queue, Consolidated Approval Queue, or Dispute Case screen. To: Dispute Case screen (create new); Guarantor Billing Linkage Screen (1.8); Member Detail (Membership module, cross-module link); Accounts Receivable Aging Queue (1.16, once past due)</w:t>
             </w:r>
           </w:p>
         </w:tc>
@@ -10788,7 +10892,7 @@
                 <w:sz w:val="18"/>
                 <w:szCs w:val="18"/>
               </w:rPr>
-              <w:t xml:space="preserve">Adjustment reason code required before submit; cannot approve own submitted adjustment above delegated authority threshold (routes to Finance Manager); error if underlying Clinical Note extract is missing/unavailable (uses S.5 Not Found state if the extract's source record was deleted/reassigned); billing route selection is required before an invoice can be submitted for approval; invoice numbering is system-assigned and blocks any manual entry or reuse of a number, and flags a gap for investigation if one is ever detected in the sequence; a credit note cannot be issued against an invoice with no recorded prior payment/send event; deceased-patient flag blocks routing to the patient's own payment method until an estate/next-of-kin record is linked</w:t>
+              <w:t xml:space="preserve">Adjustment reason code required before submit; cannot approve own submitted adjustment above delegated authority threshold (routes to Finance Manager); error if underlying Clinical Note extract is missing/unavailable (uses S.8 Not Found state if the extract's source record was deleted/reassigned); billing route selection is required before an invoice can be submitted for approval; invoice numbering is system-assigned and blocks any manual entry or reuse of a number, and flags a gap for investigation if one is ever detected in the sequence; a credit note cannot be issued against an invoice with no recorded prior payment/send event; deceased-patient flag blocks routing to the patient's own payment method until an estate/next-of-kin record is linked</w:t>
             </w:r>
           </w:p>
         </w:tc>
@@ -16953,7 +17057,7 @@
                 <w:sz w:val="18"/>
                 <w:szCs w:val="18"/>
               </w:rPr>
-              <w:t xml:space="preserve">Create, edit, and retire the service types and Membership plan tiers referenced as fixed, already-existing selectable lists throughout the platform (booking journeys' service-type pickers, Plan Change screen's Bronze/Silver/Gold/Family options, Family Plan Member Management's tier slot limits) — the missing administrative screen behind those lists.</w:t>
+              <w:t xml:space="preserve">Create, edit, and retire the service types and Membership plan tiers referenced as fixed, already-existing selectable lists throughout the platform (booking journeys' service-type pickers, Plan Change screen's Bronze/Silver/Gold/Family/Corporate-Group options, Family Plan Member Management's tier slot limits) — the missing administrative screen behind those lists.</w:t>
             </w:r>
           </w:p>
         </w:tc>
@@ -19839,7 +19943,7 @@
                 <w:sz w:val="18"/>
                 <w:szCs w:val="18"/>
               </w:rPr>
-              <w:t xml:space="preserve">Member name/ID, Membership plan (Bronze/Silver/Gold/Family), status (Pending Payment, Active, Grace Period, Suspended, Lapsed), branch, last visit date, open Complaint Case indicator</w:t>
+              <w:t xml:space="preserve">Member name/ID, Membership plan (Bronze/Silver/Gold/Family/Corporate-Group), status (Pending Payment, Active, Grace Period, Suspended, Lapsed), branch, last visit date, open Complaint Case indicator</w:t>
             </w:r>
           </w:p>
         </w:tc>
@@ -29521,23 +29625,10 @@
     </w:p>
     <w:p>
       <w:pPr>
-        <w:pStyle w:val="Heading1"/>
-      </w:pPr>
-      <w:r>
-        <w:t xml:space="preserve">Module 4: IT Administration</w:t>
-      </w:r>
-    </w:p>
-    <w:p>
-      <w:r>
-        <w:br w:type="page"/>
-      </w:r>
-    </w:p>
-    <w:p>
-      <w:pPr>
         <w:pStyle w:val="Heading2"/>
       </w:pPr>
       <w:r>
-        <w:t xml:space="preserve">4.1 User Account List / Management</w:t>
+        <w:t xml:space="preserve">3.14 Data Retention and Purge Schedule Administration</w:t>
       </w:r>
     </w:p>
     <w:tbl>
@@ -29650,7 +29741,7 @@
                 <w:sz w:val="18"/>
                 <w:szCs w:val="18"/>
               </w:rPr>
-              <w:t xml:space="preserve">IT/System Administrator</w:t>
+              <w:t xml:space="preserve">Compliance/Clinical Quality Officer (owns the schedule, administers holds, reviews job runs); Operations Manager (required co-sign on any substantive retention-schedule change, particularly one that would retroactively affect already-aged data)</w:t>
             </w:r>
           </w:p>
         </w:tc>
@@ -29695,7 +29786,7 @@
                 <w:sz w:val="18"/>
                 <w:szCs w:val="18"/>
               </w:rPr>
-              <w:t xml:space="preserve">View and manage all User Accounts across the platform, including status and access — covering both AFC-employed staff accounts and external Facility Partner accounts, which are provisioned through this same screen under a distinct account type rather than a separate, undocumented process.</w:t>
+              <w:t xml:space="preserve">Administer the actual, per-data-category retention/purge schedule that, until now, existed only as a qualitative principle elsewhere in this platform with no screen actually setting or enforcing it — covering the retention period per data category, whether expiry means permanent purge or recoverable archive, the legal/investigative-hold register that exempts specific records from scheduled deletion, and the scheduled purge/archive job's own run status.</w:t>
             </w:r>
           </w:p>
         </w:tc>
@@ -29740,7 +29831,7 @@
                 <w:sz w:val="18"/>
                 <w:szCs w:val="18"/>
               </w:rPr>
-              <w:t xml:space="preserve">User name, account type (Internal Staff or External Facility Partner), role(s) assigned (internal accounts only — a Facility Partner account has no internal role, only its Portal-scoped access), associated module access, linked API/integration credentials issued to the account (if any), account status (Active, Suspended, Deactivated, Pending Activation), last login, linked Credentialing clearance status (for clinical/crew roles); linked Non-Clinical Vetting clearance status (for an Emergency Dispatcher, Billing Officer, IT/System Administrator, or Contact Centre Agent account, per the Non-Clinical Staff Vetting Queue, 6.3); for a Facility Partner account, the specific facility it's associated with and which named individual at that facility it belongs to (never a shared facility-wide login, per the least-privilege principle already established for that role); a scheduled auto-expiry date for a contractor account with a pre-known end date, distinct from the account's status</w:t>
+              <w:t xml:space="preserve">A per-data-category retention schedule table (Clinical Notes/Care Plans, Booking/SOS records, Invoices/financial records, Audit logs, HR records), each row showing its retention period and its disposition at expiry — Purge (permanent deletion) or Archive (cold storage, recoverable under authorized conditions); a legal/investigative-hold register listing specific records currently exempt from scheduled deletion, each with its hold basis (a linked DSAR Case, cross-referencing the DSAR Case Screen, 3.6, by name; a linked Incident Case, cross-referencing the Incident Case Investigation Screen, 3.1, by name; or a litigation hold), the hold's placement date and placing officer, and status (Active, Lifted); a scheduled purge/archive job status view showing last run date/time, records processed per category, and any failures with reason, distinguishing a fully-completed run from a partially-failed one; a pending-retention-schedule-change-approval indicator, naming the Operations Manager as required approver, for any proposed change that would retroactively affect already-aged data; an audit-trail reference for every purge/archive action, drawing on the platform's general audit-logging capability (referenced here by name only, not redescribed)</w:t>
             </w:r>
           </w:p>
         </w:tc>
@@ -29785,7 +29876,7 @@
                 <w:sz w:val="18"/>
                 <w:szCs w:val="18"/>
               </w:rPr>
-              <w:t xml:space="preserve">Create account (selecting Internal Staff or External Facility Partner at creation, which determines the rest of the form); for a Facility Partner account, associate it with a specific facility and send the account-activation invite directly to that individual; set a scheduled auto-expiry date for a contractor account with a known end date, so it deactivates automatically rather than relying on a manual follow-up; suspend/reactivate/deactivate (deactivating a clinical-scheduling role account triggers a booking-reassignment check, surfacing any of that account's upcoming assigned bookings so they can be reassigned before the account goes dark); revoke API/integration credentials tied to the account, distinct from and in addition to suspend/reactivate/reset-credentials, for an account whose integration access needs to be cut without deactivating the account itself; reset credentials; force password reset; view access history.</w:t>
+              <w:t xml:space="preserve">Edit a data category's retention period or its purge-vs-archive disposition; propose a retention-schedule change and route it for Operations Manager sign-off when the change would retroactively affect already-aged data; place a legal/investigative hold on a specific record or record set, linking it to a DSAR Case (3.6), an Incident Case (3.1), or a manually logged litigation-hold reference and reason; lift a hold with a documented basis; run the scheduled purge/archive job on demand; resume/retry a partially-failed job run, reprocessing only the records that failed rather than the entire run; view the audit trail behind any purge/archive action</w:t>
             </w:r>
           </w:p>
         </w:tc>
@@ -29830,7 +29921,7 @@
                 <w:sz w:val="18"/>
                 <w:szCs w:val="18"/>
               </w:rPr>
-              <w:t xml:space="preserve">From: platform home; Credentialing Verification Queue (Compliance module trigger for new clinical staff); or Non-Clinical Staff Vetting Queue (6.3, trigger for a new Emergency Dispatcher, Billing Officer, IT/System Administrator, or Contact Centre Agent account). To: Role Assignment screen (internal accounts only); Access Review screen; Backup/Security Incident screen (4.5, cross-link to investigate any activity detected against the account after its deprovisioning timestamp); Non-Clinical Staff Vetting Queue (6.3, cross-module, to confirm vetting clearance before activating one of its four covered roles).</w:t>
+              <w:t xml:space="preserve">From: module launcher. To: DSAR Case Screen (3.6, hold cross-reference); Incident Case Investigation Screen (3.1, hold cross-reference); Operations Manager notification/sign-off for a retroactive schedule change</w:t>
             </w:r>
           </w:p>
         </w:tc>
@@ -29875,7 +29966,52 @@
                 <w:sz w:val="18"/>
                 <w:szCs w:val="18"/>
               </w:rPr>
-              <w:t xml:space="preserve">Cannot activate clinical/crew role account without confirmed Credentialing clearance; cannot activate an Emergency Dispatcher, Billing Officer, IT/System Administrator, or Contact Centre Agent account without confirmed clearance recorded on the Non-Clinical Staff Vetting Queue (6.3), the same activation gate extended to these roles; duplicate-account warning on creation; a Facility Partner account cannot be assigned an internal role — the two account types are mutually exclusive, not layered; deactivating a clinical-scheduling role account with unresolved upcoming bookings blocks completion until each booking is reassigned or the deactivation is explicitly confirmed despite the warning; a contractor account past its scheduled auto-expiry date auto-deactivates rather than lingering Active.</w:t>
+              <w:t xml:space="preserve">A purge cannot be executed against any record currently under an active hold — the hold blocks the purge outright, it does not merely warn; a retention-schedule change that would retroactively affect already-aged data cannot take effect without explicit, recorded Operations Manager approval — it is never silently reapplied to data already past its original schedule; a hold cannot be lifted without a documented basis; a partially-failed job run cannot be marked complete until every failed record either succeeds on retry or carries an explicit, documented exception</w:t>
+            </w:r>
+          </w:p>
+        </w:tc>
+      </w:tr>
+      <w:tr>
+        <w:trPr>
+          <w:cantSplit/>
+        </w:trPr>
+        <w:tc>
+          <w:tcPr>
+            <w:tcW w:type="dxa" w:w="4680"/>
+            <w:tcMar>
+              <w:top w:type="dxa" w:w="90"/>
+              <w:left w:type="dxa" w:w="110"/>
+              <w:bottom w:type="dxa" w:w="90"/>
+              <w:right w:type="dxa" w:w="110"/>
+            </w:tcMar>
+          </w:tcPr>
+          <w:p>
+            <w:r>
+              <w:rPr>
+                <w:sz w:val="18"/>
+                <w:szCs w:val="18"/>
+              </w:rPr>
+              <w:t xml:space="preserve">Empty state</w:t>
+            </w:r>
+          </w:p>
+        </w:tc>
+        <w:tc>
+          <w:tcPr>
+            <w:tcW w:type="dxa" w:w="4680"/>
+            <w:tcMar>
+              <w:top w:type="dxa" w:w="90"/>
+              <w:left w:type="dxa" w:w="110"/>
+              <w:bottom w:type="dxa" w:w="90"/>
+              <w:right w:type="dxa" w:w="110"/>
+            </w:tcMar>
+          </w:tcPr>
+          <w:p>
+            <w:r>
+              <w:rPr>
+                <w:sz w:val="18"/>
+                <w:szCs w:val="18"/>
+              </w:rPr>
+              <w:t xml:space="preserve">"No records currently under hold" as a positive confirmation state on the hold register; the retention schedule table itself is never empty, since the default categories are provisioned at platform setup</w:t>
             </w:r>
           </w:p>
         </w:tc>
@@ -29893,10 +30029,23 @@
     </w:p>
     <w:p>
       <w:pPr>
+        <w:pStyle w:val="Heading1"/>
+      </w:pPr>
+      <w:r>
+        <w:t xml:space="preserve">Module 4: IT Administration</w:t>
+      </w:r>
+    </w:p>
+    <w:p>
+      <w:r>
+        <w:br w:type="page"/>
+      </w:r>
+    </w:p>
+    <w:p>
+      <w:pPr>
         <w:pStyle w:val="Heading2"/>
       </w:pPr>
       <w:r>
-        <w:t xml:space="preserve">4.2 Role Assignment Screen</w:t>
+        <w:t xml:space="preserve">4.1 User Account List / Management</w:t>
       </w:r>
     </w:p>
     <w:tbl>
@@ -30054,7 +30203,7 @@
                 <w:sz w:val="18"/>
                 <w:szCs w:val="18"/>
               </w:rPr>
-              <w:t xml:space="preserve">Assign or modify the role(s) and corresponding module/permission set for a User Account, including designating time-boxed backup approvers for continuity (Backup Finance Manager, Backup Customer Success Lead).</w:t>
+              <w:t xml:space="preserve">View and manage all User Accounts across the platform, including status and access — covering both AFC-employed staff accounts and external Facility Partner accounts, which are provisioned through this same screen under a distinct account type rather than a separate, undocumented process.</w:t>
             </w:r>
           </w:p>
         </w:tc>
@@ -30099,7 +30248,7 @@
                 <w:sz w:val="18"/>
                 <w:szCs w:val="18"/>
               </w:rPr>
-              <w:t xml:space="preserve">Current role(s), available roles (Finance/Billing Officer, Finance Manager, Membership and Customer Success Agent/Lead, Compliance/Clinical Quality Officer, IT/System Administrator, Operations Manager, Executive), permission summary per role, effective date; active backup-approver designations and their covering period</w:t>
+              <w:t xml:space="preserve">User name, account type (Internal Staff or External Facility Partner), role(s) assigned (internal accounts only — a Facility Partner account has no internal role, only its Portal-scoped access), associated module access, linked API/integration credentials issued to the account (if any), account status (Active, Suspended, Deactivated, Pending Activation), last login, linked Credentialing clearance status (for clinical/crew roles); linked Non-Clinical Vetting clearance status (for an Emergency Dispatcher, Billing Officer, IT/System Administrator, or Contact Centre Agent account, per the Non-Clinical Staff Vetting Queue, 6.3); for a Facility Partner account, the specific facility it's associated with and which named individual at that facility it belongs to (never a shared facility-wide login, per the least-privilege principle already established for that role); a scheduled auto-expiry date for a contractor account with a pre-known end date, distinct from the account's status</w:t>
             </w:r>
           </w:p>
         </w:tc>
@@ -30144,7 +30293,7 @@
                 <w:sz w:val="18"/>
                 <w:szCs w:val="18"/>
               </w:rPr>
-              <w:t xml:space="preserve">Add/remove role; preview resulting permission set; apply change; require secondary approval for high-privilege roles (Finance Manager, Executive, IT Administrator); designate a time-boxed Backup Finance Manager or Backup Customer Success Lead with a defined start/end date; raise a role-catalog change request (e.g., proposing a new role or a change to what an existing role's permission set includes) when a needed assignment doesn't fit any available role, routed to the System Configuration/Change-Request screen (4.4) rather than worked around with an ad hoc permission grant</w:t>
+              <w:t xml:space="preserve">Create account (selecting Internal Staff or External Facility Partner at creation, which determines the rest of the form); for a Facility Partner account, associate it with a specific facility and send the account-activation invite directly to that individual; set a scheduled auto-expiry date for a contractor account with a known end date, so it deactivates automatically rather than relying on a manual follow-up; suspend/reactivate/deactivate (deactivating a clinical-scheduling role account triggers a booking-reassignment check, surfacing any of that account's upcoming assigned bookings so they can be reassigned before the account goes dark); revoke API/integration credentials tied to the account, distinct from and in addition to suspend/reactivate/reset-credentials, for an account whose integration access needs to be cut without deactivating the account itself; reset credentials; force password reset; view access history.</w:t>
             </w:r>
           </w:p>
         </w:tc>
@@ -30189,7 +30338,7 @@
                 <w:sz w:val="18"/>
                 <w:szCs w:val="18"/>
               </w:rPr>
-              <w:t xml:space="preserve">From: User Account List/Management. To: User Account List/Management; Access Review screen; System Configuration/Change-Request screen (4.4, for a raised role-catalog change request)</w:t>
+              <w:t xml:space="preserve">From: platform home; Credentialing Verification Queue (Compliance module trigger for new clinical staff); or Non-Clinical Staff Vetting Queue (6.3, trigger for a new Emergency Dispatcher, Billing Officer, IT/System Administrator, or Contact Centre Agent account). To: Role Assignment screen (internal accounts only); Access Review screen; Backup/Security Incident screen (4.5, cross-link to investigate any activity detected against the account after its deprovisioning timestamp); Non-Clinical Staff Vetting Queue (6.3, cross-module, to confirm vetting clearance before activating one of its four covered roles).</w:t>
             </w:r>
           </w:p>
         </w:tc>
@@ -30234,7 +30383,7 @@
                 <w:sz w:val="18"/>
                 <w:szCs w:val="18"/>
               </w:rPr>
-              <w:t xml:space="preserve">Assigning conflicting roles (e.g., Billing Officer plus Finance Manager approval authority on own submissions) triggers segregation-of-duties warning; high-privilege assignment requires second admin sign-off; a backup-approver designation with no end date is rejected, since it must be time-boxed by design</w:t>
+              <w:t xml:space="preserve">Cannot activate clinical/crew role account without confirmed Credentialing clearance; cannot activate an Emergency Dispatcher, Billing Officer, IT/System Administrator, or Contact Centre Agent account without confirmed clearance recorded on the Non-Clinical Staff Vetting Queue (6.3), the same activation gate extended to these roles; duplicate-account warning on creation; a Facility Partner account cannot be assigned an internal role — the two account types are mutually exclusive, not layered; deactivating a clinical-scheduling role account with unresolved upcoming bookings blocks completion until each booking is reassigned or the deactivation is explicitly confirmed despite the warning; a contractor account past its scheduled auto-expiry date auto-deactivates rather than lingering Active.</w:t>
             </w:r>
           </w:p>
         </w:tc>
@@ -30255,7 +30404,7 @@
         <w:pStyle w:val="Heading2"/>
       </w:pPr>
       <w:r>
-        <w:t xml:space="preserve">4.3 Access Review Screen (Periodic Attestation)</w:t>
+        <w:t xml:space="preserve">4.2 Role Assignment Screen</w:t>
       </w:r>
     </w:p>
     <w:tbl>
@@ -30368,7 +30517,7 @@
                 <w:sz w:val="18"/>
                 <w:szCs w:val="18"/>
               </w:rPr>
-              <w:t xml:space="preserve">IT/System Administrator (runs/manages review); role owners (e.g., Finance Manager, Compliance Officer) attest to their team's access as reviewers within this screen</w:t>
+              <w:t xml:space="preserve">IT/System Administrator</w:t>
             </w:r>
           </w:p>
         </w:tc>
@@ -30413,7 +30562,7 @@
                 <w:sz w:val="18"/>
                 <w:szCs w:val="18"/>
               </w:rPr>
-              <w:t xml:space="preserve">Conduct periodic attestation that each User Account's current access remains appropriate.</w:t>
+              <w:t xml:space="preserve">Assign or modify the role(s) and corresponding module/permission set for a User Account, including designating time-boxed backup approvers for continuity (Backup Finance Manager, Backup Customer Success Lead).</w:t>
             </w:r>
           </w:p>
         </w:tc>
@@ -30458,7 +30607,7 @@
                 <w:sz w:val="18"/>
                 <w:szCs w:val="18"/>
               </w:rPr>
-              <w:t xml:space="preserve">Review cycle period, User Account list with current roles, assigned reviewer/attester, attestation status (Pending, Attested, Flagged for Removal), last review date; a dormancy auto-flag on any account with no login activity beyond a defined inactivity window, surfaced for the reviewer's attention rather than waiting for the next full cycle to notice; an out-of-catalog permission indicator on any account holding a permission that falls outside its assigned role's standard catalog set, requiring the reviewer to re-justify that specific grant every cycle rather than it silently continuing to be attested alongside the rest of the role; an expedited-review category for break-glass access grants, reviewed on a shorter cadence than the standard cycle given their elevated risk</w:t>
+              <w:t xml:space="preserve">Current role(s), available roles (Finance/Billing Officer, Finance Manager, Membership and Customer Success Agent/Lead, Compliance/Clinical Quality Officer, IT/System Administrator, Operations Manager, Executive), permission summary per role, effective date; active backup-approver designations and their covering period</w:t>
             </w:r>
           </w:p>
         </w:tc>
@@ -30503,7 +30652,7 @@
                 <w:sz w:val="18"/>
                 <w:szCs w:val="18"/>
               </w:rPr>
-              <w:t xml:space="preserve">Assign reviewer; attest access as appropriate; flag access for removal; auto-disable a dormant account flagged beyond the inactivity window if the reviewer takes no action by cycle close; re-justify (or revoke) an out-of-catalog permission each cycle rather than bulk-attesting it with the rest of the role; conduct the expedited review for a break-glass access grant on its shorter cadence; bulk-remind pending reviewers; close review cycle</w:t>
+              <w:t xml:space="preserve">Add/remove role; preview resulting permission set; apply change; require secondary approval for high-privilege roles (Finance Manager, Executive, IT Administrator); designate a time-boxed Backup Finance Manager or Backup Customer Success Lead with a defined start/end date; raise a role-catalog change request (e.g., proposing a new role or a change to what an existing role's permission set includes) when a needed assignment doesn't fit any available role, routed to the System Configuration/Change-Request screen (4.4) rather than worked around with an ad hoc permission grant</w:t>
             </w:r>
           </w:p>
         </w:tc>
@@ -30548,7 +30697,7 @@
                 <w:sz w:val="18"/>
                 <w:szCs w:val="18"/>
               </w:rPr>
-              <w:t xml:space="preserve">From: User Account List/Management or scheduled reminder. To: Role Assignment screen (to act on flagged removals)</w:t>
+              <w:t xml:space="preserve">From: User Account List/Management. To: User Account List/Management; Access Review screen; System Configuration/Change-Request screen (4.4, for a raised role-catalog change request)</w:t>
             </w:r>
           </w:p>
         </w:tc>
@@ -30593,52 +30742,7 @@
                 <w:sz w:val="18"/>
                 <w:szCs w:val="18"/>
               </w:rPr>
-              <w:t xml:space="preserve">Cannot close review cycle with outstanding unattested accounts; flagged-for-removal items require follow-up action logged before cycle closes; a dormant account not explicitly re-attested or acted on by cycle close is auto-disabled rather than left dormant into the next cycle; an out-of-catalog permission cannot be attested by inheriting the role's overall attestation — it requires its own explicit re-justification entry every cycle; a break-glass grant not reviewed within its shorter expedited window is flagged as overdue independently of the standard cycle's own due date</w:t>
-            </w:r>
-          </w:p>
-        </w:tc>
-      </w:tr>
-      <w:tr>
-        <w:trPr>
-          <w:cantSplit/>
-        </w:trPr>
-        <w:tc>
-          <w:tcPr>
-            <w:tcW w:type="dxa" w:w="4680"/>
-            <w:tcMar>
-              <w:top w:type="dxa" w:w="90"/>
-              <w:left w:type="dxa" w:w="110"/>
-              <w:bottom w:type="dxa" w:w="90"/>
-              <w:right w:type="dxa" w:w="110"/>
-            </w:tcMar>
-          </w:tcPr>
-          <w:p>
-            <w:r>
-              <w:rPr>
-                <w:sz w:val="18"/>
-                <w:szCs w:val="18"/>
-              </w:rPr>
-              <w:t xml:space="preserve">Empty state</w:t>
-            </w:r>
-          </w:p>
-        </w:tc>
-        <w:tc>
-          <w:tcPr>
-            <w:tcW w:type="dxa" w:w="4680"/>
-            <w:tcMar>
-              <w:top w:type="dxa" w:w="90"/>
-              <w:left w:type="dxa" w:w="110"/>
-              <w:bottom w:type="dxa" w:w="90"/>
-              <w:right w:type="dxa" w:w="110"/>
-            </w:tcMar>
-          </w:tcPr>
-          <w:p>
-            <w:r>
-              <w:rPr>
-                <w:sz w:val="18"/>
-                <w:szCs w:val="18"/>
-              </w:rPr>
-              <w:t xml:space="preserve">"All accounts attested" as a positive confirmation state once a cycle completes cleanly</w:t>
+              <w:t xml:space="preserve">Assigning conflicting roles (e.g., Billing Officer plus Finance Manager approval authority on own submissions) triggers segregation-of-duties warning; high-privilege assignment requires second admin sign-off; a backup-approver designation with no end date is rejected, since it must be time-boxed by design</w:t>
             </w:r>
           </w:p>
         </w:tc>
@@ -30659,7 +30763,7 @@
         <w:pStyle w:val="Heading2"/>
       </w:pPr>
       <w:r>
-        <w:t xml:space="preserve">4.4 System Configuration / Change-Request Screen</w:t>
+        <w:t xml:space="preserve">4.3 Access Review Screen (Periodic Attestation)</w:t>
       </w:r>
     </w:p>
     <w:tbl>
@@ -30772,7 +30876,7 @@
                 <w:sz w:val="18"/>
                 <w:szCs w:val="18"/>
               </w:rPr>
-              <w:t xml:space="preserve">IT/System Administrator</w:t>
+              <w:t xml:space="preserve">IT/System Administrator (runs/manages review); role owners (e.g., Finance Manager, Compliance Officer) attest to their team's access as reviewers within this screen</w:t>
             </w:r>
           </w:p>
         </w:tc>
@@ -30817,7 +30921,7 @@
                 <w:sz w:val="18"/>
                 <w:szCs w:val="18"/>
               </w:rPr>
-              <w:t xml:space="preserve">Submit, approve, and track requests to change platform configuration (e.g., new branch setup, integration settings, workflow rules).</w:t>
+              <w:t xml:space="preserve">Conduct periodic attestation that each User Account's current access remains appropriate.</w:t>
             </w:r>
           </w:p>
         </w:tc>
@@ -30862,7 +30966,7 @@
                 <w:sz w:val="18"/>
                 <w:szCs w:val="18"/>
               </w:rPr>
-              <w:t xml:space="preserve">Change Request ID, requested change description, requesting module/role (including a role-catalog change request raised from Role Assignment, 4.2), risk level, approval status, implementation date, rollback plan, test-in-non-production evidence (confirmation and reference that the change was validated in a non-production environment before implementation, required for anything above the lowest risk tier), a full before/after configuration-state log capturing the actual setting values changed (not just the free-text description of intent), a post-change monitoring-window state (Monitoring, Monitoring Complete — Stable, Monitoring Complete — Rolled Back) tracked for a defined period after implementation rather than closing the request the instant the change goes live; a Change Calendar view showing all scheduled/in-flight changes across a date range together, to catch two changes that would conflict if implemented at the same time</w:t>
+              <w:t xml:space="preserve">Review cycle period, User Account list with current roles, assigned reviewer/attester, attestation status (Pending, Attested, Flagged for Removal), last review date; a dormancy auto-flag on any account with no login activity beyond a defined inactivity window, surfaced for the reviewer's attention rather than waiting for the next full cycle to notice; an out-of-catalog permission indicator on any account holding a permission that falls outside its assigned role's standard catalog set, requiring the reviewer to re-justify that specific grant every cycle rather than it silently continuing to be attested alongside the rest of the role; an expedited-review category for break-glass access grants, reviewed on a shorter cadence than the standard cycle given their elevated risk</w:t>
             </w:r>
           </w:p>
         </w:tc>
@@ -30907,7 +31011,7 @@
                 <w:sz w:val="18"/>
                 <w:szCs w:val="18"/>
               </w:rPr>
-              <w:t xml:space="preserve">Submit change request; assess risk; attach test-in-non-production evidence; record the before/after configuration-state log; approve/reject; schedule implementation, checked against the Change Calendar for conflicting concurrent changes; record rollback if needed; track the post-change monitoring window and mark it Stable or Rolled Back at its conclusion; close request</w:t>
+              <w:t xml:space="preserve">Assign reviewer; attest access as appropriate; flag access for removal; auto-disable a dormant account flagged beyond the inactivity window if the reviewer takes no action by cycle close; re-justify (or revoke) an out-of-catalog permission each cycle rather than bulk-attesting it with the rest of the role; conduct the expedited review for a break-glass access grant on its shorter cadence; bulk-remind pending reviewers; close review cycle</w:t>
             </w:r>
           </w:p>
         </w:tc>
@@ -30952,7 +31056,7 @@
                 <w:sz w:val="18"/>
                 <w:szCs w:val="18"/>
               </w:rPr>
-              <w:t xml:space="preserve">From: module launcher or request raised from another module (e.g., Finance requesting new payer integration; IT/System Administrator raising a role-catalog change from Role Assignment, 4.2); receives the initiating request from the New Region/Branch Launch Wizard (5.6) for the technical/geofence configuration steps in that journey. To: none downstream within this screen set (terminal administrative record)</w:t>
+              <w:t xml:space="preserve">From: User Account List/Management or scheduled reminder. To: Role Assignment screen (to act on flagged removals)</w:t>
             </w:r>
           </w:p>
         </w:tc>
@@ -30997,7 +31101,7 @@
                 <w:sz w:val="18"/>
                 <w:szCs w:val="18"/>
               </w:rPr>
-              <w:t xml:space="preserve">High-risk changes require documented rollback plan before approval; cannot implement without recorded approval; a change above the lowest risk tier cannot be approved without attached test-in-non-production evidence; cannot close a request while its post-change monitoring window is still open; the Change Calendar flags a newly scheduled change that overlaps another change's monitoring window or implementation slot on the same system, requiring explicit acknowledgment before scheduling proceeds</w:t>
+              <w:t xml:space="preserve">Cannot close review cycle with outstanding unattested accounts; flagged-for-removal items require follow-up action logged before cycle closes; a dormant account not explicitly re-attested or acted on by cycle close is auto-disabled rather than left dormant into the next cycle; an out-of-catalog permission cannot be attested by inheriting the role's overall attestation — it requires its own explicit re-justification entry every cycle; a break-glass grant not reviewed within its shorter expedited window is flagged as overdue independently of the standard cycle's own due date</w:t>
             </w:r>
           </w:p>
         </w:tc>
@@ -31042,7 +31146,7 @@
                 <w:sz w:val="18"/>
                 <w:szCs w:val="18"/>
               </w:rPr>
-              <w:t xml:space="preserve">"No open change requests" as a positive confirmation state</w:t>
+              <w:t xml:space="preserve">"All accounts attested" as a positive confirmation state once a cycle completes cleanly</w:t>
             </w:r>
           </w:p>
         </w:tc>
@@ -31063,7 +31167,7 @@
         <w:pStyle w:val="Heading2"/>
       </w:pPr>
       <w:r>
-        <w:t xml:space="preserve">4.5 Backup / Security Incident Screen</w:t>
+        <w:t xml:space="preserve">4.4 System Configuration / Change-Request Screen</w:t>
       </w:r>
     </w:p>
     <w:tbl>
@@ -31221,6 +31325,410 @@
                 <w:sz w:val="18"/>
                 <w:szCs w:val="18"/>
               </w:rPr>
+              <w:t xml:space="preserve">Submit, approve, and track requests to change platform configuration (e.g., new branch setup, integration settings, workflow rules).</w:t>
+            </w:r>
+          </w:p>
+        </w:tc>
+      </w:tr>
+      <w:tr>
+        <w:trPr>
+          <w:cantSplit/>
+        </w:trPr>
+        <w:tc>
+          <w:tcPr>
+            <w:tcW w:type="dxa" w:w="4680"/>
+            <w:tcMar>
+              <w:top w:type="dxa" w:w="90"/>
+              <w:left w:type="dxa" w:w="110"/>
+              <w:bottom w:type="dxa" w:w="90"/>
+              <w:right w:type="dxa" w:w="110"/>
+            </w:tcMar>
+          </w:tcPr>
+          <w:p>
+            <w:r>
+              <w:rPr>
+                <w:sz w:val="18"/>
+                <w:szCs w:val="18"/>
+              </w:rPr>
+              <w:t xml:space="preserve">Key info displayed</w:t>
+            </w:r>
+          </w:p>
+        </w:tc>
+        <w:tc>
+          <w:tcPr>
+            <w:tcW w:type="dxa" w:w="4680"/>
+            <w:tcMar>
+              <w:top w:type="dxa" w:w="90"/>
+              <w:left w:type="dxa" w:w="110"/>
+              <w:bottom w:type="dxa" w:w="90"/>
+              <w:right w:type="dxa" w:w="110"/>
+            </w:tcMar>
+          </w:tcPr>
+          <w:p>
+            <w:r>
+              <w:rPr>
+                <w:sz w:val="18"/>
+                <w:szCs w:val="18"/>
+              </w:rPr>
+              <w:t xml:space="preserve">Change Request ID, requested change description, requesting module/role (including a role-catalog change request raised from Role Assignment, 4.2), risk level, approval status, implementation date, rollback plan, test-in-non-production evidence (confirmation and reference that the change was validated in a non-production environment before implementation, required for anything above the lowest risk tier), a full before/after configuration-state log capturing the actual setting values changed (not just the free-text description of intent), a post-change monitoring-window state (Monitoring, Monitoring Complete — Stable, Monitoring Complete — Rolled Back) tracked for a defined period after implementation rather than closing the request the instant the change goes live; a Change Calendar view showing all scheduled/in-flight changes across a date range together, to catch two changes that would conflict if implemented at the same time</w:t>
+            </w:r>
+          </w:p>
+        </w:tc>
+      </w:tr>
+      <w:tr>
+        <w:trPr>
+          <w:cantSplit/>
+        </w:trPr>
+        <w:tc>
+          <w:tcPr>
+            <w:tcW w:type="dxa" w:w="4680"/>
+            <w:tcMar>
+              <w:top w:type="dxa" w:w="90"/>
+              <w:left w:type="dxa" w:w="110"/>
+              <w:bottom w:type="dxa" w:w="90"/>
+              <w:right w:type="dxa" w:w="110"/>
+            </w:tcMar>
+          </w:tcPr>
+          <w:p>
+            <w:r>
+              <w:rPr>
+                <w:sz w:val="18"/>
+                <w:szCs w:val="18"/>
+              </w:rPr>
+              <w:t xml:space="preserve">Actions</w:t>
+            </w:r>
+          </w:p>
+        </w:tc>
+        <w:tc>
+          <w:tcPr>
+            <w:tcW w:type="dxa" w:w="4680"/>
+            <w:tcMar>
+              <w:top w:type="dxa" w:w="90"/>
+              <w:left w:type="dxa" w:w="110"/>
+              <w:bottom w:type="dxa" w:w="90"/>
+              <w:right w:type="dxa" w:w="110"/>
+            </w:tcMar>
+          </w:tcPr>
+          <w:p>
+            <w:r>
+              <w:rPr>
+                <w:sz w:val="18"/>
+                <w:szCs w:val="18"/>
+              </w:rPr>
+              <w:t xml:space="preserve">Submit change request; assess risk; attach test-in-non-production evidence; record the before/after configuration-state log; approve/reject; schedule implementation, checked against the Change Calendar for conflicting concurrent changes; record rollback if needed; track the post-change monitoring window and mark it Stable or Rolled Back at its conclusion; close request</w:t>
+            </w:r>
+          </w:p>
+        </w:tc>
+      </w:tr>
+      <w:tr>
+        <w:trPr>
+          <w:cantSplit/>
+        </w:trPr>
+        <w:tc>
+          <w:tcPr>
+            <w:tcW w:type="dxa" w:w="4680"/>
+            <w:tcMar>
+              <w:top w:type="dxa" w:w="90"/>
+              <w:left w:type="dxa" w:w="110"/>
+              <w:bottom w:type="dxa" w:w="90"/>
+              <w:right w:type="dxa" w:w="110"/>
+            </w:tcMar>
+          </w:tcPr>
+          <w:p>
+            <w:r>
+              <w:rPr>
+                <w:sz w:val="18"/>
+                <w:szCs w:val="18"/>
+              </w:rPr>
+              <w:t xml:space="preserve">Navigation</w:t>
+            </w:r>
+          </w:p>
+        </w:tc>
+        <w:tc>
+          <w:tcPr>
+            <w:tcW w:type="dxa" w:w="4680"/>
+            <w:tcMar>
+              <w:top w:type="dxa" w:w="90"/>
+              <w:left w:type="dxa" w:w="110"/>
+              <w:bottom w:type="dxa" w:w="90"/>
+              <w:right w:type="dxa" w:w="110"/>
+            </w:tcMar>
+          </w:tcPr>
+          <w:p>
+            <w:r>
+              <w:rPr>
+                <w:sz w:val="18"/>
+                <w:szCs w:val="18"/>
+              </w:rPr>
+              <w:t xml:space="preserve">From: module launcher or request raised from another module (e.g., Finance requesting new payer integration; IT/System Administrator raising a role-catalog change from Role Assignment, 4.2); receives the initiating request from the New Region/Branch Launch Wizard (5.6) for the technical/geofence configuration steps in that journey. To: none downstream within this screen set (terminal administrative record)</w:t>
+            </w:r>
+          </w:p>
+        </w:tc>
+      </w:tr>
+      <w:tr>
+        <w:trPr>
+          <w:cantSplit/>
+        </w:trPr>
+        <w:tc>
+          <w:tcPr>
+            <w:tcW w:type="dxa" w:w="4680"/>
+            <w:tcMar>
+              <w:top w:type="dxa" w:w="90"/>
+              <w:left w:type="dxa" w:w="110"/>
+              <w:bottom w:type="dxa" w:w="90"/>
+              <w:right w:type="dxa" w:w="110"/>
+            </w:tcMar>
+          </w:tcPr>
+          <w:p>
+            <w:r>
+              <w:rPr>
+                <w:sz w:val="18"/>
+                <w:szCs w:val="18"/>
+              </w:rPr>
+              <w:t xml:space="preserve">Validation/errors</w:t>
+            </w:r>
+          </w:p>
+        </w:tc>
+        <w:tc>
+          <w:tcPr>
+            <w:tcW w:type="dxa" w:w="4680"/>
+            <w:tcMar>
+              <w:top w:type="dxa" w:w="90"/>
+              <w:left w:type="dxa" w:w="110"/>
+              <w:bottom w:type="dxa" w:w="90"/>
+              <w:right w:type="dxa" w:w="110"/>
+            </w:tcMar>
+          </w:tcPr>
+          <w:p>
+            <w:r>
+              <w:rPr>
+                <w:sz w:val="18"/>
+                <w:szCs w:val="18"/>
+              </w:rPr>
+              <w:t xml:space="preserve">High-risk changes require documented rollback plan before approval; cannot implement without recorded approval; a change above the lowest risk tier cannot be approved without attached test-in-non-production evidence; cannot close a request while its post-change monitoring window is still open; the Change Calendar flags a newly scheduled change that overlaps another change's monitoring window or implementation slot on the same system, requiring explicit acknowledgment before scheduling proceeds</w:t>
+            </w:r>
+          </w:p>
+        </w:tc>
+      </w:tr>
+      <w:tr>
+        <w:trPr>
+          <w:cantSplit/>
+        </w:trPr>
+        <w:tc>
+          <w:tcPr>
+            <w:tcW w:type="dxa" w:w="4680"/>
+            <w:tcMar>
+              <w:top w:type="dxa" w:w="90"/>
+              <w:left w:type="dxa" w:w="110"/>
+              <w:bottom w:type="dxa" w:w="90"/>
+              <w:right w:type="dxa" w:w="110"/>
+            </w:tcMar>
+          </w:tcPr>
+          <w:p>
+            <w:r>
+              <w:rPr>
+                <w:sz w:val="18"/>
+                <w:szCs w:val="18"/>
+              </w:rPr>
+              <w:t xml:space="preserve">Empty state</w:t>
+            </w:r>
+          </w:p>
+        </w:tc>
+        <w:tc>
+          <w:tcPr>
+            <w:tcW w:type="dxa" w:w="4680"/>
+            <w:tcMar>
+              <w:top w:type="dxa" w:w="90"/>
+              <w:left w:type="dxa" w:w="110"/>
+              <w:bottom w:type="dxa" w:w="90"/>
+              <w:right w:type="dxa" w:w="110"/>
+            </w:tcMar>
+          </w:tcPr>
+          <w:p>
+            <w:r>
+              <w:rPr>
+                <w:sz w:val="18"/>
+                <w:szCs w:val="18"/>
+              </w:rPr>
+              <w:t xml:space="preserve">"No open change requests" as a positive confirmation state</w:t>
+            </w:r>
+          </w:p>
+        </w:tc>
+      </w:tr>
+    </w:tbl>
+    <w:p>
+      <w:pPr>
+        <w:spacing w:after="160"/>
+      </w:pPr>
+    </w:p>
+    <w:p>
+      <w:r>
+        <w:br w:type="page"/>
+      </w:r>
+    </w:p>
+    <w:p>
+      <w:pPr>
+        <w:pStyle w:val="Heading2"/>
+      </w:pPr>
+      <w:r>
+        <w:t xml:space="preserve">4.5 Backup / Security Incident Screen</w:t>
+      </w:r>
+    </w:p>
+    <w:tbl>
+      <w:tblPr>
+        <w:tblW w:type="dxa" w:w="9360"/>
+        <w:tblBorders>
+          <w:top w:val="single" w:color="D8D2C2" w:sz="4"/>
+          <w:left w:val="single" w:color="D8D2C2" w:sz="4"/>
+          <w:bottom w:val="single" w:color="D8D2C2" w:sz="4"/>
+          <w:right w:val="single" w:color="D8D2C2" w:sz="4"/>
+          <w:insideH w:val="single" w:color="D8D2C2" w:sz="4"/>
+          <w:insideV w:val="single" w:color="D8D2C2" w:sz="4"/>
+        </w:tblBorders>
+      </w:tblPr>
+      <w:tblGrid>
+        <w:gridCol w:w="4680"/>
+        <w:gridCol w:w="4680"/>
+      </w:tblGrid>
+      <w:tr>
+        <w:trPr>
+          <w:cantSplit/>
+          <w:tblHeader/>
+        </w:trPr>
+        <w:tc>
+          <w:tcPr>
+            <w:tcW w:type="dxa" w:w="4680"/>
+            <w:shd w:fill="16423C" w:val="clear"/>
+            <w:tcMar>
+              <w:top w:type="dxa" w:w="90"/>
+              <w:left w:type="dxa" w:w="110"/>
+              <w:bottom w:type="dxa" w:w="90"/>
+              <w:right w:type="dxa" w:w="110"/>
+            </w:tcMar>
+          </w:tcPr>
+          <w:p>
+            <w:r>
+              <w:rPr>
+                <w:b/>
+                <w:bCs/>
+                <w:color w:val="FFFFFF"/>
+                <w:sz w:val="18"/>
+                <w:szCs w:val="18"/>
+              </w:rPr>
+              <w:t xml:space="preserve">Field</w:t>
+            </w:r>
+          </w:p>
+        </w:tc>
+        <w:tc>
+          <w:tcPr>
+            <w:tcW w:type="dxa" w:w="4680"/>
+            <w:shd w:fill="16423C" w:val="clear"/>
+            <w:tcMar>
+              <w:top w:type="dxa" w:w="90"/>
+              <w:left w:type="dxa" w:w="110"/>
+              <w:bottom w:type="dxa" w:w="90"/>
+              <w:right w:type="dxa" w:w="110"/>
+            </w:tcMar>
+          </w:tcPr>
+          <w:p>
+            <w:r>
+              <w:rPr>
+                <w:b/>
+                <w:bCs/>
+                <w:color w:val="FFFFFF"/>
+                <w:sz w:val="18"/>
+                <w:szCs w:val="18"/>
+              </w:rPr>
+              <w:t xml:space="preserve">Detail</w:t>
+            </w:r>
+          </w:p>
+        </w:tc>
+      </w:tr>
+      <w:tr>
+        <w:trPr>
+          <w:cantSplit/>
+        </w:trPr>
+        <w:tc>
+          <w:tcPr>
+            <w:tcW w:type="dxa" w:w="4680"/>
+            <w:tcMar>
+              <w:top w:type="dxa" w:w="90"/>
+              <w:left w:type="dxa" w:w="110"/>
+              <w:bottom w:type="dxa" w:w="90"/>
+              <w:right w:type="dxa" w:w="110"/>
+            </w:tcMar>
+          </w:tcPr>
+          <w:p>
+            <w:r>
+              <w:rPr>
+                <w:sz w:val="18"/>
+                <w:szCs w:val="18"/>
+              </w:rPr>
+              <w:t xml:space="preserve">Roles</w:t>
+            </w:r>
+          </w:p>
+        </w:tc>
+        <w:tc>
+          <w:tcPr>
+            <w:tcW w:type="dxa" w:w="4680"/>
+            <w:tcMar>
+              <w:top w:type="dxa" w:w="90"/>
+              <w:left w:type="dxa" w:w="110"/>
+              <w:bottom w:type="dxa" w:w="90"/>
+              <w:right w:type="dxa" w:w="110"/>
+            </w:tcMar>
+          </w:tcPr>
+          <w:p>
+            <w:r>
+              <w:rPr>
+                <w:sz w:val="18"/>
+                <w:szCs w:val="18"/>
+              </w:rPr>
+              <w:t xml:space="preserve">IT/System Administrator</w:t>
+            </w:r>
+          </w:p>
+        </w:tc>
+      </w:tr>
+      <w:tr>
+        <w:trPr>
+          <w:cantSplit/>
+        </w:trPr>
+        <w:tc>
+          <w:tcPr>
+            <w:tcW w:type="dxa" w:w="4680"/>
+            <w:tcMar>
+              <w:top w:type="dxa" w:w="90"/>
+              <w:left w:type="dxa" w:w="110"/>
+              <w:bottom w:type="dxa" w:w="90"/>
+              <w:right w:type="dxa" w:w="110"/>
+            </w:tcMar>
+          </w:tcPr>
+          <w:p>
+            <w:r>
+              <w:rPr>
+                <w:sz w:val="18"/>
+                <w:szCs w:val="18"/>
+              </w:rPr>
+              <w:t xml:space="preserve">Purpose</w:t>
+            </w:r>
+          </w:p>
+        </w:tc>
+        <w:tc>
+          <w:tcPr>
+            <w:tcW w:type="dxa" w:w="4680"/>
+            <w:tcMar>
+              <w:top w:type="dxa" w:w="90"/>
+              <w:left w:type="dxa" w:w="110"/>
+              <w:bottom w:type="dxa" w:w="90"/>
+              <w:right w:type="dxa" w:w="110"/>
+            </w:tcMar>
+          </w:tcPr>
+          <w:p>
+            <w:r>
+              <w:rPr>
+                <w:sz w:val="18"/>
+                <w:szCs w:val="18"/>
+              </w:rPr>
               <w:t xml:space="preserve">Track system backup status and manage security incident response (distinct from clinical Incident Case); and, as a clearly-scoped second half of this screen, run and document the Backup/Restore Drill program — the rotating-schedule exercise of actually restoring a backup into an isolated environment and measuring the result against this platform's already-defined per-subsystem RTO/RPO targets, not just confirming that a backup job completed.</w:t>
             </w:r>
           </w:p>
@@ -31447,6 +31955,814 @@
                 <w:szCs w:val="18"/>
               </w:rPr>
               <w:t xml:space="preserve">Security incident list shows "No open security incidents" as a positive confirmation state; the backup job log is never empty by design (it always shows the most recent scheduled run, success or failure); the Backup/Restore Drill sub-section is likewise never empty — even between drills it shows the next scheduled drill and its position in the rotating plan, so the drill program itself is never mistaken for unconfigured or absent</w:t>
+            </w:r>
+          </w:p>
+        </w:tc>
+      </w:tr>
+    </w:tbl>
+    <w:p>
+      <w:pPr>
+        <w:spacing w:after="160"/>
+      </w:pPr>
+    </w:p>
+    <w:p>
+      <w:r>
+        <w:br w:type="page"/>
+      </w:r>
+    </w:p>
+    <w:p>
+      <w:pPr>
+        <w:pStyle w:val="Heading2"/>
+      </w:pPr>
+      <w:r>
+        <w:t xml:space="preserve">4.6 Security Operations and Vulnerability Management</w:t>
+      </w:r>
+    </w:p>
+    <w:tbl>
+      <w:tblPr>
+        <w:tblW w:type="dxa" w:w="9360"/>
+        <w:tblBorders>
+          <w:top w:val="single" w:color="D8D2C2" w:sz="4"/>
+          <w:left w:val="single" w:color="D8D2C2" w:sz="4"/>
+          <w:bottom w:val="single" w:color="D8D2C2" w:sz="4"/>
+          <w:right w:val="single" w:color="D8D2C2" w:sz="4"/>
+          <w:insideH w:val="single" w:color="D8D2C2" w:sz="4"/>
+          <w:insideV w:val="single" w:color="D8D2C2" w:sz="4"/>
+        </w:tblBorders>
+      </w:tblPr>
+      <w:tblGrid>
+        <w:gridCol w:w="4680"/>
+        <w:gridCol w:w="4680"/>
+      </w:tblGrid>
+      <w:tr>
+        <w:trPr>
+          <w:cantSplit/>
+          <w:tblHeader/>
+        </w:trPr>
+        <w:tc>
+          <w:tcPr>
+            <w:tcW w:type="dxa" w:w="4680"/>
+            <w:shd w:fill="16423C" w:val="clear"/>
+            <w:tcMar>
+              <w:top w:type="dxa" w:w="90"/>
+              <w:left w:type="dxa" w:w="110"/>
+              <w:bottom w:type="dxa" w:w="90"/>
+              <w:right w:type="dxa" w:w="110"/>
+            </w:tcMar>
+          </w:tcPr>
+          <w:p>
+            <w:r>
+              <w:rPr>
+                <w:b/>
+                <w:bCs/>
+                <w:color w:val="FFFFFF"/>
+                <w:sz w:val="18"/>
+                <w:szCs w:val="18"/>
+              </w:rPr>
+              <w:t xml:space="preserve">Field</w:t>
+            </w:r>
+          </w:p>
+        </w:tc>
+        <w:tc>
+          <w:tcPr>
+            <w:tcW w:type="dxa" w:w="4680"/>
+            <w:shd w:fill="16423C" w:val="clear"/>
+            <w:tcMar>
+              <w:top w:type="dxa" w:w="90"/>
+              <w:left w:type="dxa" w:w="110"/>
+              <w:bottom w:type="dxa" w:w="90"/>
+              <w:right w:type="dxa" w:w="110"/>
+            </w:tcMar>
+          </w:tcPr>
+          <w:p>
+            <w:r>
+              <w:rPr>
+                <w:b/>
+                <w:bCs/>
+                <w:color w:val="FFFFFF"/>
+                <w:sz w:val="18"/>
+                <w:szCs w:val="18"/>
+              </w:rPr>
+              <w:t xml:space="preserve">Detail</w:t>
+            </w:r>
+          </w:p>
+        </w:tc>
+      </w:tr>
+      <w:tr>
+        <w:trPr>
+          <w:cantSplit/>
+        </w:trPr>
+        <w:tc>
+          <w:tcPr>
+            <w:tcW w:type="dxa" w:w="4680"/>
+            <w:tcMar>
+              <w:top w:type="dxa" w:w="90"/>
+              <w:left w:type="dxa" w:w="110"/>
+              <w:bottom w:type="dxa" w:w="90"/>
+              <w:right w:type="dxa" w:w="110"/>
+            </w:tcMar>
+          </w:tcPr>
+          <w:p>
+            <w:r>
+              <w:rPr>
+                <w:sz w:val="18"/>
+                <w:szCs w:val="18"/>
+              </w:rPr>
+              <w:t xml:space="preserve">Roles</w:t>
+            </w:r>
+          </w:p>
+        </w:tc>
+        <w:tc>
+          <w:tcPr>
+            <w:tcW w:type="dxa" w:w="4680"/>
+            <w:tcMar>
+              <w:top w:type="dxa" w:w="90"/>
+              <w:left w:type="dxa" w:w="110"/>
+              <w:bottom w:type="dxa" w:w="90"/>
+              <w:right w:type="dxa" w:w="110"/>
+            </w:tcMar>
+          </w:tcPr>
+          <w:p>
+            <w:r>
+              <w:rPr>
+                <w:sz w:val="18"/>
+                <w:szCs w:val="18"/>
+              </w:rPr>
+              <w:t xml:space="preserve">IT/System Administrator (owns scanning, patching, and remediation routing); Compliance/Clinical Quality Officer (oversight visibility)</w:t>
+            </w:r>
+          </w:p>
+        </w:tc>
+      </w:tr>
+      <w:tr>
+        <w:trPr>
+          <w:cantSplit/>
+        </w:trPr>
+        <w:tc>
+          <w:tcPr>
+            <w:tcW w:type="dxa" w:w="4680"/>
+            <w:tcMar>
+              <w:top w:type="dxa" w:w="90"/>
+              <w:left w:type="dxa" w:w="110"/>
+              <w:bottom w:type="dxa" w:w="90"/>
+              <w:right w:type="dxa" w:w="110"/>
+            </w:tcMar>
+          </w:tcPr>
+          <w:p>
+            <w:r>
+              <w:rPr>
+                <w:sz w:val="18"/>
+                <w:szCs w:val="18"/>
+              </w:rPr>
+              <w:t xml:space="preserve">Purpose</w:t>
+            </w:r>
+          </w:p>
+        </w:tc>
+        <w:tc>
+          <w:tcPr>
+            <w:tcW w:type="dxa" w:w="4680"/>
+            <w:tcMar>
+              <w:top w:type="dxa" w:w="90"/>
+              <w:left w:type="dxa" w:w="110"/>
+              <w:bottom w:type="dxa" w:w="90"/>
+              <w:right w:type="dxa" w:w="110"/>
+            </w:tcMar>
+          </w:tcPr>
+          <w:p>
+            <w:r>
+              <w:rPr>
+                <w:sz w:val="18"/>
+                <w:szCs w:val="18"/>
+              </w:rPr>
+              <w:t xml:space="preserve">Run proactive security operations — vulnerability scanning, patch management against a defined SLA, and penetration testing — closing the gap left by the Backup/Security Incident Screen (4.5), which is entirely reactive incident response with no screen of its own for finding and fixing a vulnerability before it is exploited.</w:t>
+            </w:r>
+          </w:p>
+        </w:tc>
+      </w:tr>
+      <w:tr>
+        <w:trPr>
+          <w:cantSplit/>
+        </w:trPr>
+        <w:tc>
+          <w:tcPr>
+            <w:tcW w:type="dxa" w:w="4680"/>
+            <w:tcMar>
+              <w:top w:type="dxa" w:w="90"/>
+              <w:left w:type="dxa" w:w="110"/>
+              <w:bottom w:type="dxa" w:w="90"/>
+              <w:right w:type="dxa" w:w="110"/>
+            </w:tcMar>
+          </w:tcPr>
+          <w:p>
+            <w:r>
+              <w:rPr>
+                <w:sz w:val="18"/>
+                <w:szCs w:val="18"/>
+              </w:rPr>
+              <w:t xml:space="preserve">Key info displayed</w:t>
+            </w:r>
+          </w:p>
+        </w:tc>
+        <w:tc>
+          <w:tcPr>
+            <w:tcW w:type="dxa" w:w="4680"/>
+            <w:tcMar>
+              <w:top w:type="dxa" w:w="90"/>
+              <w:left w:type="dxa" w:w="110"/>
+              <w:bottom w:type="dxa" w:w="90"/>
+              <w:right w:type="dxa" w:w="110"/>
+            </w:tcMar>
+          </w:tcPr>
+          <w:p>
+            <w:r>
+              <w:rPr>
+                <w:sz w:val="18"/>
+                <w:szCs w:val="18"/>
+              </w:rPr>
+              <w:t xml:space="preserve">A vulnerability-scan findings queue: finding, severity (Critical, High, Medium, Low), affected system/component, discovery date, status (Open, In Remediation, Routed to Change Request, Routed to Incident Case, Resolved, Accepted Risk); a patch-management tracker measuring each finding's age against its severity's SLA — Critical 7 days, High 30 days, Medium 60 days, Low 90 days, matching the platform's existing 90/60/30/7-day house style already used for credential and license expiry cadences (3.3, 3.12); a penetration-testing schedule and findings log, run annually or triggered by a major platform change; for a finding routed onward, the linked Change Request ID and its live status (cross-referencing the System Configuration/Change-Request Screen, 4.4, by name) or the linked Incident Case ID and its live status (cross-referencing the Incident Case Investigation Screen, 3.1, by name) for an actively-exploited finding; a third-party/vendor-controlled flag on any finding whose remediation is outside AFC's own control, with a vendor-confirmation-of-resolution field</w:t>
+            </w:r>
+          </w:p>
+        </w:tc>
+      </w:tr>
+      <w:tr>
+        <w:trPr>
+          <w:cantSplit/>
+        </w:trPr>
+        <w:tc>
+          <w:tcPr>
+            <w:tcW w:type="dxa" w:w="4680"/>
+            <w:tcMar>
+              <w:top w:type="dxa" w:w="90"/>
+              <w:left w:type="dxa" w:w="110"/>
+              <w:bottom w:type="dxa" w:w="90"/>
+              <w:right w:type="dxa" w:w="110"/>
+            </w:tcMar>
+          </w:tcPr>
+          <w:p>
+            <w:r>
+              <w:rPr>
+                <w:sz w:val="18"/>
+                <w:szCs w:val="18"/>
+              </w:rPr>
+              <w:t xml:space="preserve">Actions</w:t>
+            </w:r>
+          </w:p>
+        </w:tc>
+        <w:tc>
+          <w:tcPr>
+            <w:tcW w:type="dxa" w:w="4680"/>
+            <w:tcMar>
+              <w:top w:type="dxa" w:w="90"/>
+              <w:left w:type="dxa" w:w="110"/>
+              <w:bottom w:type="dxa" w:w="90"/>
+              <w:right w:type="dxa" w:w="110"/>
+            </w:tcMar>
+          </w:tcPr>
+          <w:p>
+            <w:r>
+              <w:rPr>
+                <w:sz w:val="18"/>
+                <w:szCs w:val="18"/>
+              </w:rPr>
+              <w:t xml:space="preserve">Log or import a vulnerability-scan finding; classify severity, which starts the SLA clock; route a finding to the System Configuration/Change-Request Screen (4.4) for a standard remediation change; route a finding to the Incident Case Investigation Screen (3.1) instead, if it is actively being exploited; flag a finding as third-party/vendor-controlled and log vendor notification; record the vendor's confirmation of resolution; schedule and log a penetration test and its findings; close a finding (blocked for a vendor-controlled finding until vendor confirmation is recorded)</w:t>
+            </w:r>
+          </w:p>
+        </w:tc>
+      </w:tr>
+      <w:tr>
+        <w:trPr>
+          <w:cantSplit/>
+        </w:trPr>
+        <w:tc>
+          <w:tcPr>
+            <w:tcW w:type="dxa" w:w="4680"/>
+            <w:tcMar>
+              <w:top w:type="dxa" w:w="90"/>
+              <w:left w:type="dxa" w:w="110"/>
+              <w:bottom w:type="dxa" w:w="90"/>
+              <w:right w:type="dxa" w:w="110"/>
+            </w:tcMar>
+          </w:tcPr>
+          <w:p>
+            <w:r>
+              <w:rPr>
+                <w:sz w:val="18"/>
+                <w:szCs w:val="18"/>
+              </w:rPr>
+              <w:t xml:space="preserve">Navigation</w:t>
+            </w:r>
+          </w:p>
+        </w:tc>
+        <w:tc>
+          <w:tcPr>
+            <w:tcW w:type="dxa" w:w="4680"/>
+            <w:tcMar>
+              <w:top w:type="dxa" w:w="90"/>
+              <w:left w:type="dxa" w:w="110"/>
+              <w:bottom w:type="dxa" w:w="90"/>
+              <w:right w:type="dxa" w:w="110"/>
+            </w:tcMar>
+          </w:tcPr>
+          <w:p>
+            <w:r>
+              <w:rPr>
+                <w:sz w:val="18"/>
+                <w:szCs w:val="18"/>
+              </w:rPr>
+              <w:t xml:space="preserve">From: module launcher, or an automated scan-tool feed. To: System Configuration/Change-Request Screen (4.4, for routed remediation — this screen links out to it rather than duplicating its fields); Incident Case Investigation Screen (3.1, for an actively-exploited finding — likewise linked out to, not duplicated)</w:t>
+            </w:r>
+          </w:p>
+        </w:tc>
+      </w:tr>
+      <w:tr>
+        <w:trPr>
+          <w:cantSplit/>
+        </w:trPr>
+        <w:tc>
+          <w:tcPr>
+            <w:tcW w:type="dxa" w:w="4680"/>
+            <w:tcMar>
+              <w:top w:type="dxa" w:w="90"/>
+              <w:left w:type="dxa" w:w="110"/>
+              <w:bottom w:type="dxa" w:w="90"/>
+              <w:right w:type="dxa" w:w="110"/>
+            </w:tcMar>
+          </w:tcPr>
+          <w:p>
+            <w:r>
+              <w:rPr>
+                <w:sz w:val="18"/>
+                <w:szCs w:val="18"/>
+              </w:rPr>
+              <w:t xml:space="preserve">Validation/errors</w:t>
+            </w:r>
+          </w:p>
+        </w:tc>
+        <w:tc>
+          <w:tcPr>
+            <w:tcW w:type="dxa" w:w="4680"/>
+            <w:tcMar>
+              <w:top w:type="dxa" w:w="90"/>
+              <w:left w:type="dxa" w:w="110"/>
+              <w:bottom w:type="dxa" w:w="90"/>
+              <w:right w:type="dxa" w:w="110"/>
+            </w:tcMar>
+          </w:tcPr>
+          <w:p>
+            <w:r>
+              <w:rPr>
+                <w:sz w:val="18"/>
+                <w:szCs w:val="18"/>
+              </w:rPr>
+              <w:t xml:space="preserve">A finding past its severity's SLA threshold auto-flags overdue, mirroring the alert-cadence pattern already used on 3.3 and 3.12; a finding routed to a Change Request or an Incident Case continues to show that linked record's live status inline on this screen rather than going silent once routed; a third-party/vendor-controlled finding cannot be closed — it stays open and tracked until the vendor confirms resolution, regardless of how much time has passed; a Critical finding cannot be marked Resolved without either a completed patch record or a closure reference from its linked Change Request/Incident Case</w:t>
+            </w:r>
+          </w:p>
+        </w:tc>
+      </w:tr>
+      <w:tr>
+        <w:trPr>
+          <w:cantSplit/>
+        </w:trPr>
+        <w:tc>
+          <w:tcPr>
+            <w:tcW w:type="dxa" w:w="4680"/>
+            <w:tcMar>
+              <w:top w:type="dxa" w:w="90"/>
+              <w:left w:type="dxa" w:w="110"/>
+              <w:bottom w:type="dxa" w:w="90"/>
+              <w:right w:type="dxa" w:w="110"/>
+            </w:tcMar>
+          </w:tcPr>
+          <w:p>
+            <w:r>
+              <w:rPr>
+                <w:sz w:val="18"/>
+                <w:szCs w:val="18"/>
+              </w:rPr>
+              <w:t xml:space="preserve">Empty state</w:t>
+            </w:r>
+          </w:p>
+        </w:tc>
+        <w:tc>
+          <w:tcPr>
+            <w:tcW w:type="dxa" w:w="4680"/>
+            <w:tcMar>
+              <w:top w:type="dxa" w:w="90"/>
+              <w:left w:type="dxa" w:w="110"/>
+              <w:bottom w:type="dxa" w:w="90"/>
+              <w:right w:type="dxa" w:w="110"/>
+            </w:tcMar>
+          </w:tcPr>
+          <w:p>
+            <w:r>
+              <w:rPr>
+                <w:sz w:val="18"/>
+                <w:szCs w:val="18"/>
+              </w:rPr>
+              <w:t xml:space="preserve">"No open vulnerability findings" as a positive confirmation state</w:t>
+            </w:r>
+          </w:p>
+        </w:tc>
+      </w:tr>
+    </w:tbl>
+    <w:p>
+      <w:pPr>
+        <w:spacing w:after="160"/>
+      </w:pPr>
+    </w:p>
+    <w:p>
+      <w:r>
+        <w:br w:type="page"/>
+      </w:r>
+    </w:p>
+    <w:p>
+      <w:pPr>
+        <w:pStyle w:val="Heading2"/>
+      </w:pPr>
+      <w:r>
+        <w:t xml:space="preserve">4.7 IT Asset Management for Field Devices</w:t>
+      </w:r>
+    </w:p>
+    <w:tbl>
+      <w:tblPr>
+        <w:tblW w:type="dxa" w:w="9360"/>
+        <w:tblBorders>
+          <w:top w:val="single" w:color="D8D2C2" w:sz="4"/>
+          <w:left w:val="single" w:color="D8D2C2" w:sz="4"/>
+          <w:bottom w:val="single" w:color="D8D2C2" w:sz="4"/>
+          <w:right w:val="single" w:color="D8D2C2" w:sz="4"/>
+          <w:insideH w:val="single" w:color="D8D2C2" w:sz="4"/>
+          <w:insideV w:val="single" w:color="D8D2C2" w:sz="4"/>
+        </w:tblBorders>
+      </w:tblPr>
+      <w:tblGrid>
+        <w:gridCol w:w="4680"/>
+        <w:gridCol w:w="4680"/>
+      </w:tblGrid>
+      <w:tr>
+        <w:trPr>
+          <w:cantSplit/>
+          <w:tblHeader/>
+        </w:trPr>
+        <w:tc>
+          <w:tcPr>
+            <w:tcW w:type="dxa" w:w="4680"/>
+            <w:shd w:fill="16423C" w:val="clear"/>
+            <w:tcMar>
+              <w:top w:type="dxa" w:w="90"/>
+              <w:left w:type="dxa" w:w="110"/>
+              <w:bottom w:type="dxa" w:w="90"/>
+              <w:right w:type="dxa" w:w="110"/>
+            </w:tcMar>
+          </w:tcPr>
+          <w:p>
+            <w:r>
+              <w:rPr>
+                <w:b/>
+                <w:bCs/>
+                <w:color w:val="FFFFFF"/>
+                <w:sz w:val="18"/>
+                <w:szCs w:val="18"/>
+              </w:rPr>
+              <w:t xml:space="preserve">Field</w:t>
+            </w:r>
+          </w:p>
+        </w:tc>
+        <w:tc>
+          <w:tcPr>
+            <w:tcW w:type="dxa" w:w="4680"/>
+            <w:shd w:fill="16423C" w:val="clear"/>
+            <w:tcMar>
+              <w:top w:type="dxa" w:w="90"/>
+              <w:left w:type="dxa" w:w="110"/>
+              <w:bottom w:type="dxa" w:w="90"/>
+              <w:right w:type="dxa" w:w="110"/>
+            </w:tcMar>
+          </w:tcPr>
+          <w:p>
+            <w:r>
+              <w:rPr>
+                <w:b/>
+                <w:bCs/>
+                <w:color w:val="FFFFFF"/>
+                <w:sz w:val="18"/>
+                <w:szCs w:val="18"/>
+              </w:rPr>
+              <w:t xml:space="preserve">Detail</w:t>
+            </w:r>
+          </w:p>
+        </w:tc>
+      </w:tr>
+      <w:tr>
+        <w:trPr>
+          <w:cantSplit/>
+        </w:trPr>
+        <w:tc>
+          <w:tcPr>
+            <w:tcW w:type="dxa" w:w="4680"/>
+            <w:tcMar>
+              <w:top w:type="dxa" w:w="90"/>
+              <w:left w:type="dxa" w:w="110"/>
+              <w:bottom w:type="dxa" w:w="90"/>
+              <w:right w:type="dxa" w:w="110"/>
+            </w:tcMar>
+          </w:tcPr>
+          <w:p>
+            <w:r>
+              <w:rPr>
+                <w:sz w:val="18"/>
+                <w:szCs w:val="18"/>
+              </w:rPr>
+              <w:t xml:space="preserve">Roles</w:t>
+            </w:r>
+          </w:p>
+        </w:tc>
+        <w:tc>
+          <w:tcPr>
+            <w:tcW w:type="dxa" w:w="4680"/>
+            <w:tcMar>
+              <w:top w:type="dxa" w:w="90"/>
+              <w:left w:type="dxa" w:w="110"/>
+              <w:bottom w:type="dxa" w:w="90"/>
+              <w:right w:type="dxa" w:w="110"/>
+            </w:tcMar>
+          </w:tcPr>
+          <w:p>
+            <w:r>
+              <w:rPr>
+                <w:sz w:val="18"/>
+                <w:szCs w:val="18"/>
+              </w:rPr>
+              <w:t xml:space="preserve">IT/System Administrator</w:t>
+            </w:r>
+          </w:p>
+        </w:tc>
+      </w:tr>
+      <w:tr>
+        <w:trPr>
+          <w:cantSplit/>
+        </w:trPr>
+        <w:tc>
+          <w:tcPr>
+            <w:tcW w:type="dxa" w:w="4680"/>
+            <w:tcMar>
+              <w:top w:type="dxa" w:w="90"/>
+              <w:left w:type="dxa" w:w="110"/>
+              <w:bottom w:type="dxa" w:w="90"/>
+              <w:right w:type="dxa" w:w="110"/>
+            </w:tcMar>
+          </w:tcPr>
+          <w:p>
+            <w:r>
+              <w:rPr>
+                <w:sz w:val="18"/>
+                <w:szCs w:val="18"/>
+              </w:rPr>
+              <w:t xml:space="preserve">Purpose</w:t>
+            </w:r>
+          </w:p>
+        </w:tc>
+        <w:tc>
+          <w:tcPr>
+            <w:tcW w:type="dxa" w:w="4680"/>
+            <w:tcMar>
+              <w:top w:type="dxa" w:w="90"/>
+              <w:left w:type="dxa" w:w="110"/>
+              <w:bottom w:type="dxa" w:w="90"/>
+              <w:right w:type="dxa" w:w="110"/>
+            </w:tcMar>
+          </w:tcPr>
+          <w:p>
+            <w:r>
+              <w:rPr>
+                <w:sz w:val="18"/>
+                <w:szCs w:val="18"/>
+              </w:rPr>
+              <w:t xml:space="preserve">Track the physical phones and tablets issued to Home Doctor/Nurse/Aide/Ambulance Crew staff to run the Field Staff App as their own IT-asset class — the mobile-device counterpart to the Fixed Asset Register (1.22), which tracks vehicles and major equipment; a mobile field device is tracked here instead, given lifecycle concerns (MDM enrollment, remote wipe) that don't apply to a vehicle or piece of equipment.</w:t>
+            </w:r>
+          </w:p>
+        </w:tc>
+      </w:tr>
+      <w:tr>
+        <w:trPr>
+          <w:cantSplit/>
+        </w:trPr>
+        <w:tc>
+          <w:tcPr>
+            <w:tcW w:type="dxa" w:w="4680"/>
+            <w:tcMar>
+              <w:top w:type="dxa" w:w="90"/>
+              <w:left w:type="dxa" w:w="110"/>
+              <w:bottom w:type="dxa" w:w="90"/>
+              <w:right w:type="dxa" w:w="110"/>
+            </w:tcMar>
+          </w:tcPr>
+          <w:p>
+            <w:r>
+              <w:rPr>
+                <w:sz w:val="18"/>
+                <w:szCs w:val="18"/>
+              </w:rPr>
+              <w:t xml:space="preserve">Key info displayed</w:t>
+            </w:r>
+          </w:p>
+        </w:tc>
+        <w:tc>
+          <w:tcPr>
+            <w:tcW w:type="dxa" w:w="4680"/>
+            <w:tcMar>
+              <w:top w:type="dxa" w:w="90"/>
+              <w:left w:type="dxa" w:w="110"/>
+              <w:bottom w:type="dxa" w:w="90"/>
+              <w:right w:type="dxa" w:w="110"/>
+            </w:tcMar>
+          </w:tcPr>
+          <w:p>
+            <w:r>
+              <w:rPr>
+                <w:sz w:val="18"/>
+                <w:szCs w:val="18"/>
+              </w:rPr>
+              <w:t xml:space="preserve">A device inventory: device ID, type (phone, tablet), assigned staff member (linked to that staff member's User Account, 4.1), MDM enrollment status, and assignment/reassignment history with timestamps; device status (Active, Lost/Stolen, Retired); an explicit company-issued-only scope — no BYOD (bring-your-own-device) provisioning path exists on this screen, consistent with AFC's anti-BYOD policy for field roles given the sensitivity of the clinical data those devices handle; for a device reported lost or stolen, its remote-wipe status and, where the device held offline-cached clinical data at the time of loss, a linked Incident Case reference (cross-referencing the Incident Case Investigation Screen, 3.1, by name); a retirement/replacement record</w:t>
+            </w:r>
+          </w:p>
+        </w:tc>
+      </w:tr>
+      <w:tr>
+        <w:trPr>
+          <w:cantSplit/>
+        </w:trPr>
+        <w:tc>
+          <w:tcPr>
+            <w:tcW w:type="dxa" w:w="4680"/>
+            <w:tcMar>
+              <w:top w:type="dxa" w:w="90"/>
+              <w:left w:type="dxa" w:w="110"/>
+              <w:bottom w:type="dxa" w:w="90"/>
+              <w:right w:type="dxa" w:w="110"/>
+            </w:tcMar>
+          </w:tcPr>
+          <w:p>
+            <w:r>
+              <w:rPr>
+                <w:sz w:val="18"/>
+                <w:szCs w:val="18"/>
+              </w:rPr>
+              <w:t xml:space="preserve">Actions</w:t>
+            </w:r>
+          </w:p>
+        </w:tc>
+        <w:tc>
+          <w:tcPr>
+            <w:tcW w:type="dxa" w:w="4680"/>
+            <w:tcMar>
+              <w:top w:type="dxa" w:w="90"/>
+              <w:left w:type="dxa" w:w="110"/>
+              <w:bottom w:type="dxa" w:w="90"/>
+              <w:right w:type="dxa" w:w="110"/>
+            </w:tcMar>
+          </w:tcPr>
+          <w:p>
+            <w:r>
+              <w:rPr>
+                <w:sz w:val="18"/>
+                <w:szCs w:val="18"/>
+              </w:rPr>
+              <w:t xml:space="preserve">Assign or reassign a device to a staff member, linked to that staff member's User Account (4.1); enroll a device in MDM; report a device lost or stolen, which triggers a remote-wipe action and updates device status; initiate a remote wipe directly; flag a lost/stolen device that held offline-cached clinical data (per the Field Staff App's existing offline-mode capability, referenced here by name only) for a parallel Incident Case review; retire or replace a device</w:t>
+            </w:r>
+          </w:p>
+        </w:tc>
+      </w:tr>
+      <w:tr>
+        <w:trPr>
+          <w:cantSplit/>
+        </w:trPr>
+        <w:tc>
+          <w:tcPr>
+            <w:tcW w:type="dxa" w:w="4680"/>
+            <w:tcMar>
+              <w:top w:type="dxa" w:w="90"/>
+              <w:left w:type="dxa" w:w="110"/>
+              <w:bottom w:type="dxa" w:w="90"/>
+              <w:right w:type="dxa" w:w="110"/>
+            </w:tcMar>
+          </w:tcPr>
+          <w:p>
+            <w:r>
+              <w:rPr>
+                <w:sz w:val="18"/>
+                <w:szCs w:val="18"/>
+              </w:rPr>
+              <w:t xml:space="preserve">Navigation</w:t>
+            </w:r>
+          </w:p>
+        </w:tc>
+        <w:tc>
+          <w:tcPr>
+            <w:tcW w:type="dxa" w:w="4680"/>
+            <w:tcMar>
+              <w:top w:type="dxa" w:w="90"/>
+              <w:left w:type="dxa" w:w="110"/>
+              <w:bottom w:type="dxa" w:w="90"/>
+              <w:right w:type="dxa" w:w="110"/>
+            </w:tcMar>
+          </w:tcPr>
+          <w:p>
+            <w:r>
+              <w:rPr>
+                <w:sz w:val="18"/>
+                <w:szCs w:val="18"/>
+              </w:rPr>
+              <w:t xml:space="preserve">From: module launcher; User Account List (4.1, cross-link to the assigned staff account). To: User Account List (4.1); Incident Case Investigation Screen (3.1, for a lost/stolen device carrying offline-cached clinical data); Fixed Asset Register (1.22, cross-reference only — vehicles and major equipment remain tracked there, not here)</w:t>
+            </w:r>
+          </w:p>
+        </w:tc>
+      </w:tr>
+      <w:tr>
+        <w:trPr>
+          <w:cantSplit/>
+        </w:trPr>
+        <w:tc>
+          <w:tcPr>
+            <w:tcW w:type="dxa" w:w="4680"/>
+            <w:tcMar>
+              <w:top w:type="dxa" w:w="90"/>
+              <w:left w:type="dxa" w:w="110"/>
+              <w:bottom w:type="dxa" w:w="90"/>
+              <w:right w:type="dxa" w:w="110"/>
+            </w:tcMar>
+          </w:tcPr>
+          <w:p>
+            <w:r>
+              <w:rPr>
+                <w:sz w:val="18"/>
+                <w:szCs w:val="18"/>
+              </w:rPr>
+              <w:t xml:space="preserve">Validation/errors</w:t>
+            </w:r>
+          </w:p>
+        </w:tc>
+        <w:tc>
+          <w:tcPr>
+            <w:tcW w:type="dxa" w:w="4680"/>
+            <w:tcMar>
+              <w:top w:type="dxa" w:w="90"/>
+              <w:left w:type="dxa" w:w="110"/>
+              <w:bottom w:type="dxa" w:w="90"/>
+              <w:right w:type="dxa" w:w="110"/>
+            </w:tcMar>
+          </w:tcPr>
+          <w:p>
+            <w:r>
+              <w:rPr>
+                <w:sz w:val="18"/>
+                <w:szCs w:val="18"/>
+              </w:rPr>
+              <w:t xml:space="preserve">A device cannot be provisioned on this screen without an assigned staff member's existing User Account (4.1) — there is no BYOD provisioning path here or elsewhere on this screen; a device reported lost or stolen with offline-cached clinical data present triggers both the remote-wipe action and a flag for parallel Incident Case review (3.1) — the wipe alone is not a sufficient response; a device cannot be marked Retired while still showing an active MDM enrollment without an explicit unenrollment confirmation step</w:t>
+            </w:r>
+          </w:p>
+        </w:tc>
+      </w:tr>
+      <w:tr>
+        <w:trPr>
+          <w:cantSplit/>
+        </w:trPr>
+        <w:tc>
+          <w:tcPr>
+            <w:tcW w:type="dxa" w:w="4680"/>
+            <w:tcMar>
+              <w:top w:type="dxa" w:w="90"/>
+              <w:left w:type="dxa" w:w="110"/>
+              <w:bottom w:type="dxa" w:w="90"/>
+              <w:right w:type="dxa" w:w="110"/>
+            </w:tcMar>
+          </w:tcPr>
+          <w:p>
+            <w:r>
+              <w:rPr>
+                <w:sz w:val="18"/>
+                <w:szCs w:val="18"/>
+              </w:rPr>
+              <w:t xml:space="preserve">Empty state</w:t>
+            </w:r>
+          </w:p>
+        </w:tc>
+        <w:tc>
+          <w:tcPr>
+            <w:tcW w:type="dxa" w:w="4680"/>
+            <w:tcMar>
+              <w:top w:type="dxa" w:w="90"/>
+              <w:left w:type="dxa" w:w="110"/>
+              <w:bottom w:type="dxa" w:w="90"/>
+              <w:right w:type="dxa" w:w="110"/>
+            </w:tcMar>
+          </w:tcPr>
+          <w:p>
+            <w:r>
+              <w:rPr>
+                <w:sz w:val="18"/>
+                <w:szCs w:val="18"/>
+              </w:rPr>
+              <w:t xml:space="preserve">"No field devices registered yet" with a direct action to add one</w:t>
             </w:r>
           </w:p>
         </w:tc>

--- a/docs/AFC_UIUX_Functional_Screen_Inventory.docx
+++ b/docs/AFC_UIUX_Functional_Screen_Inventory.docx
@@ -16698,7 +16698,7 @@
                 <w:sz w:val="18"/>
                 <w:szCs w:val="18"/>
               </w:rPr>
-              <w:t xml:space="preserve">Rate Card ID and version number, effective-date range per version, per-service-type line items (Home Doctor Visit, Home Nurse Visit, Home Health Aide Visit, ambulance per-mile transport rate, controlled-substance delivery surcharge, and any other billable service type defined in Service Catalog Administration, 1.18), per-region price overrides where a region's cost structure differs from the base card, full version/change history with author and approval record; a pending-approval indicator for any proposed change above the materiality threshold awaiting Operations Manager sign-off; a retroactive-impact preview listing already-priced, unconfirmed-but-pending bookings that a proposed change would otherwise reprice</w:t>
+              <w:t xml:space="preserve">Rate Card ID and version number, effective-date range per version, per-service-type line items (Home Doctor Visit, Home Nurse Visit, Home Health Aide Visit, Phone Consultation session fee, ambulance per-mile transport rate, Emergency SOS response fee, controlled-substance delivery surcharge, and any other billable service type defined in Service Catalog Administration, 1.18), per-region price overrides where a region's cost structure differs from the base card, full version/change history with author and approval record; a pending-approval indicator for any proposed change above the materiality threshold awaiting Operations Manager sign-off; a retroactive-impact preview listing already-priced, unconfirmed-but-pending bookings that a proposed change would otherwise reprice</w:t>
             </w:r>
           </w:p>
         </w:tc>
@@ -17102,7 +17102,7 @@
                 <w:sz w:val="18"/>
                 <w:szCs w:val="18"/>
               </w:rPr>
-              <w:t xml:space="preserve">Service type list: name, description, which role(s) can deliver it (Doctor, Nurse, Home Health Aide, Ambulance Crew), linked Rate Card entry (1.17), Membership-allowance eligibility (whether visits of this type draw against a Membership plan's visit allowance), region availability, active/inactive status; Membership plan tier list: Bronze, Silver, Gold, Family, and Corporate/Group (the tier referenced elsewhere in this platform's finance journeys as an existing billing route with no screen anywhere that actually creates it as a selectable plan tier until now), each with name, price, visit-allowance rules, active/inactive status; a reference count per service type/tier showing how many active bookings, enrollments, or Compensation Profiles currently reference it</w:t>
+              <w:t xml:space="preserve">Service type list — e.g., Home Doctor Visit, Home Nurse Visit, Home Health Aide Visit, Medication Delivery, Phone Consultation, Scheduled Ambulance Transport, Emergency SOS Response — each with name, description, which role(s) can deliver it (Doctor, Nurse, Home Health Aide, Pharmacist, Phone Consultation Clinician, Ambulance Crew, Emergency Dispatcher, as applicable to that service), linked Rate Card entry (1.17), Membership-allowance eligibility (whether visits of this type draw against a Membership plan's visit allowance), region availability, active/inactive status; Membership plan tier list: Bronze, Silver, Gold, Family, and Corporate/Group (the tier referenced elsewhere in this platform's finance journeys as an existing billing route with no screen anywhere that actually creates it as a selectable plan tier until now), each with name, price, visit-allowance rules, active/inactive status; a reference count per service type/tier showing how many active bookings, enrollments, or Compensation Profiles currently reference it</w:t>
             </w:r>
           </w:p>
         </w:tc>
